--- a/eng/docx/50.content.docx
+++ b/eng/docx/50.content.docx
@@ -358,6 +358,21 @@
           <w:b/>
           <w:lang w:val="en_US" w:bidi="en_US"/>
         </w:rPr>
+        <w:t>χάρις ὑμῖν καὶ εἰρήνη</w:t>
+      </w:r>
+    </w:p>
+    <w:p>
+      <w:pPr/>
+      <w:r>
+        <w:rPr>
+          <w:lang w:val="en_US" w:bidi="en_US"/>
+        </w:rPr>
+      </w:r>
+      <w:r>
+        <w:rPr>
+          <w:b/>
+          <w:lang w:val="en_US" w:bidi="en_US"/>
+        </w:rPr>
         <w:t>"Grace to you and peace"</w:t>
       </w:r>
     </w:p>
@@ -427,6 +442,21 @@
         <w:rPr>
           <w:lang w:val="en_US" w:bidi="en_US"/>
         </w:rPr>
+      </w:r>
+    </w:p>
+    <w:p>
+      <w:pPr/>
+      <w:r>
+        <w:rPr>
+          <w:lang w:val="en_US" w:bidi="en_US"/>
+        </w:rPr>
+      </w:r>
+      <w:r>
+        <w:rPr>
+          <w:b/>
+          <w:lang w:val="en_US" w:bidi="en_US"/>
+        </w:rPr>
+        <w:t>ὑμῖν</w:t>
       </w:r>
     </w:p>
     <w:p>
@@ -573,6 +603,21 @@
           <w:b/>
           <w:lang w:val="en_US" w:bidi="en_US"/>
         </w:rPr>
+        <w:t>Πατρὸς ἡμῶν</w:t>
+      </w:r>
+    </w:p>
+    <w:p>
+      <w:pPr/>
+      <w:r>
+        <w:rPr>
+          <w:lang w:val="en_US" w:bidi="en_US"/>
+        </w:rPr>
+      </w:r>
+      <w:r>
+        <w:rPr>
+          <w:b/>
+          <w:lang w:val="en_US" w:bidi="en_US"/>
+        </w:rPr>
         <w:t>"our Father"</w:t>
       </w:r>
     </w:p>
@@ -669,6 +714,21 @@
           <w:b/>
           <w:lang w:val="en_US" w:bidi="en_US"/>
         </w:rPr>
+        <w:t>ἐπὶ πάσῃ τῇ μνείᾳ ὑμῶν</w:t>
+      </w:r>
+    </w:p>
+    <w:p>
+      <w:pPr/>
+      <w:r>
+        <w:rPr>
+          <w:lang w:val="en_US" w:bidi="en_US"/>
+        </w:rPr>
+      </w:r>
+      <w:r>
+        <w:rPr>
+          <w:b/>
+          <w:lang w:val="en_US" w:bidi="en_US"/>
+        </w:rPr>
         <w:t>"in all my remembrance of you"</w:t>
       </w:r>
     </w:p>
@@ -745,6 +805,21 @@
           <w:b/>
           <w:lang w:val="en_US" w:bidi="en_US"/>
         </w:rPr>
+        <w:t>τῷ Θεῷ μου</w:t>
+      </w:r>
+    </w:p>
+    <w:p>
+      <w:pPr/>
+      <w:r>
+        <w:rPr>
+          <w:lang w:val="en_US" w:bidi="en_US"/>
+        </w:rPr>
+      </w:r>
+      <w:r>
+        <w:rPr>
+          <w:b/>
+          <w:lang w:val="en_US" w:bidi="en_US"/>
+        </w:rPr>
         <w:t>"my God"</w:t>
       </w:r>
     </w:p>
@@ -827,6 +902,21 @@
         <w:rPr>
           <w:lang w:val="en_US" w:bidi="en_US"/>
         </w:rPr>
+      </w:r>
+    </w:p>
+    <w:p>
+      <w:pPr/>
+      <w:r>
+        <w:rPr>
+          <w:lang w:val="en_US" w:bidi="en_US"/>
+        </w:rPr>
+      </w:r>
+      <w:r>
+        <w:rPr>
+          <w:b/>
+          <w:lang w:val="en_US" w:bidi="en_US"/>
+        </w:rPr>
+        <w:t>ὑμῶν</w:t>
       </w:r>
     </w:p>
     <w:p>
@@ -999,6 +1089,21 @@
           <w:b/>
           <w:lang w:val="en_US" w:bidi="en_US"/>
         </w:rPr>
+        <w:t>ἐπὶ τῇ κοινωνίᾳ ὑμῶν εἰς τὸ εὐαγγέλιον, ἀπὸ τῆς πρώτης ἡμέρας ἄχρι τοῦ νῦν</w:t>
+      </w:r>
+    </w:p>
+    <w:p>
+      <w:pPr/>
+      <w:r>
+        <w:rPr>
+          <w:lang w:val="en_US" w:bidi="en_US"/>
+        </w:rPr>
+      </w:r>
+      <w:r>
+        <w:rPr>
+          <w:b/>
+          <w:lang w:val="en_US" w:bidi="en_US"/>
+        </w:rPr>
         <w:t>"because of your fellowship in the gospel from the first day until now"</w:t>
       </w:r>
     </w:p>
@@ -1061,6 +1166,21 @@
         <w:rPr>
           <w:lang w:val="en_US" w:bidi="en_US"/>
         </w:rPr>
+      </w:r>
+    </w:p>
+    <w:p>
+      <w:pPr/>
+      <w:r>
+        <w:rPr>
+          <w:lang w:val="en_US" w:bidi="en_US"/>
+        </w:rPr>
+      </w:r>
+      <w:r>
+        <w:rPr>
+          <w:b/>
+          <w:lang w:val="en_US" w:bidi="en_US"/>
+        </w:rPr>
+        <w:t>ὑμῶν</w:t>
       </w:r>
     </w:p>
     <w:p>
@@ -1207,6 +1327,21 @@
           <w:b/>
           <w:lang w:val="en_US" w:bidi="en_US"/>
         </w:rPr>
+        <w:t>τῇ κοινωνίᾳ ὑμῶν εἰς τὸ εὐαγγέλιον</w:t>
+      </w:r>
+    </w:p>
+    <w:p>
+      <w:pPr/>
+      <w:r>
+        <w:rPr>
+          <w:lang w:val="en_US" w:bidi="en_US"/>
+        </w:rPr>
+      </w:r>
+      <w:r>
+        <w:rPr>
+          <w:b/>
+          <w:lang w:val="en_US" w:bidi="en_US"/>
+        </w:rPr>
         <w:t>"your fellowship in the gospel"</w:t>
       </w:r>
     </w:p>
@@ -1321,6 +1456,21 @@
           <w:b/>
           <w:lang w:val="en_US" w:bidi="en_US"/>
         </w:rPr>
+        <w:t>ἀπὸ τῆς πρώτης ἡμέρας</w:t>
+      </w:r>
+    </w:p>
+    <w:p>
+      <w:pPr/>
+      <w:r>
+        <w:rPr>
+          <w:lang w:val="en_US" w:bidi="en_US"/>
+        </w:rPr>
+      </w:r>
+      <w:r>
+        <w:rPr>
+          <w:b/>
+          <w:lang w:val="en_US" w:bidi="en_US"/>
+        </w:rPr>
         <w:t>"from the first day"</w:t>
       </w:r>
     </w:p>
@@ -1417,6 +1567,21 @@
           <w:b/>
           <w:lang w:val="en_US" w:bidi="en_US"/>
         </w:rPr>
+        <w:t>ἄχρι τοῦ νῦν</w:t>
+      </w:r>
+    </w:p>
+    <w:p>
+      <w:pPr/>
+      <w:r>
+        <w:rPr>
+          <w:lang w:val="en_US" w:bidi="en_US"/>
+        </w:rPr>
+      </w:r>
+      <w:r>
+        <w:rPr>
+          <w:b/>
+          <w:lang w:val="en_US" w:bidi="en_US"/>
+        </w:rPr>
         <w:t>"until now"</w:t>
       </w:r>
     </w:p>
@@ -1513,6 +1678,21 @@
           <w:b/>
           <w:lang w:val="en_US" w:bidi="en_US"/>
         </w:rPr>
+        <w:t>πεποιθὼς αὐτὸ τοῦτο</w:t>
+      </w:r>
+    </w:p>
+    <w:p>
+      <w:pPr/>
+      <w:r>
+        <w:rPr>
+          <w:lang w:val="en_US" w:bidi="en_US"/>
+        </w:rPr>
+      </w:r>
+      <w:r>
+        <w:rPr>
+          <w:b/>
+          <w:lang w:val="en_US" w:bidi="en_US"/>
+        </w:rPr>
         <w:t>"having become confident about this very thing"</w:t>
       </w:r>
     </w:p>
@@ -1609,6 +1789,21 @@
           <w:b/>
           <w:lang w:val="en_US" w:bidi="en_US"/>
         </w:rPr>
+        <w:t>ὁ ἐναρξάμενος ἐν ὑμῖν ἔργον ἀγαθὸν, ἐπιτελέσει</w:t>
+      </w:r>
+    </w:p>
+    <w:p>
+      <w:pPr/>
+      <w:r>
+        <w:rPr>
+          <w:lang w:val="en_US" w:bidi="en_US"/>
+        </w:rPr>
+      </w:r>
+      <w:r>
+        <w:rPr>
+          <w:b/>
+          <w:lang w:val="en_US" w:bidi="en_US"/>
+        </w:rPr>
         <w:t>"the one having begun a good work in you will perfect {it"</w:t>
       </w:r>
     </w:p>
@@ -1691,6 +1886,21 @@
         <w:rPr>
           <w:lang w:val="en_US" w:bidi="en_US"/>
         </w:rPr>
+      </w:r>
+    </w:p>
+    <w:p>
+      <w:pPr/>
+      <w:r>
+        <w:rPr>
+          <w:lang w:val="en_US" w:bidi="en_US"/>
+        </w:rPr>
+      </w:r>
+      <w:r>
+        <w:rPr>
+          <w:b/>
+          <w:lang w:val="en_US" w:bidi="en_US"/>
+        </w:rPr>
+        <w:t>ὅτι ὁ ἐναρξάμενος ἐν ὑμῖν ἔργον ἀγαθὸν</w:t>
       </w:r>
     </w:p>
     <w:p>
@@ -1895,6 +2105,21 @@
           <w:b/>
           <w:lang w:val="en_US" w:bidi="en_US"/>
         </w:rPr>
+        <w:t>ἐπιτελέσει</w:t>
+      </w:r>
+    </w:p>
+    <w:p>
+      <w:pPr/>
+      <w:r>
+        <w:rPr>
+          <w:lang w:val="en_US" w:bidi="en_US"/>
+        </w:rPr>
+      </w:r>
+      <w:r>
+        <w:rPr>
+          <w:b/>
+          <w:lang w:val="en_US" w:bidi="en_US"/>
+        </w:rPr>
         <w:t>"will perfect {it"</w:t>
       </w:r>
     </w:p>
@@ -1991,6 +2216,21 @@
           <w:b/>
           <w:lang w:val="en_US" w:bidi="en_US"/>
         </w:rPr>
+        <w:t>ἡμέρας Χριστοῦ Ἰησοῦ</w:t>
+      </w:r>
+    </w:p>
+    <w:p>
+      <w:pPr/>
+      <w:r>
+        <w:rPr>
+          <w:lang w:val="en_US" w:bidi="en_US"/>
+        </w:rPr>
+      </w:r>
+      <w:r>
+        <w:rPr>
+          <w:b/>
+          <w:lang w:val="en_US" w:bidi="en_US"/>
+        </w:rPr>
         <w:t>"the day of Jesus Christ"</w:t>
       </w:r>
     </w:p>
@@ -2087,6 +2327,21 @@
           <w:b/>
           <w:lang w:val="en_US" w:bidi="en_US"/>
         </w:rPr>
+        <w:t>τὸ ἔχειν με ἐν τῇ καρδίᾳ ὑμᾶς</w:t>
+      </w:r>
+    </w:p>
+    <w:p>
+      <w:pPr/>
+      <w:r>
+        <w:rPr>
+          <w:lang w:val="en_US" w:bidi="en_US"/>
+        </w:rPr>
+      </w:r>
+      <w:r>
+        <w:rPr>
+          <w:b/>
+          <w:lang w:val="en_US" w:bidi="en_US"/>
+        </w:rPr>
         <w:t>"I have you in my heart"</w:t>
       </w:r>
     </w:p>
@@ -2183,6 +2438,21 @@
           <w:b/>
           <w:lang w:val="en_US" w:bidi="en_US"/>
         </w:rPr>
+        <w:t>συνκοινωνούς μου τῆς χάριτος &amp; ὄντας</w:t>
+      </w:r>
+    </w:p>
+    <w:p>
+      <w:pPr/>
+      <w:r>
+        <w:rPr>
+          <w:lang w:val="en_US" w:bidi="en_US"/>
+        </w:rPr>
+      </w:r>
+      <w:r>
+        <w:rPr>
+          <w:b/>
+          <w:lang w:val="en_US" w:bidi="en_US"/>
+        </w:rPr>
         <w:t>"being partakers with me of grace"</w:t>
       </w:r>
     </w:p>
@@ -2246,6 +2516,21 @@
           <w:b/>
           <w:lang w:val="en_US" w:bidi="en_US"/>
         </w:rPr>
+        <w:t>χάριτος</w:t>
+      </w:r>
+    </w:p>
+    <w:p>
+      <w:pPr/>
+      <w:r>
+        <w:rPr>
+          <w:lang w:val="en_US" w:bidi="en_US"/>
+        </w:rPr>
+      </w:r>
+      <w:r>
+        <w:rPr>
+          <w:b/>
+          <w:lang w:val="en_US" w:bidi="en_US"/>
+        </w:rPr>
         <w:t>"of grace"</w:t>
       </w:r>
     </w:p>
@@ -2355,6 +2640,21 @@
           <w:b/>
           <w:lang w:val="en_US" w:bidi="en_US"/>
         </w:rPr>
+        <w:t>δεσμοῖς μου</w:t>
+      </w:r>
+    </w:p>
+    <w:p>
+      <w:pPr/>
+      <w:r>
+        <w:rPr>
+          <w:lang w:val="en_US" w:bidi="en_US"/>
+        </w:rPr>
+      </w:r>
+      <w:r>
+        <w:rPr>
+          <w:b/>
+          <w:lang w:val="en_US" w:bidi="en_US"/>
+        </w:rPr>
         <w:t>"my chains"</w:t>
       </w:r>
     </w:p>
@@ -2477,6 +2777,21 @@
           <w:b/>
           <w:lang w:val="en_US" w:bidi="en_US"/>
         </w:rPr>
+        <w:t>καὶ ἐν τῇ ἀπολογίᾳ καὶ βεβαιώσει τοῦ εὐαγγελίου</w:t>
+      </w:r>
+    </w:p>
+    <w:p>
+      <w:pPr/>
+      <w:r>
+        <w:rPr>
+          <w:lang w:val="en_US" w:bidi="en_US"/>
+        </w:rPr>
+      </w:r>
+      <w:r>
+        <w:rPr>
+          <w:b/>
+          <w:lang w:val="en_US" w:bidi="en_US"/>
+        </w:rPr>
         <w:t>"and in my defense and confirmation of the gospel"</w:t>
       </w:r>
     </w:p>
@@ -2586,6 +2901,21 @@
           <w:b/>
           <w:lang w:val="en_US" w:bidi="en_US"/>
         </w:rPr>
+        <w:t>ἐν σπλάγχνοις Χριστοῦ Ἰησοῦ</w:t>
+      </w:r>
+    </w:p>
+    <w:p>
+      <w:pPr/>
+      <w:r>
+        <w:rPr>
+          <w:lang w:val="en_US" w:bidi="en_US"/>
+        </w:rPr>
+      </w:r>
+      <w:r>
+        <w:rPr>
+          <w:b/>
+          <w:lang w:val="en_US" w:bidi="en_US"/>
+        </w:rPr>
         <w:t>"with the inner parts of Christ Jesus"</w:t>
       </w:r>
     </w:p>
@@ -2695,6 +3025,21 @@
           <w:b/>
           <w:lang w:val="en_US" w:bidi="en_US"/>
         </w:rPr>
+        <w:t>ἐν σπλάγχνοις Χριστοῦ Ἰησοῦ</w:t>
+      </w:r>
+    </w:p>
+    <w:p>
+      <w:pPr/>
+      <w:r>
+        <w:rPr>
+          <w:lang w:val="en_US" w:bidi="en_US"/>
+        </w:rPr>
+      </w:r>
+      <w:r>
+        <w:rPr>
+          <w:b/>
+          <w:lang w:val="en_US" w:bidi="en_US"/>
+        </w:rPr>
         <w:t>"with the inner parts of Christ Jesus"</w:t>
       </w:r>
     </w:p>
@@ -2757,6 +3102,21 @@
         <w:rPr>
           <w:lang w:val="en_US" w:bidi="en_US"/>
         </w:rPr>
+      </w:r>
+    </w:p>
+    <w:p>
+      <w:pPr/>
+      <w:r>
+        <w:rPr>
+          <w:lang w:val="en_US" w:bidi="en_US"/>
+        </w:rPr>
+      </w:r>
+      <w:r>
+        <w:rPr>
+          <w:b/>
+          <w:lang w:val="en_US" w:bidi="en_US"/>
+        </w:rPr>
+        <w:t>ἵνα ἡ ἀγάπη ὑμῶν ἔτι μᾶλλον καὶ μᾶλλον περισσεύῃ</w:t>
       </w:r>
     </w:p>
     <w:p>
@@ -2961,6 +3321,21 @@
           <w:b/>
           <w:lang w:val="en_US" w:bidi="en_US"/>
         </w:rPr>
+        <w:t>ἐν ἐπιγνώσει καὶ πάσῃ αἰσθήσει</w:t>
+      </w:r>
+    </w:p>
+    <w:p>
+      <w:pPr/>
+      <w:r>
+        <w:rPr>
+          <w:lang w:val="en_US" w:bidi="en_US"/>
+        </w:rPr>
+      </w:r>
+      <w:r>
+        <w:rPr>
+          <w:b/>
+          <w:lang w:val="en_US" w:bidi="en_US"/>
+        </w:rPr>
         <w:t>"in knowledge and all understanding"</w:t>
       </w:r>
     </w:p>
@@ -3070,6 +3445,21 @@
           <w:b/>
           <w:lang w:val="en_US" w:bidi="en_US"/>
         </w:rPr>
+        <w:t>εἰς τὸ δοκιμάζειν ὑμᾶς τὰ διαφέροντα</w:t>
+      </w:r>
+    </w:p>
+    <w:p>
+      <w:pPr/>
+      <w:r>
+        <w:rPr>
+          <w:lang w:val="en_US" w:bidi="en_US"/>
+        </w:rPr>
+      </w:r>
+      <w:r>
+        <w:rPr>
+          <w:b/>
+          <w:lang w:val="en_US" w:bidi="en_US"/>
+        </w:rPr>
         <w:t>"so that you may approve {what} excels"</w:t>
       </w:r>
     </w:p>
@@ -3179,6 +3569,21 @@
           <w:b/>
           <w:lang w:val="en_US" w:bidi="en_US"/>
         </w:rPr>
+        <w:t>εἰς</w:t>
+      </w:r>
+    </w:p>
+    <w:p>
+      <w:pPr/>
+      <w:r>
+        <w:rPr>
+          <w:lang w:val="en_US" w:bidi="en_US"/>
+        </w:rPr>
+      </w:r>
+      <w:r>
+        <w:rPr>
+          <w:b/>
+          <w:lang w:val="en_US" w:bidi="en_US"/>
+        </w:rPr>
         <w:t>"so that"</w:t>
       </w:r>
     </w:p>
@@ -3275,6 +3680,21 @@
           <w:b/>
           <w:lang w:val="en_US" w:bidi="en_US"/>
         </w:rPr>
+        <w:t>εἰλικρινεῖς καὶ ἀπρόσκοποι</w:t>
+      </w:r>
+    </w:p>
+    <w:p>
+      <w:pPr/>
+      <w:r>
+        <w:rPr>
+          <w:lang w:val="en_US" w:bidi="en_US"/>
+        </w:rPr>
+      </w:r>
+      <w:r>
+        <w:rPr>
+          <w:b/>
+          <w:lang w:val="en_US" w:bidi="en_US"/>
+        </w:rPr>
         <w:t>"pure and blameless"</w:t>
       </w:r>
     </w:p>
@@ -3384,6 +3804,21 @@
           <w:b/>
           <w:lang w:val="en_US" w:bidi="en_US"/>
         </w:rPr>
+        <w:t>πεπληρωμένοι καρπὸν δικαιοσύνης τὸν</w:t>
+      </w:r>
+    </w:p>
+    <w:p>
+      <w:pPr/>
+      <w:r>
+        <w:rPr>
+          <w:lang w:val="en_US" w:bidi="en_US"/>
+        </w:rPr>
+      </w:r>
+      <w:r>
+        <w:rPr>
+          <w:b/>
+          <w:lang w:val="en_US" w:bidi="en_US"/>
+        </w:rPr>
         <w:t>"being filled with the fruit of righteousness {that is"</w:t>
       </w:r>
     </w:p>
@@ -3493,6 +3928,21 @@
           <w:b/>
           <w:lang w:val="en_US" w:bidi="en_US"/>
         </w:rPr>
+        <w:t>πεπληρωμένοι</w:t>
+      </w:r>
+    </w:p>
+    <w:p>
+      <w:pPr/>
+      <w:r>
+        <w:rPr>
+          <w:lang w:val="en_US" w:bidi="en_US"/>
+        </w:rPr>
+      </w:r>
+      <w:r>
+        <w:rPr>
+          <w:b/>
+          <w:lang w:val="en_US" w:bidi="en_US"/>
+        </w:rPr>
         <w:t>"being filled with"</w:t>
       </w:r>
     </w:p>
@@ -3589,6 +4039,21 @@
           <w:b/>
           <w:lang w:val="en_US" w:bidi="en_US"/>
         </w:rPr>
+        <w:t>τὸν διὰ Ἰησοῦ Χριστοῦ</w:t>
+      </w:r>
+    </w:p>
+    <w:p>
+      <w:pPr/>
+      <w:r>
+        <w:rPr>
+          <w:lang w:val="en_US" w:bidi="en_US"/>
+        </w:rPr>
+      </w:r>
+      <w:r>
+        <w:rPr>
+          <w:b/>
+          <w:lang w:val="en_US" w:bidi="en_US"/>
+        </w:rPr>
         <w:t>"that is} through Jesus Christ"</w:t>
       </w:r>
     </w:p>
@@ -3685,6 +4150,21 @@
           <w:b/>
           <w:lang w:val="en_US" w:bidi="en_US"/>
         </w:rPr>
+        <w:t>εἰς δόξαν καὶ ἔπαινον Θεοῦ</w:t>
+      </w:r>
+    </w:p>
+    <w:p>
+      <w:pPr/>
+      <w:r>
+        <w:rPr>
+          <w:lang w:val="en_US" w:bidi="en_US"/>
+        </w:rPr>
+      </w:r>
+      <w:r>
+        <w:rPr>
+          <w:b/>
+          <w:lang w:val="en_US" w:bidi="en_US"/>
+        </w:rPr>
         <w:t>"to the glory and praise of God"</w:t>
       </w:r>
     </w:p>
@@ -3794,6 +4274,21 @@
           <w:b/>
           <w:lang w:val="en_US" w:bidi="en_US"/>
         </w:rPr>
+        <w:t>εἰς δόξαν καὶ ἔπαινον Θεοῦ</w:t>
+      </w:r>
+    </w:p>
+    <w:p>
+      <w:pPr/>
+      <w:r>
+        <w:rPr>
+          <w:lang w:val="en_US" w:bidi="en_US"/>
+        </w:rPr>
+      </w:r>
+      <w:r>
+        <w:rPr>
+          <w:b/>
+          <w:lang w:val="en_US" w:bidi="en_US"/>
+        </w:rPr>
         <w:t>"to the glory and praise of God"</w:t>
       </w:r>
     </w:p>
@@ -3903,6 +4398,21 @@
           <w:b/>
           <w:lang w:val="en_US" w:bidi="en_US"/>
         </w:rPr>
+        <w:t>ἀδελφοί</w:t>
+      </w:r>
+    </w:p>
+    <w:p>
+      <w:pPr/>
+      <w:r>
+        <w:rPr>
+          <w:lang w:val="en_US" w:bidi="en_US"/>
+        </w:rPr>
+      </w:r>
+      <w:r>
+        <w:rPr>
+          <w:b/>
+          <w:lang w:val="en_US" w:bidi="en_US"/>
+        </w:rPr>
         <w:t>"brothers"</w:t>
       </w:r>
     </w:p>
@@ -3999,6 +4509,21 @@
           <w:b/>
           <w:lang w:val="en_US" w:bidi="en_US"/>
         </w:rPr>
+        <w:t>ἀδελφοί</w:t>
+      </w:r>
+    </w:p>
+    <w:p>
+      <w:pPr/>
+      <w:r>
+        <w:rPr>
+          <w:lang w:val="en_US" w:bidi="en_US"/>
+        </w:rPr>
+      </w:r>
+      <w:r>
+        <w:rPr>
+          <w:b/>
+          <w:lang w:val="en_US" w:bidi="en_US"/>
+        </w:rPr>
         <w:t>"brothers"</w:t>
       </w:r>
     </w:p>
@@ -4095,6 +4620,21 @@
           <w:b/>
           <w:lang w:val="en_US" w:bidi="en_US"/>
         </w:rPr>
+        <w:t>τὰ κατ’ ἐμὲ</w:t>
+      </w:r>
+    </w:p>
+    <w:p>
+      <w:pPr/>
+      <w:r>
+        <w:rPr>
+          <w:lang w:val="en_US" w:bidi="en_US"/>
+        </w:rPr>
+      </w:r>
+      <w:r>
+        <w:rPr>
+          <w:b/>
+          <w:lang w:val="en_US" w:bidi="en_US"/>
+        </w:rPr>
         <w:t>"the things concerning me"</w:t>
       </w:r>
     </w:p>
@@ -4191,6 +4731,21 @@
           <w:b/>
           <w:lang w:val="en_US" w:bidi="en_US"/>
         </w:rPr>
+        <w:t>μᾶλλον εἰς προκοπὴν τοῦ εὐαγγελίου ἐλήλυθεν</w:t>
+      </w:r>
+    </w:p>
+    <w:p>
+      <w:pPr/>
+      <w:r>
+        <w:rPr>
+          <w:lang w:val="en_US" w:bidi="en_US"/>
+        </w:rPr>
+      </w:r>
+      <w:r>
+        <w:rPr>
+          <w:b/>
+          <w:lang w:val="en_US" w:bidi="en_US"/>
+        </w:rPr>
         <w:t>"have really happened for the advancement of the gospel"</w:t>
       </w:r>
     </w:p>
@@ -4287,6 +4842,21 @@
           <w:b/>
           <w:lang w:val="en_US" w:bidi="en_US"/>
         </w:rPr>
+        <w:t>ὥστε</w:t>
+      </w:r>
+    </w:p>
+    <w:p>
+      <w:pPr/>
+      <w:r>
+        <w:rPr>
+          <w:lang w:val="en_US" w:bidi="en_US"/>
+        </w:rPr>
+      </w:r>
+      <w:r>
+        <w:rPr>
+          <w:b/>
+          <w:lang w:val="en_US" w:bidi="en_US"/>
+        </w:rPr>
         <w:t>"As a result"</w:t>
       </w:r>
     </w:p>
@@ -4369,6 +4939,21 @@
         <w:rPr>
           <w:lang w:val="en_US" w:bidi="en_US"/>
         </w:rPr>
+      </w:r>
+    </w:p>
+    <w:p>
+      <w:pPr/>
+      <w:r>
+        <w:rPr>
+          <w:lang w:val="en_US" w:bidi="en_US"/>
+        </w:rPr>
+      </w:r>
+      <w:r>
+        <w:rPr>
+          <w:b/>
+          <w:lang w:val="en_US" w:bidi="en_US"/>
+        </w:rPr>
+        <w:t>δεσμούς μου</w:t>
       </w:r>
     </w:p>
     <w:p>
@@ -4497,6 +5082,21 @@
           <w:b/>
           <w:lang w:val="en_US" w:bidi="en_US"/>
         </w:rPr>
+        <w:t>τοὺς δεσμούς μου &amp; ἐν Χριστῷ</w:t>
+      </w:r>
+    </w:p>
+    <w:p>
+      <w:pPr/>
+      <w:r>
+        <w:rPr>
+          <w:lang w:val="en_US" w:bidi="en_US"/>
+        </w:rPr>
+      </w:r>
+      <w:r>
+        <w:rPr>
+          <w:b/>
+          <w:lang w:val="en_US" w:bidi="en_US"/>
+        </w:rPr>
         <w:t>"my chains in Christ"</w:t>
       </w:r>
     </w:p>
@@ -4687,6 +5287,21 @@
           <w:b/>
           <w:lang w:val="en_US" w:bidi="en_US"/>
         </w:rPr>
+        <w:t>τῶν ἀδελφῶν</w:t>
+      </w:r>
+    </w:p>
+    <w:p>
+      <w:pPr/>
+      <w:r>
+        <w:rPr>
+          <w:lang w:val="en_US" w:bidi="en_US"/>
+        </w:rPr>
+      </w:r>
+      <w:r>
+        <w:rPr>
+          <w:b/>
+          <w:lang w:val="en_US" w:bidi="en_US"/>
+        </w:rPr>
         <w:t>"of the brothers"</w:t>
       </w:r>
     </w:p>
@@ -4783,6 +5398,21 @@
           <w:b/>
           <w:lang w:val="en_US" w:bidi="en_US"/>
         </w:rPr>
+        <w:t>ἐν Κυρίῳ πεποιθότας τοῖς δεσμοῖς μου</w:t>
+      </w:r>
+    </w:p>
+    <w:p>
+      <w:pPr/>
+      <w:r>
+        <w:rPr>
+          <w:lang w:val="en_US" w:bidi="en_US"/>
+        </w:rPr>
+      </w:r>
+      <w:r>
+        <w:rPr>
+          <w:b/>
+          <w:lang w:val="en_US" w:bidi="en_US"/>
+        </w:rPr>
         <w:t>"have become confident in the Lord by my chains"</w:t>
       </w:r>
     </w:p>
@@ -4879,6 +5509,21 @@
           <w:b/>
           <w:lang w:val="en_US" w:bidi="en_US"/>
         </w:rPr>
+        <w:t>καὶ τοὺς πλείονας τῶν ἀδελφῶν ἐν Κυρίῳ πεποιθότας τοῖς δεσμοῖς μου</w:t>
+      </w:r>
+    </w:p>
+    <w:p>
+      <w:pPr/>
+      <w:r>
+        <w:rPr>
+          <w:lang w:val="en_US" w:bidi="en_US"/>
+        </w:rPr>
+      </w:r>
+      <w:r>
+        <w:rPr>
+          <w:b/>
+          <w:lang w:val="en_US" w:bidi="en_US"/>
+        </w:rPr>
         <w:t>"And most of the brothers have become confident in the Lord by my chains"</w:t>
       </w:r>
     </w:p>
@@ -4948,6 +5593,21 @@
         <w:rPr>
           <w:lang w:val="en_US" w:bidi="en_US"/>
         </w:rPr>
+      </w:r>
+    </w:p>
+    <w:p>
+      <w:pPr/>
+      <w:r>
+        <w:rPr>
+          <w:lang w:val="en_US" w:bidi="en_US"/>
+        </w:rPr>
+      </w:r>
+      <w:r>
+        <w:rPr>
+          <w:b/>
+          <w:lang w:val="en_US" w:bidi="en_US"/>
+        </w:rPr>
+        <w:t>δεσμοῖς μου</w:t>
       </w:r>
     </w:p>
     <w:p>
@@ -5094,6 +5754,21 @@
           <w:b/>
           <w:lang w:val="en_US" w:bidi="en_US"/>
         </w:rPr>
+        <w:t>τὸν λόγον</w:t>
+      </w:r>
+    </w:p>
+    <w:p>
+      <w:pPr/>
+      <w:r>
+        <w:rPr>
+          <w:lang w:val="en_US" w:bidi="en_US"/>
+        </w:rPr>
+      </w:r>
+      <w:r>
+        <w:rPr>
+          <w:b/>
+          <w:lang w:val="en_US" w:bidi="en_US"/>
+        </w:rPr>
         <w:t>"the word"</w:t>
       </w:r>
     </w:p>
@@ -5289,6 +5964,21 @@
           <w:b/>
           <w:lang w:val="en_US" w:bidi="en_US"/>
         </w:rPr>
+        <w:t>τινὲς μὲν καὶ &amp; τὸν Χριστὸν κηρύσσουσιν</w:t>
+      </w:r>
+    </w:p>
+    <w:p>
+      <w:pPr/>
+      <w:r>
+        <w:rPr>
+          <w:lang w:val="en_US" w:bidi="en_US"/>
+        </w:rPr>
+      </w:r>
+      <w:r>
+        <w:rPr>
+          <w:b/>
+          <w:lang w:val="en_US" w:bidi="en_US"/>
+        </w:rPr>
         <w:t>"Some indeed even proclaim Christ"</w:t>
       </w:r>
     </w:p>
@@ -5352,6 +6042,21 @@
           <w:b/>
           <w:lang w:val="en_US" w:bidi="en_US"/>
         </w:rPr>
+        <w:t>διὰ φθόνον καὶ ἔριν</w:t>
+      </w:r>
+    </w:p>
+    <w:p>
+      <w:pPr/>
+      <w:r>
+        <w:rPr>
+          <w:lang w:val="en_US" w:bidi="en_US"/>
+        </w:rPr>
+      </w:r>
+      <w:r>
+        <w:rPr>
+          <w:b/>
+          <w:lang w:val="en_US" w:bidi="en_US"/>
+        </w:rPr>
         <w:t>"because of envy and strife"</w:t>
       </w:r>
     </w:p>
@@ -5461,6 +6166,21 @@
           <w:b/>
           <w:lang w:val="en_US" w:bidi="en_US"/>
         </w:rPr>
+        <w:t>εὐδοκίαν</w:t>
+      </w:r>
+    </w:p>
+    <w:p>
+      <w:pPr/>
+      <w:r>
+        <w:rPr>
+          <w:lang w:val="en_US" w:bidi="en_US"/>
+        </w:rPr>
+      </w:r>
+      <w:r>
+        <w:rPr>
+          <w:b/>
+          <w:lang w:val="en_US" w:bidi="en_US"/>
+        </w:rPr>
         <w:t>"goodwill"</w:t>
       </w:r>
     </w:p>
@@ -5557,6 +6277,21 @@
           <w:b/>
           <w:lang w:val="en_US" w:bidi="en_US"/>
         </w:rPr>
+        <w:t>ἐξ ἀγάπης</w:t>
+      </w:r>
+    </w:p>
+    <w:p>
+      <w:pPr/>
+      <w:r>
+        <w:rPr>
+          <w:lang w:val="en_US" w:bidi="en_US"/>
+        </w:rPr>
+      </w:r>
+      <w:r>
+        <w:rPr>
+          <w:b/>
+          <w:lang w:val="en_US" w:bidi="en_US"/>
+        </w:rPr>
         <w:t>"from love"</w:t>
       </w:r>
     </w:p>
@@ -5692,6 +6427,21 @@
           <w:b/>
           <w:lang w:val="en_US" w:bidi="en_US"/>
         </w:rPr>
+        <w:t>κεῖμαι</w:t>
+      </w:r>
+    </w:p>
+    <w:p>
+      <w:pPr/>
+      <w:r>
+        <w:rPr>
+          <w:lang w:val="en_US" w:bidi="en_US"/>
+        </w:rPr>
+      </w:r>
+      <w:r>
+        <w:rPr>
+          <w:b/>
+          <w:lang w:val="en_US" w:bidi="en_US"/>
+        </w:rPr>
         <w:t>"I am appointed"</w:t>
       </w:r>
     </w:p>
@@ -5774,6 +6524,21 @@
         <w:rPr>
           <w:lang w:val="en_US" w:bidi="en_US"/>
         </w:rPr>
+      </w:r>
+    </w:p>
+    <w:p>
+      <w:pPr/>
+      <w:r>
+        <w:rPr>
+          <w:lang w:val="en_US" w:bidi="en_US"/>
+        </w:rPr>
+      </w:r>
+      <w:r>
+        <w:rPr>
+          <w:b/>
+          <w:lang w:val="en_US" w:bidi="en_US"/>
+        </w:rPr>
+        <w:t>εἰς ἀπολογίαν τοῦ εὐαγγελίου</w:t>
       </w:r>
     </w:p>
     <w:p>
@@ -5889,6 +6654,21 @@
           <w:b/>
           <w:lang w:val="en_US" w:bidi="en_US"/>
         </w:rPr>
+        <w:t>εἰς ἀπολογίαν τοῦ εὐαγγελίου κεῖμαι</w:t>
+      </w:r>
+    </w:p>
+    <w:p>
+      <w:pPr/>
+      <w:r>
+        <w:rPr>
+          <w:lang w:val="en_US" w:bidi="en_US"/>
+        </w:rPr>
+      </w:r>
+      <w:r>
+        <w:rPr>
+          <w:b/>
+          <w:lang w:val="en_US" w:bidi="en_US"/>
+        </w:rPr>
         <w:t>"I am appointed for the defense of the gospel"</w:t>
       </w:r>
     </w:p>
@@ -6066,6 +6846,21 @@
           <w:b/>
           <w:lang w:val="en_US" w:bidi="en_US"/>
         </w:rPr>
+        <w:t>οἱ δὲ ἐξ ἐριθείας τὸν Χριστὸν καταγγέλλουσιν</w:t>
+      </w:r>
+    </w:p>
+    <w:p>
+      <w:pPr/>
+      <w:r>
+        <w:rPr>
+          <w:lang w:val="en_US" w:bidi="en_US"/>
+        </w:rPr>
+      </w:r>
+      <w:r>
+        <w:rPr>
+          <w:b/>
+          <w:lang w:val="en_US" w:bidi="en_US"/>
+        </w:rPr>
         <w:t>"but the ones from selfish ambition proclaim Christ"</w:t>
       </w:r>
     </w:p>
@@ -6162,6 +6957,21 @@
           <w:b/>
           <w:lang w:val="en_US" w:bidi="en_US"/>
         </w:rPr>
+        <w:t>οὐχ ἁγνῶς</w:t>
+      </w:r>
+    </w:p>
+    <w:p>
+      <w:pPr/>
+      <w:r>
+        <w:rPr>
+          <w:lang w:val="en_US" w:bidi="en_US"/>
+        </w:rPr>
+      </w:r>
+      <w:r>
+        <w:rPr>
+          <w:b/>
+          <w:lang w:val="en_US" w:bidi="en_US"/>
+        </w:rPr>
         <w:t>"not sincerely"</w:t>
       </w:r>
     </w:p>
@@ -6211,6 +7021,21 @@
         <w:rPr>
           <w:lang w:val="en_US" w:bidi="en_US"/>
         </w:rPr>
+      </w:r>
+    </w:p>
+    <w:p>
+      <w:pPr/>
+      <w:r>
+        <w:rPr>
+          <w:lang w:val="en_US" w:bidi="en_US"/>
+        </w:rPr>
+      </w:r>
+      <w:r>
+        <w:rPr>
+          <w:b/>
+          <w:lang w:val="en_US" w:bidi="en_US"/>
+        </w:rPr>
+        <w:t>τοῖς δεσμοῖς μου</w:t>
       </w:r>
     </w:p>
     <w:p>
@@ -6357,6 +7182,21 @@
           <w:b/>
           <w:lang w:val="en_US" w:bidi="en_US"/>
         </w:rPr>
+        <w:t>οἰόμενοι θλῖψιν ἐγείρειν τοῖς δεσμοῖς μου</w:t>
+      </w:r>
+    </w:p>
+    <w:p>
+      <w:pPr/>
+      <w:r>
+        <w:rPr>
+          <w:lang w:val="en_US" w:bidi="en_US"/>
+        </w:rPr>
+      </w:r>
+      <w:r>
+        <w:rPr>
+          <w:b/>
+          <w:lang w:val="en_US" w:bidi="en_US"/>
+        </w:rPr>
         <w:t>"supposing to raise up trouble in my chains"</w:t>
       </w:r>
     </w:p>
@@ -6440,6 +7280,21 @@
           <w:b/>
           <w:lang w:val="en_US" w:bidi="en_US"/>
         </w:rPr>
+        <w:t>τί γάρ</w:t>
+      </w:r>
+    </w:p>
+    <w:p>
+      <w:pPr/>
+      <w:r>
+        <w:rPr>
+          <w:lang w:val="en_US" w:bidi="en_US"/>
+        </w:rPr>
+      </w:r>
+      <w:r>
+        <w:rPr>
+          <w:b/>
+          <w:lang w:val="en_US" w:bidi="en_US"/>
+        </w:rPr>
         <w:t>"What then"</w:t>
       </w:r>
     </w:p>
@@ -6536,6 +7391,21 @@
           <w:b/>
           <w:lang w:val="en_US" w:bidi="en_US"/>
         </w:rPr>
+        <w:t>τί γάρ</w:t>
+      </w:r>
+    </w:p>
+    <w:p>
+      <w:pPr/>
+      <w:r>
+        <w:rPr>
+          <w:lang w:val="en_US" w:bidi="en_US"/>
+        </w:rPr>
+      </w:r>
+      <w:r>
+        <w:rPr>
+          <w:b/>
+          <w:lang w:val="en_US" w:bidi="en_US"/>
+        </w:rPr>
         <w:t>"What then"</w:t>
       </w:r>
     </w:p>
@@ -6632,6 +7502,21 @@
           <w:b/>
           <w:lang w:val="en_US" w:bidi="en_US"/>
         </w:rPr>
+        <w:t>Χριστὸς καταγγέλλεται</w:t>
+      </w:r>
+    </w:p>
+    <w:p>
+      <w:pPr/>
+      <w:r>
+        <w:rPr>
+          <w:lang w:val="en_US" w:bidi="en_US"/>
+        </w:rPr>
+      </w:r>
+      <w:r>
+        <w:rPr>
+          <w:b/>
+          <w:lang w:val="en_US" w:bidi="en_US"/>
+        </w:rPr>
         <w:t>"Christ is proclaimed"</w:t>
       </w:r>
     </w:p>
@@ -6728,6 +7613,21 @@
           <w:b/>
           <w:lang w:val="en_US" w:bidi="en_US"/>
         </w:rPr>
+        <w:t>τοῦτό</w:t>
+      </w:r>
+    </w:p>
+    <w:p>
+      <w:pPr/>
+      <w:r>
+        <w:rPr>
+          <w:lang w:val="en_US" w:bidi="en_US"/>
+        </w:rPr>
+      </w:r>
+      <w:r>
+        <w:rPr>
+          <w:b/>
+          <w:lang w:val="en_US" w:bidi="en_US"/>
+        </w:rPr>
         <w:t>"this"</w:t>
       </w:r>
     </w:p>
@@ -6824,6 +7724,21 @@
           <w:b/>
           <w:lang w:val="en_US" w:bidi="en_US"/>
         </w:rPr>
+        <w:t>οἶδα γὰρ ὅτι τοῦτό μοι ἀποβήσεται εἰς σωτηρίαν</w:t>
+      </w:r>
+    </w:p>
+    <w:p>
+      <w:pPr/>
+      <w:r>
+        <w:rPr>
+          <w:lang w:val="en_US" w:bidi="en_US"/>
+        </w:rPr>
+      </w:r>
+      <w:r>
+        <w:rPr>
+          <w:b/>
+          <w:lang w:val="en_US" w:bidi="en_US"/>
+        </w:rPr>
         <w:t>"for I know that this will result to me in deliverance"</w:t>
       </w:r>
     </w:p>
@@ -6920,6 +7835,21 @@
           <w:b/>
           <w:lang w:val="en_US" w:bidi="en_US"/>
         </w:rPr>
+        <w:t>ἐπιχορηγίας τοῦ Πνεύματος Ἰησοῦ Χριστοῦ</w:t>
+      </w:r>
+    </w:p>
+    <w:p>
+      <w:pPr/>
+      <w:r>
+        <w:rPr>
+          <w:lang w:val="en_US" w:bidi="en_US"/>
+        </w:rPr>
+      </w:r>
+      <w:r>
+        <w:rPr>
+          <w:b/>
+          <w:lang w:val="en_US" w:bidi="en_US"/>
+        </w:rPr>
         <w:t>"the provision of the Spirit of Jesus Christ"</w:t>
       </w:r>
     </w:p>
@@ -7016,6 +7946,21 @@
           <w:b/>
           <w:lang w:val="en_US" w:bidi="en_US"/>
         </w:rPr>
+        <w:t>ἀποκαραδοκίαν καὶ ἐλπίδα</w:t>
+      </w:r>
+    </w:p>
+    <w:p>
+      <w:pPr/>
+      <w:r>
+        <w:rPr>
+          <w:lang w:val="en_US" w:bidi="en_US"/>
+        </w:rPr>
+      </w:r>
+      <w:r>
+        <w:rPr>
+          <w:b/>
+          <w:lang w:val="en_US" w:bidi="en_US"/>
+        </w:rPr>
         <w:t>"eager expectation and hope"</w:t>
       </w:r>
     </w:p>
@@ -7125,6 +8070,21 @@
           <w:b/>
           <w:lang w:val="en_US" w:bidi="en_US"/>
         </w:rPr>
+        <w:t>κατὰ τὴν ἀποκαραδοκίαν καὶ ἐλπίδα μου</w:t>
+      </w:r>
+    </w:p>
+    <w:p>
+      <w:pPr/>
+      <w:r>
+        <w:rPr>
+          <w:lang w:val="en_US" w:bidi="en_US"/>
+        </w:rPr>
+      </w:r>
+      <w:r>
+        <w:rPr>
+          <w:b/>
+          <w:lang w:val="en_US" w:bidi="en_US"/>
+        </w:rPr>
         <w:t>"according to my eager expectation and hope"</w:t>
       </w:r>
     </w:p>
@@ -7220,6 +8180,21 @@
         <w:rPr>
           <w:lang w:val="en_US" w:bidi="en_US"/>
         </w:rPr>
+      </w:r>
+    </w:p>
+    <w:p>
+      <w:pPr/>
+      <w:r>
+        <w:rPr>
+          <w:lang w:val="en_US" w:bidi="en_US"/>
+        </w:rPr>
+      </w:r>
+      <w:r>
+        <w:rPr>
+          <w:b/>
+          <w:lang w:val="en_US" w:bidi="en_US"/>
+        </w:rPr>
+        <w:t>ἐν τῷ σώματί μου</w:t>
       </w:r>
     </w:p>
     <w:p>
@@ -7361,6 +8336,21 @@
           <w:b/>
           <w:lang w:val="en_US" w:bidi="en_US"/>
         </w:rPr>
+        <w:t>ἐν οὐδενὶ αἰσχυνθήσομαι, ἀλλ’</w:t>
+      </w:r>
+    </w:p>
+    <w:p>
+      <w:pPr/>
+      <w:r>
+        <w:rPr>
+          <w:lang w:val="en_US" w:bidi="en_US"/>
+        </w:rPr>
+      </w:r>
+      <w:r>
+        <w:rPr>
+          <w:b/>
+          <w:lang w:val="en_US" w:bidi="en_US"/>
+        </w:rPr>
         <w:t>"I will in nothing be ashamed, but"</w:t>
       </w:r>
     </w:p>
@@ -7457,6 +8447,21 @@
           <w:b/>
           <w:lang w:val="en_US" w:bidi="en_US"/>
         </w:rPr>
+        <w:t>ἐν πάσῃ παρρησίᾳ</w:t>
+      </w:r>
+    </w:p>
+    <w:p>
+      <w:pPr/>
+      <w:r>
+        <w:rPr>
+          <w:lang w:val="en_US" w:bidi="en_US"/>
+        </w:rPr>
+      </w:r>
+      <w:r>
+        <w:rPr>
+          <w:b/>
+          <w:lang w:val="en_US" w:bidi="en_US"/>
+        </w:rPr>
         <w:t>"in everything have boldness"</w:t>
       </w:r>
     </w:p>
@@ -7553,6 +8558,21 @@
           <w:b/>
           <w:lang w:val="en_US" w:bidi="en_US"/>
         </w:rPr>
+        <w:t>εἴτε διὰ ζωῆς εἴτε διὰ θανάτου</w:t>
+      </w:r>
+    </w:p>
+    <w:p>
+      <w:pPr/>
+      <w:r>
+        <w:rPr>
+          <w:lang w:val="en_US" w:bidi="en_US"/>
+        </w:rPr>
+      </w:r>
+      <w:r>
+        <w:rPr>
+          <w:b/>
+          <w:lang w:val="en_US" w:bidi="en_US"/>
+        </w:rPr>
         <w:t>"whether through life or through death"</w:t>
       </w:r>
     </w:p>
@@ -7662,6 +8682,21 @@
           <w:b/>
           <w:lang w:val="en_US" w:bidi="en_US"/>
         </w:rPr>
+        <w:t>κέρδος</w:t>
+      </w:r>
+    </w:p>
+    <w:p>
+      <w:pPr/>
+      <w:r>
+        <w:rPr>
+          <w:lang w:val="en_US" w:bidi="en_US"/>
+        </w:rPr>
+      </w:r>
+      <w:r>
+        <w:rPr>
+          <w:b/>
+          <w:lang w:val="en_US" w:bidi="en_US"/>
+        </w:rPr>
         <w:t>"is} gain"</w:t>
       </w:r>
     </w:p>
@@ -7758,6 +8793,21 @@
           <w:b/>
           <w:lang w:val="en_US" w:bidi="en_US"/>
         </w:rPr>
+        <w:t>ἐν σαρκί</w:t>
+      </w:r>
+    </w:p>
+    <w:p>
+      <w:pPr/>
+      <w:r>
+        <w:rPr>
+          <w:lang w:val="en_US" w:bidi="en_US"/>
+        </w:rPr>
+      </w:r>
+      <w:r>
+        <w:rPr>
+          <w:b/>
+          <w:lang w:val="en_US" w:bidi="en_US"/>
+        </w:rPr>
         <w:t>"in the flesh"</w:t>
       </w:r>
     </w:p>
@@ -7867,6 +8917,21 @@
           <w:b/>
           <w:lang w:val="en_US" w:bidi="en_US"/>
         </w:rPr>
+        <w:t>τοῦτό μοι καρπὸς ἔργου</w:t>
+      </w:r>
+    </w:p>
+    <w:p>
+      <w:pPr/>
+      <w:r>
+        <w:rPr>
+          <w:lang w:val="en_US" w:bidi="en_US"/>
+        </w:rPr>
+      </w:r>
+      <w:r>
+        <w:rPr>
+          <w:b/>
+          <w:lang w:val="en_US" w:bidi="en_US"/>
+        </w:rPr>
         <w:t>"this {is} fruitful labor for me"</w:t>
       </w:r>
     </w:p>
@@ -7963,6 +9028,21 @@
           <w:b/>
           <w:lang w:val="en_US" w:bidi="en_US"/>
         </w:rPr>
+        <w:t>τοῦτό μοι καρπὸς ἔργου</w:t>
+      </w:r>
+    </w:p>
+    <w:p>
+      <w:pPr/>
+      <w:r>
+        <w:rPr>
+          <w:lang w:val="en_US" w:bidi="en_US"/>
+        </w:rPr>
+      </w:r>
+      <w:r>
+        <w:rPr>
+          <w:b/>
+          <w:lang w:val="en_US" w:bidi="en_US"/>
+        </w:rPr>
         <w:t>"this {is} fruitful labor for me"</w:t>
       </w:r>
     </w:p>
@@ -8059,6 +9139,21 @@
           <w:b/>
           <w:lang w:val="en_US" w:bidi="en_US"/>
         </w:rPr>
+        <w:t>συνέχομαι δὲ ἐκ τῶν δύο</w:t>
+      </w:r>
+    </w:p>
+    <w:p>
+      <w:pPr/>
+      <w:r>
+        <w:rPr>
+          <w:lang w:val="en_US" w:bidi="en_US"/>
+        </w:rPr>
+      </w:r>
+      <w:r>
+        <w:rPr>
+          <w:b/>
+          <w:lang w:val="en_US" w:bidi="en_US"/>
+        </w:rPr>
         <w:t>"But I am hard pressed between the two"</w:t>
       </w:r>
     </w:p>
@@ -8155,6 +9250,21 @@
           <w:b/>
           <w:lang w:val="en_US" w:bidi="en_US"/>
         </w:rPr>
+        <w:t>συνέχομαι</w:t>
+      </w:r>
+    </w:p>
+    <w:p>
+      <w:pPr/>
+      <w:r>
+        <w:rPr>
+          <w:lang w:val="en_US" w:bidi="en_US"/>
+        </w:rPr>
+      </w:r>
+      <w:r>
+        <w:rPr>
+          <w:b/>
+          <w:lang w:val="en_US" w:bidi="en_US"/>
+        </w:rPr>
         <w:t>"I am hard pressed"</w:t>
       </w:r>
     </w:p>
@@ -8251,6 +9361,21 @@
           <w:b/>
           <w:lang w:val="en_US" w:bidi="en_US"/>
         </w:rPr>
+        <w:t>τῶν δύο</w:t>
+      </w:r>
+    </w:p>
+    <w:p>
+      <w:pPr/>
+      <w:r>
+        <w:rPr>
+          <w:lang w:val="en_US" w:bidi="en_US"/>
+        </w:rPr>
+      </w:r>
+      <w:r>
+        <w:rPr>
+          <w:b/>
+          <w:lang w:val="en_US" w:bidi="en_US"/>
+        </w:rPr>
         <w:t>"the two"</w:t>
       </w:r>
     </w:p>
@@ -8360,6 +9485,21 @@
           <w:b/>
           <w:lang w:val="en_US" w:bidi="en_US"/>
         </w:rPr>
+        <w:t>τὴν ἐπιθυμίαν ἔχων</w:t>
+      </w:r>
+    </w:p>
+    <w:p>
+      <w:pPr/>
+      <w:r>
+        <w:rPr>
+          <w:lang w:val="en_US" w:bidi="en_US"/>
+        </w:rPr>
+      </w:r>
+      <w:r>
+        <w:rPr>
+          <w:b/>
+          <w:lang w:val="en_US" w:bidi="en_US"/>
+        </w:rPr>
         <w:t>"having the desire"</w:t>
       </w:r>
     </w:p>
@@ -8456,6 +9596,21 @@
           <w:b/>
           <w:lang w:val="en_US" w:bidi="en_US"/>
         </w:rPr>
+        <w:t>ἀναλῦσαι</w:t>
+      </w:r>
+    </w:p>
+    <w:p>
+      <w:pPr/>
+      <w:r>
+        <w:rPr>
+          <w:lang w:val="en_US" w:bidi="en_US"/>
+        </w:rPr>
+      </w:r>
+      <w:r>
+        <w:rPr>
+          <w:b/>
+          <w:lang w:val="en_US" w:bidi="en_US"/>
+        </w:rPr>
         <w:t>"to depart"</w:t>
       </w:r>
     </w:p>
@@ -8551,6 +9706,21 @@
         <w:rPr>
           <w:lang w:val="en_US" w:bidi="en_US"/>
         </w:rPr>
+      </w:r>
+    </w:p>
+    <w:p>
+      <w:pPr/>
+      <w:r>
+        <w:rPr>
+          <w:lang w:val="en_US" w:bidi="en_US"/>
+        </w:rPr>
+      </w:r>
+      <w:r>
+        <w:rPr>
+          <w:b/>
+          <w:lang w:val="en_US" w:bidi="en_US"/>
+        </w:rPr>
+        <w:t>τὸ δὲ ἐπιμένειν ἐν τῇ σαρκὶ</w:t>
       </w:r>
     </w:p>
     <w:p>
@@ -8692,6 +9862,21 @@
           <w:b/>
           <w:lang w:val="en_US" w:bidi="en_US"/>
         </w:rPr>
+        <w:t>ἀναγκαιότερον</w:t>
+      </w:r>
+    </w:p>
+    <w:p>
+      <w:pPr/>
+      <w:r>
+        <w:rPr>
+          <w:lang w:val="en_US" w:bidi="en_US"/>
+        </w:rPr>
+      </w:r>
+      <w:r>
+        <w:rPr>
+          <w:b/>
+          <w:lang w:val="en_US" w:bidi="en_US"/>
+        </w:rPr>
         <w:t>"is} more necessary"</w:t>
       </w:r>
     </w:p>
@@ -8882,6 +10067,21 @@
           <w:b/>
           <w:lang w:val="en_US" w:bidi="en_US"/>
         </w:rPr>
+        <w:t>καὶ τοῦτο πεποιθὼς</w:t>
+      </w:r>
+    </w:p>
+    <w:p>
+      <w:pPr/>
+      <w:r>
+        <w:rPr>
+          <w:lang w:val="en_US" w:bidi="en_US"/>
+        </w:rPr>
+      </w:r>
+      <w:r>
+        <w:rPr>
+          <w:b/>
+          <w:lang w:val="en_US" w:bidi="en_US"/>
+        </w:rPr>
         <w:t>"And having become confident of this"</w:t>
       </w:r>
     </w:p>
@@ -9009,6 +10209,21 @@
           <w:b/>
           <w:lang w:val="en_US" w:bidi="en_US"/>
         </w:rPr>
+        <w:t>τοῦτο πεποιθὼς</w:t>
+      </w:r>
+    </w:p>
+    <w:p>
+      <w:pPr/>
+      <w:r>
+        <w:rPr>
+          <w:lang w:val="en_US" w:bidi="en_US"/>
+        </w:rPr>
+      </w:r>
+      <w:r>
+        <w:rPr>
+          <w:b/>
+          <w:lang w:val="en_US" w:bidi="en_US"/>
+        </w:rPr>
         <w:t>"having become confident of this"</w:t>
       </w:r>
     </w:p>
@@ -9078,6 +10293,21 @@
         <w:rPr>
           <w:lang w:val="en_US" w:bidi="en_US"/>
         </w:rPr>
+      </w:r>
+    </w:p>
+    <w:p>
+      <w:pPr/>
+      <w:r>
+        <w:rPr>
+          <w:lang w:val="en_US" w:bidi="en_US"/>
+        </w:rPr>
+      </w:r>
+      <w:r>
+        <w:rPr>
+          <w:b/>
+          <w:lang w:val="en_US" w:bidi="en_US"/>
+        </w:rPr>
+        <w:t>μενῶ</w:t>
       </w:r>
     </w:p>
     <w:p>
@@ -9219,6 +10449,21 @@
           <w:b/>
           <w:lang w:val="en_US" w:bidi="en_US"/>
         </w:rPr>
+        <w:t>μενῶ καὶ παραμενῶ</w:t>
+      </w:r>
+    </w:p>
+    <w:p>
+      <w:pPr/>
+      <w:r>
+        <w:rPr>
+          <w:lang w:val="en_US" w:bidi="en_US"/>
+        </w:rPr>
+      </w:r>
+      <w:r>
+        <w:rPr>
+          <w:b/>
+          <w:lang w:val="en_US" w:bidi="en_US"/>
+        </w:rPr>
         <w:t>"I will remain and will continue with"</w:t>
       </w:r>
     </w:p>
@@ -9416,6 +10661,21 @@
           <w:b/>
           <w:lang w:val="en_US" w:bidi="en_US"/>
         </w:rPr>
+        <w:t>εἰς τὴν ὑμῶν προκοπὴν καὶ χαρὰν</w:t>
+      </w:r>
+    </w:p>
+    <w:p>
+      <w:pPr/>
+      <w:r>
+        <w:rPr>
+          <w:lang w:val="en_US" w:bidi="en_US"/>
+        </w:rPr>
+      </w:r>
+      <w:r>
+        <w:rPr>
+          <w:b/>
+          <w:lang w:val="en_US" w:bidi="en_US"/>
+        </w:rPr>
         <w:t>"for your progress and joy"</w:t>
       </w:r>
     </w:p>
@@ -9511,6 +10771,21 @@
         <w:rPr>
           <w:lang w:val="en_US" w:bidi="en_US"/>
         </w:rPr>
+      </w:r>
+    </w:p>
+    <w:p>
+      <w:pPr/>
+      <w:r>
+        <w:rPr>
+          <w:lang w:val="en_US" w:bidi="en_US"/>
+        </w:rPr>
+      </w:r>
+      <w:r>
+        <w:rPr>
+          <w:b/>
+          <w:lang w:val="en_US" w:bidi="en_US"/>
+        </w:rPr>
+        <w:t>εἰς τὴν ὑμῶν προκοπὴν καὶ χαρὰν</w:t>
       </w:r>
     </w:p>
     <w:p>
@@ -9741,6 +11016,21 @@
           <w:b/>
           <w:lang w:val="en_US" w:bidi="en_US"/>
         </w:rPr>
+        <w:t>τῆς πίστεως</w:t>
+      </w:r>
+    </w:p>
+    <w:p>
+      <w:pPr/>
+      <w:r>
+        <w:rPr>
+          <w:lang w:val="en_US" w:bidi="en_US"/>
+        </w:rPr>
+      </w:r>
+      <w:r>
+        <w:rPr>
+          <w:b/>
+          <w:lang w:val="en_US" w:bidi="en_US"/>
+        </w:rPr>
         <w:t>"in the faith"</w:t>
       </w:r>
     </w:p>
@@ -9823,6 +11113,21 @@
         <w:rPr>
           <w:lang w:val="en_US" w:bidi="en_US"/>
         </w:rPr>
+      </w:r>
+    </w:p>
+    <w:p>
+      <w:pPr/>
+      <w:r>
+        <w:rPr>
+          <w:lang w:val="en_US" w:bidi="en_US"/>
+        </w:rPr>
+      </w:r>
+      <w:r>
+        <w:rPr>
+          <w:b/>
+          <w:lang w:val="en_US" w:bidi="en_US"/>
+        </w:rPr>
+        <w:t>ἵνα</w:t>
       </w:r>
     </w:p>
     <w:p>
@@ -9951,6 +11256,21 @@
           <w:b/>
           <w:lang w:val="en_US" w:bidi="en_US"/>
         </w:rPr>
+        <w:t>καύχημα &amp; ἐν</w:t>
+      </w:r>
+    </w:p>
+    <w:p>
+      <w:pPr/>
+      <w:r>
+        <w:rPr>
+          <w:lang w:val="en_US" w:bidi="en_US"/>
+        </w:rPr>
+      </w:r>
+      <w:r>
+        <w:rPr>
+          <w:b/>
+          <w:lang w:val="en_US" w:bidi="en_US"/>
+        </w:rPr>
         <w:t>"boasting in"</w:t>
       </w:r>
     </w:p>
@@ -10033,6 +11353,21 @@
         <w:rPr>
           <w:lang w:val="en_US" w:bidi="en_US"/>
         </w:rPr>
+      </w:r>
+    </w:p>
+    <w:p>
+      <w:pPr/>
+      <w:r>
+        <w:rPr>
+          <w:lang w:val="en_US" w:bidi="en_US"/>
+        </w:rPr>
+      </w:r>
+      <w:r>
+        <w:rPr>
+          <w:b/>
+          <w:lang w:val="en_US" w:bidi="en_US"/>
+        </w:rPr>
+        <w:t>παρουσίας</w:t>
       </w:r>
     </w:p>
     <w:p>
@@ -10161,6 +11496,21 @@
           <w:b/>
           <w:lang w:val="en_US" w:bidi="en_US"/>
         </w:rPr>
+        <w:t>διὰ τῆς ἐμῆς παρουσίας</w:t>
+      </w:r>
+    </w:p>
+    <w:p>
+      <w:pPr/>
+      <w:r>
+        <w:rPr>
+          <w:lang w:val="en_US" w:bidi="en_US"/>
+        </w:rPr>
+      </w:r>
+      <w:r>
+        <w:rPr>
+          <w:b/>
+          <w:lang w:val="en_US" w:bidi="en_US"/>
+        </w:rPr>
         <w:t>"through my coming"</w:t>
       </w:r>
     </w:p>
@@ -10269,6 +11619,21 @@
         <w:rPr>
           <w:lang w:val="en_US" w:bidi="en_US"/>
         </w:rPr>
+      </w:r>
+    </w:p>
+    <w:p>
+      <w:pPr/>
+      <w:r>
+        <w:rPr>
+          <w:lang w:val="en_US" w:bidi="en_US"/>
+        </w:rPr>
+      </w:r>
+      <w:r>
+        <w:rPr>
+          <w:b/>
+          <w:lang w:val="en_US" w:bidi="en_US"/>
+        </w:rPr>
+        <w:t>ἐλθὼν</w:t>
       </w:r>
     </w:p>
     <w:p>
@@ -10410,6 +11775,21 @@
           <w:b/>
           <w:lang w:val="en_US" w:bidi="en_US"/>
         </w:rPr>
+        <w:t>ἀξίως τοῦ εὐαγγελίου τοῦ Χριστοῦ πολιτεύεσθε</w:t>
+      </w:r>
+    </w:p>
+    <w:p>
+      <w:pPr/>
+      <w:r>
+        <w:rPr>
+          <w:lang w:val="en_US" w:bidi="en_US"/>
+        </w:rPr>
+      </w:r>
+      <w:r>
+        <w:rPr>
+          <w:b/>
+          <w:lang w:val="en_US" w:bidi="en_US"/>
+        </w:rPr>
         <w:t>"conduct yourselves in a manner worthy of the gospel of Christ"</w:t>
       </w:r>
     </w:p>
@@ -10493,6 +11873,21 @@
           <w:b/>
           <w:lang w:val="en_US" w:bidi="en_US"/>
         </w:rPr>
+        <w:t>στήκετε</w:t>
+      </w:r>
+    </w:p>
+    <w:p>
+      <w:pPr/>
+      <w:r>
+        <w:rPr>
+          <w:lang w:val="en_US" w:bidi="en_US"/>
+        </w:rPr>
+      </w:r>
+      <w:r>
+        <w:rPr>
+          <w:b/>
+          <w:lang w:val="en_US" w:bidi="en_US"/>
+        </w:rPr>
         <w:t>"you stand firm"</w:t>
       </w:r>
     </w:p>
@@ -10589,6 +11984,21 @@
           <w:b/>
           <w:lang w:val="en_US" w:bidi="en_US"/>
         </w:rPr>
+        <w:t>ἐν ἑνὶ πνεύματι, μιᾷ ψυχῇ</w:t>
+      </w:r>
+    </w:p>
+    <w:p>
+      <w:pPr/>
+      <w:r>
+        <w:rPr>
+          <w:lang w:val="en_US" w:bidi="en_US"/>
+        </w:rPr>
+      </w:r>
+      <w:r>
+        <w:rPr>
+          <w:b/>
+          <w:lang w:val="en_US" w:bidi="en_US"/>
+        </w:rPr>
         <w:t>"in one spirit, with one soul"</w:t>
       </w:r>
     </w:p>
@@ -10698,6 +12108,21 @@
           <w:b/>
           <w:lang w:val="en_US" w:bidi="en_US"/>
         </w:rPr>
+        <w:t>ἐν ἑνὶ πνεύματι, μιᾷ ψυχῇ</w:t>
+      </w:r>
+    </w:p>
+    <w:p>
+      <w:pPr/>
+      <w:r>
+        <w:rPr>
+          <w:lang w:val="en_US" w:bidi="en_US"/>
+        </w:rPr>
+      </w:r>
+      <w:r>
+        <w:rPr>
+          <w:b/>
+          <w:lang w:val="en_US" w:bidi="en_US"/>
+        </w:rPr>
         <w:t>"in one spirit, with one soul"</w:t>
       </w:r>
     </w:p>
@@ -10807,6 +12232,21 @@
           <w:b/>
           <w:lang w:val="en_US" w:bidi="en_US"/>
         </w:rPr>
+        <w:t>συναθλοῦντες</w:t>
+      </w:r>
+    </w:p>
+    <w:p>
+      <w:pPr/>
+      <w:r>
+        <w:rPr>
+          <w:lang w:val="en_US" w:bidi="en_US"/>
+        </w:rPr>
+      </w:r>
+      <w:r>
+        <w:rPr>
+          <w:b/>
+          <w:lang w:val="en_US" w:bidi="en_US"/>
+        </w:rPr>
         <w:t>"striving together"</w:t>
       </w:r>
     </w:p>
@@ -10870,6 +12310,21 @@
           <w:b/>
           <w:lang w:val="en_US" w:bidi="en_US"/>
         </w:rPr>
+        <w:t>τῇ πίστει τοῦ εὐαγγελίου</w:t>
+      </w:r>
+    </w:p>
+    <w:p>
+      <w:pPr/>
+      <w:r>
+        <w:rPr>
+          <w:lang w:val="en_US" w:bidi="en_US"/>
+        </w:rPr>
+      </w:r>
+      <w:r>
+        <w:rPr>
+          <w:b/>
+          <w:lang w:val="en_US" w:bidi="en_US"/>
+        </w:rPr>
         <w:t>"for the faith of the gospel"</w:t>
       </w:r>
     </w:p>
@@ -10979,6 +12434,21 @@
           <w:b/>
           <w:lang w:val="en_US" w:bidi="en_US"/>
         </w:rPr>
+        <w:t>τῶν ἀντικειμένων</w:t>
+      </w:r>
+    </w:p>
+    <w:p>
+      <w:pPr/>
+      <w:r>
+        <w:rPr>
+          <w:lang w:val="en_US" w:bidi="en_US"/>
+        </w:rPr>
+      </w:r>
+      <w:r>
+        <w:rPr>
+          <w:b/>
+          <w:lang w:val="en_US" w:bidi="en_US"/>
+        </w:rPr>
         <w:t>"the ones opposing {you"</w:t>
       </w:r>
     </w:p>
@@ -11075,6 +12545,21 @@
           <w:b/>
           <w:lang w:val="en_US" w:bidi="en_US"/>
         </w:rPr>
+        <w:t>ἥτις ἐστὶν αὐτοῖς ἔνδειξις</w:t>
+      </w:r>
+    </w:p>
+    <w:p>
+      <w:pPr/>
+      <w:r>
+        <w:rPr>
+          <w:lang w:val="en_US" w:bidi="en_US"/>
+        </w:rPr>
+      </w:r>
+      <w:r>
+        <w:rPr>
+          <w:b/>
+          <w:lang w:val="en_US" w:bidi="en_US"/>
+        </w:rPr>
         <w:t>"This is a sign to them"</w:t>
       </w:r>
     </w:p>
@@ -11184,6 +12669,21 @@
           <w:b/>
           <w:lang w:val="en_US" w:bidi="en_US"/>
         </w:rPr>
+        <w:t>ἀπωλείας</w:t>
+      </w:r>
+    </w:p>
+    <w:p>
+      <w:pPr/>
+      <w:r>
+        <w:rPr>
+          <w:lang w:val="en_US" w:bidi="en_US"/>
+        </w:rPr>
+      </w:r>
+      <w:r>
+        <w:rPr>
+          <w:b/>
+          <w:lang w:val="en_US" w:bidi="en_US"/>
+        </w:rPr>
         <w:t>"of their destruction"</w:t>
       </w:r>
     </w:p>
@@ -11280,6 +12780,21 @@
           <w:b/>
           <w:lang w:val="en_US" w:bidi="en_US"/>
         </w:rPr>
+        <w:t>ὑμῶν δὲ σωτηρίας</w:t>
+      </w:r>
+    </w:p>
+    <w:p>
+      <w:pPr/>
+      <w:r>
+        <w:rPr>
+          <w:lang w:val="en_US" w:bidi="en_US"/>
+        </w:rPr>
+      </w:r>
+      <w:r>
+        <w:rPr>
+          <w:b/>
+          <w:lang w:val="en_US" w:bidi="en_US"/>
+        </w:rPr>
         <w:t>"of"</w:t>
       </w:r>
       <w:r>
@@ -11389,6 +12904,21 @@
           <w:b/>
           <w:lang w:val="en_US" w:bidi="en_US"/>
         </w:rPr>
+        <w:t>τοῦτο ἀπὸ Θεοῦ</w:t>
+      </w:r>
+    </w:p>
+    <w:p>
+      <w:pPr/>
+      <w:r>
+        <w:rPr>
+          <w:lang w:val="en_US" w:bidi="en_US"/>
+        </w:rPr>
+      </w:r>
+      <w:r>
+        <w:rPr>
+          <w:b/>
+          <w:lang w:val="en_US" w:bidi="en_US"/>
+        </w:rPr>
         <w:t>"this from God"</w:t>
       </w:r>
     </w:p>
@@ -11498,6 +13028,21 @@
           <w:b/>
           <w:lang w:val="en_US" w:bidi="en_US"/>
         </w:rPr>
+        <w:t>ὑμῖν ἐχαρίσθη τὸ</w:t>
+      </w:r>
+    </w:p>
+    <w:p>
+      <w:pPr/>
+      <w:r>
+        <w:rPr>
+          <w:lang w:val="en_US" w:bidi="en_US"/>
+        </w:rPr>
+      </w:r>
+      <w:r>
+        <w:rPr>
+          <w:b/>
+          <w:lang w:val="en_US" w:bidi="en_US"/>
+        </w:rPr>
         <w:t>"it has been freely given to you"</w:t>
       </w:r>
     </w:p>
@@ -11581,6 +13126,21 @@
           <w:b/>
           <w:lang w:val="en_US" w:bidi="en_US"/>
         </w:rPr>
+        <w:t>τὸν αὐτὸν ἀγῶνα ἔχοντες</w:t>
+      </w:r>
+    </w:p>
+    <w:p>
+      <w:pPr/>
+      <w:r>
+        <w:rPr>
+          <w:lang w:val="en_US" w:bidi="en_US"/>
+        </w:rPr>
+      </w:r>
+      <w:r>
+        <w:rPr>
+          <w:b/>
+          <w:lang w:val="en_US" w:bidi="en_US"/>
+        </w:rPr>
         <w:t>"having the same struggle"</w:t>
       </w:r>
     </w:p>
@@ -11677,6 +13237,21 @@
           <w:b/>
           <w:lang w:val="en_US" w:bidi="en_US"/>
         </w:rPr>
+        <w:t>τὸν αὐτὸν ἀγῶνα ἔχοντες, οἷον εἴδετε ἐν ἐμοὶ</w:t>
+      </w:r>
+    </w:p>
+    <w:p>
+      <w:pPr/>
+      <w:r>
+        <w:rPr>
+          <w:lang w:val="en_US" w:bidi="en_US"/>
+        </w:rPr>
+      </w:r>
+      <w:r>
+        <w:rPr>
+          <w:b/>
+          <w:lang w:val="en_US" w:bidi="en_US"/>
+        </w:rPr>
         <w:t>"having the same struggle which you saw in me"</w:t>
       </w:r>
     </w:p>
@@ -11773,6 +13348,21 @@
           <w:b/>
           <w:lang w:val="en_US" w:bidi="en_US"/>
         </w:rPr>
+        <w:t>εἴδετε ἐν ἐμοὶ, καὶ νῦν ἀκούετε ἐν ἐμοί</w:t>
+      </w:r>
+    </w:p>
+    <w:p>
+      <w:pPr/>
+      <w:r>
+        <w:rPr>
+          <w:lang w:val="en_US" w:bidi="en_US"/>
+        </w:rPr>
+      </w:r>
+      <w:r>
+        <w:rPr>
+          <w:b/>
+          <w:lang w:val="en_US" w:bidi="en_US"/>
+        </w:rPr>
         <w:t>"you saw in me, and now you hear in me"</w:t>
       </w:r>
     </w:p>
@@ -11869,6 +13459,21 @@
           <w:b/>
           <w:lang w:val="en_US" w:bidi="en_US"/>
         </w:rPr>
+        <w:t>οὖν</w:t>
+      </w:r>
+    </w:p>
+    <w:p>
+      <w:pPr/>
+      <w:r>
+        <w:rPr>
+          <w:lang w:val="en_US" w:bidi="en_US"/>
+        </w:rPr>
+      </w:r>
+      <w:r>
+        <w:rPr>
+          <w:b/>
+          <w:lang w:val="en_US" w:bidi="en_US"/>
+        </w:rPr>
         <w:t>"Therefore"</w:t>
       </w:r>
     </w:p>
@@ -11965,6 +13570,21 @@
           <w:b/>
           <w:lang w:val="en_US" w:bidi="en_US"/>
         </w:rPr>
+        <w:t>εἴ τις &amp; παράκλησις ἐν Χριστῷ, εἴ τι παραμύθιον ἀγάπης, εἴ τις κοινωνία Πνεύματος, εἴ τις σπλάγχνα καὶ οἰκτιρμοί</w:t>
+      </w:r>
+    </w:p>
+    <w:p>
+      <w:pPr/>
+      <w:r>
+        <w:rPr>
+          <w:lang w:val="en_US" w:bidi="en_US"/>
+        </w:rPr>
+      </w:r>
+      <w:r>
+        <w:rPr>
+          <w:b/>
+          <w:lang w:val="en_US" w:bidi="en_US"/>
+        </w:rPr>
         <w:t>"if {there is} any encouragement in Christ, if any comfort of love, if any fellowship of the Spirit, if any affections and compassions"</w:t>
       </w:r>
     </w:p>
@@ -12074,6 +13694,21 @@
           <w:b/>
           <w:lang w:val="en_US" w:bidi="en_US"/>
         </w:rPr>
+        <w:t>εἴ τι παραμύθιον ἀγάπης, εἴ τις κοινωνία Πνεύματος, εἴ τις σπλάγχνα καὶ οἰκτιρμοί</w:t>
+      </w:r>
+    </w:p>
+    <w:p>
+      <w:pPr/>
+      <w:r>
+        <w:rPr>
+          <w:lang w:val="en_US" w:bidi="en_US"/>
+        </w:rPr>
+      </w:r>
+      <w:r>
+        <w:rPr>
+          <w:b/>
+          <w:lang w:val="en_US" w:bidi="en_US"/>
+        </w:rPr>
         <w:t>"if any comfort of love, if any fellowship of the Spirit, if any affections and compassions"</w:t>
       </w:r>
     </w:p>
@@ -12170,6 +13805,21 @@
           <w:b/>
           <w:lang w:val="en_US" w:bidi="en_US"/>
         </w:rPr>
+        <w:t>εἴ τις &amp; παράκλησις ἐν Χριστῷ</w:t>
+      </w:r>
+    </w:p>
+    <w:p>
+      <w:pPr/>
+      <w:r>
+        <w:rPr>
+          <w:lang w:val="en_US" w:bidi="en_US"/>
+        </w:rPr>
+      </w:r>
+      <w:r>
+        <w:rPr>
+          <w:b/>
+          <w:lang w:val="en_US" w:bidi="en_US"/>
+        </w:rPr>
         <w:t>"if {there is} any encouragement in Christ"</w:t>
       </w:r>
     </w:p>
@@ -12266,6 +13916,21 @@
           <w:b/>
           <w:lang w:val="en_US" w:bidi="en_US"/>
         </w:rPr>
+        <w:t>εἴ τις &amp; παράκλησις ἐν Χριστῷ</w:t>
+      </w:r>
+    </w:p>
+    <w:p>
+      <w:pPr/>
+      <w:r>
+        <w:rPr>
+          <w:lang w:val="en_US" w:bidi="en_US"/>
+        </w:rPr>
+      </w:r>
+      <w:r>
+        <w:rPr>
+          <w:b/>
+          <w:lang w:val="en_US" w:bidi="en_US"/>
+        </w:rPr>
         <w:t>"if {there is} any encouragement in Christ"</w:t>
       </w:r>
     </w:p>
@@ -12342,6 +14007,21 @@
           <w:b/>
           <w:lang w:val="en_US" w:bidi="en_US"/>
         </w:rPr>
+        <w:t>εἴ τις &amp; παράκλησις ἐν Χριστῷ</w:t>
+      </w:r>
+    </w:p>
+    <w:p>
+      <w:pPr/>
+      <w:r>
+        <w:rPr>
+          <w:lang w:val="en_US" w:bidi="en_US"/>
+        </w:rPr>
+      </w:r>
+      <w:r>
+        <w:rPr>
+          <w:b/>
+          <w:lang w:val="en_US" w:bidi="en_US"/>
+        </w:rPr>
         <w:t>"if {there is} any encouragement in Christ"</w:t>
       </w:r>
     </w:p>
@@ -12438,6 +14118,21 @@
           <w:b/>
           <w:lang w:val="en_US" w:bidi="en_US"/>
         </w:rPr>
+        <w:t>εἴ τι παραμύθιον ἀγάπης</w:t>
+      </w:r>
+    </w:p>
+    <w:p>
+      <w:pPr/>
+      <w:r>
+        <w:rPr>
+          <w:lang w:val="en_US" w:bidi="en_US"/>
+        </w:rPr>
+      </w:r>
+      <w:r>
+        <w:rPr>
+          <w:b/>
+          <w:lang w:val="en_US" w:bidi="en_US"/>
+        </w:rPr>
         <w:t>"if any comfort of love"</w:t>
       </w:r>
     </w:p>
@@ -12534,6 +14229,21 @@
           <w:b/>
           <w:lang w:val="en_US" w:bidi="en_US"/>
         </w:rPr>
+        <w:t>εἴ τι παραμύθιον ἀγάπης</w:t>
+      </w:r>
+    </w:p>
+    <w:p>
+      <w:pPr/>
+      <w:r>
+        <w:rPr>
+          <w:lang w:val="en_US" w:bidi="en_US"/>
+        </w:rPr>
+      </w:r>
+      <w:r>
+        <w:rPr>
+          <w:b/>
+          <w:lang w:val="en_US" w:bidi="en_US"/>
+        </w:rPr>
         <w:t>"if any comfort of love"</w:t>
       </w:r>
     </w:p>
@@ -12643,6 +14353,21 @@
           <w:b/>
           <w:lang w:val="en_US" w:bidi="en_US"/>
         </w:rPr>
+        <w:t>εἴ τι παραμύθιον ἀγάπης</w:t>
+      </w:r>
+    </w:p>
+    <w:p>
+      <w:pPr/>
+      <w:r>
+        <w:rPr>
+          <w:lang w:val="en_US" w:bidi="en_US"/>
+        </w:rPr>
+      </w:r>
+      <w:r>
+        <w:rPr>
+          <w:b/>
+          <w:lang w:val="en_US" w:bidi="en_US"/>
+        </w:rPr>
         <w:t>"if any comfort of love"</w:t>
       </w:r>
     </w:p>
@@ -12739,6 +14464,21 @@
           <w:b/>
           <w:lang w:val="en_US" w:bidi="en_US"/>
         </w:rPr>
+        <w:t>εἴ τις κοινωνία Πνεύματος</w:t>
+      </w:r>
+    </w:p>
+    <w:p>
+      <w:pPr/>
+      <w:r>
+        <w:rPr>
+          <w:lang w:val="en_US" w:bidi="en_US"/>
+        </w:rPr>
+      </w:r>
+      <w:r>
+        <w:rPr>
+          <w:b/>
+          <w:lang w:val="en_US" w:bidi="en_US"/>
+        </w:rPr>
         <w:t>"if any fellowship of the Spirit"</w:t>
       </w:r>
     </w:p>
@@ -12815,6 +14555,21 @@
           <w:b/>
           <w:lang w:val="en_US" w:bidi="en_US"/>
         </w:rPr>
+        <w:t>εἴ τις κοινωνία Πνεύματος</w:t>
+      </w:r>
+    </w:p>
+    <w:p>
+      <w:pPr/>
+      <w:r>
+        <w:rPr>
+          <w:lang w:val="en_US" w:bidi="en_US"/>
+        </w:rPr>
+      </w:r>
+      <w:r>
+        <w:rPr>
+          <w:b/>
+          <w:lang w:val="en_US" w:bidi="en_US"/>
+        </w:rPr>
         <w:t>"if any fellowship of the Spirit"</w:t>
       </w:r>
     </w:p>
@@ -12911,6 +14666,21 @@
           <w:b/>
           <w:lang w:val="en_US" w:bidi="en_US"/>
         </w:rPr>
+        <w:t>εἴ τις σπλάγχνα καὶ οἰκτιρμοί</w:t>
+      </w:r>
+    </w:p>
+    <w:p>
+      <w:pPr/>
+      <w:r>
+        <w:rPr>
+          <w:lang w:val="en_US" w:bidi="en_US"/>
+        </w:rPr>
+      </w:r>
+      <w:r>
+        <w:rPr>
+          <w:b/>
+          <w:lang w:val="en_US" w:bidi="en_US"/>
+        </w:rPr>
         <w:t>"if any affections and compassions"</w:t>
       </w:r>
     </w:p>
@@ -13020,6 +14790,21 @@
           <w:b/>
           <w:lang w:val="en_US" w:bidi="en_US"/>
         </w:rPr>
+        <w:t>εἴ τις σπλάγχνα καὶ οἰκτιρμοί</w:t>
+      </w:r>
+    </w:p>
+    <w:p>
+      <w:pPr/>
+      <w:r>
+        <w:rPr>
+          <w:lang w:val="en_US" w:bidi="en_US"/>
+        </w:rPr>
+      </w:r>
+      <w:r>
+        <w:rPr>
+          <w:b/>
+          <w:lang w:val="en_US" w:bidi="en_US"/>
+        </w:rPr>
         <w:t>"if any affections and compassions"</w:t>
       </w:r>
     </w:p>
@@ -13116,6 +14901,21 @@
           <w:b/>
           <w:lang w:val="en_US" w:bidi="en_US"/>
         </w:rPr>
+        <w:t>πληρώσατέ μου τὴν χαρὰν</w:t>
+      </w:r>
+    </w:p>
+    <w:p>
+      <w:pPr/>
+      <w:r>
+        <w:rPr>
+          <w:lang w:val="en_US" w:bidi="en_US"/>
+        </w:rPr>
+      </w:r>
+      <w:r>
+        <w:rPr>
+          <w:b/>
+          <w:lang w:val="en_US" w:bidi="en_US"/>
+        </w:rPr>
         <w:t>"fulfill my joy"</w:t>
       </w:r>
     </w:p>
@@ -13225,6 +15025,21 @@
           <w:b/>
           <w:lang w:val="en_US" w:bidi="en_US"/>
         </w:rPr>
+        <w:t>τὸ αὐτὸ φρονῆτε</w:t>
+      </w:r>
+    </w:p>
+    <w:p>
+      <w:pPr/>
+      <w:r>
+        <w:rPr>
+          <w:lang w:val="en_US" w:bidi="en_US"/>
+        </w:rPr>
+      </w:r>
+      <w:r>
+        <w:rPr>
+          <w:b/>
+          <w:lang w:val="en_US" w:bidi="en_US"/>
+        </w:rPr>
         <w:t>"you might think the same"</w:t>
       </w:r>
     </w:p>
@@ -13288,6 +15103,21 @@
           <w:b/>
           <w:lang w:val="en_US" w:bidi="en_US"/>
         </w:rPr>
+        <w:t>τὴν αὐτὴν ἀγάπην ἔχοντες</w:t>
+      </w:r>
+    </w:p>
+    <w:p>
+      <w:pPr/>
+      <w:r>
+        <w:rPr>
+          <w:lang w:val="en_US" w:bidi="en_US"/>
+        </w:rPr>
+      </w:r>
+      <w:r>
+        <w:rPr>
+          <w:b/>
+          <w:lang w:val="en_US" w:bidi="en_US"/>
+        </w:rPr>
         <w:t>"having the same love"</w:t>
       </w:r>
     </w:p>
@@ -13397,6 +15227,21 @@
           <w:b/>
           <w:lang w:val="en_US" w:bidi="en_US"/>
         </w:rPr>
+        <w:t>σύνψυχοι</w:t>
+      </w:r>
+    </w:p>
+    <w:p>
+      <w:pPr/>
+      <w:r>
+        <w:rPr>
+          <w:lang w:val="en_US" w:bidi="en_US"/>
+        </w:rPr>
+      </w:r>
+      <w:r>
+        <w:rPr>
+          <w:b/>
+          <w:lang w:val="en_US" w:bidi="en_US"/>
+        </w:rPr>
         <w:t>"united in soul"</w:t>
       </w:r>
     </w:p>
@@ -13493,6 +15338,21 @@
           <w:b/>
           <w:lang w:val="en_US" w:bidi="en_US"/>
         </w:rPr>
+        <w:t>τὸ ἓν φρονοῦντες</w:t>
+      </w:r>
+    </w:p>
+    <w:p>
+      <w:pPr/>
+      <w:r>
+        <w:rPr>
+          <w:lang w:val="en_US" w:bidi="en_US"/>
+        </w:rPr>
+      </w:r>
+      <w:r>
+        <w:rPr>
+          <w:b/>
+          <w:lang w:val="en_US" w:bidi="en_US"/>
+        </w:rPr>
         <w:t>"thinking the one thing"</w:t>
       </w:r>
     </w:p>
@@ -13556,6 +15416,21 @@
           <w:b/>
           <w:lang w:val="en_US" w:bidi="en_US"/>
         </w:rPr>
+        <w:t>μηδὲν κατ’ ἐριθείαν</w:t>
+      </w:r>
+    </w:p>
+    <w:p>
+      <w:pPr/>
+      <w:r>
+        <w:rPr>
+          <w:lang w:val="en_US" w:bidi="en_US"/>
+        </w:rPr>
+      </w:r>
+      <w:r>
+        <w:rPr>
+          <w:b/>
+          <w:lang w:val="en_US" w:bidi="en_US"/>
+        </w:rPr>
         <w:t>"Do} nothing according to selfish ambition"</w:t>
       </w:r>
     </w:p>
@@ -13619,6 +15494,21 @@
           <w:b/>
           <w:lang w:val="en_US" w:bidi="en_US"/>
         </w:rPr>
+        <w:t>μηδὲ κατὰ κενοδοξίαν</w:t>
+      </w:r>
+    </w:p>
+    <w:p>
+      <w:pPr/>
+      <w:r>
+        <w:rPr>
+          <w:lang w:val="en_US" w:bidi="en_US"/>
+        </w:rPr>
+      </w:r>
+      <w:r>
+        <w:rPr>
+          <w:b/>
+          <w:lang w:val="en_US" w:bidi="en_US"/>
+        </w:rPr>
         <w:t>"or according to empty conceit"</w:t>
       </w:r>
     </w:p>
@@ -13682,6 +15572,21 @@
           <w:b/>
           <w:lang w:val="en_US" w:bidi="en_US"/>
         </w:rPr>
+        <w:t>μηδὲ κατὰ κενοδοξίαν</w:t>
+      </w:r>
+    </w:p>
+    <w:p>
+      <w:pPr/>
+      <w:r>
+        <w:rPr>
+          <w:lang w:val="en_US" w:bidi="en_US"/>
+        </w:rPr>
+      </w:r>
+      <w:r>
+        <w:rPr>
+          <w:b/>
+          <w:lang w:val="en_US" w:bidi="en_US"/>
+        </w:rPr>
         <w:t>"or according to empty conceit"</w:t>
       </w:r>
     </w:p>
@@ -13778,6 +15683,21 @@
           <w:b/>
           <w:lang w:val="en_US" w:bidi="en_US"/>
         </w:rPr>
+        <w:t>ἀλλὰ τῇ ταπεινοφροσύνῃ ἀλλήλους ἡγούμενοι ὑπερέχοντας ἑαυτῶν</w:t>
+      </w:r>
+    </w:p>
+    <w:p>
+      <w:pPr/>
+      <w:r>
+        <w:rPr>
+          <w:lang w:val="en_US" w:bidi="en_US"/>
+        </w:rPr>
+      </w:r>
+      <w:r>
+        <w:rPr>
+          <w:b/>
+          <w:lang w:val="en_US" w:bidi="en_US"/>
+        </w:rPr>
         <w:t>"but with humility considering others better than yourselves"</w:t>
       </w:r>
     </w:p>
@@ -13874,6 +15794,21 @@
           <w:b/>
           <w:lang w:val="en_US" w:bidi="en_US"/>
         </w:rPr>
+        <w:t>μὴ τὰ ἑαυτῶν ἕκαστος σκοποῦντες, ἀλλὰ καὶ τὰ ἑτέρων ἕκαστοι</w:t>
+      </w:r>
+    </w:p>
+    <w:p>
+      <w:pPr/>
+      <w:r>
+        <w:rPr>
+          <w:lang w:val="en_US" w:bidi="en_US"/>
+        </w:rPr>
+      </w:r>
+      <w:r>
+        <w:rPr>
+          <w:b/>
+          <w:lang w:val="en_US" w:bidi="en_US"/>
+        </w:rPr>
         <w:t>"each one not considering the things of themselves, but also the things of each other"</w:t>
       </w:r>
     </w:p>
@@ -13937,6 +15872,21 @@
           <w:b/>
           <w:lang w:val="en_US" w:bidi="en_US"/>
         </w:rPr>
+        <w:t>ἕκαστος</w:t>
+      </w:r>
+    </w:p>
+    <w:p>
+      <w:pPr/>
+      <w:r>
+        <w:rPr>
+          <w:lang w:val="en_US" w:bidi="en_US"/>
+        </w:rPr>
+      </w:r>
+      <w:r>
+        <w:rPr>
+          <w:b/>
+          <w:lang w:val="en_US" w:bidi="en_US"/>
+        </w:rPr>
         <w:t>"each one"</w:t>
       </w:r>
     </w:p>
@@ -14033,6 +15983,21 @@
           <w:b/>
           <w:lang w:val="en_US" w:bidi="en_US"/>
         </w:rPr>
+        <w:t>μὴ &amp; σκοποῦντες</w:t>
+      </w:r>
+    </w:p>
+    <w:p>
+      <w:pPr/>
+      <w:r>
+        <w:rPr>
+          <w:lang w:val="en_US" w:bidi="en_US"/>
+        </w:rPr>
+      </w:r>
+      <w:r>
+        <w:rPr>
+          <w:b/>
+          <w:lang w:val="en_US" w:bidi="en_US"/>
+        </w:rPr>
         <w:t>"not considering"</w:t>
       </w:r>
     </w:p>
@@ -14096,6 +16061,21 @@
           <w:b/>
           <w:lang w:val="en_US" w:bidi="en_US"/>
         </w:rPr>
+        <w:t>ἑαυτῶν</w:t>
+      </w:r>
+    </w:p>
+    <w:p>
+      <w:pPr/>
+      <w:r>
+        <w:rPr>
+          <w:lang w:val="en_US" w:bidi="en_US"/>
+        </w:rPr>
+      </w:r>
+      <w:r>
+        <w:rPr>
+          <w:b/>
+          <w:lang w:val="en_US" w:bidi="en_US"/>
+        </w:rPr>
         <w:t>"of themselves"</w:t>
       </w:r>
     </w:p>
@@ -14192,6 +16172,21 @@
           <w:b/>
           <w:lang w:val="en_US" w:bidi="en_US"/>
         </w:rPr>
+        <w:t>ἑαυτῶν</w:t>
+      </w:r>
+    </w:p>
+    <w:p>
+      <w:pPr/>
+      <w:r>
+        <w:rPr>
+          <w:lang w:val="en_US" w:bidi="en_US"/>
+        </w:rPr>
+      </w:r>
+      <w:r>
+        <w:rPr>
+          <w:b/>
+          <w:lang w:val="en_US" w:bidi="en_US"/>
+        </w:rPr>
         <w:t>"of themselves"</w:t>
       </w:r>
     </w:p>
@@ -14301,6 +16296,21 @@
           <w:b/>
           <w:lang w:val="en_US" w:bidi="en_US"/>
         </w:rPr>
+        <w:t>τοῦτο φρονεῖτε ἐν ὑμῖν, ὃ καὶ ἐν Χριστῷ Ἰησοῦ</w:t>
+      </w:r>
+    </w:p>
+    <w:p>
+      <w:pPr/>
+      <w:r>
+        <w:rPr>
+          <w:lang w:val="en_US" w:bidi="en_US"/>
+        </w:rPr>
+      </w:r>
+      <w:r>
+        <w:rPr>
+          <w:b/>
+          <w:lang w:val="en_US" w:bidi="en_US"/>
+        </w:rPr>
         <w:t>"Have this attitude in you which also {was} in Christ Jesus"</w:t>
       </w:r>
     </w:p>
@@ -14364,6 +16374,21 @@
           <w:b/>
           <w:lang w:val="en_US" w:bidi="en_US"/>
         </w:rPr>
+        <w:t>τοῦτο φρονεῖτε ἐν ὑμῖν, ὃ καὶ ἐν Χριστῷ Ἰησοῦ</w:t>
+      </w:r>
+    </w:p>
+    <w:p>
+      <w:pPr/>
+      <w:r>
+        <w:rPr>
+          <w:lang w:val="en_US" w:bidi="en_US"/>
+        </w:rPr>
+      </w:r>
+      <w:r>
+        <w:rPr>
+          <w:b/>
+          <w:lang w:val="en_US" w:bidi="en_US"/>
+        </w:rPr>
         <w:t>"Have this attitude in you which also {was} in Christ Jesus"</w:t>
       </w:r>
     </w:p>
@@ -14473,6 +16498,21 @@
           <w:b/>
           <w:lang w:val="en_US" w:bidi="en_US"/>
         </w:rPr>
+        <w:t>τοῦτο φρονεῖτε</w:t>
+      </w:r>
+    </w:p>
+    <w:p>
+      <w:pPr/>
+      <w:r>
+        <w:rPr>
+          <w:lang w:val="en_US" w:bidi="en_US"/>
+        </w:rPr>
+      </w:r>
+      <w:r>
+        <w:rPr>
+          <w:b/>
+          <w:lang w:val="en_US" w:bidi="en_US"/>
+        </w:rPr>
         <w:t>"Have this attitude"</w:t>
       </w:r>
     </w:p>
@@ -14556,6 +16596,21 @@
           <w:b/>
           <w:lang w:val="en_US" w:bidi="en_US"/>
         </w:rPr>
+        <w:t>τοῦτο φρονεῖτε ἐν ὑμῖν, ὃ καὶ ἐν Χριστῷ Ἰησοῦ</w:t>
+      </w:r>
+    </w:p>
+    <w:p>
+      <w:pPr/>
+      <w:r>
+        <w:rPr>
+          <w:lang w:val="en_US" w:bidi="en_US"/>
+        </w:rPr>
+      </w:r>
+      <w:r>
+        <w:rPr>
+          <w:b/>
+          <w:lang w:val="en_US" w:bidi="en_US"/>
+        </w:rPr>
         <w:t>"Have this attitude in you which also {was} in Christ Jesus"</w:t>
       </w:r>
     </w:p>
@@ -14652,6 +16707,21 @@
           <w:b/>
           <w:lang w:val="en_US" w:bidi="en_US"/>
         </w:rPr>
+        <w:t>ἐν μορφῇ Θεοῦ ὑπάρχων</w:t>
+      </w:r>
+    </w:p>
+    <w:p>
+      <w:pPr/>
+      <w:r>
+        <w:rPr>
+          <w:lang w:val="en_US" w:bidi="en_US"/>
+        </w:rPr>
+      </w:r>
+      <w:r>
+        <w:rPr>
+          <w:b/>
+          <w:lang w:val="en_US" w:bidi="en_US"/>
+        </w:rPr>
         <w:t>"existing in the form of God"</w:t>
       </w:r>
     </w:p>
@@ -14728,6 +16798,21 @@
           <w:b/>
           <w:lang w:val="en_US" w:bidi="en_US"/>
         </w:rPr>
+        <w:t>οὐχ &amp; ἡγήσατο</w:t>
+      </w:r>
+    </w:p>
+    <w:p>
+      <w:pPr/>
+      <w:r>
+        <w:rPr>
+          <w:lang w:val="en_US" w:bidi="en_US"/>
+        </w:rPr>
+      </w:r>
+      <w:r>
+        <w:rPr>
+          <w:b/>
+          <w:lang w:val="en_US" w:bidi="en_US"/>
+        </w:rPr>
         <w:t>"did not consider"</w:t>
       </w:r>
     </w:p>
@@ -14791,6 +16876,21 @@
           <w:b/>
           <w:lang w:val="en_US" w:bidi="en_US"/>
         </w:rPr>
+        <w:t>ἁρπαγμὸν</w:t>
+      </w:r>
+    </w:p>
+    <w:p>
+      <w:pPr/>
+      <w:r>
+        <w:rPr>
+          <w:lang w:val="en_US" w:bidi="en_US"/>
+        </w:rPr>
+      </w:r>
+      <w:r>
+        <w:rPr>
+          <w:b/>
+          <w:lang w:val="en_US" w:bidi="en_US"/>
+        </w:rPr>
         <w:t>"something to be grasped"</w:t>
       </w:r>
     </w:p>
@@ -14840,6 +16940,21 @@
         <w:rPr>
           <w:lang w:val="en_US" w:bidi="en_US"/>
         </w:rPr>
+      </w:r>
+    </w:p>
+    <w:p>
+      <w:pPr/>
+      <w:r>
+        <w:rPr>
+          <w:lang w:val="en_US" w:bidi="en_US"/>
+        </w:rPr>
+      </w:r>
+      <w:r>
+        <w:rPr>
+          <w:b/>
+          <w:lang w:val="en_US" w:bidi="en_US"/>
+        </w:rPr>
+        <w:t>ἀλλὰ</w:t>
       </w:r>
     </w:p>
     <w:p>
@@ -14981,6 +17096,21 @@
           <w:b/>
           <w:lang w:val="en_US" w:bidi="en_US"/>
         </w:rPr>
+        <w:t>ἀλλὰ ἑαυτὸν ἐκένωσεν</w:t>
+      </w:r>
+    </w:p>
+    <w:p>
+      <w:pPr/>
+      <w:r>
+        <w:rPr>
+          <w:lang w:val="en_US" w:bidi="en_US"/>
+        </w:rPr>
+      </w:r>
+      <w:r>
+        <w:rPr>
+          <w:b/>
+          <w:lang w:val="en_US" w:bidi="en_US"/>
+        </w:rPr>
         <w:t>"Instead, he emptied himself"</w:t>
       </w:r>
     </w:p>
@@ -15090,6 +17220,21 @@
           <w:b/>
           <w:lang w:val="en_US" w:bidi="en_US"/>
         </w:rPr>
+        <w:t>ἑαυτὸν ἐκένωσεν</w:t>
+      </w:r>
+    </w:p>
+    <w:p>
+      <w:pPr/>
+      <w:r>
+        <w:rPr>
+          <w:lang w:val="en_US" w:bidi="en_US"/>
+        </w:rPr>
+      </w:r>
+      <w:r>
+        <w:rPr>
+          <w:b/>
+          <w:lang w:val="en_US" w:bidi="en_US"/>
+        </w:rPr>
         <w:t>"he emptied himself"</w:t>
       </w:r>
     </w:p>
@@ -15186,6 +17331,21 @@
           <w:b/>
           <w:lang w:val="en_US" w:bidi="en_US"/>
         </w:rPr>
+        <w:t>ἑαυτὸν ἐκένωσεν</w:t>
+      </w:r>
+    </w:p>
+    <w:p>
+      <w:pPr/>
+      <w:r>
+        <w:rPr>
+          <w:lang w:val="en_US" w:bidi="en_US"/>
+        </w:rPr>
+      </w:r>
+      <w:r>
+        <w:rPr>
+          <w:b/>
+          <w:lang w:val="en_US" w:bidi="en_US"/>
+        </w:rPr>
         <w:t>"he emptied himself"</w:t>
       </w:r>
     </w:p>
@@ -15295,6 +17455,21 @@
           <w:b/>
           <w:lang w:val="en_US" w:bidi="en_US"/>
         </w:rPr>
+        <w:t>μορφὴν δούλου λαβών</w:t>
+      </w:r>
+    </w:p>
+    <w:p>
+      <w:pPr/>
+      <w:r>
+        <w:rPr>
+          <w:lang w:val="en_US" w:bidi="en_US"/>
+        </w:rPr>
+      </w:r>
+      <w:r>
+        <w:rPr>
+          <w:b/>
+          <w:lang w:val="en_US" w:bidi="en_US"/>
+        </w:rPr>
         <w:t>"having taken the form of a servant"</w:t>
       </w:r>
     </w:p>
@@ -15371,6 +17546,21 @@
           <w:b/>
           <w:lang w:val="en_US" w:bidi="en_US"/>
         </w:rPr>
+        <w:t>ἐν ὁμοιώματι ἀνθρώπων γενόμενος</w:t>
+      </w:r>
+    </w:p>
+    <w:p>
+      <w:pPr/>
+      <w:r>
+        <w:rPr>
+          <w:lang w:val="en_US" w:bidi="en_US"/>
+        </w:rPr>
+      </w:r>
+      <w:r>
+        <w:rPr>
+          <w:b/>
+          <w:lang w:val="en_US" w:bidi="en_US"/>
+        </w:rPr>
         <w:t>"having been born in the likeness of men"</w:t>
       </w:r>
     </w:p>
@@ -15447,6 +17637,21 @@
           <w:b/>
           <w:lang w:val="en_US" w:bidi="en_US"/>
         </w:rPr>
+        <w:t>ἐν ὁμοιώματι ἀνθρώπων</w:t>
+      </w:r>
+    </w:p>
+    <w:p>
+      <w:pPr/>
+      <w:r>
+        <w:rPr>
+          <w:lang w:val="en_US" w:bidi="en_US"/>
+        </w:rPr>
+      </w:r>
+      <w:r>
+        <w:rPr>
+          <w:b/>
+          <w:lang w:val="en_US" w:bidi="en_US"/>
+        </w:rPr>
         <w:t>"in the likeness of men"</w:t>
       </w:r>
     </w:p>
@@ -15556,6 +17761,21 @@
           <w:b/>
           <w:lang w:val="en_US" w:bidi="en_US"/>
         </w:rPr>
+        <w:t>καὶ σχήματι εὑρεθεὶς ὡς ἄνθρωπος</w:t>
+      </w:r>
+    </w:p>
+    <w:p>
+      <w:pPr/>
+      <w:r>
+        <w:rPr>
+          <w:lang w:val="en_US" w:bidi="en_US"/>
+        </w:rPr>
+      </w:r>
+      <w:r>
+        <w:rPr>
+          <w:b/>
+          <w:lang w:val="en_US" w:bidi="en_US"/>
+        </w:rPr>
         <w:t>"and having been found in appearance as a man"</w:t>
       </w:r>
     </w:p>
@@ -15658,6 +17878,21 @@
           <w:b/>
           <w:lang w:val="en_US" w:bidi="en_US"/>
         </w:rPr>
+        <w:t>ἄνθρωπος</w:t>
+      </w:r>
+    </w:p>
+    <w:p>
+      <w:pPr/>
+      <w:r>
+        <w:rPr>
+          <w:lang w:val="en_US" w:bidi="en_US"/>
+        </w:rPr>
+      </w:r>
+      <w:r>
+        <w:rPr>
+          <w:b/>
+          <w:lang w:val="en_US" w:bidi="en_US"/>
+        </w:rPr>
         <w:t>"a man"</w:t>
       </w:r>
     </w:p>
@@ -15767,6 +18002,21 @@
           <w:b/>
           <w:lang w:val="en_US" w:bidi="en_US"/>
         </w:rPr>
+        <w:t>ἐταπείνωσεν ἑαυτὸν, γενόμενος ὑπήκοος μέχρι θανάτου</w:t>
+      </w:r>
+    </w:p>
+    <w:p>
+      <w:pPr/>
+      <w:r>
+        <w:rPr>
+          <w:lang w:val="en_US" w:bidi="en_US"/>
+        </w:rPr>
+      </w:r>
+      <w:r>
+        <w:rPr>
+          <w:b/>
+          <w:lang w:val="en_US" w:bidi="en_US"/>
+        </w:rPr>
         <w:t>"he humbled himself, having become obedient to the point of death"</w:t>
       </w:r>
     </w:p>
@@ -15856,6 +18106,21 @@
           <w:b/>
           <w:lang w:val="en_US" w:bidi="en_US"/>
         </w:rPr>
+        <w:t>ἑαυτὸν</w:t>
+      </w:r>
+    </w:p>
+    <w:p>
+      <w:pPr/>
+      <w:r>
+        <w:rPr>
+          <w:lang w:val="en_US" w:bidi="en_US"/>
+        </w:rPr>
+      </w:r>
+      <w:r>
+        <w:rPr>
+          <w:b/>
+          <w:lang w:val="en_US" w:bidi="en_US"/>
+        </w:rPr>
         <w:t>"himself"</w:t>
       </w:r>
     </w:p>
@@ -15952,6 +18217,21 @@
           <w:b/>
           <w:lang w:val="en_US" w:bidi="en_US"/>
         </w:rPr>
+        <w:t>γενόμενος ὑπήκοος μέχρι θανάτου, θανάτου δὲ σταυροῦ</w:t>
+      </w:r>
+    </w:p>
+    <w:p>
+      <w:pPr/>
+      <w:r>
+        <w:rPr>
+          <w:lang w:val="en_US" w:bidi="en_US"/>
+        </w:rPr>
+      </w:r>
+      <w:r>
+        <w:rPr>
+          <w:b/>
+          <w:lang w:val="en_US" w:bidi="en_US"/>
+        </w:rPr>
         <w:t>""having become obedient to the point of death,"</w:t>
       </w:r>
     </w:p>
@@ -16048,6 +18328,21 @@
           <w:b/>
           <w:lang w:val="en_US" w:bidi="en_US"/>
         </w:rPr>
+        <w:t>γενόμενος ὑπήκοος μέχρι θανάτου</w:t>
+      </w:r>
+    </w:p>
+    <w:p>
+      <w:pPr/>
+      <w:r>
+        <w:rPr>
+          <w:lang w:val="en_US" w:bidi="en_US"/>
+        </w:rPr>
+      </w:r>
+      <w:r>
+        <w:rPr>
+          <w:b/>
+          <w:lang w:val="en_US" w:bidi="en_US"/>
+        </w:rPr>
         <w:t>"having become obedient to the point of death"</w:t>
       </w:r>
     </w:p>
@@ -16157,6 +18452,21 @@
           <w:b/>
           <w:lang w:val="en_US" w:bidi="en_US"/>
         </w:rPr>
+        <w:t>θανάτου δὲ σταυροῦ</w:t>
+      </w:r>
+    </w:p>
+    <w:p>
+      <w:pPr/>
+      <w:r>
+        <w:rPr>
+          <w:lang w:val="en_US" w:bidi="en_US"/>
+        </w:rPr>
+      </w:r>
+      <w:r>
+        <w:rPr>
+          <w:b/>
+          <w:lang w:val="en_US" w:bidi="en_US"/>
+        </w:rPr>
         <w:t>"even death on a cross"</w:t>
       </w:r>
     </w:p>
@@ -16258,6 +18568,21 @@
         <w:rPr>
           <w:lang w:val="en_US" w:bidi="en_US"/>
         </w:rPr>
+      </w:r>
+    </w:p>
+    <w:p>
+      <w:pPr/>
+      <w:r>
+        <w:rPr>
+          <w:lang w:val="en_US" w:bidi="en_US"/>
+        </w:rPr>
+      </w:r>
+      <w:r>
+        <w:rPr>
+          <w:b/>
+          <w:lang w:val="en_US" w:bidi="en_US"/>
+        </w:rPr>
+        <w:t>διὸ</w:t>
       </w:r>
     </w:p>
     <w:p>
@@ -16412,6 +18737,21 @@
           <w:b/>
           <w:lang w:val="en_US" w:bidi="en_US"/>
         </w:rPr>
+        <w:t>αὐτὸν ὑπερύψωσεν</w:t>
+      </w:r>
+    </w:p>
+    <w:p>
+      <w:pPr/>
+      <w:r>
+        <w:rPr>
+          <w:lang w:val="en_US" w:bidi="en_US"/>
+        </w:rPr>
+      </w:r>
+      <w:r>
+        <w:rPr>
+          <w:b/>
+          <w:lang w:val="en_US" w:bidi="en_US"/>
+        </w:rPr>
         <w:t>"highly exalted him"</w:t>
       </w:r>
     </w:p>
@@ -16475,6 +18815,21 @@
           <w:b/>
           <w:lang w:val="en_US" w:bidi="en_US"/>
         </w:rPr>
+        <w:t>τὸ ὄνομα τὸ ὑπὲρ πᾶν ὄνομα</w:t>
+      </w:r>
+    </w:p>
+    <w:p>
+      <w:pPr/>
+      <w:r>
+        <w:rPr>
+          <w:lang w:val="en_US" w:bidi="en_US"/>
+        </w:rPr>
+      </w:r>
+      <w:r>
+        <w:rPr>
+          <w:b/>
+          <w:lang w:val="en_US" w:bidi="en_US"/>
+        </w:rPr>
         <w:t>"the name {that is} above every name"</w:t>
       </w:r>
     </w:p>
@@ -16557,6 +18912,21 @@
         <w:rPr>
           <w:lang w:val="en_US" w:bidi="en_US"/>
         </w:rPr>
+      </w:r>
+    </w:p>
+    <w:p>
+      <w:pPr/>
+      <w:r>
+        <w:rPr>
+          <w:lang w:val="en_US" w:bidi="en_US"/>
+        </w:rPr>
+      </w:r>
+      <w:r>
+        <w:rPr>
+          <w:b/>
+          <w:lang w:val="en_US" w:bidi="en_US"/>
+        </w:rPr>
+        <w:t>ἵνα</w:t>
       </w:r>
     </w:p>
     <w:p>
@@ -16703,6 +19073,21 @@
           <w:b/>
           <w:lang w:val="en_US" w:bidi="en_US"/>
         </w:rPr>
+        <w:t>ἐν τῷ ὀνόματι Ἰησοῦ, πᾶν γόνυ κάμψῃ</w:t>
+      </w:r>
+    </w:p>
+    <w:p>
+      <w:pPr/>
+      <w:r>
+        <w:rPr>
+          <w:lang w:val="en_US" w:bidi="en_US"/>
+        </w:rPr>
+      </w:r>
+      <w:r>
+        <w:rPr>
+          <w:b/>
+          <w:lang w:val="en_US" w:bidi="en_US"/>
+        </w:rPr>
         <w:t>"at the name of Jesus every knee would bend"</w:t>
       </w:r>
     </w:p>
@@ -16799,6 +19184,21 @@
           <w:b/>
           <w:lang w:val="en_US" w:bidi="en_US"/>
         </w:rPr>
+        <w:t>ἐν τῷ ὀνόματι Ἰησοῦ, πᾶν γόνυ κάμψῃ</w:t>
+      </w:r>
+    </w:p>
+    <w:p>
+      <w:pPr/>
+      <w:r>
+        <w:rPr>
+          <w:lang w:val="en_US" w:bidi="en_US"/>
+        </w:rPr>
+      </w:r>
+      <w:r>
+        <w:rPr>
+          <w:b/>
+          <w:lang w:val="en_US" w:bidi="en_US"/>
+        </w:rPr>
         <w:t>"at the name of Jesus every knee would bend"</w:t>
       </w:r>
     </w:p>
@@ -16895,6 +19295,21 @@
           <w:b/>
           <w:lang w:val="en_US" w:bidi="en_US"/>
         </w:rPr>
+        <w:t>ἐπουρανίων καὶ ἐπιγείων καὶ καταχθονίων</w:t>
+      </w:r>
+    </w:p>
+    <w:p>
+      <w:pPr/>
+      <w:r>
+        <w:rPr>
+          <w:lang w:val="en_US" w:bidi="en_US"/>
+        </w:rPr>
+      </w:r>
+      <w:r>
+        <w:rPr>
+          <w:b/>
+          <w:lang w:val="en_US" w:bidi="en_US"/>
+        </w:rPr>
         <w:t>"in heaven and on earth and under the earth"</w:t>
       </w:r>
     </w:p>
@@ -16971,6 +19386,21 @@
           <w:b/>
           <w:lang w:val="en_US" w:bidi="en_US"/>
         </w:rPr>
+        <w:t>πᾶσα γλῶσσα ἐξομολογήσηται</w:t>
+      </w:r>
+    </w:p>
+    <w:p>
+      <w:pPr/>
+      <w:r>
+        <w:rPr>
+          <w:lang w:val="en_US" w:bidi="en_US"/>
+        </w:rPr>
+      </w:r>
+      <w:r>
+        <w:rPr>
+          <w:b/>
+          <w:lang w:val="en_US" w:bidi="en_US"/>
+        </w:rPr>
         <w:t>"every tongue would confess"</w:t>
       </w:r>
     </w:p>
@@ -17067,6 +19497,21 @@
           <w:b/>
           <w:lang w:val="en_US" w:bidi="en_US"/>
         </w:rPr>
+        <w:t>εἰς δόξαν Θεοῦ Πατρὸς</w:t>
+      </w:r>
+    </w:p>
+    <w:p>
+      <w:pPr/>
+      <w:r>
+        <w:rPr>
+          <w:lang w:val="en_US" w:bidi="en_US"/>
+        </w:rPr>
+      </w:r>
+      <w:r>
+        <w:rPr>
+          <w:b/>
+          <w:lang w:val="en_US" w:bidi="en_US"/>
+        </w:rPr>
         <w:t>"to the glory of God the Father"</w:t>
       </w:r>
     </w:p>
@@ -17163,6 +19608,21 @@
           <w:b/>
           <w:lang w:val="en_US" w:bidi="en_US"/>
         </w:rPr>
+        <w:t>εἰς δόξαν Θεοῦ Πατρὸς</w:t>
+      </w:r>
+    </w:p>
+    <w:p>
+      <w:pPr/>
+      <w:r>
+        <w:rPr>
+          <w:lang w:val="en_US" w:bidi="en_US"/>
+        </w:rPr>
+      </w:r>
+      <w:r>
+        <w:rPr>
+          <w:b/>
+          <w:lang w:val="en_US" w:bidi="en_US"/>
+        </w:rPr>
         <w:t>"to the glory of God the Father"</w:t>
       </w:r>
     </w:p>
@@ -17258,6 +19718,21 @@
         <w:rPr>
           <w:lang w:val="en_US" w:bidi="en_US"/>
         </w:rPr>
+      </w:r>
+    </w:p>
+    <w:p>
+      <w:pPr/>
+      <w:r>
+        <w:rPr>
+          <w:lang w:val="en_US" w:bidi="en_US"/>
+        </w:rPr>
+      </w:r>
+      <w:r>
+        <w:rPr>
+          <w:b/>
+          <w:lang w:val="en_US" w:bidi="en_US"/>
+        </w:rPr>
+        <w:t>ὥστε</w:t>
       </w:r>
     </w:p>
     <w:p>
@@ -17386,6 +19861,21 @@
           <w:b/>
           <w:lang w:val="en_US" w:bidi="en_US"/>
         </w:rPr>
+        <w:t>ἀγαπητοί μου</w:t>
+      </w:r>
+    </w:p>
+    <w:p>
+      <w:pPr/>
+      <w:r>
+        <w:rPr>
+          <w:lang w:val="en_US" w:bidi="en_US"/>
+        </w:rPr>
+      </w:r>
+      <w:r>
+        <w:rPr>
+          <w:b/>
+          <w:lang w:val="en_US" w:bidi="en_US"/>
+        </w:rPr>
         <w:t>"my beloved"</w:t>
       </w:r>
     </w:p>
@@ -17462,6 +19952,21 @@
           <w:b/>
           <w:lang w:val="en_US" w:bidi="en_US"/>
         </w:rPr>
+        <w:t>ὡς ἐν τῇ παρουσίᾳ μου</w:t>
+      </w:r>
+    </w:p>
+    <w:p>
+      <w:pPr/>
+      <w:r>
+        <w:rPr>
+          <w:lang w:val="en_US" w:bidi="en_US"/>
+        </w:rPr>
+      </w:r>
+      <w:r>
+        <w:rPr>
+          <w:b/>
+          <w:lang w:val="en_US" w:bidi="en_US"/>
+        </w:rPr>
         <w:t>"as in my presence"</w:t>
       </w:r>
     </w:p>
@@ -17525,6 +20030,21 @@
           <w:b/>
           <w:lang w:val="en_US" w:bidi="en_US"/>
         </w:rPr>
+        <w:t>ἐν τῇ ἀπουσίᾳ μου</w:t>
+      </w:r>
+    </w:p>
+    <w:p>
+      <w:pPr/>
+      <w:r>
+        <w:rPr>
+          <w:lang w:val="en_US" w:bidi="en_US"/>
+        </w:rPr>
+      </w:r>
+      <w:r>
+        <w:rPr>
+          <w:b/>
+          <w:lang w:val="en_US" w:bidi="en_US"/>
+        </w:rPr>
         <w:t>"in my absence"</w:t>
       </w:r>
     </w:p>
@@ -17588,6 +20108,21 @@
           <w:b/>
           <w:lang w:val="en_US" w:bidi="en_US"/>
         </w:rPr>
+        <w:t>μετὰ φόβου καὶ τρόμου τὴν ἑαυτῶν σωτηρίαν κατεργάζεσθε</w:t>
+      </w:r>
+    </w:p>
+    <w:p>
+      <w:pPr/>
+      <w:r>
+        <w:rPr>
+          <w:lang w:val="en_US" w:bidi="en_US"/>
+        </w:rPr>
+      </w:r>
+      <w:r>
+        <w:rPr>
+          <w:b/>
+          <w:lang w:val="en_US" w:bidi="en_US"/>
+        </w:rPr>
         <w:t>"work out your own salvation with fear and trembling"</w:t>
       </w:r>
     </w:p>
@@ -17697,6 +20232,21 @@
           <w:b/>
           <w:lang w:val="en_US" w:bidi="en_US"/>
         </w:rPr>
+        <w:t>μετὰ φόβου καὶ τρόμου</w:t>
+      </w:r>
+    </w:p>
+    <w:p>
+      <w:pPr/>
+      <w:r>
+        <w:rPr>
+          <w:lang w:val="en_US" w:bidi="en_US"/>
+        </w:rPr>
+      </w:r>
+      <w:r>
+        <w:rPr>
+          <w:b/>
+          <w:lang w:val="en_US" w:bidi="en_US"/>
+        </w:rPr>
         <w:t>"with fear and trembling"</w:t>
       </w:r>
     </w:p>
@@ -17806,6 +20356,21 @@
           <w:b/>
           <w:lang w:val="en_US" w:bidi="en_US"/>
         </w:rPr>
+        <w:t>ἐνεργῶν</w:t>
+      </w:r>
+    </w:p>
+    <w:p>
+      <w:pPr/>
+      <w:r>
+        <w:rPr>
+          <w:lang w:val="en_US" w:bidi="en_US"/>
+        </w:rPr>
+      </w:r>
+      <w:r>
+        <w:rPr>
+          <w:b/>
+          <w:lang w:val="en_US" w:bidi="en_US"/>
+        </w:rPr>
         <w:t>"working"</w:t>
       </w:r>
     </w:p>
@@ -17882,6 +20447,21 @@
           <w:b/>
           <w:lang w:val="en_US" w:bidi="en_US"/>
         </w:rPr>
+        <w:t>ἐν ὑμῖν</w:t>
+      </w:r>
+    </w:p>
+    <w:p>
+      <w:pPr/>
+      <w:r>
+        <w:rPr>
+          <w:lang w:val="en_US" w:bidi="en_US"/>
+        </w:rPr>
+      </w:r>
+      <w:r>
+        <w:rPr>
+          <w:b/>
+          <w:lang w:val="en_US" w:bidi="en_US"/>
+        </w:rPr>
         <w:t>"in you"</w:t>
       </w:r>
     </w:p>
@@ -17978,6 +20558,21 @@
           <w:b/>
           <w:lang w:val="en_US" w:bidi="en_US"/>
         </w:rPr>
+        <w:t>καὶ τὸ θέλειν, καὶ τὸ ἐνεργεῖν, ὑπὲρ τῆς εὐδοκίας</w:t>
+      </w:r>
+    </w:p>
+    <w:p>
+      <w:pPr/>
+      <w:r>
+        <w:rPr>
+          <w:lang w:val="en_US" w:bidi="en_US"/>
+        </w:rPr>
+      </w:r>
+      <w:r>
+        <w:rPr>
+          <w:b/>
+          <w:lang w:val="en_US" w:bidi="en_US"/>
+        </w:rPr>
         <w:t>"both to will and to work for his good pleasure"</w:t>
       </w:r>
     </w:p>
@@ -18041,6 +20636,21 @@
           <w:b/>
           <w:lang w:val="en_US" w:bidi="en_US"/>
         </w:rPr>
+        <w:t>πάντα ποιεῖτε χωρὶς γογγυσμῶν καὶ διαλογισμῶν</w:t>
+      </w:r>
+    </w:p>
+    <w:p>
+      <w:pPr/>
+      <w:r>
+        <w:rPr>
+          <w:lang w:val="en_US" w:bidi="en_US"/>
+        </w:rPr>
+      </w:r>
+      <w:r>
+        <w:rPr>
+          <w:b/>
+          <w:lang w:val="en_US" w:bidi="en_US"/>
+        </w:rPr>
         <w:t>"Do all things without complaining or arguing"</w:t>
       </w:r>
     </w:p>
@@ -18137,6 +20747,21 @@
           <w:b/>
           <w:lang w:val="en_US" w:bidi="en_US"/>
         </w:rPr>
+        <w:t>ἄμεμπτοι καὶ ἀκέραιοι</w:t>
+      </w:r>
+    </w:p>
+    <w:p>
+      <w:pPr/>
+      <w:r>
+        <w:rPr>
+          <w:lang w:val="en_US" w:bidi="en_US"/>
+        </w:rPr>
+      </w:r>
+      <w:r>
+        <w:rPr>
+          <w:b/>
+          <w:lang w:val="en_US" w:bidi="en_US"/>
+        </w:rPr>
         <w:t>"blameless and pure"</w:t>
       </w:r>
     </w:p>
@@ -18246,6 +20871,21 @@
           <w:b/>
           <w:lang w:val="en_US" w:bidi="en_US"/>
         </w:rPr>
+        <w:t>τέκνα Θεοῦ</w:t>
+      </w:r>
+    </w:p>
+    <w:p>
+      <w:pPr/>
+      <w:r>
+        <w:rPr>
+          <w:lang w:val="en_US" w:bidi="en_US"/>
+        </w:rPr>
+      </w:r>
+      <w:r>
+        <w:rPr>
+          <w:b/>
+          <w:lang w:val="en_US" w:bidi="en_US"/>
+        </w:rPr>
         <w:t>"children of God"</w:t>
       </w:r>
     </w:p>
@@ -18368,6 +21008,21 @@
           <w:b/>
           <w:lang w:val="en_US" w:bidi="en_US"/>
         </w:rPr>
+        <w:t>ἄμωμα</w:t>
+      </w:r>
+    </w:p>
+    <w:p>
+      <w:pPr/>
+      <w:r>
+        <w:rPr>
+          <w:lang w:val="en_US" w:bidi="en_US"/>
+        </w:rPr>
+      </w:r>
+      <w:r>
+        <w:rPr>
+          <w:b/>
+          <w:lang w:val="en_US" w:bidi="en_US"/>
+        </w:rPr>
         <w:t>"without blemish"</w:t>
       </w:r>
     </w:p>
@@ -18477,6 +21132,21 @@
           <w:b/>
           <w:lang w:val="en_US" w:bidi="en_US"/>
         </w:rPr>
+        <w:t>ἐν οἷς φαίνεσθε ὡς φωστῆρες ἐν κόσμῳ</w:t>
+      </w:r>
+    </w:p>
+    <w:p>
+      <w:pPr/>
+      <w:r>
+        <w:rPr>
+          <w:lang w:val="en_US" w:bidi="en_US"/>
+        </w:rPr>
+      </w:r>
+      <w:r>
+        <w:rPr>
+          <w:b/>
+          <w:lang w:val="en_US" w:bidi="en_US"/>
+        </w:rPr>
         <w:t>"among whom you shine as lights in the world"</w:t>
       </w:r>
     </w:p>
@@ -18560,6 +21230,21 @@
           <w:b/>
           <w:lang w:val="en_US" w:bidi="en_US"/>
         </w:rPr>
+        <w:t>φαίνεσθε ὡς φωστῆρες ἐν κόσμῳ</w:t>
+      </w:r>
+    </w:p>
+    <w:p>
+      <w:pPr/>
+      <w:r>
+        <w:rPr>
+          <w:lang w:val="en_US" w:bidi="en_US"/>
+        </w:rPr>
+      </w:r>
+      <w:r>
+        <w:rPr>
+          <w:b/>
+          <w:lang w:val="en_US" w:bidi="en_US"/>
+        </w:rPr>
         <w:t>"you shine as lights in the world"</w:t>
       </w:r>
     </w:p>
@@ -18669,6 +21354,21 @@
           <w:b/>
           <w:lang w:val="en_US" w:bidi="en_US"/>
         </w:rPr>
+        <w:t>μέσον γενεᾶς σκολιᾶς καὶ διεστραμμένης</w:t>
+      </w:r>
+    </w:p>
+    <w:p>
+      <w:pPr/>
+      <w:r>
+        <w:rPr>
+          <w:lang w:val="en_US" w:bidi="en_US"/>
+        </w:rPr>
+      </w:r>
+      <w:r>
+        <w:rPr>
+          <w:b/>
+          <w:lang w:val="en_US" w:bidi="en_US"/>
+        </w:rPr>
         <w:t>"in the midst of a crooked and perverted generation"</w:t>
       </w:r>
     </w:p>
@@ -18778,6 +21478,21 @@
           <w:b/>
           <w:lang w:val="en_US" w:bidi="en_US"/>
         </w:rPr>
+        <w:t>λόγον ζωῆς ἐπέχοντες</w:t>
+      </w:r>
+    </w:p>
+    <w:p>
+      <w:pPr/>
+      <w:r>
+        <w:rPr>
+          <w:lang w:val="en_US" w:bidi="en_US"/>
+        </w:rPr>
+      </w:r>
+      <w:r>
+        <w:rPr>
+          <w:b/>
+          <w:lang w:val="en_US" w:bidi="en_US"/>
+        </w:rPr>
         <w:t>"holding forth the word of life"</w:t>
       </w:r>
     </w:p>
@@ -18854,6 +21569,21 @@
           <w:b/>
           <w:lang w:val="en_US" w:bidi="en_US"/>
         </w:rPr>
+        <w:t>λόγον ζωῆς ἐπέχοντες</w:t>
+      </w:r>
+    </w:p>
+    <w:p>
+      <w:pPr/>
+      <w:r>
+        <w:rPr>
+          <w:lang w:val="en_US" w:bidi="en_US"/>
+        </w:rPr>
+      </w:r>
+      <w:r>
+        <w:rPr>
+          <w:b/>
+          <w:lang w:val="en_US" w:bidi="en_US"/>
+        </w:rPr>
         <w:t>"holding forth the word of life"</w:t>
       </w:r>
     </w:p>
@@ -18930,6 +21660,21 @@
           <w:b/>
           <w:lang w:val="en_US" w:bidi="en_US"/>
         </w:rPr>
+        <w:t>λόγον ζωῆς</w:t>
+      </w:r>
+    </w:p>
+    <w:p>
+      <w:pPr/>
+      <w:r>
+        <w:rPr>
+          <w:lang w:val="en_US" w:bidi="en_US"/>
+        </w:rPr>
+      </w:r>
+      <w:r>
+        <w:rPr>
+          <w:b/>
+          <w:lang w:val="en_US" w:bidi="en_US"/>
+        </w:rPr>
         <w:t>"the word of life"</w:t>
       </w:r>
     </w:p>
@@ -19026,6 +21771,21 @@
           <w:b/>
           <w:lang w:val="en_US" w:bidi="en_US"/>
         </w:rPr>
+        <w:t>λόγον</w:t>
+      </w:r>
+    </w:p>
+    <w:p>
+      <w:pPr/>
+      <w:r>
+        <w:rPr>
+          <w:lang w:val="en_US" w:bidi="en_US"/>
+        </w:rPr>
+      </w:r>
+      <w:r>
+        <w:rPr>
+          <w:b/>
+          <w:lang w:val="en_US" w:bidi="en_US"/>
+        </w:rPr>
         <w:t>"the word"</w:t>
       </w:r>
     </w:p>
@@ -19135,6 +21895,21 @@
           <w:b/>
           <w:lang w:val="en_US" w:bidi="en_US"/>
         </w:rPr>
+        <w:t>λόγον ζωῆς</w:t>
+      </w:r>
+    </w:p>
+    <w:p>
+      <w:pPr/>
+      <w:r>
+        <w:rPr>
+          <w:lang w:val="en_US" w:bidi="en_US"/>
+        </w:rPr>
+      </w:r>
+      <w:r>
+        <w:rPr>
+          <w:b/>
+          <w:lang w:val="en_US" w:bidi="en_US"/>
+        </w:rPr>
         <w:t>"the word of life"</w:t>
       </w:r>
     </w:p>
@@ -19270,6 +22045,21 @@
           <w:b/>
           <w:lang w:val="en_US" w:bidi="en_US"/>
         </w:rPr>
+        <w:t>λόγον ζωῆς</w:t>
+      </w:r>
+    </w:p>
+    <w:p>
+      <w:pPr/>
+      <w:r>
+        <w:rPr>
+          <w:lang w:val="en_US" w:bidi="en_US"/>
+        </w:rPr>
+      </w:r>
+      <w:r>
+        <w:rPr>
+          <w:b/>
+          <w:lang w:val="en_US" w:bidi="en_US"/>
+        </w:rPr>
         <w:t>"the word of life"</w:t>
       </w:r>
     </w:p>
@@ -19352,6 +22142,21 @@
         <w:rPr>
           <w:lang w:val="en_US" w:bidi="en_US"/>
         </w:rPr>
+      </w:r>
+    </w:p>
+    <w:p>
+      <w:pPr/>
+      <w:r>
+        <w:rPr>
+          <w:lang w:val="en_US" w:bidi="en_US"/>
+        </w:rPr>
+      </w:r>
+      <w:r>
+        <w:rPr>
+          <w:b/>
+          <w:lang w:val="en_US" w:bidi="en_US"/>
+        </w:rPr>
+        <w:t>εἰς καύχημα ἐμοὶ εἰς ἡμέραν Χριστοῦ, ὅτι οὐκ εἰς κενὸν ἔδραμον, οὐδὲ εἰς κενὸν ἐκοπίασα</w:t>
       </w:r>
     </w:p>
     <w:p>
@@ -19480,6 +22285,21 @@
           <w:b/>
           <w:lang w:val="en_US" w:bidi="en_US"/>
         </w:rPr>
+        <w:t>εἰς καύχημα ἐμοὶ</w:t>
+      </w:r>
+    </w:p>
+    <w:p>
+      <w:pPr/>
+      <w:r>
+        <w:rPr>
+          <w:lang w:val="en_US" w:bidi="en_US"/>
+        </w:rPr>
+      </w:r>
+      <w:r>
+        <w:rPr>
+          <w:b/>
+          <w:lang w:val="en_US" w:bidi="en_US"/>
+        </w:rPr>
         <w:t>"for my boasting"</w:t>
       </w:r>
     </w:p>
@@ -19576,6 +22396,21 @@
           <w:b/>
           <w:lang w:val="en_US" w:bidi="en_US"/>
         </w:rPr>
+        <w:t>εἰς καύχημα ἐμοὶ</w:t>
+      </w:r>
+    </w:p>
+    <w:p>
+      <w:pPr/>
+      <w:r>
+        <w:rPr>
+          <w:lang w:val="en_US" w:bidi="en_US"/>
+        </w:rPr>
+      </w:r>
+      <w:r>
+        <w:rPr>
+          <w:b/>
+          <w:lang w:val="en_US" w:bidi="en_US"/>
+        </w:rPr>
         <w:t>"for my boasting"</w:t>
       </w:r>
     </w:p>
@@ -19639,6 +22474,21 @@
           <w:b/>
           <w:lang w:val="en_US" w:bidi="en_US"/>
         </w:rPr>
+        <w:t>εἰς ἡμέραν Χριστοῦ,</w:t>
+      </w:r>
+    </w:p>
+    <w:p>
+      <w:pPr/>
+      <w:r>
+        <w:rPr>
+          <w:lang w:val="en_US" w:bidi="en_US"/>
+        </w:rPr>
+      </w:r>
+      <w:r>
+        <w:rPr>
+          <w:b/>
+          <w:lang w:val="en_US" w:bidi="en_US"/>
+        </w:rPr>
         <w:t>"on the day of Christ"</w:t>
       </w:r>
     </w:p>
@@ -19735,6 +22585,21 @@
           <w:b/>
           <w:lang w:val="en_US" w:bidi="en_US"/>
         </w:rPr>
+        <w:t>οὐκ εἰς κενὸν ἔδραμον, οὐδὲ εἰς κενὸν ἐκοπίασα</w:t>
+      </w:r>
+    </w:p>
+    <w:p>
+      <w:pPr/>
+      <w:r>
+        <w:rPr>
+          <w:lang w:val="en_US" w:bidi="en_US"/>
+        </w:rPr>
+      </w:r>
+      <w:r>
+        <w:rPr>
+          <w:b/>
+          <w:lang w:val="en_US" w:bidi="en_US"/>
+        </w:rPr>
         <w:t>"I did not run in vain nor labor in vain"</w:t>
       </w:r>
     </w:p>
@@ -19844,6 +22709,21 @@
           <w:b/>
           <w:lang w:val="en_US" w:bidi="en_US"/>
         </w:rPr>
+        <w:t>οὐκ εἰς κενὸν ἔδραμον</w:t>
+      </w:r>
+    </w:p>
+    <w:p>
+      <w:pPr/>
+      <w:r>
+        <w:rPr>
+          <w:lang w:val="en_US" w:bidi="en_US"/>
+        </w:rPr>
+      </w:r>
+      <w:r>
+        <w:rPr>
+          <w:b/>
+          <w:lang w:val="en_US" w:bidi="en_US"/>
+        </w:rPr>
         <w:t>"I did not run in vain"</w:t>
       </w:r>
     </w:p>
@@ -19953,6 +22833,21 @@
           <w:b/>
           <w:lang w:val="en_US" w:bidi="en_US"/>
         </w:rPr>
+        <w:t>εἰς κενὸν</w:t>
+      </w:r>
+    </w:p>
+    <w:p>
+      <w:pPr/>
+      <w:r>
+        <w:rPr>
+          <w:lang w:val="en_US" w:bidi="en_US"/>
+        </w:rPr>
+      </w:r>
+      <w:r>
+        <w:rPr>
+          <w:b/>
+          <w:lang w:val="en_US" w:bidi="en_US"/>
+        </w:rPr>
         <w:t>"in vain"</w:t>
       </w:r>
       <w:r>
@@ -20029,6 +22924,21 @@
           <w:b/>
           <w:lang w:val="en_US" w:bidi="en_US"/>
         </w:rPr>
+        <w:t>οὐδὲ εἰς κενὸν ἐκοπίασα</w:t>
+      </w:r>
+    </w:p>
+    <w:p>
+      <w:pPr/>
+      <w:r>
+        <w:rPr>
+          <w:lang w:val="en_US" w:bidi="en_US"/>
+        </w:rPr>
+      </w:r>
+      <w:r>
+        <w:rPr>
+          <w:b/>
+          <w:lang w:val="en_US" w:bidi="en_US"/>
+        </w:rPr>
         <w:t>"nor labor in vain"</w:t>
       </w:r>
     </w:p>
@@ -20111,6 +23021,21 @@
         <w:rPr>
           <w:lang w:val="en_US" w:bidi="en_US"/>
         </w:rPr>
+      </w:r>
+    </w:p>
+    <w:p>
+      <w:pPr/>
+      <w:r>
+        <w:rPr>
+          <w:lang w:val="en_US" w:bidi="en_US"/>
+        </w:rPr>
+      </w:r>
+      <w:r>
+        <w:rPr>
+          <w:b/>
+          <w:lang w:val="en_US" w:bidi="en_US"/>
+        </w:rPr>
+        <w:t>ἀλλ’ εἰ καὶ</w:t>
       </w:r>
     </w:p>
     <w:p>
@@ -20233,6 +23158,21 @@
           <w:b/>
           <w:lang w:val="en_US" w:bidi="en_US"/>
         </w:rPr>
+        <w:t>σπένδομαι ἐπὶ τῇ θυσίᾳ καὶ λειτουργίᾳ τῆς πίστεως ὑμῶν</w:t>
+      </w:r>
+    </w:p>
+    <w:p>
+      <w:pPr/>
+      <w:r>
+        <w:rPr>
+          <w:lang w:val="en_US" w:bidi="en_US"/>
+        </w:rPr>
+      </w:r>
+      <w:r>
+        <w:rPr>
+          <w:b/>
+          <w:lang w:val="en_US" w:bidi="en_US"/>
+        </w:rPr>
         <w:t>"I am being poured out as an offering on the sacrifice and service of your faith"</w:t>
       </w:r>
     </w:p>
@@ -20347,6 +23287,21 @@
           <w:b/>
           <w:lang w:val="en_US" w:bidi="en_US"/>
         </w:rPr>
+        <w:t>σπένδομαι</w:t>
+      </w:r>
+    </w:p>
+    <w:p>
+      <w:pPr/>
+      <w:r>
+        <w:rPr>
+          <w:lang w:val="en_US" w:bidi="en_US"/>
+        </w:rPr>
+      </w:r>
+      <w:r>
+        <w:rPr>
+          <w:b/>
+          <w:lang w:val="en_US" w:bidi="en_US"/>
+        </w:rPr>
         <w:t>"I am being poured out as an offering"</w:t>
       </w:r>
     </w:p>
@@ -20443,6 +23398,21 @@
           <w:b/>
           <w:lang w:val="en_US" w:bidi="en_US"/>
         </w:rPr>
+        <w:t>σπένδομαι</w:t>
+      </w:r>
+    </w:p>
+    <w:p>
+      <w:pPr/>
+      <w:r>
+        <w:rPr>
+          <w:lang w:val="en_US" w:bidi="en_US"/>
+        </w:rPr>
+      </w:r>
+      <w:r>
+        <w:rPr>
+          <w:b/>
+          <w:lang w:val="en_US" w:bidi="en_US"/>
+        </w:rPr>
         <w:t>"I am being poured out as an offering"</w:t>
       </w:r>
     </w:p>
@@ -20539,6 +23509,21 @@
           <w:b/>
           <w:lang w:val="en_US" w:bidi="en_US"/>
         </w:rPr>
+        <w:t>ἐπὶ τῇ θυσίᾳ καὶ λειτουργίᾳ τῆς πίστεως ὑμῶν</w:t>
+      </w:r>
+    </w:p>
+    <w:p>
+      <w:pPr/>
+      <w:r>
+        <w:rPr>
+          <w:lang w:val="en_US" w:bidi="en_US"/>
+        </w:rPr>
+      </w:r>
+      <w:r>
+        <w:rPr>
+          <w:b/>
+          <w:lang w:val="en_US" w:bidi="en_US"/>
+        </w:rPr>
         <w:t>"on the sacrifice and service of your faith"</w:t>
       </w:r>
     </w:p>
@@ -20608,6 +23593,21 @@
         <w:rPr>
           <w:lang w:val="en_US" w:bidi="en_US"/>
         </w:rPr>
+      </w:r>
+    </w:p>
+    <w:p>
+      <w:pPr/>
+      <w:r>
+        <w:rPr>
+          <w:lang w:val="en_US" w:bidi="en_US"/>
+        </w:rPr>
+      </w:r>
+      <w:r>
+        <w:rPr>
+          <w:b/>
+          <w:lang w:val="en_US" w:bidi="en_US"/>
+        </w:rPr>
+        <w:t>ἐπὶ τῇ θυσίᾳ καὶ λειτουργίᾳ τῆς πίστεως ὑμῶν</w:t>
       </w:r>
     </w:p>
     <w:p>
@@ -20838,6 +23838,21 @@
           <w:b/>
           <w:lang w:val="en_US" w:bidi="en_US"/>
         </w:rPr>
+        <w:t>τὸ &amp; αὐτὸ</w:t>
+      </w:r>
+    </w:p>
+    <w:p>
+      <w:pPr/>
+      <w:r>
+        <w:rPr>
+          <w:lang w:val="en_US" w:bidi="en_US"/>
+        </w:rPr>
+      </w:r>
+      <w:r>
+        <w:rPr>
+          <w:b/>
+          <w:lang w:val="en_US" w:bidi="en_US"/>
+        </w:rPr>
         <w:t>"in the same manner"</w:t>
       </w:r>
     </w:p>
@@ -20952,6 +23967,21 @@
           <w:b/>
           <w:lang w:val="en_US" w:bidi="en_US"/>
         </w:rPr>
+        <w:t>καὶ ὑμεῖς χαίρετε καὶ συνχαίρετέ μοι</w:t>
+      </w:r>
+    </w:p>
+    <w:p>
+      <w:pPr/>
+      <w:r>
+        <w:rPr>
+          <w:lang w:val="en_US" w:bidi="en_US"/>
+        </w:rPr>
+      </w:r>
+      <w:r>
+        <w:rPr>
+          <w:b/>
+          <w:lang w:val="en_US" w:bidi="en_US"/>
+        </w:rPr>
         <w:t>"you also rejoice and rejoice with me"</w:t>
       </w:r>
     </w:p>
@@ -21061,6 +24091,21 @@
           <w:b/>
           <w:lang w:val="en_US" w:bidi="en_US"/>
         </w:rPr>
+        <w:t>ἐλπίζω δὲ ἐν Κυρίῳ Ἰησοῦ</w:t>
+      </w:r>
+    </w:p>
+    <w:p>
+      <w:pPr/>
+      <w:r>
+        <w:rPr>
+          <w:lang w:val="en_US" w:bidi="en_US"/>
+        </w:rPr>
+      </w:r>
+      <w:r>
+        <w:rPr>
+          <w:b/>
+          <w:lang w:val="en_US" w:bidi="en_US"/>
+        </w:rPr>
         <w:t>"Now I hope in the Lord Jesus"</w:t>
       </w:r>
     </w:p>
@@ -21170,6 +24215,21 @@
           <w:b/>
           <w:lang w:val="en_US" w:bidi="en_US"/>
         </w:rPr>
+        <w:t>οὐδένα γὰρ ἔχω ἰσόψυχον</w:t>
+      </w:r>
+    </w:p>
+    <w:p>
+      <w:pPr/>
+      <w:r>
+        <w:rPr>
+          <w:lang w:val="en_US" w:bidi="en_US"/>
+        </w:rPr>
+      </w:r>
+      <w:r>
+        <w:rPr>
+          <w:b/>
+          <w:lang w:val="en_US" w:bidi="en_US"/>
+        </w:rPr>
         <w:t>"For I have no one like-minded"</w:t>
       </w:r>
     </w:p>
@@ -21233,6 +24293,21 @@
           <w:b/>
           <w:lang w:val="en_US" w:bidi="en_US"/>
         </w:rPr>
+        <w:t>οἱ πάντες γὰρ τὰ ἑαυτῶν ζητοῦσιν, οὐ τὰ Ἰησοῦ Χριστοῦ</w:t>
+      </w:r>
+    </w:p>
+    <w:p>
+      <w:pPr/>
+      <w:r>
+        <w:rPr>
+          <w:lang w:val="en_US" w:bidi="en_US"/>
+        </w:rPr>
+      </w:r>
+      <w:r>
+        <w:rPr>
+          <w:b/>
+          <w:lang w:val="en_US" w:bidi="en_US"/>
+        </w:rPr>
         <w:t>"for they all seek their own things, not the things of Jesus Christ"</w:t>
       </w:r>
     </w:p>
@@ -21342,6 +24417,21 @@
           <w:b/>
           <w:lang w:val="en_US" w:bidi="en_US"/>
         </w:rPr>
+        <w:t>ὡς πατρὶ τέκνον, σὺν ἐμοὶ ἐδούλευσεν εἰς τὸ εὐαγγέλιον</w:t>
+      </w:r>
+    </w:p>
+    <w:p>
+      <w:pPr/>
+      <w:r>
+        <w:rPr>
+          <w:lang w:val="en_US" w:bidi="en_US"/>
+        </w:rPr>
+      </w:r>
+      <w:r>
+        <w:rPr>
+          <w:b/>
+          <w:lang w:val="en_US" w:bidi="en_US"/>
+        </w:rPr>
         <w:t>"as a child with his father, he served with me in the gospel"</w:t>
       </w:r>
     </w:p>
@@ -21425,6 +24515,21 @@
           <w:b/>
           <w:lang w:val="en_US" w:bidi="en_US"/>
         </w:rPr>
+        <w:t>τὴν δὲ δοκιμὴν αὐτοῦ γινώσκετε</w:t>
+      </w:r>
+    </w:p>
+    <w:p>
+      <w:pPr/>
+      <w:r>
+        <w:rPr>
+          <w:lang w:val="en_US" w:bidi="en_US"/>
+        </w:rPr>
+      </w:r>
+      <w:r>
+        <w:rPr>
+          <w:b/>
+          <w:lang w:val="en_US" w:bidi="en_US"/>
+        </w:rPr>
         <w:t>"But you know his proven worth"</w:t>
       </w:r>
     </w:p>
@@ -21521,6 +24626,21 @@
           <w:b/>
           <w:lang w:val="en_US" w:bidi="en_US"/>
         </w:rPr>
+        <w:t>εἰς τὸ εὐαγγέλιον</w:t>
+      </w:r>
+    </w:p>
+    <w:p>
+      <w:pPr/>
+      <w:r>
+        <w:rPr>
+          <w:lang w:val="en_US" w:bidi="en_US"/>
+        </w:rPr>
+      </w:r>
+      <w:r>
+        <w:rPr>
+          <w:b/>
+          <w:lang w:val="en_US" w:bidi="en_US"/>
+        </w:rPr>
         <w:t>"in the gospel"</w:t>
       </w:r>
     </w:p>
@@ -21617,6 +24737,21 @@
           <w:b/>
           <w:lang w:val="en_US" w:bidi="en_US"/>
         </w:rPr>
+        <w:t>πέποιθα &amp; ἐν Κυρίῳ, ὅτι καὶ αὐτὸς ταχέως ἐλεύσομαι</w:t>
+      </w:r>
+    </w:p>
+    <w:p>
+      <w:pPr/>
+      <w:r>
+        <w:rPr>
+          <w:lang w:val="en_US" w:bidi="en_US"/>
+        </w:rPr>
+      </w:r>
+      <w:r>
+        <w:rPr>
+          <w:b/>
+          <w:lang w:val="en_US" w:bidi="en_US"/>
+        </w:rPr>
         <w:t>"I am confident in the Lord that I myself will also come soon"</w:t>
       </w:r>
     </w:p>
@@ -21680,6 +24815,21 @@
           <w:b/>
           <w:lang w:val="en_US" w:bidi="en_US"/>
         </w:rPr>
+        <w:t>ὅτι καὶ αὐτὸς ταχέως ἐλεύσομαι.</w:t>
+      </w:r>
+    </w:p>
+    <w:p>
+      <w:pPr/>
+      <w:r>
+        <w:rPr>
+          <w:lang w:val="en_US" w:bidi="en_US"/>
+        </w:rPr>
+      </w:r>
+      <w:r>
+        <w:rPr>
+          <w:b/>
+          <w:lang w:val="en_US" w:bidi="en_US"/>
+        </w:rPr>
         <w:t>"that I myself will also come soon"</w:t>
       </w:r>
     </w:p>
@@ -21776,6 +24926,21 @@
           <w:b/>
           <w:lang w:val="en_US" w:bidi="en_US"/>
         </w:rPr>
+        <w:t>ὅτι καὶ αὐτὸς ταχέως ἐλεύσομαι</w:t>
+      </w:r>
+    </w:p>
+    <w:p>
+      <w:pPr/>
+      <w:r>
+        <w:rPr>
+          <w:lang w:val="en_US" w:bidi="en_US"/>
+        </w:rPr>
+      </w:r>
+      <w:r>
+        <w:rPr>
+          <w:b/>
+          <w:lang w:val="en_US" w:bidi="en_US"/>
+        </w:rPr>
         <w:t>"that I myself will also come soon"</w:t>
       </w:r>
     </w:p>
@@ -21872,6 +25037,21 @@
           <w:b/>
           <w:lang w:val="en_US" w:bidi="en_US"/>
         </w:rPr>
+        <w:t>Ἐπαφρόδιτον</w:t>
+      </w:r>
+    </w:p>
+    <w:p>
+      <w:pPr/>
+      <w:r>
+        <w:rPr>
+          <w:lang w:val="en_US" w:bidi="en_US"/>
+        </w:rPr>
+      </w:r>
+      <w:r>
+        <w:rPr>
+          <w:b/>
+          <w:lang w:val="en_US" w:bidi="en_US"/>
+        </w:rPr>
         <w:t>"Epaphroditus"</w:t>
       </w:r>
     </w:p>
@@ -21962,6 +25142,21 @@
           <w:b/>
           <w:lang w:val="en_US" w:bidi="en_US"/>
         </w:rPr>
+        <w:t>ἀδελφὸν &amp; μου</w:t>
+      </w:r>
+    </w:p>
+    <w:p>
+      <w:pPr/>
+      <w:r>
+        <w:rPr>
+          <w:lang w:val="en_US" w:bidi="en_US"/>
+        </w:rPr>
+      </w:r>
+      <w:r>
+        <w:rPr>
+          <w:b/>
+          <w:lang w:val="en_US" w:bidi="en_US"/>
+        </w:rPr>
         <w:t>"my brother"</w:t>
       </w:r>
     </w:p>
@@ -22071,6 +25266,21 @@
           <w:b/>
           <w:lang w:val="en_US" w:bidi="en_US"/>
         </w:rPr>
+        <w:t>συνστρατιώτην</w:t>
+      </w:r>
+    </w:p>
+    <w:p>
+      <w:pPr/>
+      <w:r>
+        <w:rPr>
+          <w:lang w:val="en_US" w:bidi="en_US"/>
+        </w:rPr>
+      </w:r>
+      <w:r>
+        <w:rPr>
+          <w:b/>
+          <w:lang w:val="en_US" w:bidi="en_US"/>
+        </w:rPr>
         <w:t>"fellow soldier"</w:t>
       </w:r>
     </w:p>
@@ -22193,6 +25403,21 @@
           <w:b/>
           <w:lang w:val="en_US" w:bidi="en_US"/>
         </w:rPr>
+        <w:t>ὑμῶν &amp; ἀπόστολον καὶ λειτουργὸν τῆς χρείας μου</w:t>
+      </w:r>
+    </w:p>
+    <w:p>
+      <w:pPr/>
+      <w:r>
+        <w:rPr>
+          <w:lang w:val="en_US" w:bidi="en_US"/>
+        </w:rPr>
+      </w:r>
+      <w:r>
+        <w:rPr>
+          <w:b/>
+          <w:lang w:val="en_US" w:bidi="en_US"/>
+        </w:rPr>
         <w:t>"your messenger and minister for my needs"</w:t>
       </w:r>
     </w:p>
@@ -22256,6 +25481,21 @@
           <w:b/>
           <w:lang w:val="en_US" w:bidi="en_US"/>
         </w:rPr>
+        <w:t>ἐπιποθῶν ἦν πάντας ὑμᾶς, καὶ ἀδημονῶν</w:t>
+      </w:r>
+    </w:p>
+    <w:p>
+      <w:pPr/>
+      <w:r>
+        <w:rPr>
+          <w:lang w:val="en_US" w:bidi="en_US"/>
+        </w:rPr>
+      </w:r>
+      <w:r>
+        <w:rPr>
+          <w:b/>
+          <w:lang w:val="en_US" w:bidi="en_US"/>
+        </w:rPr>
         <w:t>"he has been longing to be with you all, and he is distressed"</w:t>
       </w:r>
     </w:p>
@@ -22319,6 +25559,21 @@
           <w:b/>
           <w:lang w:val="en_US" w:bidi="en_US"/>
         </w:rPr>
+        <w:t>ἐπειδὴ ἐπιποθῶν ἦν πάντας ὑμᾶς, καὶ ἀδημονῶν διότι ἠκούσατε ὅτι ἠσθένησεν</w:t>
+      </w:r>
+    </w:p>
+    <w:p>
+      <w:pPr/>
+      <w:r>
+        <w:rPr>
+          <w:lang w:val="en_US" w:bidi="en_US"/>
+        </w:rPr>
+      </w:r>
+      <w:r>
+        <w:rPr>
+          <w:b/>
+          <w:lang w:val="en_US" w:bidi="en_US"/>
+        </w:rPr>
         <w:t>"seeing that he has been longing to be with you all, and he is distressed because you heard that he was sick"</w:t>
       </w:r>
     </w:p>
@@ -22415,6 +25670,21 @@
           <w:b/>
           <w:lang w:val="en_US" w:bidi="en_US"/>
         </w:rPr>
+        <w:t>καὶ γὰρ ἠσθένησεν παραπλήσιον θανάτῳ, ἀλλὰ ὁ Θεὸς ἠλέησεν αὐτόν, οὐκ αὐτὸν δὲ μόνον, ἀλλὰ καὶ ἐμέ, ἵνα μὴ λύπην ἐπὶ λύπην σχῶ</w:t>
+      </w:r>
+    </w:p>
+    <w:p>
+      <w:pPr/>
+      <w:r>
+        <w:rPr>
+          <w:lang w:val="en_US" w:bidi="en_US"/>
+        </w:rPr>
+      </w:r>
+      <w:r>
+        <w:rPr>
+          <w:b/>
+          <w:lang w:val="en_US" w:bidi="en_US"/>
+        </w:rPr>
         <w:t>"For indeed he was sick nearly to death, but God had mercy on him, and not on him only, but also on me, so that I might not have sorrow upon sorrow"</w:t>
       </w:r>
     </w:p>
@@ -22524,6 +25794,21 @@
           <w:b/>
           <w:lang w:val="en_US" w:bidi="en_US"/>
         </w:rPr>
+        <w:t>ἠσθένησεν παραπλήσιον θανάτῳ</w:t>
+      </w:r>
+    </w:p>
+    <w:p>
+      <w:pPr/>
+      <w:r>
+        <w:rPr>
+          <w:lang w:val="en_US" w:bidi="en_US"/>
+        </w:rPr>
+      </w:r>
+      <w:r>
+        <w:rPr>
+          <w:b/>
+          <w:lang w:val="en_US" w:bidi="en_US"/>
+        </w:rPr>
         <w:t>"he was sick nearly to death"</w:t>
       </w:r>
     </w:p>
@@ -22633,6 +25918,21 @@
           <w:b/>
           <w:lang w:val="en_US" w:bidi="en_US"/>
         </w:rPr>
+        <w:t>ἀλλὰ ὁ Θεὸς ἠλέησεν αὐτόν</w:t>
+      </w:r>
+    </w:p>
+    <w:p>
+      <w:pPr/>
+      <w:r>
+        <w:rPr>
+          <w:lang w:val="en_US" w:bidi="en_US"/>
+        </w:rPr>
+      </w:r>
+      <w:r>
+        <w:rPr>
+          <w:b/>
+          <w:lang w:val="en_US" w:bidi="en_US"/>
+        </w:rPr>
         <w:t>"but God had mercy on him"</w:t>
       </w:r>
     </w:p>
@@ -22838,6 +26138,21 @@
           <w:b/>
           <w:lang w:val="en_US" w:bidi="en_US"/>
         </w:rPr>
+        <w:t>λύπην ἐπὶ λύπην</w:t>
+      </w:r>
+    </w:p>
+    <w:p>
+      <w:pPr/>
+      <w:r>
+        <w:rPr>
+          <w:lang w:val="en_US" w:bidi="en_US"/>
+        </w:rPr>
+      </w:r>
+      <w:r>
+        <w:rPr>
+          <w:b/>
+          <w:lang w:val="en_US" w:bidi="en_US"/>
+        </w:rPr>
         <w:t>"sorrow upon sorrow"</w:t>
       </w:r>
     </w:p>
@@ -22914,6 +26229,21 @@
           <w:b/>
           <w:lang w:val="en_US" w:bidi="en_US"/>
         </w:rPr>
+        <w:t>σπουδαιοτέρως οὖν ἔπεμψα αὐτὸν, ἵνα ἰδόντες αὐτὸν πάλιν, χαρῆτε κἀγὼ ἀλυπότερος ὦ</w:t>
+      </w:r>
+    </w:p>
+    <w:p>
+      <w:pPr/>
+      <w:r>
+        <w:rPr>
+          <w:lang w:val="en_US" w:bidi="en_US"/>
+        </w:rPr>
+      </w:r>
+      <w:r>
+        <w:rPr>
+          <w:b/>
+          <w:lang w:val="en_US" w:bidi="en_US"/>
+        </w:rPr>
         <w:t>"Therefore, I sent him all the more eagerly, so that, having seen him again, you might rejoice, and I might be free from pain"</w:t>
       </w:r>
     </w:p>
@@ -23023,6 +26353,21 @@
           <w:b/>
           <w:lang w:val="en_US" w:bidi="en_US"/>
         </w:rPr>
+        <w:t>κἀγὼ ἀλυπότερος ὦ</w:t>
+      </w:r>
+    </w:p>
+    <w:p>
+      <w:pPr/>
+      <w:r>
+        <w:rPr>
+          <w:lang w:val="en_US" w:bidi="en_US"/>
+        </w:rPr>
+      </w:r>
+      <w:r>
+        <w:rPr>
+          <w:b/>
+          <w:lang w:val="en_US" w:bidi="en_US"/>
+        </w:rPr>
         <w:t>"and I might be free from pain"</w:t>
       </w:r>
     </w:p>
@@ -23145,6 +26490,21 @@
           <w:b/>
           <w:lang w:val="en_US" w:bidi="en_US"/>
         </w:rPr>
+        <w:t>προσδέχεσθε &amp; αὐτὸν</w:t>
+      </w:r>
+    </w:p>
+    <w:p>
+      <w:pPr/>
+      <w:r>
+        <w:rPr>
+          <w:lang w:val="en_US" w:bidi="en_US"/>
+        </w:rPr>
+      </w:r>
+      <w:r>
+        <w:rPr>
+          <w:b/>
+          <w:lang w:val="en_US" w:bidi="en_US"/>
+        </w:rPr>
         <w:t>"welcome him"</w:t>
       </w:r>
     </w:p>
@@ -23241,6 +26601,21 @@
           <w:b/>
           <w:lang w:val="en_US" w:bidi="en_US"/>
         </w:rPr>
+        <w:t>ἐν Κυρίῳ μετὰ πάσης χαρᾶς</w:t>
+      </w:r>
+    </w:p>
+    <w:p>
+      <w:pPr/>
+      <w:r>
+        <w:rPr>
+          <w:lang w:val="en_US" w:bidi="en_US"/>
+        </w:rPr>
+      </w:r>
+      <w:r>
+        <w:rPr>
+          <w:b/>
+          <w:lang w:val="en_US" w:bidi="en_US"/>
+        </w:rPr>
         <w:t>"in the Lord with all joy"</w:t>
       </w:r>
     </w:p>
@@ -23350,6 +26725,21 @@
           <w:b/>
           <w:lang w:val="en_US" w:bidi="en_US"/>
         </w:rPr>
+        <w:t>ἐντίμους ἔχετε</w:t>
+      </w:r>
+    </w:p>
+    <w:p>
+      <w:pPr/>
+      <w:r>
+        <w:rPr>
+          <w:lang w:val="en_US" w:bidi="en_US"/>
+        </w:rPr>
+      </w:r>
+      <w:r>
+        <w:rPr>
+          <w:b/>
+          <w:lang w:val="en_US" w:bidi="en_US"/>
+        </w:rPr>
         <w:t>"hold in honor"</w:t>
       </w:r>
     </w:p>
@@ -23446,6 +26836,21 @@
           <w:b/>
           <w:lang w:val="en_US" w:bidi="en_US"/>
         </w:rPr>
+        <w:t>ἐντίμους ἔχετε</w:t>
+      </w:r>
+    </w:p>
+    <w:p>
+      <w:pPr/>
+      <w:r>
+        <w:rPr>
+          <w:lang w:val="en_US" w:bidi="en_US"/>
+        </w:rPr>
+      </w:r>
+      <w:r>
+        <w:rPr>
+          <w:b/>
+          <w:lang w:val="en_US" w:bidi="en_US"/>
+        </w:rPr>
         <w:t>"hold in honor"</w:t>
       </w:r>
     </w:p>
@@ -23568,6 +26973,21 @@
           <w:b/>
           <w:lang w:val="en_US" w:bidi="en_US"/>
         </w:rPr>
+        <w:t>ὅτι διὰ τὸ ἔργον Χριστοῦ μέχρι θανάτου ἤγγισεν, παραβολευσάμενος τῇ ψυχῇ, ἵνα ἀναπληρώσῃ τὸ ὑμῶν ὑστέρημα, τῆς πρός με λειτουργίας</w:t>
+      </w:r>
+    </w:p>
+    <w:p>
+      <w:pPr/>
+      <w:r>
+        <w:rPr>
+          <w:lang w:val="en_US" w:bidi="en_US"/>
+        </w:rPr>
+      </w:r>
+      <w:r>
+        <w:rPr>
+          <w:b/>
+          <w:lang w:val="en_US" w:bidi="en_US"/>
+        </w:rPr>
         <w:t>"since for the sake of the work of Christ, he came near even to death, risking his life so that he might make up your lack of service to me"</w:t>
       </w:r>
     </w:p>
@@ -23677,6 +27097,21 @@
           <w:b/>
           <w:lang w:val="en_US" w:bidi="en_US"/>
         </w:rPr>
+        <w:t>διὰ τὸ ἔργον Χριστοῦ</w:t>
+      </w:r>
+    </w:p>
+    <w:p>
+      <w:pPr/>
+      <w:r>
+        <w:rPr>
+          <w:lang w:val="en_US" w:bidi="en_US"/>
+        </w:rPr>
+      </w:r>
+      <w:r>
+        <w:rPr>
+          <w:b/>
+          <w:lang w:val="en_US" w:bidi="en_US"/>
+        </w:rPr>
         <w:t>"for the sake of the work of Christ"</w:t>
       </w:r>
     </w:p>
@@ -23773,6 +27208,21 @@
           <w:b/>
           <w:lang w:val="en_US" w:bidi="en_US"/>
         </w:rPr>
+        <w:t>διὰ τὸ ἔργον Χριστοῦ</w:t>
+      </w:r>
+    </w:p>
+    <w:p>
+      <w:pPr/>
+      <w:r>
+        <w:rPr>
+          <w:lang w:val="en_US" w:bidi="en_US"/>
+        </w:rPr>
+      </w:r>
+      <w:r>
+        <w:rPr>
+          <w:b/>
+          <w:lang w:val="en_US" w:bidi="en_US"/>
+        </w:rPr>
         <w:t>"for the sake of the work of Christ"</w:t>
       </w:r>
     </w:p>
@@ -23882,6 +27332,21 @@
           <w:b/>
           <w:lang w:val="en_US" w:bidi="en_US"/>
         </w:rPr>
+        <w:t>μέχρι θανάτου ἤγγισεν</w:t>
+      </w:r>
+    </w:p>
+    <w:p>
+      <w:pPr/>
+      <w:r>
+        <w:rPr>
+          <w:lang w:val="en_US" w:bidi="en_US"/>
+        </w:rPr>
+      </w:r>
+      <w:r>
+        <w:rPr>
+          <w:b/>
+          <w:lang w:val="en_US" w:bidi="en_US"/>
+        </w:rPr>
         <w:t>"he came near even to death"</w:t>
       </w:r>
     </w:p>
@@ -24004,6 +27469,21 @@
           <w:b/>
           <w:lang w:val="en_US" w:bidi="en_US"/>
         </w:rPr>
+        <w:t>παραβολευσάμενος τῇ ψυχῇ</w:t>
+      </w:r>
+    </w:p>
+    <w:p>
+      <w:pPr/>
+      <w:r>
+        <w:rPr>
+          <w:lang w:val="en_US" w:bidi="en_US"/>
+        </w:rPr>
+      </w:r>
+      <w:r>
+        <w:rPr>
+          <w:b/>
+          <w:lang w:val="en_US" w:bidi="en_US"/>
+        </w:rPr>
         <w:t>"risking his life"</w:t>
       </w:r>
     </w:p>
@@ -24113,6 +27593,21 @@
           <w:b/>
           <w:lang w:val="en_US" w:bidi="en_US"/>
         </w:rPr>
+        <w:t>ἵνα ἀναπληρώσῃ τὸ ὑμῶν ὑστέρημα, τῆς πρός με λειτουργίας</w:t>
+      </w:r>
+    </w:p>
+    <w:p>
+      <w:pPr/>
+      <w:r>
+        <w:rPr>
+          <w:lang w:val="en_US" w:bidi="en_US"/>
+        </w:rPr>
+      </w:r>
+      <w:r>
+        <w:rPr>
+          <w:b/>
+          <w:lang w:val="en_US" w:bidi="en_US"/>
+        </w:rPr>
         <w:t>"so that he might make up your lack of service to me"</w:t>
       </w:r>
     </w:p>
@@ -24222,6 +27717,21 @@
           <w:b/>
           <w:lang w:val="en_US" w:bidi="en_US"/>
         </w:rPr>
+        <w:t>ἵνα ἀναπληρώσῃ τὸ ὑμῶν ὑστέρημα, τῆς πρός με λειτουργίας</w:t>
+      </w:r>
+    </w:p>
+    <w:p>
+      <w:pPr/>
+      <w:r>
+        <w:rPr>
+          <w:lang w:val="en_US" w:bidi="en_US"/>
+        </w:rPr>
+      </w:r>
+      <w:r>
+        <w:rPr>
+          <w:b/>
+          <w:lang w:val="en_US" w:bidi="en_US"/>
+        </w:rPr>
         <w:t>"so that he might make up your lack of service to me"</w:t>
       </w:r>
     </w:p>
@@ -24304,6 +27814,21 @@
         <w:rPr>
           <w:lang w:val="en_US" w:bidi="en_US"/>
         </w:rPr>
+      </w:r>
+    </w:p>
+    <w:p>
+      <w:pPr/>
+      <w:r>
+        <w:rPr>
+          <w:lang w:val="en_US" w:bidi="en_US"/>
+        </w:rPr>
+      </w:r>
+      <w:r>
+        <w:rPr>
+          <w:b/>
+          <w:lang w:val="en_US" w:bidi="en_US"/>
+        </w:rPr>
+        <w:t>ἀδελφοί</w:t>
       </w:r>
     </w:p>
     <w:p>
@@ -24432,6 +27957,21 @@
           <w:b/>
           <w:lang w:val="en_US" w:bidi="en_US"/>
         </w:rPr>
+        <w:t>χαίρετε ἐν Κυρίῳ</w:t>
+      </w:r>
+    </w:p>
+    <w:p>
+      <w:pPr/>
+      <w:r>
+        <w:rPr>
+          <w:lang w:val="en_US" w:bidi="en_US"/>
+        </w:rPr>
+      </w:r>
+      <w:r>
+        <w:rPr>
+          <w:b/>
+          <w:lang w:val="en_US" w:bidi="en_US"/>
+        </w:rPr>
         <w:t>"rejoice in the Lord"</w:t>
       </w:r>
     </w:p>
@@ -24528,6 +28068,21 @@
           <w:b/>
           <w:lang w:val="en_US" w:bidi="en_US"/>
         </w:rPr>
+        <w:t>ἐν Κυρίῳ</w:t>
+      </w:r>
+    </w:p>
+    <w:p>
+      <w:pPr/>
+      <w:r>
+        <w:rPr>
+          <w:lang w:val="en_US" w:bidi="en_US"/>
+        </w:rPr>
+      </w:r>
+      <w:r>
+        <w:rPr>
+          <w:b/>
+          <w:lang w:val="en_US" w:bidi="en_US"/>
+        </w:rPr>
         <w:t>"in the Lord"</w:t>
       </w:r>
     </w:p>
@@ -24591,6 +28146,21 @@
           <w:b/>
           <w:lang w:val="en_US" w:bidi="en_US"/>
         </w:rPr>
+        <w:t>ὑμῖν δὲ ἀσφαλές</w:t>
+      </w:r>
+    </w:p>
+    <w:p>
+      <w:pPr/>
+      <w:r>
+        <w:rPr>
+          <w:lang w:val="en_US" w:bidi="en_US"/>
+        </w:rPr>
+      </w:r>
+      <w:r>
+        <w:rPr>
+          <w:b/>
+          <w:lang w:val="en_US" w:bidi="en_US"/>
+        </w:rPr>
         <w:t>"and {is} a safeguard for you"</w:t>
       </w:r>
     </w:p>
@@ -24687,6 +28257,21 @@
           <w:b/>
           <w:lang w:val="en_US" w:bidi="en_US"/>
         </w:rPr>
+        <w:t>βλέπετε</w:t>
+      </w:r>
+    </w:p>
+    <w:p>
+      <w:pPr/>
+      <w:r>
+        <w:rPr>
+          <w:lang w:val="en_US" w:bidi="en_US"/>
+        </w:rPr>
+      </w:r>
+      <w:r>
+        <w:rPr>
+          <w:b/>
+          <w:lang w:val="en_US" w:bidi="en_US"/>
+        </w:rPr>
         <w:t>"Beware of"</w:t>
       </w:r>
       <w:r>
@@ -24809,6 +28394,21 @@
           <w:b/>
           <w:lang w:val="en_US" w:bidi="en_US"/>
         </w:rPr>
+        <w:t>βλέπετε</w:t>
+      </w:r>
+    </w:p>
+    <w:p>
+      <w:pPr/>
+      <w:r>
+        <w:rPr>
+          <w:lang w:val="en_US" w:bidi="en_US"/>
+        </w:rPr>
+      </w:r>
+      <w:r>
+        <w:rPr>
+          <w:b/>
+          <w:lang w:val="en_US" w:bidi="en_US"/>
+        </w:rPr>
         <w:t>"Beware of"</w:t>
       </w:r>
       <w:r>
@@ -24898,6 +28498,21 @@
           <w:b/>
           <w:lang w:val="en_US" w:bidi="en_US"/>
         </w:rPr>
+        <w:t>τοὺς κύνας &amp; τοὺς κακοὺς ἐργάτας &amp; τὴν κατατομήν</w:t>
+      </w:r>
+    </w:p>
+    <w:p>
+      <w:pPr/>
+      <w:r>
+        <w:rPr>
+          <w:lang w:val="en_US" w:bidi="en_US"/>
+        </w:rPr>
+      </w:r>
+      <w:r>
+        <w:rPr>
+          <w:b/>
+          <w:lang w:val="en_US" w:bidi="en_US"/>
+        </w:rPr>
         <w:t>"the dogs,"</w:t>
       </w:r>
       <w:r>
@@ -25026,6 +28641,21 @@
           <w:b/>
           <w:lang w:val="en_US" w:bidi="en_US"/>
         </w:rPr>
+        <w:t>τοὺς κύνας</w:t>
+      </w:r>
+    </w:p>
+    <w:p>
+      <w:pPr/>
+      <w:r>
+        <w:rPr>
+          <w:lang w:val="en_US" w:bidi="en_US"/>
+        </w:rPr>
+      </w:r>
+      <w:r>
+        <w:rPr>
+          <w:b/>
+          <w:lang w:val="en_US" w:bidi="en_US"/>
+        </w:rPr>
         <w:t>"the dogs"</w:t>
       </w:r>
     </w:p>
@@ -25135,6 +28765,21 @@
           <w:b/>
           <w:lang w:val="en_US" w:bidi="en_US"/>
         </w:rPr>
+        <w:t>κακοὺς ἐργάτας</w:t>
+      </w:r>
+    </w:p>
+    <w:p>
+      <w:pPr/>
+      <w:r>
+        <w:rPr>
+          <w:lang w:val="en_US" w:bidi="en_US"/>
+        </w:rPr>
+      </w:r>
+      <w:r>
+        <w:rPr>
+          <w:b/>
+          <w:lang w:val="en_US" w:bidi="en_US"/>
+        </w:rPr>
         <w:t>"evil workers"</w:t>
       </w:r>
     </w:p>
@@ -25231,6 +28876,21 @@
           <w:b/>
           <w:lang w:val="en_US" w:bidi="en_US"/>
         </w:rPr>
+        <w:t>τὴν κατατομήν</w:t>
+      </w:r>
+    </w:p>
+    <w:p>
+      <w:pPr/>
+      <w:r>
+        <w:rPr>
+          <w:lang w:val="en_US" w:bidi="en_US"/>
+        </w:rPr>
+      </w:r>
+      <w:r>
+        <w:rPr>
+          <w:b/>
+          <w:lang w:val="en_US" w:bidi="en_US"/>
+        </w:rPr>
         <w:t>"the mutilation"</w:t>
       </w:r>
     </w:p>
@@ -25353,6 +29013,21 @@
           <w:b/>
           <w:lang w:val="en_US" w:bidi="en_US"/>
         </w:rPr>
+        <w:t>τὴν κατατομήν</w:t>
+      </w:r>
+    </w:p>
+    <w:p>
+      <w:pPr/>
+      <w:r>
+        <w:rPr>
+          <w:lang w:val="en_US" w:bidi="en_US"/>
+        </w:rPr>
+      </w:r>
+      <w:r>
+        <w:rPr>
+          <w:b/>
+          <w:lang w:val="en_US" w:bidi="en_US"/>
+        </w:rPr>
         <w:t>"the mutilation"</w:t>
       </w:r>
     </w:p>
@@ -25449,6 +29124,21 @@
           <w:b/>
           <w:lang w:val="en_US" w:bidi="en_US"/>
         </w:rPr>
+        <w:t>ἡμεῖς γάρ ἐσμεν</w:t>
+      </w:r>
+    </w:p>
+    <w:p>
+      <w:pPr/>
+      <w:r>
+        <w:rPr>
+          <w:lang w:val="en_US" w:bidi="en_US"/>
+        </w:rPr>
+      </w:r>
+      <w:r>
+        <w:rPr>
+          <w:b/>
+          <w:lang w:val="en_US" w:bidi="en_US"/>
+        </w:rPr>
         <w:t>"For we are"</w:t>
       </w:r>
     </w:p>
@@ -25558,6 +29248,21 @@
           <w:b/>
           <w:lang w:val="en_US" w:bidi="en_US"/>
         </w:rPr>
+        <w:t>ἡ περιτομή</w:t>
+      </w:r>
+    </w:p>
+    <w:p>
+      <w:pPr/>
+      <w:r>
+        <w:rPr>
+          <w:lang w:val="en_US" w:bidi="en_US"/>
+        </w:rPr>
+      </w:r>
+      <w:r>
+        <w:rPr>
+          <w:b/>
+          <w:lang w:val="en_US" w:bidi="en_US"/>
+        </w:rPr>
         <w:t>"the circumcision"</w:t>
       </w:r>
     </w:p>
@@ -25680,6 +29385,21 @@
           <w:b/>
           <w:lang w:val="en_US" w:bidi="en_US"/>
         </w:rPr>
+        <w:t>οἱ Πνεύματι Θεοῦ λατρεύοντες</w:t>
+      </w:r>
+    </w:p>
+    <w:p>
+      <w:pPr/>
+      <w:r>
+        <w:rPr>
+          <w:lang w:val="en_US" w:bidi="en_US"/>
+        </w:rPr>
+      </w:r>
+      <w:r>
+        <w:rPr>
+          <w:b/>
+          <w:lang w:val="en_US" w:bidi="en_US"/>
+        </w:rPr>
         <w:t>"the ones worshiping by the Spirit of God"</w:t>
       </w:r>
     </w:p>
@@ -25743,6 +29463,21 @@
           <w:b/>
           <w:lang w:val="en_US" w:bidi="en_US"/>
         </w:rPr>
+        <w:t>οὐκ ἐν σαρκὶ πεποιθότες</w:t>
+      </w:r>
+    </w:p>
+    <w:p>
+      <w:pPr/>
+      <w:r>
+        <w:rPr>
+          <w:lang w:val="en_US" w:bidi="en_US"/>
+        </w:rPr>
+      </w:r>
+      <w:r>
+        <w:rPr>
+          <w:b/>
+          <w:lang w:val="en_US" w:bidi="en_US"/>
+        </w:rPr>
         <w:t>"not being confident in the flesh"</w:t>
       </w:r>
     </w:p>
@@ -25852,6 +29587,21 @@
           <w:b/>
           <w:lang w:val="en_US" w:bidi="en_US"/>
         </w:rPr>
+        <w:t>καυχώμενοι ἐν Χριστῷ Ἰησοῦ, καὶ οὐκ ἐν σαρκὶ πεποιθότες</w:t>
+      </w:r>
+    </w:p>
+    <w:p>
+      <w:pPr/>
+      <w:r>
+        <w:rPr>
+          <w:lang w:val="en_US" w:bidi="en_US"/>
+        </w:rPr>
+      </w:r>
+      <w:r>
+        <w:rPr>
+          <w:b/>
+          <w:lang w:val="en_US" w:bidi="en_US"/>
+        </w:rPr>
         <w:t>"boasting in Christ Jesus and not being confident in the flesh"</w:t>
       </w:r>
     </w:p>
@@ -25941,6 +29691,21 @@
           <w:b/>
           <w:lang w:val="en_US" w:bidi="en_US"/>
         </w:rPr>
+        <w:t>καὶ οὐκ ἐν σαρκὶ πεποιθότες</w:t>
+      </w:r>
+    </w:p>
+    <w:p>
+      <w:pPr/>
+      <w:r>
+        <w:rPr>
+          <w:lang w:val="en_US" w:bidi="en_US"/>
+        </w:rPr>
+      </w:r>
+      <w:r>
+        <w:rPr>
+          <w:b/>
+          <w:lang w:val="en_US" w:bidi="en_US"/>
+        </w:rPr>
         <w:t>"and not being confident in the flesh"</w:t>
       </w:r>
     </w:p>
@@ -26062,6 +29827,21 @@
         <w:rPr>
           <w:lang w:val="en_US" w:bidi="en_US"/>
         </w:rPr>
+      </w:r>
+    </w:p>
+    <w:p>
+      <w:pPr/>
+      <w:r>
+        <w:rPr>
+          <w:lang w:val="en_US" w:bidi="en_US"/>
+        </w:rPr>
+      </w:r>
+      <w:r>
+        <w:rPr>
+          <w:b/>
+          <w:lang w:val="en_US" w:bidi="en_US"/>
+        </w:rPr>
+        <w:t>ἐγὼ ἔχων πεποίθησιν καὶ ἐν σαρκί εἴ τις δοκεῖ ἄλλος πεποιθέναι ἐν σαρκί, ἐγὼ μᾶλλον</w:t>
       </w:r>
     </w:p>
     <w:p>
@@ -26240,6 +30020,21 @@
           <w:b/>
           <w:lang w:val="en_US" w:bidi="en_US"/>
         </w:rPr>
+        <w:t>φυλῆς Βενιαμείν</w:t>
+      </w:r>
+    </w:p>
+    <w:p>
+      <w:pPr/>
+      <w:r>
+        <w:rPr>
+          <w:lang w:val="en_US" w:bidi="en_US"/>
+        </w:rPr>
+      </w:r>
+      <w:r>
+        <w:rPr>
+          <w:b/>
+          <w:lang w:val="en_US" w:bidi="en_US"/>
+        </w:rPr>
         <w:t>"of the tribe of Benjamin"</w:t>
       </w:r>
     </w:p>
@@ -26412,6 +30207,21 @@
           <w:b/>
           <w:lang w:val="en_US" w:bidi="en_US"/>
         </w:rPr>
+        <w:t>κατὰ νόμον Φαρισαῖος</w:t>
+      </w:r>
+    </w:p>
+    <w:p>
+      <w:pPr/>
+      <w:r>
+        <w:rPr>
+          <w:lang w:val="en_US" w:bidi="en_US"/>
+        </w:rPr>
+      </w:r>
+      <w:r>
+        <w:rPr>
+          <w:b/>
+          <w:lang w:val="en_US" w:bidi="en_US"/>
+        </w:rPr>
         <w:t>"according to the law, a Pharisee"</w:t>
       </w:r>
     </w:p>
@@ -26488,6 +30298,21 @@
           <w:b/>
           <w:lang w:val="en_US" w:bidi="en_US"/>
         </w:rPr>
+        <w:t>κατὰ ζῆλος διώκων τὴν ἐκκλησίαν, κατὰ δικαιοσύνην τὴν ἐν νόμῳ γενόμενος ἄμεμπτος</w:t>
+      </w:r>
+    </w:p>
+    <w:p>
+      <w:pPr/>
+      <w:r>
+        <w:rPr>
+          <w:lang w:val="en_US" w:bidi="en_US"/>
+        </w:rPr>
+      </w:r>
+      <w:r>
+        <w:rPr>
+          <w:b/>
+          <w:lang w:val="en_US" w:bidi="en_US"/>
+        </w:rPr>
         <w:t>"according to zeal, persecuting the church; according to righteousness {that is} in the law, having become blameless"</w:t>
       </w:r>
     </w:p>
@@ -26551,6 +30376,21 @@
           <w:b/>
           <w:lang w:val="en_US" w:bidi="en_US"/>
         </w:rPr>
+        <w:t>κατὰ ζῆλος διώκων τὴν ἐκκλησίαν</w:t>
+      </w:r>
+    </w:p>
+    <w:p>
+      <w:pPr/>
+      <w:r>
+        <w:rPr>
+          <w:lang w:val="en_US" w:bidi="en_US"/>
+        </w:rPr>
+      </w:r>
+      <w:r>
+        <w:rPr>
+          <w:b/>
+          <w:lang w:val="en_US" w:bidi="en_US"/>
+        </w:rPr>
         <w:t>"according to zeal, persecuting the church"</w:t>
       </w:r>
     </w:p>
@@ -26686,6 +30526,21 @@
           <w:b/>
           <w:lang w:val="en_US" w:bidi="en_US"/>
         </w:rPr>
+        <w:t>τὴν ἐκκλησίαν</w:t>
+      </w:r>
+    </w:p>
+    <w:p>
+      <w:pPr/>
+      <w:r>
+        <w:rPr>
+          <w:lang w:val="en_US" w:bidi="en_US"/>
+        </w:rPr>
+      </w:r>
+      <w:r>
+        <w:rPr>
+          <w:b/>
+          <w:lang w:val="en_US" w:bidi="en_US"/>
+        </w:rPr>
         <w:t>"the church"</w:t>
       </w:r>
     </w:p>
@@ -26808,6 +30663,21 @@
           <w:b/>
           <w:lang w:val="en_US" w:bidi="en_US"/>
         </w:rPr>
+        <w:t>κατὰ δικαιοσύνην τὴν ἐν νόμῳ γενόμενος ἄμεμπτος</w:t>
+      </w:r>
+    </w:p>
+    <w:p>
+      <w:pPr/>
+      <w:r>
+        <w:rPr>
+          <w:lang w:val="en_US" w:bidi="en_US"/>
+        </w:rPr>
+      </w:r>
+      <w:r>
+        <w:rPr>
+          <w:b/>
+          <w:lang w:val="en_US" w:bidi="en_US"/>
+        </w:rPr>
         <w:t>"according to righteousness {that is} in the law, having become blameless"</w:t>
       </w:r>
     </w:p>
@@ -26890,6 +30760,21 @@
         <w:rPr>
           <w:lang w:val="en_US" w:bidi="en_US"/>
         </w:rPr>
+      </w:r>
+    </w:p>
+    <w:p>
+      <w:pPr/>
+      <w:r>
+        <w:rPr>
+          <w:lang w:val="en_US" w:bidi="en_US"/>
+        </w:rPr>
+      </w:r>
+      <w:r>
+        <w:rPr>
+          <w:b/>
+          <w:lang w:val="en_US" w:bidi="en_US"/>
+        </w:rPr>
+        <w:t>ἅτινα ἦν μοι κέρδη, ταῦτα ἥγημαι διὰ τὸν Χριστὸν ζημίαν</w:t>
       </w:r>
     </w:p>
     <w:p>
@@ -27005,6 +30890,21 @@
           <w:b/>
           <w:lang w:val="en_US" w:bidi="en_US"/>
         </w:rPr>
+        <w:t>ἅτινα ἦν μοι κέρδη, ταῦτα ἥγημαι διὰ τὸν Χριστὸν ζημίαν</w:t>
+      </w:r>
+    </w:p>
+    <w:p>
+      <w:pPr/>
+      <w:r>
+        <w:rPr>
+          <w:lang w:val="en_US" w:bidi="en_US"/>
+        </w:rPr>
+      </w:r>
+      <w:r>
+        <w:rPr>
+          <w:b/>
+          <w:lang w:val="en_US" w:bidi="en_US"/>
+        </w:rPr>
         <w:t>"Whatever things were gains for me, I consider these things loss for the sake of Christ"</w:t>
       </w:r>
     </w:p>
@@ -27100,6 +31000,21 @@
         <w:rPr>
           <w:lang w:val="en_US" w:bidi="en_US"/>
         </w:rPr>
+      </w:r>
+    </w:p>
+    <w:p>
+      <w:pPr/>
+      <w:r>
+        <w:rPr>
+          <w:lang w:val="en_US" w:bidi="en_US"/>
+        </w:rPr>
+      </w:r>
+      <w:r>
+        <w:rPr>
+          <w:b/>
+          <w:lang w:val="en_US" w:bidi="en_US"/>
+        </w:rPr>
+        <w:t>ἅτινα ἦν μοι κέρδη</w:t>
       </w:r>
     </w:p>
     <w:p>
@@ -27228,6 +31143,21 @@
           <w:b/>
           <w:lang w:val="en_US" w:bidi="en_US"/>
         </w:rPr>
+        <w:t>ἅτινα ἦν μοι κέρδη</w:t>
+      </w:r>
+    </w:p>
+    <w:p>
+      <w:pPr/>
+      <w:r>
+        <w:rPr>
+          <w:lang w:val="en_US" w:bidi="en_US"/>
+        </w:rPr>
+      </w:r>
+      <w:r>
+        <w:rPr>
+          <w:b/>
+          <w:lang w:val="en_US" w:bidi="en_US"/>
+        </w:rPr>
         <w:t>"Whatever things were gains for me"</w:t>
       </w:r>
     </w:p>
@@ -27336,6 +31266,21 @@
         <w:rPr>
           <w:lang w:val="en_US" w:bidi="en_US"/>
         </w:rPr>
+      </w:r>
+    </w:p>
+    <w:p>
+      <w:pPr/>
+      <w:r>
+        <w:rPr>
+          <w:lang w:val="en_US" w:bidi="en_US"/>
+        </w:rPr>
+      </w:r>
+      <w:r>
+        <w:rPr>
+          <w:b/>
+          <w:lang w:val="en_US" w:bidi="en_US"/>
+        </w:rPr>
+        <w:t>ταῦτα ἥγημαι διὰ τὸν Χριστὸν ζημίαν</w:t>
       </w:r>
     </w:p>
     <w:p>
@@ -27654,6 +31599,21 @@
           <w:b/>
           <w:lang w:val="en_US" w:bidi="en_US"/>
         </w:rPr>
+        <w:t>ζημίαν</w:t>
+      </w:r>
+    </w:p>
+    <w:p>
+      <w:pPr/>
+      <w:r>
+        <w:rPr>
+          <w:lang w:val="en_US" w:bidi="en_US"/>
+        </w:rPr>
+      </w:r>
+      <w:r>
+        <w:rPr>
+          <w:b/>
+          <w:lang w:val="en_US" w:bidi="en_US"/>
+        </w:rPr>
         <w:t>"loss"</w:t>
       </w:r>
     </w:p>
@@ -27768,6 +31728,21 @@
           <w:b/>
           <w:lang w:val="en_US" w:bidi="en_US"/>
         </w:rPr>
+        <w:t>καὶ ἡγοῦμαι πάντα ζημίαν εἶναι, διὰ τὸ ὑπερέχον τῆς γνώσεως Χριστοῦ Ἰησοῦ τοῦ Κυρίου μου</w:t>
+      </w:r>
+    </w:p>
+    <w:p>
+      <w:pPr/>
+      <w:r>
+        <w:rPr>
+          <w:lang w:val="en_US" w:bidi="en_US"/>
+        </w:rPr>
+      </w:r>
+      <w:r>
+        <w:rPr>
+          <w:b/>
+          <w:lang w:val="en_US" w:bidi="en_US"/>
+        </w:rPr>
         <w:t>"I consider even all things to be loss because of the surpassing value of the knowledge of Christ Jesus my Lord"</w:t>
       </w:r>
     </w:p>
@@ -27877,6 +31852,21 @@
           <w:b/>
           <w:lang w:val="en_US" w:bidi="en_US"/>
         </w:rPr>
+        <w:t>διὰ τὸ ὑπερέχον τῆς γνώσεως Χριστοῦ Ἰησοῦ τοῦ Κυρίου μου</w:t>
+      </w:r>
+    </w:p>
+    <w:p>
+      <w:pPr/>
+      <w:r>
+        <w:rPr>
+          <w:lang w:val="en_US" w:bidi="en_US"/>
+        </w:rPr>
+      </w:r>
+      <w:r>
+        <w:rPr>
+          <w:b/>
+          <w:lang w:val="en_US" w:bidi="en_US"/>
+        </w:rPr>
         <w:t>"because of the surpassing value of the knowledge of Christ Jesus my Lord"</w:t>
       </w:r>
     </w:p>
@@ -27986,6 +31976,21 @@
           <w:b/>
           <w:lang w:val="en_US" w:bidi="en_US"/>
         </w:rPr>
+        <w:t>διὰ τὸ ὑπερέχον τῆς γνώσεως Χριστοῦ Ἰησοῦ τοῦ Κυρίου μου</w:t>
+      </w:r>
+    </w:p>
+    <w:p>
+      <w:pPr/>
+      <w:r>
+        <w:rPr>
+          <w:lang w:val="en_US" w:bidi="en_US"/>
+        </w:rPr>
+      </w:r>
+      <w:r>
+        <w:rPr>
+          <w:b/>
+          <w:lang w:val="en_US" w:bidi="en_US"/>
+        </w:rPr>
         <w:t>"because of the surpassing value of the knowledge of Christ Jesus my Lord"</w:t>
       </w:r>
     </w:p>
@@ -28049,6 +32054,21 @@
           <w:b/>
           <w:lang w:val="en_US" w:bidi="en_US"/>
         </w:rPr>
+        <w:t>τῆς γνώσεως Χριστοῦ Ἰησοῦ τοῦ Κυρίου μου</w:t>
+      </w:r>
+    </w:p>
+    <w:p>
+      <w:pPr/>
+      <w:r>
+        <w:rPr>
+          <w:lang w:val="en_US" w:bidi="en_US"/>
+        </w:rPr>
+      </w:r>
+      <w:r>
+        <w:rPr>
+          <w:b/>
+          <w:lang w:val="en_US" w:bidi="en_US"/>
+        </w:rPr>
         <w:t>"of the knowledge of Christ Jesus my Lord"</w:t>
       </w:r>
     </w:p>
@@ -28131,6 +32151,21 @@
         <w:rPr>
           <w:lang w:val="en_US" w:bidi="en_US"/>
         </w:rPr>
+      </w:r>
+    </w:p>
+    <w:p>
+      <w:pPr/>
+      <w:r>
+        <w:rPr>
+          <w:lang w:val="en_US" w:bidi="en_US"/>
+        </w:rPr>
+      </w:r>
+      <w:r>
+        <w:rPr>
+          <w:b/>
+          <w:lang w:val="en_US" w:bidi="en_US"/>
+        </w:rPr>
+        <w:t>δι’ ὃν τὰ πάντα ἐζημιώθην</w:t>
       </w:r>
     </w:p>
     <w:p>
@@ -28353,6 +32388,21 @@
           <w:b/>
           <w:lang w:val="en_US" w:bidi="en_US"/>
         </w:rPr>
+        <w:t>σκύβαλα</w:t>
+      </w:r>
+    </w:p>
+    <w:p>
+      <w:pPr/>
+      <w:r>
+        <w:rPr>
+          <w:lang w:val="en_US" w:bidi="en_US"/>
+        </w:rPr>
+      </w:r>
+      <w:r>
+        <w:rPr>
+          <w:b/>
+          <w:lang w:val="en_US" w:bidi="en_US"/>
+        </w:rPr>
         <w:t>"dung"</w:t>
       </w:r>
     </w:p>
@@ -28556,6 +32606,21 @@
           <w:b/>
           <w:lang w:val="en_US" w:bidi="en_US"/>
         </w:rPr>
+        <w:t>ἵνα Χριστὸν κερδήσω</w:t>
+      </w:r>
+    </w:p>
+    <w:p>
+      <w:pPr/>
+      <w:r>
+        <w:rPr>
+          <w:lang w:val="en_US" w:bidi="en_US"/>
+        </w:rPr>
+      </w:r>
+      <w:r>
+        <w:rPr>
+          <w:b/>
+          <w:lang w:val="en_US" w:bidi="en_US"/>
+        </w:rPr>
         <w:t>"so that I might gain Christ"</w:t>
       </w:r>
     </w:p>
@@ -28652,6 +32717,21 @@
           <w:b/>
           <w:lang w:val="en_US" w:bidi="en_US"/>
         </w:rPr>
+        <w:t>καὶ εὑρεθῶ ἐν αὐτῷ</w:t>
+      </w:r>
+    </w:p>
+    <w:p>
+      <w:pPr/>
+      <w:r>
+        <w:rPr>
+          <w:lang w:val="en_US" w:bidi="en_US"/>
+        </w:rPr>
+      </w:r>
+      <w:r>
+        <w:rPr>
+          <w:b/>
+          <w:lang w:val="en_US" w:bidi="en_US"/>
+        </w:rPr>
         <w:t>"and be found in him"</w:t>
       </w:r>
     </w:p>
@@ -28748,6 +32828,21 @@
           <w:b/>
           <w:lang w:val="en_US" w:bidi="en_US"/>
         </w:rPr>
+        <w:t>μὴ ἔχων ἐμὴν δικαιοσύνην, τὴν ἐκ νόμου</w:t>
+      </w:r>
+    </w:p>
+    <w:p>
+      <w:pPr/>
+      <w:r>
+        <w:rPr>
+          <w:lang w:val="en_US" w:bidi="en_US"/>
+        </w:rPr>
+      </w:r>
+      <w:r>
+        <w:rPr>
+          <w:b/>
+          <w:lang w:val="en_US" w:bidi="en_US"/>
+        </w:rPr>
         <w:t>"not having my own righteousness {that is} from law"</w:t>
       </w:r>
     </w:p>
@@ -28857,6 +32952,21 @@
           <w:b/>
           <w:lang w:val="en_US" w:bidi="en_US"/>
         </w:rPr>
+        <w:t>ἀλλὰ τὴν διὰ πίστεως Χριστοῦ</w:t>
+      </w:r>
+    </w:p>
+    <w:p>
+      <w:pPr/>
+      <w:r>
+        <w:rPr>
+          <w:lang w:val="en_US" w:bidi="en_US"/>
+        </w:rPr>
+      </w:r>
+      <w:r>
+        <w:rPr>
+          <w:b/>
+          <w:lang w:val="en_US" w:bidi="en_US"/>
+        </w:rPr>
         <w:t>"but {that which is} through faith in Christ"</w:t>
       </w:r>
     </w:p>
@@ -28966,6 +33076,21 @@
           <w:b/>
           <w:lang w:val="en_US" w:bidi="en_US"/>
         </w:rPr>
+        <w:t>ἀλλὰ τὴν διὰ πίστεως Χριστοῦ</w:t>
+      </w:r>
+    </w:p>
+    <w:p>
+      <w:pPr/>
+      <w:r>
+        <w:rPr>
+          <w:lang w:val="en_US" w:bidi="en_US"/>
+        </w:rPr>
+      </w:r>
+      <w:r>
+        <w:rPr>
+          <w:b/>
+          <w:lang w:val="en_US" w:bidi="en_US"/>
+        </w:rPr>
         <w:t>"but {that which is} through faith in Christ"</w:t>
       </w:r>
     </w:p>
@@ -29062,6 +33187,21 @@
           <w:b/>
           <w:lang w:val="en_US" w:bidi="en_US"/>
         </w:rPr>
+        <w:t>τὴν ἐκ Θεοῦ δικαιοσύνην ἐπὶ τῇ πίστει</w:t>
+      </w:r>
+    </w:p>
+    <w:p>
+      <w:pPr/>
+      <w:r>
+        <w:rPr>
+          <w:lang w:val="en_US" w:bidi="en_US"/>
+        </w:rPr>
+      </w:r>
+      <w:r>
+        <w:rPr>
+          <w:b/>
+          <w:lang w:val="en_US" w:bidi="en_US"/>
+        </w:rPr>
         <w:t>""</w:t>
       </w:r>
     </w:p>
@@ -29184,6 +33324,21 @@
           <w:b/>
           <w:lang w:val="en_US" w:bidi="en_US"/>
         </w:rPr>
+        <w:t>τὴν ἐκ Θεοῦ δικαιοσύνην ἐπὶ τῇ πίστει</w:t>
+      </w:r>
+    </w:p>
+    <w:p>
+      <w:pPr/>
+      <w:r>
+        <w:rPr>
+          <w:lang w:val="en_US" w:bidi="en_US"/>
+        </w:rPr>
+      </w:r>
+      <w:r>
+        <w:rPr>
+          <w:b/>
+          <w:lang w:val="en_US" w:bidi="en_US"/>
+        </w:rPr>
         <w:t>""</w:t>
       </w:r>
     </w:p>
@@ -29306,6 +33461,21 @@
           <w:b/>
           <w:lang w:val="en_US" w:bidi="en_US"/>
         </w:rPr>
+        <w:t>ἐπὶ τῇ πίστει</w:t>
+      </w:r>
+    </w:p>
+    <w:p>
+      <w:pPr/>
+      <w:r>
+        <w:rPr>
+          <w:lang w:val="en_US" w:bidi="en_US"/>
+        </w:rPr>
+      </w:r>
+      <w:r>
+        <w:rPr>
+          <w:b/>
+          <w:lang w:val="en_US" w:bidi="en_US"/>
+        </w:rPr>
         <w:t>"by faith"</w:t>
       </w:r>
     </w:p>
@@ -29402,6 +33572,21 @@
           <w:b/>
           <w:lang w:val="en_US" w:bidi="en_US"/>
         </w:rPr>
+        <w:t>τοῦ γνῶναι αὐτὸν, καὶ τὴν δύναμιν τῆς ἀναστάσεως αὐτοῦ, καὶ κοινωνίαν παθημάτων αὐτοῦ, συμμορφιζόμενος τῷ θανάτῳ αὐτοῦ</w:t>
+      </w:r>
+    </w:p>
+    <w:p>
+      <w:pPr/>
+      <w:r>
+        <w:rPr>
+          <w:lang w:val="en_US" w:bidi="en_US"/>
+        </w:rPr>
+      </w:r>
+      <w:r>
+        <w:rPr>
+          <w:b/>
+          <w:lang w:val="en_US" w:bidi="en_US"/>
+        </w:rPr>
         <w:t>"to know him and the power of his resurrection and the fellowship of his sufferings, being conformed to his death"</w:t>
       </w:r>
     </w:p>
@@ -29511,6 +33696,21 @@
           <w:b/>
           <w:lang w:val="en_US" w:bidi="en_US"/>
         </w:rPr>
+        <w:t>καὶ</w:t>
+      </w:r>
+    </w:p>
+    <w:p>
+      <w:pPr/>
+      <w:r>
+        <w:rPr>
+          <w:lang w:val="en_US" w:bidi="en_US"/>
+        </w:rPr>
+      </w:r>
+      <w:r>
+        <w:rPr>
+          <w:b/>
+          <w:lang w:val="en_US" w:bidi="en_US"/>
+        </w:rPr>
         <w:t>"and"</w:t>
       </w:r>
     </w:p>
@@ -29593,6 +33793,21 @@
         <w:rPr>
           <w:lang w:val="en_US" w:bidi="en_US"/>
         </w:rPr>
+      </w:r>
+    </w:p>
+    <w:p>
+      <w:pPr/>
+      <w:r>
+        <w:rPr>
+          <w:lang w:val="en_US" w:bidi="en_US"/>
+        </w:rPr>
+      </w:r>
+      <w:r>
+        <w:rPr>
+          <w:b/>
+          <w:lang w:val="en_US" w:bidi="en_US"/>
+        </w:rPr>
+        <w:t>τοῦ γνῶναι αὐτὸν, καὶ τὴν δύναμιν τῆς ἀναστάσεως αὐτοῦ, καὶ κοινωνίαν παθημάτων αὐτοῦ</w:t>
       </w:r>
     </w:p>
     <w:p>
@@ -29790,6 +34005,21 @@
           <w:b/>
           <w:lang w:val="en_US" w:bidi="en_US"/>
         </w:rPr>
+        <w:t>δύναμιν</w:t>
+      </w:r>
+    </w:p>
+    <w:p>
+      <w:pPr/>
+      <w:r>
+        <w:rPr>
+          <w:lang w:val="en_US" w:bidi="en_US"/>
+        </w:rPr>
+      </w:r>
+      <w:r>
+        <w:rPr>
+          <w:b/>
+          <w:lang w:val="en_US" w:bidi="en_US"/>
+        </w:rPr>
         <w:t>"power"</w:t>
       </w:r>
     </w:p>
@@ -29899,6 +34129,21 @@
           <w:b/>
           <w:lang w:val="en_US" w:bidi="en_US"/>
         </w:rPr>
+        <w:t>καὶ κοινωνίαν παθημάτων αὐτοῦ</w:t>
+      </w:r>
+    </w:p>
+    <w:p>
+      <w:pPr/>
+      <w:r>
+        <w:rPr>
+          <w:lang w:val="en_US" w:bidi="en_US"/>
+        </w:rPr>
+      </w:r>
+      <w:r>
+        <w:rPr>
+          <w:b/>
+          <w:lang w:val="en_US" w:bidi="en_US"/>
+        </w:rPr>
         <w:t>"and the fellowship of his sufferings"</w:t>
       </w:r>
     </w:p>
@@ -29995,6 +34240,21 @@
           <w:b/>
           <w:lang w:val="en_US" w:bidi="en_US"/>
         </w:rPr>
+        <w:t>καὶ κοινωνίαν παθημάτων αὐτοῦ</w:t>
+      </w:r>
+    </w:p>
+    <w:p>
+      <w:pPr/>
+      <w:r>
+        <w:rPr>
+          <w:lang w:val="en_US" w:bidi="en_US"/>
+        </w:rPr>
+      </w:r>
+      <w:r>
+        <w:rPr>
+          <w:b/>
+          <w:lang w:val="en_US" w:bidi="en_US"/>
+        </w:rPr>
         <w:t>"and the fellowship of his sufferings"</w:t>
       </w:r>
     </w:p>
@@ -30091,6 +34351,21 @@
           <w:b/>
           <w:lang w:val="en_US" w:bidi="en_US"/>
         </w:rPr>
+        <w:t>καὶ</w:t>
+      </w:r>
+    </w:p>
+    <w:p>
+      <w:pPr/>
+      <w:r>
+        <w:rPr>
+          <w:lang w:val="en_US" w:bidi="en_US"/>
+        </w:rPr>
+      </w:r>
+      <w:r>
+        <w:rPr>
+          <w:b/>
+          <w:lang w:val="en_US" w:bidi="en_US"/>
+        </w:rPr>
         <w:t>"and"</w:t>
       </w:r>
     </w:p>
@@ -30187,6 +34462,21 @@
           <w:b/>
           <w:lang w:val="en_US" w:bidi="en_US"/>
         </w:rPr>
+        <w:t>συμμορφιζόμενος τῷ θανάτῳ αὐτοῦ</w:t>
+      </w:r>
+    </w:p>
+    <w:p>
+      <w:pPr/>
+      <w:r>
+        <w:rPr>
+          <w:lang w:val="en_US" w:bidi="en_US"/>
+        </w:rPr>
+      </w:r>
+      <w:r>
+        <w:rPr>
+          <w:b/>
+          <w:lang w:val="en_US" w:bidi="en_US"/>
+        </w:rPr>
         <w:t>"being conformed to his death"</w:t>
       </w:r>
     </w:p>
@@ -30283,6 +34573,21 @@
           <w:b/>
           <w:lang w:val="en_US" w:bidi="en_US"/>
         </w:rPr>
+        <w:t>συμμορφιζόμενος τῷ θανάτῳ αὐτοῦ</w:t>
+      </w:r>
+    </w:p>
+    <w:p>
+      <w:pPr/>
+      <w:r>
+        <w:rPr>
+          <w:lang w:val="en_US" w:bidi="en_US"/>
+        </w:rPr>
+      </w:r>
+      <w:r>
+        <w:rPr>
+          <w:b/>
+          <w:lang w:val="en_US" w:bidi="en_US"/>
+        </w:rPr>
         <w:t>"being conformed to his death"</w:t>
       </w:r>
     </w:p>
@@ -30379,6 +34684,21 @@
           <w:b/>
           <w:lang w:val="en_US" w:bidi="en_US"/>
         </w:rPr>
+        <w:t>τὴν ἐξανάστασιν τὴν ἐκ νεκρῶν</w:t>
+      </w:r>
+    </w:p>
+    <w:p>
+      <w:pPr/>
+      <w:r>
+        <w:rPr>
+          <w:lang w:val="en_US" w:bidi="en_US"/>
+        </w:rPr>
+      </w:r>
+      <w:r>
+        <w:rPr>
+          <w:b/>
+          <w:lang w:val="en_US" w:bidi="en_US"/>
+        </w:rPr>
         <w:t>"the resurrection {that is} from the dead"</w:t>
       </w:r>
     </w:p>
@@ -30442,6 +34762,21 @@
           <w:b/>
           <w:lang w:val="en_US" w:bidi="en_US"/>
         </w:rPr>
+        <w:t>οὐχ ὅτι ἤδη ἔλαβον</w:t>
+      </w:r>
+    </w:p>
+    <w:p>
+      <w:pPr/>
+      <w:r>
+        <w:rPr>
+          <w:lang w:val="en_US" w:bidi="en_US"/>
+        </w:rPr>
+      </w:r>
+      <w:r>
+        <w:rPr>
+          <w:b/>
+          <w:lang w:val="en_US" w:bidi="en_US"/>
+        </w:rPr>
         <w:t>"Not that I already received {it"</w:t>
       </w:r>
     </w:p>
@@ -30551,6 +34886,21 @@
           <w:b/>
           <w:lang w:val="en_US" w:bidi="en_US"/>
         </w:rPr>
+        <w:t>ἢ ἤδη τετελείωμαι</w:t>
+      </w:r>
+    </w:p>
+    <w:p>
+      <w:pPr/>
+      <w:r>
+        <w:rPr>
+          <w:lang w:val="en_US" w:bidi="en_US"/>
+        </w:rPr>
+      </w:r>
+      <w:r>
+        <w:rPr>
+          <w:b/>
+          <w:lang w:val="en_US" w:bidi="en_US"/>
+        </w:rPr>
         <w:t>"or have already been made perfect"</w:t>
       </w:r>
     </w:p>
@@ -30647,6 +34997,21 @@
           <w:b/>
           <w:lang w:val="en_US" w:bidi="en_US"/>
         </w:rPr>
+        <w:t>ἤδη τετελείωμαι</w:t>
+      </w:r>
+    </w:p>
+    <w:p>
+      <w:pPr/>
+      <w:r>
+        <w:rPr>
+          <w:lang w:val="en_US" w:bidi="en_US"/>
+        </w:rPr>
+      </w:r>
+      <w:r>
+        <w:rPr>
+          <w:b/>
+          <w:lang w:val="en_US" w:bidi="en_US"/>
+        </w:rPr>
         <w:t>"have already been made perfect"</w:t>
       </w:r>
     </w:p>
@@ -30743,6 +35108,21 @@
           <w:b/>
           <w:lang w:val="en_US" w:bidi="en_US"/>
         </w:rPr>
+        <w:t>ἤδη τετελείωμαι</w:t>
+      </w:r>
+    </w:p>
+    <w:p>
+      <w:pPr/>
+      <w:r>
+        <w:rPr>
+          <w:lang w:val="en_US" w:bidi="en_US"/>
+        </w:rPr>
+      </w:r>
+      <w:r>
+        <w:rPr>
+          <w:b/>
+          <w:lang w:val="en_US" w:bidi="en_US"/>
+        </w:rPr>
         <w:t>"have already been made perfect"</w:t>
       </w:r>
     </w:p>
@@ -30825,6 +35205,21 @@
         <w:rPr>
           <w:lang w:val="en_US" w:bidi="en_US"/>
         </w:rPr>
+      </w:r>
+    </w:p>
+    <w:p>
+      <w:pPr/>
+      <w:r>
+        <w:rPr>
+          <w:lang w:val="en_US" w:bidi="en_US"/>
+        </w:rPr>
+      </w:r>
+      <w:r>
+        <w:rPr>
+          <w:b/>
+          <w:lang w:val="en_US" w:bidi="en_US"/>
+        </w:rPr>
+        <w:t>καταλάβω, ἐφ’ ᾧ καὶ κατελήμφθην ὑπὸ Χριστοῦ Ἰησοῦ</w:t>
       </w:r>
     </w:p>
     <w:p>
@@ -31060,6 +35455,21 @@
           <w:b/>
           <w:lang w:val="en_US" w:bidi="en_US"/>
         </w:rPr>
+        <w:t>ἐγὼ ἐμαυτὸν οὐ λογίζομαι κατειληφέναι</w:t>
+      </w:r>
+    </w:p>
+    <w:p>
+      <w:pPr/>
+      <w:r>
+        <w:rPr>
+          <w:lang w:val="en_US" w:bidi="en_US"/>
+        </w:rPr>
+      </w:r>
+      <w:r>
+        <w:rPr>
+          <w:b/>
+          <w:lang w:val="en_US" w:bidi="en_US"/>
+        </w:rPr>
         <w:t>"I do not consider myself to have grasped {it"</w:t>
       </w:r>
     </w:p>
@@ -31169,6 +35579,21 @@
           <w:b/>
           <w:lang w:val="en_US" w:bidi="en_US"/>
         </w:rPr>
+        <w:t>ἓν δέ</w:t>
+      </w:r>
+    </w:p>
+    <w:p>
+      <w:pPr/>
+      <w:r>
+        <w:rPr>
+          <w:lang w:val="en_US" w:bidi="en_US"/>
+        </w:rPr>
+      </w:r>
+      <w:r>
+        <w:rPr>
+          <w:b/>
+          <w:lang w:val="en_US" w:bidi="en_US"/>
+        </w:rPr>
         <w:t>"But one thing"</w:t>
       </w:r>
     </w:p>
@@ -31251,6 +35676,21 @@
         <w:rPr>
           <w:lang w:val="en_US" w:bidi="en_US"/>
         </w:rPr>
+      </w:r>
+    </w:p>
+    <w:p>
+      <w:pPr/>
+      <w:r>
+        <w:rPr>
+          <w:lang w:val="en_US" w:bidi="en_US"/>
+        </w:rPr>
+      </w:r>
+      <w:r>
+        <w:rPr>
+          <w:b/>
+          <w:lang w:val="en_US" w:bidi="en_US"/>
+        </w:rPr>
+        <w:t>τὰ μὲν ὀπίσω ἐπιλανθανόμενος, τοῖς δὲ ἔμπροσθεν ἐπεκτεινόμενος</w:t>
       </w:r>
     </w:p>
     <w:p>
@@ -31379,6 +35819,21 @@
           <w:b/>
           <w:lang w:val="en_US" w:bidi="en_US"/>
         </w:rPr>
+        <w:t>κατὰ σκοπὸν διώκω εἰς τὸ βραβεῖον</w:t>
+      </w:r>
+    </w:p>
+    <w:p>
+      <w:pPr/>
+      <w:r>
+        <w:rPr>
+          <w:lang w:val="en_US" w:bidi="en_US"/>
+        </w:rPr>
+      </w:r>
+      <w:r>
+        <w:rPr>
+          <w:b/>
+          <w:lang w:val="en_US" w:bidi="en_US"/>
+        </w:rPr>
         <w:t>"I press on toward the goal for the prize"</w:t>
       </w:r>
     </w:p>
@@ -31488,6 +35943,21 @@
           <w:b/>
           <w:lang w:val="en_US" w:bidi="en_US"/>
         </w:rPr>
+        <w:t>σκοπὸν &amp; εἰς τὸ βραβεῖον τῆς ἄνω κλήσεως τοῦ Θεοῦ</w:t>
+      </w:r>
+    </w:p>
+    <w:p>
+      <w:pPr/>
+      <w:r>
+        <w:rPr>
+          <w:lang w:val="en_US" w:bidi="en_US"/>
+        </w:rPr>
+      </w:r>
+      <w:r>
+        <w:rPr>
+          <w:b/>
+          <w:lang w:val="en_US" w:bidi="en_US"/>
+        </w:rPr>
         <w:t>"the goal for the prize of the upward calling of God"</w:t>
       </w:r>
     </w:p>
@@ -31603,6 +36073,21 @@
           <w:b/>
           <w:lang w:val="en_US" w:bidi="en_US"/>
         </w:rPr>
+        <w:t>τὸ βραβεῖον τῆς ἄνω κλήσεως τοῦ Θεοῦ</w:t>
+      </w:r>
+    </w:p>
+    <w:p>
+      <w:pPr/>
+      <w:r>
+        <w:rPr>
+          <w:lang w:val="en_US" w:bidi="en_US"/>
+        </w:rPr>
+      </w:r>
+      <w:r>
+        <w:rPr>
+          <w:b/>
+          <w:lang w:val="en_US" w:bidi="en_US"/>
+        </w:rPr>
         <w:t>"the prize of the upward calling of God"</w:t>
       </w:r>
     </w:p>
@@ -31751,6 +36236,21 @@
           <w:b/>
           <w:lang w:val="en_US" w:bidi="en_US"/>
         </w:rPr>
+        <w:t>τῆς ἄνω κλήσεως τοῦ Θεοῦ</w:t>
+      </w:r>
+    </w:p>
+    <w:p>
+      <w:pPr/>
+      <w:r>
+        <w:rPr>
+          <w:lang w:val="en_US" w:bidi="en_US"/>
+        </w:rPr>
+      </w:r>
+      <w:r>
+        <w:rPr>
+          <w:b/>
+          <w:lang w:val="en_US" w:bidi="en_US"/>
+        </w:rPr>
         <w:t>"of the upward calling of God"</w:t>
       </w:r>
     </w:p>
@@ -31873,6 +36373,21 @@
           <w:b/>
           <w:lang w:val="en_US" w:bidi="en_US"/>
         </w:rPr>
+        <w:t>κατὰ σκοπὸν διώκω εἰς τὸ βραβεῖον τῆς ἄνω κλήσεως τοῦ Θεοῦ ἐν Χριστῷ Ἰησοῦ</w:t>
+      </w:r>
+    </w:p>
+    <w:p>
+      <w:pPr/>
+      <w:r>
+        <w:rPr>
+          <w:lang w:val="en_US" w:bidi="en_US"/>
+        </w:rPr>
+      </w:r>
+      <w:r>
+        <w:rPr>
+          <w:b/>
+          <w:lang w:val="en_US" w:bidi="en_US"/>
+        </w:rPr>
         <w:t>"I press on toward the goal for the prize of the upward calling of God in Christ Jesus"</w:t>
       </w:r>
     </w:p>
@@ -31995,6 +36510,21 @@
           <w:b/>
           <w:lang w:val="en_US" w:bidi="en_US"/>
         </w:rPr>
+        <w:t>κατὰ σκοπὸν διώκω εἰς τὸ βραβεῖον τῆς ἄνω κλήσεως τοῦ Θεοῦ ἐν Χριστῷ Ἰησοῦ</w:t>
+      </w:r>
+    </w:p>
+    <w:p>
+      <w:pPr/>
+      <w:r>
+        <w:rPr>
+          <w:lang w:val="en_US" w:bidi="en_US"/>
+        </w:rPr>
+      </w:r>
+      <w:r>
+        <w:rPr>
+          <w:b/>
+          <w:lang w:val="en_US" w:bidi="en_US"/>
+        </w:rPr>
         <w:t>"I press on toward the goal for the prize of the upward calling of God in Christ Jesus"</w:t>
       </w:r>
     </w:p>
@@ -32090,6 +36620,21 @@
         <w:rPr>
           <w:lang w:val="en_US" w:bidi="en_US"/>
         </w:rPr>
+      </w:r>
+    </w:p>
+    <w:p>
+      <w:pPr/>
+      <w:r>
+        <w:rPr>
+          <w:lang w:val="en_US" w:bidi="en_US"/>
+        </w:rPr>
+      </w:r>
+      <w:r>
+        <w:rPr>
+          <w:b/>
+          <w:lang w:val="en_US" w:bidi="en_US"/>
+        </w:rPr>
+        <w:t>οὖν</w:t>
       </w:r>
     </w:p>
     <w:p>
@@ -32236,6 +36781,21 @@
           <w:b/>
           <w:lang w:val="en_US" w:bidi="en_US"/>
         </w:rPr>
+        <w:t>ὅσοι</w:t>
+      </w:r>
+    </w:p>
+    <w:p>
+      <w:pPr/>
+      <w:r>
+        <w:rPr>
+          <w:lang w:val="en_US" w:bidi="en_US"/>
+        </w:rPr>
+      </w:r>
+      <w:r>
+        <w:rPr>
+          <w:b/>
+          <w:lang w:val="en_US" w:bidi="en_US"/>
+        </w:rPr>
         <w:t>"as many as"</w:t>
       </w:r>
     </w:p>
@@ -32408,6 +36968,21 @@
           <w:b/>
           <w:lang w:val="en_US" w:bidi="en_US"/>
         </w:rPr>
+        <w:t>καὶ τοῦτο ὁ Θεὸς ὑμῖν ἀποκαλύψει</w:t>
+      </w:r>
+    </w:p>
+    <w:p>
+      <w:pPr/>
+      <w:r>
+        <w:rPr>
+          <w:lang w:val="en_US" w:bidi="en_US"/>
+        </w:rPr>
+      </w:r>
+      <w:r>
+        <w:rPr>
+          <w:b/>
+          <w:lang w:val="en_US" w:bidi="en_US"/>
+        </w:rPr>
         <w:t>"God will also reveal that to you"</w:t>
       </w:r>
     </w:p>
@@ -32471,6 +37046,21 @@
           <w:b/>
           <w:lang w:val="en_US" w:bidi="en_US"/>
         </w:rPr>
+        <w:t>εἰς ὃ ἐφθάσαμεν, τῷ αὐτῷ στοιχεῖν</w:t>
+      </w:r>
+    </w:p>
+    <w:p>
+      <w:pPr/>
+      <w:r>
+        <w:rPr>
+          <w:lang w:val="en_US" w:bidi="en_US"/>
+        </w:rPr>
+      </w:r>
+      <w:r>
+        <w:rPr>
+          <w:b/>
+          <w:lang w:val="en_US" w:bidi="en_US"/>
+        </w:rPr>
         <w:t>"in what we have attained, we should live in it"</w:t>
       </w:r>
     </w:p>
@@ -32593,6 +37183,21 @@
           <w:b/>
           <w:lang w:val="en_US" w:bidi="en_US"/>
         </w:rPr>
+        <w:t>εἰς ὃ ἐφθάσαμεν, τῷ αὐτῷ στοιχεῖν</w:t>
+      </w:r>
+    </w:p>
+    <w:p>
+      <w:pPr/>
+      <w:r>
+        <w:rPr>
+          <w:lang w:val="en_US" w:bidi="en_US"/>
+        </w:rPr>
+      </w:r>
+      <w:r>
+        <w:rPr>
+          <w:b/>
+          <w:lang w:val="en_US" w:bidi="en_US"/>
+        </w:rPr>
         <w:t>"in what we have attained, we should live in it"</w:t>
       </w:r>
     </w:p>
@@ -32656,6 +37261,21 @@
           <w:b/>
           <w:lang w:val="en_US" w:bidi="en_US"/>
         </w:rPr>
+        <w:t>συνμιμηταί μου γίνεσθε</w:t>
+      </w:r>
+    </w:p>
+    <w:p>
+      <w:pPr/>
+      <w:r>
+        <w:rPr>
+          <w:lang w:val="en_US" w:bidi="en_US"/>
+        </w:rPr>
+      </w:r>
+      <w:r>
+        <w:rPr>
+          <w:b/>
+          <w:lang w:val="en_US" w:bidi="en_US"/>
+        </w:rPr>
         <w:t>"Become imitators of me"</w:t>
       </w:r>
     </w:p>
@@ -32705,6 +37325,21 @@
         <w:rPr>
           <w:lang w:val="en_US" w:bidi="en_US"/>
         </w:rPr>
+      </w:r>
+    </w:p>
+    <w:p>
+      <w:pPr/>
+      <w:r>
+        <w:rPr>
+          <w:lang w:val="en_US" w:bidi="en_US"/>
+        </w:rPr>
+      </w:r>
+      <w:r>
+        <w:rPr>
+          <w:b/>
+          <w:lang w:val="en_US" w:bidi="en_US"/>
+        </w:rPr>
+        <w:t>γίνεσθε</w:t>
       </w:r>
     </w:p>
     <w:p>
@@ -32909,6 +37544,21 @@
           <w:b/>
           <w:lang w:val="en_US" w:bidi="en_US"/>
         </w:rPr>
+        <w:t>σκοπεῖτε</w:t>
+      </w:r>
+    </w:p>
+    <w:p>
+      <w:pPr/>
+      <w:r>
+        <w:rPr>
+          <w:lang w:val="en_US" w:bidi="en_US"/>
+        </w:rPr>
+      </w:r>
+      <w:r>
+        <w:rPr>
+          <w:b/>
+          <w:lang w:val="en_US" w:bidi="en_US"/>
+        </w:rPr>
         <w:t>"watch closely"</w:t>
       </w:r>
     </w:p>
@@ -33005,6 +37655,21 @@
           <w:b/>
           <w:lang w:val="en_US" w:bidi="en_US"/>
         </w:rPr>
+        <w:t>τοὺς οὕτω περιπατοῦντας, καθὼς ἔχετε τύπον ἡμᾶς</w:t>
+      </w:r>
+    </w:p>
+    <w:p>
+      <w:pPr/>
+      <w:r>
+        <w:rPr>
+          <w:lang w:val="en_US" w:bidi="en_US"/>
+        </w:rPr>
+      </w:r>
+      <w:r>
+        <w:rPr>
+          <w:b/>
+          <w:lang w:val="en_US" w:bidi="en_US"/>
+        </w:rPr>
         <w:t>"the ones walking in this manner, just as you have us {as} an example"</w:t>
       </w:r>
     </w:p>
@@ -33068,6 +37733,21 @@
           <w:b/>
           <w:lang w:val="en_US" w:bidi="en_US"/>
         </w:rPr>
+        <w:t>πολλοὶ γὰρ περιπατοῦσιν</w:t>
+      </w:r>
+    </w:p>
+    <w:p>
+      <w:pPr/>
+      <w:r>
+        <w:rPr>
+          <w:lang w:val="en_US" w:bidi="en_US"/>
+        </w:rPr>
+      </w:r>
+      <w:r>
+        <w:rPr>
+          <w:b/>
+          <w:lang w:val="en_US" w:bidi="en_US"/>
+        </w:rPr>
         <w:t>"For many walk"</w:t>
       </w:r>
     </w:p>
@@ -33164,6 +37844,21 @@
           <w:b/>
           <w:lang w:val="en_US" w:bidi="en_US"/>
         </w:rPr>
+        <w:t>πολλοὶ γὰρ</w:t>
+      </w:r>
+    </w:p>
+    <w:p>
+      <w:pPr/>
+      <w:r>
+        <w:rPr>
+          <w:lang w:val="en_US" w:bidi="en_US"/>
+        </w:rPr>
+      </w:r>
+      <w:r>
+        <w:rPr>
+          <w:b/>
+          <w:lang w:val="en_US" w:bidi="en_US"/>
+        </w:rPr>
         <w:t>"For many"</w:t>
       </w:r>
     </w:p>
@@ -33260,6 +37955,21 @@
           <w:b/>
           <w:lang w:val="en_US" w:bidi="en_US"/>
         </w:rPr>
+        <w:t>νῦν δὲ καὶ κλαίων</w:t>
+      </w:r>
+    </w:p>
+    <w:p>
+      <w:pPr/>
+      <w:r>
+        <w:rPr>
+          <w:lang w:val="en_US" w:bidi="en_US"/>
+        </w:rPr>
+      </w:r>
+      <w:r>
+        <w:rPr>
+          <w:b/>
+          <w:lang w:val="en_US" w:bidi="en_US"/>
+        </w:rPr>
         <w:t>"but now even weeping"</w:t>
       </w:r>
     </w:p>
@@ -33323,6 +38033,21 @@
           <w:b/>
           <w:lang w:val="en_US" w:bidi="en_US"/>
         </w:rPr>
+        <w:t>τοὺς ἐχθροὺς τοῦ σταυροῦ τοῦ Χριστοῦ</w:t>
+      </w:r>
+    </w:p>
+    <w:p>
+      <w:pPr/>
+      <w:r>
+        <w:rPr>
+          <w:lang w:val="en_US" w:bidi="en_US"/>
+        </w:rPr>
+      </w:r>
+      <w:r>
+        <w:rPr>
+          <w:b/>
+          <w:lang w:val="en_US" w:bidi="en_US"/>
+        </w:rPr>
         <w:t>"as} the enemies of the cross of Christ"</w:t>
       </w:r>
     </w:p>
@@ -33445,6 +38170,21 @@
           <w:b/>
           <w:lang w:val="en_US" w:bidi="en_US"/>
         </w:rPr>
+        <w:t>ὧν τὸ τέλος ἀπώλεια</w:t>
+      </w:r>
+    </w:p>
+    <w:p>
+      <w:pPr/>
+      <w:r>
+        <w:rPr>
+          <w:lang w:val="en_US" w:bidi="en_US"/>
+        </w:rPr>
+      </w:r>
+      <w:r>
+        <w:rPr>
+          <w:b/>
+          <w:lang w:val="en_US" w:bidi="en_US"/>
+        </w:rPr>
         <w:t>"whose end {is} destruction"</w:t>
       </w:r>
     </w:p>
@@ -33554,6 +38294,21 @@
           <w:b/>
           <w:lang w:val="en_US" w:bidi="en_US"/>
         </w:rPr>
+        <w:t>ὧν τὸ τέλος ἀπώλεια</w:t>
+      </w:r>
+    </w:p>
+    <w:p>
+      <w:pPr/>
+      <w:r>
+        <w:rPr>
+          <w:lang w:val="en_US" w:bidi="en_US"/>
+        </w:rPr>
+      </w:r>
+      <w:r>
+        <w:rPr>
+          <w:b/>
+          <w:lang w:val="en_US" w:bidi="en_US"/>
+        </w:rPr>
         <w:t>"whose end {is} destruction"</w:t>
       </w:r>
     </w:p>
@@ -33663,6 +38418,21 @@
           <w:b/>
           <w:lang w:val="en_US" w:bidi="en_US"/>
         </w:rPr>
+        <w:t>ὧν ὁ Θεὸς ἡ κοιλία</w:t>
+      </w:r>
+    </w:p>
+    <w:p>
+      <w:pPr/>
+      <w:r>
+        <w:rPr>
+          <w:lang w:val="en_US" w:bidi="en_US"/>
+        </w:rPr>
+      </w:r>
+      <w:r>
+        <w:rPr>
+          <w:b/>
+          <w:lang w:val="en_US" w:bidi="en_US"/>
+        </w:rPr>
         <w:t>"whose god {is their} belly"</w:t>
       </w:r>
     </w:p>
@@ -33785,6 +38555,21 @@
           <w:b/>
           <w:lang w:val="en_US" w:bidi="en_US"/>
         </w:rPr>
+        <w:t>ἡ δόξα ἐν τῇ αἰσχύνῃ αὐτῶν</w:t>
+      </w:r>
+    </w:p>
+    <w:p>
+      <w:pPr/>
+      <w:r>
+        <w:rPr>
+          <w:lang w:val="en_US" w:bidi="en_US"/>
+        </w:rPr>
+      </w:r>
+      <w:r>
+        <w:rPr>
+          <w:b/>
+          <w:lang w:val="en_US" w:bidi="en_US"/>
+        </w:rPr>
         <w:t>"whose} glory {is} in their shame"</w:t>
       </w:r>
     </w:p>
@@ -33881,6 +38666,21 @@
           <w:b/>
           <w:lang w:val="en_US" w:bidi="en_US"/>
         </w:rPr>
+        <w:t>ἡ δόξα ἐν τῇ αἰσχύνῃ αὐτῶν</w:t>
+      </w:r>
+    </w:p>
+    <w:p>
+      <w:pPr/>
+      <w:r>
+        <w:rPr>
+          <w:lang w:val="en_US" w:bidi="en_US"/>
+        </w:rPr>
+      </w:r>
+      <w:r>
+        <w:rPr>
+          <w:b/>
+          <w:lang w:val="en_US" w:bidi="en_US"/>
+        </w:rPr>
         <w:t>"whose} glory {is} in their shame"</w:t>
       </w:r>
     </w:p>
@@ -33990,6 +38790,21 @@
           <w:b/>
           <w:lang w:val="en_US" w:bidi="en_US"/>
         </w:rPr>
+        <w:t>ἡ δόξα ἐν τῇ αἰσχύνῃ αὐτῶν</w:t>
+      </w:r>
+    </w:p>
+    <w:p>
+      <w:pPr/>
+      <w:r>
+        <w:rPr>
+          <w:lang w:val="en_US" w:bidi="en_US"/>
+        </w:rPr>
+      </w:r>
+      <w:r>
+        <w:rPr>
+          <w:b/>
+          <w:lang w:val="en_US" w:bidi="en_US"/>
+        </w:rPr>
         <w:t>"whose} glory {is} in their shame"</w:t>
       </w:r>
     </w:p>
@@ -34099,6 +38914,21 @@
           <w:b/>
           <w:lang w:val="en_US" w:bidi="en_US"/>
         </w:rPr>
+        <w:t>οἱ τὰ ἐπίγεια φρονοῦντες</w:t>
+      </w:r>
+    </w:p>
+    <w:p>
+      <w:pPr/>
+      <w:r>
+        <w:rPr>
+          <w:lang w:val="en_US" w:bidi="en_US"/>
+        </w:rPr>
+      </w:r>
+      <w:r>
+        <w:rPr>
+          <w:b/>
+          <w:lang w:val="en_US" w:bidi="en_US"/>
+        </w:rPr>
         <w:t>"the ones thinking about earthly things"</w:t>
       </w:r>
     </w:p>
@@ -34278,6 +39108,21 @@
           <w:b/>
           <w:lang w:val="en_US" w:bidi="en_US"/>
         </w:rPr>
+        <w:t>ἡμῶν &amp; ἀπεκδεχόμεθα</w:t>
+      </w:r>
+    </w:p>
+    <w:p>
+      <w:pPr/>
+      <w:r>
+        <w:rPr>
+          <w:lang w:val="en_US" w:bidi="en_US"/>
+        </w:rPr>
+      </w:r>
+      <w:r>
+        <w:rPr>
+          <w:b/>
+          <w:lang w:val="en_US" w:bidi="en_US"/>
+        </w:rPr>
         <w:t>"our"</w:t>
       </w:r>
       <w:r>
@@ -34439,6 +39284,21 @@
           <w:b/>
           <w:lang w:val="en_US" w:bidi="en_US"/>
         </w:rPr>
+        <w:t>πολίτευμα</w:t>
+      </w:r>
+    </w:p>
+    <w:p>
+      <w:pPr/>
+      <w:r>
+        <w:rPr>
+          <w:lang w:val="en_US" w:bidi="en_US"/>
+        </w:rPr>
+      </w:r>
+      <w:r>
+        <w:rPr>
+          <w:b/>
+          <w:lang w:val="en_US" w:bidi="en_US"/>
+        </w:rPr>
         <w:t>"citizenship"</w:t>
       </w:r>
     </w:p>
@@ -34548,6 +39408,21 @@
           <w:b/>
           <w:lang w:val="en_US" w:bidi="en_US"/>
         </w:rPr>
+        <w:t>σώματι τῆς δόξης αὐτοῦ</w:t>
+      </w:r>
+    </w:p>
+    <w:p>
+      <w:pPr/>
+      <w:r>
+        <w:rPr>
+          <w:lang w:val="en_US" w:bidi="en_US"/>
+        </w:rPr>
+      </w:r>
+      <w:r>
+        <w:rPr>
+          <w:b/>
+          <w:lang w:val="en_US" w:bidi="en_US"/>
+        </w:rPr>
         <w:t>"to his glorious body"</w:t>
       </w:r>
     </w:p>
@@ -34644,6 +39519,21 @@
           <w:b/>
           <w:lang w:val="en_US" w:bidi="en_US"/>
         </w:rPr>
+        <w:t>τοῦ δύνασθαι αὐτὸν</w:t>
+      </w:r>
+    </w:p>
+    <w:p>
+      <w:pPr/>
+      <w:r>
+        <w:rPr>
+          <w:lang w:val="en_US" w:bidi="en_US"/>
+        </w:rPr>
+      </w:r>
+      <w:r>
+        <w:rPr>
+          <w:b/>
+          <w:lang w:val="en_US" w:bidi="en_US"/>
+        </w:rPr>
         <w:t>"of his power"</w:t>
       </w:r>
     </w:p>
@@ -34739,6 +39629,21 @@
         <w:rPr>
           <w:lang w:val="en_US" w:bidi="en_US"/>
         </w:rPr>
+      </w:r>
+    </w:p>
+    <w:p>
+      <w:pPr/>
+      <w:r>
+        <w:rPr>
+          <w:lang w:val="en_US" w:bidi="en_US"/>
+        </w:rPr>
+      </w:r>
+      <w:r>
+        <w:rPr>
+          <w:b/>
+          <w:lang w:val="en_US" w:bidi="en_US"/>
+        </w:rPr>
+        <w:t>ὥστε</w:t>
       </w:r>
     </w:p>
     <w:p>
@@ -34963,6 +39868,21 @@
           <w:b/>
           <w:lang w:val="en_US" w:bidi="en_US"/>
         </w:rPr>
+        <w:t>ἀγαπητοὶ καὶ ἐπιπόθητοι</w:t>
+      </w:r>
+    </w:p>
+    <w:p>
+      <w:pPr/>
+      <w:r>
+        <w:rPr>
+          <w:lang w:val="en_US" w:bidi="en_US"/>
+        </w:rPr>
+      </w:r>
+      <w:r>
+        <w:rPr>
+          <w:b/>
+          <w:lang w:val="en_US" w:bidi="en_US"/>
+        </w:rPr>
         <w:t>"beloved and longed for"</w:t>
       </w:r>
     </w:p>
@@ -35026,6 +39946,21 @@
           <w:b/>
           <w:lang w:val="en_US" w:bidi="en_US"/>
         </w:rPr>
+        <w:t>χαρὰ καὶ στέφανός μου</w:t>
+      </w:r>
+    </w:p>
+    <w:p>
+      <w:pPr/>
+      <w:r>
+        <w:rPr>
+          <w:lang w:val="en_US" w:bidi="en_US"/>
+        </w:rPr>
+      </w:r>
+      <w:r>
+        <w:rPr>
+          <w:b/>
+          <w:lang w:val="en_US" w:bidi="en_US"/>
+        </w:rPr>
         <w:t>"my joy and crown"</w:t>
       </w:r>
     </w:p>
@@ -35135,6 +40070,21 @@
           <w:b/>
           <w:lang w:val="en_US" w:bidi="en_US"/>
         </w:rPr>
+        <w:t>χαρὰ καὶ στέφανός μου</w:t>
+      </w:r>
+    </w:p>
+    <w:p>
+      <w:pPr/>
+      <w:r>
+        <w:rPr>
+          <w:lang w:val="en_US" w:bidi="en_US"/>
+        </w:rPr>
+      </w:r>
+      <w:r>
+        <w:rPr>
+          <w:b/>
+          <w:lang w:val="en_US" w:bidi="en_US"/>
+        </w:rPr>
         <w:t>"my joy and crown"</w:t>
       </w:r>
     </w:p>
@@ -35231,6 +40181,21 @@
           <w:b/>
           <w:lang w:val="en_US" w:bidi="en_US"/>
         </w:rPr>
+        <w:t>στέφανός</w:t>
+      </w:r>
+    </w:p>
+    <w:p>
+      <w:pPr/>
+      <w:r>
+        <w:rPr>
+          <w:lang w:val="en_US" w:bidi="en_US"/>
+        </w:rPr>
+      </w:r>
+      <w:r>
+        <w:rPr>
+          <w:b/>
+          <w:lang w:val="en_US" w:bidi="en_US"/>
+        </w:rPr>
         <w:t>"crown"</w:t>
       </w:r>
     </w:p>
@@ -35353,6 +40318,21 @@
           <w:b/>
           <w:lang w:val="en_US" w:bidi="en_US"/>
         </w:rPr>
+        <w:t>οὕτως στήκετε ἐν Κυρίῳ, ἀγαπητοί</w:t>
+      </w:r>
+    </w:p>
+    <w:p>
+      <w:pPr/>
+      <w:r>
+        <w:rPr>
+          <w:lang w:val="en_US" w:bidi="en_US"/>
+        </w:rPr>
+      </w:r>
+      <w:r>
+        <w:rPr>
+          <w:b/>
+          <w:lang w:val="en_US" w:bidi="en_US"/>
+        </w:rPr>
         <w:t>"in this way stand firm in the Lord, beloved"</w:t>
       </w:r>
     </w:p>
@@ -35402,6 +40382,21 @@
         <w:rPr>
           <w:lang w:val="en_US" w:bidi="en_US"/>
         </w:rPr>
+      </w:r>
+    </w:p>
+    <w:p>
+      <w:pPr/>
+      <w:r>
+        <w:rPr>
+          <w:lang w:val="en_US" w:bidi="en_US"/>
+        </w:rPr>
+      </w:r>
+      <w:r>
+        <w:rPr>
+          <w:b/>
+          <w:lang w:val="en_US" w:bidi="en_US"/>
+        </w:rPr>
+        <w:t>οὕτως στήκετε ἐν Κυρίῳ, ἀγαπητοί</w:t>
       </w:r>
     </w:p>
     <w:p>
@@ -35510,6 +40505,21 @@
           <w:b/>
           <w:lang w:val="en_US" w:bidi="en_US"/>
         </w:rPr>
+        <w:t>στήκετε</w:t>
+      </w:r>
+    </w:p>
+    <w:p>
+      <w:pPr/>
+      <w:r>
+        <w:rPr>
+          <w:lang w:val="en_US" w:bidi="en_US"/>
+        </w:rPr>
+      </w:r>
+      <w:r>
+        <w:rPr>
+          <w:b/>
+          <w:lang w:val="en_US" w:bidi="en_US"/>
+        </w:rPr>
         <w:t>"stand firm"</w:t>
       </w:r>
     </w:p>
@@ -35606,6 +40616,21 @@
           <w:b/>
           <w:lang w:val="en_US" w:bidi="en_US"/>
         </w:rPr>
+        <w:t>στήκετε</w:t>
+      </w:r>
+    </w:p>
+    <w:p>
+      <w:pPr/>
+      <w:r>
+        <w:rPr>
+          <w:lang w:val="en_US" w:bidi="en_US"/>
+        </w:rPr>
+      </w:r>
+      <w:r>
+        <w:rPr>
+          <w:b/>
+          <w:lang w:val="en_US" w:bidi="en_US"/>
+        </w:rPr>
         <w:t>"stand firm"</w:t>
       </w:r>
     </w:p>
@@ -35702,6 +40727,21 @@
           <w:b/>
           <w:lang w:val="en_US" w:bidi="en_US"/>
         </w:rPr>
+        <w:t>οὕτως στήκετε ἐν Κυρίῳ</w:t>
+      </w:r>
+    </w:p>
+    <w:p>
+      <w:pPr/>
+      <w:r>
+        <w:rPr>
+          <w:lang w:val="en_US" w:bidi="en_US"/>
+        </w:rPr>
+      </w:r>
+      <w:r>
+        <w:rPr>
+          <w:b/>
+          <w:lang w:val="en_US" w:bidi="en_US"/>
+        </w:rPr>
         <w:t>"in this way stand firm in the Lord"</w:t>
       </w:r>
     </w:p>
@@ -35765,6 +40805,21 @@
           <w:b/>
           <w:lang w:val="en_US" w:bidi="en_US"/>
         </w:rPr>
+        <w:t>Εὐοδίαν &amp; Συντύχην</w:t>
+      </w:r>
+    </w:p>
+    <w:p>
+      <w:pPr/>
+      <w:r>
+        <w:rPr>
+          <w:lang w:val="en_US" w:bidi="en_US"/>
+        </w:rPr>
+      </w:r>
+      <w:r>
+        <w:rPr>
+          <w:b/>
+          <w:lang w:val="en_US" w:bidi="en_US"/>
+        </w:rPr>
         <w:t>"Euodia"</w:t>
       </w:r>
       <w:r>
@@ -35881,6 +40936,21 @@
           <w:b/>
           <w:lang w:val="en_US" w:bidi="en_US"/>
         </w:rPr>
+        <w:t>σέ</w:t>
+      </w:r>
+    </w:p>
+    <w:p>
+      <w:pPr/>
+      <w:r>
+        <w:rPr>
+          <w:lang w:val="en_US" w:bidi="en_US"/>
+        </w:rPr>
+      </w:r>
+      <w:r>
+        <w:rPr>
+          <w:b/>
+          <w:lang w:val="en_US" w:bidi="en_US"/>
+        </w:rPr>
         <w:t>"you"</w:t>
       </w:r>
     </w:p>
@@ -36003,6 +41073,21 @@
           <w:b/>
           <w:lang w:val="en_US" w:bidi="en_US"/>
         </w:rPr>
+        <w:t>γνήσιε σύνζυγε</w:t>
+      </w:r>
+    </w:p>
+    <w:p>
+      <w:pPr/>
+      <w:r>
+        <w:rPr>
+          <w:lang w:val="en_US" w:bidi="en_US"/>
+        </w:rPr>
+      </w:r>
+      <w:r>
+        <w:rPr>
+          <w:b/>
+          <w:lang w:val="en_US" w:bidi="en_US"/>
+        </w:rPr>
         <w:t>"true companion"</w:t>
       </w:r>
     </w:p>
@@ -36079,6 +41164,21 @@
           <w:b/>
           <w:lang w:val="en_US" w:bidi="en_US"/>
         </w:rPr>
+        <w:t>αἵτινες ἐν τῷ εὐαγγελίῳ συνήθλησάν μοι</w:t>
+      </w:r>
+    </w:p>
+    <w:p>
+      <w:pPr/>
+      <w:r>
+        <w:rPr>
+          <w:lang w:val="en_US" w:bidi="en_US"/>
+        </w:rPr>
+      </w:r>
+      <w:r>
+        <w:rPr>
+          <w:b/>
+          <w:lang w:val="en_US" w:bidi="en_US"/>
+        </w:rPr>
         <w:t>"who labored with me in the gospel"</w:t>
       </w:r>
     </w:p>
@@ -36161,6 +41261,21 @@
         <w:rPr>
           <w:lang w:val="en_US" w:bidi="en_US"/>
         </w:rPr>
+      </w:r>
+    </w:p>
+    <w:p>
+      <w:pPr/>
+      <w:r>
+        <w:rPr>
+          <w:lang w:val="en_US" w:bidi="en_US"/>
+        </w:rPr>
+      </w:r>
+      <w:r>
+        <w:rPr>
+          <w:b/>
+          <w:lang w:val="en_US" w:bidi="en_US"/>
+        </w:rPr>
+        <w:t>τῷ εὐαγγελίῳ</w:t>
       </w:r>
     </w:p>
     <w:p>
@@ -36365,6 +41480,21 @@
           <w:b/>
           <w:lang w:val="en_US" w:bidi="en_US"/>
         </w:rPr>
+        <w:t>Κλήμεντος</w:t>
+      </w:r>
+    </w:p>
+    <w:p>
+      <w:pPr/>
+      <w:r>
+        <w:rPr>
+          <w:lang w:val="en_US" w:bidi="en_US"/>
+        </w:rPr>
+      </w:r>
+      <w:r>
+        <w:rPr>
+          <w:b/>
+          <w:lang w:val="en_US" w:bidi="en_US"/>
+        </w:rPr>
         <w:t>"Clement"</w:t>
       </w:r>
     </w:p>
@@ -36441,6 +41571,21 @@
         <w:rPr>
           <w:lang w:val="en_US" w:bidi="en_US"/>
         </w:rPr>
+      </w:r>
+    </w:p>
+    <w:p>
+      <w:pPr/>
+      <w:r>
+        <w:rPr>
+          <w:lang w:val="en_US" w:bidi="en_US"/>
+        </w:rPr>
+      </w:r>
+      <w:r>
+        <w:rPr>
+          <w:b/>
+          <w:lang w:val="en_US" w:bidi="en_US"/>
+        </w:rPr>
+        <w:t>ὧν τὰ ὀνόματα ἐν βίβλῳ ζωῆς</w:t>
       </w:r>
     </w:p>
     <w:p>
@@ -36612,6 +41757,21 @@
           <w:b/>
           <w:lang w:val="en_US" w:bidi="en_US"/>
         </w:rPr>
+        <w:t>χαίρετε ἐν Κυρίῳ πάντοτε, πάλιν ἐρῶ, χαίρετε!</w:t>
+      </w:r>
+    </w:p>
+    <w:p>
+      <w:pPr/>
+      <w:r>
+        <w:rPr>
+          <w:lang w:val="en_US" w:bidi="en_US"/>
+        </w:rPr>
+      </w:r>
+      <w:r>
+        <w:rPr>
+          <w:b/>
+          <w:lang w:val="en_US" w:bidi="en_US"/>
+        </w:rPr>
         <w:t>"Rejoice in the Lord always. Again I will say, rejoice"</w:t>
       </w:r>
     </w:p>
@@ -36708,6 +41868,21 @@
           <w:b/>
           <w:lang w:val="en_US" w:bidi="en_US"/>
         </w:rPr>
+        <w:t>τὸ ἐπιεικὲς ὑμῶν γνωσθήτω</w:t>
+      </w:r>
+    </w:p>
+    <w:p>
+      <w:pPr/>
+      <w:r>
+        <w:rPr>
+          <w:lang w:val="en_US" w:bidi="en_US"/>
+        </w:rPr>
+      </w:r>
+      <w:r>
+        <w:rPr>
+          <w:b/>
+          <w:lang w:val="en_US" w:bidi="en_US"/>
+        </w:rPr>
         <w:t>"Let your gentleness be known"</w:t>
       </w:r>
     </w:p>
@@ -36804,6 +41979,21 @@
           <w:b/>
           <w:lang w:val="en_US" w:bidi="en_US"/>
         </w:rPr>
+        <w:t>πᾶσιν ἀνθρώποις</w:t>
+      </w:r>
+    </w:p>
+    <w:p>
+      <w:pPr/>
+      <w:r>
+        <w:rPr>
+          <w:lang w:val="en_US" w:bidi="en_US"/>
+        </w:rPr>
+      </w:r>
+      <w:r>
+        <w:rPr>
+          <w:b/>
+          <w:lang w:val="en_US" w:bidi="en_US"/>
+        </w:rPr>
         <w:t>"to all men"</w:t>
       </w:r>
     </w:p>
@@ -36900,6 +42090,21 @@
           <w:b/>
           <w:lang w:val="en_US" w:bidi="en_US"/>
         </w:rPr>
+        <w:t>ὁ Κύριος ἐγγύς</w:t>
+      </w:r>
+    </w:p>
+    <w:p>
+      <w:pPr/>
+      <w:r>
+        <w:rPr>
+          <w:lang w:val="en_US" w:bidi="en_US"/>
+        </w:rPr>
+      </w:r>
+      <w:r>
+        <w:rPr>
+          <w:b/>
+          <w:lang w:val="en_US" w:bidi="en_US"/>
+        </w:rPr>
         <w:t>"The Lord {is} near"</w:t>
       </w:r>
     </w:p>
@@ -36976,6 +42181,21 @@
           <w:b/>
           <w:lang w:val="en_US" w:bidi="en_US"/>
         </w:rPr>
+        <w:t>μηδὲν μεριμνᾶτε</w:t>
+      </w:r>
+    </w:p>
+    <w:p>
+      <w:pPr/>
+      <w:r>
+        <w:rPr>
+          <w:lang w:val="en_US" w:bidi="en_US"/>
+        </w:rPr>
+      </w:r>
+      <w:r>
+        <w:rPr>
+          <w:b/>
+          <w:lang w:val="en_US" w:bidi="en_US"/>
+        </w:rPr>
         <w:t>"Be anxious about nothing"</w:t>
       </w:r>
     </w:p>
@@ -37066,6 +42286,21 @@
           <w:b/>
           <w:lang w:val="en_US" w:bidi="en_US"/>
         </w:rPr>
+        <w:t>ἀλλ’</w:t>
+      </w:r>
+    </w:p>
+    <w:p>
+      <w:pPr/>
+      <w:r>
+        <w:rPr>
+          <w:lang w:val="en_US" w:bidi="en_US"/>
+        </w:rPr>
+      </w:r>
+      <w:r>
+        <w:rPr>
+          <w:b/>
+          <w:lang w:val="en_US" w:bidi="en_US"/>
+        </w:rPr>
         <w:t>"but"</w:t>
       </w:r>
     </w:p>
@@ -37188,6 +42423,21 @@
           <w:b/>
           <w:lang w:val="en_US" w:bidi="en_US"/>
         </w:rPr>
+        <w:t>ἐν παντὶ</w:t>
+      </w:r>
+    </w:p>
+    <w:p>
+      <w:pPr/>
+      <w:r>
+        <w:rPr>
+          <w:lang w:val="en_US" w:bidi="en_US"/>
+        </w:rPr>
+      </w:r>
+      <w:r>
+        <w:rPr>
+          <w:b/>
+          <w:lang w:val="en_US" w:bidi="en_US"/>
+        </w:rPr>
         <w:t>"in everything"</w:t>
       </w:r>
     </w:p>
@@ -37284,6 +42534,21 @@
           <w:b/>
           <w:lang w:val="en_US" w:bidi="en_US"/>
         </w:rPr>
+        <w:t>τῇ προσευχῇ καὶ τῇ δεήσει</w:t>
+      </w:r>
+    </w:p>
+    <w:p>
+      <w:pPr/>
+      <w:r>
+        <w:rPr>
+          <w:lang w:val="en_US" w:bidi="en_US"/>
+        </w:rPr>
+      </w:r>
+      <w:r>
+        <w:rPr>
+          <w:b/>
+          <w:lang w:val="en_US" w:bidi="en_US"/>
+        </w:rPr>
         <w:t>"by prayer and petition"</w:t>
       </w:r>
     </w:p>
@@ -37393,6 +42658,21 @@
           <w:b/>
           <w:lang w:val="en_US" w:bidi="en_US"/>
         </w:rPr>
+        <w:t>τῇ προσευχῇ καὶ τῇ δεήσει</w:t>
+      </w:r>
+    </w:p>
+    <w:p>
+      <w:pPr/>
+      <w:r>
+        <w:rPr>
+          <w:lang w:val="en_US" w:bidi="en_US"/>
+        </w:rPr>
+      </w:r>
+      <w:r>
+        <w:rPr>
+          <w:b/>
+          <w:lang w:val="en_US" w:bidi="en_US"/>
+        </w:rPr>
         <w:t>"by prayer and petition"</w:t>
       </w:r>
     </w:p>
@@ -37502,6 +42782,21 @@
           <w:b/>
           <w:lang w:val="en_US" w:bidi="en_US"/>
         </w:rPr>
+        <w:t>τῇ προσευχῇ καὶ τῇ δεήσει</w:t>
+      </w:r>
+    </w:p>
+    <w:p>
+      <w:pPr/>
+      <w:r>
+        <w:rPr>
+          <w:lang w:val="en_US" w:bidi="en_US"/>
+        </w:rPr>
+      </w:r>
+      <w:r>
+        <w:rPr>
+          <w:b/>
+          <w:lang w:val="en_US" w:bidi="en_US"/>
+        </w:rPr>
         <w:t>"by prayer and petition"</w:t>
       </w:r>
     </w:p>
@@ -37611,6 +42906,21 @@
           <w:b/>
           <w:lang w:val="en_US" w:bidi="en_US"/>
         </w:rPr>
+        <w:t>μετὰ εὐχαριστίας</w:t>
+      </w:r>
+    </w:p>
+    <w:p>
+      <w:pPr/>
+      <w:r>
+        <w:rPr>
+          <w:lang w:val="en_US" w:bidi="en_US"/>
+        </w:rPr>
+      </w:r>
+      <w:r>
+        <w:rPr>
+          <w:b/>
+          <w:lang w:val="en_US" w:bidi="en_US"/>
+        </w:rPr>
         <w:t>"with thanksgiving"</w:t>
       </w:r>
     </w:p>
@@ -37720,6 +43030,21 @@
           <w:b/>
           <w:lang w:val="en_US" w:bidi="en_US"/>
         </w:rPr>
+        <w:t>τὰ αἰτήματα ὑμῶν γνωριζέσθω</w:t>
+      </w:r>
+    </w:p>
+    <w:p>
+      <w:pPr/>
+      <w:r>
+        <w:rPr>
+          <w:lang w:val="en_US" w:bidi="en_US"/>
+        </w:rPr>
+      </w:r>
+      <w:r>
+        <w:rPr>
+          <w:b/>
+          <w:lang w:val="en_US" w:bidi="en_US"/>
+        </w:rPr>
         <w:t>"let your requests be known"</w:t>
       </w:r>
     </w:p>
@@ -37816,6 +43141,21 @@
           <w:b/>
           <w:lang w:val="en_US" w:bidi="en_US"/>
         </w:rPr>
+        <w:t>τὰ αἰτήματα ὑμῶν γνωριζέσθω πρὸς τὸν Θεόν</w:t>
+      </w:r>
+    </w:p>
+    <w:p>
+      <w:pPr/>
+      <w:r>
+        <w:rPr>
+          <w:lang w:val="en_US" w:bidi="en_US"/>
+        </w:rPr>
+      </w:r>
+      <w:r>
+        <w:rPr>
+          <w:b/>
+          <w:lang w:val="en_US" w:bidi="en_US"/>
+        </w:rPr>
         <w:t>""</w:t>
       </w:r>
     </w:p>
@@ -37925,6 +43265,21 @@
           <w:b/>
           <w:lang w:val="en_US" w:bidi="en_US"/>
         </w:rPr>
+        <w:t>καὶ</w:t>
+      </w:r>
+    </w:p>
+    <w:p>
+      <w:pPr/>
+      <w:r>
+        <w:rPr>
+          <w:lang w:val="en_US" w:bidi="en_US"/>
+        </w:rPr>
+      </w:r>
+      <w:r>
+        <w:rPr>
+          <w:b/>
+          <w:lang w:val="en_US" w:bidi="en_US"/>
+        </w:rPr>
         <w:t>"and"</w:t>
       </w:r>
     </w:p>
@@ -38130,6 +43485,21 @@
           <w:b/>
           <w:lang w:val="en_US" w:bidi="en_US"/>
         </w:rPr>
+        <w:t>Θεοῦ ἡ ὑπερέχουσα πάντα νοῦν</w:t>
+      </w:r>
+    </w:p>
+    <w:p>
+      <w:pPr/>
+      <w:r>
+        <w:rPr>
+          <w:lang w:val="en_US" w:bidi="en_US"/>
+        </w:rPr>
+      </w:r>
+      <w:r>
+        <w:rPr>
+          <w:b/>
+          <w:lang w:val="en_US" w:bidi="en_US"/>
+        </w:rPr>
         <w:t>"of God, which surpasses all understanding"</w:t>
       </w:r>
     </w:p>
@@ -38226,6 +43596,21 @@
           <w:b/>
           <w:lang w:val="en_US" w:bidi="en_US"/>
         </w:rPr>
+        <w:t>ἡ ὑπερέχουσα πάντα νοῦν</w:t>
+      </w:r>
+    </w:p>
+    <w:p>
+      <w:pPr/>
+      <w:r>
+        <w:rPr>
+          <w:lang w:val="en_US" w:bidi="en_US"/>
+        </w:rPr>
+      </w:r>
+      <w:r>
+        <w:rPr>
+          <w:b/>
+          <w:lang w:val="en_US" w:bidi="en_US"/>
+        </w:rPr>
         <w:t>"which surpasses all understanding"</w:t>
       </w:r>
     </w:p>
@@ -38302,6 +43687,21 @@
           <w:b/>
           <w:lang w:val="en_US" w:bidi="en_US"/>
         </w:rPr>
+        <w:t>ἡ ὑπερέχουσα πάντα νοῦν</w:t>
+      </w:r>
+    </w:p>
+    <w:p>
+      <w:pPr/>
+      <w:r>
+        <w:rPr>
+          <w:lang w:val="en_US" w:bidi="en_US"/>
+        </w:rPr>
+      </w:r>
+      <w:r>
+        <w:rPr>
+          <w:b/>
+          <w:lang w:val="en_US" w:bidi="en_US"/>
+        </w:rPr>
         <w:t>"which surpasses all understanding"</w:t>
       </w:r>
     </w:p>
@@ -38397,6 +43797,21 @@
         <w:rPr>
           <w:lang w:val="en_US" w:bidi="en_US"/>
         </w:rPr>
+      </w:r>
+    </w:p>
+    <w:p>
+      <w:pPr/>
+      <w:r>
+        <w:rPr>
+          <w:lang w:val="en_US" w:bidi="en_US"/>
+        </w:rPr>
+      </w:r>
+      <w:r>
+        <w:rPr>
+          <w:b/>
+          <w:lang w:val="en_US" w:bidi="en_US"/>
+        </w:rPr>
+        <w:t>φρουρήσει τὰς καρδίας ὑμῶν καὶ τὰ νοήματα ὑμῶν</w:t>
       </w:r>
     </w:p>
     <w:p>
@@ -38627,6 +44042,21 @@
           <w:b/>
           <w:lang w:val="en_US" w:bidi="en_US"/>
         </w:rPr>
+        <w:t>τὸ λοιπόν</w:t>
+      </w:r>
+    </w:p>
+    <w:p>
+      <w:pPr/>
+      <w:r>
+        <w:rPr>
+          <w:lang w:val="en_US" w:bidi="en_US"/>
+        </w:rPr>
+      </w:r>
+      <w:r>
+        <w:rPr>
+          <w:b/>
+          <w:lang w:val="en_US" w:bidi="en_US"/>
+        </w:rPr>
         <w:t>"As to} the rest"</w:t>
       </w:r>
     </w:p>
@@ -38804,6 +44234,21 @@
           <w:b/>
           <w:lang w:val="en_US" w:bidi="en_US"/>
         </w:rPr>
+        <w:t>ὅσα ἐστὶν ἀληθῆ, ὅσα σεμνά, ὅσα δίκαια, ὅσα ἁγνά, ὅσα προσφιλῆ, ὅσα εὔφημα</w:t>
+      </w:r>
+    </w:p>
+    <w:p>
+      <w:pPr/>
+      <w:r>
+        <w:rPr>
+          <w:lang w:val="en_US" w:bidi="en_US"/>
+        </w:rPr>
+      </w:r>
+      <w:r>
+        <w:rPr>
+          <w:b/>
+          <w:lang w:val="en_US" w:bidi="en_US"/>
+        </w:rPr>
         <w:t>"as many as are true, as many as honorable, as many as just, as many as pure, as many as lovely, as many as reputable"</w:t>
       </w:r>
     </w:p>
@@ -38887,6 +44332,21 @@
           <w:b/>
           <w:lang w:val="en_US" w:bidi="en_US"/>
         </w:rPr>
+        <w:t>ὅσα προσφιλῆ</w:t>
+      </w:r>
+    </w:p>
+    <w:p>
+      <w:pPr/>
+      <w:r>
+        <w:rPr>
+          <w:lang w:val="en_US" w:bidi="en_US"/>
+        </w:rPr>
+      </w:r>
+      <w:r>
+        <w:rPr>
+          <w:b/>
+          <w:lang w:val="en_US" w:bidi="en_US"/>
+        </w:rPr>
         <w:t>"as many as lovely"</w:t>
       </w:r>
     </w:p>
@@ -38950,6 +44410,21 @@
           <w:b/>
           <w:lang w:val="en_US" w:bidi="en_US"/>
         </w:rPr>
+        <w:t>ὅσα εὔφημα</w:t>
+      </w:r>
+    </w:p>
+    <w:p>
+      <w:pPr/>
+      <w:r>
+        <w:rPr>
+          <w:lang w:val="en_US" w:bidi="en_US"/>
+        </w:rPr>
+      </w:r>
+      <w:r>
+        <w:rPr>
+          <w:b/>
+          <w:lang w:val="en_US" w:bidi="en_US"/>
+        </w:rPr>
         <w:t>"as many as reputable"</w:t>
       </w:r>
     </w:p>
@@ -39013,6 +44488,21 @@
           <w:b/>
           <w:lang w:val="en_US" w:bidi="en_US"/>
         </w:rPr>
+        <w:t>εἴ τις ἀρετὴ</w:t>
+      </w:r>
+    </w:p>
+    <w:p>
+      <w:pPr/>
+      <w:r>
+        <w:rPr>
+          <w:lang w:val="en_US" w:bidi="en_US"/>
+        </w:rPr>
+      </w:r>
+      <w:r>
+        <w:rPr>
+          <w:b/>
+          <w:lang w:val="en_US" w:bidi="en_US"/>
+        </w:rPr>
         <w:t>"if anything {is} virtuous"</w:t>
       </w:r>
     </w:p>
@@ -39076,6 +44566,21 @@
           <w:b/>
           <w:lang w:val="en_US" w:bidi="en_US"/>
         </w:rPr>
+        <w:t>εἴ τις ἔπαινος</w:t>
+      </w:r>
+    </w:p>
+    <w:p>
+      <w:pPr/>
+      <w:r>
+        <w:rPr>
+          <w:lang w:val="en_US" w:bidi="en_US"/>
+        </w:rPr>
+      </w:r>
+      <w:r>
+        <w:rPr>
+          <w:b/>
+          <w:lang w:val="en_US" w:bidi="en_US"/>
+        </w:rPr>
         <w:t>"if anything {is} praiseworthy"</w:t>
       </w:r>
     </w:p>
@@ -39139,6 +44644,21 @@
           <w:b/>
           <w:lang w:val="en_US" w:bidi="en_US"/>
         </w:rPr>
+        <w:t>λογίζεσθε</w:t>
+      </w:r>
+    </w:p>
+    <w:p>
+      <w:pPr/>
+      <w:r>
+        <w:rPr>
+          <w:lang w:val="en_US" w:bidi="en_US"/>
+        </w:rPr>
+      </w:r>
+      <w:r>
+        <w:rPr>
+          <w:b/>
+          <w:lang w:val="en_US" w:bidi="en_US"/>
+        </w:rPr>
         <w:t>"think about"</w:t>
       </w:r>
     </w:p>
@@ -39235,6 +44755,21 @@
           <w:b/>
           <w:lang w:val="en_US" w:bidi="en_US"/>
         </w:rPr>
+        <w:t>ἃ καὶ ἐμάθετε καὶ παρελάβετε, καὶ ἠκούσατε καὶ εἴδετε, ἐν ἐμοί</w:t>
+      </w:r>
+    </w:p>
+    <w:p>
+      <w:pPr/>
+      <w:r>
+        <w:rPr>
+          <w:lang w:val="en_US" w:bidi="en_US"/>
+        </w:rPr>
+      </w:r>
+      <w:r>
+        <w:rPr>
+          <w:b/>
+          <w:lang w:val="en_US" w:bidi="en_US"/>
+        </w:rPr>
         <w:t>"And what you learned and received and heard and saw in me"</w:t>
       </w:r>
     </w:p>
@@ -39298,6 +44833,21 @@
           <w:b/>
           <w:lang w:val="en_US" w:bidi="en_US"/>
         </w:rPr>
+        <w:t>ἃ καὶ ἐμάθετε καὶ παρελάβετε</w:t>
+      </w:r>
+    </w:p>
+    <w:p>
+      <w:pPr/>
+      <w:r>
+        <w:rPr>
+          <w:lang w:val="en_US" w:bidi="en_US"/>
+        </w:rPr>
+      </w:r>
+      <w:r>
+        <w:rPr>
+          <w:b/>
+          <w:lang w:val="en_US" w:bidi="en_US"/>
+        </w:rPr>
         <w:t>"And what you learned and received"</w:t>
       </w:r>
     </w:p>
@@ -39407,6 +44957,21 @@
           <w:b/>
           <w:lang w:val="en_US" w:bidi="en_US"/>
         </w:rPr>
+        <w:t>ταῦτα πράσσετε</w:t>
+      </w:r>
+    </w:p>
+    <w:p>
+      <w:pPr/>
+      <w:r>
+        <w:rPr>
+          <w:lang w:val="en_US" w:bidi="en_US"/>
+        </w:rPr>
+      </w:r>
+      <w:r>
+        <w:rPr>
+          <w:b/>
+          <w:lang w:val="en_US" w:bidi="en_US"/>
+        </w:rPr>
         <w:t>"do these things"</w:t>
       </w:r>
     </w:p>
@@ -39470,6 +45035,21 @@
           <w:b/>
           <w:lang w:val="en_US" w:bidi="en_US"/>
         </w:rPr>
+        <w:t>πράσσετε</w:t>
+      </w:r>
+    </w:p>
+    <w:p>
+      <w:pPr/>
+      <w:r>
+        <w:rPr>
+          <w:lang w:val="en_US" w:bidi="en_US"/>
+        </w:rPr>
+      </w:r>
+      <w:r>
+        <w:rPr>
+          <w:b/>
+          <w:lang w:val="en_US" w:bidi="en_US"/>
+        </w:rPr>
         <w:t>"do"</w:t>
       </w:r>
     </w:p>
@@ -39566,6 +45146,21 @@
           <w:b/>
           <w:lang w:val="en_US" w:bidi="en_US"/>
         </w:rPr>
+        <w:t>καὶ</w:t>
+      </w:r>
+    </w:p>
+    <w:p>
+      <w:pPr/>
+      <w:r>
+        <w:rPr>
+          <w:lang w:val="en_US" w:bidi="en_US"/>
+        </w:rPr>
+      </w:r>
+      <w:r>
+        <w:rPr>
+          <w:b/>
+          <w:lang w:val="en_US" w:bidi="en_US"/>
+        </w:rPr>
         <w:t>"and"</w:t>
       </w:r>
     </w:p>
@@ -39662,6 +45257,21 @@
           <w:b/>
           <w:lang w:val="en_US" w:bidi="en_US"/>
         </w:rPr>
+        <w:t>ὁ Θεὸς τῆς εἰρήνης</w:t>
+      </w:r>
+    </w:p>
+    <w:p>
+      <w:pPr/>
+      <w:r>
+        <w:rPr>
+          <w:lang w:val="en_US" w:bidi="en_US"/>
+        </w:rPr>
+      </w:r>
+      <w:r>
+        <w:rPr>
+          <w:b/>
+          <w:lang w:val="en_US" w:bidi="en_US"/>
+        </w:rPr>
         <w:t>"the God of peace"</w:t>
       </w:r>
     </w:p>
@@ -39724,6 +45334,21 @@
         <w:rPr>
           <w:lang w:val="en_US" w:bidi="en_US"/>
         </w:rPr>
+      </w:r>
+    </w:p>
+    <w:p>
+      <w:pPr/>
+      <w:r>
+        <w:rPr>
+          <w:lang w:val="en_US" w:bidi="en_US"/>
+        </w:rPr>
+      </w:r>
+      <w:r>
+        <w:rPr>
+          <w:b/>
+          <w:lang w:val="en_US" w:bidi="en_US"/>
+        </w:rPr>
+        <w:t>καὶ ὁ Θεὸς τῆς εἰρήνης ἔσται μεθ’ ὑμῶν</w:t>
       </w:r>
     </w:p>
     <w:p>
@@ -39928,6 +45553,21 @@
           <w:b/>
           <w:lang w:val="en_US" w:bidi="en_US"/>
         </w:rPr>
+        <w:t>ὅτι ἤδη ποτὲ ἀνεθάλετε τὸ ὑπὲρ ἐμοῦ φρονεῖν</w:t>
+      </w:r>
+    </w:p>
+    <w:p>
+      <w:pPr/>
+      <w:r>
+        <w:rPr>
+          <w:lang w:val="en_US" w:bidi="en_US"/>
+        </w:rPr>
+      </w:r>
+      <w:r>
+        <w:rPr>
+          <w:b/>
+          <w:lang w:val="en_US" w:bidi="en_US"/>
+        </w:rPr>
         <w:t>"because now at last you renewed your concern on my behalf"</w:t>
       </w:r>
     </w:p>
@@ -39991,6 +45631,21 @@
           <w:b/>
           <w:lang w:val="en_US" w:bidi="en_US"/>
         </w:rPr>
+        <w:t>ἐφ’ ᾧ καὶ ἐφρονεῖτε</w:t>
+      </w:r>
+    </w:p>
+    <w:p>
+      <w:pPr/>
+      <w:r>
+        <w:rPr>
+          <w:lang w:val="en_US" w:bidi="en_US"/>
+        </w:rPr>
+      </w:r>
+      <w:r>
+        <w:rPr>
+          <w:b/>
+          <w:lang w:val="en_US" w:bidi="en_US"/>
+        </w:rPr>
         <w:t>"for which indeed you were concerned"</w:t>
       </w:r>
     </w:p>
@@ -40054,6 +45709,21 @@
           <w:b/>
           <w:lang w:val="en_US" w:bidi="en_US"/>
         </w:rPr>
+        <w:t>ἠκαιρεῖσθε δέ</w:t>
+      </w:r>
+    </w:p>
+    <w:p>
+      <w:pPr/>
+      <w:r>
+        <w:rPr>
+          <w:lang w:val="en_US" w:bidi="en_US"/>
+        </w:rPr>
+      </w:r>
+      <w:r>
+        <w:rPr>
+          <w:b/>
+          <w:lang w:val="en_US" w:bidi="en_US"/>
+        </w:rPr>
         <w:t>"but were lacking opportunity"</w:t>
       </w:r>
     </w:p>
@@ -40137,6 +45807,21 @@
           <w:b/>
           <w:lang w:val="en_US" w:bidi="en_US"/>
         </w:rPr>
+        <w:t>οὐχ ὅτι καθ’ ὑστέρησιν λέγω</w:t>
+      </w:r>
+    </w:p>
+    <w:p>
+      <w:pPr/>
+      <w:r>
+        <w:rPr>
+          <w:lang w:val="en_US" w:bidi="en_US"/>
+        </w:rPr>
+      </w:r>
+      <w:r>
+        <w:rPr>
+          <w:b/>
+          <w:lang w:val="en_US" w:bidi="en_US"/>
+        </w:rPr>
         <w:t>"Not that I speak according to need"</w:t>
       </w:r>
     </w:p>
@@ -40200,6 +45885,21 @@
           <w:b/>
           <w:lang w:val="en_US" w:bidi="en_US"/>
         </w:rPr>
+        <w:t>αὐτάρκης εἶναι</w:t>
+      </w:r>
+    </w:p>
+    <w:p>
+      <w:pPr/>
+      <w:r>
+        <w:rPr>
+          <w:lang w:val="en_US" w:bidi="en_US"/>
+        </w:rPr>
+      </w:r>
+      <w:r>
+        <w:rPr>
+          <w:b/>
+          <w:lang w:val="en_US" w:bidi="en_US"/>
+        </w:rPr>
         <w:t>"to be content"</w:t>
       </w:r>
     </w:p>
@@ -40263,6 +45963,21 @@
           <w:b/>
           <w:lang w:val="en_US" w:bidi="en_US"/>
         </w:rPr>
+        <w:t>ἐν οἷς εἰμι</w:t>
+      </w:r>
+    </w:p>
+    <w:p>
+      <w:pPr/>
+      <w:r>
+        <w:rPr>
+          <w:lang w:val="en_US" w:bidi="en_US"/>
+        </w:rPr>
+      </w:r>
+      <w:r>
+        <w:rPr>
+          <w:b/>
+          <w:lang w:val="en_US" w:bidi="en_US"/>
+        </w:rPr>
         <w:t>"in whatever I am"</w:t>
       </w:r>
     </w:p>
@@ -40346,6 +46061,21 @@
           <w:b/>
           <w:lang w:val="en_US" w:bidi="en_US"/>
         </w:rPr>
+        <w:t>οἶδα καὶ</w:t>
+      </w:r>
+    </w:p>
+    <w:p>
+      <w:pPr/>
+      <w:r>
+        <w:rPr>
+          <w:lang w:val="en_US" w:bidi="en_US"/>
+        </w:rPr>
+      </w:r>
+      <w:r>
+        <w:rPr>
+          <w:b/>
+          <w:lang w:val="en_US" w:bidi="en_US"/>
+        </w:rPr>
         <w:t>"I know both {how"</w:t>
       </w:r>
     </w:p>
@@ -40442,6 +46172,21 @@
           <w:b/>
           <w:lang w:val="en_US" w:bidi="en_US"/>
         </w:rPr>
+        <w:t>οἶδα καὶ ταπεινοῦσθαι, οἶδα καὶ περισσεύειν &amp; καὶ περισσεύειν καὶ ὑστερεῖσθαι</w:t>
+      </w:r>
+    </w:p>
+    <w:p>
+      <w:pPr/>
+      <w:r>
+        <w:rPr>
+          <w:lang w:val="en_US" w:bidi="en_US"/>
+        </w:rPr>
+      </w:r>
+      <w:r>
+        <w:rPr>
+          <w:b/>
+          <w:lang w:val="en_US" w:bidi="en_US"/>
+        </w:rPr>
         <w:t>"I know both {how} to be brought low, and I know {how} to abound."</w:t>
       </w:r>
       <w:r>
@@ -40544,6 +46289,21 @@
           <w:b/>
           <w:lang w:val="en_US" w:bidi="en_US"/>
         </w:rPr>
+        <w:t>οἶδα καὶ ταπεινοῦσθαι, οἶδα καὶ περισσεύειν</w:t>
+      </w:r>
+    </w:p>
+    <w:p>
+      <w:pPr/>
+      <w:r>
+        <w:rPr>
+          <w:lang w:val="en_US" w:bidi="en_US"/>
+        </w:rPr>
+      </w:r>
+      <w:r>
+        <w:rPr>
+          <w:b/>
+          <w:lang w:val="en_US" w:bidi="en_US"/>
+        </w:rPr>
         <w:t>"I know both {how} to be brought low, and I know {how} to abound"</w:t>
       </w:r>
     </w:p>
@@ -40653,6 +46413,21 @@
           <w:b/>
           <w:lang w:val="en_US" w:bidi="en_US"/>
         </w:rPr>
+        <w:t>ταπεινοῦσθαι</w:t>
+      </w:r>
+    </w:p>
+    <w:p>
+      <w:pPr/>
+      <w:r>
+        <w:rPr>
+          <w:lang w:val="en_US" w:bidi="en_US"/>
+        </w:rPr>
+      </w:r>
+      <w:r>
+        <w:rPr>
+          <w:b/>
+          <w:lang w:val="en_US" w:bidi="en_US"/>
+        </w:rPr>
         <w:t>"to be brought low"</w:t>
       </w:r>
     </w:p>
@@ -40749,6 +46524,21 @@
           <w:b/>
           <w:lang w:val="en_US" w:bidi="en_US"/>
         </w:rPr>
+        <w:t>ταπεινοῦσθαι</w:t>
+      </w:r>
+    </w:p>
+    <w:p>
+      <w:pPr/>
+      <w:r>
+        <w:rPr>
+          <w:lang w:val="en_US" w:bidi="en_US"/>
+        </w:rPr>
+      </w:r>
+      <w:r>
+        <w:rPr>
+          <w:b/>
+          <w:lang w:val="en_US" w:bidi="en_US"/>
+        </w:rPr>
         <w:t>"to be brought low"</w:t>
       </w:r>
     </w:p>
@@ -40845,6 +46635,21 @@
           <w:b/>
           <w:lang w:val="en_US" w:bidi="en_US"/>
         </w:rPr>
+        <w:t>χορτάζεσθαι καὶ πεινᾶν</w:t>
+      </w:r>
+    </w:p>
+    <w:p>
+      <w:pPr/>
+      <w:r>
+        <w:rPr>
+          <w:lang w:val="en_US" w:bidi="en_US"/>
+        </w:rPr>
+      </w:r>
+      <w:r>
+        <w:rPr>
+          <w:b/>
+          <w:lang w:val="en_US" w:bidi="en_US"/>
+        </w:rPr>
         <w:t>"to be filled and to be hungry"</w:t>
       </w:r>
     </w:p>
@@ -40928,6 +46733,21 @@
           <w:b/>
           <w:lang w:val="en_US" w:bidi="en_US"/>
         </w:rPr>
+        <w:t>χορτάζεσθαι καὶ πεινᾶν</w:t>
+      </w:r>
+    </w:p>
+    <w:p>
+      <w:pPr/>
+      <w:r>
+        <w:rPr>
+          <w:lang w:val="en_US" w:bidi="en_US"/>
+        </w:rPr>
+      </w:r>
+      <w:r>
+        <w:rPr>
+          <w:b/>
+          <w:lang w:val="en_US" w:bidi="en_US"/>
+        </w:rPr>
         <w:t>"to be filled and to be hungry"</w:t>
       </w:r>
     </w:p>
@@ -41037,6 +46857,21 @@
           <w:b/>
           <w:lang w:val="en_US" w:bidi="en_US"/>
         </w:rPr>
+        <w:t>περισσεύειν καὶ ὑστερεῖσθαι</w:t>
+      </w:r>
+    </w:p>
+    <w:p>
+      <w:pPr/>
+      <w:r>
+        <w:rPr>
+          <w:lang w:val="en_US" w:bidi="en_US"/>
+        </w:rPr>
+      </w:r>
+      <w:r>
+        <w:rPr>
+          <w:b/>
+          <w:lang w:val="en_US" w:bidi="en_US"/>
+        </w:rPr>
         <w:t>"to abound and to be in need"</w:t>
       </w:r>
     </w:p>
@@ -41120,6 +46955,21 @@
           <w:b/>
           <w:lang w:val="en_US" w:bidi="en_US"/>
         </w:rPr>
+        <w:t>περισσεύειν καὶ ὑστερεῖσθαι</w:t>
+      </w:r>
+    </w:p>
+    <w:p>
+      <w:pPr/>
+      <w:r>
+        <w:rPr>
+          <w:lang w:val="en_US" w:bidi="en_US"/>
+        </w:rPr>
+      </w:r>
+      <w:r>
+        <w:rPr>
+          <w:b/>
+          <w:lang w:val="en_US" w:bidi="en_US"/>
+        </w:rPr>
         <w:t>"to abound and to be in need"</w:t>
       </w:r>
     </w:p>
@@ -41229,6 +47079,21 @@
           <w:b/>
           <w:lang w:val="en_US" w:bidi="en_US"/>
         </w:rPr>
+        <w:t>πάντα ἰσχύω ἐν τῷ ἐνδυναμοῦντί με</w:t>
+      </w:r>
+    </w:p>
+    <w:p>
+      <w:pPr/>
+      <w:r>
+        <w:rPr>
+          <w:lang w:val="en_US" w:bidi="en_US"/>
+        </w:rPr>
+      </w:r>
+      <w:r>
+        <w:rPr>
+          <w:b/>
+          <w:lang w:val="en_US" w:bidi="en_US"/>
+        </w:rPr>
         <w:t>"I can do all things in the one strengthening me"</w:t>
       </w:r>
     </w:p>
@@ -41325,6 +47190,21 @@
           <w:b/>
           <w:lang w:val="en_US" w:bidi="en_US"/>
         </w:rPr>
+        <w:t>πάντα ἰσχύω ἐν τῷ ἐνδυναμοῦντί με</w:t>
+      </w:r>
+    </w:p>
+    <w:p>
+      <w:pPr/>
+      <w:r>
+        <w:rPr>
+          <w:lang w:val="en_US" w:bidi="en_US"/>
+        </w:rPr>
+      </w:r>
+      <w:r>
+        <w:rPr>
+          <w:b/>
+          <w:lang w:val="en_US" w:bidi="en_US"/>
+        </w:rPr>
         <w:t>"I can do all things in the one strengthening me"</w:t>
       </w:r>
     </w:p>
@@ -41434,6 +47314,21 @@
           <w:b/>
           <w:lang w:val="en_US" w:bidi="en_US"/>
         </w:rPr>
+        <w:t>συνκοινωνήσαντές μου τῇ θλίψει</w:t>
+      </w:r>
+    </w:p>
+    <w:p>
+      <w:pPr/>
+      <w:r>
+        <w:rPr>
+          <w:lang w:val="en_US" w:bidi="en_US"/>
+        </w:rPr>
+      </w:r>
+      <w:r>
+        <w:rPr>
+          <w:b/>
+          <w:lang w:val="en_US" w:bidi="en_US"/>
+        </w:rPr>
         <w:t>"having shared together in my affliction"</w:t>
       </w:r>
     </w:p>
@@ -41530,6 +47425,21 @@
           <w:b/>
           <w:lang w:val="en_US" w:bidi="en_US"/>
         </w:rPr>
+        <w:t>μου τῇ θλίψει</w:t>
+      </w:r>
+    </w:p>
+    <w:p>
+      <w:pPr/>
+      <w:r>
+        <w:rPr>
+          <w:lang w:val="en_US" w:bidi="en_US"/>
+        </w:rPr>
+      </w:r>
+      <w:r>
+        <w:rPr>
+          <w:b/>
+          <w:lang w:val="en_US" w:bidi="en_US"/>
+        </w:rPr>
         <w:t>"in my affliction"</w:t>
       </w:r>
     </w:p>
@@ -41652,6 +47562,21 @@
           <w:b/>
           <w:lang w:val="en_US" w:bidi="en_US"/>
         </w:rPr>
+        <w:t>μου τῇ θλίψει</w:t>
+      </w:r>
+    </w:p>
+    <w:p>
+      <w:pPr/>
+      <w:r>
+        <w:rPr>
+          <w:lang w:val="en_US" w:bidi="en_US"/>
+        </w:rPr>
+      </w:r>
+      <w:r>
+        <w:rPr>
+          <w:b/>
+          <w:lang w:val="en_US" w:bidi="en_US"/>
+        </w:rPr>
         <w:t>"in my affliction"</w:t>
       </w:r>
     </w:p>
@@ -41701,6 +47626,21 @@
         <w:rPr>
           <w:lang w:val="en_US" w:bidi="en_US"/>
         </w:rPr>
+      </w:r>
+    </w:p>
+    <w:p>
+      <w:pPr/>
+      <w:r>
+        <w:rPr>
+          <w:lang w:val="en_US" w:bidi="en_US"/>
+        </w:rPr>
+      </w:r>
+      <w:r>
+        <w:rPr>
+          <w:b/>
+          <w:lang w:val="en_US" w:bidi="en_US"/>
+        </w:rPr>
+        <w:t>ἐν ἀρχῇ τοῦ εὐαγγελίου</w:t>
       </w:r>
     </w:p>
     <w:p>
@@ -41923,6 +47863,21 @@
           <w:b/>
           <w:lang w:val="en_US" w:bidi="en_US"/>
         </w:rPr>
+        <w:t>οὐδεμία μοι ἐκκλησία ἐκοινώνησεν εἰς λόγον δόσεως καὶ λήμψεως, εἰ μὴ ὑμεῖς μόνοι</w:t>
+      </w:r>
+    </w:p>
+    <w:p>
+      <w:pPr/>
+      <w:r>
+        <w:rPr>
+          <w:lang w:val="en_US" w:bidi="en_US"/>
+        </w:rPr>
+      </w:r>
+      <w:r>
+        <w:rPr>
+          <w:b/>
+          <w:lang w:val="en_US" w:bidi="en_US"/>
+        </w:rPr>
         <w:t>"no church shared with me in the matter of giving and receiving except you alone"</w:t>
       </w:r>
     </w:p>
@@ -42019,6 +47974,21 @@
           <w:b/>
           <w:lang w:val="en_US" w:bidi="en_US"/>
         </w:rPr>
+        <w:t>μοι &amp; ἐκοινώνησεν</w:t>
+      </w:r>
+    </w:p>
+    <w:p>
+      <w:pPr/>
+      <w:r>
+        <w:rPr>
+          <w:lang w:val="en_US" w:bidi="en_US"/>
+        </w:rPr>
+      </w:r>
+      <w:r>
+        <w:rPr>
+          <w:b/>
+          <w:lang w:val="en_US" w:bidi="en_US"/>
+        </w:rPr>
         <w:t>"shared with me"</w:t>
       </w:r>
     </w:p>
@@ -42115,6 +48085,21 @@
           <w:b/>
           <w:lang w:val="en_US" w:bidi="en_US"/>
         </w:rPr>
+        <w:t>εἰς λόγον δόσεως καὶ λήμψεως</w:t>
+      </w:r>
+    </w:p>
+    <w:p>
+      <w:pPr/>
+      <w:r>
+        <w:rPr>
+          <w:lang w:val="en_US" w:bidi="en_US"/>
+        </w:rPr>
+      </w:r>
+      <w:r>
+        <w:rPr>
+          <w:b/>
+          <w:lang w:val="en_US" w:bidi="en_US"/>
+        </w:rPr>
         <w:t>"in the matter of giving and receiving"</w:t>
       </w:r>
     </w:p>
@@ -42204,6 +48189,21 @@
           <w:b/>
           <w:lang w:val="en_US" w:bidi="en_US"/>
         </w:rPr>
+        <w:t>ὅτι καὶ ἐν Θεσσαλονίκῃ</w:t>
+      </w:r>
+    </w:p>
+    <w:p>
+      <w:pPr/>
+      <w:r>
+        <w:rPr>
+          <w:lang w:val="en_US" w:bidi="en_US"/>
+        </w:rPr>
+      </w:r>
+      <w:r>
+        <w:rPr>
+          <w:b/>
+          <w:lang w:val="en_US" w:bidi="en_US"/>
+        </w:rPr>
         <w:t>"for even in Thessalonica"</w:t>
       </w:r>
     </w:p>
@@ -42267,6 +48267,21 @@
           <w:b/>
           <w:lang w:val="en_US" w:bidi="en_US"/>
         </w:rPr>
+        <w:t>καὶ ἅπαξ καὶ δὶς</w:t>
+      </w:r>
+    </w:p>
+    <w:p>
+      <w:pPr/>
+      <w:r>
+        <w:rPr>
+          <w:lang w:val="en_US" w:bidi="en_US"/>
+        </w:rPr>
+      </w:r>
+      <w:r>
+        <w:rPr>
+          <w:b/>
+          <w:lang w:val="en_US" w:bidi="en_US"/>
+        </w:rPr>
         <w:t>"both once and twice"</w:t>
       </w:r>
     </w:p>
@@ -42363,6 +48378,21 @@
           <w:b/>
           <w:lang w:val="en_US" w:bidi="en_US"/>
         </w:rPr>
+        <w:t>εἰς τὴν χρείαν μοι ἐπέμψατε</w:t>
+      </w:r>
+    </w:p>
+    <w:p>
+      <w:pPr/>
+      <w:r>
+        <w:rPr>
+          <w:lang w:val="en_US" w:bidi="en_US"/>
+        </w:rPr>
+      </w:r>
+      <w:r>
+        <w:rPr>
+          <w:b/>
+          <w:lang w:val="en_US" w:bidi="en_US"/>
+        </w:rPr>
         <w:t>"you sent for my needs"</w:t>
       </w:r>
     </w:p>
@@ -42446,6 +48476,21 @@
           <w:b/>
           <w:lang w:val="en_US" w:bidi="en_US"/>
         </w:rPr>
+        <w:t>ἐπιζητῶ τὸν καρπὸν τὸν πλεονάζοντα εἰς λόγον ὑμῶν</w:t>
+      </w:r>
+    </w:p>
+    <w:p>
+      <w:pPr/>
+      <w:r>
+        <w:rPr>
+          <w:lang w:val="en_US" w:bidi="en_US"/>
+        </w:rPr>
+      </w:r>
+      <w:r>
+        <w:rPr>
+          <w:b/>
+          <w:lang w:val="en_US" w:bidi="en_US"/>
+        </w:rPr>
         <w:t>"I seek the fruit that is increasing to your account"</w:t>
       </w:r>
     </w:p>
@@ -42541,6 +48586,21 @@
         <w:rPr>
           <w:lang w:val="en_US" w:bidi="en_US"/>
         </w:rPr>
+      </w:r>
+    </w:p>
+    <w:p>
+      <w:pPr/>
+      <w:r>
+        <w:rPr>
+          <w:lang w:val="en_US" w:bidi="en_US"/>
+        </w:rPr>
+      </w:r>
+      <w:r>
+        <w:rPr>
+          <w:b/>
+          <w:lang w:val="en_US" w:bidi="en_US"/>
+        </w:rPr>
+        <w:t>ἀπέχω &amp; πάντα</w:t>
       </w:r>
     </w:p>
     <w:p>
@@ -42662,6 +48722,21 @@
           <w:b/>
           <w:lang w:val="en_US" w:bidi="en_US"/>
         </w:rPr>
+        <w:t>περισσεύω</w:t>
+      </w:r>
+    </w:p>
+    <w:p>
+      <w:pPr/>
+      <w:r>
+        <w:rPr>
+          <w:lang w:val="en_US" w:bidi="en_US"/>
+        </w:rPr>
+      </w:r>
+      <w:r>
+        <w:rPr>
+          <w:b/>
+          <w:lang w:val="en_US" w:bidi="en_US"/>
+        </w:rPr>
         <w:t>"I abound"</w:t>
       </w:r>
     </w:p>
@@ -42758,6 +48833,21 @@
           <w:b/>
           <w:lang w:val="en_US" w:bidi="en_US"/>
         </w:rPr>
+        <w:t>πεπλήρωμαι, δεξάμενος παρὰ Ἐπαφροδίτου τὰ παρ’ ὑμῶν</w:t>
+      </w:r>
+    </w:p>
+    <w:p>
+      <w:pPr/>
+      <w:r>
+        <w:rPr>
+          <w:lang w:val="en_US" w:bidi="en_US"/>
+        </w:rPr>
+      </w:r>
+      <w:r>
+        <w:rPr>
+          <w:b/>
+          <w:lang w:val="en_US" w:bidi="en_US"/>
+        </w:rPr>
         <w:t>"I have been filled, having received from Epaphroditus the things from you"</w:t>
       </w:r>
     </w:p>
@@ -42840,6 +48930,21 @@
         <w:rPr>
           <w:lang w:val="en_US" w:bidi="en_US"/>
         </w:rPr>
+      </w:r>
+    </w:p>
+    <w:p>
+      <w:pPr/>
+      <w:r>
+        <w:rPr>
+          <w:lang w:val="en_US" w:bidi="en_US"/>
+        </w:rPr>
+      </w:r>
+      <w:r>
+        <w:rPr>
+          <w:b/>
+          <w:lang w:val="en_US" w:bidi="en_US"/>
+        </w:rPr>
+        <w:t>Ἐπαφροδίτου</w:t>
       </w:r>
     </w:p>
     <w:p>
@@ -42962,6 +49067,21 @@
           <w:b/>
           <w:lang w:val="en_US" w:bidi="en_US"/>
         </w:rPr>
+        <w:t>ὀσμὴν εὐωδίας, θυσίαν δεκτήν, εὐάρεστον τῷ Θεῷ</w:t>
+      </w:r>
+    </w:p>
+    <w:p>
+      <w:pPr/>
+      <w:r>
+        <w:rPr>
+          <w:lang w:val="en_US" w:bidi="en_US"/>
+        </w:rPr>
+      </w:r>
+      <w:r>
+        <w:rPr>
+          <w:b/>
+          <w:lang w:val="en_US" w:bidi="en_US"/>
+        </w:rPr>
         <w:t>"an aroma, a sweet smell, an acceptable, pleasing sacrifice to God"</w:t>
       </w:r>
     </w:p>
@@ -43071,6 +49191,21 @@
           <w:b/>
           <w:lang w:val="en_US" w:bidi="en_US"/>
         </w:rPr>
+        <w:t>πληρώσει πᾶσαν χρείαν ὑμῶν</w:t>
+      </w:r>
+    </w:p>
+    <w:p>
+      <w:pPr/>
+      <w:r>
+        <w:rPr>
+          <w:lang w:val="en_US" w:bidi="en_US"/>
+        </w:rPr>
+      </w:r>
+      <w:r>
+        <w:rPr>
+          <w:b/>
+          <w:lang w:val="en_US" w:bidi="en_US"/>
+        </w:rPr>
         <w:t>"will fulfill all your need"</w:t>
       </w:r>
     </w:p>
@@ -43167,6 +49302,21 @@
           <w:b/>
           <w:lang w:val="en_US" w:bidi="en_US"/>
         </w:rPr>
+        <w:t>κατὰ τὸ πλοῦτος αὐτοῦ ἐν δόξῃ ἐν Χριστῷ Ἰησοῦ</w:t>
+      </w:r>
+    </w:p>
+    <w:p>
+      <w:pPr/>
+      <w:r>
+        <w:rPr>
+          <w:lang w:val="en_US" w:bidi="en_US"/>
+        </w:rPr>
+      </w:r>
+      <w:r>
+        <w:rPr>
+          <w:b/>
+          <w:lang w:val="en_US" w:bidi="en_US"/>
+        </w:rPr>
         <w:t>"according to his riches in glory in Christ Jesus"</w:t>
       </w:r>
     </w:p>
@@ -43230,6 +49380,21 @@
           <w:b/>
           <w:lang w:val="en_US" w:bidi="en_US"/>
         </w:rPr>
+        <w:t>ἡμῶν</w:t>
+      </w:r>
+    </w:p>
+    <w:p>
+      <w:pPr/>
+      <w:r>
+        <w:rPr>
+          <w:lang w:val="en_US" w:bidi="en_US"/>
+        </w:rPr>
+      </w:r>
+      <w:r>
+        <w:rPr>
+          <w:b/>
+          <w:lang w:val="en_US" w:bidi="en_US"/>
+        </w:rPr>
         <w:t>"our"</w:t>
       </w:r>
     </w:p>
@@ -43339,6 +49504,21 @@
           <w:b/>
           <w:lang w:val="en_US" w:bidi="en_US"/>
         </w:rPr>
+        <w:t>ἀσπάσασθε</w:t>
+      </w:r>
+    </w:p>
+    <w:p>
+      <w:pPr/>
+      <w:r>
+        <w:rPr>
+          <w:lang w:val="en_US" w:bidi="en_US"/>
+        </w:rPr>
+      </w:r>
+      <w:r>
+        <w:rPr>
+          <w:b/>
+          <w:lang w:val="en_US" w:bidi="en_US"/>
+        </w:rPr>
         <w:t>"Greet"</w:t>
       </w:r>
     </w:p>
@@ -43415,6 +49595,21 @@
         <w:rPr>
           <w:lang w:val="en_US" w:bidi="en_US"/>
         </w:rPr>
+      </w:r>
+    </w:p>
+    <w:p>
+      <w:pPr/>
+      <w:r>
+        <w:rPr>
+          <w:lang w:val="en_US" w:bidi="en_US"/>
+        </w:rPr>
+      </w:r>
+      <w:r>
+        <w:rPr>
+          <w:b/>
+          <w:lang w:val="en_US" w:bidi="en_US"/>
+        </w:rPr>
+        <w:t>οἱ σὺν ἐμοὶ ἀδελφοί</w:t>
       </w:r>
     </w:p>
     <w:p>
@@ -43556,6 +49751,21 @@
           <w:b/>
           <w:lang w:val="en_US" w:bidi="en_US"/>
         </w:rPr>
+        <w:t>οἱ σὺν ἐμοὶ ἀδελφοί</w:t>
+      </w:r>
+    </w:p>
+    <w:p>
+      <w:pPr/>
+      <w:r>
+        <w:rPr>
+          <w:lang w:val="en_US" w:bidi="en_US"/>
+        </w:rPr>
+      </w:r>
+      <w:r>
+        <w:rPr>
+          <w:b/>
+          <w:lang w:val="en_US" w:bidi="en_US"/>
+        </w:rPr>
         <w:t>"The brothers with me"</w:t>
       </w:r>
     </w:p>
@@ -43683,6 +49893,21 @@
           <w:b/>
           <w:lang w:val="en_US" w:bidi="en_US"/>
         </w:rPr>
+        <w:t>τῆς Καίσαρος οἰκίας</w:t>
+      </w:r>
+    </w:p>
+    <w:p>
+      <w:pPr/>
+      <w:r>
+        <w:rPr>
+          <w:lang w:val="en_US" w:bidi="en_US"/>
+        </w:rPr>
+      </w:r>
+      <w:r>
+        <w:rPr>
+          <w:b/>
+          <w:lang w:val="en_US" w:bidi="en_US"/>
+        </w:rPr>
         <w:t>"the household of Caesar"</w:t>
       </w:r>
     </w:p>
@@ -43779,6 +50004,21 @@
           <w:b/>
           <w:lang w:val="en_US" w:bidi="en_US"/>
         </w:rPr>
+        <w:t>μετὰ τοῦ πνεύματος ὑμῶν</w:t>
+      </w:r>
+    </w:p>
+    <w:p>
+      <w:pPr/>
+      <w:r>
+        <w:rPr>
+          <w:lang w:val="en_US" w:bidi="en_US"/>
+        </w:rPr>
+      </w:r>
+      <w:r>
+        <w:rPr>
+          <w:b/>
+          <w:lang w:val="en_US" w:bidi="en_US"/>
+        </w:rPr>
         <w:t>"be} with your spirit"</w:t>
       </w:r>
     </w:p>
@@ -43861,6 +50101,21 @@
         <w:rPr>
           <w:lang w:val="en_US" w:bidi="en_US"/>
         </w:rPr>
+      </w:r>
+    </w:p>
+    <w:p>
+      <w:pPr/>
+      <w:r>
+        <w:rPr>
+          <w:lang w:val="en_US" w:bidi="en_US"/>
+        </w:rPr>
+      </w:r>
+      <w:r>
+        <w:rPr>
+          <w:b/>
+          <w:lang w:val="en_US" w:bidi="en_US"/>
+        </w:rPr>
+        <w:t>ἡ χάρις τοῦ Κυρίου Ἰησοῦ Χριστοῦ μετὰ τοῦ πνεύματος ὑμῶν</w:t>
       </w:r>
     </w:p>
     <w:p>

--- a/eng/docx/50.content.docx
+++ b/eng/docx/50.content.docx
@@ -28,49 +28,15 @@
       </w:r>
     </w:p>
     <w:p>
-      <w:pPr>
-        <w:pStyle w:val="Heading2"/>
-      </w:pPr>
-      <w:r>
-        <w:rPr>
-          <w:lang w:val="en_US" w:bidi="en_US"/>
-        </w:rPr>
-        <w:t>License Information</w:t>
-      </w:r>
-      <w:r>
-        <w:rPr>
-          <w:lang w:val="en_US" w:bidi="en_US"/>
-        </w:rPr>
-      </w:r>
-    </w:p>
-    <w:p>
-      <w:pPr/>
-      <w:r>
-        <w:rPr>
-          <w:lang w:val="en_US" w:bidi="en_US"/>
-        </w:rPr>
-      </w:r>
-      <w:r>
-        <w:rPr>
-          <w:b/>
-          <w:lang w:val="en_US" w:bidi="en_US"/>
-        </w:rPr>
-        <w:t>Translation Notes (unfoldingWord)</w:t>
-      </w:r>
-      <w:r>
-        <w:rPr>
-          <w:lang w:val="en_US" w:bidi="en_US"/>
-        </w:rPr>
-        <w:t xml:space="preserve"> is based on</w:t>
-      </w:r>
-      <w:r>
-        <w:rPr>
-          <w:lang w:val="en_US" w:bidi="en_US"/>
-        </w:rPr>
-        <w:t xml:space="preserve">: </w:t>
-      </w:r>
-      <w:r>
-        <w:rPr>
+      <w:pPr/>
+      <w:r>
+        <w:rPr>
+          <w:lang w:val="en_US" w:bidi="en_US"/>
+        </w:rPr>
+      </w:r>
+      <w:r>
+        <w:rPr>
+          <w:b/>
           <w:lang w:val="en_US" w:bidi="en_US"/>
         </w:rPr>
         <w:t>unfoldingWord® Translation Notes</w:t>
@@ -79,62 +45,31 @@
         <w:rPr>
           <w:lang w:val="en_US" w:bidi="en_US"/>
         </w:rPr>
-        <w:t xml:space="preserve">, </w:t>
-      </w:r>
-      <w:hyperlink r:id="rId13">
-        <w:r>
-          <w:rPr>
-            <w:lang w:val="en_US" w:bidi="en_US"/>
-          </w:rPr>
-          <w:rPr>
-            <w:color w:val="0000EE"/>
-            <w:u w:val="single"/>
-          </w:rPr>
-          <w:t>unfoldingWord</w:t>
-        </w:r>
-      </w:hyperlink>
-      <w:r>
-        <w:rPr>
-          <w:lang w:val="en_US" w:bidi="en_US"/>
-        </w:rPr>
-        <w:t xml:space="preserve">, 2022, which is licensed under a </w:t>
-      </w:r>
-      <w:hyperlink r:id="rId14">
-        <w:r>
-          <w:rPr>
-            <w:lang w:val="en_US" w:bidi="en_US"/>
-          </w:rPr>
-          <w:rPr>
-            <w:color w:val="0000EE"/>
-            <w:u w:val="single"/>
-          </w:rPr>
-          <w:t>CC BY-SA 4.0 license</w:t>
-        </w:r>
-      </w:hyperlink>
-      <w:r>
-        <w:rPr>
-          <w:lang w:val="en_US" w:bidi="en_US"/>
-        </w:rPr>
-        <w:t>.</w:t>
-      </w:r>
-      <w:r>
-        <w:rPr>
-          <w:lang w:val="en_US" w:bidi="en_US"/>
-        </w:rPr>
-      </w:r>
-    </w:p>
-    <w:p>
-      <w:pPr/>
-      <w:r>
-        <w:rPr>
-          <w:lang w:val="en_US" w:bidi="en_US"/>
-        </w:rPr>
-      </w:r>
-      <w:r>
-        <w:rPr>
-          <w:lang w:val="en_US" w:bidi="en_US"/>
-        </w:rPr>
-        <w:t>This PDF version is provided under the same license.</w:t>
+        <w:t xml:space="preserve"> © 2022 unfoldingWord. Released under CC BY-SA 4.0 license. </w:t>
+      </w:r>
+      <w:r>
+        <w:rPr>
+          <w:lang w:val="en_US" w:bidi="en_US"/>
+        </w:rPr>
+        <w:t>unfoldingWord® Translation Notes</w:t>
+      </w:r>
+      <w:r>
+        <w:rPr>
+          <w:lang w:val="en_US" w:bidi="en_US"/>
+        </w:rPr>
+        <w:t xml:space="preserve"> has been adapted in the following languages: Tok Pisin, Arabic (عربي), French (Français), Hindi (हिंदी), Indonesian (Bahasa Indonesia), Portuguese (Português), Russian (Русский), Spanish (Español), Swahili (Kiswahili), and Simplified Chinese (简体中文) from </w:t>
+      </w:r>
+      <w:r>
+        <w:rPr>
+          <w:lang w:val="en_US" w:bidi="en_US"/>
+        </w:rPr>
+        <w:t>unfoldingWord® Translation Notes</w:t>
+      </w:r>
+      <w:r>
+        <w:rPr>
+          <w:lang w:val="en_US" w:bidi="en_US"/>
+        </w:rPr>
+        <w:t xml:space="preserve"> © 2022 unfoldingWord. Released under CC BY-SA 4.0 license by Mission Mutual</w:t>
       </w:r>
       <w:r>
         <w:rPr>
@@ -358,21 +293,6 @@
           <w:b/>
           <w:lang w:val="en_US" w:bidi="en_US"/>
         </w:rPr>
-        <w:t>χάρις ὑμῖν καὶ εἰρήνη</w:t>
-      </w:r>
-    </w:p>
-    <w:p>
-      <w:pPr/>
-      <w:r>
-        <w:rPr>
-          <w:lang w:val="en_US" w:bidi="en_US"/>
-        </w:rPr>
-      </w:r>
-      <w:r>
-        <w:rPr>
-          <w:b/>
-          <w:lang w:val="en_US" w:bidi="en_US"/>
-        </w:rPr>
         <w:t>"Grace to you and peace"</w:t>
       </w:r>
     </w:p>
@@ -456,21 +376,6 @@
           <w:b/>
           <w:lang w:val="en_US" w:bidi="en_US"/>
         </w:rPr>
-        <w:t>ὑμῖν</w:t>
-      </w:r>
-    </w:p>
-    <w:p>
-      <w:pPr/>
-      <w:r>
-        <w:rPr>
-          <w:lang w:val="en_US" w:bidi="en_US"/>
-        </w:rPr>
-      </w:r>
-      <w:r>
-        <w:rPr>
-          <w:b/>
-          <w:lang w:val="en_US" w:bidi="en_US"/>
-        </w:rPr>
         <w:t>"to you"</w:t>
       </w:r>
     </w:p>
@@ -500,7 +405,7 @@
         </w:rPr>
         <w:t xml:space="preserve"> refers to the Philippian Christians and is plural in form in the original language in which Paul wrote. Throughout this letter, with one exception, the words “you” and “your” are plural and refer to the Philippian Christians. If your language uses different forms to show when “you” and “your” refer to one person and when they refer to more than one person, use the plural form that would be appropriate in your language in this occurrence and all other occurrences of “you” and “your” in this letter, except for in </w:t>
       </w:r>
-      <w:hyperlink r:id="rId15">
+      <w:hyperlink r:id="rId13">
         <w:r>
           <w:rPr>
             <w:lang w:val="en_US" w:bidi="en_US"/>
@@ -518,7 +423,7 @@
         </w:rPr>
         <w:t xml:space="preserve">. A note will discuss the one exception in </w:t>
       </w:r>
-      <w:hyperlink r:id="rId15">
+      <w:hyperlink r:id="rId13">
         <w:r>
           <w:rPr>
             <w:lang w:val="en_US" w:bidi="en_US"/>
@@ -603,21 +508,6 @@
           <w:b/>
           <w:lang w:val="en_US" w:bidi="en_US"/>
         </w:rPr>
-        <w:t>Πατρὸς ἡμῶν</w:t>
-      </w:r>
-    </w:p>
-    <w:p>
-      <w:pPr/>
-      <w:r>
-        <w:rPr>
-          <w:lang w:val="en_US" w:bidi="en_US"/>
-        </w:rPr>
-      </w:r>
-      <w:r>
-        <w:rPr>
-          <w:b/>
-          <w:lang w:val="en_US" w:bidi="en_US"/>
-        </w:rPr>
         <w:t>"our Father"</w:t>
       </w:r>
     </w:p>
@@ -714,21 +604,6 @@
           <w:b/>
           <w:lang w:val="en_US" w:bidi="en_US"/>
         </w:rPr>
-        <w:t>ἐπὶ πάσῃ τῇ μνείᾳ ὑμῶν</w:t>
-      </w:r>
-    </w:p>
-    <w:p>
-      <w:pPr/>
-      <w:r>
-        <w:rPr>
-          <w:lang w:val="en_US" w:bidi="en_US"/>
-        </w:rPr>
-      </w:r>
-      <w:r>
-        <w:rPr>
-          <w:b/>
-          <w:lang w:val="en_US" w:bidi="en_US"/>
-        </w:rPr>
         <w:t>"in all my remembrance of you"</w:t>
       </w:r>
     </w:p>
@@ -805,21 +680,6 @@
           <w:b/>
           <w:lang w:val="en_US" w:bidi="en_US"/>
         </w:rPr>
-        <w:t>τῷ Θεῷ μου</w:t>
-      </w:r>
-    </w:p>
-    <w:p>
-      <w:pPr/>
-      <w:r>
-        <w:rPr>
-          <w:lang w:val="en_US" w:bidi="en_US"/>
-        </w:rPr>
-      </w:r>
-      <w:r>
-        <w:rPr>
-          <w:b/>
-          <w:lang w:val="en_US" w:bidi="en_US"/>
-        </w:rPr>
         <w:t>"my God"</w:t>
       </w:r>
     </w:p>
@@ -916,21 +776,6 @@
           <w:b/>
           <w:lang w:val="en_US" w:bidi="en_US"/>
         </w:rPr>
-        <w:t>ὑμῶν</w:t>
-      </w:r>
-    </w:p>
-    <w:p>
-      <w:pPr/>
-      <w:r>
-        <w:rPr>
-          <w:lang w:val="en_US" w:bidi="en_US"/>
-        </w:rPr>
-      </w:r>
-      <w:r>
-        <w:rPr>
-          <w:b/>
-          <w:lang w:val="en_US" w:bidi="en_US"/>
-        </w:rPr>
         <w:t>"of you"</w:t>
       </w:r>
     </w:p>
@@ -960,7 +805,7 @@
         </w:rPr>
         <w:t xml:space="preserve"> in </w:t>
       </w:r>
-      <w:hyperlink r:id="rId16">
+      <w:hyperlink r:id="rId14">
         <w:r>
           <w:rPr>
             <w:lang w:val="en_US" w:bidi="en_US"/>
@@ -1004,7 +849,7 @@
         </w:rPr>
         <w:t xml:space="preserve"> is plural and refers to the Philippian believers, except for one use in </w:t>
       </w:r>
-      <w:hyperlink r:id="rId15">
+      <w:hyperlink r:id="rId13">
         <w:r>
           <w:rPr>
             <w:lang w:val="en_US" w:bidi="en_US"/>
@@ -1089,21 +934,6 @@
           <w:b/>
           <w:lang w:val="en_US" w:bidi="en_US"/>
         </w:rPr>
-        <w:t>ἐπὶ τῇ κοινωνίᾳ ὑμῶν εἰς τὸ εὐαγγέλιον, ἀπὸ τῆς πρώτης ἡμέρας ἄχρι τοῦ νῦν</w:t>
-      </w:r>
-    </w:p>
-    <w:p>
-      <w:pPr/>
-      <w:r>
-        <w:rPr>
-          <w:lang w:val="en_US" w:bidi="en_US"/>
-        </w:rPr>
-      </w:r>
-      <w:r>
-        <w:rPr>
-          <w:b/>
-          <w:lang w:val="en_US" w:bidi="en_US"/>
-        </w:rPr>
         <w:t>"because of your fellowship in the gospel from the first day until now"</w:t>
       </w:r>
     </w:p>
@@ -1180,21 +1010,6 @@
           <w:b/>
           <w:lang w:val="en_US" w:bidi="en_US"/>
         </w:rPr>
-        <w:t>ὑμῶν</w:t>
-      </w:r>
-    </w:p>
-    <w:p>
-      <w:pPr/>
-      <w:r>
-        <w:rPr>
-          <w:lang w:val="en_US" w:bidi="en_US"/>
-        </w:rPr>
-      </w:r>
-      <w:r>
-        <w:rPr>
-          <w:b/>
-          <w:lang w:val="en_US" w:bidi="en_US"/>
-        </w:rPr>
         <w:t>"your"</w:t>
       </w:r>
     </w:p>
@@ -1224,7 +1039,7 @@
         </w:rPr>
         <w:t xml:space="preserve"> is plural and refers to the Philippian Christians. In this letter, with one exception, the words “you” and “your” are always plural and always refer to the Philippian Christians. If your language uses different forms to show when “you” and “your” refer to one person and when they refer to more than one person, use the plural form that would be appropriate in your language in this occurrence and all other occurrences of “you” and “your” in this letter, except for in </w:t>
       </w:r>
-      <w:hyperlink r:id="rId15">
+      <w:hyperlink r:id="rId13">
         <w:r>
           <w:rPr>
             <w:lang w:val="en_US" w:bidi="en_US"/>
@@ -1242,7 +1057,7 @@
         </w:rPr>
         <w:t xml:space="preserve">. A note will discuss the one exception in </w:t>
       </w:r>
-      <w:hyperlink r:id="rId15">
+      <w:hyperlink r:id="rId13">
         <w:r>
           <w:rPr>
             <w:lang w:val="en_US" w:bidi="en_US"/>
@@ -1327,21 +1142,6 @@
           <w:b/>
           <w:lang w:val="en_US" w:bidi="en_US"/>
         </w:rPr>
-        <w:t>τῇ κοινωνίᾳ ὑμῶν εἰς τὸ εὐαγγέλιον</w:t>
-      </w:r>
-    </w:p>
-    <w:p>
-      <w:pPr/>
-      <w:r>
-        <w:rPr>
-          <w:lang w:val="en_US" w:bidi="en_US"/>
-        </w:rPr>
-      </w:r>
-      <w:r>
-        <w:rPr>
-          <w:b/>
-          <w:lang w:val="en_US" w:bidi="en_US"/>
-        </w:rPr>
         <w:t>"your fellowship in the gospel"</w:t>
       </w:r>
     </w:p>
@@ -1371,7 +1171,7 @@
         </w:rPr>
         <w:t xml:space="preserve"> refers to the Philippians’ partnering with Paul in the various things involved in spreading the gospel. This includes gifts of money that they sent to Paul (See: </w:t>
       </w:r>
-      <w:hyperlink r:id="rId17">
+      <w:hyperlink r:id="rId15">
         <w:r>
           <w:rPr>
             <w:lang w:val="en_US" w:bidi="en_US"/>
@@ -1456,21 +1256,6 @@
           <w:b/>
           <w:lang w:val="en_US" w:bidi="en_US"/>
         </w:rPr>
-        <w:t>ἀπὸ τῆς πρώτης ἡμέρας</w:t>
-      </w:r>
-    </w:p>
-    <w:p>
-      <w:pPr/>
-      <w:r>
-        <w:rPr>
-          <w:lang w:val="en_US" w:bidi="en_US"/>
-        </w:rPr>
-      </w:r>
-      <w:r>
-        <w:rPr>
-          <w:b/>
-          <w:lang w:val="en_US" w:bidi="en_US"/>
-        </w:rPr>
         <w:t>"from the first day"</w:t>
       </w:r>
     </w:p>
@@ -1567,21 +1352,6 @@
           <w:b/>
           <w:lang w:val="en_US" w:bidi="en_US"/>
         </w:rPr>
-        <w:t>ἄχρι τοῦ νῦν</w:t>
-      </w:r>
-    </w:p>
-    <w:p>
-      <w:pPr/>
-      <w:r>
-        <w:rPr>
-          <w:lang w:val="en_US" w:bidi="en_US"/>
-        </w:rPr>
-      </w:r>
-      <w:r>
-        <w:rPr>
-          <w:b/>
-          <w:lang w:val="en_US" w:bidi="en_US"/>
-        </w:rPr>
         <w:t>"until now"</w:t>
       </w:r>
     </w:p>
@@ -1678,21 +1448,6 @@
           <w:b/>
           <w:lang w:val="en_US" w:bidi="en_US"/>
         </w:rPr>
-        <w:t>πεποιθὼς αὐτὸ τοῦτο</w:t>
-      </w:r>
-    </w:p>
-    <w:p>
-      <w:pPr/>
-      <w:r>
-        <w:rPr>
-          <w:lang w:val="en_US" w:bidi="en_US"/>
-        </w:rPr>
-      </w:r>
-      <w:r>
-        <w:rPr>
-          <w:b/>
-          <w:lang w:val="en_US" w:bidi="en_US"/>
-        </w:rPr>
         <w:t>"having become confident about this very thing"</w:t>
       </w:r>
     </w:p>
@@ -1789,21 +1544,6 @@
           <w:b/>
           <w:lang w:val="en_US" w:bidi="en_US"/>
         </w:rPr>
-        <w:t>ὁ ἐναρξάμενος ἐν ὑμῖν ἔργον ἀγαθὸν, ἐπιτελέσει</w:t>
-      </w:r>
-    </w:p>
-    <w:p>
-      <w:pPr/>
-      <w:r>
-        <w:rPr>
-          <w:lang w:val="en_US" w:bidi="en_US"/>
-        </w:rPr>
-      </w:r>
-      <w:r>
-        <w:rPr>
-          <w:b/>
-          <w:lang w:val="en_US" w:bidi="en_US"/>
-        </w:rPr>
         <w:t>"the one having begun a good work in you will perfect {it"</w:t>
       </w:r>
     </w:p>
@@ -1900,21 +1640,6 @@
           <w:b/>
           <w:lang w:val="en_US" w:bidi="en_US"/>
         </w:rPr>
-        <w:t>ὅτι ὁ ἐναρξάμενος ἐν ὑμῖν ἔργον ἀγαθὸν</w:t>
-      </w:r>
-    </w:p>
-    <w:p>
-      <w:pPr/>
-      <w:r>
-        <w:rPr>
-          <w:lang w:val="en_US" w:bidi="en_US"/>
-        </w:rPr>
-      </w:r>
-      <w:r>
-        <w:rPr>
-          <w:b/>
-          <w:lang w:val="en_US" w:bidi="en_US"/>
-        </w:rPr>
         <w:t>"that the one having begun a good work in you"</w:t>
       </w:r>
     </w:p>
@@ -2040,7 +1765,7 @@
         </w:rPr>
         <w:t xml:space="preserve"> in </w:t>
       </w:r>
-      <w:hyperlink r:id="rId16">
+      <w:hyperlink r:id="rId14">
         <w:r>
           <w:rPr>
             <w:lang w:val="en_US" w:bidi="en_US"/>
@@ -2105,21 +1830,6 @@
           <w:b/>
           <w:lang w:val="en_US" w:bidi="en_US"/>
         </w:rPr>
-        <w:t>ἐπιτελέσει</w:t>
-      </w:r>
-    </w:p>
-    <w:p>
-      <w:pPr/>
-      <w:r>
-        <w:rPr>
-          <w:lang w:val="en_US" w:bidi="en_US"/>
-        </w:rPr>
-      </w:r>
-      <w:r>
-        <w:rPr>
-          <w:b/>
-          <w:lang w:val="en_US" w:bidi="en_US"/>
-        </w:rPr>
         <w:t>"will perfect {it"</w:t>
       </w:r>
     </w:p>
@@ -2216,21 +1926,6 @@
           <w:b/>
           <w:lang w:val="en_US" w:bidi="en_US"/>
         </w:rPr>
-        <w:t>ἡμέρας Χριστοῦ Ἰησοῦ</w:t>
-      </w:r>
-    </w:p>
-    <w:p>
-      <w:pPr/>
-      <w:r>
-        <w:rPr>
-          <w:lang w:val="en_US" w:bidi="en_US"/>
-        </w:rPr>
-      </w:r>
-      <w:r>
-        <w:rPr>
-          <w:b/>
-          <w:lang w:val="en_US" w:bidi="en_US"/>
-        </w:rPr>
         <w:t>"the day of Jesus Christ"</w:t>
       </w:r>
     </w:p>
@@ -2327,21 +2022,6 @@
           <w:b/>
           <w:lang w:val="en_US" w:bidi="en_US"/>
         </w:rPr>
-        <w:t>τὸ ἔχειν με ἐν τῇ καρδίᾳ ὑμᾶς</w:t>
-      </w:r>
-    </w:p>
-    <w:p>
-      <w:pPr/>
-      <w:r>
-        <w:rPr>
-          <w:lang w:val="en_US" w:bidi="en_US"/>
-        </w:rPr>
-      </w:r>
-      <w:r>
-        <w:rPr>
-          <w:b/>
-          <w:lang w:val="en_US" w:bidi="en_US"/>
-        </w:rPr>
         <w:t>"I have you in my heart"</w:t>
       </w:r>
     </w:p>
@@ -2438,21 +2118,6 @@
           <w:b/>
           <w:lang w:val="en_US" w:bidi="en_US"/>
         </w:rPr>
-        <w:t>συνκοινωνούς μου τῆς χάριτος &amp; ὄντας</w:t>
-      </w:r>
-    </w:p>
-    <w:p>
-      <w:pPr/>
-      <w:r>
-        <w:rPr>
-          <w:lang w:val="en_US" w:bidi="en_US"/>
-        </w:rPr>
-      </w:r>
-      <w:r>
-        <w:rPr>
-          <w:b/>
-          <w:lang w:val="en_US" w:bidi="en_US"/>
-        </w:rPr>
         <w:t>"being partakers with me of grace"</w:t>
       </w:r>
     </w:p>
@@ -2516,21 +2181,6 @@
           <w:b/>
           <w:lang w:val="en_US" w:bidi="en_US"/>
         </w:rPr>
-        <w:t>χάριτος</w:t>
-      </w:r>
-    </w:p>
-    <w:p>
-      <w:pPr/>
-      <w:r>
-        <w:rPr>
-          <w:lang w:val="en_US" w:bidi="en_US"/>
-        </w:rPr>
-      </w:r>
-      <w:r>
-        <w:rPr>
-          <w:b/>
-          <w:lang w:val="en_US" w:bidi="en_US"/>
-        </w:rPr>
         <w:t>"of grace"</w:t>
       </w:r>
     </w:p>
@@ -2640,21 +2290,6 @@
           <w:b/>
           <w:lang w:val="en_US" w:bidi="en_US"/>
         </w:rPr>
-        <w:t>δεσμοῖς μου</w:t>
-      </w:r>
-    </w:p>
-    <w:p>
-      <w:pPr/>
-      <w:r>
-        <w:rPr>
-          <w:lang w:val="en_US" w:bidi="en_US"/>
-        </w:rPr>
-      </w:r>
-      <w:r>
-        <w:rPr>
-          <w:b/>
-          <w:lang w:val="en_US" w:bidi="en_US"/>
-        </w:rPr>
         <w:t>"my chains"</w:t>
       </w:r>
     </w:p>
@@ -2777,21 +2412,6 @@
           <w:b/>
           <w:lang w:val="en_US" w:bidi="en_US"/>
         </w:rPr>
-        <w:t>καὶ ἐν τῇ ἀπολογίᾳ καὶ βεβαιώσει τοῦ εὐαγγελίου</w:t>
-      </w:r>
-    </w:p>
-    <w:p>
-      <w:pPr/>
-      <w:r>
-        <w:rPr>
-          <w:lang w:val="en_US" w:bidi="en_US"/>
-        </w:rPr>
-      </w:r>
-      <w:r>
-        <w:rPr>
-          <w:b/>
-          <w:lang w:val="en_US" w:bidi="en_US"/>
-        </w:rPr>
         <w:t>"and in my defense and confirmation of the gospel"</w:t>
       </w:r>
     </w:p>
@@ -2901,21 +2521,6 @@
           <w:b/>
           <w:lang w:val="en_US" w:bidi="en_US"/>
         </w:rPr>
-        <w:t>ἐν σπλάγχνοις Χριστοῦ Ἰησοῦ</w:t>
-      </w:r>
-    </w:p>
-    <w:p>
-      <w:pPr/>
-      <w:r>
-        <w:rPr>
-          <w:lang w:val="en_US" w:bidi="en_US"/>
-        </w:rPr>
-      </w:r>
-      <w:r>
-        <w:rPr>
-          <w:b/>
-          <w:lang w:val="en_US" w:bidi="en_US"/>
-        </w:rPr>
         <w:t>"with the inner parts of Christ Jesus"</w:t>
       </w:r>
     </w:p>
@@ -3025,21 +2630,6 @@
           <w:b/>
           <w:lang w:val="en_US" w:bidi="en_US"/>
         </w:rPr>
-        <w:t>ἐν σπλάγχνοις Χριστοῦ Ἰησοῦ</w:t>
-      </w:r>
-    </w:p>
-    <w:p>
-      <w:pPr/>
-      <w:r>
-        <w:rPr>
-          <w:lang w:val="en_US" w:bidi="en_US"/>
-        </w:rPr>
-      </w:r>
-      <w:r>
-        <w:rPr>
-          <w:b/>
-          <w:lang w:val="en_US" w:bidi="en_US"/>
-        </w:rPr>
         <w:t>"with the inner parts of Christ Jesus"</w:t>
       </w:r>
     </w:p>
@@ -3116,21 +2706,6 @@
           <w:b/>
           <w:lang w:val="en_US" w:bidi="en_US"/>
         </w:rPr>
-        <w:t>ἵνα ἡ ἀγάπη ὑμῶν ἔτι μᾶλλον καὶ μᾶλλον περισσεύῃ</w:t>
-      </w:r>
-    </w:p>
-    <w:p>
-      <w:pPr/>
-      <w:r>
-        <w:rPr>
-          <w:lang w:val="en_US" w:bidi="en_US"/>
-        </w:rPr>
-      </w:r>
-      <w:r>
-        <w:rPr>
-          <w:b/>
-          <w:lang w:val="en_US" w:bidi="en_US"/>
-        </w:rPr>
         <w:t>"that your love would abound still more and more"</w:t>
       </w:r>
     </w:p>
@@ -3256,7 +2831,7 @@
         </w:rPr>
         <w:t xml:space="preserve"> in </w:t>
       </w:r>
-      <w:hyperlink r:id="rId18">
+      <w:hyperlink r:id="rId16">
         <w:r>
           <w:rPr>
             <w:lang w:val="en_US" w:bidi="en_US"/>
@@ -3321,21 +2896,6 @@
           <w:b/>
           <w:lang w:val="en_US" w:bidi="en_US"/>
         </w:rPr>
-        <w:t>ἐν ἐπιγνώσει καὶ πάσῃ αἰσθήσει</w:t>
-      </w:r>
-    </w:p>
-    <w:p>
-      <w:pPr/>
-      <w:r>
-        <w:rPr>
-          <w:lang w:val="en_US" w:bidi="en_US"/>
-        </w:rPr>
-      </w:r>
-      <w:r>
-        <w:rPr>
-          <w:b/>
-          <w:lang w:val="en_US" w:bidi="en_US"/>
-        </w:rPr>
         <w:t>"in knowledge and all understanding"</w:t>
       </w:r>
     </w:p>
@@ -3445,21 +3005,6 @@
           <w:b/>
           <w:lang w:val="en_US" w:bidi="en_US"/>
         </w:rPr>
-        <w:t>εἰς τὸ δοκιμάζειν ὑμᾶς τὰ διαφέροντα</w:t>
-      </w:r>
-    </w:p>
-    <w:p>
-      <w:pPr/>
-      <w:r>
-        <w:rPr>
-          <w:lang w:val="en_US" w:bidi="en_US"/>
-        </w:rPr>
-      </w:r>
-      <w:r>
-        <w:rPr>
-          <w:b/>
-          <w:lang w:val="en_US" w:bidi="en_US"/>
-        </w:rPr>
         <w:t>"so that you may approve {what} excels"</w:t>
       </w:r>
     </w:p>
@@ -3569,21 +3114,6 @@
           <w:b/>
           <w:lang w:val="en_US" w:bidi="en_US"/>
         </w:rPr>
-        <w:t>εἰς</w:t>
-      </w:r>
-    </w:p>
-    <w:p>
-      <w:pPr/>
-      <w:r>
-        <w:rPr>
-          <w:lang w:val="en_US" w:bidi="en_US"/>
-        </w:rPr>
-      </w:r>
-      <w:r>
-        <w:rPr>
-          <w:b/>
-          <w:lang w:val="en_US" w:bidi="en_US"/>
-        </w:rPr>
         <w:t>"so that"</w:t>
       </w:r>
     </w:p>
@@ -3680,21 +3210,6 @@
           <w:b/>
           <w:lang w:val="en_US" w:bidi="en_US"/>
         </w:rPr>
-        <w:t>εἰλικρινεῖς καὶ ἀπρόσκοποι</w:t>
-      </w:r>
-    </w:p>
-    <w:p>
-      <w:pPr/>
-      <w:r>
-        <w:rPr>
-          <w:lang w:val="en_US" w:bidi="en_US"/>
-        </w:rPr>
-      </w:r>
-      <w:r>
-        <w:rPr>
-          <w:b/>
-          <w:lang w:val="en_US" w:bidi="en_US"/>
-        </w:rPr>
         <w:t>"pure and blameless"</w:t>
       </w:r>
     </w:p>
@@ -3804,21 +3319,6 @@
           <w:b/>
           <w:lang w:val="en_US" w:bidi="en_US"/>
         </w:rPr>
-        <w:t>πεπληρωμένοι καρπὸν δικαιοσύνης τὸν</w:t>
-      </w:r>
-    </w:p>
-    <w:p>
-      <w:pPr/>
-      <w:r>
-        <w:rPr>
-          <w:lang w:val="en_US" w:bidi="en_US"/>
-        </w:rPr>
-      </w:r>
-      <w:r>
-        <w:rPr>
-          <w:b/>
-          <w:lang w:val="en_US" w:bidi="en_US"/>
-        </w:rPr>
         <w:t>"being filled with the fruit of righteousness {that is"</w:t>
       </w:r>
     </w:p>
@@ -3928,21 +3428,6 @@
           <w:b/>
           <w:lang w:val="en_US" w:bidi="en_US"/>
         </w:rPr>
-        <w:t>πεπληρωμένοι</w:t>
-      </w:r>
-    </w:p>
-    <w:p>
-      <w:pPr/>
-      <w:r>
-        <w:rPr>
-          <w:lang w:val="en_US" w:bidi="en_US"/>
-        </w:rPr>
-      </w:r>
-      <w:r>
-        <w:rPr>
-          <w:b/>
-          <w:lang w:val="en_US" w:bidi="en_US"/>
-        </w:rPr>
         <w:t>"being filled with"</w:t>
       </w:r>
     </w:p>
@@ -4039,21 +3524,6 @@
           <w:b/>
           <w:lang w:val="en_US" w:bidi="en_US"/>
         </w:rPr>
-        <w:t>τὸν διὰ Ἰησοῦ Χριστοῦ</w:t>
-      </w:r>
-    </w:p>
-    <w:p>
-      <w:pPr/>
-      <w:r>
-        <w:rPr>
-          <w:lang w:val="en_US" w:bidi="en_US"/>
-        </w:rPr>
-      </w:r>
-      <w:r>
-        <w:rPr>
-          <w:b/>
-          <w:lang w:val="en_US" w:bidi="en_US"/>
-        </w:rPr>
         <w:t>"that is} through Jesus Christ"</w:t>
       </w:r>
     </w:p>
@@ -4150,21 +3620,6 @@
           <w:b/>
           <w:lang w:val="en_US" w:bidi="en_US"/>
         </w:rPr>
-        <w:t>εἰς δόξαν καὶ ἔπαινον Θεοῦ</w:t>
-      </w:r>
-    </w:p>
-    <w:p>
-      <w:pPr/>
-      <w:r>
-        <w:rPr>
-          <w:lang w:val="en_US" w:bidi="en_US"/>
-        </w:rPr>
-      </w:r>
-      <w:r>
-        <w:rPr>
-          <w:b/>
-          <w:lang w:val="en_US" w:bidi="en_US"/>
-        </w:rPr>
         <w:t>"to the glory and praise of God"</w:t>
       </w:r>
     </w:p>
@@ -4274,21 +3729,6 @@
           <w:b/>
           <w:lang w:val="en_US" w:bidi="en_US"/>
         </w:rPr>
-        <w:t>εἰς δόξαν καὶ ἔπαινον Θεοῦ</w:t>
-      </w:r>
-    </w:p>
-    <w:p>
-      <w:pPr/>
-      <w:r>
-        <w:rPr>
-          <w:lang w:val="en_US" w:bidi="en_US"/>
-        </w:rPr>
-      </w:r>
-      <w:r>
-        <w:rPr>
-          <w:b/>
-          <w:lang w:val="en_US" w:bidi="en_US"/>
-        </w:rPr>
         <w:t>"to the glory and praise of God"</w:t>
       </w:r>
     </w:p>
@@ -4398,21 +3838,6 @@
           <w:b/>
           <w:lang w:val="en_US" w:bidi="en_US"/>
         </w:rPr>
-        <w:t>ἀδελφοί</w:t>
-      </w:r>
-    </w:p>
-    <w:p>
-      <w:pPr/>
-      <w:r>
-        <w:rPr>
-          <w:lang w:val="en_US" w:bidi="en_US"/>
-        </w:rPr>
-      </w:r>
-      <w:r>
-        <w:rPr>
-          <w:b/>
-          <w:lang w:val="en_US" w:bidi="en_US"/>
-        </w:rPr>
         <w:t>"brothers"</w:t>
       </w:r>
     </w:p>
@@ -4509,21 +3934,6 @@
           <w:b/>
           <w:lang w:val="en_US" w:bidi="en_US"/>
         </w:rPr>
-        <w:t>ἀδελφοί</w:t>
-      </w:r>
-    </w:p>
-    <w:p>
-      <w:pPr/>
-      <w:r>
-        <w:rPr>
-          <w:lang w:val="en_US" w:bidi="en_US"/>
-        </w:rPr>
-      </w:r>
-      <w:r>
-        <w:rPr>
-          <w:b/>
-          <w:lang w:val="en_US" w:bidi="en_US"/>
-        </w:rPr>
         <w:t>"brothers"</w:t>
       </w:r>
     </w:p>
@@ -4620,21 +4030,6 @@
           <w:b/>
           <w:lang w:val="en_US" w:bidi="en_US"/>
         </w:rPr>
-        <w:t>τὰ κατ’ ἐμὲ</w:t>
-      </w:r>
-    </w:p>
-    <w:p>
-      <w:pPr/>
-      <w:r>
-        <w:rPr>
-          <w:lang w:val="en_US" w:bidi="en_US"/>
-        </w:rPr>
-      </w:r>
-      <w:r>
-        <w:rPr>
-          <w:b/>
-          <w:lang w:val="en_US" w:bidi="en_US"/>
-        </w:rPr>
         <w:t>"the things concerning me"</w:t>
       </w:r>
     </w:p>
@@ -4731,21 +4126,6 @@
           <w:b/>
           <w:lang w:val="en_US" w:bidi="en_US"/>
         </w:rPr>
-        <w:t>μᾶλλον εἰς προκοπὴν τοῦ εὐαγγελίου ἐλήλυθεν</w:t>
-      </w:r>
-    </w:p>
-    <w:p>
-      <w:pPr/>
-      <w:r>
-        <w:rPr>
-          <w:lang w:val="en_US" w:bidi="en_US"/>
-        </w:rPr>
-      </w:r>
-      <w:r>
-        <w:rPr>
-          <w:b/>
-          <w:lang w:val="en_US" w:bidi="en_US"/>
-        </w:rPr>
         <w:t>"have really happened for the advancement of the gospel"</w:t>
       </w:r>
     </w:p>
@@ -4842,21 +4222,6 @@
           <w:b/>
           <w:lang w:val="en_US" w:bidi="en_US"/>
         </w:rPr>
-        <w:t>ὥστε</w:t>
-      </w:r>
-    </w:p>
-    <w:p>
-      <w:pPr/>
-      <w:r>
-        <w:rPr>
-          <w:lang w:val="en_US" w:bidi="en_US"/>
-        </w:rPr>
-      </w:r>
-      <w:r>
-        <w:rPr>
-          <w:b/>
-          <w:lang w:val="en_US" w:bidi="en_US"/>
-        </w:rPr>
         <w:t>"As a result"</w:t>
       </w:r>
     </w:p>
@@ -4953,21 +4318,6 @@
           <w:b/>
           <w:lang w:val="en_US" w:bidi="en_US"/>
         </w:rPr>
-        <w:t>δεσμούς μου</w:t>
-      </w:r>
-    </w:p>
-    <w:p>
-      <w:pPr/>
-      <w:r>
-        <w:rPr>
-          <w:lang w:val="en_US" w:bidi="en_US"/>
-        </w:rPr>
-      </w:r>
-      <w:r>
-        <w:rPr>
-          <w:b/>
-          <w:lang w:val="en_US" w:bidi="en_US"/>
-        </w:rPr>
         <w:t>"my chains"</w:t>
       </w:r>
     </w:p>
@@ -4997,7 +4347,7 @@
         </w:rPr>
         <w:t xml:space="preserve">. See how you translated this phrase in </w:t>
       </w:r>
-      <w:hyperlink r:id="rId19">
+      <w:hyperlink r:id="rId17">
         <w:r>
           <w:rPr>
             <w:lang w:val="en_US" w:bidi="en_US"/>
@@ -5082,21 +4432,6 @@
           <w:b/>
           <w:lang w:val="en_US" w:bidi="en_US"/>
         </w:rPr>
-        <w:t>τοὺς δεσμούς μου &amp; ἐν Χριστῷ</w:t>
-      </w:r>
-    </w:p>
-    <w:p>
-      <w:pPr/>
-      <w:r>
-        <w:rPr>
-          <w:lang w:val="en_US" w:bidi="en_US"/>
-        </w:rPr>
-      </w:r>
-      <w:r>
-        <w:rPr>
-          <w:b/>
-          <w:lang w:val="en_US" w:bidi="en_US"/>
-        </w:rPr>
         <w:t>"my chains in Christ"</w:t>
       </w:r>
     </w:p>
@@ -5222,7 +4557,7 @@
         </w:rPr>
         <w:t xml:space="preserve"> in the previous verse </w:t>
       </w:r>
-      <w:hyperlink r:id="rId20">
+      <w:hyperlink r:id="rId18">
         <w:r>
           <w:rPr>
             <w:lang w:val="en_US" w:bidi="en_US"/>
@@ -5287,21 +4622,6 @@
           <w:b/>
           <w:lang w:val="en_US" w:bidi="en_US"/>
         </w:rPr>
-        <w:t>τῶν ἀδελφῶν</w:t>
-      </w:r>
-    </w:p>
-    <w:p>
-      <w:pPr/>
-      <w:r>
-        <w:rPr>
-          <w:lang w:val="en_US" w:bidi="en_US"/>
-        </w:rPr>
-      </w:r>
-      <w:r>
-        <w:rPr>
-          <w:b/>
-          <w:lang w:val="en_US" w:bidi="en_US"/>
-        </w:rPr>
         <w:t>"of the brothers"</w:t>
       </w:r>
     </w:p>
@@ -5398,21 +4718,6 @@
           <w:b/>
           <w:lang w:val="en_US" w:bidi="en_US"/>
         </w:rPr>
-        <w:t>ἐν Κυρίῳ πεποιθότας τοῖς δεσμοῖς μου</w:t>
-      </w:r>
-    </w:p>
-    <w:p>
-      <w:pPr/>
-      <w:r>
-        <w:rPr>
-          <w:lang w:val="en_US" w:bidi="en_US"/>
-        </w:rPr>
-      </w:r>
-      <w:r>
-        <w:rPr>
-          <w:b/>
-          <w:lang w:val="en_US" w:bidi="en_US"/>
-        </w:rPr>
         <w:t>"have become confident in the Lord by my chains"</w:t>
       </w:r>
     </w:p>
@@ -5509,21 +4814,6 @@
           <w:b/>
           <w:lang w:val="en_US" w:bidi="en_US"/>
         </w:rPr>
-        <w:t>καὶ τοὺς πλείονας τῶν ἀδελφῶν ἐν Κυρίῳ πεποιθότας τοῖς δεσμοῖς μου</w:t>
-      </w:r>
-    </w:p>
-    <w:p>
-      <w:pPr/>
-      <w:r>
-        <w:rPr>
-          <w:lang w:val="en_US" w:bidi="en_US"/>
-        </w:rPr>
-      </w:r>
-      <w:r>
-        <w:rPr>
-          <w:b/>
-          <w:lang w:val="en_US" w:bidi="en_US"/>
-        </w:rPr>
         <w:t>"And most of the brothers have become confident in the Lord by my chains"</w:t>
       </w:r>
     </w:p>
@@ -5607,21 +4897,6 @@
           <w:b/>
           <w:lang w:val="en_US" w:bidi="en_US"/>
         </w:rPr>
-        <w:t>δεσμοῖς μου</w:t>
-      </w:r>
-    </w:p>
-    <w:p>
-      <w:pPr/>
-      <w:r>
-        <w:rPr>
-          <w:lang w:val="en_US" w:bidi="en_US"/>
-        </w:rPr>
-      </w:r>
-      <w:r>
-        <w:rPr>
-          <w:b/>
-          <w:lang w:val="en_US" w:bidi="en_US"/>
-        </w:rPr>
         <w:t>"by my chains"</w:t>
       </w:r>
     </w:p>
@@ -5651,7 +4926,7 @@
         </w:rPr>
         <w:t xml:space="preserve"> in </w:t>
       </w:r>
-      <w:hyperlink r:id="rId19">
+      <w:hyperlink r:id="rId17">
         <w:r>
           <w:rPr>
             <w:lang w:val="en_US" w:bidi="en_US"/>
@@ -5669,7 +4944,7 @@
         </w:rPr>
         <w:t xml:space="preserve"> and </w:t>
       </w:r>
-      <w:hyperlink r:id="rId21">
+      <w:hyperlink r:id="rId19">
         <w:r>
           <w:rPr>
             <w:lang w:val="en_US" w:bidi="en_US"/>
@@ -5754,21 +5029,6 @@
           <w:b/>
           <w:lang w:val="en_US" w:bidi="en_US"/>
         </w:rPr>
-        <w:t>τὸν λόγον</w:t>
-      </w:r>
-    </w:p>
-    <w:p>
-      <w:pPr/>
-      <w:r>
-        <w:rPr>
-          <w:lang w:val="en_US" w:bidi="en_US"/>
-        </w:rPr>
-      </w:r>
-      <w:r>
-        <w:rPr>
-          <w:b/>
-          <w:lang w:val="en_US" w:bidi="en_US"/>
-        </w:rPr>
         <w:t>"the word"</w:t>
       </w:r>
     </w:p>
@@ -5881,7 +5141,7 @@
         </w:rPr>
         <w:t xml:space="preserve">Beginning in this verse, and extending to the end of </w:t>
       </w:r>
-      <w:hyperlink r:id="rId22">
+      <w:hyperlink r:id="rId20">
         <w:r>
           <w:rPr>
             <w:lang w:val="en_US" w:bidi="en_US"/>
@@ -5899,7 +5159,7 @@
         </w:rPr>
         <w:t xml:space="preserve">, Paul uses a poetic device called chiasm that could be confusing in some languages. You may need to reorder certain things in </w:t>
       </w:r>
-      <w:hyperlink r:id="rId23">
+      <w:hyperlink r:id="rId21">
         <w:r>
           <w:rPr>
             <w:lang w:val="en_US" w:bidi="en_US"/>
@@ -5964,21 +5224,6 @@
           <w:b/>
           <w:lang w:val="en_US" w:bidi="en_US"/>
         </w:rPr>
-        <w:t>τινὲς μὲν καὶ &amp; τὸν Χριστὸν κηρύσσουσιν</w:t>
-      </w:r>
-    </w:p>
-    <w:p>
-      <w:pPr/>
-      <w:r>
-        <w:rPr>
-          <w:lang w:val="en_US" w:bidi="en_US"/>
-        </w:rPr>
-      </w:r>
-      <w:r>
-        <w:rPr>
-          <w:b/>
-          <w:lang w:val="en_US" w:bidi="en_US"/>
-        </w:rPr>
         <w:t>"Some indeed even proclaim Christ"</w:t>
       </w:r>
     </w:p>
@@ -6042,21 +5287,6 @@
           <w:b/>
           <w:lang w:val="en_US" w:bidi="en_US"/>
         </w:rPr>
-        <w:t>διὰ φθόνον καὶ ἔριν</w:t>
-      </w:r>
-    </w:p>
-    <w:p>
-      <w:pPr/>
-      <w:r>
-        <w:rPr>
-          <w:lang w:val="en_US" w:bidi="en_US"/>
-        </w:rPr>
-      </w:r>
-      <w:r>
-        <w:rPr>
-          <w:b/>
-          <w:lang w:val="en_US" w:bidi="en_US"/>
-        </w:rPr>
         <w:t>"because of envy and strife"</w:t>
       </w:r>
     </w:p>
@@ -6166,21 +5396,6 @@
           <w:b/>
           <w:lang w:val="en_US" w:bidi="en_US"/>
         </w:rPr>
-        <w:t>εὐδοκίαν</w:t>
-      </w:r>
-    </w:p>
-    <w:p>
-      <w:pPr/>
-      <w:r>
-        <w:rPr>
-          <w:lang w:val="en_US" w:bidi="en_US"/>
-        </w:rPr>
-      </w:r>
-      <w:r>
-        <w:rPr>
-          <w:b/>
-          <w:lang w:val="en_US" w:bidi="en_US"/>
-        </w:rPr>
         <w:t>"goodwill"</w:t>
       </w:r>
     </w:p>
@@ -6277,21 +5492,6 @@
           <w:b/>
           <w:lang w:val="en_US" w:bidi="en_US"/>
         </w:rPr>
-        <w:t>ἐξ ἀγάπης</w:t>
-      </w:r>
-    </w:p>
-    <w:p>
-      <w:pPr/>
-      <w:r>
-        <w:rPr>
-          <w:lang w:val="en_US" w:bidi="en_US"/>
-        </w:rPr>
-      </w:r>
-      <w:r>
-        <w:rPr>
-          <w:b/>
-          <w:lang w:val="en_US" w:bidi="en_US"/>
-        </w:rPr>
         <w:t>"from love"</w:t>
       </w:r>
     </w:p>
@@ -6427,21 +5627,6 @@
           <w:b/>
           <w:lang w:val="en_US" w:bidi="en_US"/>
         </w:rPr>
-        <w:t>κεῖμαι</w:t>
-      </w:r>
-    </w:p>
-    <w:p>
-      <w:pPr/>
-      <w:r>
-        <w:rPr>
-          <w:lang w:val="en_US" w:bidi="en_US"/>
-        </w:rPr>
-      </w:r>
-      <w:r>
-        <w:rPr>
-          <w:b/>
-          <w:lang w:val="en_US" w:bidi="en_US"/>
-        </w:rPr>
         <w:t>"I am appointed"</w:t>
       </w:r>
     </w:p>
@@ -6538,21 +5723,6 @@
           <w:b/>
           <w:lang w:val="en_US" w:bidi="en_US"/>
         </w:rPr>
-        <w:t>εἰς ἀπολογίαν τοῦ εὐαγγελίου</w:t>
-      </w:r>
-    </w:p>
-    <w:p>
-      <w:pPr/>
-      <w:r>
-        <w:rPr>
-          <w:lang w:val="en_US" w:bidi="en_US"/>
-        </w:rPr>
-      </w:r>
-      <w:r>
-        <w:rPr>
-          <w:b/>
-          <w:lang w:val="en_US" w:bidi="en_US"/>
-        </w:rPr>
         <w:t>"for the defense of the gospel"</w:t>
       </w:r>
     </w:p>
@@ -6569,7 +5739,7 @@
         </w:rPr>
         <w:t xml:space="preserve">Paul is speaking of the gospel as though it were a place or person that could be attacked. If this is confusing in your language, you can use plain language. See how you translated “defense and confirmation of the gospel” in </w:t>
       </w:r>
-      <w:hyperlink r:id="rId19">
+      <w:hyperlink r:id="rId17">
         <w:r>
           <w:rPr>
             <w:lang w:val="en_US" w:bidi="en_US"/>
@@ -6654,21 +5824,6 @@
           <w:b/>
           <w:lang w:val="en_US" w:bidi="en_US"/>
         </w:rPr>
-        <w:t>εἰς ἀπολογίαν τοῦ εὐαγγελίου κεῖμαι</w:t>
-      </w:r>
-    </w:p>
-    <w:p>
-      <w:pPr/>
-      <w:r>
-        <w:rPr>
-          <w:lang w:val="en_US" w:bidi="en_US"/>
-        </w:rPr>
-      </w:r>
-      <w:r>
-        <w:rPr>
-          <w:b/>
-          <w:lang w:val="en_US" w:bidi="en_US"/>
-        </w:rPr>
         <w:t>"I am appointed for the defense of the gospel"</w:t>
       </w:r>
     </w:p>
@@ -6781,7 +5936,7 @@
         </w:rPr>
         <w:t xml:space="preserve">See how you translated the phrase “defense and confirmation of the gospel” in </w:t>
       </w:r>
-      <w:hyperlink r:id="rId19">
+      <w:hyperlink r:id="rId17">
         <w:r>
           <w:rPr>
             <w:lang w:val="en_US" w:bidi="en_US"/>
@@ -6846,21 +6001,6 @@
           <w:b/>
           <w:lang w:val="en_US" w:bidi="en_US"/>
         </w:rPr>
-        <w:t>οἱ δὲ ἐξ ἐριθείας τὸν Χριστὸν καταγγέλλουσιν</w:t>
-      </w:r>
-    </w:p>
-    <w:p>
-      <w:pPr/>
-      <w:r>
-        <w:rPr>
-          <w:lang w:val="en_US" w:bidi="en_US"/>
-        </w:rPr>
-      </w:r>
-      <w:r>
-        <w:rPr>
-          <w:b/>
-          <w:lang w:val="en_US" w:bidi="en_US"/>
-        </w:rPr>
         <w:t>"but the ones from selfish ambition proclaim Christ"</w:t>
       </w:r>
     </w:p>
@@ -6957,21 +6097,6 @@
           <w:b/>
           <w:lang w:val="en_US" w:bidi="en_US"/>
         </w:rPr>
-        <w:t>οὐχ ἁγνῶς</w:t>
-      </w:r>
-    </w:p>
-    <w:p>
-      <w:pPr/>
-      <w:r>
-        <w:rPr>
-          <w:lang w:val="en_US" w:bidi="en_US"/>
-        </w:rPr>
-      </w:r>
-      <w:r>
-        <w:rPr>
-          <w:b/>
-          <w:lang w:val="en_US" w:bidi="en_US"/>
-        </w:rPr>
         <w:t>"not sincerely"</w:t>
       </w:r>
     </w:p>
@@ -7035,21 +6160,6 @@
           <w:b/>
           <w:lang w:val="en_US" w:bidi="en_US"/>
         </w:rPr>
-        <w:t>τοῖς δεσμοῖς μου</w:t>
-      </w:r>
-    </w:p>
-    <w:p>
-      <w:pPr/>
-      <w:r>
-        <w:rPr>
-          <w:lang w:val="en_US" w:bidi="en_US"/>
-        </w:rPr>
-      </w:r>
-      <w:r>
-        <w:rPr>
-          <w:b/>
-          <w:lang w:val="en_US" w:bidi="en_US"/>
-        </w:rPr>
         <w:t>"in my chains"</w:t>
       </w:r>
     </w:p>
@@ -7079,7 +6189,7 @@
         </w:rPr>
         <w:t xml:space="preserve"> in </w:t>
       </w:r>
-      <w:hyperlink r:id="rId19">
+      <w:hyperlink r:id="rId17">
         <w:r>
           <w:rPr>
             <w:lang w:val="en_US" w:bidi="en_US"/>
@@ -7097,7 +6207,7 @@
         </w:rPr>
         <w:t xml:space="preserve"> and </w:t>
       </w:r>
-      <w:hyperlink r:id="rId21">
+      <w:hyperlink r:id="rId19">
         <w:r>
           <w:rPr>
             <w:lang w:val="en_US" w:bidi="en_US"/>
@@ -7182,21 +6292,6 @@
           <w:b/>
           <w:lang w:val="en_US" w:bidi="en_US"/>
         </w:rPr>
-        <w:t>οἰόμενοι θλῖψιν ἐγείρειν τοῖς δεσμοῖς μου</w:t>
-      </w:r>
-    </w:p>
-    <w:p>
-      <w:pPr/>
-      <w:r>
-        <w:rPr>
-          <w:lang w:val="en_US" w:bidi="en_US"/>
-        </w:rPr>
-      </w:r>
-      <w:r>
-        <w:rPr>
-          <w:b/>
-          <w:lang w:val="en_US" w:bidi="en_US"/>
-        </w:rPr>
         <w:t>"supposing to raise up trouble in my chains"</w:t>
       </w:r>
     </w:p>
@@ -7280,21 +6375,6 @@
           <w:b/>
           <w:lang w:val="en_US" w:bidi="en_US"/>
         </w:rPr>
-        <w:t>τί γάρ</w:t>
-      </w:r>
-    </w:p>
-    <w:p>
-      <w:pPr/>
-      <w:r>
-        <w:rPr>
-          <w:lang w:val="en_US" w:bidi="en_US"/>
-        </w:rPr>
-      </w:r>
-      <w:r>
-        <w:rPr>
-          <w:b/>
-          <w:lang w:val="en_US" w:bidi="en_US"/>
-        </w:rPr>
         <w:t>"What then"</w:t>
       </w:r>
     </w:p>
@@ -7391,21 +6471,6 @@
           <w:b/>
           <w:lang w:val="en_US" w:bidi="en_US"/>
         </w:rPr>
-        <w:t>τί γάρ</w:t>
-      </w:r>
-    </w:p>
-    <w:p>
-      <w:pPr/>
-      <w:r>
-        <w:rPr>
-          <w:lang w:val="en_US" w:bidi="en_US"/>
-        </w:rPr>
-      </w:r>
-      <w:r>
-        <w:rPr>
-          <w:b/>
-          <w:lang w:val="en_US" w:bidi="en_US"/>
-        </w:rPr>
         <w:t>"What then"</w:t>
       </w:r>
     </w:p>
@@ -7502,21 +6567,6 @@
           <w:b/>
           <w:lang w:val="en_US" w:bidi="en_US"/>
         </w:rPr>
-        <w:t>Χριστὸς καταγγέλλεται</w:t>
-      </w:r>
-    </w:p>
-    <w:p>
-      <w:pPr/>
-      <w:r>
-        <w:rPr>
-          <w:lang w:val="en_US" w:bidi="en_US"/>
-        </w:rPr>
-      </w:r>
-      <w:r>
-        <w:rPr>
-          <w:b/>
-          <w:lang w:val="en_US" w:bidi="en_US"/>
-        </w:rPr>
         <w:t>"Christ is proclaimed"</w:t>
       </w:r>
     </w:p>
@@ -7613,21 +6663,6 @@
           <w:b/>
           <w:lang w:val="en_US" w:bidi="en_US"/>
         </w:rPr>
-        <w:t>τοῦτό</w:t>
-      </w:r>
-    </w:p>
-    <w:p>
-      <w:pPr/>
-      <w:r>
-        <w:rPr>
-          <w:lang w:val="en_US" w:bidi="en_US"/>
-        </w:rPr>
-      </w:r>
-      <w:r>
-        <w:rPr>
-          <w:b/>
-          <w:lang w:val="en_US" w:bidi="en_US"/>
-        </w:rPr>
         <w:t>"this"</w:t>
       </w:r>
     </w:p>
@@ -7724,21 +6759,6 @@
           <w:b/>
           <w:lang w:val="en_US" w:bidi="en_US"/>
         </w:rPr>
-        <w:t>οἶδα γὰρ ὅτι τοῦτό μοι ἀποβήσεται εἰς σωτηρίαν</w:t>
-      </w:r>
-    </w:p>
-    <w:p>
-      <w:pPr/>
-      <w:r>
-        <w:rPr>
-          <w:lang w:val="en_US" w:bidi="en_US"/>
-        </w:rPr>
-      </w:r>
-      <w:r>
-        <w:rPr>
-          <w:b/>
-          <w:lang w:val="en_US" w:bidi="en_US"/>
-        </w:rPr>
         <w:t>"for I know that this will result to me in deliverance"</w:t>
       </w:r>
     </w:p>
@@ -7835,21 +6855,6 @@
           <w:b/>
           <w:lang w:val="en_US" w:bidi="en_US"/>
         </w:rPr>
-        <w:t>ἐπιχορηγίας τοῦ Πνεύματος Ἰησοῦ Χριστοῦ</w:t>
-      </w:r>
-    </w:p>
-    <w:p>
-      <w:pPr/>
-      <w:r>
-        <w:rPr>
-          <w:lang w:val="en_US" w:bidi="en_US"/>
-        </w:rPr>
-      </w:r>
-      <w:r>
-        <w:rPr>
-          <w:b/>
-          <w:lang w:val="en_US" w:bidi="en_US"/>
-        </w:rPr>
         <w:t>"the provision of the Spirit of Jesus Christ"</w:t>
       </w:r>
     </w:p>
@@ -7946,21 +6951,6 @@
           <w:b/>
           <w:lang w:val="en_US" w:bidi="en_US"/>
         </w:rPr>
-        <w:t>ἀποκαραδοκίαν καὶ ἐλπίδα</w:t>
-      </w:r>
-    </w:p>
-    <w:p>
-      <w:pPr/>
-      <w:r>
-        <w:rPr>
-          <w:lang w:val="en_US" w:bidi="en_US"/>
-        </w:rPr>
-      </w:r>
-      <w:r>
-        <w:rPr>
-          <w:b/>
-          <w:lang w:val="en_US" w:bidi="en_US"/>
-        </w:rPr>
         <w:t>"eager expectation and hope"</w:t>
       </w:r>
     </w:p>
@@ -8070,21 +7060,6 @@
           <w:b/>
           <w:lang w:val="en_US" w:bidi="en_US"/>
         </w:rPr>
-        <w:t>κατὰ τὴν ἀποκαραδοκίαν καὶ ἐλπίδα μου</w:t>
-      </w:r>
-    </w:p>
-    <w:p>
-      <w:pPr/>
-      <w:r>
-        <w:rPr>
-          <w:lang w:val="en_US" w:bidi="en_US"/>
-        </w:rPr>
-      </w:r>
-      <w:r>
-        <w:rPr>
-          <w:b/>
-          <w:lang w:val="en_US" w:bidi="en_US"/>
-        </w:rPr>
         <w:t>"according to my eager expectation and hope"</w:t>
       </w:r>
     </w:p>
@@ -8194,21 +7169,6 @@
           <w:b/>
           <w:lang w:val="en_US" w:bidi="en_US"/>
         </w:rPr>
-        <w:t>ἐν τῷ σώματί μου</w:t>
-      </w:r>
-    </w:p>
-    <w:p>
-      <w:pPr/>
-      <w:r>
-        <w:rPr>
-          <w:lang w:val="en_US" w:bidi="en_US"/>
-        </w:rPr>
-      </w:r>
-      <w:r>
-        <w:rPr>
-          <w:b/>
-          <w:lang w:val="en_US" w:bidi="en_US"/>
-        </w:rPr>
         <w:t>"in my body"</w:t>
       </w:r>
     </w:p>
@@ -8251,7 +7211,7 @@
         </w:rPr>
         <w:t xml:space="preserve"> because it was with his earthly body that he would serve God on earth until he died, as he explains in more detail in </w:t>
       </w:r>
-      <w:hyperlink r:id="rId24">
+      <w:hyperlink r:id="rId22">
         <w:r>
           <w:rPr>
             <w:lang w:val="en_US" w:bidi="en_US"/>
@@ -8336,21 +7296,6 @@
           <w:b/>
           <w:lang w:val="en_US" w:bidi="en_US"/>
         </w:rPr>
-        <w:t>ἐν οὐδενὶ αἰσχυνθήσομαι, ἀλλ’</w:t>
-      </w:r>
-    </w:p>
-    <w:p>
-      <w:pPr/>
-      <w:r>
-        <w:rPr>
-          <w:lang w:val="en_US" w:bidi="en_US"/>
-        </w:rPr>
-      </w:r>
-      <w:r>
-        <w:rPr>
-          <w:b/>
-          <w:lang w:val="en_US" w:bidi="en_US"/>
-        </w:rPr>
         <w:t>"I will in nothing be ashamed, but"</w:t>
       </w:r>
     </w:p>
@@ -8447,21 +7392,6 @@
           <w:b/>
           <w:lang w:val="en_US" w:bidi="en_US"/>
         </w:rPr>
-        <w:t>ἐν πάσῃ παρρησίᾳ</w:t>
-      </w:r>
-    </w:p>
-    <w:p>
-      <w:pPr/>
-      <w:r>
-        <w:rPr>
-          <w:lang w:val="en_US" w:bidi="en_US"/>
-        </w:rPr>
-      </w:r>
-      <w:r>
-        <w:rPr>
-          <w:b/>
-          <w:lang w:val="en_US" w:bidi="en_US"/>
-        </w:rPr>
         <w:t>"in everything have boldness"</w:t>
       </w:r>
     </w:p>
@@ -8558,21 +7488,6 @@
           <w:b/>
           <w:lang w:val="en_US" w:bidi="en_US"/>
         </w:rPr>
-        <w:t>εἴτε διὰ ζωῆς εἴτε διὰ θανάτου</w:t>
-      </w:r>
-    </w:p>
-    <w:p>
-      <w:pPr/>
-      <w:r>
-        <w:rPr>
-          <w:lang w:val="en_US" w:bidi="en_US"/>
-        </w:rPr>
-      </w:r>
-      <w:r>
-        <w:rPr>
-          <w:b/>
-          <w:lang w:val="en_US" w:bidi="en_US"/>
-        </w:rPr>
         <w:t>"whether through life or through death"</w:t>
       </w:r>
     </w:p>
@@ -8682,21 +7597,6 @@
           <w:b/>
           <w:lang w:val="en_US" w:bidi="en_US"/>
         </w:rPr>
-        <w:t>κέρδος</w:t>
-      </w:r>
-    </w:p>
-    <w:p>
-      <w:pPr/>
-      <w:r>
-        <w:rPr>
-          <w:lang w:val="en_US" w:bidi="en_US"/>
-        </w:rPr>
-      </w:r>
-      <w:r>
-        <w:rPr>
-          <w:b/>
-          <w:lang w:val="en_US" w:bidi="en_US"/>
-        </w:rPr>
         <w:t>"is} gain"</w:t>
       </w:r>
     </w:p>
@@ -8793,21 +7693,6 @@
           <w:b/>
           <w:lang w:val="en_US" w:bidi="en_US"/>
         </w:rPr>
-        <w:t>ἐν σαρκί</w:t>
-      </w:r>
-    </w:p>
-    <w:p>
-      <w:pPr/>
-      <w:r>
-        <w:rPr>
-          <w:lang w:val="en_US" w:bidi="en_US"/>
-        </w:rPr>
-      </w:r>
-      <w:r>
-        <w:rPr>
-          <w:b/>
-          <w:lang w:val="en_US" w:bidi="en_US"/>
-        </w:rPr>
         <w:t>"in the flesh"</w:t>
       </w:r>
     </w:p>
@@ -8917,21 +7802,6 @@
           <w:b/>
           <w:lang w:val="en_US" w:bidi="en_US"/>
         </w:rPr>
-        <w:t>τοῦτό μοι καρπὸς ἔργου</w:t>
-      </w:r>
-    </w:p>
-    <w:p>
-      <w:pPr/>
-      <w:r>
-        <w:rPr>
-          <w:lang w:val="en_US" w:bidi="en_US"/>
-        </w:rPr>
-      </w:r>
-      <w:r>
-        <w:rPr>
-          <w:b/>
-          <w:lang w:val="en_US" w:bidi="en_US"/>
-        </w:rPr>
         <w:t>"this {is} fruitful labor for me"</w:t>
       </w:r>
     </w:p>
@@ -9028,21 +7898,6 @@
           <w:b/>
           <w:lang w:val="en_US" w:bidi="en_US"/>
         </w:rPr>
-        <w:t>τοῦτό μοι καρπὸς ἔργου</w:t>
-      </w:r>
-    </w:p>
-    <w:p>
-      <w:pPr/>
-      <w:r>
-        <w:rPr>
-          <w:lang w:val="en_US" w:bidi="en_US"/>
-        </w:rPr>
-      </w:r>
-      <w:r>
-        <w:rPr>
-          <w:b/>
-          <w:lang w:val="en_US" w:bidi="en_US"/>
-        </w:rPr>
         <w:t>"this {is} fruitful labor for me"</w:t>
       </w:r>
     </w:p>
@@ -9139,21 +7994,6 @@
           <w:b/>
           <w:lang w:val="en_US" w:bidi="en_US"/>
         </w:rPr>
-        <w:t>συνέχομαι δὲ ἐκ τῶν δύο</w:t>
-      </w:r>
-    </w:p>
-    <w:p>
-      <w:pPr/>
-      <w:r>
-        <w:rPr>
-          <w:lang w:val="en_US" w:bidi="en_US"/>
-        </w:rPr>
-      </w:r>
-      <w:r>
-        <w:rPr>
-          <w:b/>
-          <w:lang w:val="en_US" w:bidi="en_US"/>
-        </w:rPr>
         <w:t>"But I am hard pressed between the two"</w:t>
       </w:r>
     </w:p>
@@ -9250,21 +8090,6 @@
           <w:b/>
           <w:lang w:val="en_US" w:bidi="en_US"/>
         </w:rPr>
-        <w:t>συνέχομαι</w:t>
-      </w:r>
-    </w:p>
-    <w:p>
-      <w:pPr/>
-      <w:r>
-        <w:rPr>
-          <w:lang w:val="en_US" w:bidi="en_US"/>
-        </w:rPr>
-      </w:r>
-      <w:r>
-        <w:rPr>
-          <w:b/>
-          <w:lang w:val="en_US" w:bidi="en_US"/>
-        </w:rPr>
         <w:t>"I am hard pressed"</w:t>
       </w:r>
     </w:p>
@@ -9361,21 +8186,6 @@
           <w:b/>
           <w:lang w:val="en_US" w:bidi="en_US"/>
         </w:rPr>
-        <w:t>τῶν δύο</w:t>
-      </w:r>
-    </w:p>
-    <w:p>
-      <w:pPr/>
-      <w:r>
-        <w:rPr>
-          <w:lang w:val="en_US" w:bidi="en_US"/>
-        </w:rPr>
-      </w:r>
-      <w:r>
-        <w:rPr>
-          <w:b/>
-          <w:lang w:val="en_US" w:bidi="en_US"/>
-        </w:rPr>
         <w:t>"the two"</w:t>
       </w:r>
     </w:p>
@@ -9485,21 +8295,6 @@
           <w:b/>
           <w:lang w:val="en_US" w:bidi="en_US"/>
         </w:rPr>
-        <w:t>τὴν ἐπιθυμίαν ἔχων</w:t>
-      </w:r>
-    </w:p>
-    <w:p>
-      <w:pPr/>
-      <w:r>
-        <w:rPr>
-          <w:lang w:val="en_US" w:bidi="en_US"/>
-        </w:rPr>
-      </w:r>
-      <w:r>
-        <w:rPr>
-          <w:b/>
-          <w:lang w:val="en_US" w:bidi="en_US"/>
-        </w:rPr>
         <w:t>"having the desire"</w:t>
       </w:r>
     </w:p>
@@ -9596,21 +8391,6 @@
           <w:b/>
           <w:lang w:val="en_US" w:bidi="en_US"/>
         </w:rPr>
-        <w:t>ἀναλῦσαι</w:t>
-      </w:r>
-    </w:p>
-    <w:p>
-      <w:pPr/>
-      <w:r>
-        <w:rPr>
-          <w:lang w:val="en_US" w:bidi="en_US"/>
-        </w:rPr>
-      </w:r>
-      <w:r>
-        <w:rPr>
-          <w:b/>
-          <w:lang w:val="en_US" w:bidi="en_US"/>
-        </w:rPr>
         <w:t>"to depart"</w:t>
       </w:r>
     </w:p>
@@ -9720,21 +8500,6 @@
           <w:b/>
           <w:lang w:val="en_US" w:bidi="en_US"/>
         </w:rPr>
-        <w:t>τὸ δὲ ἐπιμένειν ἐν τῇ σαρκὶ</w:t>
-      </w:r>
-    </w:p>
-    <w:p>
-      <w:pPr/>
-      <w:r>
-        <w:rPr>
-          <w:lang w:val="en_US" w:bidi="en_US"/>
-        </w:rPr>
-      </w:r>
-      <w:r>
-        <w:rPr>
-          <w:b/>
-          <w:lang w:val="en_US" w:bidi="en_US"/>
-        </w:rPr>
         <w:t>"but to remain in the flesh"</w:t>
       </w:r>
     </w:p>
@@ -9777,7 +8542,7 @@
         </w:rPr>
         <w:t xml:space="preserve"> in </w:t>
       </w:r>
-      <w:hyperlink r:id="rId25">
+      <w:hyperlink r:id="rId23">
         <w:r>
           <w:rPr>
             <w:lang w:val="en_US" w:bidi="en_US"/>
@@ -9862,21 +8627,6 @@
           <w:b/>
           <w:lang w:val="en_US" w:bidi="en_US"/>
         </w:rPr>
-        <w:t>ἀναγκαιότερον</w:t>
-      </w:r>
-    </w:p>
-    <w:p>
-      <w:pPr/>
-      <w:r>
-        <w:rPr>
-          <w:lang w:val="en_US" w:bidi="en_US"/>
-        </w:rPr>
-      </w:r>
-      <w:r>
-        <w:rPr>
-          <w:b/>
-          <w:lang w:val="en_US" w:bidi="en_US"/>
-        </w:rPr>
         <w:t>"is} more necessary"</w:t>
       </w:r>
     </w:p>
@@ -10002,7 +8752,7 @@
         </w:rPr>
         <w:t xml:space="preserve"> in </w:t>
       </w:r>
-      <w:hyperlink r:id="rId18">
+      <w:hyperlink r:id="rId16">
         <w:r>
           <w:rPr>
             <w:lang w:val="en_US" w:bidi="en_US"/>
@@ -10067,21 +8817,6 @@
           <w:b/>
           <w:lang w:val="en_US" w:bidi="en_US"/>
         </w:rPr>
-        <w:t>καὶ τοῦτο πεποιθὼς</w:t>
-      </w:r>
-    </w:p>
-    <w:p>
-      <w:pPr/>
-      <w:r>
-        <w:rPr>
-          <w:lang w:val="en_US" w:bidi="en_US"/>
-        </w:rPr>
-      </w:r>
-      <w:r>
-        <w:rPr>
-          <w:b/>
-          <w:lang w:val="en_US" w:bidi="en_US"/>
-        </w:rPr>
         <w:t>"And having become confident of this"</w:t>
       </w:r>
     </w:p>
@@ -10111,7 +8846,7 @@
         </w:rPr>
         <w:t xml:space="preserve"> refers back to </w:t>
       </w:r>
-      <w:hyperlink r:id="rId26">
+      <w:hyperlink r:id="rId24">
         <w:r>
           <w:rPr>
             <w:lang w:val="en_US" w:bidi="en_US"/>
@@ -10209,21 +8944,6 @@
           <w:b/>
           <w:lang w:val="en_US" w:bidi="en_US"/>
         </w:rPr>
-        <w:t>τοῦτο πεποιθὼς</w:t>
-      </w:r>
-    </w:p>
-    <w:p>
-      <w:pPr/>
-      <w:r>
-        <w:rPr>
-          <w:lang w:val="en_US" w:bidi="en_US"/>
-        </w:rPr>
-      </w:r>
-      <w:r>
-        <w:rPr>
-          <w:b/>
-          <w:lang w:val="en_US" w:bidi="en_US"/>
-        </w:rPr>
         <w:t>"having become confident of this"</w:t>
       </w:r>
     </w:p>
@@ -10307,21 +9027,6 @@
           <w:b/>
           <w:lang w:val="en_US" w:bidi="en_US"/>
         </w:rPr>
-        <w:t>μενῶ</w:t>
-      </w:r>
-    </w:p>
-    <w:p>
-      <w:pPr/>
-      <w:r>
-        <w:rPr>
-          <w:lang w:val="en_US" w:bidi="en_US"/>
-        </w:rPr>
-      </w:r>
-      <w:r>
-        <w:rPr>
-          <w:b/>
-          <w:lang w:val="en_US" w:bidi="en_US"/>
-        </w:rPr>
         <w:t>"I will remain"</w:t>
       </w:r>
     </w:p>
@@ -10364,7 +9069,7 @@
         </w:rPr>
         <w:t xml:space="preserve"> in </w:t>
       </w:r>
-      <w:hyperlink r:id="rId26">
+      <w:hyperlink r:id="rId24">
         <w:r>
           <w:rPr>
             <w:lang w:val="en_US" w:bidi="en_US"/>
@@ -10449,21 +9154,6 @@
           <w:b/>
           <w:lang w:val="en_US" w:bidi="en_US"/>
         </w:rPr>
-        <w:t>μενῶ καὶ παραμενῶ</w:t>
-      </w:r>
-    </w:p>
-    <w:p>
-      <w:pPr/>
-      <w:r>
-        <w:rPr>
-          <w:lang w:val="en_US" w:bidi="en_US"/>
-        </w:rPr>
-      </w:r>
-      <w:r>
-        <w:rPr>
-          <w:b/>
-          <w:lang w:val="en_US" w:bidi="en_US"/>
-        </w:rPr>
         <w:t>"I will remain and will continue with"</w:t>
       </w:r>
     </w:p>
@@ -10576,7 +9266,7 @@
         </w:rPr>
         <w:t xml:space="preserve"> in </w:t>
       </w:r>
-      <w:hyperlink r:id="rId16">
+      <w:hyperlink r:id="rId14">
         <w:r>
           <w:rPr>
             <w:lang w:val="en_US" w:bidi="en_US"/>
@@ -10661,21 +9351,6 @@
           <w:b/>
           <w:lang w:val="en_US" w:bidi="en_US"/>
         </w:rPr>
-        <w:t>εἰς τὴν ὑμῶν προκοπὴν καὶ χαρὰν</w:t>
-      </w:r>
-    </w:p>
-    <w:p>
-      <w:pPr/>
-      <w:r>
-        <w:rPr>
-          <w:lang w:val="en_US" w:bidi="en_US"/>
-        </w:rPr>
-      </w:r>
-      <w:r>
-        <w:rPr>
-          <w:b/>
-          <w:lang w:val="en_US" w:bidi="en_US"/>
-        </w:rPr>
         <w:t>"for your progress and joy"</w:t>
       </w:r>
     </w:p>
@@ -10785,21 +9460,6 @@
           <w:b/>
           <w:lang w:val="en_US" w:bidi="en_US"/>
         </w:rPr>
-        <w:t>εἰς τὴν ὑμῶν προκοπὴν καὶ χαρὰν</w:t>
-      </w:r>
-    </w:p>
-    <w:p>
-      <w:pPr/>
-      <w:r>
-        <w:rPr>
-          <w:lang w:val="en_US" w:bidi="en_US"/>
-        </w:rPr>
-      </w:r>
-      <w:r>
-        <w:rPr>
-          <w:b/>
-          <w:lang w:val="en_US" w:bidi="en_US"/>
-        </w:rPr>
         <w:t>"for your progress and joy"</w:t>
       </w:r>
     </w:p>
@@ -10951,7 +9611,7 @@
         </w:rPr>
         <w:t xml:space="preserve"> in </w:t>
       </w:r>
-      <w:hyperlink r:id="rId18">
+      <w:hyperlink r:id="rId16">
         <w:r>
           <w:rPr>
             <w:lang w:val="en_US" w:bidi="en_US"/>
@@ -11016,21 +9676,6 @@
           <w:b/>
           <w:lang w:val="en_US" w:bidi="en_US"/>
         </w:rPr>
-        <w:t>τῆς πίστεως</w:t>
-      </w:r>
-    </w:p>
-    <w:p>
-      <w:pPr/>
-      <w:r>
-        <w:rPr>
-          <w:lang w:val="en_US" w:bidi="en_US"/>
-        </w:rPr>
-      </w:r>
-      <w:r>
-        <w:rPr>
-          <w:b/>
-          <w:lang w:val="en_US" w:bidi="en_US"/>
-        </w:rPr>
         <w:t>"in the faith"</w:t>
       </w:r>
     </w:p>
@@ -11127,21 +9772,6 @@
           <w:b/>
           <w:lang w:val="en_US" w:bidi="en_US"/>
         </w:rPr>
-        <w:t>ἵνα</w:t>
-      </w:r>
-    </w:p>
-    <w:p>
-      <w:pPr/>
-      <w:r>
-        <w:rPr>
-          <w:lang w:val="en_US" w:bidi="en_US"/>
-        </w:rPr>
-      </w:r>
-      <w:r>
-        <w:rPr>
-          <w:b/>
-          <w:lang w:val="en_US" w:bidi="en_US"/>
-        </w:rPr>
         <w:t>"so that"</w:t>
       </w:r>
     </w:p>
@@ -11171,7 +9801,7 @@
         </w:rPr>
         <w:t xml:space="preserve"> indicates that what follows is the purpose of what came before it. The purpose of Paul remaining alive, (</w:t>
       </w:r>
-      <w:hyperlink r:id="rId27">
+      <w:hyperlink r:id="rId25">
         <w:r>
           <w:rPr>
             <w:lang w:val="en_US" w:bidi="en_US"/>
@@ -11256,21 +9886,6 @@
           <w:b/>
           <w:lang w:val="en_US" w:bidi="en_US"/>
         </w:rPr>
-        <w:t>καύχημα &amp; ἐν</w:t>
-      </w:r>
-    </w:p>
-    <w:p>
-      <w:pPr/>
-      <w:r>
-        <w:rPr>
-          <w:lang w:val="en_US" w:bidi="en_US"/>
-        </w:rPr>
-      </w:r>
-      <w:r>
-        <w:rPr>
-          <w:b/>
-          <w:lang w:val="en_US" w:bidi="en_US"/>
-        </w:rPr>
         <w:t>"boasting in"</w:t>
       </w:r>
     </w:p>
@@ -11367,21 +9982,6 @@
           <w:b/>
           <w:lang w:val="en_US" w:bidi="en_US"/>
         </w:rPr>
-        <w:t>παρουσίας</w:t>
-      </w:r>
-    </w:p>
-    <w:p>
-      <w:pPr/>
-      <w:r>
-        <w:rPr>
-          <w:lang w:val="en_US" w:bidi="en_US"/>
-        </w:rPr>
-      </w:r>
-      <w:r>
-        <w:rPr>
-          <w:b/>
-          <w:lang w:val="en_US" w:bidi="en_US"/>
-        </w:rPr>
         <w:t>"coming"</w:t>
       </w:r>
     </w:p>
@@ -11411,7 +10011,7 @@
         </w:rPr>
         <w:t xml:space="preserve"> describes Paul’s travel from the perspective of the Philippians. In your language, it may be more natural to describe his travel from Paul’s perspective and use a word such as “going.” Here and in verse </w:t>
       </w:r>
-      <w:hyperlink r:id="rId28">
+      <w:hyperlink r:id="rId26">
         <w:r>
           <w:rPr>
             <w:lang w:val="en_US" w:bidi="en_US"/>
@@ -11496,21 +10096,6 @@
           <w:b/>
           <w:lang w:val="en_US" w:bidi="en_US"/>
         </w:rPr>
-        <w:t>διὰ τῆς ἐμῆς παρουσίας</w:t>
-      </w:r>
-    </w:p>
-    <w:p>
-      <w:pPr/>
-      <w:r>
-        <w:rPr>
-          <w:lang w:val="en_US" w:bidi="en_US"/>
-        </w:rPr>
-      </w:r>
-      <w:r>
-        <w:rPr>
-          <w:b/>
-          <w:lang w:val="en_US" w:bidi="en_US"/>
-        </w:rPr>
         <w:t>"through my coming"</w:t>
       </w:r>
     </w:p>
@@ -11633,21 +10218,6 @@
           <w:b/>
           <w:lang w:val="en_US" w:bidi="en_US"/>
         </w:rPr>
-        <w:t>ἐλθὼν</w:t>
-      </w:r>
-    </w:p>
-    <w:p>
-      <w:pPr/>
-      <w:r>
-        <w:rPr>
-          <w:lang w:val="en_US" w:bidi="en_US"/>
-        </w:rPr>
-      </w:r>
-      <w:r>
-        <w:rPr>
-          <w:b/>
-          <w:lang w:val="en_US" w:bidi="en_US"/>
-        </w:rPr>
         <w:t>"having come"</w:t>
       </w:r>
     </w:p>
@@ -11690,7 +10260,7 @@
         </w:rPr>
         <w:t xml:space="preserve"> refers to Paul traveling to where the Philippians live and visiting them. See how you translated the form of this word in the previous verse, </w:t>
       </w:r>
-      <w:hyperlink r:id="rId29">
+      <w:hyperlink r:id="rId27">
         <w:r>
           <w:rPr>
             <w:lang w:val="en_US" w:bidi="en_US"/>
@@ -11775,21 +10345,6 @@
           <w:b/>
           <w:lang w:val="en_US" w:bidi="en_US"/>
         </w:rPr>
-        <w:t>ἀξίως τοῦ εὐαγγελίου τοῦ Χριστοῦ πολιτεύεσθε</w:t>
-      </w:r>
-    </w:p>
-    <w:p>
-      <w:pPr/>
-      <w:r>
-        <w:rPr>
-          <w:lang w:val="en_US" w:bidi="en_US"/>
-        </w:rPr>
-      </w:r>
-      <w:r>
-        <w:rPr>
-          <w:b/>
-          <w:lang w:val="en_US" w:bidi="en_US"/>
-        </w:rPr>
         <w:t>"conduct yourselves in a manner worthy of the gospel of Christ"</w:t>
       </w:r>
     </w:p>
@@ -11873,21 +10428,6 @@
           <w:b/>
           <w:lang w:val="en_US" w:bidi="en_US"/>
         </w:rPr>
-        <w:t>στήκετε</w:t>
-      </w:r>
-    </w:p>
-    <w:p>
-      <w:pPr/>
-      <w:r>
-        <w:rPr>
-          <w:lang w:val="en_US" w:bidi="en_US"/>
-        </w:rPr>
-      </w:r>
-      <w:r>
-        <w:rPr>
-          <w:b/>
-          <w:lang w:val="en_US" w:bidi="en_US"/>
-        </w:rPr>
         <w:t>"you stand firm"</w:t>
       </w:r>
     </w:p>
@@ -11984,21 +10524,6 @@
           <w:b/>
           <w:lang w:val="en_US" w:bidi="en_US"/>
         </w:rPr>
-        <w:t>ἐν ἑνὶ πνεύματι, μιᾷ ψυχῇ</w:t>
-      </w:r>
-    </w:p>
-    <w:p>
-      <w:pPr/>
-      <w:r>
-        <w:rPr>
-          <w:lang w:val="en_US" w:bidi="en_US"/>
-        </w:rPr>
-      </w:r>
-      <w:r>
-        <w:rPr>
-          <w:b/>
-          <w:lang w:val="en_US" w:bidi="en_US"/>
-        </w:rPr>
         <w:t>"in one spirit, with one soul"</w:t>
       </w:r>
     </w:p>
@@ -12108,21 +10633,6 @@
           <w:b/>
           <w:lang w:val="en_US" w:bidi="en_US"/>
         </w:rPr>
-        <w:t>ἐν ἑνὶ πνεύματι, μιᾷ ψυχῇ</w:t>
-      </w:r>
-    </w:p>
-    <w:p>
-      <w:pPr/>
-      <w:r>
-        <w:rPr>
-          <w:lang w:val="en_US" w:bidi="en_US"/>
-        </w:rPr>
-      </w:r>
-      <w:r>
-        <w:rPr>
-          <w:b/>
-          <w:lang w:val="en_US" w:bidi="en_US"/>
-        </w:rPr>
         <w:t>"in one spirit, with one soul"</w:t>
       </w:r>
     </w:p>
@@ -12232,21 +10742,6 @@
           <w:b/>
           <w:lang w:val="en_US" w:bidi="en_US"/>
         </w:rPr>
-        <w:t>συναθλοῦντες</w:t>
-      </w:r>
-    </w:p>
-    <w:p>
-      <w:pPr/>
-      <w:r>
-        <w:rPr>
-          <w:lang w:val="en_US" w:bidi="en_US"/>
-        </w:rPr>
-      </w:r>
-      <w:r>
-        <w:rPr>
-          <w:b/>
-          <w:lang w:val="en_US" w:bidi="en_US"/>
-        </w:rPr>
         <w:t>"striving together"</w:t>
       </w:r>
     </w:p>
@@ -12310,21 +10805,6 @@
           <w:b/>
           <w:lang w:val="en_US" w:bidi="en_US"/>
         </w:rPr>
-        <w:t>τῇ πίστει τοῦ εὐαγγελίου</w:t>
-      </w:r>
-    </w:p>
-    <w:p>
-      <w:pPr/>
-      <w:r>
-        <w:rPr>
-          <w:lang w:val="en_US" w:bidi="en_US"/>
-        </w:rPr>
-      </w:r>
-      <w:r>
-        <w:rPr>
-          <w:b/>
-          <w:lang w:val="en_US" w:bidi="en_US"/>
-        </w:rPr>
         <w:t>"for the faith of the gospel"</w:t>
       </w:r>
     </w:p>
@@ -12434,21 +10914,6 @@
           <w:b/>
           <w:lang w:val="en_US" w:bidi="en_US"/>
         </w:rPr>
-        <w:t>τῶν ἀντικειμένων</w:t>
-      </w:r>
-    </w:p>
-    <w:p>
-      <w:pPr/>
-      <w:r>
-        <w:rPr>
-          <w:lang w:val="en_US" w:bidi="en_US"/>
-        </w:rPr>
-      </w:r>
-      <w:r>
-        <w:rPr>
-          <w:b/>
-          <w:lang w:val="en_US" w:bidi="en_US"/>
-        </w:rPr>
         <w:t>"the ones opposing {you"</w:t>
       </w:r>
     </w:p>
@@ -12545,21 +11010,6 @@
           <w:b/>
           <w:lang w:val="en_US" w:bidi="en_US"/>
         </w:rPr>
-        <w:t>ἥτις ἐστὶν αὐτοῖς ἔνδειξις</w:t>
-      </w:r>
-    </w:p>
-    <w:p>
-      <w:pPr/>
-      <w:r>
-        <w:rPr>
-          <w:lang w:val="en_US" w:bidi="en_US"/>
-        </w:rPr>
-      </w:r>
-      <w:r>
-        <w:rPr>
-          <w:b/>
-          <w:lang w:val="en_US" w:bidi="en_US"/>
-        </w:rPr>
         <w:t>"This is a sign to them"</w:t>
       </w:r>
     </w:p>
@@ -12669,21 +11119,6 @@
           <w:b/>
           <w:lang w:val="en_US" w:bidi="en_US"/>
         </w:rPr>
-        <w:t>ἀπωλείας</w:t>
-      </w:r>
-    </w:p>
-    <w:p>
-      <w:pPr/>
-      <w:r>
-        <w:rPr>
-          <w:lang w:val="en_US" w:bidi="en_US"/>
-        </w:rPr>
-      </w:r>
-      <w:r>
-        <w:rPr>
-          <w:b/>
-          <w:lang w:val="en_US" w:bidi="en_US"/>
-        </w:rPr>
         <w:t>"of their destruction"</w:t>
       </w:r>
     </w:p>
@@ -12780,21 +11215,6 @@
           <w:b/>
           <w:lang w:val="en_US" w:bidi="en_US"/>
         </w:rPr>
-        <w:t>ὑμῶν δὲ σωτηρίας</w:t>
-      </w:r>
-    </w:p>
-    <w:p>
-      <w:pPr/>
-      <w:r>
-        <w:rPr>
-          <w:lang w:val="en_US" w:bidi="en_US"/>
-        </w:rPr>
-      </w:r>
-      <w:r>
-        <w:rPr>
-          <w:b/>
-          <w:lang w:val="en_US" w:bidi="en_US"/>
-        </w:rPr>
         <w:t>"of"</w:t>
       </w:r>
       <w:r>
@@ -12904,21 +11324,6 @@
           <w:b/>
           <w:lang w:val="en_US" w:bidi="en_US"/>
         </w:rPr>
-        <w:t>τοῦτο ἀπὸ Θεοῦ</w:t>
-      </w:r>
-    </w:p>
-    <w:p>
-      <w:pPr/>
-      <w:r>
-        <w:rPr>
-          <w:lang w:val="en_US" w:bidi="en_US"/>
-        </w:rPr>
-      </w:r>
-      <w:r>
-        <w:rPr>
-          <w:b/>
-          <w:lang w:val="en_US" w:bidi="en_US"/>
-        </w:rPr>
         <w:t>"this from God"</w:t>
       </w:r>
     </w:p>
@@ -13028,21 +11433,6 @@
           <w:b/>
           <w:lang w:val="en_US" w:bidi="en_US"/>
         </w:rPr>
-        <w:t>ὑμῖν ἐχαρίσθη τὸ</w:t>
-      </w:r>
-    </w:p>
-    <w:p>
-      <w:pPr/>
-      <w:r>
-        <w:rPr>
-          <w:lang w:val="en_US" w:bidi="en_US"/>
-        </w:rPr>
-      </w:r>
-      <w:r>
-        <w:rPr>
-          <w:b/>
-          <w:lang w:val="en_US" w:bidi="en_US"/>
-        </w:rPr>
         <w:t>"it has been freely given to you"</w:t>
       </w:r>
     </w:p>
@@ -13126,21 +11516,6 @@
           <w:b/>
           <w:lang w:val="en_US" w:bidi="en_US"/>
         </w:rPr>
-        <w:t>τὸν αὐτὸν ἀγῶνα ἔχοντες</w:t>
-      </w:r>
-    </w:p>
-    <w:p>
-      <w:pPr/>
-      <w:r>
-        <w:rPr>
-          <w:lang w:val="en_US" w:bidi="en_US"/>
-        </w:rPr>
-      </w:r>
-      <w:r>
-        <w:rPr>
-          <w:b/>
-          <w:lang w:val="en_US" w:bidi="en_US"/>
-        </w:rPr>
         <w:t>"having the same struggle"</w:t>
       </w:r>
     </w:p>
@@ -13237,21 +11612,6 @@
           <w:b/>
           <w:lang w:val="en_US" w:bidi="en_US"/>
         </w:rPr>
-        <w:t>τὸν αὐτὸν ἀγῶνα ἔχοντες, οἷον εἴδετε ἐν ἐμοὶ</w:t>
-      </w:r>
-    </w:p>
-    <w:p>
-      <w:pPr/>
-      <w:r>
-        <w:rPr>
-          <w:lang w:val="en_US" w:bidi="en_US"/>
-        </w:rPr>
-      </w:r>
-      <w:r>
-        <w:rPr>
-          <w:b/>
-          <w:lang w:val="en_US" w:bidi="en_US"/>
-        </w:rPr>
         <w:t>"having the same struggle which you saw in me"</w:t>
       </w:r>
     </w:p>
@@ -13348,21 +11708,6 @@
           <w:b/>
           <w:lang w:val="en_US" w:bidi="en_US"/>
         </w:rPr>
-        <w:t>εἴδετε ἐν ἐμοὶ, καὶ νῦν ἀκούετε ἐν ἐμοί</w:t>
-      </w:r>
-    </w:p>
-    <w:p>
-      <w:pPr/>
-      <w:r>
-        <w:rPr>
-          <w:lang w:val="en_US" w:bidi="en_US"/>
-        </w:rPr>
-      </w:r>
-      <w:r>
-        <w:rPr>
-          <w:b/>
-          <w:lang w:val="en_US" w:bidi="en_US"/>
-        </w:rPr>
         <w:t>"you saw in me, and now you hear in me"</w:t>
       </w:r>
     </w:p>
@@ -13459,21 +11804,6 @@
           <w:b/>
           <w:lang w:val="en_US" w:bidi="en_US"/>
         </w:rPr>
-        <w:t>οὖν</w:t>
-      </w:r>
-    </w:p>
-    <w:p>
-      <w:pPr/>
-      <w:r>
-        <w:rPr>
-          <w:lang w:val="en_US" w:bidi="en_US"/>
-        </w:rPr>
-      </w:r>
-      <w:r>
-        <w:rPr>
-          <w:b/>
-          <w:lang w:val="en_US" w:bidi="en_US"/>
-        </w:rPr>
         <w:t>"Therefore"</w:t>
       </w:r>
     </w:p>
@@ -13570,21 +11900,6 @@
           <w:b/>
           <w:lang w:val="en_US" w:bidi="en_US"/>
         </w:rPr>
-        <w:t>εἴ τις &amp; παράκλησις ἐν Χριστῷ, εἴ τι παραμύθιον ἀγάπης, εἴ τις κοινωνία Πνεύματος, εἴ τις σπλάγχνα καὶ οἰκτιρμοί</w:t>
-      </w:r>
-    </w:p>
-    <w:p>
-      <w:pPr/>
-      <w:r>
-        <w:rPr>
-          <w:lang w:val="en_US" w:bidi="en_US"/>
-        </w:rPr>
-      </w:r>
-      <w:r>
-        <w:rPr>
-          <w:b/>
-          <w:lang w:val="en_US" w:bidi="en_US"/>
-        </w:rPr>
         <w:t>"if {there is} any encouragement in Christ, if any comfort of love, if any fellowship of the Spirit, if any affections and compassions"</w:t>
       </w:r>
     </w:p>
@@ -13694,21 +12009,6 @@
           <w:b/>
           <w:lang w:val="en_US" w:bidi="en_US"/>
         </w:rPr>
-        <w:t>εἴ τι παραμύθιον ἀγάπης, εἴ τις κοινωνία Πνεύματος, εἴ τις σπλάγχνα καὶ οἰκτιρμοί</w:t>
-      </w:r>
-    </w:p>
-    <w:p>
-      <w:pPr/>
-      <w:r>
-        <w:rPr>
-          <w:lang w:val="en_US" w:bidi="en_US"/>
-        </w:rPr>
-      </w:r>
-      <w:r>
-        <w:rPr>
-          <w:b/>
-          <w:lang w:val="en_US" w:bidi="en_US"/>
-        </w:rPr>
         <w:t>"if any comfort of love, if any fellowship of the Spirit, if any affections and compassions"</w:t>
       </w:r>
     </w:p>
@@ -13805,21 +12105,6 @@
           <w:b/>
           <w:lang w:val="en_US" w:bidi="en_US"/>
         </w:rPr>
-        <w:t>εἴ τις &amp; παράκλησις ἐν Χριστῷ</w:t>
-      </w:r>
-    </w:p>
-    <w:p>
-      <w:pPr/>
-      <w:r>
-        <w:rPr>
-          <w:lang w:val="en_US" w:bidi="en_US"/>
-        </w:rPr>
-      </w:r>
-      <w:r>
-        <w:rPr>
-          <w:b/>
-          <w:lang w:val="en_US" w:bidi="en_US"/>
-        </w:rPr>
         <w:t>"if {there is} any encouragement in Christ"</w:t>
       </w:r>
     </w:p>
@@ -13916,21 +12201,6 @@
           <w:b/>
           <w:lang w:val="en_US" w:bidi="en_US"/>
         </w:rPr>
-        <w:t>εἴ τις &amp; παράκλησις ἐν Χριστῷ</w:t>
-      </w:r>
-    </w:p>
-    <w:p>
-      <w:pPr/>
-      <w:r>
-        <w:rPr>
-          <w:lang w:val="en_US" w:bidi="en_US"/>
-        </w:rPr>
-      </w:r>
-      <w:r>
-        <w:rPr>
-          <w:b/>
-          <w:lang w:val="en_US" w:bidi="en_US"/>
-        </w:rPr>
         <w:t>"if {there is} any encouragement in Christ"</w:t>
       </w:r>
     </w:p>
@@ -14007,21 +12277,6 @@
           <w:b/>
           <w:lang w:val="en_US" w:bidi="en_US"/>
         </w:rPr>
-        <w:t>εἴ τις &amp; παράκλησις ἐν Χριστῷ</w:t>
-      </w:r>
-    </w:p>
-    <w:p>
-      <w:pPr/>
-      <w:r>
-        <w:rPr>
-          <w:lang w:val="en_US" w:bidi="en_US"/>
-        </w:rPr>
-      </w:r>
-      <w:r>
-        <w:rPr>
-          <w:b/>
-          <w:lang w:val="en_US" w:bidi="en_US"/>
-        </w:rPr>
         <w:t>"if {there is} any encouragement in Christ"</w:t>
       </w:r>
     </w:p>
@@ -14118,21 +12373,6 @@
           <w:b/>
           <w:lang w:val="en_US" w:bidi="en_US"/>
         </w:rPr>
-        <w:t>εἴ τι παραμύθιον ἀγάπης</w:t>
-      </w:r>
-    </w:p>
-    <w:p>
-      <w:pPr/>
-      <w:r>
-        <w:rPr>
-          <w:lang w:val="en_US" w:bidi="en_US"/>
-        </w:rPr>
-      </w:r>
-      <w:r>
-        <w:rPr>
-          <w:b/>
-          <w:lang w:val="en_US" w:bidi="en_US"/>
-        </w:rPr>
         <w:t>"if any comfort of love"</w:t>
       </w:r>
     </w:p>
@@ -14229,21 +12469,6 @@
           <w:b/>
           <w:lang w:val="en_US" w:bidi="en_US"/>
         </w:rPr>
-        <w:t>εἴ τι παραμύθιον ἀγάπης</w:t>
-      </w:r>
-    </w:p>
-    <w:p>
-      <w:pPr/>
-      <w:r>
-        <w:rPr>
-          <w:lang w:val="en_US" w:bidi="en_US"/>
-        </w:rPr>
-      </w:r>
-      <w:r>
-        <w:rPr>
-          <w:b/>
-          <w:lang w:val="en_US" w:bidi="en_US"/>
-        </w:rPr>
         <w:t>"if any comfort of love"</w:t>
       </w:r>
     </w:p>
@@ -14353,21 +12578,6 @@
           <w:b/>
           <w:lang w:val="en_US" w:bidi="en_US"/>
         </w:rPr>
-        <w:t>εἴ τι παραμύθιον ἀγάπης</w:t>
-      </w:r>
-    </w:p>
-    <w:p>
-      <w:pPr/>
-      <w:r>
-        <w:rPr>
-          <w:lang w:val="en_US" w:bidi="en_US"/>
-        </w:rPr>
-      </w:r>
-      <w:r>
-        <w:rPr>
-          <w:b/>
-          <w:lang w:val="en_US" w:bidi="en_US"/>
-        </w:rPr>
         <w:t>"if any comfort of love"</w:t>
       </w:r>
     </w:p>
@@ -14464,21 +12674,6 @@
           <w:b/>
           <w:lang w:val="en_US" w:bidi="en_US"/>
         </w:rPr>
-        <w:t>εἴ τις κοινωνία Πνεύματος</w:t>
-      </w:r>
-    </w:p>
-    <w:p>
-      <w:pPr/>
-      <w:r>
-        <w:rPr>
-          <w:lang w:val="en_US" w:bidi="en_US"/>
-        </w:rPr>
-      </w:r>
-      <w:r>
-        <w:rPr>
-          <w:b/>
-          <w:lang w:val="en_US" w:bidi="en_US"/>
-        </w:rPr>
         <w:t>"if any fellowship of the Spirit"</w:t>
       </w:r>
     </w:p>
@@ -14555,21 +12750,6 @@
           <w:b/>
           <w:lang w:val="en_US" w:bidi="en_US"/>
         </w:rPr>
-        <w:t>εἴ τις κοινωνία Πνεύματος</w:t>
-      </w:r>
-    </w:p>
-    <w:p>
-      <w:pPr/>
-      <w:r>
-        <w:rPr>
-          <w:lang w:val="en_US" w:bidi="en_US"/>
-        </w:rPr>
-      </w:r>
-      <w:r>
-        <w:rPr>
-          <w:b/>
-          <w:lang w:val="en_US" w:bidi="en_US"/>
-        </w:rPr>
         <w:t>"if any fellowship of the Spirit"</w:t>
       </w:r>
     </w:p>
@@ -14666,21 +12846,6 @@
           <w:b/>
           <w:lang w:val="en_US" w:bidi="en_US"/>
         </w:rPr>
-        <w:t>εἴ τις σπλάγχνα καὶ οἰκτιρμοί</w:t>
-      </w:r>
-    </w:p>
-    <w:p>
-      <w:pPr/>
-      <w:r>
-        <w:rPr>
-          <w:lang w:val="en_US" w:bidi="en_US"/>
-        </w:rPr>
-      </w:r>
-      <w:r>
-        <w:rPr>
-          <w:b/>
-          <w:lang w:val="en_US" w:bidi="en_US"/>
-        </w:rPr>
         <w:t>"if any affections and compassions"</w:t>
       </w:r>
     </w:p>
@@ -14790,21 +12955,6 @@
           <w:b/>
           <w:lang w:val="en_US" w:bidi="en_US"/>
         </w:rPr>
-        <w:t>εἴ τις σπλάγχνα καὶ οἰκτιρμοί</w:t>
-      </w:r>
-    </w:p>
-    <w:p>
-      <w:pPr/>
-      <w:r>
-        <w:rPr>
-          <w:lang w:val="en_US" w:bidi="en_US"/>
-        </w:rPr>
-      </w:r>
-      <w:r>
-        <w:rPr>
-          <w:b/>
-          <w:lang w:val="en_US" w:bidi="en_US"/>
-        </w:rPr>
         <w:t>"if any affections and compassions"</w:t>
       </w:r>
     </w:p>
@@ -14901,21 +13051,6 @@
           <w:b/>
           <w:lang w:val="en_US" w:bidi="en_US"/>
         </w:rPr>
-        <w:t>πληρώσατέ μου τὴν χαρὰν</w:t>
-      </w:r>
-    </w:p>
-    <w:p>
-      <w:pPr/>
-      <w:r>
-        <w:rPr>
-          <w:lang w:val="en_US" w:bidi="en_US"/>
-        </w:rPr>
-      </w:r>
-      <w:r>
-        <w:rPr>
-          <w:b/>
-          <w:lang w:val="en_US" w:bidi="en_US"/>
-        </w:rPr>
         <w:t>"fulfill my joy"</w:t>
       </w:r>
     </w:p>
@@ -15025,21 +13160,6 @@
           <w:b/>
           <w:lang w:val="en_US" w:bidi="en_US"/>
         </w:rPr>
-        <w:t>τὸ αὐτὸ φρονῆτε</w:t>
-      </w:r>
-    </w:p>
-    <w:p>
-      <w:pPr/>
-      <w:r>
-        <w:rPr>
-          <w:lang w:val="en_US" w:bidi="en_US"/>
-        </w:rPr>
-      </w:r>
-      <w:r>
-        <w:rPr>
-          <w:b/>
-          <w:lang w:val="en_US" w:bidi="en_US"/>
-        </w:rPr>
         <w:t>"you might think the same"</w:t>
       </w:r>
     </w:p>
@@ -15103,21 +13223,6 @@
           <w:b/>
           <w:lang w:val="en_US" w:bidi="en_US"/>
         </w:rPr>
-        <w:t>τὴν αὐτὴν ἀγάπην ἔχοντες</w:t>
-      </w:r>
-    </w:p>
-    <w:p>
-      <w:pPr/>
-      <w:r>
-        <w:rPr>
-          <w:lang w:val="en_US" w:bidi="en_US"/>
-        </w:rPr>
-      </w:r>
-      <w:r>
-        <w:rPr>
-          <w:b/>
-          <w:lang w:val="en_US" w:bidi="en_US"/>
-        </w:rPr>
         <w:t>"having the same love"</w:t>
       </w:r>
     </w:p>
@@ -15227,21 +13332,6 @@
           <w:b/>
           <w:lang w:val="en_US" w:bidi="en_US"/>
         </w:rPr>
-        <w:t>σύνψυχοι</w:t>
-      </w:r>
-    </w:p>
-    <w:p>
-      <w:pPr/>
-      <w:r>
-        <w:rPr>
-          <w:lang w:val="en_US" w:bidi="en_US"/>
-        </w:rPr>
-      </w:r>
-      <w:r>
-        <w:rPr>
-          <w:b/>
-          <w:lang w:val="en_US" w:bidi="en_US"/>
-        </w:rPr>
         <w:t>"united in soul"</w:t>
       </w:r>
     </w:p>
@@ -15338,21 +13428,6 @@
           <w:b/>
           <w:lang w:val="en_US" w:bidi="en_US"/>
         </w:rPr>
-        <w:t>τὸ ἓν φρονοῦντες</w:t>
-      </w:r>
-    </w:p>
-    <w:p>
-      <w:pPr/>
-      <w:r>
-        <w:rPr>
-          <w:lang w:val="en_US" w:bidi="en_US"/>
-        </w:rPr>
-      </w:r>
-      <w:r>
-        <w:rPr>
-          <w:b/>
-          <w:lang w:val="en_US" w:bidi="en_US"/>
-        </w:rPr>
         <w:t>"thinking the one thing"</w:t>
       </w:r>
     </w:p>
@@ -15416,21 +13491,6 @@
           <w:b/>
           <w:lang w:val="en_US" w:bidi="en_US"/>
         </w:rPr>
-        <w:t>μηδὲν κατ’ ἐριθείαν</w:t>
-      </w:r>
-    </w:p>
-    <w:p>
-      <w:pPr/>
-      <w:r>
-        <w:rPr>
-          <w:lang w:val="en_US" w:bidi="en_US"/>
-        </w:rPr>
-      </w:r>
-      <w:r>
-        <w:rPr>
-          <w:b/>
-          <w:lang w:val="en_US" w:bidi="en_US"/>
-        </w:rPr>
         <w:t>"Do} nothing according to selfish ambition"</w:t>
       </w:r>
     </w:p>
@@ -15494,21 +13554,6 @@
           <w:b/>
           <w:lang w:val="en_US" w:bidi="en_US"/>
         </w:rPr>
-        <w:t>μηδὲ κατὰ κενοδοξίαν</w:t>
-      </w:r>
-    </w:p>
-    <w:p>
-      <w:pPr/>
-      <w:r>
-        <w:rPr>
-          <w:lang w:val="en_US" w:bidi="en_US"/>
-        </w:rPr>
-      </w:r>
-      <w:r>
-        <w:rPr>
-          <w:b/>
-          <w:lang w:val="en_US" w:bidi="en_US"/>
-        </w:rPr>
         <w:t>"or according to empty conceit"</w:t>
       </w:r>
     </w:p>
@@ -15572,21 +13617,6 @@
           <w:b/>
           <w:lang w:val="en_US" w:bidi="en_US"/>
         </w:rPr>
-        <w:t>μηδὲ κατὰ κενοδοξίαν</w:t>
-      </w:r>
-    </w:p>
-    <w:p>
-      <w:pPr/>
-      <w:r>
-        <w:rPr>
-          <w:lang w:val="en_US" w:bidi="en_US"/>
-        </w:rPr>
-      </w:r>
-      <w:r>
-        <w:rPr>
-          <w:b/>
-          <w:lang w:val="en_US" w:bidi="en_US"/>
-        </w:rPr>
         <w:t>"or according to empty conceit"</w:t>
       </w:r>
     </w:p>
@@ -15683,21 +13713,6 @@
           <w:b/>
           <w:lang w:val="en_US" w:bidi="en_US"/>
         </w:rPr>
-        <w:t>ἀλλὰ τῇ ταπεινοφροσύνῃ ἀλλήλους ἡγούμενοι ὑπερέχοντας ἑαυτῶν</w:t>
-      </w:r>
-    </w:p>
-    <w:p>
-      <w:pPr/>
-      <w:r>
-        <w:rPr>
-          <w:lang w:val="en_US" w:bidi="en_US"/>
-        </w:rPr>
-      </w:r>
-      <w:r>
-        <w:rPr>
-          <w:b/>
-          <w:lang w:val="en_US" w:bidi="en_US"/>
-        </w:rPr>
         <w:t>"but with humility considering others better than yourselves"</w:t>
       </w:r>
     </w:p>
@@ -15794,21 +13809,6 @@
           <w:b/>
           <w:lang w:val="en_US" w:bidi="en_US"/>
         </w:rPr>
-        <w:t>μὴ τὰ ἑαυτῶν ἕκαστος σκοποῦντες, ἀλλὰ καὶ τὰ ἑτέρων ἕκαστοι</w:t>
-      </w:r>
-    </w:p>
-    <w:p>
-      <w:pPr/>
-      <w:r>
-        <w:rPr>
-          <w:lang w:val="en_US" w:bidi="en_US"/>
-        </w:rPr>
-      </w:r>
-      <w:r>
-        <w:rPr>
-          <w:b/>
-          <w:lang w:val="en_US" w:bidi="en_US"/>
-        </w:rPr>
         <w:t>"each one not considering the things of themselves, but also the things of each other"</w:t>
       </w:r>
     </w:p>
@@ -15872,21 +13872,6 @@
           <w:b/>
           <w:lang w:val="en_US" w:bidi="en_US"/>
         </w:rPr>
-        <w:t>ἕκαστος</w:t>
-      </w:r>
-    </w:p>
-    <w:p>
-      <w:pPr/>
-      <w:r>
-        <w:rPr>
-          <w:lang w:val="en_US" w:bidi="en_US"/>
-        </w:rPr>
-      </w:r>
-      <w:r>
-        <w:rPr>
-          <w:b/>
-          <w:lang w:val="en_US" w:bidi="en_US"/>
-        </w:rPr>
         <w:t>"each one"</w:t>
       </w:r>
     </w:p>
@@ -15983,21 +13968,6 @@
           <w:b/>
           <w:lang w:val="en_US" w:bidi="en_US"/>
         </w:rPr>
-        <w:t>μὴ &amp; σκοποῦντες</w:t>
-      </w:r>
-    </w:p>
-    <w:p>
-      <w:pPr/>
-      <w:r>
-        <w:rPr>
-          <w:lang w:val="en_US" w:bidi="en_US"/>
-        </w:rPr>
-      </w:r>
-      <w:r>
-        <w:rPr>
-          <w:b/>
-          <w:lang w:val="en_US" w:bidi="en_US"/>
-        </w:rPr>
         <w:t>"not considering"</w:t>
       </w:r>
     </w:p>
@@ -16061,21 +14031,6 @@
           <w:b/>
           <w:lang w:val="en_US" w:bidi="en_US"/>
         </w:rPr>
-        <w:t>ἑαυτῶν</w:t>
-      </w:r>
-    </w:p>
-    <w:p>
-      <w:pPr/>
-      <w:r>
-        <w:rPr>
-          <w:lang w:val="en_US" w:bidi="en_US"/>
-        </w:rPr>
-      </w:r>
-      <w:r>
-        <w:rPr>
-          <w:b/>
-          <w:lang w:val="en_US" w:bidi="en_US"/>
-        </w:rPr>
         <w:t>"of themselves"</w:t>
       </w:r>
     </w:p>
@@ -16172,21 +14127,6 @@
           <w:b/>
           <w:lang w:val="en_US" w:bidi="en_US"/>
         </w:rPr>
-        <w:t>ἑαυτῶν</w:t>
-      </w:r>
-    </w:p>
-    <w:p>
-      <w:pPr/>
-      <w:r>
-        <w:rPr>
-          <w:lang w:val="en_US" w:bidi="en_US"/>
-        </w:rPr>
-      </w:r>
-      <w:r>
-        <w:rPr>
-          <w:b/>
-          <w:lang w:val="en_US" w:bidi="en_US"/>
-        </w:rPr>
         <w:t>"of themselves"</w:t>
       </w:r>
     </w:p>
@@ -16296,21 +14236,6 @@
           <w:b/>
           <w:lang w:val="en_US" w:bidi="en_US"/>
         </w:rPr>
-        <w:t>τοῦτο φρονεῖτε ἐν ὑμῖν, ὃ καὶ ἐν Χριστῷ Ἰησοῦ</w:t>
-      </w:r>
-    </w:p>
-    <w:p>
-      <w:pPr/>
-      <w:r>
-        <w:rPr>
-          <w:lang w:val="en_US" w:bidi="en_US"/>
-        </w:rPr>
-      </w:r>
-      <w:r>
-        <w:rPr>
-          <w:b/>
-          <w:lang w:val="en_US" w:bidi="en_US"/>
-        </w:rPr>
         <w:t>"Have this attitude in you which also {was} in Christ Jesus"</w:t>
       </w:r>
     </w:p>
@@ -16374,21 +14299,6 @@
           <w:b/>
           <w:lang w:val="en_US" w:bidi="en_US"/>
         </w:rPr>
-        <w:t>τοῦτο φρονεῖτε ἐν ὑμῖν, ὃ καὶ ἐν Χριστῷ Ἰησοῦ</w:t>
-      </w:r>
-    </w:p>
-    <w:p>
-      <w:pPr/>
-      <w:r>
-        <w:rPr>
-          <w:lang w:val="en_US" w:bidi="en_US"/>
-        </w:rPr>
-      </w:r>
-      <w:r>
-        <w:rPr>
-          <w:b/>
-          <w:lang w:val="en_US" w:bidi="en_US"/>
-        </w:rPr>
         <w:t>"Have this attitude in you which also {was} in Christ Jesus"</w:t>
       </w:r>
     </w:p>
@@ -16498,21 +14408,6 @@
           <w:b/>
           <w:lang w:val="en_US" w:bidi="en_US"/>
         </w:rPr>
-        <w:t>τοῦτο φρονεῖτε</w:t>
-      </w:r>
-    </w:p>
-    <w:p>
-      <w:pPr/>
-      <w:r>
-        <w:rPr>
-          <w:lang w:val="en_US" w:bidi="en_US"/>
-        </w:rPr>
-      </w:r>
-      <w:r>
-        <w:rPr>
-          <w:b/>
-          <w:lang w:val="en_US" w:bidi="en_US"/>
-        </w:rPr>
         <w:t>"Have this attitude"</w:t>
       </w:r>
     </w:p>
@@ -16596,21 +14491,6 @@
           <w:b/>
           <w:lang w:val="en_US" w:bidi="en_US"/>
         </w:rPr>
-        <w:t>τοῦτο φρονεῖτε ἐν ὑμῖν, ὃ καὶ ἐν Χριστῷ Ἰησοῦ</w:t>
-      </w:r>
-    </w:p>
-    <w:p>
-      <w:pPr/>
-      <w:r>
-        <w:rPr>
-          <w:lang w:val="en_US" w:bidi="en_US"/>
-        </w:rPr>
-      </w:r>
-      <w:r>
-        <w:rPr>
-          <w:b/>
-          <w:lang w:val="en_US" w:bidi="en_US"/>
-        </w:rPr>
         <w:t>"Have this attitude in you which also {was} in Christ Jesus"</w:t>
       </w:r>
     </w:p>
@@ -16707,21 +14587,6 @@
           <w:b/>
           <w:lang w:val="en_US" w:bidi="en_US"/>
         </w:rPr>
-        <w:t>ἐν μορφῇ Θεοῦ ὑπάρχων</w:t>
-      </w:r>
-    </w:p>
-    <w:p>
-      <w:pPr/>
-      <w:r>
-        <w:rPr>
-          <w:lang w:val="en_US" w:bidi="en_US"/>
-        </w:rPr>
-      </w:r>
-      <w:r>
-        <w:rPr>
-          <w:b/>
-          <w:lang w:val="en_US" w:bidi="en_US"/>
-        </w:rPr>
         <w:t>"existing in the form of God"</w:t>
       </w:r>
     </w:p>
@@ -16798,21 +14663,6 @@
           <w:b/>
           <w:lang w:val="en_US" w:bidi="en_US"/>
         </w:rPr>
-        <w:t>οὐχ &amp; ἡγήσατο</w:t>
-      </w:r>
-    </w:p>
-    <w:p>
-      <w:pPr/>
-      <w:r>
-        <w:rPr>
-          <w:lang w:val="en_US" w:bidi="en_US"/>
-        </w:rPr>
-      </w:r>
-      <w:r>
-        <w:rPr>
-          <w:b/>
-          <w:lang w:val="en_US" w:bidi="en_US"/>
-        </w:rPr>
         <w:t>"did not consider"</w:t>
       </w:r>
     </w:p>
@@ -16876,21 +14726,6 @@
           <w:b/>
           <w:lang w:val="en_US" w:bidi="en_US"/>
         </w:rPr>
-        <w:t>ἁρπαγμὸν</w:t>
-      </w:r>
-    </w:p>
-    <w:p>
-      <w:pPr/>
-      <w:r>
-        <w:rPr>
-          <w:lang w:val="en_US" w:bidi="en_US"/>
-        </w:rPr>
-      </w:r>
-      <w:r>
-        <w:rPr>
-          <w:b/>
-          <w:lang w:val="en_US" w:bidi="en_US"/>
-        </w:rPr>
         <w:t>"something to be grasped"</w:t>
       </w:r>
     </w:p>
@@ -16954,21 +14789,6 @@
           <w:b/>
           <w:lang w:val="en_US" w:bidi="en_US"/>
         </w:rPr>
-        <w:t>ἀλλὰ</w:t>
-      </w:r>
-    </w:p>
-    <w:p>
-      <w:pPr/>
-      <w:r>
-        <w:rPr>
-          <w:lang w:val="en_US" w:bidi="en_US"/>
-        </w:rPr>
-      </w:r>
-      <w:r>
-        <w:rPr>
-          <w:b/>
-          <w:lang w:val="en_US" w:bidi="en_US"/>
-        </w:rPr>
         <w:t>"Instead"</w:t>
       </w:r>
     </w:p>
@@ -16998,7 +14818,7 @@
         </w:rPr>
         <w:t xml:space="preserve"> introduces a contrast between the preceding clause in </w:t>
       </w:r>
-      <w:hyperlink r:id="rId30">
+      <w:hyperlink r:id="rId28">
         <w:r>
           <w:rPr>
             <w:lang w:val="en_US" w:bidi="en_US"/>
@@ -17096,21 +14916,6 @@
           <w:b/>
           <w:lang w:val="en_US" w:bidi="en_US"/>
         </w:rPr>
-        <w:t>ἀλλὰ ἑαυτὸν ἐκένωσεν</w:t>
-      </w:r>
-    </w:p>
-    <w:p>
-      <w:pPr/>
-      <w:r>
-        <w:rPr>
-          <w:lang w:val="en_US" w:bidi="en_US"/>
-        </w:rPr>
-      </w:r>
-      <w:r>
-        <w:rPr>
-          <w:b/>
-          <w:lang w:val="en_US" w:bidi="en_US"/>
-        </w:rPr>
         <w:t>"Instead, he emptied himself"</w:t>
       </w:r>
     </w:p>
@@ -17220,21 +15025,6 @@
           <w:b/>
           <w:lang w:val="en_US" w:bidi="en_US"/>
         </w:rPr>
-        <w:t>ἑαυτὸν ἐκένωσεν</w:t>
-      </w:r>
-    </w:p>
-    <w:p>
-      <w:pPr/>
-      <w:r>
-        <w:rPr>
-          <w:lang w:val="en_US" w:bidi="en_US"/>
-        </w:rPr>
-      </w:r>
-      <w:r>
-        <w:rPr>
-          <w:b/>
-          <w:lang w:val="en_US" w:bidi="en_US"/>
-        </w:rPr>
         <w:t>"he emptied himself"</w:t>
       </w:r>
     </w:p>
@@ -17331,21 +15121,6 @@
           <w:b/>
           <w:lang w:val="en_US" w:bidi="en_US"/>
         </w:rPr>
-        <w:t>ἑαυτὸν ἐκένωσεν</w:t>
-      </w:r>
-    </w:p>
-    <w:p>
-      <w:pPr/>
-      <w:r>
-        <w:rPr>
-          <w:lang w:val="en_US" w:bidi="en_US"/>
-        </w:rPr>
-      </w:r>
-      <w:r>
-        <w:rPr>
-          <w:b/>
-          <w:lang w:val="en_US" w:bidi="en_US"/>
-        </w:rPr>
         <w:t>"he emptied himself"</w:t>
       </w:r>
     </w:p>
@@ -17455,21 +15230,6 @@
           <w:b/>
           <w:lang w:val="en_US" w:bidi="en_US"/>
         </w:rPr>
-        <w:t>μορφὴν δούλου λαβών</w:t>
-      </w:r>
-    </w:p>
-    <w:p>
-      <w:pPr/>
-      <w:r>
-        <w:rPr>
-          <w:lang w:val="en_US" w:bidi="en_US"/>
-        </w:rPr>
-      </w:r>
-      <w:r>
-        <w:rPr>
-          <w:b/>
-          <w:lang w:val="en_US" w:bidi="en_US"/>
-        </w:rPr>
         <w:t>"having taken the form of a servant"</w:t>
       </w:r>
     </w:p>
@@ -17546,21 +15306,6 @@
           <w:b/>
           <w:lang w:val="en_US" w:bidi="en_US"/>
         </w:rPr>
-        <w:t>ἐν ὁμοιώματι ἀνθρώπων γενόμενος</w:t>
-      </w:r>
-    </w:p>
-    <w:p>
-      <w:pPr/>
-      <w:r>
-        <w:rPr>
-          <w:lang w:val="en_US" w:bidi="en_US"/>
-        </w:rPr>
-      </w:r>
-      <w:r>
-        <w:rPr>
-          <w:b/>
-          <w:lang w:val="en_US" w:bidi="en_US"/>
-        </w:rPr>
         <w:t>"having been born in the likeness of men"</w:t>
       </w:r>
     </w:p>
@@ -17637,21 +15382,6 @@
           <w:b/>
           <w:lang w:val="en_US" w:bidi="en_US"/>
         </w:rPr>
-        <w:t>ἐν ὁμοιώματι ἀνθρώπων</w:t>
-      </w:r>
-    </w:p>
-    <w:p>
-      <w:pPr/>
-      <w:r>
-        <w:rPr>
-          <w:lang w:val="en_US" w:bidi="en_US"/>
-        </w:rPr>
-      </w:r>
-      <w:r>
-        <w:rPr>
-          <w:b/>
-          <w:lang w:val="en_US" w:bidi="en_US"/>
-        </w:rPr>
         <w:t>"in the likeness of men"</w:t>
       </w:r>
     </w:p>
@@ -17761,21 +15491,6 @@
           <w:b/>
           <w:lang w:val="en_US" w:bidi="en_US"/>
         </w:rPr>
-        <w:t>καὶ σχήματι εὑρεθεὶς ὡς ἄνθρωπος</w:t>
-      </w:r>
-    </w:p>
-    <w:p>
-      <w:pPr/>
-      <w:r>
-        <w:rPr>
-          <w:lang w:val="en_US" w:bidi="en_US"/>
-        </w:rPr>
-      </w:r>
-      <w:r>
-        <w:rPr>
-          <w:b/>
-          <w:lang w:val="en_US" w:bidi="en_US"/>
-        </w:rPr>
         <w:t>"and having been found in appearance as a man"</w:t>
       </w:r>
     </w:p>
@@ -17878,21 +15593,6 @@
           <w:b/>
           <w:lang w:val="en_US" w:bidi="en_US"/>
         </w:rPr>
-        <w:t>ἄνθρωπος</w:t>
-      </w:r>
-    </w:p>
-    <w:p>
-      <w:pPr/>
-      <w:r>
-        <w:rPr>
-          <w:lang w:val="en_US" w:bidi="en_US"/>
-        </w:rPr>
-      </w:r>
-      <w:r>
-        <w:rPr>
-          <w:b/>
-          <w:lang w:val="en_US" w:bidi="en_US"/>
-        </w:rPr>
         <w:t>"a man"</w:t>
       </w:r>
     </w:p>
@@ -18002,21 +15702,6 @@
           <w:b/>
           <w:lang w:val="en_US" w:bidi="en_US"/>
         </w:rPr>
-        <w:t>ἐταπείνωσεν ἑαυτὸν, γενόμενος ὑπήκοος μέχρι θανάτου</w:t>
-      </w:r>
-    </w:p>
-    <w:p>
-      <w:pPr/>
-      <w:r>
-        <w:rPr>
-          <w:lang w:val="en_US" w:bidi="en_US"/>
-        </w:rPr>
-      </w:r>
-      <w:r>
-        <w:rPr>
-          <w:b/>
-          <w:lang w:val="en_US" w:bidi="en_US"/>
-        </w:rPr>
         <w:t>"he humbled himself, having become obedient to the point of death"</w:t>
       </w:r>
     </w:p>
@@ -18106,21 +15791,6 @@
           <w:b/>
           <w:lang w:val="en_US" w:bidi="en_US"/>
         </w:rPr>
-        <w:t>ἑαυτὸν</w:t>
-      </w:r>
-    </w:p>
-    <w:p>
-      <w:pPr/>
-      <w:r>
-        <w:rPr>
-          <w:lang w:val="en_US" w:bidi="en_US"/>
-        </w:rPr>
-      </w:r>
-      <w:r>
-        <w:rPr>
-          <w:b/>
-          <w:lang w:val="en_US" w:bidi="en_US"/>
-        </w:rPr>
         <w:t>"himself"</w:t>
       </w:r>
     </w:p>
@@ -18217,21 +15887,6 @@
           <w:b/>
           <w:lang w:val="en_US" w:bidi="en_US"/>
         </w:rPr>
-        <w:t>γενόμενος ὑπήκοος μέχρι θανάτου, θανάτου δὲ σταυροῦ</w:t>
-      </w:r>
-    </w:p>
-    <w:p>
-      <w:pPr/>
-      <w:r>
-        <w:rPr>
-          <w:lang w:val="en_US" w:bidi="en_US"/>
-        </w:rPr>
-      </w:r>
-      <w:r>
-        <w:rPr>
-          <w:b/>
-          <w:lang w:val="en_US" w:bidi="en_US"/>
-        </w:rPr>
         <w:t>""having become obedient to the point of death,"</w:t>
       </w:r>
     </w:p>
@@ -18328,21 +15983,6 @@
           <w:b/>
           <w:lang w:val="en_US" w:bidi="en_US"/>
         </w:rPr>
-        <w:t>γενόμενος ὑπήκοος μέχρι θανάτου</w:t>
-      </w:r>
-    </w:p>
-    <w:p>
-      <w:pPr/>
-      <w:r>
-        <w:rPr>
-          <w:lang w:val="en_US" w:bidi="en_US"/>
-        </w:rPr>
-      </w:r>
-      <w:r>
-        <w:rPr>
-          <w:b/>
-          <w:lang w:val="en_US" w:bidi="en_US"/>
-        </w:rPr>
         <w:t>"having become obedient to the point of death"</w:t>
       </w:r>
     </w:p>
@@ -18452,21 +16092,6 @@
           <w:b/>
           <w:lang w:val="en_US" w:bidi="en_US"/>
         </w:rPr>
-        <w:t>θανάτου δὲ σταυροῦ</w:t>
-      </w:r>
-    </w:p>
-    <w:p>
-      <w:pPr/>
-      <w:r>
-        <w:rPr>
-          <w:lang w:val="en_US" w:bidi="en_US"/>
-        </w:rPr>
-      </w:r>
-      <w:r>
-        <w:rPr>
-          <w:b/>
-          <w:lang w:val="en_US" w:bidi="en_US"/>
-        </w:rPr>
         <w:t>"even death on a cross"</w:t>
       </w:r>
     </w:p>
@@ -18582,21 +16207,6 @@
           <w:b/>
           <w:lang w:val="en_US" w:bidi="en_US"/>
         </w:rPr>
-        <w:t>διὸ</w:t>
-      </w:r>
-    </w:p>
-    <w:p>
-      <w:pPr/>
-      <w:r>
-        <w:rPr>
-          <w:lang w:val="en_US" w:bidi="en_US"/>
-        </w:rPr>
-      </w:r>
-      <w:r>
-        <w:rPr>
-          <w:b/>
-          <w:lang w:val="en_US" w:bidi="en_US"/>
-        </w:rPr>
         <w:t>"Therefore"</w:t>
       </w:r>
     </w:p>
@@ -18639,7 +16249,7 @@
         </w:rPr>
         <w:t xml:space="preserve"> introduces the result of Jesus humbling himself, as was described in </w:t>
       </w:r>
-      <w:hyperlink r:id="rId31">
+      <w:hyperlink r:id="rId29">
         <w:r>
           <w:rPr>
             <w:lang w:val="en_US" w:bidi="en_US"/>
@@ -18737,21 +16347,6 @@
           <w:b/>
           <w:lang w:val="en_US" w:bidi="en_US"/>
         </w:rPr>
-        <w:t>αὐτὸν ὑπερύψωσεν</w:t>
-      </w:r>
-    </w:p>
-    <w:p>
-      <w:pPr/>
-      <w:r>
-        <w:rPr>
-          <w:lang w:val="en_US" w:bidi="en_US"/>
-        </w:rPr>
-      </w:r>
-      <w:r>
-        <w:rPr>
-          <w:b/>
-          <w:lang w:val="en_US" w:bidi="en_US"/>
-        </w:rPr>
         <w:t>"highly exalted him"</w:t>
       </w:r>
     </w:p>
@@ -18815,21 +16410,6 @@
           <w:b/>
           <w:lang w:val="en_US" w:bidi="en_US"/>
         </w:rPr>
-        <w:t>τὸ ὄνομα τὸ ὑπὲρ πᾶν ὄνομα</w:t>
-      </w:r>
-    </w:p>
-    <w:p>
-      <w:pPr/>
-      <w:r>
-        <w:rPr>
-          <w:lang w:val="en_US" w:bidi="en_US"/>
-        </w:rPr>
-      </w:r>
-      <w:r>
-        <w:rPr>
-          <w:b/>
-          <w:lang w:val="en_US" w:bidi="en_US"/>
-        </w:rPr>
         <w:t>"the name {that is} above every name"</w:t>
       </w:r>
     </w:p>
@@ -18926,21 +16506,6 @@
           <w:b/>
           <w:lang w:val="en_US" w:bidi="en_US"/>
         </w:rPr>
-        <w:t>ἵνα</w:t>
-      </w:r>
-    </w:p>
-    <w:p>
-      <w:pPr/>
-      <w:r>
-        <w:rPr>
-          <w:lang w:val="en_US" w:bidi="en_US"/>
-        </w:rPr>
-      </w:r>
-      <w:r>
-        <w:rPr>
-          <w:b/>
-          <w:lang w:val="en_US" w:bidi="en_US"/>
-        </w:rPr>
         <w:t>"so that"</w:t>
       </w:r>
     </w:p>
@@ -18970,7 +16535,7 @@
         </w:rPr>
         <w:t xml:space="preserve"> connects this verse with the preceding verse, </w:t>
       </w:r>
-      <w:hyperlink r:id="rId32">
+      <w:hyperlink r:id="rId30">
         <w:r>
           <w:rPr>
             <w:lang w:val="en_US" w:bidi="en_US"/>
@@ -18988,7 +16553,7 @@
         </w:rPr>
         <w:t xml:space="preserve"> and shows that this verse and the next verse are the result of </w:t>
       </w:r>
-      <w:hyperlink r:id="rId32">
+      <w:hyperlink r:id="rId30">
         <w:r>
           <w:rPr>
             <w:lang w:val="en_US" w:bidi="en_US"/>
@@ -19073,21 +16638,6 @@
           <w:b/>
           <w:lang w:val="en_US" w:bidi="en_US"/>
         </w:rPr>
-        <w:t>ἐν τῷ ὀνόματι Ἰησοῦ, πᾶν γόνυ κάμψῃ</w:t>
-      </w:r>
-    </w:p>
-    <w:p>
-      <w:pPr/>
-      <w:r>
-        <w:rPr>
-          <w:lang w:val="en_US" w:bidi="en_US"/>
-        </w:rPr>
-      </w:r>
-      <w:r>
-        <w:rPr>
-          <w:b/>
-          <w:lang w:val="en_US" w:bidi="en_US"/>
-        </w:rPr>
         <w:t>"at the name of Jesus every knee would bend"</w:t>
       </w:r>
     </w:p>
@@ -19184,21 +16734,6 @@
           <w:b/>
           <w:lang w:val="en_US" w:bidi="en_US"/>
         </w:rPr>
-        <w:t>ἐν τῷ ὀνόματι Ἰησοῦ, πᾶν γόνυ κάμψῃ</w:t>
-      </w:r>
-    </w:p>
-    <w:p>
-      <w:pPr/>
-      <w:r>
-        <w:rPr>
-          <w:lang w:val="en_US" w:bidi="en_US"/>
-        </w:rPr>
-      </w:r>
-      <w:r>
-        <w:rPr>
-          <w:b/>
-          <w:lang w:val="en_US" w:bidi="en_US"/>
-        </w:rPr>
         <w:t>"at the name of Jesus every knee would bend"</w:t>
       </w:r>
     </w:p>
@@ -19295,21 +16830,6 @@
           <w:b/>
           <w:lang w:val="en_US" w:bidi="en_US"/>
         </w:rPr>
-        <w:t>ἐπουρανίων καὶ ἐπιγείων καὶ καταχθονίων</w:t>
-      </w:r>
-    </w:p>
-    <w:p>
-      <w:pPr/>
-      <w:r>
-        <w:rPr>
-          <w:lang w:val="en_US" w:bidi="en_US"/>
-        </w:rPr>
-      </w:r>
-      <w:r>
-        <w:rPr>
-          <w:b/>
-          <w:lang w:val="en_US" w:bidi="en_US"/>
-        </w:rPr>
         <w:t>"in heaven and on earth and under the earth"</w:t>
       </w:r>
     </w:p>
@@ -19386,21 +16906,6 @@
           <w:b/>
           <w:lang w:val="en_US" w:bidi="en_US"/>
         </w:rPr>
-        <w:t>πᾶσα γλῶσσα ἐξομολογήσηται</w:t>
-      </w:r>
-    </w:p>
-    <w:p>
-      <w:pPr/>
-      <w:r>
-        <w:rPr>
-          <w:lang w:val="en_US" w:bidi="en_US"/>
-        </w:rPr>
-      </w:r>
-      <w:r>
-        <w:rPr>
-          <w:b/>
-          <w:lang w:val="en_US" w:bidi="en_US"/>
-        </w:rPr>
         <w:t>"every tongue would confess"</w:t>
       </w:r>
     </w:p>
@@ -19497,21 +17002,6 @@
           <w:b/>
           <w:lang w:val="en_US" w:bidi="en_US"/>
         </w:rPr>
-        <w:t>εἰς δόξαν Θεοῦ Πατρὸς</w:t>
-      </w:r>
-    </w:p>
-    <w:p>
-      <w:pPr/>
-      <w:r>
-        <w:rPr>
-          <w:lang w:val="en_US" w:bidi="en_US"/>
-        </w:rPr>
-      </w:r>
-      <w:r>
-        <w:rPr>
-          <w:b/>
-          <w:lang w:val="en_US" w:bidi="en_US"/>
-        </w:rPr>
         <w:t>"to the glory of God the Father"</w:t>
       </w:r>
     </w:p>
@@ -19608,21 +17098,6 @@
           <w:b/>
           <w:lang w:val="en_US" w:bidi="en_US"/>
         </w:rPr>
-        <w:t>εἰς δόξαν Θεοῦ Πατρὸς</w:t>
-      </w:r>
-    </w:p>
-    <w:p>
-      <w:pPr/>
-      <w:r>
-        <w:rPr>
-          <w:lang w:val="en_US" w:bidi="en_US"/>
-        </w:rPr>
-      </w:r>
-      <w:r>
-        <w:rPr>
-          <w:b/>
-          <w:lang w:val="en_US" w:bidi="en_US"/>
-        </w:rPr>
         <w:t>"to the glory of God the Father"</w:t>
       </w:r>
     </w:p>
@@ -19732,21 +17207,6 @@
           <w:b/>
           <w:lang w:val="en_US" w:bidi="en_US"/>
         </w:rPr>
-        <w:t>ὥστε</w:t>
-      </w:r>
-    </w:p>
-    <w:p>
-      <w:pPr/>
-      <w:r>
-        <w:rPr>
-          <w:lang w:val="en_US" w:bidi="en_US"/>
-        </w:rPr>
-      </w:r>
-      <w:r>
-        <w:rPr>
-          <w:b/>
-          <w:lang w:val="en_US" w:bidi="en_US"/>
-        </w:rPr>
         <w:t>"So then"</w:t>
       </w:r>
     </w:p>
@@ -19776,7 +17236,7 @@
         </w:rPr>
         <w:t xml:space="preserve"> shows that what follows it is the desired result of what preceded it in </w:t>
       </w:r>
-      <w:hyperlink r:id="rId33">
+      <w:hyperlink r:id="rId31">
         <w:r>
           <w:rPr>
             <w:lang w:val="en_US" w:bidi="en_US"/>
@@ -19861,21 +17321,6 @@
           <w:b/>
           <w:lang w:val="en_US" w:bidi="en_US"/>
         </w:rPr>
-        <w:t>ἀγαπητοί μου</w:t>
-      </w:r>
-    </w:p>
-    <w:p>
-      <w:pPr/>
-      <w:r>
-        <w:rPr>
-          <w:lang w:val="en_US" w:bidi="en_US"/>
-        </w:rPr>
-      </w:r>
-      <w:r>
-        <w:rPr>
-          <w:b/>
-          <w:lang w:val="en_US" w:bidi="en_US"/>
-        </w:rPr>
         <w:t>"my beloved"</w:t>
       </w:r>
     </w:p>
@@ -19952,21 +17397,6 @@
           <w:b/>
           <w:lang w:val="en_US" w:bidi="en_US"/>
         </w:rPr>
-        <w:t>ὡς ἐν τῇ παρουσίᾳ μου</w:t>
-      </w:r>
-    </w:p>
-    <w:p>
-      <w:pPr/>
-      <w:r>
-        <w:rPr>
-          <w:lang w:val="en_US" w:bidi="en_US"/>
-        </w:rPr>
-      </w:r>
-      <w:r>
-        <w:rPr>
-          <w:b/>
-          <w:lang w:val="en_US" w:bidi="en_US"/>
-        </w:rPr>
         <w:t>"as in my presence"</w:t>
       </w:r>
     </w:p>
@@ -20030,21 +17460,6 @@
           <w:b/>
           <w:lang w:val="en_US" w:bidi="en_US"/>
         </w:rPr>
-        <w:t>ἐν τῇ ἀπουσίᾳ μου</w:t>
-      </w:r>
-    </w:p>
-    <w:p>
-      <w:pPr/>
-      <w:r>
-        <w:rPr>
-          <w:lang w:val="en_US" w:bidi="en_US"/>
-        </w:rPr>
-      </w:r>
-      <w:r>
-        <w:rPr>
-          <w:b/>
-          <w:lang w:val="en_US" w:bidi="en_US"/>
-        </w:rPr>
         <w:t>"in my absence"</w:t>
       </w:r>
     </w:p>
@@ -20108,21 +17523,6 @@
           <w:b/>
           <w:lang w:val="en_US" w:bidi="en_US"/>
         </w:rPr>
-        <w:t>μετὰ φόβου καὶ τρόμου τὴν ἑαυτῶν σωτηρίαν κατεργάζεσθε</w:t>
-      </w:r>
-    </w:p>
-    <w:p>
-      <w:pPr/>
-      <w:r>
-        <w:rPr>
-          <w:lang w:val="en_US" w:bidi="en_US"/>
-        </w:rPr>
-      </w:r>
-      <w:r>
-        <w:rPr>
-          <w:b/>
-          <w:lang w:val="en_US" w:bidi="en_US"/>
-        </w:rPr>
         <w:t>"work out your own salvation with fear and trembling"</w:t>
       </w:r>
     </w:p>
@@ -20232,21 +17632,6 @@
           <w:b/>
           <w:lang w:val="en_US" w:bidi="en_US"/>
         </w:rPr>
-        <w:t>μετὰ φόβου καὶ τρόμου</w:t>
-      </w:r>
-    </w:p>
-    <w:p>
-      <w:pPr/>
-      <w:r>
-        <w:rPr>
-          <w:lang w:val="en_US" w:bidi="en_US"/>
-        </w:rPr>
-      </w:r>
-      <w:r>
-        <w:rPr>
-          <w:b/>
-          <w:lang w:val="en_US" w:bidi="en_US"/>
-        </w:rPr>
         <w:t>"with fear and trembling"</w:t>
       </w:r>
     </w:p>
@@ -20356,21 +17741,6 @@
           <w:b/>
           <w:lang w:val="en_US" w:bidi="en_US"/>
         </w:rPr>
-        <w:t>ἐνεργῶν</w:t>
-      </w:r>
-    </w:p>
-    <w:p>
-      <w:pPr/>
-      <w:r>
-        <w:rPr>
-          <w:lang w:val="en_US" w:bidi="en_US"/>
-        </w:rPr>
-      </w:r>
-      <w:r>
-        <w:rPr>
-          <w:b/>
-          <w:lang w:val="en_US" w:bidi="en_US"/>
-        </w:rPr>
         <w:t>"working"</w:t>
       </w:r>
     </w:p>
@@ -20447,21 +17817,6 @@
           <w:b/>
           <w:lang w:val="en_US" w:bidi="en_US"/>
         </w:rPr>
-        <w:t>ἐν ὑμῖν</w:t>
-      </w:r>
-    </w:p>
-    <w:p>
-      <w:pPr/>
-      <w:r>
-        <w:rPr>
-          <w:lang w:val="en_US" w:bidi="en_US"/>
-        </w:rPr>
-      </w:r>
-      <w:r>
-        <w:rPr>
-          <w:b/>
-          <w:lang w:val="en_US" w:bidi="en_US"/>
-        </w:rPr>
         <w:t>"in you"</w:t>
       </w:r>
     </w:p>
@@ -20558,21 +17913,6 @@
           <w:b/>
           <w:lang w:val="en_US" w:bidi="en_US"/>
         </w:rPr>
-        <w:t>καὶ τὸ θέλειν, καὶ τὸ ἐνεργεῖν, ὑπὲρ τῆς εὐδοκίας</w:t>
-      </w:r>
-    </w:p>
-    <w:p>
-      <w:pPr/>
-      <w:r>
-        <w:rPr>
-          <w:lang w:val="en_US" w:bidi="en_US"/>
-        </w:rPr>
-      </w:r>
-      <w:r>
-        <w:rPr>
-          <w:b/>
-          <w:lang w:val="en_US" w:bidi="en_US"/>
-        </w:rPr>
         <w:t>"both to will and to work for his good pleasure"</w:t>
       </w:r>
     </w:p>
@@ -20636,21 +17976,6 @@
           <w:b/>
           <w:lang w:val="en_US" w:bidi="en_US"/>
         </w:rPr>
-        <w:t>πάντα ποιεῖτε χωρὶς γογγυσμῶν καὶ διαλογισμῶν</w:t>
-      </w:r>
-    </w:p>
-    <w:p>
-      <w:pPr/>
-      <w:r>
-        <w:rPr>
-          <w:lang w:val="en_US" w:bidi="en_US"/>
-        </w:rPr>
-      </w:r>
-      <w:r>
-        <w:rPr>
-          <w:b/>
-          <w:lang w:val="en_US" w:bidi="en_US"/>
-        </w:rPr>
         <w:t>"Do all things without complaining or arguing"</w:t>
       </w:r>
     </w:p>
@@ -20747,21 +18072,6 @@
           <w:b/>
           <w:lang w:val="en_US" w:bidi="en_US"/>
         </w:rPr>
-        <w:t>ἄμεμπτοι καὶ ἀκέραιοι</w:t>
-      </w:r>
-    </w:p>
-    <w:p>
-      <w:pPr/>
-      <w:r>
-        <w:rPr>
-          <w:lang w:val="en_US" w:bidi="en_US"/>
-        </w:rPr>
-      </w:r>
-      <w:r>
-        <w:rPr>
-          <w:b/>
-          <w:lang w:val="en_US" w:bidi="en_US"/>
-        </w:rPr>
         <w:t>"blameless and pure"</w:t>
       </w:r>
     </w:p>
@@ -20871,21 +18181,6 @@
           <w:b/>
           <w:lang w:val="en_US" w:bidi="en_US"/>
         </w:rPr>
-        <w:t>τέκνα Θεοῦ</w:t>
-      </w:r>
-    </w:p>
-    <w:p>
-      <w:pPr/>
-      <w:r>
-        <w:rPr>
-          <w:lang w:val="en_US" w:bidi="en_US"/>
-        </w:rPr>
-      </w:r>
-      <w:r>
-        <w:rPr>
-          <w:b/>
-          <w:lang w:val="en_US" w:bidi="en_US"/>
-        </w:rPr>
         <w:t>"children of God"</w:t>
       </w:r>
     </w:p>
@@ -21008,21 +18303,6 @@
           <w:b/>
           <w:lang w:val="en_US" w:bidi="en_US"/>
         </w:rPr>
-        <w:t>ἄμωμα</w:t>
-      </w:r>
-    </w:p>
-    <w:p>
-      <w:pPr/>
-      <w:r>
-        <w:rPr>
-          <w:lang w:val="en_US" w:bidi="en_US"/>
-        </w:rPr>
-      </w:r>
-      <w:r>
-        <w:rPr>
-          <w:b/>
-          <w:lang w:val="en_US" w:bidi="en_US"/>
-        </w:rPr>
         <w:t>"without blemish"</w:t>
       </w:r>
     </w:p>
@@ -21132,21 +18412,6 @@
           <w:b/>
           <w:lang w:val="en_US" w:bidi="en_US"/>
         </w:rPr>
-        <w:t>ἐν οἷς φαίνεσθε ὡς φωστῆρες ἐν κόσμῳ</w:t>
-      </w:r>
-    </w:p>
-    <w:p>
-      <w:pPr/>
-      <w:r>
-        <w:rPr>
-          <w:lang w:val="en_US" w:bidi="en_US"/>
-        </w:rPr>
-      </w:r>
-      <w:r>
-        <w:rPr>
-          <w:b/>
-          <w:lang w:val="en_US" w:bidi="en_US"/>
-        </w:rPr>
         <w:t>"among whom you shine as lights in the world"</w:t>
       </w:r>
     </w:p>
@@ -21230,21 +18495,6 @@
           <w:b/>
           <w:lang w:val="en_US" w:bidi="en_US"/>
         </w:rPr>
-        <w:t>φαίνεσθε ὡς φωστῆρες ἐν κόσμῳ</w:t>
-      </w:r>
-    </w:p>
-    <w:p>
-      <w:pPr/>
-      <w:r>
-        <w:rPr>
-          <w:lang w:val="en_US" w:bidi="en_US"/>
-        </w:rPr>
-      </w:r>
-      <w:r>
-        <w:rPr>
-          <w:b/>
-          <w:lang w:val="en_US" w:bidi="en_US"/>
-        </w:rPr>
         <w:t>"you shine as lights in the world"</w:t>
       </w:r>
     </w:p>
@@ -21354,21 +18604,6 @@
           <w:b/>
           <w:lang w:val="en_US" w:bidi="en_US"/>
         </w:rPr>
-        <w:t>μέσον γενεᾶς σκολιᾶς καὶ διεστραμμένης</w:t>
-      </w:r>
-    </w:p>
-    <w:p>
-      <w:pPr/>
-      <w:r>
-        <w:rPr>
-          <w:lang w:val="en_US" w:bidi="en_US"/>
-        </w:rPr>
-      </w:r>
-      <w:r>
-        <w:rPr>
-          <w:b/>
-          <w:lang w:val="en_US" w:bidi="en_US"/>
-        </w:rPr>
         <w:t>"in the midst of a crooked and perverted generation"</w:t>
       </w:r>
     </w:p>
@@ -21478,21 +18713,6 @@
           <w:b/>
           <w:lang w:val="en_US" w:bidi="en_US"/>
         </w:rPr>
-        <w:t>λόγον ζωῆς ἐπέχοντες</w:t>
-      </w:r>
-    </w:p>
-    <w:p>
-      <w:pPr/>
-      <w:r>
-        <w:rPr>
-          <w:lang w:val="en_US" w:bidi="en_US"/>
-        </w:rPr>
-      </w:r>
-      <w:r>
-        <w:rPr>
-          <w:b/>
-          <w:lang w:val="en_US" w:bidi="en_US"/>
-        </w:rPr>
         <w:t>"holding forth the word of life"</w:t>
       </w:r>
     </w:p>
@@ -21569,21 +18789,6 @@
           <w:b/>
           <w:lang w:val="en_US" w:bidi="en_US"/>
         </w:rPr>
-        <w:t>λόγον ζωῆς ἐπέχοντες</w:t>
-      </w:r>
-    </w:p>
-    <w:p>
-      <w:pPr/>
-      <w:r>
-        <w:rPr>
-          <w:lang w:val="en_US" w:bidi="en_US"/>
-        </w:rPr>
-      </w:r>
-      <w:r>
-        <w:rPr>
-          <w:b/>
-          <w:lang w:val="en_US" w:bidi="en_US"/>
-        </w:rPr>
         <w:t>"holding forth the word of life"</w:t>
       </w:r>
     </w:p>
@@ -21660,21 +18865,6 @@
           <w:b/>
           <w:lang w:val="en_US" w:bidi="en_US"/>
         </w:rPr>
-        <w:t>λόγον ζωῆς</w:t>
-      </w:r>
-    </w:p>
-    <w:p>
-      <w:pPr/>
-      <w:r>
-        <w:rPr>
-          <w:lang w:val="en_US" w:bidi="en_US"/>
-        </w:rPr>
-      </w:r>
-      <w:r>
-        <w:rPr>
-          <w:b/>
-          <w:lang w:val="en_US" w:bidi="en_US"/>
-        </w:rPr>
         <w:t>"the word of life"</w:t>
       </w:r>
     </w:p>
@@ -21771,21 +18961,6 @@
           <w:b/>
           <w:lang w:val="en_US" w:bidi="en_US"/>
         </w:rPr>
-        <w:t>λόγον</w:t>
-      </w:r>
-    </w:p>
-    <w:p>
-      <w:pPr/>
-      <w:r>
-        <w:rPr>
-          <w:lang w:val="en_US" w:bidi="en_US"/>
-        </w:rPr>
-      </w:r>
-      <w:r>
-        <w:rPr>
-          <w:b/>
-          <w:lang w:val="en_US" w:bidi="en_US"/>
-        </w:rPr>
         <w:t>"the word"</w:t>
       </w:r>
     </w:p>
@@ -21895,21 +19070,6 @@
           <w:b/>
           <w:lang w:val="en_US" w:bidi="en_US"/>
         </w:rPr>
-        <w:t>λόγον ζωῆς</w:t>
-      </w:r>
-    </w:p>
-    <w:p>
-      <w:pPr/>
-      <w:r>
-        <w:rPr>
-          <w:lang w:val="en_US" w:bidi="en_US"/>
-        </w:rPr>
-      </w:r>
-      <w:r>
-        <w:rPr>
-          <w:b/>
-          <w:lang w:val="en_US" w:bidi="en_US"/>
-        </w:rPr>
         <w:t>"the word of life"</w:t>
       </w:r>
     </w:p>
@@ -22045,21 +19205,6 @@
           <w:b/>
           <w:lang w:val="en_US" w:bidi="en_US"/>
         </w:rPr>
-        <w:t>λόγον ζωῆς</w:t>
-      </w:r>
-    </w:p>
-    <w:p>
-      <w:pPr/>
-      <w:r>
-        <w:rPr>
-          <w:lang w:val="en_US" w:bidi="en_US"/>
-        </w:rPr>
-      </w:r>
-      <w:r>
-        <w:rPr>
-          <w:b/>
-          <w:lang w:val="en_US" w:bidi="en_US"/>
-        </w:rPr>
         <w:t>"the word of life"</w:t>
       </w:r>
     </w:p>
@@ -22156,21 +19301,6 @@
           <w:b/>
           <w:lang w:val="en_US" w:bidi="en_US"/>
         </w:rPr>
-        <w:t>εἰς καύχημα ἐμοὶ εἰς ἡμέραν Χριστοῦ, ὅτι οὐκ εἰς κενὸν ἔδραμον, οὐδὲ εἰς κενὸν ἐκοπίασα</w:t>
-      </w:r>
-    </w:p>
-    <w:p>
-      <w:pPr/>
-      <w:r>
-        <w:rPr>
-          <w:lang w:val="en_US" w:bidi="en_US"/>
-        </w:rPr>
-      </w:r>
-      <w:r>
-        <w:rPr>
-          <w:b/>
-          <w:lang w:val="en_US" w:bidi="en_US"/>
-        </w:rPr>
         <w:t>"for my boasting on the day of Christ that I did not run in vain nor labor in vain"</w:t>
       </w:r>
     </w:p>
@@ -22200,7 +19330,7 @@
         </w:rPr>
         <w:t xml:space="preserve">, Paul introduces a reason that the Philippian believers should try to live out the things he has just told them to do in </w:t>
       </w:r>
-      <w:hyperlink r:id="rId34">
+      <w:hyperlink r:id="rId32">
         <w:r>
           <w:rPr>
             <w:lang w:val="en_US" w:bidi="en_US"/>
@@ -22285,21 +19415,6 @@
           <w:b/>
           <w:lang w:val="en_US" w:bidi="en_US"/>
         </w:rPr>
-        <w:t>εἰς καύχημα ἐμοὶ</w:t>
-      </w:r>
-    </w:p>
-    <w:p>
-      <w:pPr/>
-      <w:r>
-        <w:rPr>
-          <w:lang w:val="en_US" w:bidi="en_US"/>
-        </w:rPr>
-      </w:r>
-      <w:r>
-        <w:rPr>
-          <w:b/>
-          <w:lang w:val="en_US" w:bidi="en_US"/>
-        </w:rPr>
         <w:t>"for my boasting"</w:t>
       </w:r>
     </w:p>
@@ -22396,21 +19511,6 @@
           <w:b/>
           <w:lang w:val="en_US" w:bidi="en_US"/>
         </w:rPr>
-        <w:t>εἰς καύχημα ἐμοὶ</w:t>
-      </w:r>
-    </w:p>
-    <w:p>
-      <w:pPr/>
-      <w:r>
-        <w:rPr>
-          <w:lang w:val="en_US" w:bidi="en_US"/>
-        </w:rPr>
-      </w:r>
-      <w:r>
-        <w:rPr>
-          <w:b/>
-          <w:lang w:val="en_US" w:bidi="en_US"/>
-        </w:rPr>
         <w:t>"for my boasting"</w:t>
       </w:r>
     </w:p>
@@ -22474,21 +19574,6 @@
           <w:b/>
           <w:lang w:val="en_US" w:bidi="en_US"/>
         </w:rPr>
-        <w:t>εἰς ἡμέραν Χριστοῦ,</w:t>
-      </w:r>
-    </w:p>
-    <w:p>
-      <w:pPr/>
-      <w:r>
-        <w:rPr>
-          <w:lang w:val="en_US" w:bidi="en_US"/>
-        </w:rPr>
-      </w:r>
-      <w:r>
-        <w:rPr>
-          <w:b/>
-          <w:lang w:val="en_US" w:bidi="en_US"/>
-        </w:rPr>
         <w:t>"on the day of Christ"</w:t>
       </w:r>
     </w:p>
@@ -22585,21 +19670,6 @@
           <w:b/>
           <w:lang w:val="en_US" w:bidi="en_US"/>
         </w:rPr>
-        <w:t>οὐκ εἰς κενὸν ἔδραμον, οὐδὲ εἰς κενὸν ἐκοπίασα</w:t>
-      </w:r>
-    </w:p>
-    <w:p>
-      <w:pPr/>
-      <w:r>
-        <w:rPr>
-          <w:lang w:val="en_US" w:bidi="en_US"/>
-        </w:rPr>
-      </w:r>
-      <w:r>
-        <w:rPr>
-          <w:b/>
-          <w:lang w:val="en_US" w:bidi="en_US"/>
-        </w:rPr>
         <w:t>"I did not run in vain nor labor in vain"</w:t>
       </w:r>
     </w:p>
@@ -22709,21 +19779,6 @@
           <w:b/>
           <w:lang w:val="en_US" w:bidi="en_US"/>
         </w:rPr>
-        <w:t>οὐκ εἰς κενὸν ἔδραμον</w:t>
-      </w:r>
-    </w:p>
-    <w:p>
-      <w:pPr/>
-      <w:r>
-        <w:rPr>
-          <w:lang w:val="en_US" w:bidi="en_US"/>
-        </w:rPr>
-      </w:r>
-      <w:r>
-        <w:rPr>
-          <w:b/>
-          <w:lang w:val="en_US" w:bidi="en_US"/>
-        </w:rPr>
         <w:t>"I did not run in vain"</w:t>
       </w:r>
     </w:p>
@@ -22833,21 +19888,6 @@
           <w:b/>
           <w:lang w:val="en_US" w:bidi="en_US"/>
         </w:rPr>
-        <w:t>εἰς κενὸν</w:t>
-      </w:r>
-    </w:p>
-    <w:p>
-      <w:pPr/>
-      <w:r>
-        <w:rPr>
-          <w:lang w:val="en_US" w:bidi="en_US"/>
-        </w:rPr>
-      </w:r>
-      <w:r>
-        <w:rPr>
-          <w:b/>
-          <w:lang w:val="en_US" w:bidi="en_US"/>
-        </w:rPr>
         <w:t>"in vain"</w:t>
       </w:r>
       <w:r>
@@ -22924,21 +19964,6 @@
           <w:b/>
           <w:lang w:val="en_US" w:bidi="en_US"/>
         </w:rPr>
-        <w:t>οὐδὲ εἰς κενὸν ἐκοπίασα</w:t>
-      </w:r>
-    </w:p>
-    <w:p>
-      <w:pPr/>
-      <w:r>
-        <w:rPr>
-          <w:lang w:val="en_US" w:bidi="en_US"/>
-        </w:rPr>
-      </w:r>
-      <w:r>
-        <w:rPr>
-          <w:b/>
-          <w:lang w:val="en_US" w:bidi="en_US"/>
-        </w:rPr>
         <w:t>"nor labor in vain"</w:t>
       </w:r>
     </w:p>
@@ -23035,21 +20060,6 @@
           <w:b/>
           <w:lang w:val="en_US" w:bidi="en_US"/>
         </w:rPr>
-        <w:t>ἀλλ’ εἰ καὶ</w:t>
-      </w:r>
-    </w:p>
-    <w:p>
-      <w:pPr/>
-      <w:r>
-        <w:rPr>
-          <w:lang w:val="en_US" w:bidi="en_US"/>
-        </w:rPr>
-      </w:r>
-      <w:r>
-        <w:rPr>
-          <w:b/>
-          <w:lang w:val="en_US" w:bidi="en_US"/>
-        </w:rPr>
         <w:t>"But even if"</w:t>
       </w:r>
     </w:p>
@@ -23073,7 +20083,7 @@
         </w:rPr>
         <w:t xml:space="preserve"> connects the idea of running and laboring for the advance of the gospel, which Paul discussed in </w:t>
       </w:r>
-      <w:hyperlink r:id="rId35">
+      <w:hyperlink r:id="rId33">
         <w:r>
           <w:rPr>
             <w:lang w:val="en_US" w:bidi="en_US"/>
@@ -23158,21 +20168,6 @@
           <w:b/>
           <w:lang w:val="en_US" w:bidi="en_US"/>
         </w:rPr>
-        <w:t>σπένδομαι ἐπὶ τῇ θυσίᾳ καὶ λειτουργίᾳ τῆς πίστεως ὑμῶν</w:t>
-      </w:r>
-    </w:p>
-    <w:p>
-      <w:pPr/>
-      <w:r>
-        <w:rPr>
-          <w:lang w:val="en_US" w:bidi="en_US"/>
-        </w:rPr>
-      </w:r>
-      <w:r>
-        <w:rPr>
-          <w:b/>
-          <w:lang w:val="en_US" w:bidi="en_US"/>
-        </w:rPr>
         <w:t>"I am being poured out as an offering on the sacrifice and service of your faith"</w:t>
       </w:r>
     </w:p>
@@ -23202,7 +20197,7 @@
         </w:rPr>
         <w:t xml:space="preserve"> uses imagery from the Old Testament Jewish sacrificial system. A priest would sacrifice an animal on the altar as a burnt offering to God and then pour out wine as a drink offering to God, in order to make the sacrifice complete. See </w:t>
       </w:r>
-      <w:hyperlink r:id="rId36">
+      <w:hyperlink r:id="rId34">
         <w:r>
           <w:rPr>
             <w:lang w:val="en_US" w:bidi="en_US"/>
@@ -23287,21 +20282,6 @@
           <w:b/>
           <w:lang w:val="en_US" w:bidi="en_US"/>
         </w:rPr>
-        <w:t>σπένδομαι</w:t>
-      </w:r>
-    </w:p>
-    <w:p>
-      <w:pPr/>
-      <w:r>
-        <w:rPr>
-          <w:lang w:val="en_US" w:bidi="en_US"/>
-        </w:rPr>
-      </w:r>
-      <w:r>
-        <w:rPr>
-          <w:b/>
-          <w:lang w:val="en_US" w:bidi="en_US"/>
-        </w:rPr>
         <w:t>"I am being poured out as an offering"</w:t>
       </w:r>
     </w:p>
@@ -23398,21 +20378,6 @@
           <w:b/>
           <w:lang w:val="en_US" w:bidi="en_US"/>
         </w:rPr>
-        <w:t>σπένδομαι</w:t>
-      </w:r>
-    </w:p>
-    <w:p>
-      <w:pPr/>
-      <w:r>
-        <w:rPr>
-          <w:lang w:val="en_US" w:bidi="en_US"/>
-        </w:rPr>
-      </w:r>
-      <w:r>
-        <w:rPr>
-          <w:b/>
-          <w:lang w:val="en_US" w:bidi="en_US"/>
-        </w:rPr>
         <w:t>"I am being poured out as an offering"</w:t>
       </w:r>
     </w:p>
@@ -23509,21 +20474,6 @@
           <w:b/>
           <w:lang w:val="en_US" w:bidi="en_US"/>
         </w:rPr>
-        <w:t>ἐπὶ τῇ θυσίᾳ καὶ λειτουργίᾳ τῆς πίστεως ὑμῶν</w:t>
-      </w:r>
-    </w:p>
-    <w:p>
-      <w:pPr/>
-      <w:r>
-        <w:rPr>
-          <w:lang w:val="en_US" w:bidi="en_US"/>
-        </w:rPr>
-      </w:r>
-      <w:r>
-        <w:rPr>
-          <w:b/>
-          <w:lang w:val="en_US" w:bidi="en_US"/>
-        </w:rPr>
         <w:t>"on the sacrifice and service of your faith"</w:t>
       </w:r>
     </w:p>
@@ -23607,21 +20557,6 @@
           <w:b/>
           <w:lang w:val="en_US" w:bidi="en_US"/>
         </w:rPr>
-        <w:t>ἐπὶ τῇ θυσίᾳ καὶ λειτουργίᾳ τῆς πίστεως ὑμῶν</w:t>
-      </w:r>
-    </w:p>
-    <w:p>
-      <w:pPr/>
-      <w:r>
-        <w:rPr>
-          <w:lang w:val="en_US" w:bidi="en_US"/>
-        </w:rPr>
-      </w:r>
-      <w:r>
-        <w:rPr>
-          <w:b/>
-          <w:lang w:val="en_US" w:bidi="en_US"/>
-        </w:rPr>
         <w:t>"on the sacrifice and service of your faith"</w:t>
       </w:r>
     </w:p>
@@ -23773,7 +20708,7 @@
         </w:rPr>
         <w:t xml:space="preserve"> is Paul’s summary of his attitude toward his hard work and suffering on behalf of the Philippians, which he described in </w:t>
       </w:r>
-      <w:hyperlink r:id="rId35">
+      <w:hyperlink r:id="rId33">
         <w:r>
           <w:rPr>
             <w:lang w:val="en_US" w:bidi="en_US"/>
@@ -23838,21 +20773,6 @@
           <w:b/>
           <w:lang w:val="en_US" w:bidi="en_US"/>
         </w:rPr>
-        <w:t>τὸ &amp; αὐτὸ</w:t>
-      </w:r>
-    </w:p>
-    <w:p>
-      <w:pPr/>
-      <w:r>
-        <w:rPr>
-          <w:lang w:val="en_US" w:bidi="en_US"/>
-        </w:rPr>
-      </w:r>
-      <w:r>
-        <w:rPr>
-          <w:b/>
-          <w:lang w:val="en_US" w:bidi="en_US"/>
-        </w:rPr>
         <w:t>"in the same manner"</w:t>
       </w:r>
     </w:p>
@@ -23882,7 +20802,7 @@
         </w:rPr>
         <w:t xml:space="preserve"> refers to the Philippian Christians rejoicing in the same manner that Paul said he would rejoice in previous verse </w:t>
       </w:r>
-      <w:hyperlink r:id="rId37">
+      <w:hyperlink r:id="rId35">
         <w:r>
           <w:rPr>
             <w:lang w:val="en_US" w:bidi="en_US"/>
@@ -23967,21 +20887,6 @@
           <w:b/>
           <w:lang w:val="en_US" w:bidi="en_US"/>
         </w:rPr>
-        <w:t>καὶ ὑμεῖς χαίρετε καὶ συνχαίρετέ μοι</w:t>
-      </w:r>
-    </w:p>
-    <w:p>
-      <w:pPr/>
-      <w:r>
-        <w:rPr>
-          <w:lang w:val="en_US" w:bidi="en_US"/>
-        </w:rPr>
-      </w:r>
-      <w:r>
-        <w:rPr>
-          <w:b/>
-          <w:lang w:val="en_US" w:bidi="en_US"/>
-        </w:rPr>
         <w:t>"you also rejoice and rejoice with me"</w:t>
       </w:r>
     </w:p>
@@ -24091,21 +20996,6 @@
           <w:b/>
           <w:lang w:val="en_US" w:bidi="en_US"/>
         </w:rPr>
-        <w:t>ἐλπίζω δὲ ἐν Κυρίῳ Ἰησοῦ</w:t>
-      </w:r>
-    </w:p>
-    <w:p>
-      <w:pPr/>
-      <w:r>
-        <w:rPr>
-          <w:lang w:val="en_US" w:bidi="en_US"/>
-        </w:rPr>
-      </w:r>
-      <w:r>
-        <w:rPr>
-          <w:b/>
-          <w:lang w:val="en_US" w:bidi="en_US"/>
-        </w:rPr>
         <w:t>"Now I hope in the Lord Jesus"</w:t>
       </w:r>
     </w:p>
@@ -24215,21 +21105,6 @@
           <w:b/>
           <w:lang w:val="en_US" w:bidi="en_US"/>
         </w:rPr>
-        <w:t>οὐδένα γὰρ ἔχω ἰσόψυχον</w:t>
-      </w:r>
-    </w:p>
-    <w:p>
-      <w:pPr/>
-      <w:r>
-        <w:rPr>
-          <w:lang w:val="en_US" w:bidi="en_US"/>
-        </w:rPr>
-      </w:r>
-      <w:r>
-        <w:rPr>
-          <w:b/>
-          <w:lang w:val="en_US" w:bidi="en_US"/>
-        </w:rPr>
         <w:t>"For I have no one like-minded"</w:t>
       </w:r>
     </w:p>
@@ -24293,21 +21168,6 @@
           <w:b/>
           <w:lang w:val="en_US" w:bidi="en_US"/>
         </w:rPr>
-        <w:t>οἱ πάντες γὰρ τὰ ἑαυτῶν ζητοῦσιν, οὐ τὰ Ἰησοῦ Χριστοῦ</w:t>
-      </w:r>
-    </w:p>
-    <w:p>
-      <w:pPr/>
-      <w:r>
-        <w:rPr>
-          <w:lang w:val="en_US" w:bidi="en_US"/>
-        </w:rPr>
-      </w:r>
-      <w:r>
-        <w:rPr>
-          <w:b/>
-          <w:lang w:val="en_US" w:bidi="en_US"/>
-        </w:rPr>
         <w:t>"for they all seek their own things, not the things of Jesus Christ"</w:t>
       </w:r>
     </w:p>
@@ -24417,21 +21277,6 @@
           <w:b/>
           <w:lang w:val="en_US" w:bidi="en_US"/>
         </w:rPr>
-        <w:t>ὡς πατρὶ τέκνον, σὺν ἐμοὶ ἐδούλευσεν εἰς τὸ εὐαγγέλιον</w:t>
-      </w:r>
-    </w:p>
-    <w:p>
-      <w:pPr/>
-      <w:r>
-        <w:rPr>
-          <w:lang w:val="en_US" w:bidi="en_US"/>
-        </w:rPr>
-      </w:r>
-      <w:r>
-        <w:rPr>
-          <w:b/>
-          <w:lang w:val="en_US" w:bidi="en_US"/>
-        </w:rPr>
         <w:t>"as a child with his father, he served with me in the gospel"</w:t>
       </w:r>
     </w:p>
@@ -24515,21 +21360,6 @@
           <w:b/>
           <w:lang w:val="en_US" w:bidi="en_US"/>
         </w:rPr>
-        <w:t>τὴν δὲ δοκιμὴν αὐτοῦ γινώσκετε</w:t>
-      </w:r>
-    </w:p>
-    <w:p>
-      <w:pPr/>
-      <w:r>
-        <w:rPr>
-          <w:lang w:val="en_US" w:bidi="en_US"/>
-        </w:rPr>
-      </w:r>
-      <w:r>
-        <w:rPr>
-          <w:b/>
-          <w:lang w:val="en_US" w:bidi="en_US"/>
-        </w:rPr>
         <w:t>"But you know his proven worth"</w:t>
       </w:r>
     </w:p>
@@ -24626,21 +21456,6 @@
           <w:b/>
           <w:lang w:val="en_US" w:bidi="en_US"/>
         </w:rPr>
-        <w:t>εἰς τὸ εὐαγγέλιον</w:t>
-      </w:r>
-    </w:p>
-    <w:p>
-      <w:pPr/>
-      <w:r>
-        <w:rPr>
-          <w:lang w:val="en_US" w:bidi="en_US"/>
-        </w:rPr>
-      </w:r>
-      <w:r>
-        <w:rPr>
-          <w:b/>
-          <w:lang w:val="en_US" w:bidi="en_US"/>
-        </w:rPr>
         <w:t>"in the gospel"</w:t>
       </w:r>
     </w:p>
@@ -24737,21 +21552,6 @@
           <w:b/>
           <w:lang w:val="en_US" w:bidi="en_US"/>
         </w:rPr>
-        <w:t>πέποιθα &amp; ἐν Κυρίῳ, ὅτι καὶ αὐτὸς ταχέως ἐλεύσομαι</w:t>
-      </w:r>
-    </w:p>
-    <w:p>
-      <w:pPr/>
-      <w:r>
-        <w:rPr>
-          <w:lang w:val="en_US" w:bidi="en_US"/>
-        </w:rPr>
-      </w:r>
-      <w:r>
-        <w:rPr>
-          <w:b/>
-          <w:lang w:val="en_US" w:bidi="en_US"/>
-        </w:rPr>
         <w:t>"I am confident in the Lord that I myself will also come soon"</w:t>
       </w:r>
     </w:p>
@@ -24815,21 +21615,6 @@
           <w:b/>
           <w:lang w:val="en_US" w:bidi="en_US"/>
         </w:rPr>
-        <w:t>ὅτι καὶ αὐτὸς ταχέως ἐλεύσομαι.</w:t>
-      </w:r>
-    </w:p>
-    <w:p>
-      <w:pPr/>
-      <w:r>
-        <w:rPr>
-          <w:lang w:val="en_US" w:bidi="en_US"/>
-        </w:rPr>
-      </w:r>
-      <w:r>
-        <w:rPr>
-          <w:b/>
-          <w:lang w:val="en_US" w:bidi="en_US"/>
-        </w:rPr>
         <w:t>"that I myself will also come soon"</w:t>
       </w:r>
     </w:p>
@@ -24926,21 +21711,6 @@
           <w:b/>
           <w:lang w:val="en_US" w:bidi="en_US"/>
         </w:rPr>
-        <w:t>ὅτι καὶ αὐτὸς ταχέως ἐλεύσομαι</w:t>
-      </w:r>
-    </w:p>
-    <w:p>
-      <w:pPr/>
-      <w:r>
-        <w:rPr>
-          <w:lang w:val="en_US" w:bidi="en_US"/>
-        </w:rPr>
-      </w:r>
-      <w:r>
-        <w:rPr>
-          <w:b/>
-          <w:lang w:val="en_US" w:bidi="en_US"/>
-        </w:rPr>
         <w:t>"that I myself will also come soon"</w:t>
       </w:r>
     </w:p>
@@ -25037,21 +21807,6 @@
           <w:b/>
           <w:lang w:val="en_US" w:bidi="en_US"/>
         </w:rPr>
-        <w:t>Ἐπαφρόδιτον</w:t>
-      </w:r>
-    </w:p>
-    <w:p>
-      <w:pPr/>
-      <w:r>
-        <w:rPr>
-          <w:lang w:val="en_US" w:bidi="en_US"/>
-        </w:rPr>
-      </w:r>
-      <w:r>
-        <w:rPr>
-          <w:b/>
-          <w:lang w:val="en_US" w:bidi="en_US"/>
-        </w:rPr>
         <w:t>"Epaphroditus"</w:t>
       </w:r>
     </w:p>
@@ -25142,21 +21897,6 @@
           <w:b/>
           <w:lang w:val="en_US" w:bidi="en_US"/>
         </w:rPr>
-        <w:t>ἀδελφὸν &amp; μου</w:t>
-      </w:r>
-    </w:p>
-    <w:p>
-      <w:pPr/>
-      <w:r>
-        <w:rPr>
-          <w:lang w:val="en_US" w:bidi="en_US"/>
-        </w:rPr>
-      </w:r>
-      <w:r>
-        <w:rPr>
-          <w:b/>
-          <w:lang w:val="en_US" w:bidi="en_US"/>
-        </w:rPr>
         <w:t>"my brother"</w:t>
       </w:r>
     </w:p>
@@ -25266,21 +22006,6 @@
           <w:b/>
           <w:lang w:val="en_US" w:bidi="en_US"/>
         </w:rPr>
-        <w:t>συνστρατιώτην</w:t>
-      </w:r>
-    </w:p>
-    <w:p>
-      <w:pPr/>
-      <w:r>
-        <w:rPr>
-          <w:lang w:val="en_US" w:bidi="en_US"/>
-        </w:rPr>
-      </w:r>
-      <w:r>
-        <w:rPr>
-          <w:b/>
-          <w:lang w:val="en_US" w:bidi="en_US"/>
-        </w:rPr>
         <w:t>"fellow soldier"</w:t>
       </w:r>
     </w:p>
@@ -25403,21 +22128,6 @@
           <w:b/>
           <w:lang w:val="en_US" w:bidi="en_US"/>
         </w:rPr>
-        <w:t>ὑμῶν &amp; ἀπόστολον καὶ λειτουργὸν τῆς χρείας μου</w:t>
-      </w:r>
-    </w:p>
-    <w:p>
-      <w:pPr/>
-      <w:r>
-        <w:rPr>
-          <w:lang w:val="en_US" w:bidi="en_US"/>
-        </w:rPr>
-      </w:r>
-      <w:r>
-        <w:rPr>
-          <w:b/>
-          <w:lang w:val="en_US" w:bidi="en_US"/>
-        </w:rPr>
         <w:t>"your messenger and minister for my needs"</w:t>
       </w:r>
     </w:p>
@@ -25481,21 +22191,6 @@
           <w:b/>
           <w:lang w:val="en_US" w:bidi="en_US"/>
         </w:rPr>
-        <w:t>ἐπιποθῶν ἦν πάντας ὑμᾶς, καὶ ἀδημονῶν</w:t>
-      </w:r>
-    </w:p>
-    <w:p>
-      <w:pPr/>
-      <w:r>
-        <w:rPr>
-          <w:lang w:val="en_US" w:bidi="en_US"/>
-        </w:rPr>
-      </w:r>
-      <w:r>
-        <w:rPr>
-          <w:b/>
-          <w:lang w:val="en_US" w:bidi="en_US"/>
-        </w:rPr>
         <w:t>"he has been longing to be with you all, and he is distressed"</w:t>
       </w:r>
     </w:p>
@@ -25559,21 +22254,6 @@
           <w:b/>
           <w:lang w:val="en_US" w:bidi="en_US"/>
         </w:rPr>
-        <w:t>ἐπειδὴ ἐπιποθῶν ἦν πάντας ὑμᾶς, καὶ ἀδημονῶν διότι ἠκούσατε ὅτι ἠσθένησεν</w:t>
-      </w:r>
-    </w:p>
-    <w:p>
-      <w:pPr/>
-      <w:r>
-        <w:rPr>
-          <w:lang w:val="en_US" w:bidi="en_US"/>
-        </w:rPr>
-      </w:r>
-      <w:r>
-        <w:rPr>
-          <w:b/>
-          <w:lang w:val="en_US" w:bidi="en_US"/>
-        </w:rPr>
         <w:t>"seeing that he has been longing to be with you all, and he is distressed because you heard that he was sick"</w:t>
       </w:r>
     </w:p>
@@ -25670,21 +22350,6 @@
           <w:b/>
           <w:lang w:val="en_US" w:bidi="en_US"/>
         </w:rPr>
-        <w:t>καὶ γὰρ ἠσθένησεν παραπλήσιον θανάτῳ, ἀλλὰ ὁ Θεὸς ἠλέησεν αὐτόν, οὐκ αὐτὸν δὲ μόνον, ἀλλὰ καὶ ἐμέ, ἵνα μὴ λύπην ἐπὶ λύπην σχῶ</w:t>
-      </w:r>
-    </w:p>
-    <w:p>
-      <w:pPr/>
-      <w:r>
-        <w:rPr>
-          <w:lang w:val="en_US" w:bidi="en_US"/>
-        </w:rPr>
-      </w:r>
-      <w:r>
-        <w:rPr>
-          <w:b/>
-          <w:lang w:val="en_US" w:bidi="en_US"/>
-        </w:rPr>
         <w:t>"For indeed he was sick nearly to death, but God had mercy on him, and not on him only, but also on me, so that I might not have sorrow upon sorrow"</w:t>
       </w:r>
     </w:p>
@@ -25794,21 +22459,6 @@
           <w:b/>
           <w:lang w:val="en_US" w:bidi="en_US"/>
         </w:rPr>
-        <w:t>ἠσθένησεν παραπλήσιον θανάτῳ</w:t>
-      </w:r>
-    </w:p>
-    <w:p>
-      <w:pPr/>
-      <w:r>
-        <w:rPr>
-          <w:lang w:val="en_US" w:bidi="en_US"/>
-        </w:rPr>
-      </w:r>
-      <w:r>
-        <w:rPr>
-          <w:b/>
-          <w:lang w:val="en_US" w:bidi="en_US"/>
-        </w:rPr>
         <w:t>"he was sick nearly to death"</w:t>
       </w:r>
     </w:p>
@@ -25918,21 +22568,6 @@
           <w:b/>
           <w:lang w:val="en_US" w:bidi="en_US"/>
         </w:rPr>
-        <w:t>ἀλλὰ ὁ Θεὸς ἠλέησεν αὐτόν</w:t>
-      </w:r>
-    </w:p>
-    <w:p>
-      <w:pPr/>
-      <w:r>
-        <w:rPr>
-          <w:lang w:val="en_US" w:bidi="en_US"/>
-        </w:rPr>
-      </w:r>
-      <w:r>
-        <w:rPr>
-          <w:b/>
-          <w:lang w:val="en_US" w:bidi="en_US"/>
-        </w:rPr>
         <w:t>"but God had mercy on him"</w:t>
       </w:r>
     </w:p>
@@ -26138,21 +22773,6 @@
           <w:b/>
           <w:lang w:val="en_US" w:bidi="en_US"/>
         </w:rPr>
-        <w:t>λύπην ἐπὶ λύπην</w:t>
-      </w:r>
-    </w:p>
-    <w:p>
-      <w:pPr/>
-      <w:r>
-        <w:rPr>
-          <w:lang w:val="en_US" w:bidi="en_US"/>
-        </w:rPr>
-      </w:r>
-      <w:r>
-        <w:rPr>
-          <w:b/>
-          <w:lang w:val="en_US" w:bidi="en_US"/>
-        </w:rPr>
         <w:t>"sorrow upon sorrow"</w:t>
       </w:r>
     </w:p>
@@ -26229,21 +22849,6 @@
           <w:b/>
           <w:lang w:val="en_US" w:bidi="en_US"/>
         </w:rPr>
-        <w:t>σπουδαιοτέρως οὖν ἔπεμψα αὐτὸν, ἵνα ἰδόντες αὐτὸν πάλιν, χαρῆτε κἀγὼ ἀλυπότερος ὦ</w:t>
-      </w:r>
-    </w:p>
-    <w:p>
-      <w:pPr/>
-      <w:r>
-        <w:rPr>
-          <w:lang w:val="en_US" w:bidi="en_US"/>
-        </w:rPr>
-      </w:r>
-      <w:r>
-        <w:rPr>
-          <w:b/>
-          <w:lang w:val="en_US" w:bidi="en_US"/>
-        </w:rPr>
         <w:t>"Therefore, I sent him all the more eagerly, so that, having seen him again, you might rejoice, and I might be free from pain"</w:t>
       </w:r>
     </w:p>
@@ -26353,21 +22958,6 @@
           <w:b/>
           <w:lang w:val="en_US" w:bidi="en_US"/>
         </w:rPr>
-        <w:t>κἀγὼ ἀλυπότερος ὦ</w:t>
-      </w:r>
-    </w:p>
-    <w:p>
-      <w:pPr/>
-      <w:r>
-        <w:rPr>
-          <w:lang w:val="en_US" w:bidi="en_US"/>
-        </w:rPr>
-      </w:r>
-      <w:r>
-        <w:rPr>
-          <w:b/>
-          <w:lang w:val="en_US" w:bidi="en_US"/>
-        </w:rPr>
         <w:t>"and I might be free from pain"</w:t>
       </w:r>
     </w:p>
@@ -26490,21 +23080,6 @@
           <w:b/>
           <w:lang w:val="en_US" w:bidi="en_US"/>
         </w:rPr>
-        <w:t>προσδέχεσθε &amp; αὐτὸν</w:t>
-      </w:r>
-    </w:p>
-    <w:p>
-      <w:pPr/>
-      <w:r>
-        <w:rPr>
-          <w:lang w:val="en_US" w:bidi="en_US"/>
-        </w:rPr>
-      </w:r>
-      <w:r>
-        <w:rPr>
-          <w:b/>
-          <w:lang w:val="en_US" w:bidi="en_US"/>
-        </w:rPr>
         <w:t>"welcome him"</w:t>
       </w:r>
     </w:p>
@@ -26601,21 +23176,6 @@
           <w:b/>
           <w:lang w:val="en_US" w:bidi="en_US"/>
         </w:rPr>
-        <w:t>ἐν Κυρίῳ μετὰ πάσης χαρᾶς</w:t>
-      </w:r>
-    </w:p>
-    <w:p>
-      <w:pPr/>
-      <w:r>
-        <w:rPr>
-          <w:lang w:val="en_US" w:bidi="en_US"/>
-        </w:rPr>
-      </w:r>
-      <w:r>
-        <w:rPr>
-          <w:b/>
-          <w:lang w:val="en_US" w:bidi="en_US"/>
-        </w:rPr>
         <w:t>"in the Lord with all joy"</w:t>
       </w:r>
     </w:p>
@@ -26725,21 +23285,6 @@
           <w:b/>
           <w:lang w:val="en_US" w:bidi="en_US"/>
         </w:rPr>
-        <w:t>ἐντίμους ἔχετε</w:t>
-      </w:r>
-    </w:p>
-    <w:p>
-      <w:pPr/>
-      <w:r>
-        <w:rPr>
-          <w:lang w:val="en_US" w:bidi="en_US"/>
-        </w:rPr>
-      </w:r>
-      <w:r>
-        <w:rPr>
-          <w:b/>
-          <w:lang w:val="en_US" w:bidi="en_US"/>
-        </w:rPr>
         <w:t>"hold in honor"</w:t>
       </w:r>
     </w:p>
@@ -26836,21 +23381,6 @@
           <w:b/>
           <w:lang w:val="en_US" w:bidi="en_US"/>
         </w:rPr>
-        <w:t>ἐντίμους ἔχετε</w:t>
-      </w:r>
-    </w:p>
-    <w:p>
-      <w:pPr/>
-      <w:r>
-        <w:rPr>
-          <w:lang w:val="en_US" w:bidi="en_US"/>
-        </w:rPr>
-      </w:r>
-      <w:r>
-        <w:rPr>
-          <w:b/>
-          <w:lang w:val="en_US" w:bidi="en_US"/>
-        </w:rPr>
         <w:t>"hold in honor"</w:t>
       </w:r>
     </w:p>
@@ -26973,21 +23503,6 @@
           <w:b/>
           <w:lang w:val="en_US" w:bidi="en_US"/>
         </w:rPr>
-        <w:t>ὅτι διὰ τὸ ἔργον Χριστοῦ μέχρι θανάτου ἤγγισεν, παραβολευσάμενος τῇ ψυχῇ, ἵνα ἀναπληρώσῃ τὸ ὑμῶν ὑστέρημα, τῆς πρός με λειτουργίας</w:t>
-      </w:r>
-    </w:p>
-    <w:p>
-      <w:pPr/>
-      <w:r>
-        <w:rPr>
-          <w:lang w:val="en_US" w:bidi="en_US"/>
-        </w:rPr>
-      </w:r>
-      <w:r>
-        <w:rPr>
-          <w:b/>
-          <w:lang w:val="en_US" w:bidi="en_US"/>
-        </w:rPr>
         <w:t>"since for the sake of the work of Christ, he came near even to death, risking his life so that he might make up your lack of service to me"</w:t>
       </w:r>
     </w:p>
@@ -27097,21 +23612,6 @@
           <w:b/>
           <w:lang w:val="en_US" w:bidi="en_US"/>
         </w:rPr>
-        <w:t>διὰ τὸ ἔργον Χριστοῦ</w:t>
-      </w:r>
-    </w:p>
-    <w:p>
-      <w:pPr/>
-      <w:r>
-        <w:rPr>
-          <w:lang w:val="en_US" w:bidi="en_US"/>
-        </w:rPr>
-      </w:r>
-      <w:r>
-        <w:rPr>
-          <w:b/>
-          <w:lang w:val="en_US" w:bidi="en_US"/>
-        </w:rPr>
         <w:t>"for the sake of the work of Christ"</w:t>
       </w:r>
     </w:p>
@@ -27208,21 +23708,6 @@
           <w:b/>
           <w:lang w:val="en_US" w:bidi="en_US"/>
         </w:rPr>
-        <w:t>διὰ τὸ ἔργον Χριστοῦ</w:t>
-      </w:r>
-    </w:p>
-    <w:p>
-      <w:pPr/>
-      <w:r>
-        <w:rPr>
-          <w:lang w:val="en_US" w:bidi="en_US"/>
-        </w:rPr>
-      </w:r>
-      <w:r>
-        <w:rPr>
-          <w:b/>
-          <w:lang w:val="en_US" w:bidi="en_US"/>
-        </w:rPr>
         <w:t>"for the sake of the work of Christ"</w:t>
       </w:r>
     </w:p>
@@ -27332,21 +23817,6 @@
           <w:b/>
           <w:lang w:val="en_US" w:bidi="en_US"/>
         </w:rPr>
-        <w:t>μέχρι θανάτου ἤγγισεν</w:t>
-      </w:r>
-    </w:p>
-    <w:p>
-      <w:pPr/>
-      <w:r>
-        <w:rPr>
-          <w:lang w:val="en_US" w:bidi="en_US"/>
-        </w:rPr>
-      </w:r>
-      <w:r>
-        <w:rPr>
-          <w:b/>
-          <w:lang w:val="en_US" w:bidi="en_US"/>
-        </w:rPr>
         <w:t>"he came near even to death"</w:t>
       </w:r>
     </w:p>
@@ -27469,21 +23939,6 @@
           <w:b/>
           <w:lang w:val="en_US" w:bidi="en_US"/>
         </w:rPr>
-        <w:t>παραβολευσάμενος τῇ ψυχῇ</w:t>
-      </w:r>
-    </w:p>
-    <w:p>
-      <w:pPr/>
-      <w:r>
-        <w:rPr>
-          <w:lang w:val="en_US" w:bidi="en_US"/>
-        </w:rPr>
-      </w:r>
-      <w:r>
-        <w:rPr>
-          <w:b/>
-          <w:lang w:val="en_US" w:bidi="en_US"/>
-        </w:rPr>
         <w:t>"risking his life"</w:t>
       </w:r>
     </w:p>
@@ -27593,21 +24048,6 @@
           <w:b/>
           <w:lang w:val="en_US" w:bidi="en_US"/>
         </w:rPr>
-        <w:t>ἵνα ἀναπληρώσῃ τὸ ὑμῶν ὑστέρημα, τῆς πρός με λειτουργίας</w:t>
-      </w:r>
-    </w:p>
-    <w:p>
-      <w:pPr/>
-      <w:r>
-        <w:rPr>
-          <w:lang w:val="en_US" w:bidi="en_US"/>
-        </w:rPr>
-      </w:r>
-      <w:r>
-        <w:rPr>
-          <w:b/>
-          <w:lang w:val="en_US" w:bidi="en_US"/>
-        </w:rPr>
         <w:t>"so that he might make up your lack of service to me"</w:t>
       </w:r>
     </w:p>
@@ -27717,21 +24157,6 @@
           <w:b/>
           <w:lang w:val="en_US" w:bidi="en_US"/>
         </w:rPr>
-        <w:t>ἵνα ἀναπληρώσῃ τὸ ὑμῶν ὑστέρημα, τῆς πρός με λειτουργίας</w:t>
-      </w:r>
-    </w:p>
-    <w:p>
-      <w:pPr/>
-      <w:r>
-        <w:rPr>
-          <w:lang w:val="en_US" w:bidi="en_US"/>
-        </w:rPr>
-      </w:r>
-      <w:r>
-        <w:rPr>
-          <w:b/>
-          <w:lang w:val="en_US" w:bidi="en_US"/>
-        </w:rPr>
         <w:t>"so that he might make up your lack of service to me"</w:t>
       </w:r>
     </w:p>
@@ -27828,21 +24253,6 @@
           <w:b/>
           <w:lang w:val="en_US" w:bidi="en_US"/>
         </w:rPr>
-        <w:t>ἀδελφοί</w:t>
-      </w:r>
-    </w:p>
-    <w:p>
-      <w:pPr/>
-      <w:r>
-        <w:rPr>
-          <w:lang w:val="en_US" w:bidi="en_US"/>
-        </w:rPr>
-      </w:r>
-      <w:r>
-        <w:rPr>
-          <w:b/>
-          <w:lang w:val="en_US" w:bidi="en_US"/>
-        </w:rPr>
         <w:t>"brothers"</w:t>
       </w:r>
     </w:p>
@@ -27872,7 +24282,7 @@
         </w:rPr>
         <w:t xml:space="preserve"> here to refer to anyone who is a fellow believer in Jesus. If this is not clear in your language, you could express this plainly. See how you translated this word in </w:t>
       </w:r>
-      <w:hyperlink r:id="rId20">
+      <w:hyperlink r:id="rId18">
         <w:r>
           <w:rPr>
             <w:lang w:val="en_US" w:bidi="en_US"/>
@@ -27957,21 +24367,6 @@
           <w:b/>
           <w:lang w:val="en_US" w:bidi="en_US"/>
         </w:rPr>
-        <w:t>χαίρετε ἐν Κυρίῳ</w:t>
-      </w:r>
-    </w:p>
-    <w:p>
-      <w:pPr/>
-      <w:r>
-        <w:rPr>
-          <w:lang w:val="en_US" w:bidi="en_US"/>
-        </w:rPr>
-      </w:r>
-      <w:r>
-        <w:rPr>
-          <w:b/>
-          <w:lang w:val="en_US" w:bidi="en_US"/>
-        </w:rPr>
         <w:t>"rejoice in the Lord"</w:t>
       </w:r>
     </w:p>
@@ -28068,21 +24463,6 @@
           <w:b/>
           <w:lang w:val="en_US" w:bidi="en_US"/>
         </w:rPr>
-        <w:t>ἐν Κυρίῳ</w:t>
-      </w:r>
-    </w:p>
-    <w:p>
-      <w:pPr/>
-      <w:r>
-        <w:rPr>
-          <w:lang w:val="en_US" w:bidi="en_US"/>
-        </w:rPr>
-      </w:r>
-      <w:r>
-        <w:rPr>
-          <w:b/>
-          <w:lang w:val="en_US" w:bidi="en_US"/>
-        </w:rPr>
         <w:t>"in the Lord"</w:t>
       </w:r>
     </w:p>
@@ -28146,21 +24526,6 @@
           <w:b/>
           <w:lang w:val="en_US" w:bidi="en_US"/>
         </w:rPr>
-        <w:t>ὑμῖν δὲ ἀσφαλές</w:t>
-      </w:r>
-    </w:p>
-    <w:p>
-      <w:pPr/>
-      <w:r>
-        <w:rPr>
-          <w:lang w:val="en_US" w:bidi="en_US"/>
-        </w:rPr>
-      </w:r>
-      <w:r>
-        <w:rPr>
-          <w:b/>
-          <w:lang w:val="en_US" w:bidi="en_US"/>
-        </w:rPr>
         <w:t>"and {is} a safeguard for you"</w:t>
       </w:r>
     </w:p>
@@ -28257,21 +24622,6 @@
           <w:b/>
           <w:lang w:val="en_US" w:bidi="en_US"/>
         </w:rPr>
-        <w:t>βλέπετε</w:t>
-      </w:r>
-    </w:p>
-    <w:p>
-      <w:pPr/>
-      <w:r>
-        <w:rPr>
-          <w:lang w:val="en_US" w:bidi="en_US"/>
-        </w:rPr>
-      </w:r>
-      <w:r>
-        <w:rPr>
-          <w:b/>
-          <w:lang w:val="en_US" w:bidi="en_US"/>
-        </w:rPr>
         <w:t>"Beware of"</w:t>
       </w:r>
       <w:r>
@@ -28394,21 +24744,6 @@
           <w:b/>
           <w:lang w:val="en_US" w:bidi="en_US"/>
         </w:rPr>
-        <w:t>βλέπετε</w:t>
-      </w:r>
-    </w:p>
-    <w:p>
-      <w:pPr/>
-      <w:r>
-        <w:rPr>
-          <w:lang w:val="en_US" w:bidi="en_US"/>
-        </w:rPr>
-      </w:r>
-      <w:r>
-        <w:rPr>
-          <w:b/>
-          <w:lang w:val="en_US" w:bidi="en_US"/>
-        </w:rPr>
         <w:t>"Beware of"</w:t>
       </w:r>
       <w:r>
@@ -28498,21 +24833,6 @@
           <w:b/>
           <w:lang w:val="en_US" w:bidi="en_US"/>
         </w:rPr>
-        <w:t>τοὺς κύνας &amp; τοὺς κακοὺς ἐργάτας &amp; τὴν κατατομήν</w:t>
-      </w:r>
-    </w:p>
-    <w:p>
-      <w:pPr/>
-      <w:r>
-        <w:rPr>
-          <w:lang w:val="en_US" w:bidi="en_US"/>
-        </w:rPr>
-      </w:r>
-      <w:r>
-        <w:rPr>
-          <w:b/>
-          <w:lang w:val="en_US" w:bidi="en_US"/>
-        </w:rPr>
         <w:t>"the dogs,"</w:t>
       </w:r>
       <w:r>
@@ -28641,21 +24961,6 @@
           <w:b/>
           <w:lang w:val="en_US" w:bidi="en_US"/>
         </w:rPr>
-        <w:t>τοὺς κύνας</w:t>
-      </w:r>
-    </w:p>
-    <w:p>
-      <w:pPr/>
-      <w:r>
-        <w:rPr>
-          <w:lang w:val="en_US" w:bidi="en_US"/>
-        </w:rPr>
-      </w:r>
-      <w:r>
-        <w:rPr>
-          <w:b/>
-          <w:lang w:val="en_US" w:bidi="en_US"/>
-        </w:rPr>
         <w:t>"the dogs"</w:t>
       </w:r>
     </w:p>
@@ -28765,21 +25070,6 @@
           <w:b/>
           <w:lang w:val="en_US" w:bidi="en_US"/>
         </w:rPr>
-        <w:t>κακοὺς ἐργάτας</w:t>
-      </w:r>
-    </w:p>
-    <w:p>
-      <w:pPr/>
-      <w:r>
-        <w:rPr>
-          <w:lang w:val="en_US" w:bidi="en_US"/>
-        </w:rPr>
-      </w:r>
-      <w:r>
-        <w:rPr>
-          <w:b/>
-          <w:lang w:val="en_US" w:bidi="en_US"/>
-        </w:rPr>
         <w:t>"evil workers"</w:t>
       </w:r>
     </w:p>
@@ -28876,21 +25166,6 @@
           <w:b/>
           <w:lang w:val="en_US" w:bidi="en_US"/>
         </w:rPr>
-        <w:t>τὴν κατατομήν</w:t>
-      </w:r>
-    </w:p>
-    <w:p>
-      <w:pPr/>
-      <w:r>
-        <w:rPr>
-          <w:lang w:val="en_US" w:bidi="en_US"/>
-        </w:rPr>
-      </w:r>
-      <w:r>
-        <w:rPr>
-          <w:b/>
-          <w:lang w:val="en_US" w:bidi="en_US"/>
-        </w:rPr>
         <w:t>"the mutilation"</w:t>
       </w:r>
     </w:p>
@@ -29013,21 +25288,6 @@
           <w:b/>
           <w:lang w:val="en_US" w:bidi="en_US"/>
         </w:rPr>
-        <w:t>τὴν κατατομήν</w:t>
-      </w:r>
-    </w:p>
-    <w:p>
-      <w:pPr/>
-      <w:r>
-        <w:rPr>
-          <w:lang w:val="en_US" w:bidi="en_US"/>
-        </w:rPr>
-      </w:r>
-      <w:r>
-        <w:rPr>
-          <w:b/>
-          <w:lang w:val="en_US" w:bidi="en_US"/>
-        </w:rPr>
         <w:t>"the mutilation"</w:t>
       </w:r>
     </w:p>
@@ -29124,21 +25384,6 @@
           <w:b/>
           <w:lang w:val="en_US" w:bidi="en_US"/>
         </w:rPr>
-        <w:t>ἡμεῖς γάρ ἐσμεν</w:t>
-      </w:r>
-    </w:p>
-    <w:p>
-      <w:pPr/>
-      <w:r>
-        <w:rPr>
-          <w:lang w:val="en_US" w:bidi="en_US"/>
-        </w:rPr>
-      </w:r>
-      <w:r>
-        <w:rPr>
-          <w:b/>
-          <w:lang w:val="en_US" w:bidi="en_US"/>
-        </w:rPr>
         <w:t>"For we are"</w:t>
       </w:r>
     </w:p>
@@ -29248,21 +25493,6 @@
           <w:b/>
           <w:lang w:val="en_US" w:bidi="en_US"/>
         </w:rPr>
-        <w:t>ἡ περιτομή</w:t>
-      </w:r>
-    </w:p>
-    <w:p>
-      <w:pPr/>
-      <w:r>
-        <w:rPr>
-          <w:lang w:val="en_US" w:bidi="en_US"/>
-        </w:rPr>
-      </w:r>
-      <w:r>
-        <w:rPr>
-          <w:b/>
-          <w:lang w:val="en_US" w:bidi="en_US"/>
-        </w:rPr>
         <w:t>"the circumcision"</w:t>
       </w:r>
     </w:p>
@@ -29385,21 +25615,6 @@
           <w:b/>
           <w:lang w:val="en_US" w:bidi="en_US"/>
         </w:rPr>
-        <w:t>οἱ Πνεύματι Θεοῦ λατρεύοντες</w:t>
-      </w:r>
-    </w:p>
-    <w:p>
-      <w:pPr/>
-      <w:r>
-        <w:rPr>
-          <w:lang w:val="en_US" w:bidi="en_US"/>
-        </w:rPr>
-      </w:r>
-      <w:r>
-        <w:rPr>
-          <w:b/>
-          <w:lang w:val="en_US" w:bidi="en_US"/>
-        </w:rPr>
         <w:t>"the ones worshiping by the Spirit of God"</w:t>
       </w:r>
     </w:p>
@@ -29463,21 +25678,6 @@
           <w:b/>
           <w:lang w:val="en_US" w:bidi="en_US"/>
         </w:rPr>
-        <w:t>οὐκ ἐν σαρκὶ πεποιθότες</w:t>
-      </w:r>
-    </w:p>
-    <w:p>
-      <w:pPr/>
-      <w:r>
-        <w:rPr>
-          <w:lang w:val="en_US" w:bidi="en_US"/>
-        </w:rPr>
-      </w:r>
-      <w:r>
-        <w:rPr>
-          <w:b/>
-          <w:lang w:val="en_US" w:bidi="en_US"/>
-        </w:rPr>
         <w:t>"not being confident in the flesh"</w:t>
       </w:r>
     </w:p>
@@ -29587,21 +25787,6 @@
           <w:b/>
           <w:lang w:val="en_US" w:bidi="en_US"/>
         </w:rPr>
-        <w:t>καυχώμενοι ἐν Χριστῷ Ἰησοῦ, καὶ οὐκ ἐν σαρκὶ πεποιθότες</w:t>
-      </w:r>
-    </w:p>
-    <w:p>
-      <w:pPr/>
-      <w:r>
-        <w:rPr>
-          <w:lang w:val="en_US" w:bidi="en_US"/>
-        </w:rPr>
-      </w:r>
-      <w:r>
-        <w:rPr>
-          <w:b/>
-          <w:lang w:val="en_US" w:bidi="en_US"/>
-        </w:rPr>
         <w:t>"boasting in Christ Jesus and not being confident in the flesh"</w:t>
       </w:r>
     </w:p>
@@ -29691,21 +25876,6 @@
           <w:b/>
           <w:lang w:val="en_US" w:bidi="en_US"/>
         </w:rPr>
-        <w:t>καὶ οὐκ ἐν σαρκὶ πεποιθότες</w:t>
-      </w:r>
-    </w:p>
-    <w:p>
-      <w:pPr/>
-      <w:r>
-        <w:rPr>
-          <w:lang w:val="en_US" w:bidi="en_US"/>
-        </w:rPr>
-      </w:r>
-      <w:r>
-        <w:rPr>
-          <w:b/>
-          <w:lang w:val="en_US" w:bidi="en_US"/>
-        </w:rPr>
         <w:t>"and not being confident in the flesh"</w:t>
       </w:r>
     </w:p>
@@ -29841,21 +26011,6 @@
           <w:b/>
           <w:lang w:val="en_US" w:bidi="en_US"/>
         </w:rPr>
-        <w:t>ἐγὼ ἔχων πεποίθησιν καὶ ἐν σαρκί εἴ τις δοκεῖ ἄλλος πεποιθέναι ἐν σαρκί, ἐγὼ μᾶλλον</w:t>
-      </w:r>
-    </w:p>
-    <w:p>
-      <w:pPr/>
-      <w:r>
-        <w:rPr>
-          <w:lang w:val="en_US" w:bidi="en_US"/>
-        </w:rPr>
-      </w:r>
-      <w:r>
-        <w:rPr>
-          <w:b/>
-          <w:lang w:val="en_US" w:bidi="en_US"/>
-        </w:rPr>
         <w:t>""</w:t>
       </w:r>
     </w:p>
@@ -29872,7 +26027,7 @@
         </w:rPr>
         <w:t xml:space="preserve">Using a type of hypothetical situation, Paul recites his own credentials to illustrate that if observing the law could earn God’s favor, then he had more reason to boast than anyone else. His purpose is to teach the Philippian believers that they should only trust in Christ and not trust in other things to earn God’s favor. Paul explains in </w:t>
       </w:r>
-      <w:hyperlink r:id="rId38">
+      <w:hyperlink r:id="rId36">
         <w:r>
           <w:rPr>
             <w:lang w:val="en_US" w:bidi="en_US"/>
@@ -30020,21 +26175,6 @@
           <w:b/>
           <w:lang w:val="en_US" w:bidi="en_US"/>
         </w:rPr>
-        <w:t>φυλῆς Βενιαμείν</w:t>
-      </w:r>
-    </w:p>
-    <w:p>
-      <w:pPr/>
-      <w:r>
-        <w:rPr>
-          <w:lang w:val="en_US" w:bidi="en_US"/>
-        </w:rPr>
-      </w:r>
-      <w:r>
-        <w:rPr>
-          <w:b/>
-          <w:lang w:val="en_US" w:bidi="en_US"/>
-        </w:rPr>
         <w:t>"of the tribe of Benjamin"</w:t>
       </w:r>
     </w:p>
@@ -30207,21 +26347,6 @@
           <w:b/>
           <w:lang w:val="en_US" w:bidi="en_US"/>
         </w:rPr>
-        <w:t>κατὰ νόμον Φαρισαῖος</w:t>
-      </w:r>
-    </w:p>
-    <w:p>
-      <w:pPr/>
-      <w:r>
-        <w:rPr>
-          <w:lang w:val="en_US" w:bidi="en_US"/>
-        </w:rPr>
-      </w:r>
-      <w:r>
-        <w:rPr>
-          <w:b/>
-          <w:lang w:val="en_US" w:bidi="en_US"/>
-        </w:rPr>
         <w:t>"according to the law, a Pharisee"</w:t>
       </w:r>
     </w:p>
@@ -30298,21 +26423,6 @@
           <w:b/>
           <w:lang w:val="en_US" w:bidi="en_US"/>
         </w:rPr>
-        <w:t>κατὰ ζῆλος διώκων τὴν ἐκκλησίαν, κατὰ δικαιοσύνην τὴν ἐν νόμῳ γενόμενος ἄμεμπτος</w:t>
-      </w:r>
-    </w:p>
-    <w:p>
-      <w:pPr/>
-      <w:r>
-        <w:rPr>
-          <w:lang w:val="en_US" w:bidi="en_US"/>
-        </w:rPr>
-      </w:r>
-      <w:r>
-        <w:rPr>
-          <w:b/>
-          <w:lang w:val="en_US" w:bidi="en_US"/>
-        </w:rPr>
         <w:t>"according to zeal, persecuting the church; according to righteousness {that is} in the law, having become blameless"</w:t>
       </w:r>
     </w:p>
@@ -30376,21 +26486,6 @@
           <w:b/>
           <w:lang w:val="en_US" w:bidi="en_US"/>
         </w:rPr>
-        <w:t>κατὰ ζῆλος διώκων τὴν ἐκκλησίαν</w:t>
-      </w:r>
-    </w:p>
-    <w:p>
-      <w:pPr/>
-      <w:r>
-        <w:rPr>
-          <w:lang w:val="en_US" w:bidi="en_US"/>
-        </w:rPr>
-      </w:r>
-      <w:r>
-        <w:rPr>
-          <w:b/>
-          <w:lang w:val="en_US" w:bidi="en_US"/>
-        </w:rPr>
         <w:t>"according to zeal, persecuting the church"</w:t>
       </w:r>
     </w:p>
@@ -30526,21 +26621,6 @@
           <w:b/>
           <w:lang w:val="en_US" w:bidi="en_US"/>
         </w:rPr>
-        <w:t>τὴν ἐκκλησίαν</w:t>
-      </w:r>
-    </w:p>
-    <w:p>
-      <w:pPr/>
-      <w:r>
-        <w:rPr>
-          <w:lang w:val="en_US" w:bidi="en_US"/>
-        </w:rPr>
-      </w:r>
-      <w:r>
-        <w:rPr>
-          <w:b/>
-          <w:lang w:val="en_US" w:bidi="en_US"/>
-        </w:rPr>
         <w:t>"the church"</w:t>
       </w:r>
     </w:p>
@@ -30663,21 +26743,6 @@
           <w:b/>
           <w:lang w:val="en_US" w:bidi="en_US"/>
         </w:rPr>
-        <w:t>κατὰ δικαιοσύνην τὴν ἐν νόμῳ γενόμενος ἄμεμπτος</w:t>
-      </w:r>
-    </w:p>
-    <w:p>
-      <w:pPr/>
-      <w:r>
-        <w:rPr>
-          <w:lang w:val="en_US" w:bidi="en_US"/>
-        </w:rPr>
-      </w:r>
-      <w:r>
-        <w:rPr>
-          <w:b/>
-          <w:lang w:val="en_US" w:bidi="en_US"/>
-        </w:rPr>
         <w:t>"according to righteousness {that is} in the law, having become blameless"</w:t>
       </w:r>
     </w:p>
@@ -30774,21 +26839,6 @@
           <w:b/>
           <w:lang w:val="en_US" w:bidi="en_US"/>
         </w:rPr>
-        <w:t>ἅτινα ἦν μοι κέρδη, ταῦτα ἥγημαι διὰ τὸν Χριστὸν ζημίαν</w:t>
-      </w:r>
-    </w:p>
-    <w:p>
-      <w:pPr/>
-      <w:r>
-        <w:rPr>
-          <w:lang w:val="en_US" w:bidi="en_US"/>
-        </w:rPr>
-      </w:r>
-      <w:r>
-        <w:rPr>
-          <w:b/>
-          <w:lang w:val="en_US" w:bidi="en_US"/>
-        </w:rPr>
         <w:t>"Whatever things were gains for me, I consider these things loss for the sake of Christ"</w:t>
       </w:r>
     </w:p>
@@ -30805,7 +26855,7 @@
         </w:rPr>
         <w:t xml:space="preserve">This entire verse is Paul’s response to the seven things he listed in </w:t>
       </w:r>
-      <w:hyperlink r:id="rId39">
+      <w:hyperlink r:id="rId37">
         <w:r>
           <w:rPr>
             <w:lang w:val="en_US" w:bidi="en_US"/>
@@ -30890,21 +26940,6 @@
           <w:b/>
           <w:lang w:val="en_US" w:bidi="en_US"/>
         </w:rPr>
-        <w:t>ἅτινα ἦν μοι κέρδη, ταῦτα ἥγημαι διὰ τὸν Χριστὸν ζημίαν</w:t>
-      </w:r>
-    </w:p>
-    <w:p>
-      <w:pPr/>
-      <w:r>
-        <w:rPr>
-          <w:lang w:val="en_US" w:bidi="en_US"/>
-        </w:rPr>
-      </w:r>
-      <w:r>
-        <w:rPr>
-          <w:b/>
-          <w:lang w:val="en_US" w:bidi="en_US"/>
-        </w:rPr>
         <w:t>"Whatever things were gains for me, I consider these things loss for the sake of Christ"</w:t>
       </w:r>
     </w:p>
@@ -31014,21 +27049,6 @@
           <w:b/>
           <w:lang w:val="en_US" w:bidi="en_US"/>
         </w:rPr>
-        <w:t>ἅτινα ἦν μοι κέρδη</w:t>
-      </w:r>
-    </w:p>
-    <w:p>
-      <w:pPr/>
-      <w:r>
-        <w:rPr>
-          <w:lang w:val="en_US" w:bidi="en_US"/>
-        </w:rPr>
-      </w:r>
-      <w:r>
-        <w:rPr>
-          <w:b/>
-          <w:lang w:val="en_US" w:bidi="en_US"/>
-        </w:rPr>
         <w:t>"Whatever things were gains for me"</w:t>
       </w:r>
     </w:p>
@@ -31058,7 +27078,7 @@
         </w:rPr>
         <w:t xml:space="preserve"> refers specifically to the list of seven things that Paul has just listed in </w:t>
       </w:r>
-      <w:hyperlink r:id="rId39">
+      <w:hyperlink r:id="rId37">
         <w:r>
           <w:rPr>
             <w:lang w:val="en_US" w:bidi="en_US"/>
@@ -31143,21 +27163,6 @@
           <w:b/>
           <w:lang w:val="en_US" w:bidi="en_US"/>
         </w:rPr>
-        <w:t>ἅτινα ἦν μοι κέρδη</w:t>
-      </w:r>
-    </w:p>
-    <w:p>
-      <w:pPr/>
-      <w:r>
-        <w:rPr>
-          <w:lang w:val="en_US" w:bidi="en_US"/>
-        </w:rPr>
-      </w:r>
-      <w:r>
-        <w:rPr>
-          <w:b/>
-          <w:lang w:val="en_US" w:bidi="en_US"/>
-        </w:rPr>
         <w:t>"Whatever things were gains for me"</w:t>
       </w:r>
     </w:p>
@@ -31280,21 +27285,6 @@
           <w:b/>
           <w:lang w:val="en_US" w:bidi="en_US"/>
         </w:rPr>
-        <w:t>ταῦτα ἥγημαι διὰ τὸν Χριστὸν ζημίαν</w:t>
-      </w:r>
-    </w:p>
-    <w:p>
-      <w:pPr/>
-      <w:r>
-        <w:rPr>
-          <w:lang w:val="en_US" w:bidi="en_US"/>
-        </w:rPr>
-      </w:r>
-      <w:r>
-        <w:rPr>
-          <w:b/>
-          <w:lang w:val="en_US" w:bidi="en_US"/>
-        </w:rPr>
         <w:t>"I consider these things loss for the sake of Christ"</w:t>
       </w:r>
     </w:p>
@@ -31420,7 +27410,7 @@
         </w:rPr>
         <w:t xml:space="preserve">In this verse Paul continues the business metaphor which he began in </w:t>
       </w:r>
-      <w:hyperlink r:id="rId40">
+      <w:hyperlink r:id="rId38">
         <w:r>
           <w:rPr>
             <w:lang w:val="en_US" w:bidi="en_US"/>
@@ -31534,7 +27524,7 @@
         </w:rPr>
         <w:t xml:space="preserve"> in </w:t>
       </w:r>
-      <w:hyperlink r:id="rId40">
+      <w:hyperlink r:id="rId38">
         <w:r>
           <w:rPr>
             <w:lang w:val="en_US" w:bidi="en_US"/>
@@ -31599,21 +27589,6 @@
           <w:b/>
           <w:lang w:val="en_US" w:bidi="en_US"/>
         </w:rPr>
-        <w:t>ζημίαν</w:t>
-      </w:r>
-    </w:p>
-    <w:p>
-      <w:pPr/>
-      <w:r>
-        <w:rPr>
-          <w:lang w:val="en_US" w:bidi="en_US"/>
-        </w:rPr>
-      </w:r>
-      <w:r>
-        <w:rPr>
-          <w:b/>
-          <w:lang w:val="en_US" w:bidi="en_US"/>
-        </w:rPr>
         <w:t>"loss"</w:t>
       </w:r>
     </w:p>
@@ -31643,7 +27618,7 @@
         </w:rPr>
         <w:t xml:space="preserve"> in </w:t>
       </w:r>
-      <w:hyperlink r:id="rId40">
+      <w:hyperlink r:id="rId38">
         <w:r>
           <w:rPr>
             <w:lang w:val="en_US" w:bidi="en_US"/>
@@ -31728,21 +27703,6 @@
           <w:b/>
           <w:lang w:val="en_US" w:bidi="en_US"/>
         </w:rPr>
-        <w:t>καὶ ἡγοῦμαι πάντα ζημίαν εἶναι, διὰ τὸ ὑπερέχον τῆς γνώσεως Χριστοῦ Ἰησοῦ τοῦ Κυρίου μου</w:t>
-      </w:r>
-    </w:p>
-    <w:p>
-      <w:pPr/>
-      <w:r>
-        <w:rPr>
-          <w:lang w:val="en_US" w:bidi="en_US"/>
-        </w:rPr>
-      </w:r>
-      <w:r>
-        <w:rPr>
-          <w:b/>
-          <w:lang w:val="en_US" w:bidi="en_US"/>
-        </w:rPr>
         <w:t>"I consider even all things to be loss because of the surpassing value of the knowledge of Christ Jesus my Lord"</w:t>
       </w:r>
     </w:p>
@@ -31852,21 +27812,6 @@
           <w:b/>
           <w:lang w:val="en_US" w:bidi="en_US"/>
         </w:rPr>
-        <w:t>διὰ τὸ ὑπερέχον τῆς γνώσεως Χριστοῦ Ἰησοῦ τοῦ Κυρίου μου</w:t>
-      </w:r>
-    </w:p>
-    <w:p>
-      <w:pPr/>
-      <w:r>
-        <w:rPr>
-          <w:lang w:val="en_US" w:bidi="en_US"/>
-        </w:rPr>
-      </w:r>
-      <w:r>
-        <w:rPr>
-          <w:b/>
-          <w:lang w:val="en_US" w:bidi="en_US"/>
-        </w:rPr>
         <w:t>"because of the surpassing value of the knowledge of Christ Jesus my Lord"</w:t>
       </w:r>
     </w:p>
@@ -31976,21 +27921,6 @@
           <w:b/>
           <w:lang w:val="en_US" w:bidi="en_US"/>
         </w:rPr>
-        <w:t>διὰ τὸ ὑπερέχον τῆς γνώσεως Χριστοῦ Ἰησοῦ τοῦ Κυρίου μου</w:t>
-      </w:r>
-    </w:p>
-    <w:p>
-      <w:pPr/>
-      <w:r>
-        <w:rPr>
-          <w:lang w:val="en_US" w:bidi="en_US"/>
-        </w:rPr>
-      </w:r>
-      <w:r>
-        <w:rPr>
-          <w:b/>
-          <w:lang w:val="en_US" w:bidi="en_US"/>
-        </w:rPr>
         <w:t>"because of the surpassing value of the knowledge of Christ Jesus my Lord"</w:t>
       </w:r>
     </w:p>
@@ -32054,21 +27984,6 @@
           <w:b/>
           <w:lang w:val="en_US" w:bidi="en_US"/>
         </w:rPr>
-        <w:t>τῆς γνώσεως Χριστοῦ Ἰησοῦ τοῦ Κυρίου μου</w:t>
-      </w:r>
-    </w:p>
-    <w:p>
-      <w:pPr/>
-      <w:r>
-        <w:rPr>
-          <w:lang w:val="en_US" w:bidi="en_US"/>
-        </w:rPr>
-      </w:r>
-      <w:r>
-        <w:rPr>
-          <w:b/>
-          <w:lang w:val="en_US" w:bidi="en_US"/>
-        </w:rPr>
         <w:t>"of the knowledge of Christ Jesus my Lord"</w:t>
       </w:r>
     </w:p>
@@ -32165,21 +28080,6 @@
           <w:b/>
           <w:lang w:val="en_US" w:bidi="en_US"/>
         </w:rPr>
-        <w:t>δι’ ὃν τὰ πάντα ἐζημιώθην</w:t>
-      </w:r>
-    </w:p>
-    <w:p>
-      <w:pPr/>
-      <w:r>
-        <w:rPr>
-          <w:lang w:val="en_US" w:bidi="en_US"/>
-        </w:rPr>
-      </w:r>
-      <w:r>
-        <w:rPr>
-          <w:b/>
-          <w:lang w:val="en_US" w:bidi="en_US"/>
-        </w:rPr>
         <w:t>"because of whom I have suffered the loss of all things"</w:t>
       </w:r>
     </w:p>
@@ -32209,7 +28109,7 @@
         </w:rPr>
         <w:t xml:space="preserve"> earlier in this verse and in </w:t>
       </w:r>
-      <w:hyperlink r:id="rId40">
+      <w:hyperlink r:id="rId38">
         <w:r>
           <w:rPr>
             <w:lang w:val="en_US" w:bidi="en_US"/>
@@ -32323,7 +28223,7 @@
         </w:rPr>
         <w:t xml:space="preserve"> earlier in this verse and in </w:t>
       </w:r>
-      <w:hyperlink r:id="rId40">
+      <w:hyperlink r:id="rId38">
         <w:r>
           <w:rPr>
             <w:lang w:val="en_US" w:bidi="en_US"/>
@@ -32388,21 +28288,6 @@
           <w:b/>
           <w:lang w:val="en_US" w:bidi="en_US"/>
         </w:rPr>
-        <w:t>σκύβαλα</w:t>
-      </w:r>
-    </w:p>
-    <w:p>
-      <w:pPr/>
-      <w:r>
-        <w:rPr>
-          <w:lang w:val="en_US" w:bidi="en_US"/>
-        </w:rPr>
-      </w:r>
-      <w:r>
-        <w:rPr>
-          <w:b/>
-          <w:lang w:val="en_US" w:bidi="en_US"/>
-        </w:rPr>
         <w:t>"dung"</w:t>
       </w:r>
     </w:p>
@@ -32541,7 +28426,7 @@
         </w:rPr>
         <w:t xml:space="preserve"> in </w:t>
       </w:r>
-      <w:hyperlink r:id="rId40">
+      <w:hyperlink r:id="rId38">
         <w:r>
           <w:rPr>
             <w:lang w:val="en_US" w:bidi="en_US"/>
@@ -32606,21 +28491,6 @@
           <w:b/>
           <w:lang w:val="en_US" w:bidi="en_US"/>
         </w:rPr>
-        <w:t>ἵνα Χριστὸν κερδήσω</w:t>
-      </w:r>
-    </w:p>
-    <w:p>
-      <w:pPr/>
-      <w:r>
-        <w:rPr>
-          <w:lang w:val="en_US" w:bidi="en_US"/>
-        </w:rPr>
-      </w:r>
-      <w:r>
-        <w:rPr>
-          <w:b/>
-          <w:lang w:val="en_US" w:bidi="en_US"/>
-        </w:rPr>
         <w:t>"so that I might gain Christ"</w:t>
       </w:r>
     </w:p>
@@ -32717,21 +28587,6 @@
           <w:b/>
           <w:lang w:val="en_US" w:bidi="en_US"/>
         </w:rPr>
-        <w:t>καὶ εὑρεθῶ ἐν αὐτῷ</w:t>
-      </w:r>
-    </w:p>
-    <w:p>
-      <w:pPr/>
-      <w:r>
-        <w:rPr>
-          <w:lang w:val="en_US" w:bidi="en_US"/>
-        </w:rPr>
-      </w:r>
-      <w:r>
-        <w:rPr>
-          <w:b/>
-          <w:lang w:val="en_US" w:bidi="en_US"/>
-        </w:rPr>
         <w:t>"and be found in him"</w:t>
       </w:r>
     </w:p>
@@ -32828,21 +28683,6 @@
           <w:b/>
           <w:lang w:val="en_US" w:bidi="en_US"/>
         </w:rPr>
-        <w:t>μὴ ἔχων ἐμὴν δικαιοσύνην, τὴν ἐκ νόμου</w:t>
-      </w:r>
-    </w:p>
-    <w:p>
-      <w:pPr/>
-      <w:r>
-        <w:rPr>
-          <w:lang w:val="en_US" w:bidi="en_US"/>
-        </w:rPr>
-      </w:r>
-      <w:r>
-        <w:rPr>
-          <w:b/>
-          <w:lang w:val="en_US" w:bidi="en_US"/>
-        </w:rPr>
         <w:t>"not having my own righteousness {that is} from law"</w:t>
       </w:r>
     </w:p>
@@ -32952,21 +28792,6 @@
           <w:b/>
           <w:lang w:val="en_US" w:bidi="en_US"/>
         </w:rPr>
-        <w:t>ἀλλὰ τὴν διὰ πίστεως Χριστοῦ</w:t>
-      </w:r>
-    </w:p>
-    <w:p>
-      <w:pPr/>
-      <w:r>
-        <w:rPr>
-          <w:lang w:val="en_US" w:bidi="en_US"/>
-        </w:rPr>
-      </w:r>
-      <w:r>
-        <w:rPr>
-          <w:b/>
-          <w:lang w:val="en_US" w:bidi="en_US"/>
-        </w:rPr>
         <w:t>"but {that which is} through faith in Christ"</w:t>
       </w:r>
     </w:p>
@@ -33076,21 +28901,6 @@
           <w:b/>
           <w:lang w:val="en_US" w:bidi="en_US"/>
         </w:rPr>
-        <w:t>ἀλλὰ τὴν διὰ πίστεως Χριστοῦ</w:t>
-      </w:r>
-    </w:p>
-    <w:p>
-      <w:pPr/>
-      <w:r>
-        <w:rPr>
-          <w:lang w:val="en_US" w:bidi="en_US"/>
-        </w:rPr>
-      </w:r>
-      <w:r>
-        <w:rPr>
-          <w:b/>
-          <w:lang w:val="en_US" w:bidi="en_US"/>
-        </w:rPr>
         <w:t>"but {that which is} through faith in Christ"</w:t>
       </w:r>
     </w:p>
@@ -33187,21 +28997,6 @@
           <w:b/>
           <w:lang w:val="en_US" w:bidi="en_US"/>
         </w:rPr>
-        <w:t>τὴν ἐκ Θεοῦ δικαιοσύνην ἐπὶ τῇ πίστει</w:t>
-      </w:r>
-    </w:p>
-    <w:p>
-      <w:pPr/>
-      <w:r>
-        <w:rPr>
-          <w:lang w:val="en_US" w:bidi="en_US"/>
-        </w:rPr>
-      </w:r>
-      <w:r>
-        <w:rPr>
-          <w:b/>
-          <w:lang w:val="en_US" w:bidi="en_US"/>
-        </w:rPr>
         <w:t>""</w:t>
       </w:r>
     </w:p>
@@ -33324,21 +29119,6 @@
           <w:b/>
           <w:lang w:val="en_US" w:bidi="en_US"/>
         </w:rPr>
-        <w:t>τὴν ἐκ Θεοῦ δικαιοσύνην ἐπὶ τῇ πίστει</w:t>
-      </w:r>
-    </w:p>
-    <w:p>
-      <w:pPr/>
-      <w:r>
-        <w:rPr>
-          <w:lang w:val="en_US" w:bidi="en_US"/>
-        </w:rPr>
-      </w:r>
-      <w:r>
-        <w:rPr>
-          <w:b/>
-          <w:lang w:val="en_US" w:bidi="en_US"/>
-        </w:rPr>
         <w:t>""</w:t>
       </w:r>
     </w:p>
@@ -33461,21 +29241,6 @@
           <w:b/>
           <w:lang w:val="en_US" w:bidi="en_US"/>
         </w:rPr>
-        <w:t>ἐπὶ τῇ πίστει</w:t>
-      </w:r>
-    </w:p>
-    <w:p>
-      <w:pPr/>
-      <w:r>
-        <w:rPr>
-          <w:lang w:val="en_US" w:bidi="en_US"/>
-        </w:rPr>
-      </w:r>
-      <w:r>
-        <w:rPr>
-          <w:b/>
-          <w:lang w:val="en_US" w:bidi="en_US"/>
-        </w:rPr>
         <w:t>"by faith"</w:t>
       </w:r>
     </w:p>
@@ -33572,21 +29337,6 @@
           <w:b/>
           <w:lang w:val="en_US" w:bidi="en_US"/>
         </w:rPr>
-        <w:t>τοῦ γνῶναι αὐτὸν, καὶ τὴν δύναμιν τῆς ἀναστάσεως αὐτοῦ, καὶ κοινωνίαν παθημάτων αὐτοῦ, συμμορφιζόμενος τῷ θανάτῳ αὐτοῦ</w:t>
-      </w:r>
-    </w:p>
-    <w:p>
-      <w:pPr/>
-      <w:r>
-        <w:rPr>
-          <w:lang w:val="en_US" w:bidi="en_US"/>
-        </w:rPr>
-      </w:r>
-      <w:r>
-        <w:rPr>
-          <w:b/>
-          <w:lang w:val="en_US" w:bidi="en_US"/>
-        </w:rPr>
         <w:t>"to know him and the power of his resurrection and the fellowship of his sufferings, being conformed to his death"</w:t>
       </w:r>
     </w:p>
@@ -33696,21 +29446,6 @@
           <w:b/>
           <w:lang w:val="en_US" w:bidi="en_US"/>
         </w:rPr>
-        <w:t>καὶ</w:t>
-      </w:r>
-    </w:p>
-    <w:p>
-      <w:pPr/>
-      <w:r>
-        <w:rPr>
-          <w:lang w:val="en_US" w:bidi="en_US"/>
-        </w:rPr>
-      </w:r>
-      <w:r>
-        <w:rPr>
-          <w:b/>
-          <w:lang w:val="en_US" w:bidi="en_US"/>
-        </w:rPr>
         <w:t>"and"</w:t>
       </w:r>
     </w:p>
@@ -33807,21 +29542,6 @@
           <w:b/>
           <w:lang w:val="en_US" w:bidi="en_US"/>
         </w:rPr>
-        <w:t>τοῦ γνῶναι αὐτὸν, καὶ τὴν δύναμιν τῆς ἀναστάσεως αὐτοῦ, καὶ κοινωνίαν παθημάτων αὐτοῦ</w:t>
-      </w:r>
-    </w:p>
-    <w:p>
-      <w:pPr/>
-      <w:r>
-        <w:rPr>
-          <w:lang w:val="en_US" w:bidi="en_US"/>
-        </w:rPr>
-      </w:r>
-      <w:r>
-        <w:rPr>
-          <w:b/>
-          <w:lang w:val="en_US" w:bidi="en_US"/>
-        </w:rPr>
         <w:t>"to know him and the power of his resurrection and the fellowship of his sufferings"</w:t>
       </w:r>
     </w:p>
@@ -33927,7 +29647,7 @@
         </w:rPr>
         <w:t xml:space="preserve">See how you translated the word “knowledge” in </w:t>
       </w:r>
-      <w:hyperlink r:id="rId41">
+      <w:hyperlink r:id="rId39">
         <w:r>
           <w:rPr>
             <w:lang w:val="en_US" w:bidi="en_US"/>
@@ -34005,21 +29725,6 @@
           <w:b/>
           <w:lang w:val="en_US" w:bidi="en_US"/>
         </w:rPr>
-        <w:t>δύναμιν</w:t>
-      </w:r>
-    </w:p>
-    <w:p>
-      <w:pPr/>
-      <w:r>
-        <w:rPr>
-          <w:lang w:val="en_US" w:bidi="en_US"/>
-        </w:rPr>
-      </w:r>
-      <w:r>
-        <w:rPr>
-          <w:b/>
-          <w:lang w:val="en_US" w:bidi="en_US"/>
-        </w:rPr>
         <w:t>"power"</w:t>
       </w:r>
     </w:p>
@@ -34129,21 +29834,6 @@
           <w:b/>
           <w:lang w:val="en_US" w:bidi="en_US"/>
         </w:rPr>
-        <w:t>καὶ κοινωνίαν παθημάτων αὐτοῦ</w:t>
-      </w:r>
-    </w:p>
-    <w:p>
-      <w:pPr/>
-      <w:r>
-        <w:rPr>
-          <w:lang w:val="en_US" w:bidi="en_US"/>
-        </w:rPr>
-      </w:r>
-      <w:r>
-        <w:rPr>
-          <w:b/>
-          <w:lang w:val="en_US" w:bidi="en_US"/>
-        </w:rPr>
         <w:t>"and the fellowship of his sufferings"</w:t>
       </w:r>
     </w:p>
@@ -34240,21 +29930,6 @@
           <w:b/>
           <w:lang w:val="en_US" w:bidi="en_US"/>
         </w:rPr>
-        <w:t>καὶ κοινωνίαν παθημάτων αὐτοῦ</w:t>
-      </w:r>
-    </w:p>
-    <w:p>
-      <w:pPr/>
-      <w:r>
-        <w:rPr>
-          <w:lang w:val="en_US" w:bidi="en_US"/>
-        </w:rPr>
-      </w:r>
-      <w:r>
-        <w:rPr>
-          <w:b/>
-          <w:lang w:val="en_US" w:bidi="en_US"/>
-        </w:rPr>
         <w:t>"and the fellowship of his sufferings"</w:t>
       </w:r>
     </w:p>
@@ -34351,21 +30026,6 @@
           <w:b/>
           <w:lang w:val="en_US" w:bidi="en_US"/>
         </w:rPr>
-        <w:t>καὶ</w:t>
-      </w:r>
-    </w:p>
-    <w:p>
-      <w:pPr/>
-      <w:r>
-        <w:rPr>
-          <w:lang w:val="en_US" w:bidi="en_US"/>
-        </w:rPr>
-      </w:r>
-      <w:r>
-        <w:rPr>
-          <w:b/>
-          <w:lang w:val="en_US" w:bidi="en_US"/>
-        </w:rPr>
         <w:t>"and"</w:t>
       </w:r>
     </w:p>
@@ -34462,21 +30122,6 @@
           <w:b/>
           <w:lang w:val="en_US" w:bidi="en_US"/>
         </w:rPr>
-        <w:t>συμμορφιζόμενος τῷ θανάτῳ αὐτοῦ</w:t>
-      </w:r>
-    </w:p>
-    <w:p>
-      <w:pPr/>
-      <w:r>
-        <w:rPr>
-          <w:lang w:val="en_US" w:bidi="en_US"/>
-        </w:rPr>
-      </w:r>
-      <w:r>
-        <w:rPr>
-          <w:b/>
-          <w:lang w:val="en_US" w:bidi="en_US"/>
-        </w:rPr>
         <w:t>"being conformed to his death"</w:t>
       </w:r>
     </w:p>
@@ -34573,21 +30218,6 @@
           <w:b/>
           <w:lang w:val="en_US" w:bidi="en_US"/>
         </w:rPr>
-        <w:t>συμμορφιζόμενος τῷ θανάτῳ αὐτοῦ</w:t>
-      </w:r>
-    </w:p>
-    <w:p>
-      <w:pPr/>
-      <w:r>
-        <w:rPr>
-          <w:lang w:val="en_US" w:bidi="en_US"/>
-        </w:rPr>
-      </w:r>
-      <w:r>
-        <w:rPr>
-          <w:b/>
-          <w:lang w:val="en_US" w:bidi="en_US"/>
-        </w:rPr>
         <w:t>"being conformed to his death"</w:t>
       </w:r>
     </w:p>
@@ -34684,21 +30314,6 @@
           <w:b/>
           <w:lang w:val="en_US" w:bidi="en_US"/>
         </w:rPr>
-        <w:t>τὴν ἐξανάστασιν τὴν ἐκ νεκρῶν</w:t>
-      </w:r>
-    </w:p>
-    <w:p>
-      <w:pPr/>
-      <w:r>
-        <w:rPr>
-          <w:lang w:val="en_US" w:bidi="en_US"/>
-        </w:rPr>
-      </w:r>
-      <w:r>
-        <w:rPr>
-          <w:b/>
-          <w:lang w:val="en_US" w:bidi="en_US"/>
-        </w:rPr>
         <w:t>"the resurrection {that is} from the dead"</w:t>
       </w:r>
     </w:p>
@@ -34762,21 +30377,6 @@
           <w:b/>
           <w:lang w:val="en_US" w:bidi="en_US"/>
         </w:rPr>
-        <w:t>οὐχ ὅτι ἤδη ἔλαβον</w:t>
-      </w:r>
-    </w:p>
-    <w:p>
-      <w:pPr/>
-      <w:r>
-        <w:rPr>
-          <w:lang w:val="en_US" w:bidi="en_US"/>
-        </w:rPr>
-      </w:r>
-      <w:r>
-        <w:rPr>
-          <w:b/>
-          <w:lang w:val="en_US" w:bidi="en_US"/>
-        </w:rPr>
         <w:t>"Not that I already received {it"</w:t>
       </w:r>
     </w:p>
@@ -34886,21 +30486,6 @@
           <w:b/>
           <w:lang w:val="en_US" w:bidi="en_US"/>
         </w:rPr>
-        <w:t>ἢ ἤδη τετελείωμαι</w:t>
-      </w:r>
-    </w:p>
-    <w:p>
-      <w:pPr/>
-      <w:r>
-        <w:rPr>
-          <w:lang w:val="en_US" w:bidi="en_US"/>
-        </w:rPr>
-      </w:r>
-      <w:r>
-        <w:rPr>
-          <w:b/>
-          <w:lang w:val="en_US" w:bidi="en_US"/>
-        </w:rPr>
         <w:t>"or have already been made perfect"</w:t>
       </w:r>
     </w:p>
@@ -34997,21 +30582,6 @@
           <w:b/>
           <w:lang w:val="en_US" w:bidi="en_US"/>
         </w:rPr>
-        <w:t>ἤδη τετελείωμαι</w:t>
-      </w:r>
-    </w:p>
-    <w:p>
-      <w:pPr/>
-      <w:r>
-        <w:rPr>
-          <w:lang w:val="en_US" w:bidi="en_US"/>
-        </w:rPr>
-      </w:r>
-      <w:r>
-        <w:rPr>
-          <w:b/>
-          <w:lang w:val="en_US" w:bidi="en_US"/>
-        </w:rPr>
         <w:t>"have already been made perfect"</w:t>
       </w:r>
     </w:p>
@@ -35108,21 +30678,6 @@
           <w:b/>
           <w:lang w:val="en_US" w:bidi="en_US"/>
         </w:rPr>
-        <w:t>ἤδη τετελείωμαι</w:t>
-      </w:r>
-    </w:p>
-    <w:p>
-      <w:pPr/>
-      <w:r>
-        <w:rPr>
-          <w:lang w:val="en_US" w:bidi="en_US"/>
-        </w:rPr>
-      </w:r>
-      <w:r>
-        <w:rPr>
-          <w:b/>
-          <w:lang w:val="en_US" w:bidi="en_US"/>
-        </w:rPr>
         <w:t>"have already been made perfect"</w:t>
       </w:r>
     </w:p>
@@ -35219,21 +30774,6 @@
           <w:b/>
           <w:lang w:val="en_US" w:bidi="en_US"/>
         </w:rPr>
-        <w:t>καταλάβω, ἐφ’ ᾧ καὶ κατελήμφθην ὑπὸ Χριστοῦ Ἰησοῦ</w:t>
-      </w:r>
-    </w:p>
-    <w:p>
-      <w:pPr/>
-      <w:r>
-        <w:rPr>
-          <w:lang w:val="en_US" w:bidi="en_US"/>
-        </w:rPr>
-      </w:r>
-      <w:r>
-        <w:rPr>
-          <w:b/>
-          <w:lang w:val="en_US" w:bidi="en_US"/>
-        </w:rPr>
         <w:t>"I might"</w:t>
       </w:r>
       <w:r>
@@ -35372,7 +30912,7 @@
         </w:rPr>
         <w:t xml:space="preserve"> in </w:t>
       </w:r>
-      <w:hyperlink r:id="rId20">
+      <w:hyperlink r:id="rId18">
         <w:r>
           <w:rPr>
             <w:lang w:val="en_US" w:bidi="en_US"/>
@@ -35390,7 +30930,7 @@
         </w:rPr>
         <w:t xml:space="preserve"> and </w:t>
       </w:r>
-      <w:hyperlink r:id="rId42">
+      <w:hyperlink r:id="rId40">
         <w:r>
           <w:rPr>
             <w:lang w:val="en_US" w:bidi="en_US"/>
@@ -35455,21 +30995,6 @@
           <w:b/>
           <w:lang w:val="en_US" w:bidi="en_US"/>
         </w:rPr>
-        <w:t>ἐγὼ ἐμαυτὸν οὐ λογίζομαι κατειληφέναι</w:t>
-      </w:r>
-    </w:p>
-    <w:p>
-      <w:pPr/>
-      <w:r>
-        <w:rPr>
-          <w:lang w:val="en_US" w:bidi="en_US"/>
-        </w:rPr>
-      </w:r>
-      <w:r>
-        <w:rPr>
-          <w:b/>
-          <w:lang w:val="en_US" w:bidi="en_US"/>
-        </w:rPr>
         <w:t>"I do not consider myself to have grasped {it"</w:t>
       </w:r>
     </w:p>
@@ -35579,21 +31104,6 @@
           <w:b/>
           <w:lang w:val="en_US" w:bidi="en_US"/>
         </w:rPr>
-        <w:t>ἓν δέ</w:t>
-      </w:r>
-    </w:p>
-    <w:p>
-      <w:pPr/>
-      <w:r>
-        <w:rPr>
-          <w:lang w:val="en_US" w:bidi="en_US"/>
-        </w:rPr>
-      </w:r>
-      <w:r>
-        <w:rPr>
-          <w:b/>
-          <w:lang w:val="en_US" w:bidi="en_US"/>
-        </w:rPr>
         <w:t>"But one thing"</w:t>
       </w:r>
     </w:p>
@@ -35690,21 +31200,6 @@
           <w:b/>
           <w:lang w:val="en_US" w:bidi="en_US"/>
         </w:rPr>
-        <w:t>τὰ μὲν ὀπίσω ἐπιλανθανόμενος, τοῖς δὲ ἔμπροσθεν ἐπεκτεινόμενος</w:t>
-      </w:r>
-    </w:p>
-    <w:p>
-      <w:pPr/>
-      <w:r>
-        <w:rPr>
-          <w:lang w:val="en_US" w:bidi="en_US"/>
-        </w:rPr>
-      </w:r>
-      <w:r>
-        <w:rPr>
-          <w:b/>
-          <w:lang w:val="en_US" w:bidi="en_US"/>
-        </w:rPr>
         <w:t>"forgetting {what is} behind and straining for {what is} ahead"</w:t>
       </w:r>
     </w:p>
@@ -35734,7 +31229,7 @@
         </w:rPr>
         <w:t xml:space="preserve">, Paul is using the imagery of a person who is in a race to win a prize. Paul portrays himself as a runner in this metaphor, and he continues using this metaphor until the end of </w:t>
       </w:r>
-      <w:hyperlink r:id="rId43">
+      <w:hyperlink r:id="rId41">
         <w:r>
           <w:rPr>
             <w:lang w:val="en_US" w:bidi="en_US"/>
@@ -35819,21 +31314,6 @@
           <w:b/>
           <w:lang w:val="en_US" w:bidi="en_US"/>
         </w:rPr>
-        <w:t>κατὰ σκοπὸν διώκω εἰς τὸ βραβεῖον</w:t>
-      </w:r>
-    </w:p>
-    <w:p>
-      <w:pPr/>
-      <w:r>
-        <w:rPr>
-          <w:lang w:val="en_US" w:bidi="en_US"/>
-        </w:rPr>
-      </w:r>
-      <w:r>
-        <w:rPr>
-          <w:b/>
-          <w:lang w:val="en_US" w:bidi="en_US"/>
-        </w:rPr>
         <w:t>"I press on toward the goal for the prize"</w:t>
       </w:r>
     </w:p>
@@ -35943,21 +31423,6 @@
           <w:b/>
           <w:lang w:val="en_US" w:bidi="en_US"/>
         </w:rPr>
-        <w:t>σκοπὸν &amp; εἰς τὸ βραβεῖον τῆς ἄνω κλήσεως τοῦ Θεοῦ</w:t>
-      </w:r>
-    </w:p>
-    <w:p>
-      <w:pPr/>
-      <w:r>
-        <w:rPr>
-          <w:lang w:val="en_US" w:bidi="en_US"/>
-        </w:rPr>
-      </w:r>
-      <w:r>
-        <w:rPr>
-          <w:b/>
-          <w:lang w:val="en_US" w:bidi="en_US"/>
-        </w:rPr>
         <w:t>"the goal for the prize of the upward calling of God"</w:t>
       </w:r>
     </w:p>
@@ -36073,21 +31538,6 @@
           <w:b/>
           <w:lang w:val="en_US" w:bidi="en_US"/>
         </w:rPr>
-        <w:t>τὸ βραβεῖον τῆς ἄνω κλήσεως τοῦ Θεοῦ</w:t>
-      </w:r>
-    </w:p>
-    <w:p>
-      <w:pPr/>
-      <w:r>
-        <w:rPr>
-          <w:lang w:val="en_US" w:bidi="en_US"/>
-        </w:rPr>
-      </w:r>
-      <w:r>
-        <w:rPr>
-          <w:b/>
-          <w:lang w:val="en_US" w:bidi="en_US"/>
-        </w:rPr>
         <w:t>"the prize of the upward calling of God"</w:t>
       </w:r>
     </w:p>
@@ -36236,21 +31686,6 @@
           <w:b/>
           <w:lang w:val="en_US" w:bidi="en_US"/>
         </w:rPr>
-        <w:t>τῆς ἄνω κλήσεως τοῦ Θεοῦ</w:t>
-      </w:r>
-    </w:p>
-    <w:p>
-      <w:pPr/>
-      <w:r>
-        <w:rPr>
-          <w:lang w:val="en_US" w:bidi="en_US"/>
-        </w:rPr>
-      </w:r>
-      <w:r>
-        <w:rPr>
-          <w:b/>
-          <w:lang w:val="en_US" w:bidi="en_US"/>
-        </w:rPr>
         <w:t>"of the upward calling of God"</w:t>
       </w:r>
     </w:p>
@@ -36373,21 +31808,6 @@
           <w:b/>
           <w:lang w:val="en_US" w:bidi="en_US"/>
         </w:rPr>
-        <w:t>κατὰ σκοπὸν διώκω εἰς τὸ βραβεῖον τῆς ἄνω κλήσεως τοῦ Θεοῦ ἐν Χριστῷ Ἰησοῦ</w:t>
-      </w:r>
-    </w:p>
-    <w:p>
-      <w:pPr/>
-      <w:r>
-        <w:rPr>
-          <w:lang w:val="en_US" w:bidi="en_US"/>
-        </w:rPr>
-      </w:r>
-      <w:r>
-        <w:rPr>
-          <w:b/>
-          <w:lang w:val="en_US" w:bidi="en_US"/>
-        </w:rPr>
         <w:t>"I press on toward the goal for the prize of the upward calling of God in Christ Jesus"</w:t>
       </w:r>
     </w:p>
@@ -36510,21 +31930,6 @@
           <w:b/>
           <w:lang w:val="en_US" w:bidi="en_US"/>
         </w:rPr>
-        <w:t>κατὰ σκοπὸν διώκω εἰς τὸ βραβεῖον τῆς ἄνω κλήσεως τοῦ Θεοῦ ἐν Χριστῷ Ἰησοῦ</w:t>
-      </w:r>
-    </w:p>
-    <w:p>
-      <w:pPr/>
-      <w:r>
-        <w:rPr>
-          <w:lang w:val="en_US" w:bidi="en_US"/>
-        </w:rPr>
-      </w:r>
-      <w:r>
-        <w:rPr>
-          <w:b/>
-          <w:lang w:val="en_US" w:bidi="en_US"/>
-        </w:rPr>
         <w:t>"I press on toward the goal for the prize of the upward calling of God in Christ Jesus"</w:t>
       </w:r>
     </w:p>
@@ -36634,21 +32039,6 @@
           <w:b/>
           <w:lang w:val="en_US" w:bidi="en_US"/>
         </w:rPr>
-        <w:t>οὖν</w:t>
-      </w:r>
-    </w:p>
-    <w:p>
-      <w:pPr/>
-      <w:r>
-        <w:rPr>
-          <w:lang w:val="en_US" w:bidi="en_US"/>
-        </w:rPr>
-      </w:r>
-      <w:r>
-        <w:rPr>
-          <w:b/>
-          <w:lang w:val="en_US" w:bidi="en_US"/>
-        </w:rPr>
         <w:t>"Therefore"</w:t>
       </w:r>
     </w:p>
@@ -36678,7 +32068,7 @@
         </w:rPr>
         <w:t xml:space="preserve"> indicates that Paul is transitioning from teaching the Philippians by using his personal experience (</w:t>
       </w:r>
-      <w:hyperlink r:id="rId44">
+      <w:hyperlink r:id="rId42">
         <w:r>
           <w:rPr>
             <w:lang w:val="en_US" w:bidi="en_US"/>
@@ -36696,7 +32086,7 @@
         </w:rPr>
         <w:t>) to exhorting them (</w:t>
       </w:r>
-      <w:hyperlink r:id="rId45">
+      <w:hyperlink r:id="rId43">
         <w:r>
           <w:rPr>
             <w:lang w:val="en_US" w:bidi="en_US"/>
@@ -36781,21 +32171,6 @@
           <w:b/>
           <w:lang w:val="en_US" w:bidi="en_US"/>
         </w:rPr>
-        <w:t>ὅσοι</w:t>
-      </w:r>
-    </w:p>
-    <w:p>
-      <w:pPr/>
-      <w:r>
-        <w:rPr>
-          <w:lang w:val="en_US" w:bidi="en_US"/>
-        </w:rPr>
-      </w:r>
-      <w:r>
-        <w:rPr>
-          <w:b/>
-          <w:lang w:val="en_US" w:bidi="en_US"/>
-        </w:rPr>
         <w:t>"as many as"</w:t>
       </w:r>
     </w:p>
@@ -36968,21 +32343,6 @@
           <w:b/>
           <w:lang w:val="en_US" w:bidi="en_US"/>
         </w:rPr>
-        <w:t>καὶ τοῦτο ὁ Θεὸς ὑμῖν ἀποκαλύψει</w:t>
-      </w:r>
-    </w:p>
-    <w:p>
-      <w:pPr/>
-      <w:r>
-        <w:rPr>
-          <w:lang w:val="en_US" w:bidi="en_US"/>
-        </w:rPr>
-      </w:r>
-      <w:r>
-        <w:rPr>
-          <w:b/>
-          <w:lang w:val="en_US" w:bidi="en_US"/>
-        </w:rPr>
         <w:t>"God will also reveal that to you"</w:t>
       </w:r>
     </w:p>
@@ -37046,21 +32406,6 @@
           <w:b/>
           <w:lang w:val="en_US" w:bidi="en_US"/>
         </w:rPr>
-        <w:t>εἰς ὃ ἐφθάσαμεν, τῷ αὐτῷ στοιχεῖν</w:t>
-      </w:r>
-    </w:p>
-    <w:p>
-      <w:pPr/>
-      <w:r>
-        <w:rPr>
-          <w:lang w:val="en_US" w:bidi="en_US"/>
-        </w:rPr>
-      </w:r>
-      <w:r>
-        <w:rPr>
-          <w:b/>
-          <w:lang w:val="en_US" w:bidi="en_US"/>
-        </w:rPr>
         <w:t>"in what we have attained, we should live in it"</w:t>
       </w:r>
     </w:p>
@@ -37183,21 +32528,6 @@
           <w:b/>
           <w:lang w:val="en_US" w:bidi="en_US"/>
         </w:rPr>
-        <w:t>εἰς ὃ ἐφθάσαμεν, τῷ αὐτῷ στοιχεῖν</w:t>
-      </w:r>
-    </w:p>
-    <w:p>
-      <w:pPr/>
-      <w:r>
-        <w:rPr>
-          <w:lang w:val="en_US" w:bidi="en_US"/>
-        </w:rPr>
-      </w:r>
-      <w:r>
-        <w:rPr>
-          <w:b/>
-          <w:lang w:val="en_US" w:bidi="en_US"/>
-        </w:rPr>
         <w:t>"in what we have attained, we should live in it"</w:t>
       </w:r>
     </w:p>
@@ -37261,21 +32591,6 @@
           <w:b/>
           <w:lang w:val="en_US" w:bidi="en_US"/>
         </w:rPr>
-        <w:t>συνμιμηταί μου γίνεσθε</w:t>
-      </w:r>
-    </w:p>
-    <w:p>
-      <w:pPr/>
-      <w:r>
-        <w:rPr>
-          <w:lang w:val="en_US" w:bidi="en_US"/>
-        </w:rPr>
-      </w:r>
-      <w:r>
-        <w:rPr>
-          <w:b/>
-          <w:lang w:val="en_US" w:bidi="en_US"/>
-        </w:rPr>
         <w:t>"Become imitators of me"</w:t>
       </w:r>
     </w:p>
@@ -37339,21 +32654,6 @@
           <w:b/>
           <w:lang w:val="en_US" w:bidi="en_US"/>
         </w:rPr>
-        <w:t>γίνεσθε</w:t>
-      </w:r>
-    </w:p>
-    <w:p>
-      <w:pPr/>
-      <w:r>
-        <w:rPr>
-          <w:lang w:val="en_US" w:bidi="en_US"/>
-        </w:rPr>
-      </w:r>
-      <w:r>
-        <w:rPr>
-          <w:b/>
-          <w:lang w:val="en_US" w:bidi="en_US"/>
-        </w:rPr>
         <w:t>"Become"</w:t>
       </w:r>
     </w:p>
@@ -37479,7 +32779,7 @@
         </w:rPr>
         <w:t xml:space="preserve"> in </w:t>
       </w:r>
-      <w:hyperlink r:id="rId20">
+      <w:hyperlink r:id="rId18">
         <w:r>
           <w:rPr>
             <w:lang w:val="en_US" w:bidi="en_US"/>
@@ -37544,21 +32844,6 @@
           <w:b/>
           <w:lang w:val="en_US" w:bidi="en_US"/>
         </w:rPr>
-        <w:t>σκοπεῖτε</w:t>
-      </w:r>
-    </w:p>
-    <w:p>
-      <w:pPr/>
-      <w:r>
-        <w:rPr>
-          <w:lang w:val="en_US" w:bidi="en_US"/>
-        </w:rPr>
-      </w:r>
-      <w:r>
-        <w:rPr>
-          <w:b/>
-          <w:lang w:val="en_US" w:bidi="en_US"/>
-        </w:rPr>
         <w:t>"watch closely"</w:t>
       </w:r>
     </w:p>
@@ -37655,21 +32940,6 @@
           <w:b/>
           <w:lang w:val="en_US" w:bidi="en_US"/>
         </w:rPr>
-        <w:t>τοὺς οὕτω περιπατοῦντας, καθὼς ἔχετε τύπον ἡμᾶς</w:t>
-      </w:r>
-    </w:p>
-    <w:p>
-      <w:pPr/>
-      <w:r>
-        <w:rPr>
-          <w:lang w:val="en_US" w:bidi="en_US"/>
-        </w:rPr>
-      </w:r>
-      <w:r>
-        <w:rPr>
-          <w:b/>
-          <w:lang w:val="en_US" w:bidi="en_US"/>
-        </w:rPr>
         <w:t>"the ones walking in this manner, just as you have us {as} an example"</w:t>
       </w:r>
     </w:p>
@@ -37733,21 +33003,6 @@
           <w:b/>
           <w:lang w:val="en_US" w:bidi="en_US"/>
         </w:rPr>
-        <w:t>πολλοὶ γὰρ περιπατοῦσιν</w:t>
-      </w:r>
-    </w:p>
-    <w:p>
-      <w:pPr/>
-      <w:r>
-        <w:rPr>
-          <w:lang w:val="en_US" w:bidi="en_US"/>
-        </w:rPr>
-      </w:r>
-      <w:r>
-        <w:rPr>
-          <w:b/>
-          <w:lang w:val="en_US" w:bidi="en_US"/>
-        </w:rPr>
         <w:t>"For many walk"</w:t>
       </w:r>
     </w:p>
@@ -37844,21 +33099,6 @@
           <w:b/>
           <w:lang w:val="en_US" w:bidi="en_US"/>
         </w:rPr>
-        <w:t>πολλοὶ γὰρ</w:t>
-      </w:r>
-    </w:p>
-    <w:p>
-      <w:pPr/>
-      <w:r>
-        <w:rPr>
-          <w:lang w:val="en_US" w:bidi="en_US"/>
-        </w:rPr>
-      </w:r>
-      <w:r>
-        <w:rPr>
-          <w:b/>
-          <w:lang w:val="en_US" w:bidi="en_US"/>
-        </w:rPr>
         <w:t>"For many"</w:t>
       </w:r>
     </w:p>
@@ -37955,21 +33195,6 @@
           <w:b/>
           <w:lang w:val="en_US" w:bidi="en_US"/>
         </w:rPr>
-        <w:t>νῦν δὲ καὶ κλαίων</w:t>
-      </w:r>
-    </w:p>
-    <w:p>
-      <w:pPr/>
-      <w:r>
-        <w:rPr>
-          <w:lang w:val="en_US" w:bidi="en_US"/>
-        </w:rPr>
-      </w:r>
-      <w:r>
-        <w:rPr>
-          <w:b/>
-          <w:lang w:val="en_US" w:bidi="en_US"/>
-        </w:rPr>
         <w:t>"but now even weeping"</w:t>
       </w:r>
     </w:p>
@@ -38033,21 +33258,6 @@
           <w:b/>
           <w:lang w:val="en_US" w:bidi="en_US"/>
         </w:rPr>
-        <w:t>τοὺς ἐχθροὺς τοῦ σταυροῦ τοῦ Χριστοῦ</w:t>
-      </w:r>
-    </w:p>
-    <w:p>
-      <w:pPr/>
-      <w:r>
-        <w:rPr>
-          <w:lang w:val="en_US" w:bidi="en_US"/>
-        </w:rPr>
-      </w:r>
-      <w:r>
-        <w:rPr>
-          <w:b/>
-          <w:lang w:val="en_US" w:bidi="en_US"/>
-        </w:rPr>
         <w:t>"as} the enemies of the cross of Christ"</w:t>
       </w:r>
     </w:p>
@@ -38170,21 +33380,6 @@
           <w:b/>
           <w:lang w:val="en_US" w:bidi="en_US"/>
         </w:rPr>
-        <w:t>ὧν τὸ τέλος ἀπώλεια</w:t>
-      </w:r>
-    </w:p>
-    <w:p>
-      <w:pPr/>
-      <w:r>
-        <w:rPr>
-          <w:lang w:val="en_US" w:bidi="en_US"/>
-        </w:rPr>
-      </w:r>
-      <w:r>
-        <w:rPr>
-          <w:b/>
-          <w:lang w:val="en_US" w:bidi="en_US"/>
-        </w:rPr>
         <w:t>"whose end {is} destruction"</w:t>
       </w:r>
     </w:p>
@@ -38294,21 +33489,6 @@
           <w:b/>
           <w:lang w:val="en_US" w:bidi="en_US"/>
         </w:rPr>
-        <w:t>ὧν τὸ τέλος ἀπώλεια</w:t>
-      </w:r>
-    </w:p>
-    <w:p>
-      <w:pPr/>
-      <w:r>
-        <w:rPr>
-          <w:lang w:val="en_US" w:bidi="en_US"/>
-        </w:rPr>
-      </w:r>
-      <w:r>
-        <w:rPr>
-          <w:b/>
-          <w:lang w:val="en_US" w:bidi="en_US"/>
-        </w:rPr>
         <w:t>"whose end {is} destruction"</w:t>
       </w:r>
     </w:p>
@@ -38418,21 +33598,6 @@
           <w:b/>
           <w:lang w:val="en_US" w:bidi="en_US"/>
         </w:rPr>
-        <w:t>ὧν ὁ Θεὸς ἡ κοιλία</w:t>
-      </w:r>
-    </w:p>
-    <w:p>
-      <w:pPr/>
-      <w:r>
-        <w:rPr>
-          <w:lang w:val="en_US" w:bidi="en_US"/>
-        </w:rPr>
-      </w:r>
-      <w:r>
-        <w:rPr>
-          <w:b/>
-          <w:lang w:val="en_US" w:bidi="en_US"/>
-        </w:rPr>
         <w:t>"whose god {is their} belly"</w:t>
       </w:r>
     </w:p>
@@ -38555,21 +33720,6 @@
           <w:b/>
           <w:lang w:val="en_US" w:bidi="en_US"/>
         </w:rPr>
-        <w:t>ἡ δόξα ἐν τῇ αἰσχύνῃ αὐτῶν</w:t>
-      </w:r>
-    </w:p>
-    <w:p>
-      <w:pPr/>
-      <w:r>
-        <w:rPr>
-          <w:lang w:val="en_US" w:bidi="en_US"/>
-        </w:rPr>
-      </w:r>
-      <w:r>
-        <w:rPr>
-          <w:b/>
-          <w:lang w:val="en_US" w:bidi="en_US"/>
-        </w:rPr>
         <w:t>"whose} glory {is} in their shame"</w:t>
       </w:r>
     </w:p>
@@ -38666,21 +33816,6 @@
           <w:b/>
           <w:lang w:val="en_US" w:bidi="en_US"/>
         </w:rPr>
-        <w:t>ἡ δόξα ἐν τῇ αἰσχύνῃ αὐτῶν</w:t>
-      </w:r>
-    </w:p>
-    <w:p>
-      <w:pPr/>
-      <w:r>
-        <w:rPr>
-          <w:lang w:val="en_US" w:bidi="en_US"/>
-        </w:rPr>
-      </w:r>
-      <w:r>
-        <w:rPr>
-          <w:b/>
-          <w:lang w:val="en_US" w:bidi="en_US"/>
-        </w:rPr>
         <w:t>"whose} glory {is} in their shame"</w:t>
       </w:r>
     </w:p>
@@ -38790,21 +33925,6 @@
           <w:b/>
           <w:lang w:val="en_US" w:bidi="en_US"/>
         </w:rPr>
-        <w:t>ἡ δόξα ἐν τῇ αἰσχύνῃ αὐτῶν</w:t>
-      </w:r>
-    </w:p>
-    <w:p>
-      <w:pPr/>
-      <w:r>
-        <w:rPr>
-          <w:lang w:val="en_US" w:bidi="en_US"/>
-        </w:rPr>
-      </w:r>
-      <w:r>
-        <w:rPr>
-          <w:b/>
-          <w:lang w:val="en_US" w:bidi="en_US"/>
-        </w:rPr>
         <w:t>"whose} glory {is} in their shame"</w:t>
       </w:r>
     </w:p>
@@ -38914,21 +34034,6 @@
           <w:b/>
           <w:lang w:val="en_US" w:bidi="en_US"/>
         </w:rPr>
-        <w:t>οἱ τὰ ἐπίγεια φρονοῦντες</w:t>
-      </w:r>
-    </w:p>
-    <w:p>
-      <w:pPr/>
-      <w:r>
-        <w:rPr>
-          <w:lang w:val="en_US" w:bidi="en_US"/>
-        </w:rPr>
-      </w:r>
-      <w:r>
-        <w:rPr>
-          <w:b/>
-          <w:lang w:val="en_US" w:bidi="en_US"/>
-        </w:rPr>
         <w:t>"the ones thinking about earthly things"</w:t>
       </w:r>
     </w:p>
@@ -39108,21 +34213,6 @@
           <w:b/>
           <w:lang w:val="en_US" w:bidi="en_US"/>
         </w:rPr>
-        <w:t>ἡμῶν &amp; ἀπεκδεχόμεθα</w:t>
-      </w:r>
-    </w:p>
-    <w:p>
-      <w:pPr/>
-      <w:r>
-        <w:rPr>
-          <w:lang w:val="en_US" w:bidi="en_US"/>
-        </w:rPr>
-      </w:r>
-      <w:r>
-        <w:rPr>
-          <w:b/>
-          <w:lang w:val="en_US" w:bidi="en_US"/>
-        </w:rPr>
         <w:t>"our"</w:t>
       </w:r>
       <w:r>
@@ -39284,21 +34374,6 @@
           <w:b/>
           <w:lang w:val="en_US" w:bidi="en_US"/>
         </w:rPr>
-        <w:t>πολίτευμα</w:t>
-      </w:r>
-    </w:p>
-    <w:p>
-      <w:pPr/>
-      <w:r>
-        <w:rPr>
-          <w:lang w:val="en_US" w:bidi="en_US"/>
-        </w:rPr>
-      </w:r>
-      <w:r>
-        <w:rPr>
-          <w:b/>
-          <w:lang w:val="en_US" w:bidi="en_US"/>
-        </w:rPr>
         <w:t>"citizenship"</w:t>
       </w:r>
     </w:p>
@@ -39408,21 +34483,6 @@
           <w:b/>
           <w:lang w:val="en_US" w:bidi="en_US"/>
         </w:rPr>
-        <w:t>σώματι τῆς δόξης αὐτοῦ</w:t>
-      </w:r>
-    </w:p>
-    <w:p>
-      <w:pPr/>
-      <w:r>
-        <w:rPr>
-          <w:lang w:val="en_US" w:bidi="en_US"/>
-        </w:rPr>
-      </w:r>
-      <w:r>
-        <w:rPr>
-          <w:b/>
-          <w:lang w:val="en_US" w:bidi="en_US"/>
-        </w:rPr>
         <w:t>"to his glorious body"</w:t>
       </w:r>
     </w:p>
@@ -39519,21 +34579,6 @@
           <w:b/>
           <w:lang w:val="en_US" w:bidi="en_US"/>
         </w:rPr>
-        <w:t>τοῦ δύνασθαι αὐτὸν</w:t>
-      </w:r>
-    </w:p>
-    <w:p>
-      <w:pPr/>
-      <w:r>
-        <w:rPr>
-          <w:lang w:val="en_US" w:bidi="en_US"/>
-        </w:rPr>
-      </w:r>
-      <w:r>
-        <w:rPr>
-          <w:b/>
-          <w:lang w:val="en_US" w:bidi="en_US"/>
-        </w:rPr>
         <w:t>"of his power"</w:t>
       </w:r>
     </w:p>
@@ -39643,21 +34688,6 @@
           <w:b/>
           <w:lang w:val="en_US" w:bidi="en_US"/>
         </w:rPr>
-        <w:t>ὥστε</w:t>
-      </w:r>
-    </w:p>
-    <w:p>
-      <w:pPr/>
-      <w:r>
-        <w:rPr>
-          <w:lang w:val="en_US" w:bidi="en_US"/>
-        </w:rPr>
-      </w:r>
-      <w:r>
-        <w:rPr>
-          <w:b/>
-          <w:lang w:val="en_US" w:bidi="en_US"/>
-        </w:rPr>
         <w:t>"Therefore"</w:t>
       </w:r>
     </w:p>
@@ -39783,7 +34813,7 @@
         </w:rPr>
         <w:t xml:space="preserve"> in </w:t>
       </w:r>
-      <w:hyperlink r:id="rId20">
+      <w:hyperlink r:id="rId18">
         <w:r>
           <w:rPr>
             <w:lang w:val="en_US" w:bidi="en_US"/>
@@ -39868,21 +34898,6 @@
           <w:b/>
           <w:lang w:val="en_US" w:bidi="en_US"/>
         </w:rPr>
-        <w:t>ἀγαπητοὶ καὶ ἐπιπόθητοι</w:t>
-      </w:r>
-    </w:p>
-    <w:p>
-      <w:pPr/>
-      <w:r>
-        <w:rPr>
-          <w:lang w:val="en_US" w:bidi="en_US"/>
-        </w:rPr>
-      </w:r>
-      <w:r>
-        <w:rPr>
-          <w:b/>
-          <w:lang w:val="en_US" w:bidi="en_US"/>
-        </w:rPr>
         <w:t>"beloved and longed for"</w:t>
       </w:r>
     </w:p>
@@ -39946,21 +34961,6 @@
           <w:b/>
           <w:lang w:val="en_US" w:bidi="en_US"/>
         </w:rPr>
-        <w:t>χαρὰ καὶ στέφανός μου</w:t>
-      </w:r>
-    </w:p>
-    <w:p>
-      <w:pPr/>
-      <w:r>
-        <w:rPr>
-          <w:lang w:val="en_US" w:bidi="en_US"/>
-        </w:rPr>
-      </w:r>
-      <w:r>
-        <w:rPr>
-          <w:b/>
-          <w:lang w:val="en_US" w:bidi="en_US"/>
-        </w:rPr>
         <w:t>"my joy and crown"</w:t>
       </w:r>
     </w:p>
@@ -40070,21 +35070,6 @@
           <w:b/>
           <w:lang w:val="en_US" w:bidi="en_US"/>
         </w:rPr>
-        <w:t>χαρὰ καὶ στέφανός μου</w:t>
-      </w:r>
-    </w:p>
-    <w:p>
-      <w:pPr/>
-      <w:r>
-        <w:rPr>
-          <w:lang w:val="en_US" w:bidi="en_US"/>
-        </w:rPr>
-      </w:r>
-      <w:r>
-        <w:rPr>
-          <w:b/>
-          <w:lang w:val="en_US" w:bidi="en_US"/>
-        </w:rPr>
         <w:t>"my joy and crown"</w:t>
       </w:r>
     </w:p>
@@ -40181,21 +35166,6 @@
           <w:b/>
           <w:lang w:val="en_US" w:bidi="en_US"/>
         </w:rPr>
-        <w:t>στέφανός</w:t>
-      </w:r>
-    </w:p>
-    <w:p>
-      <w:pPr/>
-      <w:r>
-        <w:rPr>
-          <w:lang w:val="en_US" w:bidi="en_US"/>
-        </w:rPr>
-      </w:r>
-      <w:r>
-        <w:rPr>
-          <w:b/>
-          <w:lang w:val="en_US" w:bidi="en_US"/>
-        </w:rPr>
         <w:t>"crown"</w:t>
       </w:r>
     </w:p>
@@ -40318,21 +35288,6 @@
           <w:b/>
           <w:lang w:val="en_US" w:bidi="en_US"/>
         </w:rPr>
-        <w:t>οὕτως στήκετε ἐν Κυρίῳ, ἀγαπητοί</w:t>
-      </w:r>
-    </w:p>
-    <w:p>
-      <w:pPr/>
-      <w:r>
-        <w:rPr>
-          <w:lang w:val="en_US" w:bidi="en_US"/>
-        </w:rPr>
-      </w:r>
-      <w:r>
-        <w:rPr>
-          <w:b/>
-          <w:lang w:val="en_US" w:bidi="en_US"/>
-        </w:rPr>
         <w:t>"in this way stand firm in the Lord, beloved"</w:t>
       </w:r>
     </w:p>
@@ -40396,21 +35351,6 @@
           <w:b/>
           <w:lang w:val="en_US" w:bidi="en_US"/>
         </w:rPr>
-        <w:t>οὕτως στήκετε ἐν Κυρίῳ, ἀγαπητοί</w:t>
-      </w:r>
-    </w:p>
-    <w:p>
-      <w:pPr/>
-      <w:r>
-        <w:rPr>
-          <w:lang w:val="en_US" w:bidi="en_US"/>
-        </w:rPr>
-      </w:r>
-      <w:r>
-        <w:rPr>
-          <w:b/>
-          <w:lang w:val="en_US" w:bidi="en_US"/>
-        </w:rPr>
         <w:t>"in this way stand firm in the Lord, beloved"</w:t>
       </w:r>
     </w:p>
@@ -40440,7 +35380,7 @@
         </w:rPr>
         <w:t xml:space="preserve"> could refer to: (1) what comes before it, in which case this phrase would mean, “in the way that I have just explained to you” Alternate translation: “stand firm in the Lord in the way that I have just explained to you, beloved” (2) what Paul commands the Philippian Christians to do in </w:t>
       </w:r>
-      <w:hyperlink r:id="rId46">
+      <w:hyperlink r:id="rId44">
         <w:r>
           <w:rPr>
             <w:lang w:val="en_US" w:bidi="en_US"/>
@@ -40505,21 +35445,6 @@
           <w:b/>
           <w:lang w:val="en_US" w:bidi="en_US"/>
         </w:rPr>
-        <w:t>στήκετε</w:t>
-      </w:r>
-    </w:p>
-    <w:p>
-      <w:pPr/>
-      <w:r>
-        <w:rPr>
-          <w:lang w:val="en_US" w:bidi="en_US"/>
-        </w:rPr>
-      </w:r>
-      <w:r>
-        <w:rPr>
-          <w:b/>
-          <w:lang w:val="en_US" w:bidi="en_US"/>
-        </w:rPr>
         <w:t>"stand firm"</w:t>
       </w:r>
     </w:p>
@@ -40616,21 +35541,6 @@
           <w:b/>
           <w:lang w:val="en_US" w:bidi="en_US"/>
         </w:rPr>
-        <w:t>στήκετε</w:t>
-      </w:r>
-    </w:p>
-    <w:p>
-      <w:pPr/>
-      <w:r>
-        <w:rPr>
-          <w:lang w:val="en_US" w:bidi="en_US"/>
-        </w:rPr>
-      </w:r>
-      <w:r>
-        <w:rPr>
-          <w:b/>
-          <w:lang w:val="en_US" w:bidi="en_US"/>
-        </w:rPr>
         <w:t>"stand firm"</w:t>
       </w:r>
     </w:p>
@@ -40727,21 +35637,6 @@
           <w:b/>
           <w:lang w:val="en_US" w:bidi="en_US"/>
         </w:rPr>
-        <w:t>οὕτως στήκετε ἐν Κυρίῳ</w:t>
-      </w:r>
-    </w:p>
-    <w:p>
-      <w:pPr/>
-      <w:r>
-        <w:rPr>
-          <w:lang w:val="en_US" w:bidi="en_US"/>
-        </w:rPr>
-      </w:r>
-      <w:r>
-        <w:rPr>
-          <w:b/>
-          <w:lang w:val="en_US" w:bidi="en_US"/>
-        </w:rPr>
         <w:t>"in this way stand firm in the Lord"</w:t>
       </w:r>
     </w:p>
@@ -40805,21 +35700,6 @@
           <w:b/>
           <w:lang w:val="en_US" w:bidi="en_US"/>
         </w:rPr>
-        <w:t>Εὐοδίαν &amp; Συντύχην</w:t>
-      </w:r>
-    </w:p>
-    <w:p>
-      <w:pPr/>
-      <w:r>
-        <w:rPr>
-          <w:lang w:val="en_US" w:bidi="en_US"/>
-        </w:rPr>
-      </w:r>
-      <w:r>
-        <w:rPr>
-          <w:b/>
-          <w:lang w:val="en_US" w:bidi="en_US"/>
-        </w:rPr>
         <w:t>"Euodia"</w:t>
       </w:r>
       <w:r>
@@ -40936,21 +35816,6 @@
           <w:b/>
           <w:lang w:val="en_US" w:bidi="en_US"/>
         </w:rPr>
-        <w:t>σέ</w:t>
-      </w:r>
-    </w:p>
-    <w:p>
-      <w:pPr/>
-      <w:r>
-        <w:rPr>
-          <w:lang w:val="en_US" w:bidi="en_US"/>
-        </w:rPr>
-      </w:r>
-      <w:r>
-        <w:rPr>
-          <w:b/>
-          <w:lang w:val="en_US" w:bidi="en_US"/>
-        </w:rPr>
         <w:t>"you"</w:t>
       </w:r>
     </w:p>
@@ -41073,21 +35938,6 @@
           <w:b/>
           <w:lang w:val="en_US" w:bidi="en_US"/>
         </w:rPr>
-        <w:t>γνήσιε σύνζυγε</w:t>
-      </w:r>
-    </w:p>
-    <w:p>
-      <w:pPr/>
-      <w:r>
-        <w:rPr>
-          <w:lang w:val="en_US" w:bidi="en_US"/>
-        </w:rPr>
-      </w:r>
-      <w:r>
-        <w:rPr>
-          <w:b/>
-          <w:lang w:val="en_US" w:bidi="en_US"/>
-        </w:rPr>
         <w:t>"true companion"</w:t>
       </w:r>
     </w:p>
@@ -41164,21 +36014,6 @@
           <w:b/>
           <w:lang w:val="en_US" w:bidi="en_US"/>
         </w:rPr>
-        <w:t>αἵτινες ἐν τῷ εὐαγγελίῳ συνήθλησάν μοι</w:t>
-      </w:r>
-    </w:p>
-    <w:p>
-      <w:pPr/>
-      <w:r>
-        <w:rPr>
-          <w:lang w:val="en_US" w:bidi="en_US"/>
-        </w:rPr>
-      </w:r>
-      <w:r>
-        <w:rPr>
-          <w:b/>
-          <w:lang w:val="en_US" w:bidi="en_US"/>
-        </w:rPr>
         <w:t>"who labored with me in the gospel"</w:t>
       </w:r>
     </w:p>
@@ -41275,21 +36110,6 @@
           <w:b/>
           <w:lang w:val="en_US" w:bidi="en_US"/>
         </w:rPr>
-        <w:t>τῷ εὐαγγελίῳ</w:t>
-      </w:r>
-    </w:p>
-    <w:p>
-      <w:pPr/>
-      <w:r>
-        <w:rPr>
-          <w:lang w:val="en_US" w:bidi="en_US"/>
-        </w:rPr>
-      </w:r>
-      <w:r>
-        <w:rPr>
-          <w:b/>
-          <w:lang w:val="en_US" w:bidi="en_US"/>
-        </w:rPr>
         <w:t>"the gospel"</w:t>
       </w:r>
     </w:p>
@@ -41415,7 +36235,7 @@
         </w:rPr>
         <w:t xml:space="preserve"> in </w:t>
       </w:r>
-      <w:hyperlink r:id="rId18">
+      <w:hyperlink r:id="rId16">
         <w:r>
           <w:rPr>
             <w:lang w:val="en_US" w:bidi="en_US"/>
@@ -41480,21 +36300,6 @@
           <w:b/>
           <w:lang w:val="en_US" w:bidi="en_US"/>
         </w:rPr>
-        <w:t>Κλήμεντος</w:t>
-      </w:r>
-    </w:p>
-    <w:p>
-      <w:pPr/>
-      <w:r>
-        <w:rPr>
-          <w:lang w:val="en_US" w:bidi="en_US"/>
-        </w:rPr>
-      </w:r>
-      <w:r>
-        <w:rPr>
-          <w:b/>
-          <w:lang w:val="en_US" w:bidi="en_US"/>
-        </w:rPr>
         <w:t>"Clement"</w:t>
       </w:r>
     </w:p>
@@ -41585,21 +36390,6 @@
           <w:b/>
           <w:lang w:val="en_US" w:bidi="en_US"/>
         </w:rPr>
-        <w:t>ὧν τὰ ὀνόματα ἐν βίβλῳ ζωῆς</w:t>
-      </w:r>
-    </w:p>
-    <w:p>
-      <w:pPr/>
-      <w:r>
-        <w:rPr>
-          <w:lang w:val="en_US" w:bidi="en_US"/>
-        </w:rPr>
-      </w:r>
-      <w:r>
-        <w:rPr>
-          <w:b/>
-          <w:lang w:val="en_US" w:bidi="en_US"/>
-        </w:rPr>
         <w:t>"whose names {are} in the Book of Life"</w:t>
       </w:r>
     </w:p>
@@ -41692,7 +36482,7 @@
         </w:rPr>
         <w:t xml:space="preserve"> in </w:t>
       </w:r>
-      <w:hyperlink r:id="rId42">
+      <w:hyperlink r:id="rId40">
         <w:r>
           <w:rPr>
             <w:lang w:val="en_US" w:bidi="en_US"/>
@@ -41757,21 +36547,6 @@
           <w:b/>
           <w:lang w:val="en_US" w:bidi="en_US"/>
         </w:rPr>
-        <w:t>χαίρετε ἐν Κυρίῳ πάντοτε, πάλιν ἐρῶ, χαίρετε!</w:t>
-      </w:r>
-    </w:p>
-    <w:p>
-      <w:pPr/>
-      <w:r>
-        <w:rPr>
-          <w:lang w:val="en_US" w:bidi="en_US"/>
-        </w:rPr>
-      </w:r>
-      <w:r>
-        <w:rPr>
-          <w:b/>
-          <w:lang w:val="en_US" w:bidi="en_US"/>
-        </w:rPr>
         <w:t>"Rejoice in the Lord always. Again I will say, rejoice"</w:t>
       </w:r>
     </w:p>
@@ -41868,21 +36643,6 @@
           <w:b/>
           <w:lang w:val="en_US" w:bidi="en_US"/>
         </w:rPr>
-        <w:t>τὸ ἐπιεικὲς ὑμῶν γνωσθήτω</w:t>
-      </w:r>
-    </w:p>
-    <w:p>
-      <w:pPr/>
-      <w:r>
-        <w:rPr>
-          <w:lang w:val="en_US" w:bidi="en_US"/>
-        </w:rPr>
-      </w:r>
-      <w:r>
-        <w:rPr>
-          <w:b/>
-          <w:lang w:val="en_US" w:bidi="en_US"/>
-        </w:rPr>
         <w:t>"Let your gentleness be known"</w:t>
       </w:r>
     </w:p>
@@ -41979,21 +36739,6 @@
           <w:b/>
           <w:lang w:val="en_US" w:bidi="en_US"/>
         </w:rPr>
-        <w:t>πᾶσιν ἀνθρώποις</w:t>
-      </w:r>
-    </w:p>
-    <w:p>
-      <w:pPr/>
-      <w:r>
-        <w:rPr>
-          <w:lang w:val="en_US" w:bidi="en_US"/>
-        </w:rPr>
-      </w:r>
-      <w:r>
-        <w:rPr>
-          <w:b/>
-          <w:lang w:val="en_US" w:bidi="en_US"/>
-        </w:rPr>
         <w:t>"to all men"</w:t>
       </w:r>
     </w:p>
@@ -42090,21 +36835,6 @@
           <w:b/>
           <w:lang w:val="en_US" w:bidi="en_US"/>
         </w:rPr>
-        <w:t>ὁ Κύριος ἐγγύς</w:t>
-      </w:r>
-    </w:p>
-    <w:p>
-      <w:pPr/>
-      <w:r>
-        <w:rPr>
-          <w:lang w:val="en_US" w:bidi="en_US"/>
-        </w:rPr>
-      </w:r>
-      <w:r>
-        <w:rPr>
-          <w:b/>
-          <w:lang w:val="en_US" w:bidi="en_US"/>
-        </w:rPr>
         <w:t>"The Lord {is} near"</w:t>
       </w:r>
     </w:p>
@@ -42181,21 +36911,6 @@
           <w:b/>
           <w:lang w:val="en_US" w:bidi="en_US"/>
         </w:rPr>
-        <w:t>μηδὲν μεριμνᾶτε</w:t>
-      </w:r>
-    </w:p>
-    <w:p>
-      <w:pPr/>
-      <w:r>
-        <w:rPr>
-          <w:lang w:val="en_US" w:bidi="en_US"/>
-        </w:rPr>
-      </w:r>
-      <w:r>
-        <w:rPr>
-          <w:b/>
-          <w:lang w:val="en_US" w:bidi="en_US"/>
-        </w:rPr>
         <w:t>"Be anxious about nothing"</w:t>
       </w:r>
     </w:p>
@@ -42286,21 +37001,6 @@
           <w:b/>
           <w:lang w:val="en_US" w:bidi="en_US"/>
         </w:rPr>
-        <w:t>ἀλλ’</w:t>
-      </w:r>
-    </w:p>
-    <w:p>
-      <w:pPr/>
-      <w:r>
-        <w:rPr>
-          <w:lang w:val="en_US" w:bidi="en_US"/>
-        </w:rPr>
-      </w:r>
-      <w:r>
-        <w:rPr>
-          <w:b/>
-          <w:lang w:val="en_US" w:bidi="en_US"/>
-        </w:rPr>
         <w:t>"but"</w:t>
       </w:r>
     </w:p>
@@ -42423,21 +37123,6 @@
           <w:b/>
           <w:lang w:val="en_US" w:bidi="en_US"/>
         </w:rPr>
-        <w:t>ἐν παντὶ</w:t>
-      </w:r>
-    </w:p>
-    <w:p>
-      <w:pPr/>
-      <w:r>
-        <w:rPr>
-          <w:lang w:val="en_US" w:bidi="en_US"/>
-        </w:rPr>
-      </w:r>
-      <w:r>
-        <w:rPr>
-          <w:b/>
-          <w:lang w:val="en_US" w:bidi="en_US"/>
-        </w:rPr>
         <w:t>"in everything"</w:t>
       </w:r>
     </w:p>
@@ -42534,21 +37219,6 @@
           <w:b/>
           <w:lang w:val="en_US" w:bidi="en_US"/>
         </w:rPr>
-        <w:t>τῇ προσευχῇ καὶ τῇ δεήσει</w:t>
-      </w:r>
-    </w:p>
-    <w:p>
-      <w:pPr/>
-      <w:r>
-        <w:rPr>
-          <w:lang w:val="en_US" w:bidi="en_US"/>
-        </w:rPr>
-      </w:r>
-      <w:r>
-        <w:rPr>
-          <w:b/>
-          <w:lang w:val="en_US" w:bidi="en_US"/>
-        </w:rPr>
         <w:t>"by prayer and petition"</w:t>
       </w:r>
     </w:p>
@@ -42658,21 +37328,6 @@
           <w:b/>
           <w:lang w:val="en_US" w:bidi="en_US"/>
         </w:rPr>
-        <w:t>τῇ προσευχῇ καὶ τῇ δεήσει</w:t>
-      </w:r>
-    </w:p>
-    <w:p>
-      <w:pPr/>
-      <w:r>
-        <w:rPr>
-          <w:lang w:val="en_US" w:bidi="en_US"/>
-        </w:rPr>
-      </w:r>
-      <w:r>
-        <w:rPr>
-          <w:b/>
-          <w:lang w:val="en_US" w:bidi="en_US"/>
-        </w:rPr>
         <w:t>"by prayer and petition"</w:t>
       </w:r>
     </w:p>
@@ -42782,21 +37437,6 @@
           <w:b/>
           <w:lang w:val="en_US" w:bidi="en_US"/>
         </w:rPr>
-        <w:t>τῇ προσευχῇ καὶ τῇ δεήσει</w:t>
-      </w:r>
-    </w:p>
-    <w:p>
-      <w:pPr/>
-      <w:r>
-        <w:rPr>
-          <w:lang w:val="en_US" w:bidi="en_US"/>
-        </w:rPr>
-      </w:r>
-      <w:r>
-        <w:rPr>
-          <w:b/>
-          <w:lang w:val="en_US" w:bidi="en_US"/>
-        </w:rPr>
         <w:t>"by prayer and petition"</w:t>
       </w:r>
     </w:p>
@@ -42906,21 +37546,6 @@
           <w:b/>
           <w:lang w:val="en_US" w:bidi="en_US"/>
         </w:rPr>
-        <w:t>μετὰ εὐχαριστίας</w:t>
-      </w:r>
-    </w:p>
-    <w:p>
-      <w:pPr/>
-      <w:r>
-        <w:rPr>
-          <w:lang w:val="en_US" w:bidi="en_US"/>
-        </w:rPr>
-      </w:r>
-      <w:r>
-        <w:rPr>
-          <w:b/>
-          <w:lang w:val="en_US" w:bidi="en_US"/>
-        </w:rPr>
         <w:t>"with thanksgiving"</w:t>
       </w:r>
     </w:p>
@@ -43030,21 +37655,6 @@
           <w:b/>
           <w:lang w:val="en_US" w:bidi="en_US"/>
         </w:rPr>
-        <w:t>τὰ αἰτήματα ὑμῶν γνωριζέσθω</w:t>
-      </w:r>
-    </w:p>
-    <w:p>
-      <w:pPr/>
-      <w:r>
-        <w:rPr>
-          <w:lang w:val="en_US" w:bidi="en_US"/>
-        </w:rPr>
-      </w:r>
-      <w:r>
-        <w:rPr>
-          <w:b/>
-          <w:lang w:val="en_US" w:bidi="en_US"/>
-        </w:rPr>
         <w:t>"let your requests be known"</w:t>
       </w:r>
     </w:p>
@@ -43141,21 +37751,6 @@
           <w:b/>
           <w:lang w:val="en_US" w:bidi="en_US"/>
         </w:rPr>
-        <w:t>τὰ αἰτήματα ὑμῶν γνωριζέσθω πρὸς τὸν Θεόν</w:t>
-      </w:r>
-    </w:p>
-    <w:p>
-      <w:pPr/>
-      <w:r>
-        <w:rPr>
-          <w:lang w:val="en_US" w:bidi="en_US"/>
-        </w:rPr>
-      </w:r>
-      <w:r>
-        <w:rPr>
-          <w:b/>
-          <w:lang w:val="en_US" w:bidi="en_US"/>
-        </w:rPr>
         <w:t>""</w:t>
       </w:r>
     </w:p>
@@ -43265,21 +37860,6 @@
           <w:b/>
           <w:lang w:val="en_US" w:bidi="en_US"/>
         </w:rPr>
-        <w:t>καὶ</w:t>
-      </w:r>
-    </w:p>
-    <w:p>
-      <w:pPr/>
-      <w:r>
-        <w:rPr>
-          <w:lang w:val="en_US" w:bidi="en_US"/>
-        </w:rPr>
-      </w:r>
-      <w:r>
-        <w:rPr>
-          <w:b/>
-          <w:lang w:val="en_US" w:bidi="en_US"/>
-        </w:rPr>
         <w:t>"and"</w:t>
       </w:r>
     </w:p>
@@ -43485,21 +38065,6 @@
           <w:b/>
           <w:lang w:val="en_US" w:bidi="en_US"/>
         </w:rPr>
-        <w:t>Θεοῦ ἡ ὑπερέχουσα πάντα νοῦν</w:t>
-      </w:r>
-    </w:p>
-    <w:p>
-      <w:pPr/>
-      <w:r>
-        <w:rPr>
-          <w:lang w:val="en_US" w:bidi="en_US"/>
-        </w:rPr>
-      </w:r>
-      <w:r>
-        <w:rPr>
-          <w:b/>
-          <w:lang w:val="en_US" w:bidi="en_US"/>
-        </w:rPr>
         <w:t>"of God, which surpasses all understanding"</w:t>
       </w:r>
     </w:p>
@@ -43596,21 +38161,6 @@
           <w:b/>
           <w:lang w:val="en_US" w:bidi="en_US"/>
         </w:rPr>
-        <w:t>ἡ ὑπερέχουσα πάντα νοῦν</w:t>
-      </w:r>
-    </w:p>
-    <w:p>
-      <w:pPr/>
-      <w:r>
-        <w:rPr>
-          <w:lang w:val="en_US" w:bidi="en_US"/>
-        </w:rPr>
-      </w:r>
-      <w:r>
-        <w:rPr>
-          <w:b/>
-          <w:lang w:val="en_US" w:bidi="en_US"/>
-        </w:rPr>
         <w:t>"which surpasses all understanding"</w:t>
       </w:r>
     </w:p>
@@ -43687,21 +38237,6 @@
           <w:b/>
           <w:lang w:val="en_US" w:bidi="en_US"/>
         </w:rPr>
-        <w:t>ἡ ὑπερέχουσα πάντα νοῦν</w:t>
-      </w:r>
-    </w:p>
-    <w:p>
-      <w:pPr/>
-      <w:r>
-        <w:rPr>
-          <w:lang w:val="en_US" w:bidi="en_US"/>
-        </w:rPr>
-      </w:r>
-      <w:r>
-        <w:rPr>
-          <w:b/>
-          <w:lang w:val="en_US" w:bidi="en_US"/>
-        </w:rPr>
         <w:t>"which surpasses all understanding"</w:t>
       </w:r>
     </w:p>
@@ -43811,21 +38346,6 @@
           <w:b/>
           <w:lang w:val="en_US" w:bidi="en_US"/>
         </w:rPr>
-        <w:t>φρουρήσει τὰς καρδίας ὑμῶν καὶ τὰ νοήματα ὑμῶν</w:t>
-      </w:r>
-    </w:p>
-    <w:p>
-      <w:pPr/>
-      <w:r>
-        <w:rPr>
-          <w:lang w:val="en_US" w:bidi="en_US"/>
-        </w:rPr>
-      </w:r>
-      <w:r>
-        <w:rPr>
-          <w:b/>
-          <w:lang w:val="en_US" w:bidi="en_US"/>
-        </w:rPr>
         <w:t>"will guard your hearts and your minds"</w:t>
       </w:r>
     </w:p>
@@ -43977,7 +38497,7 @@
         </w:rPr>
         <w:t xml:space="preserve"> in </w:t>
       </w:r>
-      <w:hyperlink r:id="rId47">
+      <w:hyperlink r:id="rId45">
         <w:r>
           <w:rPr>
             <w:lang w:val="en_US" w:bidi="en_US"/>
@@ -44042,21 +38562,6 @@
           <w:b/>
           <w:lang w:val="en_US" w:bidi="en_US"/>
         </w:rPr>
-        <w:t>τὸ λοιπόν</w:t>
-      </w:r>
-    </w:p>
-    <w:p>
-      <w:pPr/>
-      <w:r>
-        <w:rPr>
-          <w:lang w:val="en_US" w:bidi="en_US"/>
-        </w:rPr>
-      </w:r>
-      <w:r>
-        <w:rPr>
-          <w:b/>
-          <w:lang w:val="en_US" w:bidi="en_US"/>
-        </w:rPr>
         <w:t>"As to} the rest"</w:t>
       </w:r>
     </w:p>
@@ -44149,7 +38654,7 @@
         </w:rPr>
         <w:t xml:space="preserve"> in </w:t>
       </w:r>
-      <w:hyperlink r:id="rId20">
+      <w:hyperlink r:id="rId18">
         <w:r>
           <w:rPr>
             <w:lang w:val="en_US" w:bidi="en_US"/>
@@ -44234,21 +38739,6 @@
           <w:b/>
           <w:lang w:val="en_US" w:bidi="en_US"/>
         </w:rPr>
-        <w:t>ὅσα ἐστὶν ἀληθῆ, ὅσα σεμνά, ὅσα δίκαια, ὅσα ἁγνά, ὅσα προσφιλῆ, ὅσα εὔφημα</w:t>
-      </w:r>
-    </w:p>
-    <w:p>
-      <w:pPr/>
-      <w:r>
-        <w:rPr>
-          <w:lang w:val="en_US" w:bidi="en_US"/>
-        </w:rPr>
-      </w:r>
-      <w:r>
-        <w:rPr>
-          <w:b/>
-          <w:lang w:val="en_US" w:bidi="en_US"/>
-        </w:rPr>
         <w:t>"as many as are true, as many as honorable, as many as just, as many as pure, as many as lovely, as many as reputable"</w:t>
       </w:r>
     </w:p>
@@ -44332,21 +38822,6 @@
           <w:b/>
           <w:lang w:val="en_US" w:bidi="en_US"/>
         </w:rPr>
-        <w:t>ὅσα προσφιλῆ</w:t>
-      </w:r>
-    </w:p>
-    <w:p>
-      <w:pPr/>
-      <w:r>
-        <w:rPr>
-          <w:lang w:val="en_US" w:bidi="en_US"/>
-        </w:rPr>
-      </w:r>
-      <w:r>
-        <w:rPr>
-          <w:b/>
-          <w:lang w:val="en_US" w:bidi="en_US"/>
-        </w:rPr>
         <w:t>"as many as lovely"</w:t>
       </w:r>
     </w:p>
@@ -44410,21 +38885,6 @@
           <w:b/>
           <w:lang w:val="en_US" w:bidi="en_US"/>
         </w:rPr>
-        <w:t>ὅσα εὔφημα</w:t>
-      </w:r>
-    </w:p>
-    <w:p>
-      <w:pPr/>
-      <w:r>
-        <w:rPr>
-          <w:lang w:val="en_US" w:bidi="en_US"/>
-        </w:rPr>
-      </w:r>
-      <w:r>
-        <w:rPr>
-          <w:b/>
-          <w:lang w:val="en_US" w:bidi="en_US"/>
-        </w:rPr>
         <w:t>"as many as reputable"</w:t>
       </w:r>
     </w:p>
@@ -44488,21 +38948,6 @@
           <w:b/>
           <w:lang w:val="en_US" w:bidi="en_US"/>
         </w:rPr>
-        <w:t>εἴ τις ἀρετὴ</w:t>
-      </w:r>
-    </w:p>
-    <w:p>
-      <w:pPr/>
-      <w:r>
-        <w:rPr>
-          <w:lang w:val="en_US" w:bidi="en_US"/>
-        </w:rPr>
-      </w:r>
-      <w:r>
-        <w:rPr>
-          <w:b/>
-          <w:lang w:val="en_US" w:bidi="en_US"/>
-        </w:rPr>
         <w:t>"if anything {is} virtuous"</w:t>
       </w:r>
     </w:p>
@@ -44566,21 +39011,6 @@
           <w:b/>
           <w:lang w:val="en_US" w:bidi="en_US"/>
         </w:rPr>
-        <w:t>εἴ τις ἔπαινος</w:t>
-      </w:r>
-    </w:p>
-    <w:p>
-      <w:pPr/>
-      <w:r>
-        <w:rPr>
-          <w:lang w:val="en_US" w:bidi="en_US"/>
-        </w:rPr>
-      </w:r>
-      <w:r>
-        <w:rPr>
-          <w:b/>
-          <w:lang w:val="en_US" w:bidi="en_US"/>
-        </w:rPr>
         <w:t>"if anything {is} praiseworthy"</w:t>
       </w:r>
     </w:p>
@@ -44644,21 +39074,6 @@
           <w:b/>
           <w:lang w:val="en_US" w:bidi="en_US"/>
         </w:rPr>
-        <w:t>λογίζεσθε</w:t>
-      </w:r>
-    </w:p>
-    <w:p>
-      <w:pPr/>
-      <w:r>
-        <w:rPr>
-          <w:lang w:val="en_US" w:bidi="en_US"/>
-        </w:rPr>
-      </w:r>
-      <w:r>
-        <w:rPr>
-          <w:b/>
-          <w:lang w:val="en_US" w:bidi="en_US"/>
-        </w:rPr>
         <w:t>"think about"</w:t>
       </w:r>
     </w:p>
@@ -44755,21 +39170,6 @@
           <w:b/>
           <w:lang w:val="en_US" w:bidi="en_US"/>
         </w:rPr>
-        <w:t>ἃ καὶ ἐμάθετε καὶ παρελάβετε, καὶ ἠκούσατε καὶ εἴδετε, ἐν ἐμοί</w:t>
-      </w:r>
-    </w:p>
-    <w:p>
-      <w:pPr/>
-      <w:r>
-        <w:rPr>
-          <w:lang w:val="en_US" w:bidi="en_US"/>
-        </w:rPr>
-      </w:r>
-      <w:r>
-        <w:rPr>
-          <w:b/>
-          <w:lang w:val="en_US" w:bidi="en_US"/>
-        </w:rPr>
         <w:t>"And what you learned and received and heard and saw in me"</w:t>
       </w:r>
     </w:p>
@@ -44833,21 +39233,6 @@
           <w:b/>
           <w:lang w:val="en_US" w:bidi="en_US"/>
         </w:rPr>
-        <w:t>ἃ καὶ ἐμάθετε καὶ παρελάβετε</w:t>
-      </w:r>
-    </w:p>
-    <w:p>
-      <w:pPr/>
-      <w:r>
-        <w:rPr>
-          <w:lang w:val="en_US" w:bidi="en_US"/>
-        </w:rPr>
-      </w:r>
-      <w:r>
-        <w:rPr>
-          <w:b/>
-          <w:lang w:val="en_US" w:bidi="en_US"/>
-        </w:rPr>
         <w:t>"And what you learned and received"</w:t>
       </w:r>
     </w:p>
@@ -44957,21 +39342,6 @@
           <w:b/>
           <w:lang w:val="en_US" w:bidi="en_US"/>
         </w:rPr>
-        <w:t>ταῦτα πράσσετε</w:t>
-      </w:r>
-    </w:p>
-    <w:p>
-      <w:pPr/>
-      <w:r>
-        <w:rPr>
-          <w:lang w:val="en_US" w:bidi="en_US"/>
-        </w:rPr>
-      </w:r>
-      <w:r>
-        <w:rPr>
-          <w:b/>
-          <w:lang w:val="en_US" w:bidi="en_US"/>
-        </w:rPr>
         <w:t>"do these things"</w:t>
       </w:r>
     </w:p>
@@ -45035,21 +39405,6 @@
           <w:b/>
           <w:lang w:val="en_US" w:bidi="en_US"/>
         </w:rPr>
-        <w:t>πράσσετε</w:t>
-      </w:r>
-    </w:p>
-    <w:p>
-      <w:pPr/>
-      <w:r>
-        <w:rPr>
-          <w:lang w:val="en_US" w:bidi="en_US"/>
-        </w:rPr>
-      </w:r>
-      <w:r>
-        <w:rPr>
-          <w:b/>
-          <w:lang w:val="en_US" w:bidi="en_US"/>
-        </w:rPr>
         <w:t>"do"</w:t>
       </w:r>
     </w:p>
@@ -45146,21 +39501,6 @@
           <w:b/>
           <w:lang w:val="en_US" w:bidi="en_US"/>
         </w:rPr>
-        <w:t>καὶ</w:t>
-      </w:r>
-    </w:p>
-    <w:p>
-      <w:pPr/>
-      <w:r>
-        <w:rPr>
-          <w:lang w:val="en_US" w:bidi="en_US"/>
-        </w:rPr>
-      </w:r>
-      <w:r>
-        <w:rPr>
-          <w:b/>
-          <w:lang w:val="en_US" w:bidi="en_US"/>
-        </w:rPr>
         <w:t>"and"</w:t>
       </w:r>
     </w:p>
@@ -45257,21 +39597,6 @@
           <w:b/>
           <w:lang w:val="en_US" w:bidi="en_US"/>
         </w:rPr>
-        <w:t>ὁ Θεὸς τῆς εἰρήνης</w:t>
-      </w:r>
-    </w:p>
-    <w:p>
-      <w:pPr/>
-      <w:r>
-        <w:rPr>
-          <w:lang w:val="en_US" w:bidi="en_US"/>
-        </w:rPr>
-      </w:r>
-      <w:r>
-        <w:rPr>
-          <w:b/>
-          <w:lang w:val="en_US" w:bidi="en_US"/>
-        </w:rPr>
         <w:t>"the God of peace"</w:t>
       </w:r>
     </w:p>
@@ -45348,21 +39673,6 @@
           <w:b/>
           <w:lang w:val="en_US" w:bidi="en_US"/>
         </w:rPr>
-        <w:t>καὶ ὁ Θεὸς τῆς εἰρήνης ἔσται μεθ’ ὑμῶν</w:t>
-      </w:r>
-    </w:p>
-    <w:p>
-      <w:pPr/>
-      <w:r>
-        <w:rPr>
-          <w:lang w:val="en_US" w:bidi="en_US"/>
-        </w:rPr>
-      </w:r>
-      <w:r>
-        <w:rPr>
-          <w:b/>
-          <w:lang w:val="en_US" w:bidi="en_US"/>
-        </w:rPr>
         <w:t>"and the God of peace will be with you"</w:t>
       </w:r>
     </w:p>
@@ -45488,7 +39798,7 @@
         </w:rPr>
         <w:t xml:space="preserve"> in </w:t>
       </w:r>
-      <w:hyperlink r:id="rId48">
+      <w:hyperlink r:id="rId46">
         <w:r>
           <w:rPr>
             <w:lang w:val="en_US" w:bidi="en_US"/>
@@ -45553,21 +39863,6 @@
           <w:b/>
           <w:lang w:val="en_US" w:bidi="en_US"/>
         </w:rPr>
-        <w:t>ὅτι ἤδη ποτὲ ἀνεθάλετε τὸ ὑπὲρ ἐμοῦ φρονεῖν</w:t>
-      </w:r>
-    </w:p>
-    <w:p>
-      <w:pPr/>
-      <w:r>
-        <w:rPr>
-          <w:lang w:val="en_US" w:bidi="en_US"/>
-        </w:rPr>
-      </w:r>
-      <w:r>
-        <w:rPr>
-          <w:b/>
-          <w:lang w:val="en_US" w:bidi="en_US"/>
-        </w:rPr>
         <w:t>"because now at last you renewed your concern on my behalf"</w:t>
       </w:r>
     </w:p>
@@ -45631,21 +39926,6 @@
           <w:b/>
           <w:lang w:val="en_US" w:bidi="en_US"/>
         </w:rPr>
-        <w:t>ἐφ’ ᾧ καὶ ἐφρονεῖτε</w:t>
-      </w:r>
-    </w:p>
-    <w:p>
-      <w:pPr/>
-      <w:r>
-        <w:rPr>
-          <w:lang w:val="en_US" w:bidi="en_US"/>
-        </w:rPr>
-      </w:r>
-      <w:r>
-        <w:rPr>
-          <w:b/>
-          <w:lang w:val="en_US" w:bidi="en_US"/>
-        </w:rPr>
         <w:t>"for which indeed you were concerned"</w:t>
       </w:r>
     </w:p>
@@ -45709,21 +39989,6 @@
           <w:b/>
           <w:lang w:val="en_US" w:bidi="en_US"/>
         </w:rPr>
-        <w:t>ἠκαιρεῖσθε δέ</w:t>
-      </w:r>
-    </w:p>
-    <w:p>
-      <w:pPr/>
-      <w:r>
-        <w:rPr>
-          <w:lang w:val="en_US" w:bidi="en_US"/>
-        </w:rPr>
-      </w:r>
-      <w:r>
-        <w:rPr>
-          <w:b/>
-          <w:lang w:val="en_US" w:bidi="en_US"/>
-        </w:rPr>
         <w:t>"but were lacking opportunity"</w:t>
       </w:r>
     </w:p>
@@ -45807,21 +40072,6 @@
           <w:b/>
           <w:lang w:val="en_US" w:bidi="en_US"/>
         </w:rPr>
-        <w:t>οὐχ ὅτι καθ’ ὑστέρησιν λέγω</w:t>
-      </w:r>
-    </w:p>
-    <w:p>
-      <w:pPr/>
-      <w:r>
-        <w:rPr>
-          <w:lang w:val="en_US" w:bidi="en_US"/>
-        </w:rPr>
-      </w:r>
-      <w:r>
-        <w:rPr>
-          <w:b/>
-          <w:lang w:val="en_US" w:bidi="en_US"/>
-        </w:rPr>
         <w:t>"Not that I speak according to need"</w:t>
       </w:r>
     </w:p>
@@ -45885,21 +40135,6 @@
           <w:b/>
           <w:lang w:val="en_US" w:bidi="en_US"/>
         </w:rPr>
-        <w:t>αὐτάρκης εἶναι</w:t>
-      </w:r>
-    </w:p>
-    <w:p>
-      <w:pPr/>
-      <w:r>
-        <w:rPr>
-          <w:lang w:val="en_US" w:bidi="en_US"/>
-        </w:rPr>
-      </w:r>
-      <w:r>
-        <w:rPr>
-          <w:b/>
-          <w:lang w:val="en_US" w:bidi="en_US"/>
-        </w:rPr>
         <w:t>"to be content"</w:t>
       </w:r>
     </w:p>
@@ -45963,21 +40198,6 @@
           <w:b/>
           <w:lang w:val="en_US" w:bidi="en_US"/>
         </w:rPr>
-        <w:t>ἐν οἷς εἰμι</w:t>
-      </w:r>
-    </w:p>
-    <w:p>
-      <w:pPr/>
-      <w:r>
-        <w:rPr>
-          <w:lang w:val="en_US" w:bidi="en_US"/>
-        </w:rPr>
-      </w:r>
-      <w:r>
-        <w:rPr>
-          <w:b/>
-          <w:lang w:val="en_US" w:bidi="en_US"/>
-        </w:rPr>
         <w:t>"in whatever I am"</w:t>
       </w:r>
     </w:p>
@@ -46061,21 +40281,6 @@
           <w:b/>
           <w:lang w:val="en_US" w:bidi="en_US"/>
         </w:rPr>
-        <w:t>οἶδα καὶ</w:t>
-      </w:r>
-    </w:p>
-    <w:p>
-      <w:pPr/>
-      <w:r>
-        <w:rPr>
-          <w:lang w:val="en_US" w:bidi="en_US"/>
-        </w:rPr>
-      </w:r>
-      <w:r>
-        <w:rPr>
-          <w:b/>
-          <w:lang w:val="en_US" w:bidi="en_US"/>
-        </w:rPr>
         <w:t>"I know both {how"</w:t>
       </w:r>
     </w:p>
@@ -46172,21 +40377,6 @@
           <w:b/>
           <w:lang w:val="en_US" w:bidi="en_US"/>
         </w:rPr>
-        <w:t>οἶδα καὶ ταπεινοῦσθαι, οἶδα καὶ περισσεύειν &amp; καὶ περισσεύειν καὶ ὑστερεῖσθαι</w:t>
-      </w:r>
-    </w:p>
-    <w:p>
-      <w:pPr/>
-      <w:r>
-        <w:rPr>
-          <w:lang w:val="en_US" w:bidi="en_US"/>
-        </w:rPr>
-      </w:r>
-      <w:r>
-        <w:rPr>
-          <w:b/>
-          <w:lang w:val="en_US" w:bidi="en_US"/>
-        </w:rPr>
         <w:t>"I know both {how} to be brought low, and I know {how} to abound."</w:t>
       </w:r>
       <w:r>
@@ -46289,21 +40479,6 @@
           <w:b/>
           <w:lang w:val="en_US" w:bidi="en_US"/>
         </w:rPr>
-        <w:t>οἶδα καὶ ταπεινοῦσθαι, οἶδα καὶ περισσεύειν</w:t>
-      </w:r>
-    </w:p>
-    <w:p>
-      <w:pPr/>
-      <w:r>
-        <w:rPr>
-          <w:lang w:val="en_US" w:bidi="en_US"/>
-        </w:rPr>
-      </w:r>
-      <w:r>
-        <w:rPr>
-          <w:b/>
-          <w:lang w:val="en_US" w:bidi="en_US"/>
-        </w:rPr>
         <w:t>"I know both {how} to be brought low, and I know {how} to abound"</w:t>
       </w:r>
     </w:p>
@@ -46413,21 +40588,6 @@
           <w:b/>
           <w:lang w:val="en_US" w:bidi="en_US"/>
         </w:rPr>
-        <w:t>ταπεινοῦσθαι</w:t>
-      </w:r>
-    </w:p>
-    <w:p>
-      <w:pPr/>
-      <w:r>
-        <w:rPr>
-          <w:lang w:val="en_US" w:bidi="en_US"/>
-        </w:rPr>
-      </w:r>
-      <w:r>
-        <w:rPr>
-          <w:b/>
-          <w:lang w:val="en_US" w:bidi="en_US"/>
-        </w:rPr>
         <w:t>"to be brought low"</w:t>
       </w:r>
     </w:p>
@@ -46524,21 +40684,6 @@
           <w:b/>
           <w:lang w:val="en_US" w:bidi="en_US"/>
         </w:rPr>
-        <w:t>ταπεινοῦσθαι</w:t>
-      </w:r>
-    </w:p>
-    <w:p>
-      <w:pPr/>
-      <w:r>
-        <w:rPr>
-          <w:lang w:val="en_US" w:bidi="en_US"/>
-        </w:rPr>
-      </w:r>
-      <w:r>
-        <w:rPr>
-          <w:b/>
-          <w:lang w:val="en_US" w:bidi="en_US"/>
-        </w:rPr>
         <w:t>"to be brought low"</w:t>
       </w:r>
     </w:p>
@@ -46635,21 +40780,6 @@
           <w:b/>
           <w:lang w:val="en_US" w:bidi="en_US"/>
         </w:rPr>
-        <w:t>χορτάζεσθαι καὶ πεινᾶν</w:t>
-      </w:r>
-    </w:p>
-    <w:p>
-      <w:pPr/>
-      <w:r>
-        <w:rPr>
-          <w:lang w:val="en_US" w:bidi="en_US"/>
-        </w:rPr>
-      </w:r>
-      <w:r>
-        <w:rPr>
-          <w:b/>
-          <w:lang w:val="en_US" w:bidi="en_US"/>
-        </w:rPr>
         <w:t>"to be filled and to be hungry"</w:t>
       </w:r>
     </w:p>
@@ -46733,21 +40863,6 @@
           <w:b/>
           <w:lang w:val="en_US" w:bidi="en_US"/>
         </w:rPr>
-        <w:t>χορτάζεσθαι καὶ πεινᾶν</w:t>
-      </w:r>
-    </w:p>
-    <w:p>
-      <w:pPr/>
-      <w:r>
-        <w:rPr>
-          <w:lang w:val="en_US" w:bidi="en_US"/>
-        </w:rPr>
-      </w:r>
-      <w:r>
-        <w:rPr>
-          <w:b/>
-          <w:lang w:val="en_US" w:bidi="en_US"/>
-        </w:rPr>
         <w:t>"to be filled and to be hungry"</w:t>
       </w:r>
     </w:p>
@@ -46857,21 +40972,6 @@
           <w:b/>
           <w:lang w:val="en_US" w:bidi="en_US"/>
         </w:rPr>
-        <w:t>περισσεύειν καὶ ὑστερεῖσθαι</w:t>
-      </w:r>
-    </w:p>
-    <w:p>
-      <w:pPr/>
-      <w:r>
-        <w:rPr>
-          <w:lang w:val="en_US" w:bidi="en_US"/>
-        </w:rPr>
-      </w:r>
-      <w:r>
-        <w:rPr>
-          <w:b/>
-          <w:lang w:val="en_US" w:bidi="en_US"/>
-        </w:rPr>
         <w:t>"to abound and to be in need"</w:t>
       </w:r>
     </w:p>
@@ -46955,21 +41055,6 @@
           <w:b/>
           <w:lang w:val="en_US" w:bidi="en_US"/>
         </w:rPr>
-        <w:t>περισσεύειν καὶ ὑστερεῖσθαι</w:t>
-      </w:r>
-    </w:p>
-    <w:p>
-      <w:pPr/>
-      <w:r>
-        <w:rPr>
-          <w:lang w:val="en_US" w:bidi="en_US"/>
-        </w:rPr>
-      </w:r>
-      <w:r>
-        <w:rPr>
-          <w:b/>
-          <w:lang w:val="en_US" w:bidi="en_US"/>
-        </w:rPr>
         <w:t>"to abound and to be in need"</w:t>
       </w:r>
     </w:p>
@@ -47079,21 +41164,6 @@
           <w:b/>
           <w:lang w:val="en_US" w:bidi="en_US"/>
         </w:rPr>
-        <w:t>πάντα ἰσχύω ἐν τῷ ἐνδυναμοῦντί με</w:t>
-      </w:r>
-    </w:p>
-    <w:p>
-      <w:pPr/>
-      <w:r>
-        <w:rPr>
-          <w:lang w:val="en_US" w:bidi="en_US"/>
-        </w:rPr>
-      </w:r>
-      <w:r>
-        <w:rPr>
-          <w:b/>
-          <w:lang w:val="en_US" w:bidi="en_US"/>
-        </w:rPr>
         <w:t>"I can do all things in the one strengthening me"</w:t>
       </w:r>
     </w:p>
@@ -47190,21 +41260,6 @@
           <w:b/>
           <w:lang w:val="en_US" w:bidi="en_US"/>
         </w:rPr>
-        <w:t>πάντα ἰσχύω ἐν τῷ ἐνδυναμοῦντί με</w:t>
-      </w:r>
-    </w:p>
-    <w:p>
-      <w:pPr/>
-      <w:r>
-        <w:rPr>
-          <w:lang w:val="en_US" w:bidi="en_US"/>
-        </w:rPr>
-      </w:r>
-      <w:r>
-        <w:rPr>
-          <w:b/>
-          <w:lang w:val="en_US" w:bidi="en_US"/>
-        </w:rPr>
         <w:t>"I can do all things in the one strengthening me"</w:t>
       </w:r>
     </w:p>
@@ -47314,21 +41369,6 @@
           <w:b/>
           <w:lang w:val="en_US" w:bidi="en_US"/>
         </w:rPr>
-        <w:t>συνκοινωνήσαντές μου τῇ θλίψει</w:t>
-      </w:r>
-    </w:p>
-    <w:p>
-      <w:pPr/>
-      <w:r>
-        <w:rPr>
-          <w:lang w:val="en_US" w:bidi="en_US"/>
-        </w:rPr>
-      </w:r>
-      <w:r>
-        <w:rPr>
-          <w:b/>
-          <w:lang w:val="en_US" w:bidi="en_US"/>
-        </w:rPr>
         <w:t>"having shared together in my affliction"</w:t>
       </w:r>
     </w:p>
@@ -47425,21 +41465,6 @@
           <w:b/>
           <w:lang w:val="en_US" w:bidi="en_US"/>
         </w:rPr>
-        <w:t>μου τῇ θλίψει</w:t>
-      </w:r>
-    </w:p>
-    <w:p>
-      <w:pPr/>
-      <w:r>
-        <w:rPr>
-          <w:lang w:val="en_US" w:bidi="en_US"/>
-        </w:rPr>
-      </w:r>
-      <w:r>
-        <w:rPr>
-          <w:b/>
-          <w:lang w:val="en_US" w:bidi="en_US"/>
-        </w:rPr>
         <w:t>"in my affliction"</w:t>
       </w:r>
     </w:p>
@@ -47562,21 +41587,6 @@
           <w:b/>
           <w:lang w:val="en_US" w:bidi="en_US"/>
         </w:rPr>
-        <w:t>μου τῇ θλίψει</w:t>
-      </w:r>
-    </w:p>
-    <w:p>
-      <w:pPr/>
-      <w:r>
-        <w:rPr>
-          <w:lang w:val="en_US" w:bidi="en_US"/>
-        </w:rPr>
-      </w:r>
-      <w:r>
-        <w:rPr>
-          <w:b/>
-          <w:lang w:val="en_US" w:bidi="en_US"/>
-        </w:rPr>
         <w:t>"in my affliction"</w:t>
       </w:r>
     </w:p>
@@ -47640,21 +41650,6 @@
           <w:b/>
           <w:lang w:val="en_US" w:bidi="en_US"/>
         </w:rPr>
-        <w:t>ἐν ἀρχῇ τοῦ εὐαγγελίου</w:t>
-      </w:r>
-    </w:p>
-    <w:p>
-      <w:pPr/>
-      <w:r>
-        <w:rPr>
-          <w:lang w:val="en_US" w:bidi="en_US"/>
-        </w:rPr>
-      </w:r>
-      <w:r>
-        <w:rPr>
-          <w:b/>
-          <w:lang w:val="en_US" w:bidi="en_US"/>
-        </w:rPr>
         <w:t>"in the beginning of the gospel"</w:t>
       </w:r>
     </w:p>
@@ -47780,7 +41775,7 @@
         </w:rPr>
         <w:t xml:space="preserve"> in </w:t>
       </w:r>
-      <w:hyperlink r:id="rId18">
+      <w:hyperlink r:id="rId16">
         <w:r>
           <w:rPr>
             <w:lang w:val="en_US" w:bidi="en_US"/>
@@ -47798,7 +41793,7 @@
         </w:rPr>
         <w:t xml:space="preserve"> and </w:t>
       </w:r>
-      <w:hyperlink r:id="rId15">
+      <w:hyperlink r:id="rId13">
         <w:r>
           <w:rPr>
             <w:lang w:val="en_US" w:bidi="en_US"/>
@@ -47863,21 +41858,6 @@
           <w:b/>
           <w:lang w:val="en_US" w:bidi="en_US"/>
         </w:rPr>
-        <w:t>οὐδεμία μοι ἐκκλησία ἐκοινώνησεν εἰς λόγον δόσεως καὶ λήμψεως, εἰ μὴ ὑμεῖς μόνοι</w:t>
-      </w:r>
-    </w:p>
-    <w:p>
-      <w:pPr/>
-      <w:r>
-        <w:rPr>
-          <w:lang w:val="en_US" w:bidi="en_US"/>
-        </w:rPr>
-      </w:r>
-      <w:r>
-        <w:rPr>
-          <w:b/>
-          <w:lang w:val="en_US" w:bidi="en_US"/>
-        </w:rPr>
         <w:t>"no church shared with me in the matter of giving and receiving except you alone"</w:t>
       </w:r>
     </w:p>
@@ -47974,21 +41954,6 @@
           <w:b/>
           <w:lang w:val="en_US" w:bidi="en_US"/>
         </w:rPr>
-        <w:t>μοι &amp; ἐκοινώνησεν</w:t>
-      </w:r>
-    </w:p>
-    <w:p>
-      <w:pPr/>
-      <w:r>
-        <w:rPr>
-          <w:lang w:val="en_US" w:bidi="en_US"/>
-        </w:rPr>
-      </w:r>
-      <w:r>
-        <w:rPr>
-          <w:b/>
-          <w:lang w:val="en_US" w:bidi="en_US"/>
-        </w:rPr>
         <w:t>"shared with me"</w:t>
       </w:r>
     </w:p>
@@ -48085,21 +42050,6 @@
           <w:b/>
           <w:lang w:val="en_US" w:bidi="en_US"/>
         </w:rPr>
-        <w:t>εἰς λόγον δόσεως καὶ λήμψεως</w:t>
-      </w:r>
-    </w:p>
-    <w:p>
-      <w:pPr/>
-      <w:r>
-        <w:rPr>
-          <w:lang w:val="en_US" w:bidi="en_US"/>
-        </w:rPr>
-      </w:r>
-      <w:r>
-        <w:rPr>
-          <w:b/>
-          <w:lang w:val="en_US" w:bidi="en_US"/>
-        </w:rPr>
         <w:t>"in the matter of giving and receiving"</w:t>
       </w:r>
     </w:p>
@@ -48189,21 +42139,6 @@
           <w:b/>
           <w:lang w:val="en_US" w:bidi="en_US"/>
         </w:rPr>
-        <w:t>ὅτι καὶ ἐν Θεσσαλονίκῃ</w:t>
-      </w:r>
-    </w:p>
-    <w:p>
-      <w:pPr/>
-      <w:r>
-        <w:rPr>
-          <w:lang w:val="en_US" w:bidi="en_US"/>
-        </w:rPr>
-      </w:r>
-      <w:r>
-        <w:rPr>
-          <w:b/>
-          <w:lang w:val="en_US" w:bidi="en_US"/>
-        </w:rPr>
         <w:t>"for even in Thessalonica"</w:t>
       </w:r>
     </w:p>
@@ -48267,21 +42202,6 @@
           <w:b/>
           <w:lang w:val="en_US" w:bidi="en_US"/>
         </w:rPr>
-        <w:t>καὶ ἅπαξ καὶ δὶς</w:t>
-      </w:r>
-    </w:p>
-    <w:p>
-      <w:pPr/>
-      <w:r>
-        <w:rPr>
-          <w:lang w:val="en_US" w:bidi="en_US"/>
-        </w:rPr>
-      </w:r>
-      <w:r>
-        <w:rPr>
-          <w:b/>
-          <w:lang w:val="en_US" w:bidi="en_US"/>
-        </w:rPr>
         <w:t>"both once and twice"</w:t>
       </w:r>
     </w:p>
@@ -48378,21 +42298,6 @@
           <w:b/>
           <w:lang w:val="en_US" w:bidi="en_US"/>
         </w:rPr>
-        <w:t>εἰς τὴν χρείαν μοι ἐπέμψατε</w:t>
-      </w:r>
-    </w:p>
-    <w:p>
-      <w:pPr/>
-      <w:r>
-        <w:rPr>
-          <w:lang w:val="en_US" w:bidi="en_US"/>
-        </w:rPr>
-      </w:r>
-      <w:r>
-        <w:rPr>
-          <w:b/>
-          <w:lang w:val="en_US" w:bidi="en_US"/>
-        </w:rPr>
         <w:t>"you sent for my needs"</w:t>
       </w:r>
     </w:p>
@@ -48476,21 +42381,6 @@
           <w:b/>
           <w:lang w:val="en_US" w:bidi="en_US"/>
         </w:rPr>
-        <w:t>ἐπιζητῶ τὸν καρπὸν τὸν πλεονάζοντα εἰς λόγον ὑμῶν</w:t>
-      </w:r>
-    </w:p>
-    <w:p>
-      <w:pPr/>
-      <w:r>
-        <w:rPr>
-          <w:lang w:val="en_US" w:bidi="en_US"/>
-        </w:rPr>
-      </w:r>
-      <w:r>
-        <w:rPr>
-          <w:b/>
-          <w:lang w:val="en_US" w:bidi="en_US"/>
-        </w:rPr>
         <w:t>"I seek the fruit that is increasing to your account"</w:t>
       </w:r>
     </w:p>
@@ -48600,21 +42490,6 @@
           <w:b/>
           <w:lang w:val="en_US" w:bidi="en_US"/>
         </w:rPr>
-        <w:t>ἀπέχω &amp; πάντα</w:t>
-      </w:r>
-    </w:p>
-    <w:p>
-      <w:pPr/>
-      <w:r>
-        <w:rPr>
-          <w:lang w:val="en_US" w:bidi="en_US"/>
-        </w:rPr>
-      </w:r>
-      <w:r>
-        <w:rPr>
-          <w:b/>
-          <w:lang w:val="en_US" w:bidi="en_US"/>
-        </w:rPr>
         <w:t>"I have all things in full"</w:t>
       </w:r>
     </w:p>
@@ -48657,7 +42532,7 @@
         </w:rPr>
         <w:t xml:space="preserve"> that he needs from the Philippian believers and is therefore sufficiently supplied. Alternate translation: “I have everything I need and am content” (2) that Paul is continuing the business metaphor from </w:t>
       </w:r>
-      <w:hyperlink r:id="rId49">
+      <w:hyperlink r:id="rId47">
         <w:r>
           <w:rPr>
             <w:lang w:val="en_US" w:bidi="en_US"/>
@@ -48722,21 +42597,6 @@
           <w:b/>
           <w:lang w:val="en_US" w:bidi="en_US"/>
         </w:rPr>
-        <w:t>περισσεύω</w:t>
-      </w:r>
-    </w:p>
-    <w:p>
-      <w:pPr/>
-      <w:r>
-        <w:rPr>
-          <w:lang w:val="en_US" w:bidi="en_US"/>
-        </w:rPr>
-      </w:r>
-      <w:r>
-        <w:rPr>
-          <w:b/>
-          <w:lang w:val="en_US" w:bidi="en_US"/>
-        </w:rPr>
         <w:t>"I abound"</w:t>
       </w:r>
     </w:p>
@@ -48833,21 +42693,6 @@
           <w:b/>
           <w:lang w:val="en_US" w:bidi="en_US"/>
         </w:rPr>
-        <w:t>πεπλήρωμαι, δεξάμενος παρὰ Ἐπαφροδίτου τὰ παρ’ ὑμῶν</w:t>
-      </w:r>
-    </w:p>
-    <w:p>
-      <w:pPr/>
-      <w:r>
-        <w:rPr>
-          <w:lang w:val="en_US" w:bidi="en_US"/>
-        </w:rPr>
-      </w:r>
-      <w:r>
-        <w:rPr>
-          <w:b/>
-          <w:lang w:val="en_US" w:bidi="en_US"/>
-        </w:rPr>
         <w:t>"I have been filled, having received from Epaphroditus the things from you"</w:t>
       </w:r>
     </w:p>
@@ -48944,21 +42789,6 @@
           <w:b/>
           <w:lang w:val="en_US" w:bidi="en_US"/>
         </w:rPr>
-        <w:t>Ἐπαφροδίτου</w:t>
-      </w:r>
-    </w:p>
-    <w:p>
-      <w:pPr/>
-      <w:r>
-        <w:rPr>
-          <w:lang w:val="en_US" w:bidi="en_US"/>
-        </w:rPr>
-      </w:r>
-      <w:r>
-        <w:rPr>
-          <w:b/>
-          <w:lang w:val="en_US" w:bidi="en_US"/>
-        </w:rPr>
         <w:t>"Epaphroditus"</w:t>
       </w:r>
     </w:p>
@@ -48982,7 +42812,7 @@
         </w:rPr>
         <w:t xml:space="preserve"> is the name of a man. See how you translated his name in </w:t>
       </w:r>
-      <w:hyperlink r:id="rId50">
+      <w:hyperlink r:id="rId48">
         <w:r>
           <w:rPr>
             <w:lang w:val="en_US" w:bidi="en_US"/>
@@ -49067,21 +42897,6 @@
           <w:b/>
           <w:lang w:val="en_US" w:bidi="en_US"/>
         </w:rPr>
-        <w:t>ὀσμὴν εὐωδίας, θυσίαν δεκτήν, εὐάρεστον τῷ Θεῷ</w:t>
-      </w:r>
-    </w:p>
-    <w:p>
-      <w:pPr/>
-      <w:r>
-        <w:rPr>
-          <w:lang w:val="en_US" w:bidi="en_US"/>
-        </w:rPr>
-      </w:r>
-      <w:r>
-        <w:rPr>
-          <w:b/>
-          <w:lang w:val="en_US" w:bidi="en_US"/>
-        </w:rPr>
         <w:t>"an aroma, a sweet smell, an acceptable, pleasing sacrifice to God"</w:t>
       </w:r>
     </w:p>
@@ -49191,21 +43006,6 @@
           <w:b/>
           <w:lang w:val="en_US" w:bidi="en_US"/>
         </w:rPr>
-        <w:t>πληρώσει πᾶσαν χρείαν ὑμῶν</w:t>
-      </w:r>
-    </w:p>
-    <w:p>
-      <w:pPr/>
-      <w:r>
-        <w:rPr>
-          <w:lang w:val="en_US" w:bidi="en_US"/>
-        </w:rPr>
-      </w:r>
-      <w:r>
-        <w:rPr>
-          <w:b/>
-          <w:lang w:val="en_US" w:bidi="en_US"/>
-        </w:rPr>
         <w:t>"will fulfill all your need"</w:t>
       </w:r>
     </w:p>
@@ -49302,21 +43102,6 @@
           <w:b/>
           <w:lang w:val="en_US" w:bidi="en_US"/>
         </w:rPr>
-        <w:t>κατὰ τὸ πλοῦτος αὐτοῦ ἐν δόξῃ ἐν Χριστῷ Ἰησοῦ</w:t>
-      </w:r>
-    </w:p>
-    <w:p>
-      <w:pPr/>
-      <w:r>
-        <w:rPr>
-          <w:lang w:val="en_US" w:bidi="en_US"/>
-        </w:rPr>
-      </w:r>
-      <w:r>
-        <w:rPr>
-          <w:b/>
-          <w:lang w:val="en_US" w:bidi="en_US"/>
-        </w:rPr>
         <w:t>"according to his riches in glory in Christ Jesus"</w:t>
       </w:r>
     </w:p>
@@ -49380,21 +43165,6 @@
           <w:b/>
           <w:lang w:val="en_US" w:bidi="en_US"/>
         </w:rPr>
-        <w:t>ἡμῶν</w:t>
-      </w:r>
-    </w:p>
-    <w:p>
-      <w:pPr/>
-      <w:r>
-        <w:rPr>
-          <w:lang w:val="en_US" w:bidi="en_US"/>
-        </w:rPr>
-      </w:r>
-      <w:r>
-        <w:rPr>
-          <w:b/>
-          <w:lang w:val="en_US" w:bidi="en_US"/>
-        </w:rPr>
         <w:t>"our"</w:t>
       </w:r>
     </w:p>
@@ -49504,21 +43274,6 @@
           <w:b/>
           <w:lang w:val="en_US" w:bidi="en_US"/>
         </w:rPr>
-        <w:t>ἀσπάσασθε</w:t>
-      </w:r>
-    </w:p>
-    <w:p>
-      <w:pPr/>
-      <w:r>
-        <w:rPr>
-          <w:lang w:val="en_US" w:bidi="en_US"/>
-        </w:rPr>
-      </w:r>
-      <w:r>
-        <w:rPr>
-          <w:b/>
-          <w:lang w:val="en_US" w:bidi="en_US"/>
-        </w:rPr>
         <w:t>"Greet"</w:t>
       </w:r>
     </w:p>
@@ -49609,21 +43364,6 @@
           <w:b/>
           <w:lang w:val="en_US" w:bidi="en_US"/>
         </w:rPr>
-        <w:t>οἱ σὺν ἐμοὶ ἀδελφοί</w:t>
-      </w:r>
-    </w:p>
-    <w:p>
-      <w:pPr/>
-      <w:r>
-        <w:rPr>
-          <w:lang w:val="en_US" w:bidi="en_US"/>
-        </w:rPr>
-      </w:r>
-      <w:r>
-        <w:rPr>
-          <w:b/>
-          <w:lang w:val="en_US" w:bidi="en_US"/>
-        </w:rPr>
         <w:t>"The brothers with me"</w:t>
       </w:r>
     </w:p>
@@ -49653,7 +43393,7 @@
         </w:rPr>
         <w:t xml:space="preserve"> in </w:t>
       </w:r>
-      <w:hyperlink r:id="rId20">
+      <w:hyperlink r:id="rId18">
         <w:r>
           <w:rPr>
             <w:lang w:val="en_US" w:bidi="en_US"/>
@@ -49751,21 +43491,6 @@
           <w:b/>
           <w:lang w:val="en_US" w:bidi="en_US"/>
         </w:rPr>
-        <w:t>οἱ σὺν ἐμοὶ ἀδελφοί</w:t>
-      </w:r>
-    </w:p>
-    <w:p>
-      <w:pPr/>
-      <w:r>
-        <w:rPr>
-          <w:lang w:val="en_US" w:bidi="en_US"/>
-        </w:rPr>
-      </w:r>
-      <w:r>
-        <w:rPr>
-          <w:b/>
-          <w:lang w:val="en_US" w:bidi="en_US"/>
-        </w:rPr>
         <w:t>"The brothers with me"</w:t>
       </w:r>
     </w:p>
@@ -49795,7 +43520,7 @@
         </w:rPr>
         <w:t xml:space="preserve"> in </w:t>
       </w:r>
-      <w:hyperlink r:id="rId20">
+      <w:hyperlink r:id="rId18">
         <w:r>
           <w:rPr>
             <w:lang w:val="en_US" w:bidi="en_US"/>
@@ -49893,21 +43618,6 @@
           <w:b/>
           <w:lang w:val="en_US" w:bidi="en_US"/>
         </w:rPr>
-        <w:t>τῆς Καίσαρος οἰκίας</w:t>
-      </w:r>
-    </w:p>
-    <w:p>
-      <w:pPr/>
-      <w:r>
-        <w:rPr>
-          <w:lang w:val="en_US" w:bidi="en_US"/>
-        </w:rPr>
-      </w:r>
-      <w:r>
-        <w:rPr>
-          <w:b/>
-          <w:lang w:val="en_US" w:bidi="en_US"/>
-        </w:rPr>
         <w:t>"the household of Caesar"</w:t>
       </w:r>
     </w:p>
@@ -50004,21 +43714,6 @@
           <w:b/>
           <w:lang w:val="en_US" w:bidi="en_US"/>
         </w:rPr>
-        <w:t>μετὰ τοῦ πνεύματος ὑμῶν</w:t>
-      </w:r>
-    </w:p>
-    <w:p>
-      <w:pPr/>
-      <w:r>
-        <w:rPr>
-          <w:lang w:val="en_US" w:bidi="en_US"/>
-        </w:rPr>
-      </w:r>
-      <w:r>
-        <w:rPr>
-          <w:b/>
-          <w:lang w:val="en_US" w:bidi="en_US"/>
-        </w:rPr>
         <w:t>"be} with your spirit"</w:t>
       </w:r>
     </w:p>
@@ -50101,21 +43796,6 @@
         <w:rPr>
           <w:lang w:val="en_US" w:bidi="en_US"/>
         </w:rPr>
-      </w:r>
-    </w:p>
-    <w:p>
-      <w:pPr/>
-      <w:r>
-        <w:rPr>
-          <w:lang w:val="en_US" w:bidi="en_US"/>
-        </w:rPr>
-      </w:r>
-      <w:r>
-        <w:rPr>
-          <w:b/>
-          <w:lang w:val="en_US" w:bidi="en_US"/>
-        </w:rPr>
-        <w:t>ἡ χάρις τοῦ Κυρίου Ἰησοῦ Χριστοῦ μετὰ τοῦ πνεύματος ὑμῶν</w:t>
       </w:r>
     </w:p>
     <w:p>

--- a/eng/docx/50.content.docx
+++ b/eng/docx/50.content.docx
@@ -28,15 +28,49 @@
       </w:r>
     </w:p>
     <w:p>
-      <w:pPr/>
-      <w:r>
-        <w:rPr>
-          <w:lang w:val="en_US" w:bidi="en_US"/>
-        </w:rPr>
-      </w:r>
-      <w:r>
-        <w:rPr>
-          <w:b/>
+      <w:pPr>
+        <w:pStyle w:val="Heading2"/>
+      </w:pPr>
+      <w:r>
+        <w:rPr>
+          <w:lang w:val="en_US" w:bidi="en_US"/>
+        </w:rPr>
+        <w:t>License Information</w:t>
+      </w:r>
+      <w:r>
+        <w:rPr>
+          <w:lang w:val="en_US" w:bidi="en_US"/>
+        </w:rPr>
+      </w:r>
+    </w:p>
+    <w:p>
+      <w:pPr/>
+      <w:r>
+        <w:rPr>
+          <w:lang w:val="en_US" w:bidi="en_US"/>
+        </w:rPr>
+      </w:r>
+      <w:r>
+        <w:rPr>
+          <w:b/>
+          <w:lang w:val="en_US" w:bidi="en_US"/>
+        </w:rPr>
+        <w:t>Translation Notes (unfoldingWord)</w:t>
+      </w:r>
+      <w:r>
+        <w:rPr>
+          <w:lang w:val="en_US" w:bidi="en_US"/>
+        </w:rPr>
+        <w:t xml:space="preserve"> is based on</w:t>
+      </w:r>
+      <w:r>
+        <w:rPr>
+          <w:lang w:val="en_US" w:bidi="en_US"/>
+        </w:rPr>
+        <w:t xml:space="preserve">: </w:t>
+      </w:r>
+      <w:r>
+        <w:rPr>
           <w:lang w:val="en_US" w:bidi="en_US"/>
         </w:rPr>
         <w:t>unfoldingWord® Translation Notes</w:t>
@@ -45,31 +79,62 @@
         <w:rPr>
           <w:lang w:val="en_US" w:bidi="en_US"/>
         </w:rPr>
-        <w:t xml:space="preserve"> © 2022 unfoldingWord. Released under CC BY-SA 4.0 license. </w:t>
-      </w:r>
-      <w:r>
-        <w:rPr>
-          <w:lang w:val="en_US" w:bidi="en_US"/>
-        </w:rPr>
-        <w:t>unfoldingWord® Translation Notes</w:t>
-      </w:r>
-      <w:r>
-        <w:rPr>
-          <w:lang w:val="en_US" w:bidi="en_US"/>
-        </w:rPr>
-        <w:t xml:space="preserve"> has been adapted in the following languages: Tok Pisin, Arabic (عربي), French (Français), Hindi (हिंदी), Indonesian (Bahasa Indonesia), Portuguese (Português), Russian (Русский), Spanish (Español), Swahili (Kiswahili), and Simplified Chinese (简体中文) from </w:t>
-      </w:r>
-      <w:r>
-        <w:rPr>
-          <w:lang w:val="en_US" w:bidi="en_US"/>
-        </w:rPr>
-        <w:t>unfoldingWord® Translation Notes</w:t>
-      </w:r>
-      <w:r>
-        <w:rPr>
-          <w:lang w:val="en_US" w:bidi="en_US"/>
-        </w:rPr>
-        <w:t xml:space="preserve"> © 2022 unfoldingWord. Released under CC BY-SA 4.0 license by Mission Mutual</w:t>
+        <w:t xml:space="preserve">, </w:t>
+      </w:r>
+      <w:hyperlink r:id="rId13">
+        <w:r>
+          <w:rPr>
+            <w:lang w:val="en_US" w:bidi="en_US"/>
+          </w:rPr>
+          <w:rPr>
+            <w:color w:val="0000EE"/>
+            <w:u w:val="single"/>
+          </w:rPr>
+          <w:t>unfoldingWord</w:t>
+        </w:r>
+      </w:hyperlink>
+      <w:r>
+        <w:rPr>
+          <w:lang w:val="en_US" w:bidi="en_US"/>
+        </w:rPr>
+        <w:t xml:space="preserve">, 2022, which is licensed under a </w:t>
+      </w:r>
+      <w:hyperlink r:id="rId14">
+        <w:r>
+          <w:rPr>
+            <w:lang w:val="en_US" w:bidi="en_US"/>
+          </w:rPr>
+          <w:rPr>
+            <w:color w:val="0000EE"/>
+            <w:u w:val="single"/>
+          </w:rPr>
+          <w:t>CC BY-SA 4.0 license</w:t>
+        </w:r>
+      </w:hyperlink>
+      <w:r>
+        <w:rPr>
+          <w:lang w:val="en_US" w:bidi="en_US"/>
+        </w:rPr>
+        <w:t>.</w:t>
+      </w:r>
+      <w:r>
+        <w:rPr>
+          <w:lang w:val="en_US" w:bidi="en_US"/>
+        </w:rPr>
+      </w:r>
+    </w:p>
+    <w:p>
+      <w:pPr/>
+      <w:r>
+        <w:rPr>
+          <w:lang w:val="en_US" w:bidi="en_US"/>
+        </w:rPr>
+      </w:r>
+      <w:r>
+        <w:rPr>
+          <w:lang w:val="en_US" w:bidi="en_US"/>
+        </w:rPr>
+        <w:t>This PDF version is provided under the same license.</w:t>
       </w:r>
       <w:r>
         <w:rPr>
@@ -293,6 +358,21 @@
           <w:b/>
           <w:lang w:val="en_US" w:bidi="en_US"/>
         </w:rPr>
+        <w:t>χάρις ὑμῖν καὶ εἰρήνη</w:t>
+      </w:r>
+    </w:p>
+    <w:p>
+      <w:pPr/>
+      <w:r>
+        <w:rPr>
+          <w:lang w:val="en_US" w:bidi="en_US"/>
+        </w:rPr>
+      </w:r>
+      <w:r>
+        <w:rPr>
+          <w:b/>
+          <w:lang w:val="en_US" w:bidi="en_US"/>
+        </w:rPr>
         <w:t>"Grace to you and peace"</w:t>
       </w:r>
     </w:p>
@@ -376,6 +456,21 @@
           <w:b/>
           <w:lang w:val="en_US" w:bidi="en_US"/>
         </w:rPr>
+        <w:t>ὑμῖν</w:t>
+      </w:r>
+    </w:p>
+    <w:p>
+      <w:pPr/>
+      <w:r>
+        <w:rPr>
+          <w:lang w:val="en_US" w:bidi="en_US"/>
+        </w:rPr>
+      </w:r>
+      <w:r>
+        <w:rPr>
+          <w:b/>
+          <w:lang w:val="en_US" w:bidi="en_US"/>
+        </w:rPr>
         <w:t>"to you"</w:t>
       </w:r>
     </w:p>
@@ -405,7 +500,7 @@
         </w:rPr>
         <w:t xml:space="preserve"> refers to the Philippian Christians and is plural in form in the original language in which Paul wrote. Throughout this letter, with one exception, the words “you” and “your” are plural and refer to the Philippian Christians. If your language uses different forms to show when “you” and “your” refer to one person and when they refer to more than one person, use the plural form that would be appropriate in your language in this occurrence and all other occurrences of “you” and “your” in this letter, except for in </w:t>
       </w:r>
-      <w:hyperlink r:id="rId13">
+      <w:hyperlink r:id="rId15">
         <w:r>
           <w:rPr>
             <w:lang w:val="en_US" w:bidi="en_US"/>
@@ -423,7 +518,7 @@
         </w:rPr>
         <w:t xml:space="preserve">. A note will discuss the one exception in </w:t>
       </w:r>
-      <w:hyperlink r:id="rId13">
+      <w:hyperlink r:id="rId15">
         <w:r>
           <w:rPr>
             <w:lang w:val="en_US" w:bidi="en_US"/>
@@ -508,6 +603,21 @@
           <w:b/>
           <w:lang w:val="en_US" w:bidi="en_US"/>
         </w:rPr>
+        <w:t>Πατρὸς ἡμῶν</w:t>
+      </w:r>
+    </w:p>
+    <w:p>
+      <w:pPr/>
+      <w:r>
+        <w:rPr>
+          <w:lang w:val="en_US" w:bidi="en_US"/>
+        </w:rPr>
+      </w:r>
+      <w:r>
+        <w:rPr>
+          <w:b/>
+          <w:lang w:val="en_US" w:bidi="en_US"/>
+        </w:rPr>
         <w:t>"our Father"</w:t>
       </w:r>
     </w:p>
@@ -604,6 +714,21 @@
           <w:b/>
           <w:lang w:val="en_US" w:bidi="en_US"/>
         </w:rPr>
+        <w:t>ἐπὶ πάσῃ τῇ μνείᾳ ὑμῶν</w:t>
+      </w:r>
+    </w:p>
+    <w:p>
+      <w:pPr/>
+      <w:r>
+        <w:rPr>
+          <w:lang w:val="en_US" w:bidi="en_US"/>
+        </w:rPr>
+      </w:r>
+      <w:r>
+        <w:rPr>
+          <w:b/>
+          <w:lang w:val="en_US" w:bidi="en_US"/>
+        </w:rPr>
         <w:t>"in all my remembrance of you"</w:t>
       </w:r>
     </w:p>
@@ -680,6 +805,21 @@
           <w:b/>
           <w:lang w:val="en_US" w:bidi="en_US"/>
         </w:rPr>
+        <w:t>τῷ Θεῷ μου</w:t>
+      </w:r>
+    </w:p>
+    <w:p>
+      <w:pPr/>
+      <w:r>
+        <w:rPr>
+          <w:lang w:val="en_US" w:bidi="en_US"/>
+        </w:rPr>
+      </w:r>
+      <w:r>
+        <w:rPr>
+          <w:b/>
+          <w:lang w:val="en_US" w:bidi="en_US"/>
+        </w:rPr>
         <w:t>"my God"</w:t>
       </w:r>
     </w:p>
@@ -776,6 +916,21 @@
           <w:b/>
           <w:lang w:val="en_US" w:bidi="en_US"/>
         </w:rPr>
+        <w:t>ὑμῶν</w:t>
+      </w:r>
+    </w:p>
+    <w:p>
+      <w:pPr/>
+      <w:r>
+        <w:rPr>
+          <w:lang w:val="en_US" w:bidi="en_US"/>
+        </w:rPr>
+      </w:r>
+      <w:r>
+        <w:rPr>
+          <w:b/>
+          <w:lang w:val="en_US" w:bidi="en_US"/>
+        </w:rPr>
         <w:t>"of you"</w:t>
       </w:r>
     </w:p>
@@ -805,7 +960,7 @@
         </w:rPr>
         <w:t xml:space="preserve"> in </w:t>
       </w:r>
-      <w:hyperlink r:id="rId14">
+      <w:hyperlink r:id="rId16">
         <w:r>
           <w:rPr>
             <w:lang w:val="en_US" w:bidi="en_US"/>
@@ -849,7 +1004,7 @@
         </w:rPr>
         <w:t xml:space="preserve"> is plural and refers to the Philippian believers, except for one use in </w:t>
       </w:r>
-      <w:hyperlink r:id="rId13">
+      <w:hyperlink r:id="rId15">
         <w:r>
           <w:rPr>
             <w:lang w:val="en_US" w:bidi="en_US"/>
@@ -934,6 +1089,21 @@
           <w:b/>
           <w:lang w:val="en_US" w:bidi="en_US"/>
         </w:rPr>
+        <w:t>ἐπὶ τῇ κοινωνίᾳ ὑμῶν εἰς τὸ εὐαγγέλιον, ἀπὸ τῆς πρώτης ἡμέρας ἄχρι τοῦ νῦν</w:t>
+      </w:r>
+    </w:p>
+    <w:p>
+      <w:pPr/>
+      <w:r>
+        <w:rPr>
+          <w:lang w:val="en_US" w:bidi="en_US"/>
+        </w:rPr>
+      </w:r>
+      <w:r>
+        <w:rPr>
+          <w:b/>
+          <w:lang w:val="en_US" w:bidi="en_US"/>
+        </w:rPr>
         <w:t>"because of your fellowship in the gospel from the first day until now"</w:t>
       </w:r>
     </w:p>
@@ -1010,6 +1180,21 @@
           <w:b/>
           <w:lang w:val="en_US" w:bidi="en_US"/>
         </w:rPr>
+        <w:t>ὑμῶν</w:t>
+      </w:r>
+    </w:p>
+    <w:p>
+      <w:pPr/>
+      <w:r>
+        <w:rPr>
+          <w:lang w:val="en_US" w:bidi="en_US"/>
+        </w:rPr>
+      </w:r>
+      <w:r>
+        <w:rPr>
+          <w:b/>
+          <w:lang w:val="en_US" w:bidi="en_US"/>
+        </w:rPr>
         <w:t>"your"</w:t>
       </w:r>
     </w:p>
@@ -1039,7 +1224,7 @@
         </w:rPr>
         <w:t xml:space="preserve"> is plural and refers to the Philippian Christians. In this letter, with one exception, the words “you” and “your” are always plural and always refer to the Philippian Christians. If your language uses different forms to show when “you” and “your” refer to one person and when they refer to more than one person, use the plural form that would be appropriate in your language in this occurrence and all other occurrences of “you” and “your” in this letter, except for in </w:t>
       </w:r>
-      <w:hyperlink r:id="rId13">
+      <w:hyperlink r:id="rId15">
         <w:r>
           <w:rPr>
             <w:lang w:val="en_US" w:bidi="en_US"/>
@@ -1057,7 +1242,7 @@
         </w:rPr>
         <w:t xml:space="preserve">. A note will discuss the one exception in </w:t>
       </w:r>
-      <w:hyperlink r:id="rId13">
+      <w:hyperlink r:id="rId15">
         <w:r>
           <w:rPr>
             <w:lang w:val="en_US" w:bidi="en_US"/>
@@ -1142,6 +1327,21 @@
           <w:b/>
           <w:lang w:val="en_US" w:bidi="en_US"/>
         </w:rPr>
+        <w:t>τῇ κοινωνίᾳ ὑμῶν εἰς τὸ εὐαγγέλιον</w:t>
+      </w:r>
+    </w:p>
+    <w:p>
+      <w:pPr/>
+      <w:r>
+        <w:rPr>
+          <w:lang w:val="en_US" w:bidi="en_US"/>
+        </w:rPr>
+      </w:r>
+      <w:r>
+        <w:rPr>
+          <w:b/>
+          <w:lang w:val="en_US" w:bidi="en_US"/>
+        </w:rPr>
         <w:t>"your fellowship in the gospel"</w:t>
       </w:r>
     </w:p>
@@ -1171,7 +1371,7 @@
         </w:rPr>
         <w:t xml:space="preserve"> refers to the Philippians’ partnering with Paul in the various things involved in spreading the gospel. This includes gifts of money that they sent to Paul (See: </w:t>
       </w:r>
-      <w:hyperlink r:id="rId15">
+      <w:hyperlink r:id="rId17">
         <w:r>
           <w:rPr>
             <w:lang w:val="en_US" w:bidi="en_US"/>
@@ -1256,6 +1456,21 @@
           <w:b/>
           <w:lang w:val="en_US" w:bidi="en_US"/>
         </w:rPr>
+        <w:t>ἀπὸ τῆς πρώτης ἡμέρας</w:t>
+      </w:r>
+    </w:p>
+    <w:p>
+      <w:pPr/>
+      <w:r>
+        <w:rPr>
+          <w:lang w:val="en_US" w:bidi="en_US"/>
+        </w:rPr>
+      </w:r>
+      <w:r>
+        <w:rPr>
+          <w:b/>
+          <w:lang w:val="en_US" w:bidi="en_US"/>
+        </w:rPr>
         <w:t>"from the first day"</w:t>
       </w:r>
     </w:p>
@@ -1352,6 +1567,21 @@
           <w:b/>
           <w:lang w:val="en_US" w:bidi="en_US"/>
         </w:rPr>
+        <w:t>ἄχρι τοῦ νῦν</w:t>
+      </w:r>
+    </w:p>
+    <w:p>
+      <w:pPr/>
+      <w:r>
+        <w:rPr>
+          <w:lang w:val="en_US" w:bidi="en_US"/>
+        </w:rPr>
+      </w:r>
+      <w:r>
+        <w:rPr>
+          <w:b/>
+          <w:lang w:val="en_US" w:bidi="en_US"/>
+        </w:rPr>
         <w:t>"until now"</w:t>
       </w:r>
     </w:p>
@@ -1448,6 +1678,21 @@
           <w:b/>
           <w:lang w:val="en_US" w:bidi="en_US"/>
         </w:rPr>
+        <w:t>πεποιθὼς αὐτὸ τοῦτο</w:t>
+      </w:r>
+    </w:p>
+    <w:p>
+      <w:pPr/>
+      <w:r>
+        <w:rPr>
+          <w:lang w:val="en_US" w:bidi="en_US"/>
+        </w:rPr>
+      </w:r>
+      <w:r>
+        <w:rPr>
+          <w:b/>
+          <w:lang w:val="en_US" w:bidi="en_US"/>
+        </w:rPr>
         <w:t>"having become confident about this very thing"</w:t>
       </w:r>
     </w:p>
@@ -1544,6 +1789,21 @@
           <w:b/>
           <w:lang w:val="en_US" w:bidi="en_US"/>
         </w:rPr>
+        <w:t>ὁ ἐναρξάμενος ἐν ὑμῖν ἔργον ἀγαθὸν, ἐπιτελέσει</w:t>
+      </w:r>
+    </w:p>
+    <w:p>
+      <w:pPr/>
+      <w:r>
+        <w:rPr>
+          <w:lang w:val="en_US" w:bidi="en_US"/>
+        </w:rPr>
+      </w:r>
+      <w:r>
+        <w:rPr>
+          <w:b/>
+          <w:lang w:val="en_US" w:bidi="en_US"/>
+        </w:rPr>
         <w:t>"the one having begun a good work in you will perfect {it"</w:t>
       </w:r>
     </w:p>
@@ -1640,6 +1900,21 @@
           <w:b/>
           <w:lang w:val="en_US" w:bidi="en_US"/>
         </w:rPr>
+        <w:t>ὅτι ὁ ἐναρξάμενος ἐν ὑμῖν ἔργον ἀγαθὸν</w:t>
+      </w:r>
+    </w:p>
+    <w:p>
+      <w:pPr/>
+      <w:r>
+        <w:rPr>
+          <w:lang w:val="en_US" w:bidi="en_US"/>
+        </w:rPr>
+      </w:r>
+      <w:r>
+        <w:rPr>
+          <w:b/>
+          <w:lang w:val="en_US" w:bidi="en_US"/>
+        </w:rPr>
         <w:t>"that the one having begun a good work in you"</w:t>
       </w:r>
     </w:p>
@@ -1765,7 +2040,7 @@
         </w:rPr>
         <w:t xml:space="preserve"> in </w:t>
       </w:r>
-      <w:hyperlink r:id="rId14">
+      <w:hyperlink r:id="rId16">
         <w:r>
           <w:rPr>
             <w:lang w:val="en_US" w:bidi="en_US"/>
@@ -1830,6 +2105,21 @@
           <w:b/>
           <w:lang w:val="en_US" w:bidi="en_US"/>
         </w:rPr>
+        <w:t>ἐπιτελέσει</w:t>
+      </w:r>
+    </w:p>
+    <w:p>
+      <w:pPr/>
+      <w:r>
+        <w:rPr>
+          <w:lang w:val="en_US" w:bidi="en_US"/>
+        </w:rPr>
+      </w:r>
+      <w:r>
+        <w:rPr>
+          <w:b/>
+          <w:lang w:val="en_US" w:bidi="en_US"/>
+        </w:rPr>
         <w:t>"will perfect {it"</w:t>
       </w:r>
     </w:p>
@@ -1926,6 +2216,21 @@
           <w:b/>
           <w:lang w:val="en_US" w:bidi="en_US"/>
         </w:rPr>
+        <w:t>ἡμέρας Χριστοῦ Ἰησοῦ</w:t>
+      </w:r>
+    </w:p>
+    <w:p>
+      <w:pPr/>
+      <w:r>
+        <w:rPr>
+          <w:lang w:val="en_US" w:bidi="en_US"/>
+        </w:rPr>
+      </w:r>
+      <w:r>
+        <w:rPr>
+          <w:b/>
+          <w:lang w:val="en_US" w:bidi="en_US"/>
+        </w:rPr>
         <w:t>"the day of Jesus Christ"</w:t>
       </w:r>
     </w:p>
@@ -2022,6 +2327,21 @@
           <w:b/>
           <w:lang w:val="en_US" w:bidi="en_US"/>
         </w:rPr>
+        <w:t>τὸ ἔχειν με ἐν τῇ καρδίᾳ ὑμᾶς</w:t>
+      </w:r>
+    </w:p>
+    <w:p>
+      <w:pPr/>
+      <w:r>
+        <w:rPr>
+          <w:lang w:val="en_US" w:bidi="en_US"/>
+        </w:rPr>
+      </w:r>
+      <w:r>
+        <w:rPr>
+          <w:b/>
+          <w:lang w:val="en_US" w:bidi="en_US"/>
+        </w:rPr>
         <w:t>"I have you in my heart"</w:t>
       </w:r>
     </w:p>
@@ -2118,6 +2438,21 @@
           <w:b/>
           <w:lang w:val="en_US" w:bidi="en_US"/>
         </w:rPr>
+        <w:t>συνκοινωνούς μου τῆς χάριτος &amp; ὄντας</w:t>
+      </w:r>
+    </w:p>
+    <w:p>
+      <w:pPr/>
+      <w:r>
+        <w:rPr>
+          <w:lang w:val="en_US" w:bidi="en_US"/>
+        </w:rPr>
+      </w:r>
+      <w:r>
+        <w:rPr>
+          <w:b/>
+          <w:lang w:val="en_US" w:bidi="en_US"/>
+        </w:rPr>
         <w:t>"being partakers with me of grace"</w:t>
       </w:r>
     </w:p>
@@ -2181,6 +2516,21 @@
           <w:b/>
           <w:lang w:val="en_US" w:bidi="en_US"/>
         </w:rPr>
+        <w:t>χάριτος</w:t>
+      </w:r>
+    </w:p>
+    <w:p>
+      <w:pPr/>
+      <w:r>
+        <w:rPr>
+          <w:lang w:val="en_US" w:bidi="en_US"/>
+        </w:rPr>
+      </w:r>
+      <w:r>
+        <w:rPr>
+          <w:b/>
+          <w:lang w:val="en_US" w:bidi="en_US"/>
+        </w:rPr>
         <w:t>"of grace"</w:t>
       </w:r>
     </w:p>
@@ -2290,6 +2640,21 @@
           <w:b/>
           <w:lang w:val="en_US" w:bidi="en_US"/>
         </w:rPr>
+        <w:t>δεσμοῖς μου</w:t>
+      </w:r>
+    </w:p>
+    <w:p>
+      <w:pPr/>
+      <w:r>
+        <w:rPr>
+          <w:lang w:val="en_US" w:bidi="en_US"/>
+        </w:rPr>
+      </w:r>
+      <w:r>
+        <w:rPr>
+          <w:b/>
+          <w:lang w:val="en_US" w:bidi="en_US"/>
+        </w:rPr>
         <w:t>"my chains"</w:t>
       </w:r>
     </w:p>
@@ -2412,6 +2777,21 @@
           <w:b/>
           <w:lang w:val="en_US" w:bidi="en_US"/>
         </w:rPr>
+        <w:t>καὶ ἐν τῇ ἀπολογίᾳ καὶ βεβαιώσει τοῦ εὐαγγελίου</w:t>
+      </w:r>
+    </w:p>
+    <w:p>
+      <w:pPr/>
+      <w:r>
+        <w:rPr>
+          <w:lang w:val="en_US" w:bidi="en_US"/>
+        </w:rPr>
+      </w:r>
+      <w:r>
+        <w:rPr>
+          <w:b/>
+          <w:lang w:val="en_US" w:bidi="en_US"/>
+        </w:rPr>
         <w:t>"and in my defense and confirmation of the gospel"</w:t>
       </w:r>
     </w:p>
@@ -2521,6 +2901,21 @@
           <w:b/>
           <w:lang w:val="en_US" w:bidi="en_US"/>
         </w:rPr>
+        <w:t>ἐν σπλάγχνοις Χριστοῦ Ἰησοῦ</w:t>
+      </w:r>
+    </w:p>
+    <w:p>
+      <w:pPr/>
+      <w:r>
+        <w:rPr>
+          <w:lang w:val="en_US" w:bidi="en_US"/>
+        </w:rPr>
+      </w:r>
+      <w:r>
+        <w:rPr>
+          <w:b/>
+          <w:lang w:val="en_US" w:bidi="en_US"/>
+        </w:rPr>
         <w:t>"with the inner parts of Christ Jesus"</w:t>
       </w:r>
     </w:p>
@@ -2630,6 +3025,21 @@
           <w:b/>
           <w:lang w:val="en_US" w:bidi="en_US"/>
         </w:rPr>
+        <w:t>ἐν σπλάγχνοις Χριστοῦ Ἰησοῦ</w:t>
+      </w:r>
+    </w:p>
+    <w:p>
+      <w:pPr/>
+      <w:r>
+        <w:rPr>
+          <w:lang w:val="en_US" w:bidi="en_US"/>
+        </w:rPr>
+      </w:r>
+      <w:r>
+        <w:rPr>
+          <w:b/>
+          <w:lang w:val="en_US" w:bidi="en_US"/>
+        </w:rPr>
         <w:t>"with the inner parts of Christ Jesus"</w:t>
       </w:r>
     </w:p>
@@ -2706,6 +3116,21 @@
           <w:b/>
           <w:lang w:val="en_US" w:bidi="en_US"/>
         </w:rPr>
+        <w:t>ἵνα ἡ ἀγάπη ὑμῶν ἔτι μᾶλλον καὶ μᾶλλον περισσεύῃ</w:t>
+      </w:r>
+    </w:p>
+    <w:p>
+      <w:pPr/>
+      <w:r>
+        <w:rPr>
+          <w:lang w:val="en_US" w:bidi="en_US"/>
+        </w:rPr>
+      </w:r>
+      <w:r>
+        <w:rPr>
+          <w:b/>
+          <w:lang w:val="en_US" w:bidi="en_US"/>
+        </w:rPr>
         <w:t>"that your love would abound still more and more"</w:t>
       </w:r>
     </w:p>
@@ -2831,7 +3256,7 @@
         </w:rPr>
         <w:t xml:space="preserve"> in </w:t>
       </w:r>
-      <w:hyperlink r:id="rId16">
+      <w:hyperlink r:id="rId18">
         <w:r>
           <w:rPr>
             <w:lang w:val="en_US" w:bidi="en_US"/>
@@ -2896,6 +3321,21 @@
           <w:b/>
           <w:lang w:val="en_US" w:bidi="en_US"/>
         </w:rPr>
+        <w:t>ἐν ἐπιγνώσει καὶ πάσῃ αἰσθήσει</w:t>
+      </w:r>
+    </w:p>
+    <w:p>
+      <w:pPr/>
+      <w:r>
+        <w:rPr>
+          <w:lang w:val="en_US" w:bidi="en_US"/>
+        </w:rPr>
+      </w:r>
+      <w:r>
+        <w:rPr>
+          <w:b/>
+          <w:lang w:val="en_US" w:bidi="en_US"/>
+        </w:rPr>
         <w:t>"in knowledge and all understanding"</w:t>
       </w:r>
     </w:p>
@@ -3005,6 +3445,21 @@
           <w:b/>
           <w:lang w:val="en_US" w:bidi="en_US"/>
         </w:rPr>
+        <w:t>εἰς τὸ δοκιμάζειν ὑμᾶς τὰ διαφέροντα</w:t>
+      </w:r>
+    </w:p>
+    <w:p>
+      <w:pPr/>
+      <w:r>
+        <w:rPr>
+          <w:lang w:val="en_US" w:bidi="en_US"/>
+        </w:rPr>
+      </w:r>
+      <w:r>
+        <w:rPr>
+          <w:b/>
+          <w:lang w:val="en_US" w:bidi="en_US"/>
+        </w:rPr>
         <w:t>"so that you may approve {what} excels"</w:t>
       </w:r>
     </w:p>
@@ -3114,6 +3569,21 @@
           <w:b/>
           <w:lang w:val="en_US" w:bidi="en_US"/>
         </w:rPr>
+        <w:t>εἰς</w:t>
+      </w:r>
+    </w:p>
+    <w:p>
+      <w:pPr/>
+      <w:r>
+        <w:rPr>
+          <w:lang w:val="en_US" w:bidi="en_US"/>
+        </w:rPr>
+      </w:r>
+      <w:r>
+        <w:rPr>
+          <w:b/>
+          <w:lang w:val="en_US" w:bidi="en_US"/>
+        </w:rPr>
         <w:t>"so that"</w:t>
       </w:r>
     </w:p>
@@ -3210,6 +3680,21 @@
           <w:b/>
           <w:lang w:val="en_US" w:bidi="en_US"/>
         </w:rPr>
+        <w:t>εἰλικρινεῖς καὶ ἀπρόσκοποι</w:t>
+      </w:r>
+    </w:p>
+    <w:p>
+      <w:pPr/>
+      <w:r>
+        <w:rPr>
+          <w:lang w:val="en_US" w:bidi="en_US"/>
+        </w:rPr>
+      </w:r>
+      <w:r>
+        <w:rPr>
+          <w:b/>
+          <w:lang w:val="en_US" w:bidi="en_US"/>
+        </w:rPr>
         <w:t>"pure and blameless"</w:t>
       </w:r>
     </w:p>
@@ -3319,6 +3804,21 @@
           <w:b/>
           <w:lang w:val="en_US" w:bidi="en_US"/>
         </w:rPr>
+        <w:t>πεπληρωμένοι καρπὸν δικαιοσύνης τὸν</w:t>
+      </w:r>
+    </w:p>
+    <w:p>
+      <w:pPr/>
+      <w:r>
+        <w:rPr>
+          <w:lang w:val="en_US" w:bidi="en_US"/>
+        </w:rPr>
+      </w:r>
+      <w:r>
+        <w:rPr>
+          <w:b/>
+          <w:lang w:val="en_US" w:bidi="en_US"/>
+        </w:rPr>
         <w:t>"being filled with the fruit of righteousness {that is"</w:t>
       </w:r>
     </w:p>
@@ -3428,6 +3928,21 @@
           <w:b/>
           <w:lang w:val="en_US" w:bidi="en_US"/>
         </w:rPr>
+        <w:t>πεπληρωμένοι</w:t>
+      </w:r>
+    </w:p>
+    <w:p>
+      <w:pPr/>
+      <w:r>
+        <w:rPr>
+          <w:lang w:val="en_US" w:bidi="en_US"/>
+        </w:rPr>
+      </w:r>
+      <w:r>
+        <w:rPr>
+          <w:b/>
+          <w:lang w:val="en_US" w:bidi="en_US"/>
+        </w:rPr>
         <w:t>"being filled with"</w:t>
       </w:r>
     </w:p>
@@ -3524,6 +4039,21 @@
           <w:b/>
           <w:lang w:val="en_US" w:bidi="en_US"/>
         </w:rPr>
+        <w:t>τὸν διὰ Ἰησοῦ Χριστοῦ</w:t>
+      </w:r>
+    </w:p>
+    <w:p>
+      <w:pPr/>
+      <w:r>
+        <w:rPr>
+          <w:lang w:val="en_US" w:bidi="en_US"/>
+        </w:rPr>
+      </w:r>
+      <w:r>
+        <w:rPr>
+          <w:b/>
+          <w:lang w:val="en_US" w:bidi="en_US"/>
+        </w:rPr>
         <w:t>"that is} through Jesus Christ"</w:t>
       </w:r>
     </w:p>
@@ -3620,6 +4150,21 @@
           <w:b/>
           <w:lang w:val="en_US" w:bidi="en_US"/>
         </w:rPr>
+        <w:t>εἰς δόξαν καὶ ἔπαινον Θεοῦ</w:t>
+      </w:r>
+    </w:p>
+    <w:p>
+      <w:pPr/>
+      <w:r>
+        <w:rPr>
+          <w:lang w:val="en_US" w:bidi="en_US"/>
+        </w:rPr>
+      </w:r>
+      <w:r>
+        <w:rPr>
+          <w:b/>
+          <w:lang w:val="en_US" w:bidi="en_US"/>
+        </w:rPr>
         <w:t>"to the glory and praise of God"</w:t>
       </w:r>
     </w:p>
@@ -3729,6 +4274,21 @@
           <w:b/>
           <w:lang w:val="en_US" w:bidi="en_US"/>
         </w:rPr>
+        <w:t>εἰς δόξαν καὶ ἔπαινον Θεοῦ</w:t>
+      </w:r>
+    </w:p>
+    <w:p>
+      <w:pPr/>
+      <w:r>
+        <w:rPr>
+          <w:lang w:val="en_US" w:bidi="en_US"/>
+        </w:rPr>
+      </w:r>
+      <w:r>
+        <w:rPr>
+          <w:b/>
+          <w:lang w:val="en_US" w:bidi="en_US"/>
+        </w:rPr>
         <w:t>"to the glory and praise of God"</w:t>
       </w:r>
     </w:p>
@@ -3838,6 +4398,21 @@
           <w:b/>
           <w:lang w:val="en_US" w:bidi="en_US"/>
         </w:rPr>
+        <w:t>ἀδελφοί</w:t>
+      </w:r>
+    </w:p>
+    <w:p>
+      <w:pPr/>
+      <w:r>
+        <w:rPr>
+          <w:lang w:val="en_US" w:bidi="en_US"/>
+        </w:rPr>
+      </w:r>
+      <w:r>
+        <w:rPr>
+          <w:b/>
+          <w:lang w:val="en_US" w:bidi="en_US"/>
+        </w:rPr>
         <w:t>"brothers"</w:t>
       </w:r>
     </w:p>
@@ -3934,6 +4509,21 @@
           <w:b/>
           <w:lang w:val="en_US" w:bidi="en_US"/>
         </w:rPr>
+        <w:t>ἀδελφοί</w:t>
+      </w:r>
+    </w:p>
+    <w:p>
+      <w:pPr/>
+      <w:r>
+        <w:rPr>
+          <w:lang w:val="en_US" w:bidi="en_US"/>
+        </w:rPr>
+      </w:r>
+      <w:r>
+        <w:rPr>
+          <w:b/>
+          <w:lang w:val="en_US" w:bidi="en_US"/>
+        </w:rPr>
         <w:t>"brothers"</w:t>
       </w:r>
     </w:p>
@@ -4030,6 +4620,21 @@
           <w:b/>
           <w:lang w:val="en_US" w:bidi="en_US"/>
         </w:rPr>
+        <w:t>τὰ κατ’ ἐμὲ</w:t>
+      </w:r>
+    </w:p>
+    <w:p>
+      <w:pPr/>
+      <w:r>
+        <w:rPr>
+          <w:lang w:val="en_US" w:bidi="en_US"/>
+        </w:rPr>
+      </w:r>
+      <w:r>
+        <w:rPr>
+          <w:b/>
+          <w:lang w:val="en_US" w:bidi="en_US"/>
+        </w:rPr>
         <w:t>"the things concerning me"</w:t>
       </w:r>
     </w:p>
@@ -4126,6 +4731,21 @@
           <w:b/>
           <w:lang w:val="en_US" w:bidi="en_US"/>
         </w:rPr>
+        <w:t>μᾶλλον εἰς προκοπὴν τοῦ εὐαγγελίου ἐλήλυθεν</w:t>
+      </w:r>
+    </w:p>
+    <w:p>
+      <w:pPr/>
+      <w:r>
+        <w:rPr>
+          <w:lang w:val="en_US" w:bidi="en_US"/>
+        </w:rPr>
+      </w:r>
+      <w:r>
+        <w:rPr>
+          <w:b/>
+          <w:lang w:val="en_US" w:bidi="en_US"/>
+        </w:rPr>
         <w:t>"have really happened for the advancement of the gospel"</w:t>
       </w:r>
     </w:p>
@@ -4222,6 +4842,21 @@
           <w:b/>
           <w:lang w:val="en_US" w:bidi="en_US"/>
         </w:rPr>
+        <w:t>ὥστε</w:t>
+      </w:r>
+    </w:p>
+    <w:p>
+      <w:pPr/>
+      <w:r>
+        <w:rPr>
+          <w:lang w:val="en_US" w:bidi="en_US"/>
+        </w:rPr>
+      </w:r>
+      <w:r>
+        <w:rPr>
+          <w:b/>
+          <w:lang w:val="en_US" w:bidi="en_US"/>
+        </w:rPr>
         <w:t>"As a result"</w:t>
       </w:r>
     </w:p>
@@ -4318,6 +4953,21 @@
           <w:b/>
           <w:lang w:val="en_US" w:bidi="en_US"/>
         </w:rPr>
+        <w:t>δεσμούς μου</w:t>
+      </w:r>
+    </w:p>
+    <w:p>
+      <w:pPr/>
+      <w:r>
+        <w:rPr>
+          <w:lang w:val="en_US" w:bidi="en_US"/>
+        </w:rPr>
+      </w:r>
+      <w:r>
+        <w:rPr>
+          <w:b/>
+          <w:lang w:val="en_US" w:bidi="en_US"/>
+        </w:rPr>
         <w:t>"my chains"</w:t>
       </w:r>
     </w:p>
@@ -4347,7 +4997,7 @@
         </w:rPr>
         <w:t xml:space="preserve">. See how you translated this phrase in </w:t>
       </w:r>
-      <w:hyperlink r:id="rId17">
+      <w:hyperlink r:id="rId19">
         <w:r>
           <w:rPr>
             <w:lang w:val="en_US" w:bidi="en_US"/>
@@ -4432,6 +5082,21 @@
           <w:b/>
           <w:lang w:val="en_US" w:bidi="en_US"/>
         </w:rPr>
+        <w:t>τοὺς δεσμούς μου &amp; ἐν Χριστῷ</w:t>
+      </w:r>
+    </w:p>
+    <w:p>
+      <w:pPr/>
+      <w:r>
+        <w:rPr>
+          <w:lang w:val="en_US" w:bidi="en_US"/>
+        </w:rPr>
+      </w:r>
+      <w:r>
+        <w:rPr>
+          <w:b/>
+          <w:lang w:val="en_US" w:bidi="en_US"/>
+        </w:rPr>
         <w:t>"my chains in Christ"</w:t>
       </w:r>
     </w:p>
@@ -4557,7 +5222,7 @@
         </w:rPr>
         <w:t xml:space="preserve"> in the previous verse </w:t>
       </w:r>
-      <w:hyperlink r:id="rId18">
+      <w:hyperlink r:id="rId20">
         <w:r>
           <w:rPr>
             <w:lang w:val="en_US" w:bidi="en_US"/>
@@ -4622,6 +5287,21 @@
           <w:b/>
           <w:lang w:val="en_US" w:bidi="en_US"/>
         </w:rPr>
+        <w:t>τῶν ἀδελφῶν</w:t>
+      </w:r>
+    </w:p>
+    <w:p>
+      <w:pPr/>
+      <w:r>
+        <w:rPr>
+          <w:lang w:val="en_US" w:bidi="en_US"/>
+        </w:rPr>
+      </w:r>
+      <w:r>
+        <w:rPr>
+          <w:b/>
+          <w:lang w:val="en_US" w:bidi="en_US"/>
+        </w:rPr>
         <w:t>"of the brothers"</w:t>
       </w:r>
     </w:p>
@@ -4718,6 +5398,21 @@
           <w:b/>
           <w:lang w:val="en_US" w:bidi="en_US"/>
         </w:rPr>
+        <w:t>ἐν Κυρίῳ πεποιθότας τοῖς δεσμοῖς μου</w:t>
+      </w:r>
+    </w:p>
+    <w:p>
+      <w:pPr/>
+      <w:r>
+        <w:rPr>
+          <w:lang w:val="en_US" w:bidi="en_US"/>
+        </w:rPr>
+      </w:r>
+      <w:r>
+        <w:rPr>
+          <w:b/>
+          <w:lang w:val="en_US" w:bidi="en_US"/>
+        </w:rPr>
         <w:t>"have become confident in the Lord by my chains"</w:t>
       </w:r>
     </w:p>
@@ -4814,6 +5509,21 @@
           <w:b/>
           <w:lang w:val="en_US" w:bidi="en_US"/>
         </w:rPr>
+        <w:t>καὶ τοὺς πλείονας τῶν ἀδελφῶν ἐν Κυρίῳ πεποιθότας τοῖς δεσμοῖς μου</w:t>
+      </w:r>
+    </w:p>
+    <w:p>
+      <w:pPr/>
+      <w:r>
+        <w:rPr>
+          <w:lang w:val="en_US" w:bidi="en_US"/>
+        </w:rPr>
+      </w:r>
+      <w:r>
+        <w:rPr>
+          <w:b/>
+          <w:lang w:val="en_US" w:bidi="en_US"/>
+        </w:rPr>
         <w:t>"And most of the brothers have become confident in the Lord by my chains"</w:t>
       </w:r>
     </w:p>
@@ -4897,6 +5607,21 @@
           <w:b/>
           <w:lang w:val="en_US" w:bidi="en_US"/>
         </w:rPr>
+        <w:t>δεσμοῖς μου</w:t>
+      </w:r>
+    </w:p>
+    <w:p>
+      <w:pPr/>
+      <w:r>
+        <w:rPr>
+          <w:lang w:val="en_US" w:bidi="en_US"/>
+        </w:rPr>
+      </w:r>
+      <w:r>
+        <w:rPr>
+          <w:b/>
+          <w:lang w:val="en_US" w:bidi="en_US"/>
+        </w:rPr>
         <w:t>"by my chains"</w:t>
       </w:r>
     </w:p>
@@ -4926,7 +5651,7 @@
         </w:rPr>
         <w:t xml:space="preserve"> in </w:t>
       </w:r>
-      <w:hyperlink r:id="rId17">
+      <w:hyperlink r:id="rId19">
         <w:r>
           <w:rPr>
             <w:lang w:val="en_US" w:bidi="en_US"/>
@@ -4944,7 +5669,7 @@
         </w:rPr>
         <w:t xml:space="preserve"> and </w:t>
       </w:r>
-      <w:hyperlink r:id="rId19">
+      <w:hyperlink r:id="rId21">
         <w:r>
           <w:rPr>
             <w:lang w:val="en_US" w:bidi="en_US"/>
@@ -5029,6 +5754,21 @@
           <w:b/>
           <w:lang w:val="en_US" w:bidi="en_US"/>
         </w:rPr>
+        <w:t>τὸν λόγον</w:t>
+      </w:r>
+    </w:p>
+    <w:p>
+      <w:pPr/>
+      <w:r>
+        <w:rPr>
+          <w:lang w:val="en_US" w:bidi="en_US"/>
+        </w:rPr>
+      </w:r>
+      <w:r>
+        <w:rPr>
+          <w:b/>
+          <w:lang w:val="en_US" w:bidi="en_US"/>
+        </w:rPr>
         <w:t>"the word"</w:t>
       </w:r>
     </w:p>
@@ -5141,7 +5881,7 @@
         </w:rPr>
         <w:t xml:space="preserve">Beginning in this verse, and extending to the end of </w:t>
       </w:r>
-      <w:hyperlink r:id="rId20">
+      <w:hyperlink r:id="rId22">
         <w:r>
           <w:rPr>
             <w:lang w:val="en_US" w:bidi="en_US"/>
@@ -5159,7 +5899,7 @@
         </w:rPr>
         <w:t xml:space="preserve">, Paul uses a poetic device called chiasm that could be confusing in some languages. You may need to reorder certain things in </w:t>
       </w:r>
-      <w:hyperlink r:id="rId21">
+      <w:hyperlink r:id="rId23">
         <w:r>
           <w:rPr>
             <w:lang w:val="en_US" w:bidi="en_US"/>
@@ -5224,6 +5964,21 @@
           <w:b/>
           <w:lang w:val="en_US" w:bidi="en_US"/>
         </w:rPr>
+        <w:t>τινὲς μὲν καὶ &amp; τὸν Χριστὸν κηρύσσουσιν</w:t>
+      </w:r>
+    </w:p>
+    <w:p>
+      <w:pPr/>
+      <w:r>
+        <w:rPr>
+          <w:lang w:val="en_US" w:bidi="en_US"/>
+        </w:rPr>
+      </w:r>
+      <w:r>
+        <w:rPr>
+          <w:b/>
+          <w:lang w:val="en_US" w:bidi="en_US"/>
+        </w:rPr>
         <w:t>"Some indeed even proclaim Christ"</w:t>
       </w:r>
     </w:p>
@@ -5287,6 +6042,21 @@
           <w:b/>
           <w:lang w:val="en_US" w:bidi="en_US"/>
         </w:rPr>
+        <w:t>διὰ φθόνον καὶ ἔριν</w:t>
+      </w:r>
+    </w:p>
+    <w:p>
+      <w:pPr/>
+      <w:r>
+        <w:rPr>
+          <w:lang w:val="en_US" w:bidi="en_US"/>
+        </w:rPr>
+      </w:r>
+      <w:r>
+        <w:rPr>
+          <w:b/>
+          <w:lang w:val="en_US" w:bidi="en_US"/>
+        </w:rPr>
         <w:t>"because of envy and strife"</w:t>
       </w:r>
     </w:p>
@@ -5396,6 +6166,21 @@
           <w:b/>
           <w:lang w:val="en_US" w:bidi="en_US"/>
         </w:rPr>
+        <w:t>εὐδοκίαν</w:t>
+      </w:r>
+    </w:p>
+    <w:p>
+      <w:pPr/>
+      <w:r>
+        <w:rPr>
+          <w:lang w:val="en_US" w:bidi="en_US"/>
+        </w:rPr>
+      </w:r>
+      <w:r>
+        <w:rPr>
+          <w:b/>
+          <w:lang w:val="en_US" w:bidi="en_US"/>
+        </w:rPr>
         <w:t>"goodwill"</w:t>
       </w:r>
     </w:p>
@@ -5492,6 +6277,21 @@
           <w:b/>
           <w:lang w:val="en_US" w:bidi="en_US"/>
         </w:rPr>
+        <w:t>ἐξ ἀγάπης</w:t>
+      </w:r>
+    </w:p>
+    <w:p>
+      <w:pPr/>
+      <w:r>
+        <w:rPr>
+          <w:lang w:val="en_US" w:bidi="en_US"/>
+        </w:rPr>
+      </w:r>
+      <w:r>
+        <w:rPr>
+          <w:b/>
+          <w:lang w:val="en_US" w:bidi="en_US"/>
+        </w:rPr>
         <w:t>"from love"</w:t>
       </w:r>
     </w:p>
@@ -5627,6 +6427,21 @@
           <w:b/>
           <w:lang w:val="en_US" w:bidi="en_US"/>
         </w:rPr>
+        <w:t>κεῖμαι</w:t>
+      </w:r>
+    </w:p>
+    <w:p>
+      <w:pPr/>
+      <w:r>
+        <w:rPr>
+          <w:lang w:val="en_US" w:bidi="en_US"/>
+        </w:rPr>
+      </w:r>
+      <w:r>
+        <w:rPr>
+          <w:b/>
+          <w:lang w:val="en_US" w:bidi="en_US"/>
+        </w:rPr>
         <w:t>"I am appointed"</w:t>
       </w:r>
     </w:p>
@@ -5723,6 +6538,21 @@
           <w:b/>
           <w:lang w:val="en_US" w:bidi="en_US"/>
         </w:rPr>
+        <w:t>εἰς ἀπολογίαν τοῦ εὐαγγελίου</w:t>
+      </w:r>
+    </w:p>
+    <w:p>
+      <w:pPr/>
+      <w:r>
+        <w:rPr>
+          <w:lang w:val="en_US" w:bidi="en_US"/>
+        </w:rPr>
+      </w:r>
+      <w:r>
+        <w:rPr>
+          <w:b/>
+          <w:lang w:val="en_US" w:bidi="en_US"/>
+        </w:rPr>
         <w:t>"for the defense of the gospel"</w:t>
       </w:r>
     </w:p>
@@ -5739,7 +6569,7 @@
         </w:rPr>
         <w:t xml:space="preserve">Paul is speaking of the gospel as though it were a place or person that could be attacked. If this is confusing in your language, you can use plain language. See how you translated “defense and confirmation of the gospel” in </w:t>
       </w:r>
-      <w:hyperlink r:id="rId17">
+      <w:hyperlink r:id="rId19">
         <w:r>
           <w:rPr>
             <w:lang w:val="en_US" w:bidi="en_US"/>
@@ -5824,6 +6654,21 @@
           <w:b/>
           <w:lang w:val="en_US" w:bidi="en_US"/>
         </w:rPr>
+        <w:t>εἰς ἀπολογίαν τοῦ εὐαγγελίου κεῖμαι</w:t>
+      </w:r>
+    </w:p>
+    <w:p>
+      <w:pPr/>
+      <w:r>
+        <w:rPr>
+          <w:lang w:val="en_US" w:bidi="en_US"/>
+        </w:rPr>
+      </w:r>
+      <w:r>
+        <w:rPr>
+          <w:b/>
+          <w:lang w:val="en_US" w:bidi="en_US"/>
+        </w:rPr>
         <w:t>"I am appointed for the defense of the gospel"</w:t>
       </w:r>
     </w:p>
@@ -5936,7 +6781,7 @@
         </w:rPr>
         <w:t xml:space="preserve">See how you translated the phrase “defense and confirmation of the gospel” in </w:t>
       </w:r>
-      <w:hyperlink r:id="rId17">
+      <w:hyperlink r:id="rId19">
         <w:r>
           <w:rPr>
             <w:lang w:val="en_US" w:bidi="en_US"/>
@@ -6001,6 +6846,21 @@
           <w:b/>
           <w:lang w:val="en_US" w:bidi="en_US"/>
         </w:rPr>
+        <w:t>οἱ δὲ ἐξ ἐριθείας τὸν Χριστὸν καταγγέλλουσιν</w:t>
+      </w:r>
+    </w:p>
+    <w:p>
+      <w:pPr/>
+      <w:r>
+        <w:rPr>
+          <w:lang w:val="en_US" w:bidi="en_US"/>
+        </w:rPr>
+      </w:r>
+      <w:r>
+        <w:rPr>
+          <w:b/>
+          <w:lang w:val="en_US" w:bidi="en_US"/>
+        </w:rPr>
         <w:t>"but the ones from selfish ambition proclaim Christ"</w:t>
       </w:r>
     </w:p>
@@ -6097,6 +6957,21 @@
           <w:b/>
           <w:lang w:val="en_US" w:bidi="en_US"/>
         </w:rPr>
+        <w:t>οὐχ ἁγνῶς</w:t>
+      </w:r>
+    </w:p>
+    <w:p>
+      <w:pPr/>
+      <w:r>
+        <w:rPr>
+          <w:lang w:val="en_US" w:bidi="en_US"/>
+        </w:rPr>
+      </w:r>
+      <w:r>
+        <w:rPr>
+          <w:b/>
+          <w:lang w:val="en_US" w:bidi="en_US"/>
+        </w:rPr>
         <w:t>"not sincerely"</w:t>
       </w:r>
     </w:p>
@@ -6160,6 +7035,21 @@
           <w:b/>
           <w:lang w:val="en_US" w:bidi="en_US"/>
         </w:rPr>
+        <w:t>τοῖς δεσμοῖς μου</w:t>
+      </w:r>
+    </w:p>
+    <w:p>
+      <w:pPr/>
+      <w:r>
+        <w:rPr>
+          <w:lang w:val="en_US" w:bidi="en_US"/>
+        </w:rPr>
+      </w:r>
+      <w:r>
+        <w:rPr>
+          <w:b/>
+          <w:lang w:val="en_US" w:bidi="en_US"/>
+        </w:rPr>
         <w:t>"in my chains"</w:t>
       </w:r>
     </w:p>
@@ -6189,7 +7079,7 @@
         </w:rPr>
         <w:t xml:space="preserve"> in </w:t>
       </w:r>
-      <w:hyperlink r:id="rId17">
+      <w:hyperlink r:id="rId19">
         <w:r>
           <w:rPr>
             <w:lang w:val="en_US" w:bidi="en_US"/>
@@ -6207,7 +7097,7 @@
         </w:rPr>
         <w:t xml:space="preserve"> and </w:t>
       </w:r>
-      <w:hyperlink r:id="rId19">
+      <w:hyperlink r:id="rId21">
         <w:r>
           <w:rPr>
             <w:lang w:val="en_US" w:bidi="en_US"/>
@@ -6292,6 +7182,21 @@
           <w:b/>
           <w:lang w:val="en_US" w:bidi="en_US"/>
         </w:rPr>
+        <w:t>οἰόμενοι θλῖψιν ἐγείρειν τοῖς δεσμοῖς μου</w:t>
+      </w:r>
+    </w:p>
+    <w:p>
+      <w:pPr/>
+      <w:r>
+        <w:rPr>
+          <w:lang w:val="en_US" w:bidi="en_US"/>
+        </w:rPr>
+      </w:r>
+      <w:r>
+        <w:rPr>
+          <w:b/>
+          <w:lang w:val="en_US" w:bidi="en_US"/>
+        </w:rPr>
         <w:t>"supposing to raise up trouble in my chains"</w:t>
       </w:r>
     </w:p>
@@ -6375,6 +7280,21 @@
           <w:b/>
           <w:lang w:val="en_US" w:bidi="en_US"/>
         </w:rPr>
+        <w:t>τί γάρ</w:t>
+      </w:r>
+    </w:p>
+    <w:p>
+      <w:pPr/>
+      <w:r>
+        <w:rPr>
+          <w:lang w:val="en_US" w:bidi="en_US"/>
+        </w:rPr>
+      </w:r>
+      <w:r>
+        <w:rPr>
+          <w:b/>
+          <w:lang w:val="en_US" w:bidi="en_US"/>
+        </w:rPr>
         <w:t>"What then"</w:t>
       </w:r>
     </w:p>
@@ -6471,6 +7391,21 @@
           <w:b/>
           <w:lang w:val="en_US" w:bidi="en_US"/>
         </w:rPr>
+        <w:t>τί γάρ</w:t>
+      </w:r>
+    </w:p>
+    <w:p>
+      <w:pPr/>
+      <w:r>
+        <w:rPr>
+          <w:lang w:val="en_US" w:bidi="en_US"/>
+        </w:rPr>
+      </w:r>
+      <w:r>
+        <w:rPr>
+          <w:b/>
+          <w:lang w:val="en_US" w:bidi="en_US"/>
+        </w:rPr>
         <w:t>"What then"</w:t>
       </w:r>
     </w:p>
@@ -6567,6 +7502,21 @@
           <w:b/>
           <w:lang w:val="en_US" w:bidi="en_US"/>
         </w:rPr>
+        <w:t>Χριστὸς καταγγέλλεται</w:t>
+      </w:r>
+    </w:p>
+    <w:p>
+      <w:pPr/>
+      <w:r>
+        <w:rPr>
+          <w:lang w:val="en_US" w:bidi="en_US"/>
+        </w:rPr>
+      </w:r>
+      <w:r>
+        <w:rPr>
+          <w:b/>
+          <w:lang w:val="en_US" w:bidi="en_US"/>
+        </w:rPr>
         <w:t>"Christ is proclaimed"</w:t>
       </w:r>
     </w:p>
@@ -6663,6 +7613,21 @@
           <w:b/>
           <w:lang w:val="en_US" w:bidi="en_US"/>
         </w:rPr>
+        <w:t>τοῦτό</w:t>
+      </w:r>
+    </w:p>
+    <w:p>
+      <w:pPr/>
+      <w:r>
+        <w:rPr>
+          <w:lang w:val="en_US" w:bidi="en_US"/>
+        </w:rPr>
+      </w:r>
+      <w:r>
+        <w:rPr>
+          <w:b/>
+          <w:lang w:val="en_US" w:bidi="en_US"/>
+        </w:rPr>
         <w:t>"this"</w:t>
       </w:r>
     </w:p>
@@ -6759,6 +7724,21 @@
           <w:b/>
           <w:lang w:val="en_US" w:bidi="en_US"/>
         </w:rPr>
+        <w:t>οἶδα γὰρ ὅτι τοῦτό μοι ἀποβήσεται εἰς σωτηρίαν</w:t>
+      </w:r>
+    </w:p>
+    <w:p>
+      <w:pPr/>
+      <w:r>
+        <w:rPr>
+          <w:lang w:val="en_US" w:bidi="en_US"/>
+        </w:rPr>
+      </w:r>
+      <w:r>
+        <w:rPr>
+          <w:b/>
+          <w:lang w:val="en_US" w:bidi="en_US"/>
+        </w:rPr>
         <w:t>"for I know that this will result to me in deliverance"</w:t>
       </w:r>
     </w:p>
@@ -6855,6 +7835,21 @@
           <w:b/>
           <w:lang w:val="en_US" w:bidi="en_US"/>
         </w:rPr>
+        <w:t>ἐπιχορηγίας τοῦ Πνεύματος Ἰησοῦ Χριστοῦ</w:t>
+      </w:r>
+    </w:p>
+    <w:p>
+      <w:pPr/>
+      <w:r>
+        <w:rPr>
+          <w:lang w:val="en_US" w:bidi="en_US"/>
+        </w:rPr>
+      </w:r>
+      <w:r>
+        <w:rPr>
+          <w:b/>
+          <w:lang w:val="en_US" w:bidi="en_US"/>
+        </w:rPr>
         <w:t>"the provision of the Spirit of Jesus Christ"</w:t>
       </w:r>
     </w:p>
@@ -6951,6 +7946,21 @@
           <w:b/>
           <w:lang w:val="en_US" w:bidi="en_US"/>
         </w:rPr>
+        <w:t>ἀποκαραδοκίαν καὶ ἐλπίδα</w:t>
+      </w:r>
+    </w:p>
+    <w:p>
+      <w:pPr/>
+      <w:r>
+        <w:rPr>
+          <w:lang w:val="en_US" w:bidi="en_US"/>
+        </w:rPr>
+      </w:r>
+      <w:r>
+        <w:rPr>
+          <w:b/>
+          <w:lang w:val="en_US" w:bidi="en_US"/>
+        </w:rPr>
         <w:t>"eager expectation and hope"</w:t>
       </w:r>
     </w:p>
@@ -7060,6 +8070,21 @@
           <w:b/>
           <w:lang w:val="en_US" w:bidi="en_US"/>
         </w:rPr>
+        <w:t>κατὰ τὴν ἀποκαραδοκίαν καὶ ἐλπίδα μου</w:t>
+      </w:r>
+    </w:p>
+    <w:p>
+      <w:pPr/>
+      <w:r>
+        <w:rPr>
+          <w:lang w:val="en_US" w:bidi="en_US"/>
+        </w:rPr>
+      </w:r>
+      <w:r>
+        <w:rPr>
+          <w:b/>
+          <w:lang w:val="en_US" w:bidi="en_US"/>
+        </w:rPr>
         <w:t>"according to my eager expectation and hope"</w:t>
       </w:r>
     </w:p>
@@ -7169,6 +8194,21 @@
           <w:b/>
           <w:lang w:val="en_US" w:bidi="en_US"/>
         </w:rPr>
+        <w:t>ἐν τῷ σώματί μου</w:t>
+      </w:r>
+    </w:p>
+    <w:p>
+      <w:pPr/>
+      <w:r>
+        <w:rPr>
+          <w:lang w:val="en_US" w:bidi="en_US"/>
+        </w:rPr>
+      </w:r>
+      <w:r>
+        <w:rPr>
+          <w:b/>
+          <w:lang w:val="en_US" w:bidi="en_US"/>
+        </w:rPr>
         <w:t>"in my body"</w:t>
       </w:r>
     </w:p>
@@ -7211,7 +8251,7 @@
         </w:rPr>
         <w:t xml:space="preserve"> because it was with his earthly body that he would serve God on earth until he died, as he explains in more detail in </w:t>
       </w:r>
-      <w:hyperlink r:id="rId22">
+      <w:hyperlink r:id="rId24">
         <w:r>
           <w:rPr>
             <w:lang w:val="en_US" w:bidi="en_US"/>
@@ -7296,6 +8336,21 @@
           <w:b/>
           <w:lang w:val="en_US" w:bidi="en_US"/>
         </w:rPr>
+        <w:t>ἐν οὐδενὶ αἰσχυνθήσομαι, ἀλλ’</w:t>
+      </w:r>
+    </w:p>
+    <w:p>
+      <w:pPr/>
+      <w:r>
+        <w:rPr>
+          <w:lang w:val="en_US" w:bidi="en_US"/>
+        </w:rPr>
+      </w:r>
+      <w:r>
+        <w:rPr>
+          <w:b/>
+          <w:lang w:val="en_US" w:bidi="en_US"/>
+        </w:rPr>
         <w:t>"I will in nothing be ashamed, but"</w:t>
       </w:r>
     </w:p>
@@ -7392,6 +8447,21 @@
           <w:b/>
           <w:lang w:val="en_US" w:bidi="en_US"/>
         </w:rPr>
+        <w:t>ἐν πάσῃ παρρησίᾳ</w:t>
+      </w:r>
+    </w:p>
+    <w:p>
+      <w:pPr/>
+      <w:r>
+        <w:rPr>
+          <w:lang w:val="en_US" w:bidi="en_US"/>
+        </w:rPr>
+      </w:r>
+      <w:r>
+        <w:rPr>
+          <w:b/>
+          <w:lang w:val="en_US" w:bidi="en_US"/>
+        </w:rPr>
         <w:t>"in everything have boldness"</w:t>
       </w:r>
     </w:p>
@@ -7488,6 +8558,21 @@
           <w:b/>
           <w:lang w:val="en_US" w:bidi="en_US"/>
         </w:rPr>
+        <w:t>εἴτε διὰ ζωῆς εἴτε διὰ θανάτου</w:t>
+      </w:r>
+    </w:p>
+    <w:p>
+      <w:pPr/>
+      <w:r>
+        <w:rPr>
+          <w:lang w:val="en_US" w:bidi="en_US"/>
+        </w:rPr>
+      </w:r>
+      <w:r>
+        <w:rPr>
+          <w:b/>
+          <w:lang w:val="en_US" w:bidi="en_US"/>
+        </w:rPr>
         <w:t>"whether through life or through death"</w:t>
       </w:r>
     </w:p>
@@ -7597,6 +8682,21 @@
           <w:b/>
           <w:lang w:val="en_US" w:bidi="en_US"/>
         </w:rPr>
+        <w:t>κέρδος</w:t>
+      </w:r>
+    </w:p>
+    <w:p>
+      <w:pPr/>
+      <w:r>
+        <w:rPr>
+          <w:lang w:val="en_US" w:bidi="en_US"/>
+        </w:rPr>
+      </w:r>
+      <w:r>
+        <w:rPr>
+          <w:b/>
+          <w:lang w:val="en_US" w:bidi="en_US"/>
+        </w:rPr>
         <w:t>"is} gain"</w:t>
       </w:r>
     </w:p>
@@ -7693,6 +8793,21 @@
           <w:b/>
           <w:lang w:val="en_US" w:bidi="en_US"/>
         </w:rPr>
+        <w:t>ἐν σαρκί</w:t>
+      </w:r>
+    </w:p>
+    <w:p>
+      <w:pPr/>
+      <w:r>
+        <w:rPr>
+          <w:lang w:val="en_US" w:bidi="en_US"/>
+        </w:rPr>
+      </w:r>
+      <w:r>
+        <w:rPr>
+          <w:b/>
+          <w:lang w:val="en_US" w:bidi="en_US"/>
+        </w:rPr>
         <w:t>"in the flesh"</w:t>
       </w:r>
     </w:p>
@@ -7802,6 +8917,21 @@
           <w:b/>
           <w:lang w:val="en_US" w:bidi="en_US"/>
         </w:rPr>
+        <w:t>τοῦτό μοι καρπὸς ἔργου</w:t>
+      </w:r>
+    </w:p>
+    <w:p>
+      <w:pPr/>
+      <w:r>
+        <w:rPr>
+          <w:lang w:val="en_US" w:bidi="en_US"/>
+        </w:rPr>
+      </w:r>
+      <w:r>
+        <w:rPr>
+          <w:b/>
+          <w:lang w:val="en_US" w:bidi="en_US"/>
+        </w:rPr>
         <w:t>"this {is} fruitful labor for me"</w:t>
       </w:r>
     </w:p>
@@ -7898,6 +9028,21 @@
           <w:b/>
           <w:lang w:val="en_US" w:bidi="en_US"/>
         </w:rPr>
+        <w:t>τοῦτό μοι καρπὸς ἔργου</w:t>
+      </w:r>
+    </w:p>
+    <w:p>
+      <w:pPr/>
+      <w:r>
+        <w:rPr>
+          <w:lang w:val="en_US" w:bidi="en_US"/>
+        </w:rPr>
+      </w:r>
+      <w:r>
+        <w:rPr>
+          <w:b/>
+          <w:lang w:val="en_US" w:bidi="en_US"/>
+        </w:rPr>
         <w:t>"this {is} fruitful labor for me"</w:t>
       </w:r>
     </w:p>
@@ -7994,6 +9139,21 @@
           <w:b/>
           <w:lang w:val="en_US" w:bidi="en_US"/>
         </w:rPr>
+        <w:t>συνέχομαι δὲ ἐκ τῶν δύο</w:t>
+      </w:r>
+    </w:p>
+    <w:p>
+      <w:pPr/>
+      <w:r>
+        <w:rPr>
+          <w:lang w:val="en_US" w:bidi="en_US"/>
+        </w:rPr>
+      </w:r>
+      <w:r>
+        <w:rPr>
+          <w:b/>
+          <w:lang w:val="en_US" w:bidi="en_US"/>
+        </w:rPr>
         <w:t>"But I am hard pressed between the two"</w:t>
       </w:r>
     </w:p>
@@ -8090,6 +9250,21 @@
           <w:b/>
           <w:lang w:val="en_US" w:bidi="en_US"/>
         </w:rPr>
+        <w:t>συνέχομαι</w:t>
+      </w:r>
+    </w:p>
+    <w:p>
+      <w:pPr/>
+      <w:r>
+        <w:rPr>
+          <w:lang w:val="en_US" w:bidi="en_US"/>
+        </w:rPr>
+      </w:r>
+      <w:r>
+        <w:rPr>
+          <w:b/>
+          <w:lang w:val="en_US" w:bidi="en_US"/>
+        </w:rPr>
         <w:t>"I am hard pressed"</w:t>
       </w:r>
     </w:p>
@@ -8186,6 +9361,21 @@
           <w:b/>
           <w:lang w:val="en_US" w:bidi="en_US"/>
         </w:rPr>
+        <w:t>τῶν δύο</w:t>
+      </w:r>
+    </w:p>
+    <w:p>
+      <w:pPr/>
+      <w:r>
+        <w:rPr>
+          <w:lang w:val="en_US" w:bidi="en_US"/>
+        </w:rPr>
+      </w:r>
+      <w:r>
+        <w:rPr>
+          <w:b/>
+          <w:lang w:val="en_US" w:bidi="en_US"/>
+        </w:rPr>
         <w:t>"the two"</w:t>
       </w:r>
     </w:p>
@@ -8295,6 +9485,21 @@
           <w:b/>
           <w:lang w:val="en_US" w:bidi="en_US"/>
         </w:rPr>
+        <w:t>τὴν ἐπιθυμίαν ἔχων</w:t>
+      </w:r>
+    </w:p>
+    <w:p>
+      <w:pPr/>
+      <w:r>
+        <w:rPr>
+          <w:lang w:val="en_US" w:bidi="en_US"/>
+        </w:rPr>
+      </w:r>
+      <w:r>
+        <w:rPr>
+          <w:b/>
+          <w:lang w:val="en_US" w:bidi="en_US"/>
+        </w:rPr>
         <w:t>"having the desire"</w:t>
       </w:r>
     </w:p>
@@ -8391,6 +9596,21 @@
           <w:b/>
           <w:lang w:val="en_US" w:bidi="en_US"/>
         </w:rPr>
+        <w:t>ἀναλῦσαι</w:t>
+      </w:r>
+    </w:p>
+    <w:p>
+      <w:pPr/>
+      <w:r>
+        <w:rPr>
+          <w:lang w:val="en_US" w:bidi="en_US"/>
+        </w:rPr>
+      </w:r>
+      <w:r>
+        <w:rPr>
+          <w:b/>
+          <w:lang w:val="en_US" w:bidi="en_US"/>
+        </w:rPr>
         <w:t>"to depart"</w:t>
       </w:r>
     </w:p>
@@ -8500,6 +9720,21 @@
           <w:b/>
           <w:lang w:val="en_US" w:bidi="en_US"/>
         </w:rPr>
+        <w:t>τὸ δὲ ἐπιμένειν ἐν τῇ σαρκὶ</w:t>
+      </w:r>
+    </w:p>
+    <w:p>
+      <w:pPr/>
+      <w:r>
+        <w:rPr>
+          <w:lang w:val="en_US" w:bidi="en_US"/>
+        </w:rPr>
+      </w:r>
+      <w:r>
+        <w:rPr>
+          <w:b/>
+          <w:lang w:val="en_US" w:bidi="en_US"/>
+        </w:rPr>
         <w:t>"but to remain in the flesh"</w:t>
       </w:r>
     </w:p>
@@ -8542,7 +9777,7 @@
         </w:rPr>
         <w:t xml:space="preserve"> in </w:t>
       </w:r>
-      <w:hyperlink r:id="rId23">
+      <w:hyperlink r:id="rId25">
         <w:r>
           <w:rPr>
             <w:lang w:val="en_US" w:bidi="en_US"/>
@@ -8627,6 +9862,21 @@
           <w:b/>
           <w:lang w:val="en_US" w:bidi="en_US"/>
         </w:rPr>
+        <w:t>ἀναγκαιότερον</w:t>
+      </w:r>
+    </w:p>
+    <w:p>
+      <w:pPr/>
+      <w:r>
+        <w:rPr>
+          <w:lang w:val="en_US" w:bidi="en_US"/>
+        </w:rPr>
+      </w:r>
+      <w:r>
+        <w:rPr>
+          <w:b/>
+          <w:lang w:val="en_US" w:bidi="en_US"/>
+        </w:rPr>
         <w:t>"is} more necessary"</w:t>
       </w:r>
     </w:p>
@@ -8752,7 +10002,7 @@
         </w:rPr>
         <w:t xml:space="preserve"> in </w:t>
       </w:r>
-      <w:hyperlink r:id="rId16">
+      <w:hyperlink r:id="rId18">
         <w:r>
           <w:rPr>
             <w:lang w:val="en_US" w:bidi="en_US"/>
@@ -8817,6 +10067,21 @@
           <w:b/>
           <w:lang w:val="en_US" w:bidi="en_US"/>
         </w:rPr>
+        <w:t>καὶ τοῦτο πεποιθὼς</w:t>
+      </w:r>
+    </w:p>
+    <w:p>
+      <w:pPr/>
+      <w:r>
+        <w:rPr>
+          <w:lang w:val="en_US" w:bidi="en_US"/>
+        </w:rPr>
+      </w:r>
+      <w:r>
+        <w:rPr>
+          <w:b/>
+          <w:lang w:val="en_US" w:bidi="en_US"/>
+        </w:rPr>
         <w:t>"And having become confident of this"</w:t>
       </w:r>
     </w:p>
@@ -8846,7 +10111,7 @@
         </w:rPr>
         <w:t xml:space="preserve"> refers back to </w:t>
       </w:r>
-      <w:hyperlink r:id="rId24">
+      <w:hyperlink r:id="rId26">
         <w:r>
           <w:rPr>
             <w:lang w:val="en_US" w:bidi="en_US"/>
@@ -8944,6 +10209,21 @@
           <w:b/>
           <w:lang w:val="en_US" w:bidi="en_US"/>
         </w:rPr>
+        <w:t>τοῦτο πεποιθὼς</w:t>
+      </w:r>
+    </w:p>
+    <w:p>
+      <w:pPr/>
+      <w:r>
+        <w:rPr>
+          <w:lang w:val="en_US" w:bidi="en_US"/>
+        </w:rPr>
+      </w:r>
+      <w:r>
+        <w:rPr>
+          <w:b/>
+          <w:lang w:val="en_US" w:bidi="en_US"/>
+        </w:rPr>
         <w:t>"having become confident of this"</w:t>
       </w:r>
     </w:p>
@@ -9027,6 +10307,21 @@
           <w:b/>
           <w:lang w:val="en_US" w:bidi="en_US"/>
         </w:rPr>
+        <w:t>μενῶ</w:t>
+      </w:r>
+    </w:p>
+    <w:p>
+      <w:pPr/>
+      <w:r>
+        <w:rPr>
+          <w:lang w:val="en_US" w:bidi="en_US"/>
+        </w:rPr>
+      </w:r>
+      <w:r>
+        <w:rPr>
+          <w:b/>
+          <w:lang w:val="en_US" w:bidi="en_US"/>
+        </w:rPr>
         <w:t>"I will remain"</w:t>
       </w:r>
     </w:p>
@@ -9069,7 +10364,7 @@
         </w:rPr>
         <w:t xml:space="preserve"> in </w:t>
       </w:r>
-      <w:hyperlink r:id="rId24">
+      <w:hyperlink r:id="rId26">
         <w:r>
           <w:rPr>
             <w:lang w:val="en_US" w:bidi="en_US"/>
@@ -9154,6 +10449,21 @@
           <w:b/>
           <w:lang w:val="en_US" w:bidi="en_US"/>
         </w:rPr>
+        <w:t>μενῶ καὶ παραμενῶ</w:t>
+      </w:r>
+    </w:p>
+    <w:p>
+      <w:pPr/>
+      <w:r>
+        <w:rPr>
+          <w:lang w:val="en_US" w:bidi="en_US"/>
+        </w:rPr>
+      </w:r>
+      <w:r>
+        <w:rPr>
+          <w:b/>
+          <w:lang w:val="en_US" w:bidi="en_US"/>
+        </w:rPr>
         <w:t>"I will remain and will continue with"</w:t>
       </w:r>
     </w:p>
@@ -9266,7 +10576,7 @@
         </w:rPr>
         <w:t xml:space="preserve"> in </w:t>
       </w:r>
-      <w:hyperlink r:id="rId14">
+      <w:hyperlink r:id="rId16">
         <w:r>
           <w:rPr>
             <w:lang w:val="en_US" w:bidi="en_US"/>
@@ -9351,6 +10661,21 @@
           <w:b/>
           <w:lang w:val="en_US" w:bidi="en_US"/>
         </w:rPr>
+        <w:t>εἰς τὴν ὑμῶν προκοπὴν καὶ χαρὰν</w:t>
+      </w:r>
+    </w:p>
+    <w:p>
+      <w:pPr/>
+      <w:r>
+        <w:rPr>
+          <w:lang w:val="en_US" w:bidi="en_US"/>
+        </w:rPr>
+      </w:r>
+      <w:r>
+        <w:rPr>
+          <w:b/>
+          <w:lang w:val="en_US" w:bidi="en_US"/>
+        </w:rPr>
         <w:t>"for your progress and joy"</w:t>
       </w:r>
     </w:p>
@@ -9460,6 +10785,21 @@
           <w:b/>
           <w:lang w:val="en_US" w:bidi="en_US"/>
         </w:rPr>
+        <w:t>εἰς τὴν ὑμῶν προκοπὴν καὶ χαρὰν</w:t>
+      </w:r>
+    </w:p>
+    <w:p>
+      <w:pPr/>
+      <w:r>
+        <w:rPr>
+          <w:lang w:val="en_US" w:bidi="en_US"/>
+        </w:rPr>
+      </w:r>
+      <w:r>
+        <w:rPr>
+          <w:b/>
+          <w:lang w:val="en_US" w:bidi="en_US"/>
+        </w:rPr>
         <w:t>"for your progress and joy"</w:t>
       </w:r>
     </w:p>
@@ -9611,7 +10951,7 @@
         </w:rPr>
         <w:t xml:space="preserve"> in </w:t>
       </w:r>
-      <w:hyperlink r:id="rId16">
+      <w:hyperlink r:id="rId18">
         <w:r>
           <w:rPr>
             <w:lang w:val="en_US" w:bidi="en_US"/>
@@ -9676,6 +11016,21 @@
           <w:b/>
           <w:lang w:val="en_US" w:bidi="en_US"/>
         </w:rPr>
+        <w:t>τῆς πίστεως</w:t>
+      </w:r>
+    </w:p>
+    <w:p>
+      <w:pPr/>
+      <w:r>
+        <w:rPr>
+          <w:lang w:val="en_US" w:bidi="en_US"/>
+        </w:rPr>
+      </w:r>
+      <w:r>
+        <w:rPr>
+          <w:b/>
+          <w:lang w:val="en_US" w:bidi="en_US"/>
+        </w:rPr>
         <w:t>"in the faith"</w:t>
       </w:r>
     </w:p>
@@ -9772,6 +11127,21 @@
           <w:b/>
           <w:lang w:val="en_US" w:bidi="en_US"/>
         </w:rPr>
+        <w:t>ἵνα</w:t>
+      </w:r>
+    </w:p>
+    <w:p>
+      <w:pPr/>
+      <w:r>
+        <w:rPr>
+          <w:lang w:val="en_US" w:bidi="en_US"/>
+        </w:rPr>
+      </w:r>
+      <w:r>
+        <w:rPr>
+          <w:b/>
+          <w:lang w:val="en_US" w:bidi="en_US"/>
+        </w:rPr>
         <w:t>"so that"</w:t>
       </w:r>
     </w:p>
@@ -9801,7 +11171,7 @@
         </w:rPr>
         <w:t xml:space="preserve"> indicates that what follows is the purpose of what came before it. The purpose of Paul remaining alive, (</w:t>
       </w:r>
-      <w:hyperlink r:id="rId25">
+      <w:hyperlink r:id="rId27">
         <w:r>
           <w:rPr>
             <w:lang w:val="en_US" w:bidi="en_US"/>
@@ -9886,6 +11256,21 @@
           <w:b/>
           <w:lang w:val="en_US" w:bidi="en_US"/>
         </w:rPr>
+        <w:t>καύχημα &amp; ἐν</w:t>
+      </w:r>
+    </w:p>
+    <w:p>
+      <w:pPr/>
+      <w:r>
+        <w:rPr>
+          <w:lang w:val="en_US" w:bidi="en_US"/>
+        </w:rPr>
+      </w:r>
+      <w:r>
+        <w:rPr>
+          <w:b/>
+          <w:lang w:val="en_US" w:bidi="en_US"/>
+        </w:rPr>
         <w:t>"boasting in"</w:t>
       </w:r>
     </w:p>
@@ -9982,6 +11367,21 @@
           <w:b/>
           <w:lang w:val="en_US" w:bidi="en_US"/>
         </w:rPr>
+        <w:t>παρουσίας</w:t>
+      </w:r>
+    </w:p>
+    <w:p>
+      <w:pPr/>
+      <w:r>
+        <w:rPr>
+          <w:lang w:val="en_US" w:bidi="en_US"/>
+        </w:rPr>
+      </w:r>
+      <w:r>
+        <w:rPr>
+          <w:b/>
+          <w:lang w:val="en_US" w:bidi="en_US"/>
+        </w:rPr>
         <w:t>"coming"</w:t>
       </w:r>
     </w:p>
@@ -10011,7 +11411,7 @@
         </w:rPr>
         <w:t xml:space="preserve"> describes Paul’s travel from the perspective of the Philippians. In your language, it may be more natural to describe his travel from Paul’s perspective and use a word such as “going.” Here and in verse </w:t>
       </w:r>
-      <w:hyperlink r:id="rId26">
+      <w:hyperlink r:id="rId28">
         <w:r>
           <w:rPr>
             <w:lang w:val="en_US" w:bidi="en_US"/>
@@ -10096,6 +11496,21 @@
           <w:b/>
           <w:lang w:val="en_US" w:bidi="en_US"/>
         </w:rPr>
+        <w:t>διὰ τῆς ἐμῆς παρουσίας</w:t>
+      </w:r>
+    </w:p>
+    <w:p>
+      <w:pPr/>
+      <w:r>
+        <w:rPr>
+          <w:lang w:val="en_US" w:bidi="en_US"/>
+        </w:rPr>
+      </w:r>
+      <w:r>
+        <w:rPr>
+          <w:b/>
+          <w:lang w:val="en_US" w:bidi="en_US"/>
+        </w:rPr>
         <w:t>"through my coming"</w:t>
       </w:r>
     </w:p>
@@ -10218,6 +11633,21 @@
           <w:b/>
           <w:lang w:val="en_US" w:bidi="en_US"/>
         </w:rPr>
+        <w:t>ἐλθὼν</w:t>
+      </w:r>
+    </w:p>
+    <w:p>
+      <w:pPr/>
+      <w:r>
+        <w:rPr>
+          <w:lang w:val="en_US" w:bidi="en_US"/>
+        </w:rPr>
+      </w:r>
+      <w:r>
+        <w:rPr>
+          <w:b/>
+          <w:lang w:val="en_US" w:bidi="en_US"/>
+        </w:rPr>
         <w:t>"having come"</w:t>
       </w:r>
     </w:p>
@@ -10260,7 +11690,7 @@
         </w:rPr>
         <w:t xml:space="preserve"> refers to Paul traveling to where the Philippians live and visiting them. See how you translated the form of this word in the previous verse, </w:t>
       </w:r>
-      <w:hyperlink r:id="rId27">
+      <w:hyperlink r:id="rId29">
         <w:r>
           <w:rPr>
             <w:lang w:val="en_US" w:bidi="en_US"/>
@@ -10345,6 +11775,21 @@
           <w:b/>
           <w:lang w:val="en_US" w:bidi="en_US"/>
         </w:rPr>
+        <w:t>ἀξίως τοῦ εὐαγγελίου τοῦ Χριστοῦ πολιτεύεσθε</w:t>
+      </w:r>
+    </w:p>
+    <w:p>
+      <w:pPr/>
+      <w:r>
+        <w:rPr>
+          <w:lang w:val="en_US" w:bidi="en_US"/>
+        </w:rPr>
+      </w:r>
+      <w:r>
+        <w:rPr>
+          <w:b/>
+          <w:lang w:val="en_US" w:bidi="en_US"/>
+        </w:rPr>
         <w:t>"conduct yourselves in a manner worthy of the gospel of Christ"</w:t>
       </w:r>
     </w:p>
@@ -10428,6 +11873,21 @@
           <w:b/>
           <w:lang w:val="en_US" w:bidi="en_US"/>
         </w:rPr>
+        <w:t>στήκετε</w:t>
+      </w:r>
+    </w:p>
+    <w:p>
+      <w:pPr/>
+      <w:r>
+        <w:rPr>
+          <w:lang w:val="en_US" w:bidi="en_US"/>
+        </w:rPr>
+      </w:r>
+      <w:r>
+        <w:rPr>
+          <w:b/>
+          <w:lang w:val="en_US" w:bidi="en_US"/>
+        </w:rPr>
         <w:t>"you stand firm"</w:t>
       </w:r>
     </w:p>
@@ -10524,6 +11984,21 @@
           <w:b/>
           <w:lang w:val="en_US" w:bidi="en_US"/>
         </w:rPr>
+        <w:t>ἐν ἑνὶ πνεύματι, μιᾷ ψυχῇ</w:t>
+      </w:r>
+    </w:p>
+    <w:p>
+      <w:pPr/>
+      <w:r>
+        <w:rPr>
+          <w:lang w:val="en_US" w:bidi="en_US"/>
+        </w:rPr>
+      </w:r>
+      <w:r>
+        <w:rPr>
+          <w:b/>
+          <w:lang w:val="en_US" w:bidi="en_US"/>
+        </w:rPr>
         <w:t>"in one spirit, with one soul"</w:t>
       </w:r>
     </w:p>
@@ -10633,6 +12108,21 @@
           <w:b/>
           <w:lang w:val="en_US" w:bidi="en_US"/>
         </w:rPr>
+        <w:t>ἐν ἑνὶ πνεύματι, μιᾷ ψυχῇ</w:t>
+      </w:r>
+    </w:p>
+    <w:p>
+      <w:pPr/>
+      <w:r>
+        <w:rPr>
+          <w:lang w:val="en_US" w:bidi="en_US"/>
+        </w:rPr>
+      </w:r>
+      <w:r>
+        <w:rPr>
+          <w:b/>
+          <w:lang w:val="en_US" w:bidi="en_US"/>
+        </w:rPr>
         <w:t>"in one spirit, with one soul"</w:t>
       </w:r>
     </w:p>
@@ -10742,6 +12232,21 @@
           <w:b/>
           <w:lang w:val="en_US" w:bidi="en_US"/>
         </w:rPr>
+        <w:t>συναθλοῦντες</w:t>
+      </w:r>
+    </w:p>
+    <w:p>
+      <w:pPr/>
+      <w:r>
+        <w:rPr>
+          <w:lang w:val="en_US" w:bidi="en_US"/>
+        </w:rPr>
+      </w:r>
+      <w:r>
+        <w:rPr>
+          <w:b/>
+          <w:lang w:val="en_US" w:bidi="en_US"/>
+        </w:rPr>
         <w:t>"striving together"</w:t>
       </w:r>
     </w:p>
@@ -10805,6 +12310,21 @@
           <w:b/>
           <w:lang w:val="en_US" w:bidi="en_US"/>
         </w:rPr>
+        <w:t>τῇ πίστει τοῦ εὐαγγελίου</w:t>
+      </w:r>
+    </w:p>
+    <w:p>
+      <w:pPr/>
+      <w:r>
+        <w:rPr>
+          <w:lang w:val="en_US" w:bidi="en_US"/>
+        </w:rPr>
+      </w:r>
+      <w:r>
+        <w:rPr>
+          <w:b/>
+          <w:lang w:val="en_US" w:bidi="en_US"/>
+        </w:rPr>
         <w:t>"for the faith of the gospel"</w:t>
       </w:r>
     </w:p>
@@ -10914,6 +12434,21 @@
           <w:b/>
           <w:lang w:val="en_US" w:bidi="en_US"/>
         </w:rPr>
+        <w:t>τῶν ἀντικειμένων</w:t>
+      </w:r>
+    </w:p>
+    <w:p>
+      <w:pPr/>
+      <w:r>
+        <w:rPr>
+          <w:lang w:val="en_US" w:bidi="en_US"/>
+        </w:rPr>
+      </w:r>
+      <w:r>
+        <w:rPr>
+          <w:b/>
+          <w:lang w:val="en_US" w:bidi="en_US"/>
+        </w:rPr>
         <w:t>"the ones opposing {you"</w:t>
       </w:r>
     </w:p>
@@ -11010,6 +12545,21 @@
           <w:b/>
           <w:lang w:val="en_US" w:bidi="en_US"/>
         </w:rPr>
+        <w:t>ἥτις ἐστὶν αὐτοῖς ἔνδειξις</w:t>
+      </w:r>
+    </w:p>
+    <w:p>
+      <w:pPr/>
+      <w:r>
+        <w:rPr>
+          <w:lang w:val="en_US" w:bidi="en_US"/>
+        </w:rPr>
+      </w:r>
+      <w:r>
+        <w:rPr>
+          <w:b/>
+          <w:lang w:val="en_US" w:bidi="en_US"/>
+        </w:rPr>
         <w:t>"This is a sign to them"</w:t>
       </w:r>
     </w:p>
@@ -11119,6 +12669,21 @@
           <w:b/>
           <w:lang w:val="en_US" w:bidi="en_US"/>
         </w:rPr>
+        <w:t>ἀπωλείας</w:t>
+      </w:r>
+    </w:p>
+    <w:p>
+      <w:pPr/>
+      <w:r>
+        <w:rPr>
+          <w:lang w:val="en_US" w:bidi="en_US"/>
+        </w:rPr>
+      </w:r>
+      <w:r>
+        <w:rPr>
+          <w:b/>
+          <w:lang w:val="en_US" w:bidi="en_US"/>
+        </w:rPr>
         <w:t>"of their destruction"</w:t>
       </w:r>
     </w:p>
@@ -11215,6 +12780,21 @@
           <w:b/>
           <w:lang w:val="en_US" w:bidi="en_US"/>
         </w:rPr>
+        <w:t>ὑμῶν δὲ σωτηρίας</w:t>
+      </w:r>
+    </w:p>
+    <w:p>
+      <w:pPr/>
+      <w:r>
+        <w:rPr>
+          <w:lang w:val="en_US" w:bidi="en_US"/>
+        </w:rPr>
+      </w:r>
+      <w:r>
+        <w:rPr>
+          <w:b/>
+          <w:lang w:val="en_US" w:bidi="en_US"/>
+        </w:rPr>
         <w:t>"of"</w:t>
       </w:r>
       <w:r>
@@ -11324,6 +12904,21 @@
           <w:b/>
           <w:lang w:val="en_US" w:bidi="en_US"/>
         </w:rPr>
+        <w:t>τοῦτο ἀπὸ Θεοῦ</w:t>
+      </w:r>
+    </w:p>
+    <w:p>
+      <w:pPr/>
+      <w:r>
+        <w:rPr>
+          <w:lang w:val="en_US" w:bidi="en_US"/>
+        </w:rPr>
+      </w:r>
+      <w:r>
+        <w:rPr>
+          <w:b/>
+          <w:lang w:val="en_US" w:bidi="en_US"/>
+        </w:rPr>
         <w:t>"this from God"</w:t>
       </w:r>
     </w:p>
@@ -11433,6 +13028,21 @@
           <w:b/>
           <w:lang w:val="en_US" w:bidi="en_US"/>
         </w:rPr>
+        <w:t>ὑμῖν ἐχαρίσθη τὸ</w:t>
+      </w:r>
+    </w:p>
+    <w:p>
+      <w:pPr/>
+      <w:r>
+        <w:rPr>
+          <w:lang w:val="en_US" w:bidi="en_US"/>
+        </w:rPr>
+      </w:r>
+      <w:r>
+        <w:rPr>
+          <w:b/>
+          <w:lang w:val="en_US" w:bidi="en_US"/>
+        </w:rPr>
         <w:t>"it has been freely given to you"</w:t>
       </w:r>
     </w:p>
@@ -11516,6 +13126,21 @@
           <w:b/>
           <w:lang w:val="en_US" w:bidi="en_US"/>
         </w:rPr>
+        <w:t>τὸν αὐτὸν ἀγῶνα ἔχοντες</w:t>
+      </w:r>
+    </w:p>
+    <w:p>
+      <w:pPr/>
+      <w:r>
+        <w:rPr>
+          <w:lang w:val="en_US" w:bidi="en_US"/>
+        </w:rPr>
+      </w:r>
+      <w:r>
+        <w:rPr>
+          <w:b/>
+          <w:lang w:val="en_US" w:bidi="en_US"/>
+        </w:rPr>
         <w:t>"having the same struggle"</w:t>
       </w:r>
     </w:p>
@@ -11612,6 +13237,21 @@
           <w:b/>
           <w:lang w:val="en_US" w:bidi="en_US"/>
         </w:rPr>
+        <w:t>τὸν αὐτὸν ἀγῶνα ἔχοντες, οἷον εἴδετε ἐν ἐμοὶ</w:t>
+      </w:r>
+    </w:p>
+    <w:p>
+      <w:pPr/>
+      <w:r>
+        <w:rPr>
+          <w:lang w:val="en_US" w:bidi="en_US"/>
+        </w:rPr>
+      </w:r>
+      <w:r>
+        <w:rPr>
+          <w:b/>
+          <w:lang w:val="en_US" w:bidi="en_US"/>
+        </w:rPr>
         <w:t>"having the same struggle which you saw in me"</w:t>
       </w:r>
     </w:p>
@@ -11708,6 +13348,21 @@
           <w:b/>
           <w:lang w:val="en_US" w:bidi="en_US"/>
         </w:rPr>
+        <w:t>εἴδετε ἐν ἐμοὶ, καὶ νῦν ἀκούετε ἐν ἐμοί</w:t>
+      </w:r>
+    </w:p>
+    <w:p>
+      <w:pPr/>
+      <w:r>
+        <w:rPr>
+          <w:lang w:val="en_US" w:bidi="en_US"/>
+        </w:rPr>
+      </w:r>
+      <w:r>
+        <w:rPr>
+          <w:b/>
+          <w:lang w:val="en_US" w:bidi="en_US"/>
+        </w:rPr>
         <w:t>"you saw in me, and now you hear in me"</w:t>
       </w:r>
     </w:p>
@@ -11804,6 +13459,21 @@
           <w:b/>
           <w:lang w:val="en_US" w:bidi="en_US"/>
         </w:rPr>
+        <w:t>οὖν</w:t>
+      </w:r>
+    </w:p>
+    <w:p>
+      <w:pPr/>
+      <w:r>
+        <w:rPr>
+          <w:lang w:val="en_US" w:bidi="en_US"/>
+        </w:rPr>
+      </w:r>
+      <w:r>
+        <w:rPr>
+          <w:b/>
+          <w:lang w:val="en_US" w:bidi="en_US"/>
+        </w:rPr>
         <w:t>"Therefore"</w:t>
       </w:r>
     </w:p>
@@ -11900,6 +13570,21 @@
           <w:b/>
           <w:lang w:val="en_US" w:bidi="en_US"/>
         </w:rPr>
+        <w:t>εἴ τις &amp; παράκλησις ἐν Χριστῷ, εἴ τι παραμύθιον ἀγάπης, εἴ τις κοινωνία Πνεύματος, εἴ τις σπλάγχνα καὶ οἰκτιρμοί</w:t>
+      </w:r>
+    </w:p>
+    <w:p>
+      <w:pPr/>
+      <w:r>
+        <w:rPr>
+          <w:lang w:val="en_US" w:bidi="en_US"/>
+        </w:rPr>
+      </w:r>
+      <w:r>
+        <w:rPr>
+          <w:b/>
+          <w:lang w:val="en_US" w:bidi="en_US"/>
+        </w:rPr>
         <w:t>"if {there is} any encouragement in Christ, if any comfort of love, if any fellowship of the Spirit, if any affections and compassions"</w:t>
       </w:r>
     </w:p>
@@ -12009,6 +13694,21 @@
           <w:b/>
           <w:lang w:val="en_US" w:bidi="en_US"/>
         </w:rPr>
+        <w:t>εἴ τι παραμύθιον ἀγάπης, εἴ τις κοινωνία Πνεύματος, εἴ τις σπλάγχνα καὶ οἰκτιρμοί</w:t>
+      </w:r>
+    </w:p>
+    <w:p>
+      <w:pPr/>
+      <w:r>
+        <w:rPr>
+          <w:lang w:val="en_US" w:bidi="en_US"/>
+        </w:rPr>
+      </w:r>
+      <w:r>
+        <w:rPr>
+          <w:b/>
+          <w:lang w:val="en_US" w:bidi="en_US"/>
+        </w:rPr>
         <w:t>"if any comfort of love, if any fellowship of the Spirit, if any affections and compassions"</w:t>
       </w:r>
     </w:p>
@@ -12105,6 +13805,21 @@
           <w:b/>
           <w:lang w:val="en_US" w:bidi="en_US"/>
         </w:rPr>
+        <w:t>εἴ τις &amp; παράκλησις ἐν Χριστῷ</w:t>
+      </w:r>
+    </w:p>
+    <w:p>
+      <w:pPr/>
+      <w:r>
+        <w:rPr>
+          <w:lang w:val="en_US" w:bidi="en_US"/>
+        </w:rPr>
+      </w:r>
+      <w:r>
+        <w:rPr>
+          <w:b/>
+          <w:lang w:val="en_US" w:bidi="en_US"/>
+        </w:rPr>
         <w:t>"if {there is} any encouragement in Christ"</w:t>
       </w:r>
     </w:p>
@@ -12201,6 +13916,21 @@
           <w:b/>
           <w:lang w:val="en_US" w:bidi="en_US"/>
         </w:rPr>
+        <w:t>εἴ τις &amp; παράκλησις ἐν Χριστῷ</w:t>
+      </w:r>
+    </w:p>
+    <w:p>
+      <w:pPr/>
+      <w:r>
+        <w:rPr>
+          <w:lang w:val="en_US" w:bidi="en_US"/>
+        </w:rPr>
+      </w:r>
+      <w:r>
+        <w:rPr>
+          <w:b/>
+          <w:lang w:val="en_US" w:bidi="en_US"/>
+        </w:rPr>
         <w:t>"if {there is} any encouragement in Christ"</w:t>
       </w:r>
     </w:p>
@@ -12277,6 +14007,21 @@
           <w:b/>
           <w:lang w:val="en_US" w:bidi="en_US"/>
         </w:rPr>
+        <w:t>εἴ τις &amp; παράκλησις ἐν Χριστῷ</w:t>
+      </w:r>
+    </w:p>
+    <w:p>
+      <w:pPr/>
+      <w:r>
+        <w:rPr>
+          <w:lang w:val="en_US" w:bidi="en_US"/>
+        </w:rPr>
+      </w:r>
+      <w:r>
+        <w:rPr>
+          <w:b/>
+          <w:lang w:val="en_US" w:bidi="en_US"/>
+        </w:rPr>
         <w:t>"if {there is} any encouragement in Christ"</w:t>
       </w:r>
     </w:p>
@@ -12373,6 +14118,21 @@
           <w:b/>
           <w:lang w:val="en_US" w:bidi="en_US"/>
         </w:rPr>
+        <w:t>εἴ τι παραμύθιον ἀγάπης</w:t>
+      </w:r>
+    </w:p>
+    <w:p>
+      <w:pPr/>
+      <w:r>
+        <w:rPr>
+          <w:lang w:val="en_US" w:bidi="en_US"/>
+        </w:rPr>
+      </w:r>
+      <w:r>
+        <w:rPr>
+          <w:b/>
+          <w:lang w:val="en_US" w:bidi="en_US"/>
+        </w:rPr>
         <w:t>"if any comfort of love"</w:t>
       </w:r>
     </w:p>
@@ -12469,6 +14229,21 @@
           <w:b/>
           <w:lang w:val="en_US" w:bidi="en_US"/>
         </w:rPr>
+        <w:t>εἴ τι παραμύθιον ἀγάπης</w:t>
+      </w:r>
+    </w:p>
+    <w:p>
+      <w:pPr/>
+      <w:r>
+        <w:rPr>
+          <w:lang w:val="en_US" w:bidi="en_US"/>
+        </w:rPr>
+      </w:r>
+      <w:r>
+        <w:rPr>
+          <w:b/>
+          <w:lang w:val="en_US" w:bidi="en_US"/>
+        </w:rPr>
         <w:t>"if any comfort of love"</w:t>
       </w:r>
     </w:p>
@@ -12578,6 +14353,21 @@
           <w:b/>
           <w:lang w:val="en_US" w:bidi="en_US"/>
         </w:rPr>
+        <w:t>εἴ τι παραμύθιον ἀγάπης</w:t>
+      </w:r>
+    </w:p>
+    <w:p>
+      <w:pPr/>
+      <w:r>
+        <w:rPr>
+          <w:lang w:val="en_US" w:bidi="en_US"/>
+        </w:rPr>
+      </w:r>
+      <w:r>
+        <w:rPr>
+          <w:b/>
+          <w:lang w:val="en_US" w:bidi="en_US"/>
+        </w:rPr>
         <w:t>"if any comfort of love"</w:t>
       </w:r>
     </w:p>
@@ -12674,6 +14464,21 @@
           <w:b/>
           <w:lang w:val="en_US" w:bidi="en_US"/>
         </w:rPr>
+        <w:t>εἴ τις κοινωνία Πνεύματος</w:t>
+      </w:r>
+    </w:p>
+    <w:p>
+      <w:pPr/>
+      <w:r>
+        <w:rPr>
+          <w:lang w:val="en_US" w:bidi="en_US"/>
+        </w:rPr>
+      </w:r>
+      <w:r>
+        <w:rPr>
+          <w:b/>
+          <w:lang w:val="en_US" w:bidi="en_US"/>
+        </w:rPr>
         <w:t>"if any fellowship of the Spirit"</w:t>
       </w:r>
     </w:p>
@@ -12750,6 +14555,21 @@
           <w:b/>
           <w:lang w:val="en_US" w:bidi="en_US"/>
         </w:rPr>
+        <w:t>εἴ τις κοινωνία Πνεύματος</w:t>
+      </w:r>
+    </w:p>
+    <w:p>
+      <w:pPr/>
+      <w:r>
+        <w:rPr>
+          <w:lang w:val="en_US" w:bidi="en_US"/>
+        </w:rPr>
+      </w:r>
+      <w:r>
+        <w:rPr>
+          <w:b/>
+          <w:lang w:val="en_US" w:bidi="en_US"/>
+        </w:rPr>
         <w:t>"if any fellowship of the Spirit"</w:t>
       </w:r>
     </w:p>
@@ -12846,6 +14666,21 @@
           <w:b/>
           <w:lang w:val="en_US" w:bidi="en_US"/>
         </w:rPr>
+        <w:t>εἴ τις σπλάγχνα καὶ οἰκτιρμοί</w:t>
+      </w:r>
+    </w:p>
+    <w:p>
+      <w:pPr/>
+      <w:r>
+        <w:rPr>
+          <w:lang w:val="en_US" w:bidi="en_US"/>
+        </w:rPr>
+      </w:r>
+      <w:r>
+        <w:rPr>
+          <w:b/>
+          <w:lang w:val="en_US" w:bidi="en_US"/>
+        </w:rPr>
         <w:t>"if any affections and compassions"</w:t>
       </w:r>
     </w:p>
@@ -12955,6 +14790,21 @@
           <w:b/>
           <w:lang w:val="en_US" w:bidi="en_US"/>
         </w:rPr>
+        <w:t>εἴ τις σπλάγχνα καὶ οἰκτιρμοί</w:t>
+      </w:r>
+    </w:p>
+    <w:p>
+      <w:pPr/>
+      <w:r>
+        <w:rPr>
+          <w:lang w:val="en_US" w:bidi="en_US"/>
+        </w:rPr>
+      </w:r>
+      <w:r>
+        <w:rPr>
+          <w:b/>
+          <w:lang w:val="en_US" w:bidi="en_US"/>
+        </w:rPr>
         <w:t>"if any affections and compassions"</w:t>
       </w:r>
     </w:p>
@@ -13051,6 +14901,21 @@
           <w:b/>
           <w:lang w:val="en_US" w:bidi="en_US"/>
         </w:rPr>
+        <w:t>πληρώσατέ μου τὴν χαρὰν</w:t>
+      </w:r>
+    </w:p>
+    <w:p>
+      <w:pPr/>
+      <w:r>
+        <w:rPr>
+          <w:lang w:val="en_US" w:bidi="en_US"/>
+        </w:rPr>
+      </w:r>
+      <w:r>
+        <w:rPr>
+          <w:b/>
+          <w:lang w:val="en_US" w:bidi="en_US"/>
+        </w:rPr>
         <w:t>"fulfill my joy"</w:t>
       </w:r>
     </w:p>
@@ -13160,6 +15025,21 @@
           <w:b/>
           <w:lang w:val="en_US" w:bidi="en_US"/>
         </w:rPr>
+        <w:t>τὸ αὐτὸ φρονῆτε</w:t>
+      </w:r>
+    </w:p>
+    <w:p>
+      <w:pPr/>
+      <w:r>
+        <w:rPr>
+          <w:lang w:val="en_US" w:bidi="en_US"/>
+        </w:rPr>
+      </w:r>
+      <w:r>
+        <w:rPr>
+          <w:b/>
+          <w:lang w:val="en_US" w:bidi="en_US"/>
+        </w:rPr>
         <w:t>"you might think the same"</w:t>
       </w:r>
     </w:p>
@@ -13223,6 +15103,21 @@
           <w:b/>
           <w:lang w:val="en_US" w:bidi="en_US"/>
         </w:rPr>
+        <w:t>τὴν αὐτὴν ἀγάπην ἔχοντες</w:t>
+      </w:r>
+    </w:p>
+    <w:p>
+      <w:pPr/>
+      <w:r>
+        <w:rPr>
+          <w:lang w:val="en_US" w:bidi="en_US"/>
+        </w:rPr>
+      </w:r>
+      <w:r>
+        <w:rPr>
+          <w:b/>
+          <w:lang w:val="en_US" w:bidi="en_US"/>
+        </w:rPr>
         <w:t>"having the same love"</w:t>
       </w:r>
     </w:p>
@@ -13332,6 +15227,21 @@
           <w:b/>
           <w:lang w:val="en_US" w:bidi="en_US"/>
         </w:rPr>
+        <w:t>σύνψυχοι</w:t>
+      </w:r>
+    </w:p>
+    <w:p>
+      <w:pPr/>
+      <w:r>
+        <w:rPr>
+          <w:lang w:val="en_US" w:bidi="en_US"/>
+        </w:rPr>
+      </w:r>
+      <w:r>
+        <w:rPr>
+          <w:b/>
+          <w:lang w:val="en_US" w:bidi="en_US"/>
+        </w:rPr>
         <w:t>"united in soul"</w:t>
       </w:r>
     </w:p>
@@ -13428,6 +15338,21 @@
           <w:b/>
           <w:lang w:val="en_US" w:bidi="en_US"/>
         </w:rPr>
+        <w:t>τὸ ἓν φρονοῦντες</w:t>
+      </w:r>
+    </w:p>
+    <w:p>
+      <w:pPr/>
+      <w:r>
+        <w:rPr>
+          <w:lang w:val="en_US" w:bidi="en_US"/>
+        </w:rPr>
+      </w:r>
+      <w:r>
+        <w:rPr>
+          <w:b/>
+          <w:lang w:val="en_US" w:bidi="en_US"/>
+        </w:rPr>
         <w:t>"thinking the one thing"</w:t>
       </w:r>
     </w:p>
@@ -13491,6 +15416,21 @@
           <w:b/>
           <w:lang w:val="en_US" w:bidi="en_US"/>
         </w:rPr>
+        <w:t>μηδὲν κατ’ ἐριθείαν</w:t>
+      </w:r>
+    </w:p>
+    <w:p>
+      <w:pPr/>
+      <w:r>
+        <w:rPr>
+          <w:lang w:val="en_US" w:bidi="en_US"/>
+        </w:rPr>
+      </w:r>
+      <w:r>
+        <w:rPr>
+          <w:b/>
+          <w:lang w:val="en_US" w:bidi="en_US"/>
+        </w:rPr>
         <w:t>"Do} nothing according to selfish ambition"</w:t>
       </w:r>
     </w:p>
@@ -13554,6 +15494,21 @@
           <w:b/>
           <w:lang w:val="en_US" w:bidi="en_US"/>
         </w:rPr>
+        <w:t>μηδὲ κατὰ κενοδοξίαν</w:t>
+      </w:r>
+    </w:p>
+    <w:p>
+      <w:pPr/>
+      <w:r>
+        <w:rPr>
+          <w:lang w:val="en_US" w:bidi="en_US"/>
+        </w:rPr>
+      </w:r>
+      <w:r>
+        <w:rPr>
+          <w:b/>
+          <w:lang w:val="en_US" w:bidi="en_US"/>
+        </w:rPr>
         <w:t>"or according to empty conceit"</w:t>
       </w:r>
     </w:p>
@@ -13617,6 +15572,21 @@
           <w:b/>
           <w:lang w:val="en_US" w:bidi="en_US"/>
         </w:rPr>
+        <w:t>μηδὲ κατὰ κενοδοξίαν</w:t>
+      </w:r>
+    </w:p>
+    <w:p>
+      <w:pPr/>
+      <w:r>
+        <w:rPr>
+          <w:lang w:val="en_US" w:bidi="en_US"/>
+        </w:rPr>
+      </w:r>
+      <w:r>
+        <w:rPr>
+          <w:b/>
+          <w:lang w:val="en_US" w:bidi="en_US"/>
+        </w:rPr>
         <w:t>"or according to empty conceit"</w:t>
       </w:r>
     </w:p>
@@ -13713,6 +15683,21 @@
           <w:b/>
           <w:lang w:val="en_US" w:bidi="en_US"/>
         </w:rPr>
+        <w:t>ἀλλὰ τῇ ταπεινοφροσύνῃ ἀλλήλους ἡγούμενοι ὑπερέχοντας ἑαυτῶν</w:t>
+      </w:r>
+    </w:p>
+    <w:p>
+      <w:pPr/>
+      <w:r>
+        <w:rPr>
+          <w:lang w:val="en_US" w:bidi="en_US"/>
+        </w:rPr>
+      </w:r>
+      <w:r>
+        <w:rPr>
+          <w:b/>
+          <w:lang w:val="en_US" w:bidi="en_US"/>
+        </w:rPr>
         <w:t>"but with humility considering others better than yourselves"</w:t>
       </w:r>
     </w:p>
@@ -13809,6 +15794,21 @@
           <w:b/>
           <w:lang w:val="en_US" w:bidi="en_US"/>
         </w:rPr>
+        <w:t>μὴ τὰ ἑαυτῶν ἕκαστος σκοποῦντες, ἀλλὰ καὶ τὰ ἑτέρων ἕκαστοι</w:t>
+      </w:r>
+    </w:p>
+    <w:p>
+      <w:pPr/>
+      <w:r>
+        <w:rPr>
+          <w:lang w:val="en_US" w:bidi="en_US"/>
+        </w:rPr>
+      </w:r>
+      <w:r>
+        <w:rPr>
+          <w:b/>
+          <w:lang w:val="en_US" w:bidi="en_US"/>
+        </w:rPr>
         <w:t>"each one not considering the things of themselves, but also the things of each other"</w:t>
       </w:r>
     </w:p>
@@ -13872,6 +15872,21 @@
           <w:b/>
           <w:lang w:val="en_US" w:bidi="en_US"/>
         </w:rPr>
+        <w:t>ἕκαστος</w:t>
+      </w:r>
+    </w:p>
+    <w:p>
+      <w:pPr/>
+      <w:r>
+        <w:rPr>
+          <w:lang w:val="en_US" w:bidi="en_US"/>
+        </w:rPr>
+      </w:r>
+      <w:r>
+        <w:rPr>
+          <w:b/>
+          <w:lang w:val="en_US" w:bidi="en_US"/>
+        </w:rPr>
         <w:t>"each one"</w:t>
       </w:r>
     </w:p>
@@ -13968,6 +15983,21 @@
           <w:b/>
           <w:lang w:val="en_US" w:bidi="en_US"/>
         </w:rPr>
+        <w:t>μὴ &amp; σκοποῦντες</w:t>
+      </w:r>
+    </w:p>
+    <w:p>
+      <w:pPr/>
+      <w:r>
+        <w:rPr>
+          <w:lang w:val="en_US" w:bidi="en_US"/>
+        </w:rPr>
+      </w:r>
+      <w:r>
+        <w:rPr>
+          <w:b/>
+          <w:lang w:val="en_US" w:bidi="en_US"/>
+        </w:rPr>
         <w:t>"not considering"</w:t>
       </w:r>
     </w:p>
@@ -14031,6 +16061,21 @@
           <w:b/>
           <w:lang w:val="en_US" w:bidi="en_US"/>
         </w:rPr>
+        <w:t>ἑαυτῶν</w:t>
+      </w:r>
+    </w:p>
+    <w:p>
+      <w:pPr/>
+      <w:r>
+        <w:rPr>
+          <w:lang w:val="en_US" w:bidi="en_US"/>
+        </w:rPr>
+      </w:r>
+      <w:r>
+        <w:rPr>
+          <w:b/>
+          <w:lang w:val="en_US" w:bidi="en_US"/>
+        </w:rPr>
         <w:t>"of themselves"</w:t>
       </w:r>
     </w:p>
@@ -14127,6 +16172,21 @@
           <w:b/>
           <w:lang w:val="en_US" w:bidi="en_US"/>
         </w:rPr>
+        <w:t>ἑαυτῶν</w:t>
+      </w:r>
+    </w:p>
+    <w:p>
+      <w:pPr/>
+      <w:r>
+        <w:rPr>
+          <w:lang w:val="en_US" w:bidi="en_US"/>
+        </w:rPr>
+      </w:r>
+      <w:r>
+        <w:rPr>
+          <w:b/>
+          <w:lang w:val="en_US" w:bidi="en_US"/>
+        </w:rPr>
         <w:t>"of themselves"</w:t>
       </w:r>
     </w:p>
@@ -14236,6 +16296,21 @@
           <w:b/>
           <w:lang w:val="en_US" w:bidi="en_US"/>
         </w:rPr>
+        <w:t>τοῦτο φρονεῖτε ἐν ὑμῖν, ὃ καὶ ἐν Χριστῷ Ἰησοῦ</w:t>
+      </w:r>
+    </w:p>
+    <w:p>
+      <w:pPr/>
+      <w:r>
+        <w:rPr>
+          <w:lang w:val="en_US" w:bidi="en_US"/>
+        </w:rPr>
+      </w:r>
+      <w:r>
+        <w:rPr>
+          <w:b/>
+          <w:lang w:val="en_US" w:bidi="en_US"/>
+        </w:rPr>
         <w:t>"Have this attitude in you which also {was} in Christ Jesus"</w:t>
       </w:r>
     </w:p>
@@ -14299,6 +16374,21 @@
           <w:b/>
           <w:lang w:val="en_US" w:bidi="en_US"/>
         </w:rPr>
+        <w:t>τοῦτο φρονεῖτε ἐν ὑμῖν, ὃ καὶ ἐν Χριστῷ Ἰησοῦ</w:t>
+      </w:r>
+    </w:p>
+    <w:p>
+      <w:pPr/>
+      <w:r>
+        <w:rPr>
+          <w:lang w:val="en_US" w:bidi="en_US"/>
+        </w:rPr>
+      </w:r>
+      <w:r>
+        <w:rPr>
+          <w:b/>
+          <w:lang w:val="en_US" w:bidi="en_US"/>
+        </w:rPr>
         <w:t>"Have this attitude in you which also {was} in Christ Jesus"</w:t>
       </w:r>
     </w:p>
@@ -14408,6 +16498,21 @@
           <w:b/>
           <w:lang w:val="en_US" w:bidi="en_US"/>
         </w:rPr>
+        <w:t>τοῦτο φρονεῖτε</w:t>
+      </w:r>
+    </w:p>
+    <w:p>
+      <w:pPr/>
+      <w:r>
+        <w:rPr>
+          <w:lang w:val="en_US" w:bidi="en_US"/>
+        </w:rPr>
+      </w:r>
+      <w:r>
+        <w:rPr>
+          <w:b/>
+          <w:lang w:val="en_US" w:bidi="en_US"/>
+        </w:rPr>
         <w:t>"Have this attitude"</w:t>
       </w:r>
     </w:p>
@@ -14491,6 +16596,21 @@
           <w:b/>
           <w:lang w:val="en_US" w:bidi="en_US"/>
         </w:rPr>
+        <w:t>τοῦτο φρονεῖτε ἐν ὑμῖν, ὃ καὶ ἐν Χριστῷ Ἰησοῦ</w:t>
+      </w:r>
+    </w:p>
+    <w:p>
+      <w:pPr/>
+      <w:r>
+        <w:rPr>
+          <w:lang w:val="en_US" w:bidi="en_US"/>
+        </w:rPr>
+      </w:r>
+      <w:r>
+        <w:rPr>
+          <w:b/>
+          <w:lang w:val="en_US" w:bidi="en_US"/>
+        </w:rPr>
         <w:t>"Have this attitude in you which also {was} in Christ Jesus"</w:t>
       </w:r>
     </w:p>
@@ -14587,6 +16707,21 @@
           <w:b/>
           <w:lang w:val="en_US" w:bidi="en_US"/>
         </w:rPr>
+        <w:t>ἐν μορφῇ Θεοῦ ὑπάρχων</w:t>
+      </w:r>
+    </w:p>
+    <w:p>
+      <w:pPr/>
+      <w:r>
+        <w:rPr>
+          <w:lang w:val="en_US" w:bidi="en_US"/>
+        </w:rPr>
+      </w:r>
+      <w:r>
+        <w:rPr>
+          <w:b/>
+          <w:lang w:val="en_US" w:bidi="en_US"/>
+        </w:rPr>
         <w:t>"existing in the form of God"</w:t>
       </w:r>
     </w:p>
@@ -14663,6 +16798,21 @@
           <w:b/>
           <w:lang w:val="en_US" w:bidi="en_US"/>
         </w:rPr>
+        <w:t>οὐχ &amp; ἡγήσατο</w:t>
+      </w:r>
+    </w:p>
+    <w:p>
+      <w:pPr/>
+      <w:r>
+        <w:rPr>
+          <w:lang w:val="en_US" w:bidi="en_US"/>
+        </w:rPr>
+      </w:r>
+      <w:r>
+        <w:rPr>
+          <w:b/>
+          <w:lang w:val="en_US" w:bidi="en_US"/>
+        </w:rPr>
         <w:t>"did not consider"</w:t>
       </w:r>
     </w:p>
@@ -14726,6 +16876,21 @@
           <w:b/>
           <w:lang w:val="en_US" w:bidi="en_US"/>
         </w:rPr>
+        <w:t>ἁρπαγμὸν</w:t>
+      </w:r>
+    </w:p>
+    <w:p>
+      <w:pPr/>
+      <w:r>
+        <w:rPr>
+          <w:lang w:val="en_US" w:bidi="en_US"/>
+        </w:rPr>
+      </w:r>
+      <w:r>
+        <w:rPr>
+          <w:b/>
+          <w:lang w:val="en_US" w:bidi="en_US"/>
+        </w:rPr>
         <w:t>"something to be grasped"</w:t>
       </w:r>
     </w:p>
@@ -14789,6 +16954,21 @@
           <w:b/>
           <w:lang w:val="en_US" w:bidi="en_US"/>
         </w:rPr>
+        <w:t>ἀλλὰ</w:t>
+      </w:r>
+    </w:p>
+    <w:p>
+      <w:pPr/>
+      <w:r>
+        <w:rPr>
+          <w:lang w:val="en_US" w:bidi="en_US"/>
+        </w:rPr>
+      </w:r>
+      <w:r>
+        <w:rPr>
+          <w:b/>
+          <w:lang w:val="en_US" w:bidi="en_US"/>
+        </w:rPr>
         <w:t>"Instead"</w:t>
       </w:r>
     </w:p>
@@ -14818,7 +16998,7 @@
         </w:rPr>
         <w:t xml:space="preserve"> introduces a contrast between the preceding clause in </w:t>
       </w:r>
-      <w:hyperlink r:id="rId28">
+      <w:hyperlink r:id="rId30">
         <w:r>
           <w:rPr>
             <w:lang w:val="en_US" w:bidi="en_US"/>
@@ -14916,6 +17096,21 @@
           <w:b/>
           <w:lang w:val="en_US" w:bidi="en_US"/>
         </w:rPr>
+        <w:t>ἀλλὰ ἑαυτὸν ἐκένωσεν</w:t>
+      </w:r>
+    </w:p>
+    <w:p>
+      <w:pPr/>
+      <w:r>
+        <w:rPr>
+          <w:lang w:val="en_US" w:bidi="en_US"/>
+        </w:rPr>
+      </w:r>
+      <w:r>
+        <w:rPr>
+          <w:b/>
+          <w:lang w:val="en_US" w:bidi="en_US"/>
+        </w:rPr>
         <w:t>"Instead, he emptied himself"</w:t>
       </w:r>
     </w:p>
@@ -15025,6 +17220,21 @@
           <w:b/>
           <w:lang w:val="en_US" w:bidi="en_US"/>
         </w:rPr>
+        <w:t>ἑαυτὸν ἐκένωσεν</w:t>
+      </w:r>
+    </w:p>
+    <w:p>
+      <w:pPr/>
+      <w:r>
+        <w:rPr>
+          <w:lang w:val="en_US" w:bidi="en_US"/>
+        </w:rPr>
+      </w:r>
+      <w:r>
+        <w:rPr>
+          <w:b/>
+          <w:lang w:val="en_US" w:bidi="en_US"/>
+        </w:rPr>
         <w:t>"he emptied himself"</w:t>
       </w:r>
     </w:p>
@@ -15121,6 +17331,21 @@
           <w:b/>
           <w:lang w:val="en_US" w:bidi="en_US"/>
         </w:rPr>
+        <w:t>ἑαυτὸν ἐκένωσεν</w:t>
+      </w:r>
+    </w:p>
+    <w:p>
+      <w:pPr/>
+      <w:r>
+        <w:rPr>
+          <w:lang w:val="en_US" w:bidi="en_US"/>
+        </w:rPr>
+      </w:r>
+      <w:r>
+        <w:rPr>
+          <w:b/>
+          <w:lang w:val="en_US" w:bidi="en_US"/>
+        </w:rPr>
         <w:t>"he emptied himself"</w:t>
       </w:r>
     </w:p>
@@ -15230,6 +17455,21 @@
           <w:b/>
           <w:lang w:val="en_US" w:bidi="en_US"/>
         </w:rPr>
+        <w:t>μορφὴν δούλου λαβών</w:t>
+      </w:r>
+    </w:p>
+    <w:p>
+      <w:pPr/>
+      <w:r>
+        <w:rPr>
+          <w:lang w:val="en_US" w:bidi="en_US"/>
+        </w:rPr>
+      </w:r>
+      <w:r>
+        <w:rPr>
+          <w:b/>
+          <w:lang w:val="en_US" w:bidi="en_US"/>
+        </w:rPr>
         <w:t>"having taken the form of a servant"</w:t>
       </w:r>
     </w:p>
@@ -15306,6 +17546,21 @@
           <w:b/>
           <w:lang w:val="en_US" w:bidi="en_US"/>
         </w:rPr>
+        <w:t>ἐν ὁμοιώματι ἀνθρώπων γενόμενος</w:t>
+      </w:r>
+    </w:p>
+    <w:p>
+      <w:pPr/>
+      <w:r>
+        <w:rPr>
+          <w:lang w:val="en_US" w:bidi="en_US"/>
+        </w:rPr>
+      </w:r>
+      <w:r>
+        <w:rPr>
+          <w:b/>
+          <w:lang w:val="en_US" w:bidi="en_US"/>
+        </w:rPr>
         <w:t>"having been born in the likeness of men"</w:t>
       </w:r>
     </w:p>
@@ -15382,6 +17637,21 @@
           <w:b/>
           <w:lang w:val="en_US" w:bidi="en_US"/>
         </w:rPr>
+        <w:t>ἐν ὁμοιώματι ἀνθρώπων</w:t>
+      </w:r>
+    </w:p>
+    <w:p>
+      <w:pPr/>
+      <w:r>
+        <w:rPr>
+          <w:lang w:val="en_US" w:bidi="en_US"/>
+        </w:rPr>
+      </w:r>
+      <w:r>
+        <w:rPr>
+          <w:b/>
+          <w:lang w:val="en_US" w:bidi="en_US"/>
+        </w:rPr>
         <w:t>"in the likeness of men"</w:t>
       </w:r>
     </w:p>
@@ -15491,6 +17761,21 @@
           <w:b/>
           <w:lang w:val="en_US" w:bidi="en_US"/>
         </w:rPr>
+        <w:t>καὶ σχήματι εὑρεθεὶς ὡς ἄνθρωπος</w:t>
+      </w:r>
+    </w:p>
+    <w:p>
+      <w:pPr/>
+      <w:r>
+        <w:rPr>
+          <w:lang w:val="en_US" w:bidi="en_US"/>
+        </w:rPr>
+      </w:r>
+      <w:r>
+        <w:rPr>
+          <w:b/>
+          <w:lang w:val="en_US" w:bidi="en_US"/>
+        </w:rPr>
         <w:t>"and having been found in appearance as a man"</w:t>
       </w:r>
     </w:p>
@@ -15593,6 +17878,21 @@
           <w:b/>
           <w:lang w:val="en_US" w:bidi="en_US"/>
         </w:rPr>
+        <w:t>ἄνθρωπος</w:t>
+      </w:r>
+    </w:p>
+    <w:p>
+      <w:pPr/>
+      <w:r>
+        <w:rPr>
+          <w:lang w:val="en_US" w:bidi="en_US"/>
+        </w:rPr>
+      </w:r>
+      <w:r>
+        <w:rPr>
+          <w:b/>
+          <w:lang w:val="en_US" w:bidi="en_US"/>
+        </w:rPr>
         <w:t>"a man"</w:t>
       </w:r>
     </w:p>
@@ -15702,6 +18002,21 @@
           <w:b/>
           <w:lang w:val="en_US" w:bidi="en_US"/>
         </w:rPr>
+        <w:t>ἐταπείνωσεν ἑαυτὸν, γενόμενος ὑπήκοος μέχρι θανάτου</w:t>
+      </w:r>
+    </w:p>
+    <w:p>
+      <w:pPr/>
+      <w:r>
+        <w:rPr>
+          <w:lang w:val="en_US" w:bidi="en_US"/>
+        </w:rPr>
+      </w:r>
+      <w:r>
+        <w:rPr>
+          <w:b/>
+          <w:lang w:val="en_US" w:bidi="en_US"/>
+        </w:rPr>
         <w:t>"he humbled himself, having become obedient to the point of death"</w:t>
       </w:r>
     </w:p>
@@ -15791,6 +18106,21 @@
           <w:b/>
           <w:lang w:val="en_US" w:bidi="en_US"/>
         </w:rPr>
+        <w:t>ἑαυτὸν</w:t>
+      </w:r>
+    </w:p>
+    <w:p>
+      <w:pPr/>
+      <w:r>
+        <w:rPr>
+          <w:lang w:val="en_US" w:bidi="en_US"/>
+        </w:rPr>
+      </w:r>
+      <w:r>
+        <w:rPr>
+          <w:b/>
+          <w:lang w:val="en_US" w:bidi="en_US"/>
+        </w:rPr>
         <w:t>"himself"</w:t>
       </w:r>
     </w:p>
@@ -15887,6 +18217,21 @@
           <w:b/>
           <w:lang w:val="en_US" w:bidi="en_US"/>
         </w:rPr>
+        <w:t>γενόμενος ὑπήκοος μέχρι θανάτου, θανάτου δὲ σταυροῦ</w:t>
+      </w:r>
+    </w:p>
+    <w:p>
+      <w:pPr/>
+      <w:r>
+        <w:rPr>
+          <w:lang w:val="en_US" w:bidi="en_US"/>
+        </w:rPr>
+      </w:r>
+      <w:r>
+        <w:rPr>
+          <w:b/>
+          <w:lang w:val="en_US" w:bidi="en_US"/>
+        </w:rPr>
         <w:t>""having become obedient to the point of death,"</w:t>
       </w:r>
     </w:p>
@@ -15983,6 +18328,21 @@
           <w:b/>
           <w:lang w:val="en_US" w:bidi="en_US"/>
         </w:rPr>
+        <w:t>γενόμενος ὑπήκοος μέχρι θανάτου</w:t>
+      </w:r>
+    </w:p>
+    <w:p>
+      <w:pPr/>
+      <w:r>
+        <w:rPr>
+          <w:lang w:val="en_US" w:bidi="en_US"/>
+        </w:rPr>
+      </w:r>
+      <w:r>
+        <w:rPr>
+          <w:b/>
+          <w:lang w:val="en_US" w:bidi="en_US"/>
+        </w:rPr>
         <w:t>"having become obedient to the point of death"</w:t>
       </w:r>
     </w:p>
@@ -16092,6 +18452,21 @@
           <w:b/>
           <w:lang w:val="en_US" w:bidi="en_US"/>
         </w:rPr>
+        <w:t>θανάτου δὲ σταυροῦ</w:t>
+      </w:r>
+    </w:p>
+    <w:p>
+      <w:pPr/>
+      <w:r>
+        <w:rPr>
+          <w:lang w:val="en_US" w:bidi="en_US"/>
+        </w:rPr>
+      </w:r>
+      <w:r>
+        <w:rPr>
+          <w:b/>
+          <w:lang w:val="en_US" w:bidi="en_US"/>
+        </w:rPr>
         <w:t>"even death on a cross"</w:t>
       </w:r>
     </w:p>
@@ -16207,6 +18582,21 @@
           <w:b/>
           <w:lang w:val="en_US" w:bidi="en_US"/>
         </w:rPr>
+        <w:t>διὸ</w:t>
+      </w:r>
+    </w:p>
+    <w:p>
+      <w:pPr/>
+      <w:r>
+        <w:rPr>
+          <w:lang w:val="en_US" w:bidi="en_US"/>
+        </w:rPr>
+      </w:r>
+      <w:r>
+        <w:rPr>
+          <w:b/>
+          <w:lang w:val="en_US" w:bidi="en_US"/>
+        </w:rPr>
         <w:t>"Therefore"</w:t>
       </w:r>
     </w:p>
@@ -16249,7 +18639,7 @@
         </w:rPr>
         <w:t xml:space="preserve"> introduces the result of Jesus humbling himself, as was described in </w:t>
       </w:r>
-      <w:hyperlink r:id="rId29">
+      <w:hyperlink r:id="rId31">
         <w:r>
           <w:rPr>
             <w:lang w:val="en_US" w:bidi="en_US"/>
@@ -16347,6 +18737,21 @@
           <w:b/>
           <w:lang w:val="en_US" w:bidi="en_US"/>
         </w:rPr>
+        <w:t>αὐτὸν ὑπερύψωσεν</w:t>
+      </w:r>
+    </w:p>
+    <w:p>
+      <w:pPr/>
+      <w:r>
+        <w:rPr>
+          <w:lang w:val="en_US" w:bidi="en_US"/>
+        </w:rPr>
+      </w:r>
+      <w:r>
+        <w:rPr>
+          <w:b/>
+          <w:lang w:val="en_US" w:bidi="en_US"/>
+        </w:rPr>
         <w:t>"highly exalted him"</w:t>
       </w:r>
     </w:p>
@@ -16410,6 +18815,21 @@
           <w:b/>
           <w:lang w:val="en_US" w:bidi="en_US"/>
         </w:rPr>
+        <w:t>τὸ ὄνομα τὸ ὑπὲρ πᾶν ὄνομα</w:t>
+      </w:r>
+    </w:p>
+    <w:p>
+      <w:pPr/>
+      <w:r>
+        <w:rPr>
+          <w:lang w:val="en_US" w:bidi="en_US"/>
+        </w:rPr>
+      </w:r>
+      <w:r>
+        <w:rPr>
+          <w:b/>
+          <w:lang w:val="en_US" w:bidi="en_US"/>
+        </w:rPr>
         <w:t>"the name {that is} above every name"</w:t>
       </w:r>
     </w:p>
@@ -16506,6 +18926,21 @@
           <w:b/>
           <w:lang w:val="en_US" w:bidi="en_US"/>
         </w:rPr>
+        <w:t>ἵνα</w:t>
+      </w:r>
+    </w:p>
+    <w:p>
+      <w:pPr/>
+      <w:r>
+        <w:rPr>
+          <w:lang w:val="en_US" w:bidi="en_US"/>
+        </w:rPr>
+      </w:r>
+      <w:r>
+        <w:rPr>
+          <w:b/>
+          <w:lang w:val="en_US" w:bidi="en_US"/>
+        </w:rPr>
         <w:t>"so that"</w:t>
       </w:r>
     </w:p>
@@ -16535,7 +18970,7 @@
         </w:rPr>
         <w:t xml:space="preserve"> connects this verse with the preceding verse, </w:t>
       </w:r>
-      <w:hyperlink r:id="rId30">
+      <w:hyperlink r:id="rId32">
         <w:r>
           <w:rPr>
             <w:lang w:val="en_US" w:bidi="en_US"/>
@@ -16553,7 +18988,7 @@
         </w:rPr>
         <w:t xml:space="preserve"> and shows that this verse and the next verse are the result of </w:t>
       </w:r>
-      <w:hyperlink r:id="rId30">
+      <w:hyperlink r:id="rId32">
         <w:r>
           <w:rPr>
             <w:lang w:val="en_US" w:bidi="en_US"/>
@@ -16638,6 +19073,21 @@
           <w:b/>
           <w:lang w:val="en_US" w:bidi="en_US"/>
         </w:rPr>
+        <w:t>ἐν τῷ ὀνόματι Ἰησοῦ, πᾶν γόνυ κάμψῃ</w:t>
+      </w:r>
+    </w:p>
+    <w:p>
+      <w:pPr/>
+      <w:r>
+        <w:rPr>
+          <w:lang w:val="en_US" w:bidi="en_US"/>
+        </w:rPr>
+      </w:r>
+      <w:r>
+        <w:rPr>
+          <w:b/>
+          <w:lang w:val="en_US" w:bidi="en_US"/>
+        </w:rPr>
         <w:t>"at the name of Jesus every knee would bend"</w:t>
       </w:r>
     </w:p>
@@ -16734,6 +19184,21 @@
           <w:b/>
           <w:lang w:val="en_US" w:bidi="en_US"/>
         </w:rPr>
+        <w:t>ἐν τῷ ὀνόματι Ἰησοῦ, πᾶν γόνυ κάμψῃ</w:t>
+      </w:r>
+    </w:p>
+    <w:p>
+      <w:pPr/>
+      <w:r>
+        <w:rPr>
+          <w:lang w:val="en_US" w:bidi="en_US"/>
+        </w:rPr>
+      </w:r>
+      <w:r>
+        <w:rPr>
+          <w:b/>
+          <w:lang w:val="en_US" w:bidi="en_US"/>
+        </w:rPr>
         <w:t>"at the name of Jesus every knee would bend"</w:t>
       </w:r>
     </w:p>
@@ -16830,6 +19295,21 @@
           <w:b/>
           <w:lang w:val="en_US" w:bidi="en_US"/>
         </w:rPr>
+        <w:t>ἐπουρανίων καὶ ἐπιγείων καὶ καταχθονίων</w:t>
+      </w:r>
+    </w:p>
+    <w:p>
+      <w:pPr/>
+      <w:r>
+        <w:rPr>
+          <w:lang w:val="en_US" w:bidi="en_US"/>
+        </w:rPr>
+      </w:r>
+      <w:r>
+        <w:rPr>
+          <w:b/>
+          <w:lang w:val="en_US" w:bidi="en_US"/>
+        </w:rPr>
         <w:t>"in heaven and on earth and under the earth"</w:t>
       </w:r>
     </w:p>
@@ -16906,6 +19386,21 @@
           <w:b/>
           <w:lang w:val="en_US" w:bidi="en_US"/>
         </w:rPr>
+        <w:t>πᾶσα γλῶσσα ἐξομολογήσηται</w:t>
+      </w:r>
+    </w:p>
+    <w:p>
+      <w:pPr/>
+      <w:r>
+        <w:rPr>
+          <w:lang w:val="en_US" w:bidi="en_US"/>
+        </w:rPr>
+      </w:r>
+      <w:r>
+        <w:rPr>
+          <w:b/>
+          <w:lang w:val="en_US" w:bidi="en_US"/>
+        </w:rPr>
         <w:t>"every tongue would confess"</w:t>
       </w:r>
     </w:p>
@@ -17002,6 +19497,21 @@
           <w:b/>
           <w:lang w:val="en_US" w:bidi="en_US"/>
         </w:rPr>
+        <w:t>εἰς δόξαν Θεοῦ Πατρὸς</w:t>
+      </w:r>
+    </w:p>
+    <w:p>
+      <w:pPr/>
+      <w:r>
+        <w:rPr>
+          <w:lang w:val="en_US" w:bidi="en_US"/>
+        </w:rPr>
+      </w:r>
+      <w:r>
+        <w:rPr>
+          <w:b/>
+          <w:lang w:val="en_US" w:bidi="en_US"/>
+        </w:rPr>
         <w:t>"to the glory of God the Father"</w:t>
       </w:r>
     </w:p>
@@ -17098,6 +19608,21 @@
           <w:b/>
           <w:lang w:val="en_US" w:bidi="en_US"/>
         </w:rPr>
+        <w:t>εἰς δόξαν Θεοῦ Πατρὸς</w:t>
+      </w:r>
+    </w:p>
+    <w:p>
+      <w:pPr/>
+      <w:r>
+        <w:rPr>
+          <w:lang w:val="en_US" w:bidi="en_US"/>
+        </w:rPr>
+      </w:r>
+      <w:r>
+        <w:rPr>
+          <w:b/>
+          <w:lang w:val="en_US" w:bidi="en_US"/>
+        </w:rPr>
         <w:t>"to the glory of God the Father"</w:t>
       </w:r>
     </w:p>
@@ -17207,6 +19732,21 @@
           <w:b/>
           <w:lang w:val="en_US" w:bidi="en_US"/>
         </w:rPr>
+        <w:t>ὥστε</w:t>
+      </w:r>
+    </w:p>
+    <w:p>
+      <w:pPr/>
+      <w:r>
+        <w:rPr>
+          <w:lang w:val="en_US" w:bidi="en_US"/>
+        </w:rPr>
+      </w:r>
+      <w:r>
+        <w:rPr>
+          <w:b/>
+          <w:lang w:val="en_US" w:bidi="en_US"/>
+        </w:rPr>
         <w:t>"So then"</w:t>
       </w:r>
     </w:p>
@@ -17236,7 +19776,7 @@
         </w:rPr>
         <w:t xml:space="preserve"> shows that what follows it is the desired result of what preceded it in </w:t>
       </w:r>
-      <w:hyperlink r:id="rId31">
+      <w:hyperlink r:id="rId33">
         <w:r>
           <w:rPr>
             <w:lang w:val="en_US" w:bidi="en_US"/>
@@ -17321,6 +19861,21 @@
           <w:b/>
           <w:lang w:val="en_US" w:bidi="en_US"/>
         </w:rPr>
+        <w:t>ἀγαπητοί μου</w:t>
+      </w:r>
+    </w:p>
+    <w:p>
+      <w:pPr/>
+      <w:r>
+        <w:rPr>
+          <w:lang w:val="en_US" w:bidi="en_US"/>
+        </w:rPr>
+      </w:r>
+      <w:r>
+        <w:rPr>
+          <w:b/>
+          <w:lang w:val="en_US" w:bidi="en_US"/>
+        </w:rPr>
         <w:t>"my beloved"</w:t>
       </w:r>
     </w:p>
@@ -17397,6 +19952,21 @@
           <w:b/>
           <w:lang w:val="en_US" w:bidi="en_US"/>
         </w:rPr>
+        <w:t>ὡς ἐν τῇ παρουσίᾳ μου</w:t>
+      </w:r>
+    </w:p>
+    <w:p>
+      <w:pPr/>
+      <w:r>
+        <w:rPr>
+          <w:lang w:val="en_US" w:bidi="en_US"/>
+        </w:rPr>
+      </w:r>
+      <w:r>
+        <w:rPr>
+          <w:b/>
+          <w:lang w:val="en_US" w:bidi="en_US"/>
+        </w:rPr>
         <w:t>"as in my presence"</w:t>
       </w:r>
     </w:p>
@@ -17460,6 +20030,21 @@
           <w:b/>
           <w:lang w:val="en_US" w:bidi="en_US"/>
         </w:rPr>
+        <w:t>ἐν τῇ ἀπουσίᾳ μου</w:t>
+      </w:r>
+    </w:p>
+    <w:p>
+      <w:pPr/>
+      <w:r>
+        <w:rPr>
+          <w:lang w:val="en_US" w:bidi="en_US"/>
+        </w:rPr>
+      </w:r>
+      <w:r>
+        <w:rPr>
+          <w:b/>
+          <w:lang w:val="en_US" w:bidi="en_US"/>
+        </w:rPr>
         <w:t>"in my absence"</w:t>
       </w:r>
     </w:p>
@@ -17523,6 +20108,21 @@
           <w:b/>
           <w:lang w:val="en_US" w:bidi="en_US"/>
         </w:rPr>
+        <w:t>μετὰ φόβου καὶ τρόμου τὴν ἑαυτῶν σωτηρίαν κατεργάζεσθε</w:t>
+      </w:r>
+    </w:p>
+    <w:p>
+      <w:pPr/>
+      <w:r>
+        <w:rPr>
+          <w:lang w:val="en_US" w:bidi="en_US"/>
+        </w:rPr>
+      </w:r>
+      <w:r>
+        <w:rPr>
+          <w:b/>
+          <w:lang w:val="en_US" w:bidi="en_US"/>
+        </w:rPr>
         <w:t>"work out your own salvation with fear and trembling"</w:t>
       </w:r>
     </w:p>
@@ -17632,6 +20232,21 @@
           <w:b/>
           <w:lang w:val="en_US" w:bidi="en_US"/>
         </w:rPr>
+        <w:t>μετὰ φόβου καὶ τρόμου</w:t>
+      </w:r>
+    </w:p>
+    <w:p>
+      <w:pPr/>
+      <w:r>
+        <w:rPr>
+          <w:lang w:val="en_US" w:bidi="en_US"/>
+        </w:rPr>
+      </w:r>
+      <w:r>
+        <w:rPr>
+          <w:b/>
+          <w:lang w:val="en_US" w:bidi="en_US"/>
+        </w:rPr>
         <w:t>"with fear and trembling"</w:t>
       </w:r>
     </w:p>
@@ -17741,6 +20356,21 @@
           <w:b/>
           <w:lang w:val="en_US" w:bidi="en_US"/>
         </w:rPr>
+        <w:t>ἐνεργῶν</w:t>
+      </w:r>
+    </w:p>
+    <w:p>
+      <w:pPr/>
+      <w:r>
+        <w:rPr>
+          <w:lang w:val="en_US" w:bidi="en_US"/>
+        </w:rPr>
+      </w:r>
+      <w:r>
+        <w:rPr>
+          <w:b/>
+          <w:lang w:val="en_US" w:bidi="en_US"/>
+        </w:rPr>
         <w:t>"working"</w:t>
       </w:r>
     </w:p>
@@ -17817,6 +20447,21 @@
           <w:b/>
           <w:lang w:val="en_US" w:bidi="en_US"/>
         </w:rPr>
+        <w:t>ἐν ὑμῖν</w:t>
+      </w:r>
+    </w:p>
+    <w:p>
+      <w:pPr/>
+      <w:r>
+        <w:rPr>
+          <w:lang w:val="en_US" w:bidi="en_US"/>
+        </w:rPr>
+      </w:r>
+      <w:r>
+        <w:rPr>
+          <w:b/>
+          <w:lang w:val="en_US" w:bidi="en_US"/>
+        </w:rPr>
         <w:t>"in you"</w:t>
       </w:r>
     </w:p>
@@ -17913,6 +20558,21 @@
           <w:b/>
           <w:lang w:val="en_US" w:bidi="en_US"/>
         </w:rPr>
+        <w:t>καὶ τὸ θέλειν, καὶ τὸ ἐνεργεῖν, ὑπὲρ τῆς εὐδοκίας</w:t>
+      </w:r>
+    </w:p>
+    <w:p>
+      <w:pPr/>
+      <w:r>
+        <w:rPr>
+          <w:lang w:val="en_US" w:bidi="en_US"/>
+        </w:rPr>
+      </w:r>
+      <w:r>
+        <w:rPr>
+          <w:b/>
+          <w:lang w:val="en_US" w:bidi="en_US"/>
+        </w:rPr>
         <w:t>"both to will and to work for his good pleasure"</w:t>
       </w:r>
     </w:p>
@@ -17976,6 +20636,21 @@
           <w:b/>
           <w:lang w:val="en_US" w:bidi="en_US"/>
         </w:rPr>
+        <w:t>πάντα ποιεῖτε χωρὶς γογγυσμῶν καὶ διαλογισμῶν</w:t>
+      </w:r>
+    </w:p>
+    <w:p>
+      <w:pPr/>
+      <w:r>
+        <w:rPr>
+          <w:lang w:val="en_US" w:bidi="en_US"/>
+        </w:rPr>
+      </w:r>
+      <w:r>
+        <w:rPr>
+          <w:b/>
+          <w:lang w:val="en_US" w:bidi="en_US"/>
+        </w:rPr>
         <w:t>"Do all things without complaining or arguing"</w:t>
       </w:r>
     </w:p>
@@ -18072,6 +20747,21 @@
           <w:b/>
           <w:lang w:val="en_US" w:bidi="en_US"/>
         </w:rPr>
+        <w:t>ἄμεμπτοι καὶ ἀκέραιοι</w:t>
+      </w:r>
+    </w:p>
+    <w:p>
+      <w:pPr/>
+      <w:r>
+        <w:rPr>
+          <w:lang w:val="en_US" w:bidi="en_US"/>
+        </w:rPr>
+      </w:r>
+      <w:r>
+        <w:rPr>
+          <w:b/>
+          <w:lang w:val="en_US" w:bidi="en_US"/>
+        </w:rPr>
         <w:t>"blameless and pure"</w:t>
       </w:r>
     </w:p>
@@ -18181,6 +20871,21 @@
           <w:b/>
           <w:lang w:val="en_US" w:bidi="en_US"/>
         </w:rPr>
+        <w:t>τέκνα Θεοῦ</w:t>
+      </w:r>
+    </w:p>
+    <w:p>
+      <w:pPr/>
+      <w:r>
+        <w:rPr>
+          <w:lang w:val="en_US" w:bidi="en_US"/>
+        </w:rPr>
+      </w:r>
+      <w:r>
+        <w:rPr>
+          <w:b/>
+          <w:lang w:val="en_US" w:bidi="en_US"/>
+        </w:rPr>
         <w:t>"children of God"</w:t>
       </w:r>
     </w:p>
@@ -18303,6 +21008,21 @@
           <w:b/>
           <w:lang w:val="en_US" w:bidi="en_US"/>
         </w:rPr>
+        <w:t>ἄμωμα</w:t>
+      </w:r>
+    </w:p>
+    <w:p>
+      <w:pPr/>
+      <w:r>
+        <w:rPr>
+          <w:lang w:val="en_US" w:bidi="en_US"/>
+        </w:rPr>
+      </w:r>
+      <w:r>
+        <w:rPr>
+          <w:b/>
+          <w:lang w:val="en_US" w:bidi="en_US"/>
+        </w:rPr>
         <w:t>"without blemish"</w:t>
       </w:r>
     </w:p>
@@ -18412,6 +21132,21 @@
           <w:b/>
           <w:lang w:val="en_US" w:bidi="en_US"/>
         </w:rPr>
+        <w:t>ἐν οἷς φαίνεσθε ὡς φωστῆρες ἐν κόσμῳ</w:t>
+      </w:r>
+    </w:p>
+    <w:p>
+      <w:pPr/>
+      <w:r>
+        <w:rPr>
+          <w:lang w:val="en_US" w:bidi="en_US"/>
+        </w:rPr>
+      </w:r>
+      <w:r>
+        <w:rPr>
+          <w:b/>
+          <w:lang w:val="en_US" w:bidi="en_US"/>
+        </w:rPr>
         <w:t>"among whom you shine as lights in the world"</w:t>
       </w:r>
     </w:p>
@@ -18495,6 +21230,21 @@
           <w:b/>
           <w:lang w:val="en_US" w:bidi="en_US"/>
         </w:rPr>
+        <w:t>φαίνεσθε ὡς φωστῆρες ἐν κόσμῳ</w:t>
+      </w:r>
+    </w:p>
+    <w:p>
+      <w:pPr/>
+      <w:r>
+        <w:rPr>
+          <w:lang w:val="en_US" w:bidi="en_US"/>
+        </w:rPr>
+      </w:r>
+      <w:r>
+        <w:rPr>
+          <w:b/>
+          <w:lang w:val="en_US" w:bidi="en_US"/>
+        </w:rPr>
         <w:t>"you shine as lights in the world"</w:t>
       </w:r>
     </w:p>
@@ -18604,6 +21354,21 @@
           <w:b/>
           <w:lang w:val="en_US" w:bidi="en_US"/>
         </w:rPr>
+        <w:t>μέσον γενεᾶς σκολιᾶς καὶ διεστραμμένης</w:t>
+      </w:r>
+    </w:p>
+    <w:p>
+      <w:pPr/>
+      <w:r>
+        <w:rPr>
+          <w:lang w:val="en_US" w:bidi="en_US"/>
+        </w:rPr>
+      </w:r>
+      <w:r>
+        <w:rPr>
+          <w:b/>
+          <w:lang w:val="en_US" w:bidi="en_US"/>
+        </w:rPr>
         <w:t>"in the midst of a crooked and perverted generation"</w:t>
       </w:r>
     </w:p>
@@ -18713,6 +21478,21 @@
           <w:b/>
           <w:lang w:val="en_US" w:bidi="en_US"/>
         </w:rPr>
+        <w:t>λόγον ζωῆς ἐπέχοντες</w:t>
+      </w:r>
+    </w:p>
+    <w:p>
+      <w:pPr/>
+      <w:r>
+        <w:rPr>
+          <w:lang w:val="en_US" w:bidi="en_US"/>
+        </w:rPr>
+      </w:r>
+      <w:r>
+        <w:rPr>
+          <w:b/>
+          <w:lang w:val="en_US" w:bidi="en_US"/>
+        </w:rPr>
         <w:t>"holding forth the word of life"</w:t>
       </w:r>
     </w:p>
@@ -18789,6 +21569,21 @@
           <w:b/>
           <w:lang w:val="en_US" w:bidi="en_US"/>
         </w:rPr>
+        <w:t>λόγον ζωῆς ἐπέχοντες</w:t>
+      </w:r>
+    </w:p>
+    <w:p>
+      <w:pPr/>
+      <w:r>
+        <w:rPr>
+          <w:lang w:val="en_US" w:bidi="en_US"/>
+        </w:rPr>
+      </w:r>
+      <w:r>
+        <w:rPr>
+          <w:b/>
+          <w:lang w:val="en_US" w:bidi="en_US"/>
+        </w:rPr>
         <w:t>"holding forth the word of life"</w:t>
       </w:r>
     </w:p>
@@ -18865,6 +21660,21 @@
           <w:b/>
           <w:lang w:val="en_US" w:bidi="en_US"/>
         </w:rPr>
+        <w:t>λόγον ζωῆς</w:t>
+      </w:r>
+    </w:p>
+    <w:p>
+      <w:pPr/>
+      <w:r>
+        <w:rPr>
+          <w:lang w:val="en_US" w:bidi="en_US"/>
+        </w:rPr>
+      </w:r>
+      <w:r>
+        <w:rPr>
+          <w:b/>
+          <w:lang w:val="en_US" w:bidi="en_US"/>
+        </w:rPr>
         <w:t>"the word of life"</w:t>
       </w:r>
     </w:p>
@@ -18961,6 +21771,21 @@
           <w:b/>
           <w:lang w:val="en_US" w:bidi="en_US"/>
         </w:rPr>
+        <w:t>λόγον</w:t>
+      </w:r>
+    </w:p>
+    <w:p>
+      <w:pPr/>
+      <w:r>
+        <w:rPr>
+          <w:lang w:val="en_US" w:bidi="en_US"/>
+        </w:rPr>
+      </w:r>
+      <w:r>
+        <w:rPr>
+          <w:b/>
+          <w:lang w:val="en_US" w:bidi="en_US"/>
+        </w:rPr>
         <w:t>"the word"</w:t>
       </w:r>
     </w:p>
@@ -19070,6 +21895,21 @@
           <w:b/>
           <w:lang w:val="en_US" w:bidi="en_US"/>
         </w:rPr>
+        <w:t>λόγον ζωῆς</w:t>
+      </w:r>
+    </w:p>
+    <w:p>
+      <w:pPr/>
+      <w:r>
+        <w:rPr>
+          <w:lang w:val="en_US" w:bidi="en_US"/>
+        </w:rPr>
+      </w:r>
+      <w:r>
+        <w:rPr>
+          <w:b/>
+          <w:lang w:val="en_US" w:bidi="en_US"/>
+        </w:rPr>
         <w:t>"the word of life"</w:t>
       </w:r>
     </w:p>
@@ -19205,6 +22045,21 @@
           <w:b/>
           <w:lang w:val="en_US" w:bidi="en_US"/>
         </w:rPr>
+        <w:t>λόγον ζωῆς</w:t>
+      </w:r>
+    </w:p>
+    <w:p>
+      <w:pPr/>
+      <w:r>
+        <w:rPr>
+          <w:lang w:val="en_US" w:bidi="en_US"/>
+        </w:rPr>
+      </w:r>
+      <w:r>
+        <w:rPr>
+          <w:b/>
+          <w:lang w:val="en_US" w:bidi="en_US"/>
+        </w:rPr>
         <w:t>"the word of life"</w:t>
       </w:r>
     </w:p>
@@ -19301,6 +22156,21 @@
           <w:b/>
           <w:lang w:val="en_US" w:bidi="en_US"/>
         </w:rPr>
+        <w:t>εἰς καύχημα ἐμοὶ εἰς ἡμέραν Χριστοῦ, ὅτι οὐκ εἰς κενὸν ἔδραμον, οὐδὲ εἰς κενὸν ἐκοπίασα</w:t>
+      </w:r>
+    </w:p>
+    <w:p>
+      <w:pPr/>
+      <w:r>
+        <w:rPr>
+          <w:lang w:val="en_US" w:bidi="en_US"/>
+        </w:rPr>
+      </w:r>
+      <w:r>
+        <w:rPr>
+          <w:b/>
+          <w:lang w:val="en_US" w:bidi="en_US"/>
+        </w:rPr>
         <w:t>"for my boasting on the day of Christ that I did not run in vain nor labor in vain"</w:t>
       </w:r>
     </w:p>
@@ -19330,7 +22200,7 @@
         </w:rPr>
         <w:t xml:space="preserve">, Paul introduces a reason that the Philippian believers should try to live out the things he has just told them to do in </w:t>
       </w:r>
-      <w:hyperlink r:id="rId32">
+      <w:hyperlink r:id="rId34">
         <w:r>
           <w:rPr>
             <w:lang w:val="en_US" w:bidi="en_US"/>
@@ -19415,6 +22285,21 @@
           <w:b/>
           <w:lang w:val="en_US" w:bidi="en_US"/>
         </w:rPr>
+        <w:t>εἰς καύχημα ἐμοὶ</w:t>
+      </w:r>
+    </w:p>
+    <w:p>
+      <w:pPr/>
+      <w:r>
+        <w:rPr>
+          <w:lang w:val="en_US" w:bidi="en_US"/>
+        </w:rPr>
+      </w:r>
+      <w:r>
+        <w:rPr>
+          <w:b/>
+          <w:lang w:val="en_US" w:bidi="en_US"/>
+        </w:rPr>
         <w:t>"for my boasting"</w:t>
       </w:r>
     </w:p>
@@ -19511,6 +22396,21 @@
           <w:b/>
           <w:lang w:val="en_US" w:bidi="en_US"/>
         </w:rPr>
+        <w:t>εἰς καύχημα ἐμοὶ</w:t>
+      </w:r>
+    </w:p>
+    <w:p>
+      <w:pPr/>
+      <w:r>
+        <w:rPr>
+          <w:lang w:val="en_US" w:bidi="en_US"/>
+        </w:rPr>
+      </w:r>
+      <w:r>
+        <w:rPr>
+          <w:b/>
+          <w:lang w:val="en_US" w:bidi="en_US"/>
+        </w:rPr>
         <w:t>"for my boasting"</w:t>
       </w:r>
     </w:p>
@@ -19574,6 +22474,21 @@
           <w:b/>
           <w:lang w:val="en_US" w:bidi="en_US"/>
         </w:rPr>
+        <w:t>εἰς ἡμέραν Χριστοῦ,</w:t>
+      </w:r>
+    </w:p>
+    <w:p>
+      <w:pPr/>
+      <w:r>
+        <w:rPr>
+          <w:lang w:val="en_US" w:bidi="en_US"/>
+        </w:rPr>
+      </w:r>
+      <w:r>
+        <w:rPr>
+          <w:b/>
+          <w:lang w:val="en_US" w:bidi="en_US"/>
+        </w:rPr>
         <w:t>"on the day of Christ"</w:t>
       </w:r>
     </w:p>
@@ -19670,6 +22585,21 @@
           <w:b/>
           <w:lang w:val="en_US" w:bidi="en_US"/>
         </w:rPr>
+        <w:t>οὐκ εἰς κενὸν ἔδραμον, οὐδὲ εἰς κενὸν ἐκοπίασα</w:t>
+      </w:r>
+    </w:p>
+    <w:p>
+      <w:pPr/>
+      <w:r>
+        <w:rPr>
+          <w:lang w:val="en_US" w:bidi="en_US"/>
+        </w:rPr>
+      </w:r>
+      <w:r>
+        <w:rPr>
+          <w:b/>
+          <w:lang w:val="en_US" w:bidi="en_US"/>
+        </w:rPr>
         <w:t>"I did not run in vain nor labor in vain"</w:t>
       </w:r>
     </w:p>
@@ -19779,6 +22709,21 @@
           <w:b/>
           <w:lang w:val="en_US" w:bidi="en_US"/>
         </w:rPr>
+        <w:t>οὐκ εἰς κενὸν ἔδραμον</w:t>
+      </w:r>
+    </w:p>
+    <w:p>
+      <w:pPr/>
+      <w:r>
+        <w:rPr>
+          <w:lang w:val="en_US" w:bidi="en_US"/>
+        </w:rPr>
+      </w:r>
+      <w:r>
+        <w:rPr>
+          <w:b/>
+          <w:lang w:val="en_US" w:bidi="en_US"/>
+        </w:rPr>
         <w:t>"I did not run in vain"</w:t>
       </w:r>
     </w:p>
@@ -19888,6 +22833,21 @@
           <w:b/>
           <w:lang w:val="en_US" w:bidi="en_US"/>
         </w:rPr>
+        <w:t>εἰς κενὸν</w:t>
+      </w:r>
+    </w:p>
+    <w:p>
+      <w:pPr/>
+      <w:r>
+        <w:rPr>
+          <w:lang w:val="en_US" w:bidi="en_US"/>
+        </w:rPr>
+      </w:r>
+      <w:r>
+        <w:rPr>
+          <w:b/>
+          <w:lang w:val="en_US" w:bidi="en_US"/>
+        </w:rPr>
         <w:t>"in vain"</w:t>
       </w:r>
       <w:r>
@@ -19964,6 +22924,21 @@
           <w:b/>
           <w:lang w:val="en_US" w:bidi="en_US"/>
         </w:rPr>
+        <w:t>οὐδὲ εἰς κενὸν ἐκοπίασα</w:t>
+      </w:r>
+    </w:p>
+    <w:p>
+      <w:pPr/>
+      <w:r>
+        <w:rPr>
+          <w:lang w:val="en_US" w:bidi="en_US"/>
+        </w:rPr>
+      </w:r>
+      <w:r>
+        <w:rPr>
+          <w:b/>
+          <w:lang w:val="en_US" w:bidi="en_US"/>
+        </w:rPr>
         <w:t>"nor labor in vain"</w:t>
       </w:r>
     </w:p>
@@ -20060,6 +23035,21 @@
           <w:b/>
           <w:lang w:val="en_US" w:bidi="en_US"/>
         </w:rPr>
+        <w:t>ἀλλ’ εἰ καὶ</w:t>
+      </w:r>
+    </w:p>
+    <w:p>
+      <w:pPr/>
+      <w:r>
+        <w:rPr>
+          <w:lang w:val="en_US" w:bidi="en_US"/>
+        </w:rPr>
+      </w:r>
+      <w:r>
+        <w:rPr>
+          <w:b/>
+          <w:lang w:val="en_US" w:bidi="en_US"/>
+        </w:rPr>
         <w:t>"But even if"</w:t>
       </w:r>
     </w:p>
@@ -20083,7 +23073,7 @@
         </w:rPr>
         <w:t xml:space="preserve"> connects the idea of running and laboring for the advance of the gospel, which Paul discussed in </w:t>
       </w:r>
-      <w:hyperlink r:id="rId33">
+      <w:hyperlink r:id="rId35">
         <w:r>
           <w:rPr>
             <w:lang w:val="en_US" w:bidi="en_US"/>
@@ -20168,6 +23158,21 @@
           <w:b/>
           <w:lang w:val="en_US" w:bidi="en_US"/>
         </w:rPr>
+        <w:t>σπένδομαι ἐπὶ τῇ θυσίᾳ καὶ λειτουργίᾳ τῆς πίστεως ὑμῶν</w:t>
+      </w:r>
+    </w:p>
+    <w:p>
+      <w:pPr/>
+      <w:r>
+        <w:rPr>
+          <w:lang w:val="en_US" w:bidi="en_US"/>
+        </w:rPr>
+      </w:r>
+      <w:r>
+        <w:rPr>
+          <w:b/>
+          <w:lang w:val="en_US" w:bidi="en_US"/>
+        </w:rPr>
         <w:t>"I am being poured out as an offering on the sacrifice and service of your faith"</w:t>
       </w:r>
     </w:p>
@@ -20197,7 +23202,7 @@
         </w:rPr>
         <w:t xml:space="preserve"> uses imagery from the Old Testament Jewish sacrificial system. A priest would sacrifice an animal on the altar as a burnt offering to God and then pour out wine as a drink offering to God, in order to make the sacrifice complete. See </w:t>
       </w:r>
-      <w:hyperlink r:id="rId34">
+      <w:hyperlink r:id="rId36">
         <w:r>
           <w:rPr>
             <w:lang w:val="en_US" w:bidi="en_US"/>
@@ -20282,6 +23287,21 @@
           <w:b/>
           <w:lang w:val="en_US" w:bidi="en_US"/>
         </w:rPr>
+        <w:t>σπένδομαι</w:t>
+      </w:r>
+    </w:p>
+    <w:p>
+      <w:pPr/>
+      <w:r>
+        <w:rPr>
+          <w:lang w:val="en_US" w:bidi="en_US"/>
+        </w:rPr>
+      </w:r>
+      <w:r>
+        <w:rPr>
+          <w:b/>
+          <w:lang w:val="en_US" w:bidi="en_US"/>
+        </w:rPr>
         <w:t>"I am being poured out as an offering"</w:t>
       </w:r>
     </w:p>
@@ -20378,6 +23398,21 @@
           <w:b/>
           <w:lang w:val="en_US" w:bidi="en_US"/>
         </w:rPr>
+        <w:t>σπένδομαι</w:t>
+      </w:r>
+    </w:p>
+    <w:p>
+      <w:pPr/>
+      <w:r>
+        <w:rPr>
+          <w:lang w:val="en_US" w:bidi="en_US"/>
+        </w:rPr>
+      </w:r>
+      <w:r>
+        <w:rPr>
+          <w:b/>
+          <w:lang w:val="en_US" w:bidi="en_US"/>
+        </w:rPr>
         <w:t>"I am being poured out as an offering"</w:t>
       </w:r>
     </w:p>
@@ -20474,6 +23509,21 @@
           <w:b/>
           <w:lang w:val="en_US" w:bidi="en_US"/>
         </w:rPr>
+        <w:t>ἐπὶ τῇ θυσίᾳ καὶ λειτουργίᾳ τῆς πίστεως ὑμῶν</w:t>
+      </w:r>
+    </w:p>
+    <w:p>
+      <w:pPr/>
+      <w:r>
+        <w:rPr>
+          <w:lang w:val="en_US" w:bidi="en_US"/>
+        </w:rPr>
+      </w:r>
+      <w:r>
+        <w:rPr>
+          <w:b/>
+          <w:lang w:val="en_US" w:bidi="en_US"/>
+        </w:rPr>
         <w:t>"on the sacrifice and service of your faith"</w:t>
       </w:r>
     </w:p>
@@ -20557,6 +23607,21 @@
           <w:b/>
           <w:lang w:val="en_US" w:bidi="en_US"/>
         </w:rPr>
+        <w:t>ἐπὶ τῇ θυσίᾳ καὶ λειτουργίᾳ τῆς πίστεως ὑμῶν</w:t>
+      </w:r>
+    </w:p>
+    <w:p>
+      <w:pPr/>
+      <w:r>
+        <w:rPr>
+          <w:lang w:val="en_US" w:bidi="en_US"/>
+        </w:rPr>
+      </w:r>
+      <w:r>
+        <w:rPr>
+          <w:b/>
+          <w:lang w:val="en_US" w:bidi="en_US"/>
+        </w:rPr>
         <w:t>"on the sacrifice and service of your faith"</w:t>
       </w:r>
     </w:p>
@@ -20708,7 +23773,7 @@
         </w:rPr>
         <w:t xml:space="preserve"> is Paul’s summary of his attitude toward his hard work and suffering on behalf of the Philippians, which he described in </w:t>
       </w:r>
-      <w:hyperlink r:id="rId33">
+      <w:hyperlink r:id="rId35">
         <w:r>
           <w:rPr>
             <w:lang w:val="en_US" w:bidi="en_US"/>
@@ -20773,6 +23838,21 @@
           <w:b/>
           <w:lang w:val="en_US" w:bidi="en_US"/>
         </w:rPr>
+        <w:t>τὸ &amp; αὐτὸ</w:t>
+      </w:r>
+    </w:p>
+    <w:p>
+      <w:pPr/>
+      <w:r>
+        <w:rPr>
+          <w:lang w:val="en_US" w:bidi="en_US"/>
+        </w:rPr>
+      </w:r>
+      <w:r>
+        <w:rPr>
+          <w:b/>
+          <w:lang w:val="en_US" w:bidi="en_US"/>
+        </w:rPr>
         <w:t>"in the same manner"</w:t>
       </w:r>
     </w:p>
@@ -20802,7 +23882,7 @@
         </w:rPr>
         <w:t xml:space="preserve"> refers to the Philippian Christians rejoicing in the same manner that Paul said he would rejoice in previous verse </w:t>
       </w:r>
-      <w:hyperlink r:id="rId35">
+      <w:hyperlink r:id="rId37">
         <w:r>
           <w:rPr>
             <w:lang w:val="en_US" w:bidi="en_US"/>
@@ -20887,6 +23967,21 @@
           <w:b/>
           <w:lang w:val="en_US" w:bidi="en_US"/>
         </w:rPr>
+        <w:t>καὶ ὑμεῖς χαίρετε καὶ συνχαίρετέ μοι</w:t>
+      </w:r>
+    </w:p>
+    <w:p>
+      <w:pPr/>
+      <w:r>
+        <w:rPr>
+          <w:lang w:val="en_US" w:bidi="en_US"/>
+        </w:rPr>
+      </w:r>
+      <w:r>
+        <w:rPr>
+          <w:b/>
+          <w:lang w:val="en_US" w:bidi="en_US"/>
+        </w:rPr>
         <w:t>"you also rejoice and rejoice with me"</w:t>
       </w:r>
     </w:p>
@@ -20996,6 +24091,21 @@
           <w:b/>
           <w:lang w:val="en_US" w:bidi="en_US"/>
         </w:rPr>
+        <w:t>ἐλπίζω δὲ ἐν Κυρίῳ Ἰησοῦ</w:t>
+      </w:r>
+    </w:p>
+    <w:p>
+      <w:pPr/>
+      <w:r>
+        <w:rPr>
+          <w:lang w:val="en_US" w:bidi="en_US"/>
+        </w:rPr>
+      </w:r>
+      <w:r>
+        <w:rPr>
+          <w:b/>
+          <w:lang w:val="en_US" w:bidi="en_US"/>
+        </w:rPr>
         <w:t>"Now I hope in the Lord Jesus"</w:t>
       </w:r>
     </w:p>
@@ -21105,6 +24215,21 @@
           <w:b/>
           <w:lang w:val="en_US" w:bidi="en_US"/>
         </w:rPr>
+        <w:t>οὐδένα γὰρ ἔχω ἰσόψυχον</w:t>
+      </w:r>
+    </w:p>
+    <w:p>
+      <w:pPr/>
+      <w:r>
+        <w:rPr>
+          <w:lang w:val="en_US" w:bidi="en_US"/>
+        </w:rPr>
+      </w:r>
+      <w:r>
+        <w:rPr>
+          <w:b/>
+          <w:lang w:val="en_US" w:bidi="en_US"/>
+        </w:rPr>
         <w:t>"For I have no one like-minded"</w:t>
       </w:r>
     </w:p>
@@ -21168,6 +24293,21 @@
           <w:b/>
           <w:lang w:val="en_US" w:bidi="en_US"/>
         </w:rPr>
+        <w:t>οἱ πάντες γὰρ τὰ ἑαυτῶν ζητοῦσιν, οὐ τὰ Ἰησοῦ Χριστοῦ</w:t>
+      </w:r>
+    </w:p>
+    <w:p>
+      <w:pPr/>
+      <w:r>
+        <w:rPr>
+          <w:lang w:val="en_US" w:bidi="en_US"/>
+        </w:rPr>
+      </w:r>
+      <w:r>
+        <w:rPr>
+          <w:b/>
+          <w:lang w:val="en_US" w:bidi="en_US"/>
+        </w:rPr>
         <w:t>"for they all seek their own things, not the things of Jesus Christ"</w:t>
       </w:r>
     </w:p>
@@ -21277,6 +24417,21 @@
           <w:b/>
           <w:lang w:val="en_US" w:bidi="en_US"/>
         </w:rPr>
+        <w:t>ὡς πατρὶ τέκνον, σὺν ἐμοὶ ἐδούλευσεν εἰς τὸ εὐαγγέλιον</w:t>
+      </w:r>
+    </w:p>
+    <w:p>
+      <w:pPr/>
+      <w:r>
+        <w:rPr>
+          <w:lang w:val="en_US" w:bidi="en_US"/>
+        </w:rPr>
+      </w:r>
+      <w:r>
+        <w:rPr>
+          <w:b/>
+          <w:lang w:val="en_US" w:bidi="en_US"/>
+        </w:rPr>
         <w:t>"as a child with his father, he served with me in the gospel"</w:t>
       </w:r>
     </w:p>
@@ -21360,6 +24515,21 @@
           <w:b/>
           <w:lang w:val="en_US" w:bidi="en_US"/>
         </w:rPr>
+        <w:t>τὴν δὲ δοκιμὴν αὐτοῦ γινώσκετε</w:t>
+      </w:r>
+    </w:p>
+    <w:p>
+      <w:pPr/>
+      <w:r>
+        <w:rPr>
+          <w:lang w:val="en_US" w:bidi="en_US"/>
+        </w:rPr>
+      </w:r>
+      <w:r>
+        <w:rPr>
+          <w:b/>
+          <w:lang w:val="en_US" w:bidi="en_US"/>
+        </w:rPr>
         <w:t>"But you know his proven worth"</w:t>
       </w:r>
     </w:p>
@@ -21456,6 +24626,21 @@
           <w:b/>
           <w:lang w:val="en_US" w:bidi="en_US"/>
         </w:rPr>
+        <w:t>εἰς τὸ εὐαγγέλιον</w:t>
+      </w:r>
+    </w:p>
+    <w:p>
+      <w:pPr/>
+      <w:r>
+        <w:rPr>
+          <w:lang w:val="en_US" w:bidi="en_US"/>
+        </w:rPr>
+      </w:r>
+      <w:r>
+        <w:rPr>
+          <w:b/>
+          <w:lang w:val="en_US" w:bidi="en_US"/>
+        </w:rPr>
         <w:t>"in the gospel"</w:t>
       </w:r>
     </w:p>
@@ -21552,6 +24737,21 @@
           <w:b/>
           <w:lang w:val="en_US" w:bidi="en_US"/>
         </w:rPr>
+        <w:t>πέποιθα &amp; ἐν Κυρίῳ, ὅτι καὶ αὐτὸς ταχέως ἐλεύσομαι</w:t>
+      </w:r>
+    </w:p>
+    <w:p>
+      <w:pPr/>
+      <w:r>
+        <w:rPr>
+          <w:lang w:val="en_US" w:bidi="en_US"/>
+        </w:rPr>
+      </w:r>
+      <w:r>
+        <w:rPr>
+          <w:b/>
+          <w:lang w:val="en_US" w:bidi="en_US"/>
+        </w:rPr>
         <w:t>"I am confident in the Lord that I myself will also come soon"</w:t>
       </w:r>
     </w:p>
@@ -21615,6 +24815,21 @@
           <w:b/>
           <w:lang w:val="en_US" w:bidi="en_US"/>
         </w:rPr>
+        <w:t>ὅτι καὶ αὐτὸς ταχέως ἐλεύσομαι.</w:t>
+      </w:r>
+    </w:p>
+    <w:p>
+      <w:pPr/>
+      <w:r>
+        <w:rPr>
+          <w:lang w:val="en_US" w:bidi="en_US"/>
+        </w:rPr>
+      </w:r>
+      <w:r>
+        <w:rPr>
+          <w:b/>
+          <w:lang w:val="en_US" w:bidi="en_US"/>
+        </w:rPr>
         <w:t>"that I myself will also come soon"</w:t>
       </w:r>
     </w:p>
@@ -21711,6 +24926,21 @@
           <w:b/>
           <w:lang w:val="en_US" w:bidi="en_US"/>
         </w:rPr>
+        <w:t>ὅτι καὶ αὐτὸς ταχέως ἐλεύσομαι</w:t>
+      </w:r>
+    </w:p>
+    <w:p>
+      <w:pPr/>
+      <w:r>
+        <w:rPr>
+          <w:lang w:val="en_US" w:bidi="en_US"/>
+        </w:rPr>
+      </w:r>
+      <w:r>
+        <w:rPr>
+          <w:b/>
+          <w:lang w:val="en_US" w:bidi="en_US"/>
+        </w:rPr>
         <w:t>"that I myself will also come soon"</w:t>
       </w:r>
     </w:p>
@@ -21807,6 +25037,21 @@
           <w:b/>
           <w:lang w:val="en_US" w:bidi="en_US"/>
         </w:rPr>
+        <w:t>Ἐπαφρόδιτον</w:t>
+      </w:r>
+    </w:p>
+    <w:p>
+      <w:pPr/>
+      <w:r>
+        <w:rPr>
+          <w:lang w:val="en_US" w:bidi="en_US"/>
+        </w:rPr>
+      </w:r>
+      <w:r>
+        <w:rPr>
+          <w:b/>
+          <w:lang w:val="en_US" w:bidi="en_US"/>
+        </w:rPr>
         <w:t>"Epaphroditus"</w:t>
       </w:r>
     </w:p>
@@ -21897,6 +25142,21 @@
           <w:b/>
           <w:lang w:val="en_US" w:bidi="en_US"/>
         </w:rPr>
+        <w:t>ἀδελφὸν &amp; μου</w:t>
+      </w:r>
+    </w:p>
+    <w:p>
+      <w:pPr/>
+      <w:r>
+        <w:rPr>
+          <w:lang w:val="en_US" w:bidi="en_US"/>
+        </w:rPr>
+      </w:r>
+      <w:r>
+        <w:rPr>
+          <w:b/>
+          <w:lang w:val="en_US" w:bidi="en_US"/>
+        </w:rPr>
         <w:t>"my brother"</w:t>
       </w:r>
     </w:p>
@@ -22006,6 +25266,21 @@
           <w:b/>
           <w:lang w:val="en_US" w:bidi="en_US"/>
         </w:rPr>
+        <w:t>συνστρατιώτην</w:t>
+      </w:r>
+    </w:p>
+    <w:p>
+      <w:pPr/>
+      <w:r>
+        <w:rPr>
+          <w:lang w:val="en_US" w:bidi="en_US"/>
+        </w:rPr>
+      </w:r>
+      <w:r>
+        <w:rPr>
+          <w:b/>
+          <w:lang w:val="en_US" w:bidi="en_US"/>
+        </w:rPr>
         <w:t>"fellow soldier"</w:t>
       </w:r>
     </w:p>
@@ -22128,6 +25403,21 @@
           <w:b/>
           <w:lang w:val="en_US" w:bidi="en_US"/>
         </w:rPr>
+        <w:t>ὑμῶν &amp; ἀπόστολον καὶ λειτουργὸν τῆς χρείας μου</w:t>
+      </w:r>
+    </w:p>
+    <w:p>
+      <w:pPr/>
+      <w:r>
+        <w:rPr>
+          <w:lang w:val="en_US" w:bidi="en_US"/>
+        </w:rPr>
+      </w:r>
+      <w:r>
+        <w:rPr>
+          <w:b/>
+          <w:lang w:val="en_US" w:bidi="en_US"/>
+        </w:rPr>
         <w:t>"your messenger and minister for my needs"</w:t>
       </w:r>
     </w:p>
@@ -22191,6 +25481,21 @@
           <w:b/>
           <w:lang w:val="en_US" w:bidi="en_US"/>
         </w:rPr>
+        <w:t>ἐπιποθῶν ἦν πάντας ὑμᾶς, καὶ ἀδημονῶν</w:t>
+      </w:r>
+    </w:p>
+    <w:p>
+      <w:pPr/>
+      <w:r>
+        <w:rPr>
+          <w:lang w:val="en_US" w:bidi="en_US"/>
+        </w:rPr>
+      </w:r>
+      <w:r>
+        <w:rPr>
+          <w:b/>
+          <w:lang w:val="en_US" w:bidi="en_US"/>
+        </w:rPr>
         <w:t>"he has been longing to be with you all, and he is distressed"</w:t>
       </w:r>
     </w:p>
@@ -22254,6 +25559,21 @@
           <w:b/>
           <w:lang w:val="en_US" w:bidi="en_US"/>
         </w:rPr>
+        <w:t>ἐπειδὴ ἐπιποθῶν ἦν πάντας ὑμᾶς, καὶ ἀδημονῶν διότι ἠκούσατε ὅτι ἠσθένησεν</w:t>
+      </w:r>
+    </w:p>
+    <w:p>
+      <w:pPr/>
+      <w:r>
+        <w:rPr>
+          <w:lang w:val="en_US" w:bidi="en_US"/>
+        </w:rPr>
+      </w:r>
+      <w:r>
+        <w:rPr>
+          <w:b/>
+          <w:lang w:val="en_US" w:bidi="en_US"/>
+        </w:rPr>
         <w:t>"seeing that he has been longing to be with you all, and he is distressed because you heard that he was sick"</w:t>
       </w:r>
     </w:p>
@@ -22350,6 +25670,21 @@
           <w:b/>
           <w:lang w:val="en_US" w:bidi="en_US"/>
         </w:rPr>
+        <w:t>καὶ γὰρ ἠσθένησεν παραπλήσιον θανάτῳ, ἀλλὰ ὁ Θεὸς ἠλέησεν αὐτόν, οὐκ αὐτὸν δὲ μόνον, ἀλλὰ καὶ ἐμέ, ἵνα μὴ λύπην ἐπὶ λύπην σχῶ</w:t>
+      </w:r>
+    </w:p>
+    <w:p>
+      <w:pPr/>
+      <w:r>
+        <w:rPr>
+          <w:lang w:val="en_US" w:bidi="en_US"/>
+        </w:rPr>
+      </w:r>
+      <w:r>
+        <w:rPr>
+          <w:b/>
+          <w:lang w:val="en_US" w:bidi="en_US"/>
+        </w:rPr>
         <w:t>"For indeed he was sick nearly to death, but God had mercy on him, and not on him only, but also on me, so that I might not have sorrow upon sorrow"</w:t>
       </w:r>
     </w:p>
@@ -22459,6 +25794,21 @@
           <w:b/>
           <w:lang w:val="en_US" w:bidi="en_US"/>
         </w:rPr>
+        <w:t>ἠσθένησεν παραπλήσιον θανάτῳ</w:t>
+      </w:r>
+    </w:p>
+    <w:p>
+      <w:pPr/>
+      <w:r>
+        <w:rPr>
+          <w:lang w:val="en_US" w:bidi="en_US"/>
+        </w:rPr>
+      </w:r>
+      <w:r>
+        <w:rPr>
+          <w:b/>
+          <w:lang w:val="en_US" w:bidi="en_US"/>
+        </w:rPr>
         <w:t>"he was sick nearly to death"</w:t>
       </w:r>
     </w:p>
@@ -22568,6 +25918,21 @@
           <w:b/>
           <w:lang w:val="en_US" w:bidi="en_US"/>
         </w:rPr>
+        <w:t>ἀλλὰ ὁ Θεὸς ἠλέησεν αὐτόν</w:t>
+      </w:r>
+    </w:p>
+    <w:p>
+      <w:pPr/>
+      <w:r>
+        <w:rPr>
+          <w:lang w:val="en_US" w:bidi="en_US"/>
+        </w:rPr>
+      </w:r>
+      <w:r>
+        <w:rPr>
+          <w:b/>
+          <w:lang w:val="en_US" w:bidi="en_US"/>
+        </w:rPr>
         <w:t>"but God had mercy on him"</w:t>
       </w:r>
     </w:p>
@@ -22773,6 +26138,21 @@
           <w:b/>
           <w:lang w:val="en_US" w:bidi="en_US"/>
         </w:rPr>
+        <w:t>λύπην ἐπὶ λύπην</w:t>
+      </w:r>
+    </w:p>
+    <w:p>
+      <w:pPr/>
+      <w:r>
+        <w:rPr>
+          <w:lang w:val="en_US" w:bidi="en_US"/>
+        </w:rPr>
+      </w:r>
+      <w:r>
+        <w:rPr>
+          <w:b/>
+          <w:lang w:val="en_US" w:bidi="en_US"/>
+        </w:rPr>
         <w:t>"sorrow upon sorrow"</w:t>
       </w:r>
     </w:p>
@@ -22849,6 +26229,21 @@
           <w:b/>
           <w:lang w:val="en_US" w:bidi="en_US"/>
         </w:rPr>
+        <w:t>σπουδαιοτέρως οὖν ἔπεμψα αὐτὸν, ἵνα ἰδόντες αὐτὸν πάλιν, χαρῆτε κἀγὼ ἀλυπότερος ὦ</w:t>
+      </w:r>
+    </w:p>
+    <w:p>
+      <w:pPr/>
+      <w:r>
+        <w:rPr>
+          <w:lang w:val="en_US" w:bidi="en_US"/>
+        </w:rPr>
+      </w:r>
+      <w:r>
+        <w:rPr>
+          <w:b/>
+          <w:lang w:val="en_US" w:bidi="en_US"/>
+        </w:rPr>
         <w:t>"Therefore, I sent him all the more eagerly, so that, having seen him again, you might rejoice, and I might be free from pain"</w:t>
       </w:r>
     </w:p>
@@ -22958,6 +26353,21 @@
           <w:b/>
           <w:lang w:val="en_US" w:bidi="en_US"/>
         </w:rPr>
+        <w:t>κἀγὼ ἀλυπότερος ὦ</w:t>
+      </w:r>
+    </w:p>
+    <w:p>
+      <w:pPr/>
+      <w:r>
+        <w:rPr>
+          <w:lang w:val="en_US" w:bidi="en_US"/>
+        </w:rPr>
+      </w:r>
+      <w:r>
+        <w:rPr>
+          <w:b/>
+          <w:lang w:val="en_US" w:bidi="en_US"/>
+        </w:rPr>
         <w:t>"and I might be free from pain"</w:t>
       </w:r>
     </w:p>
@@ -23080,6 +26490,21 @@
           <w:b/>
           <w:lang w:val="en_US" w:bidi="en_US"/>
         </w:rPr>
+        <w:t>προσδέχεσθε &amp; αὐτὸν</w:t>
+      </w:r>
+    </w:p>
+    <w:p>
+      <w:pPr/>
+      <w:r>
+        <w:rPr>
+          <w:lang w:val="en_US" w:bidi="en_US"/>
+        </w:rPr>
+      </w:r>
+      <w:r>
+        <w:rPr>
+          <w:b/>
+          <w:lang w:val="en_US" w:bidi="en_US"/>
+        </w:rPr>
         <w:t>"welcome him"</w:t>
       </w:r>
     </w:p>
@@ -23176,6 +26601,21 @@
           <w:b/>
           <w:lang w:val="en_US" w:bidi="en_US"/>
         </w:rPr>
+        <w:t>ἐν Κυρίῳ μετὰ πάσης χαρᾶς</w:t>
+      </w:r>
+    </w:p>
+    <w:p>
+      <w:pPr/>
+      <w:r>
+        <w:rPr>
+          <w:lang w:val="en_US" w:bidi="en_US"/>
+        </w:rPr>
+      </w:r>
+      <w:r>
+        <w:rPr>
+          <w:b/>
+          <w:lang w:val="en_US" w:bidi="en_US"/>
+        </w:rPr>
         <w:t>"in the Lord with all joy"</w:t>
       </w:r>
     </w:p>
@@ -23285,6 +26725,21 @@
           <w:b/>
           <w:lang w:val="en_US" w:bidi="en_US"/>
         </w:rPr>
+        <w:t>ἐντίμους ἔχετε</w:t>
+      </w:r>
+    </w:p>
+    <w:p>
+      <w:pPr/>
+      <w:r>
+        <w:rPr>
+          <w:lang w:val="en_US" w:bidi="en_US"/>
+        </w:rPr>
+      </w:r>
+      <w:r>
+        <w:rPr>
+          <w:b/>
+          <w:lang w:val="en_US" w:bidi="en_US"/>
+        </w:rPr>
         <w:t>"hold in honor"</w:t>
       </w:r>
     </w:p>
@@ -23381,6 +26836,21 @@
           <w:b/>
           <w:lang w:val="en_US" w:bidi="en_US"/>
         </w:rPr>
+        <w:t>ἐντίμους ἔχετε</w:t>
+      </w:r>
+    </w:p>
+    <w:p>
+      <w:pPr/>
+      <w:r>
+        <w:rPr>
+          <w:lang w:val="en_US" w:bidi="en_US"/>
+        </w:rPr>
+      </w:r>
+      <w:r>
+        <w:rPr>
+          <w:b/>
+          <w:lang w:val="en_US" w:bidi="en_US"/>
+        </w:rPr>
         <w:t>"hold in honor"</w:t>
       </w:r>
     </w:p>
@@ -23503,6 +26973,21 @@
           <w:b/>
           <w:lang w:val="en_US" w:bidi="en_US"/>
         </w:rPr>
+        <w:t>ὅτι διὰ τὸ ἔργον Χριστοῦ μέχρι θανάτου ἤγγισεν, παραβολευσάμενος τῇ ψυχῇ, ἵνα ἀναπληρώσῃ τὸ ὑμῶν ὑστέρημα, τῆς πρός με λειτουργίας</w:t>
+      </w:r>
+    </w:p>
+    <w:p>
+      <w:pPr/>
+      <w:r>
+        <w:rPr>
+          <w:lang w:val="en_US" w:bidi="en_US"/>
+        </w:rPr>
+      </w:r>
+      <w:r>
+        <w:rPr>
+          <w:b/>
+          <w:lang w:val="en_US" w:bidi="en_US"/>
+        </w:rPr>
         <w:t>"since for the sake of the work of Christ, he came near even to death, risking his life so that he might make up your lack of service to me"</w:t>
       </w:r>
     </w:p>
@@ -23612,6 +27097,21 @@
           <w:b/>
           <w:lang w:val="en_US" w:bidi="en_US"/>
         </w:rPr>
+        <w:t>διὰ τὸ ἔργον Χριστοῦ</w:t>
+      </w:r>
+    </w:p>
+    <w:p>
+      <w:pPr/>
+      <w:r>
+        <w:rPr>
+          <w:lang w:val="en_US" w:bidi="en_US"/>
+        </w:rPr>
+      </w:r>
+      <w:r>
+        <w:rPr>
+          <w:b/>
+          <w:lang w:val="en_US" w:bidi="en_US"/>
+        </w:rPr>
         <w:t>"for the sake of the work of Christ"</w:t>
       </w:r>
     </w:p>
@@ -23708,6 +27208,21 @@
           <w:b/>
           <w:lang w:val="en_US" w:bidi="en_US"/>
         </w:rPr>
+        <w:t>διὰ τὸ ἔργον Χριστοῦ</w:t>
+      </w:r>
+    </w:p>
+    <w:p>
+      <w:pPr/>
+      <w:r>
+        <w:rPr>
+          <w:lang w:val="en_US" w:bidi="en_US"/>
+        </w:rPr>
+      </w:r>
+      <w:r>
+        <w:rPr>
+          <w:b/>
+          <w:lang w:val="en_US" w:bidi="en_US"/>
+        </w:rPr>
         <w:t>"for the sake of the work of Christ"</w:t>
       </w:r>
     </w:p>
@@ -23817,6 +27332,21 @@
           <w:b/>
           <w:lang w:val="en_US" w:bidi="en_US"/>
         </w:rPr>
+        <w:t>μέχρι θανάτου ἤγγισεν</w:t>
+      </w:r>
+    </w:p>
+    <w:p>
+      <w:pPr/>
+      <w:r>
+        <w:rPr>
+          <w:lang w:val="en_US" w:bidi="en_US"/>
+        </w:rPr>
+      </w:r>
+      <w:r>
+        <w:rPr>
+          <w:b/>
+          <w:lang w:val="en_US" w:bidi="en_US"/>
+        </w:rPr>
         <w:t>"he came near even to death"</w:t>
       </w:r>
     </w:p>
@@ -23939,6 +27469,21 @@
           <w:b/>
           <w:lang w:val="en_US" w:bidi="en_US"/>
         </w:rPr>
+        <w:t>παραβολευσάμενος τῇ ψυχῇ</w:t>
+      </w:r>
+    </w:p>
+    <w:p>
+      <w:pPr/>
+      <w:r>
+        <w:rPr>
+          <w:lang w:val="en_US" w:bidi="en_US"/>
+        </w:rPr>
+      </w:r>
+      <w:r>
+        <w:rPr>
+          <w:b/>
+          <w:lang w:val="en_US" w:bidi="en_US"/>
+        </w:rPr>
         <w:t>"risking his life"</w:t>
       </w:r>
     </w:p>
@@ -24048,6 +27593,21 @@
           <w:b/>
           <w:lang w:val="en_US" w:bidi="en_US"/>
         </w:rPr>
+        <w:t>ἵνα ἀναπληρώσῃ τὸ ὑμῶν ὑστέρημα, τῆς πρός με λειτουργίας</w:t>
+      </w:r>
+    </w:p>
+    <w:p>
+      <w:pPr/>
+      <w:r>
+        <w:rPr>
+          <w:lang w:val="en_US" w:bidi="en_US"/>
+        </w:rPr>
+      </w:r>
+      <w:r>
+        <w:rPr>
+          <w:b/>
+          <w:lang w:val="en_US" w:bidi="en_US"/>
+        </w:rPr>
         <w:t>"so that he might make up your lack of service to me"</w:t>
       </w:r>
     </w:p>
@@ -24157,6 +27717,21 @@
           <w:b/>
           <w:lang w:val="en_US" w:bidi="en_US"/>
         </w:rPr>
+        <w:t>ἵνα ἀναπληρώσῃ τὸ ὑμῶν ὑστέρημα, τῆς πρός με λειτουργίας</w:t>
+      </w:r>
+    </w:p>
+    <w:p>
+      <w:pPr/>
+      <w:r>
+        <w:rPr>
+          <w:lang w:val="en_US" w:bidi="en_US"/>
+        </w:rPr>
+      </w:r>
+      <w:r>
+        <w:rPr>
+          <w:b/>
+          <w:lang w:val="en_US" w:bidi="en_US"/>
+        </w:rPr>
         <w:t>"so that he might make up your lack of service to me"</w:t>
       </w:r>
     </w:p>
@@ -24253,6 +27828,21 @@
           <w:b/>
           <w:lang w:val="en_US" w:bidi="en_US"/>
         </w:rPr>
+        <w:t>ἀδελφοί</w:t>
+      </w:r>
+    </w:p>
+    <w:p>
+      <w:pPr/>
+      <w:r>
+        <w:rPr>
+          <w:lang w:val="en_US" w:bidi="en_US"/>
+        </w:rPr>
+      </w:r>
+      <w:r>
+        <w:rPr>
+          <w:b/>
+          <w:lang w:val="en_US" w:bidi="en_US"/>
+        </w:rPr>
         <w:t>"brothers"</w:t>
       </w:r>
     </w:p>
@@ -24282,7 +27872,7 @@
         </w:rPr>
         <w:t xml:space="preserve"> here to refer to anyone who is a fellow believer in Jesus. If this is not clear in your language, you could express this plainly. See how you translated this word in </w:t>
       </w:r>
-      <w:hyperlink r:id="rId18">
+      <w:hyperlink r:id="rId20">
         <w:r>
           <w:rPr>
             <w:lang w:val="en_US" w:bidi="en_US"/>
@@ -24367,6 +27957,21 @@
           <w:b/>
           <w:lang w:val="en_US" w:bidi="en_US"/>
         </w:rPr>
+        <w:t>χαίρετε ἐν Κυρίῳ</w:t>
+      </w:r>
+    </w:p>
+    <w:p>
+      <w:pPr/>
+      <w:r>
+        <w:rPr>
+          <w:lang w:val="en_US" w:bidi="en_US"/>
+        </w:rPr>
+      </w:r>
+      <w:r>
+        <w:rPr>
+          <w:b/>
+          <w:lang w:val="en_US" w:bidi="en_US"/>
+        </w:rPr>
         <w:t>"rejoice in the Lord"</w:t>
       </w:r>
     </w:p>
@@ -24463,6 +28068,21 @@
           <w:b/>
           <w:lang w:val="en_US" w:bidi="en_US"/>
         </w:rPr>
+        <w:t>ἐν Κυρίῳ</w:t>
+      </w:r>
+    </w:p>
+    <w:p>
+      <w:pPr/>
+      <w:r>
+        <w:rPr>
+          <w:lang w:val="en_US" w:bidi="en_US"/>
+        </w:rPr>
+      </w:r>
+      <w:r>
+        <w:rPr>
+          <w:b/>
+          <w:lang w:val="en_US" w:bidi="en_US"/>
+        </w:rPr>
         <w:t>"in the Lord"</w:t>
       </w:r>
     </w:p>
@@ -24526,6 +28146,21 @@
           <w:b/>
           <w:lang w:val="en_US" w:bidi="en_US"/>
         </w:rPr>
+        <w:t>ὑμῖν δὲ ἀσφαλές</w:t>
+      </w:r>
+    </w:p>
+    <w:p>
+      <w:pPr/>
+      <w:r>
+        <w:rPr>
+          <w:lang w:val="en_US" w:bidi="en_US"/>
+        </w:rPr>
+      </w:r>
+      <w:r>
+        <w:rPr>
+          <w:b/>
+          <w:lang w:val="en_US" w:bidi="en_US"/>
+        </w:rPr>
         <w:t>"and {is} a safeguard for you"</w:t>
       </w:r>
     </w:p>
@@ -24622,6 +28257,21 @@
           <w:b/>
           <w:lang w:val="en_US" w:bidi="en_US"/>
         </w:rPr>
+        <w:t>βλέπετε</w:t>
+      </w:r>
+    </w:p>
+    <w:p>
+      <w:pPr/>
+      <w:r>
+        <w:rPr>
+          <w:lang w:val="en_US" w:bidi="en_US"/>
+        </w:rPr>
+      </w:r>
+      <w:r>
+        <w:rPr>
+          <w:b/>
+          <w:lang w:val="en_US" w:bidi="en_US"/>
+        </w:rPr>
         <w:t>"Beware of"</w:t>
       </w:r>
       <w:r>
@@ -24744,6 +28394,21 @@
           <w:b/>
           <w:lang w:val="en_US" w:bidi="en_US"/>
         </w:rPr>
+        <w:t>βλέπετε</w:t>
+      </w:r>
+    </w:p>
+    <w:p>
+      <w:pPr/>
+      <w:r>
+        <w:rPr>
+          <w:lang w:val="en_US" w:bidi="en_US"/>
+        </w:rPr>
+      </w:r>
+      <w:r>
+        <w:rPr>
+          <w:b/>
+          <w:lang w:val="en_US" w:bidi="en_US"/>
+        </w:rPr>
         <w:t>"Beware of"</w:t>
       </w:r>
       <w:r>
@@ -24833,6 +28498,21 @@
           <w:b/>
           <w:lang w:val="en_US" w:bidi="en_US"/>
         </w:rPr>
+        <w:t>τοὺς κύνας &amp; τοὺς κακοὺς ἐργάτας &amp; τὴν κατατομήν</w:t>
+      </w:r>
+    </w:p>
+    <w:p>
+      <w:pPr/>
+      <w:r>
+        <w:rPr>
+          <w:lang w:val="en_US" w:bidi="en_US"/>
+        </w:rPr>
+      </w:r>
+      <w:r>
+        <w:rPr>
+          <w:b/>
+          <w:lang w:val="en_US" w:bidi="en_US"/>
+        </w:rPr>
         <w:t>"the dogs,"</w:t>
       </w:r>
       <w:r>
@@ -24961,6 +28641,21 @@
           <w:b/>
           <w:lang w:val="en_US" w:bidi="en_US"/>
         </w:rPr>
+        <w:t>τοὺς κύνας</w:t>
+      </w:r>
+    </w:p>
+    <w:p>
+      <w:pPr/>
+      <w:r>
+        <w:rPr>
+          <w:lang w:val="en_US" w:bidi="en_US"/>
+        </w:rPr>
+      </w:r>
+      <w:r>
+        <w:rPr>
+          <w:b/>
+          <w:lang w:val="en_US" w:bidi="en_US"/>
+        </w:rPr>
         <w:t>"the dogs"</w:t>
       </w:r>
     </w:p>
@@ -25070,6 +28765,21 @@
           <w:b/>
           <w:lang w:val="en_US" w:bidi="en_US"/>
         </w:rPr>
+        <w:t>κακοὺς ἐργάτας</w:t>
+      </w:r>
+    </w:p>
+    <w:p>
+      <w:pPr/>
+      <w:r>
+        <w:rPr>
+          <w:lang w:val="en_US" w:bidi="en_US"/>
+        </w:rPr>
+      </w:r>
+      <w:r>
+        <w:rPr>
+          <w:b/>
+          <w:lang w:val="en_US" w:bidi="en_US"/>
+        </w:rPr>
         <w:t>"evil workers"</w:t>
       </w:r>
     </w:p>
@@ -25166,6 +28876,21 @@
           <w:b/>
           <w:lang w:val="en_US" w:bidi="en_US"/>
         </w:rPr>
+        <w:t>τὴν κατατομήν</w:t>
+      </w:r>
+    </w:p>
+    <w:p>
+      <w:pPr/>
+      <w:r>
+        <w:rPr>
+          <w:lang w:val="en_US" w:bidi="en_US"/>
+        </w:rPr>
+      </w:r>
+      <w:r>
+        <w:rPr>
+          <w:b/>
+          <w:lang w:val="en_US" w:bidi="en_US"/>
+        </w:rPr>
         <w:t>"the mutilation"</w:t>
       </w:r>
     </w:p>
@@ -25288,6 +29013,21 @@
           <w:b/>
           <w:lang w:val="en_US" w:bidi="en_US"/>
         </w:rPr>
+        <w:t>τὴν κατατομήν</w:t>
+      </w:r>
+    </w:p>
+    <w:p>
+      <w:pPr/>
+      <w:r>
+        <w:rPr>
+          <w:lang w:val="en_US" w:bidi="en_US"/>
+        </w:rPr>
+      </w:r>
+      <w:r>
+        <w:rPr>
+          <w:b/>
+          <w:lang w:val="en_US" w:bidi="en_US"/>
+        </w:rPr>
         <w:t>"the mutilation"</w:t>
       </w:r>
     </w:p>
@@ -25384,6 +29124,21 @@
           <w:b/>
           <w:lang w:val="en_US" w:bidi="en_US"/>
         </w:rPr>
+        <w:t>ἡμεῖς γάρ ἐσμεν</w:t>
+      </w:r>
+    </w:p>
+    <w:p>
+      <w:pPr/>
+      <w:r>
+        <w:rPr>
+          <w:lang w:val="en_US" w:bidi="en_US"/>
+        </w:rPr>
+      </w:r>
+      <w:r>
+        <w:rPr>
+          <w:b/>
+          <w:lang w:val="en_US" w:bidi="en_US"/>
+        </w:rPr>
         <w:t>"For we are"</w:t>
       </w:r>
     </w:p>
@@ -25493,6 +29248,21 @@
           <w:b/>
           <w:lang w:val="en_US" w:bidi="en_US"/>
         </w:rPr>
+        <w:t>ἡ περιτομή</w:t>
+      </w:r>
+    </w:p>
+    <w:p>
+      <w:pPr/>
+      <w:r>
+        <w:rPr>
+          <w:lang w:val="en_US" w:bidi="en_US"/>
+        </w:rPr>
+      </w:r>
+      <w:r>
+        <w:rPr>
+          <w:b/>
+          <w:lang w:val="en_US" w:bidi="en_US"/>
+        </w:rPr>
         <w:t>"the circumcision"</w:t>
       </w:r>
     </w:p>
@@ -25615,6 +29385,21 @@
           <w:b/>
           <w:lang w:val="en_US" w:bidi="en_US"/>
         </w:rPr>
+        <w:t>οἱ Πνεύματι Θεοῦ λατρεύοντες</w:t>
+      </w:r>
+    </w:p>
+    <w:p>
+      <w:pPr/>
+      <w:r>
+        <w:rPr>
+          <w:lang w:val="en_US" w:bidi="en_US"/>
+        </w:rPr>
+      </w:r>
+      <w:r>
+        <w:rPr>
+          <w:b/>
+          <w:lang w:val="en_US" w:bidi="en_US"/>
+        </w:rPr>
         <w:t>"the ones worshiping by the Spirit of God"</w:t>
       </w:r>
     </w:p>
@@ -25678,6 +29463,21 @@
           <w:b/>
           <w:lang w:val="en_US" w:bidi="en_US"/>
         </w:rPr>
+        <w:t>οὐκ ἐν σαρκὶ πεποιθότες</w:t>
+      </w:r>
+    </w:p>
+    <w:p>
+      <w:pPr/>
+      <w:r>
+        <w:rPr>
+          <w:lang w:val="en_US" w:bidi="en_US"/>
+        </w:rPr>
+      </w:r>
+      <w:r>
+        <w:rPr>
+          <w:b/>
+          <w:lang w:val="en_US" w:bidi="en_US"/>
+        </w:rPr>
         <w:t>"not being confident in the flesh"</w:t>
       </w:r>
     </w:p>
@@ -25787,6 +29587,21 @@
           <w:b/>
           <w:lang w:val="en_US" w:bidi="en_US"/>
         </w:rPr>
+        <w:t>καυχώμενοι ἐν Χριστῷ Ἰησοῦ, καὶ οὐκ ἐν σαρκὶ πεποιθότες</w:t>
+      </w:r>
+    </w:p>
+    <w:p>
+      <w:pPr/>
+      <w:r>
+        <w:rPr>
+          <w:lang w:val="en_US" w:bidi="en_US"/>
+        </w:rPr>
+      </w:r>
+      <w:r>
+        <w:rPr>
+          <w:b/>
+          <w:lang w:val="en_US" w:bidi="en_US"/>
+        </w:rPr>
         <w:t>"boasting in Christ Jesus and not being confident in the flesh"</w:t>
       </w:r>
     </w:p>
@@ -25876,6 +29691,21 @@
           <w:b/>
           <w:lang w:val="en_US" w:bidi="en_US"/>
         </w:rPr>
+        <w:t>καὶ οὐκ ἐν σαρκὶ πεποιθότες</w:t>
+      </w:r>
+    </w:p>
+    <w:p>
+      <w:pPr/>
+      <w:r>
+        <w:rPr>
+          <w:lang w:val="en_US" w:bidi="en_US"/>
+        </w:rPr>
+      </w:r>
+      <w:r>
+        <w:rPr>
+          <w:b/>
+          <w:lang w:val="en_US" w:bidi="en_US"/>
+        </w:rPr>
         <w:t>"and not being confident in the flesh"</w:t>
       </w:r>
     </w:p>
@@ -26011,6 +29841,21 @@
           <w:b/>
           <w:lang w:val="en_US" w:bidi="en_US"/>
         </w:rPr>
+        <w:t>ἐγὼ ἔχων πεποίθησιν καὶ ἐν σαρκί εἴ τις δοκεῖ ἄλλος πεποιθέναι ἐν σαρκί, ἐγὼ μᾶλλον</w:t>
+      </w:r>
+    </w:p>
+    <w:p>
+      <w:pPr/>
+      <w:r>
+        <w:rPr>
+          <w:lang w:val="en_US" w:bidi="en_US"/>
+        </w:rPr>
+      </w:r>
+      <w:r>
+        <w:rPr>
+          <w:b/>
+          <w:lang w:val="en_US" w:bidi="en_US"/>
+        </w:rPr>
         <w:t>""</w:t>
       </w:r>
     </w:p>
@@ -26027,7 +29872,7 @@
         </w:rPr>
         <w:t xml:space="preserve">Using a type of hypothetical situation, Paul recites his own credentials to illustrate that if observing the law could earn God’s favor, then he had more reason to boast than anyone else. His purpose is to teach the Philippian believers that they should only trust in Christ and not trust in other things to earn God’s favor. Paul explains in </w:t>
       </w:r>
-      <w:hyperlink r:id="rId36">
+      <w:hyperlink r:id="rId38">
         <w:r>
           <w:rPr>
             <w:lang w:val="en_US" w:bidi="en_US"/>
@@ -26175,6 +30020,21 @@
           <w:b/>
           <w:lang w:val="en_US" w:bidi="en_US"/>
         </w:rPr>
+        <w:t>φυλῆς Βενιαμείν</w:t>
+      </w:r>
+    </w:p>
+    <w:p>
+      <w:pPr/>
+      <w:r>
+        <w:rPr>
+          <w:lang w:val="en_US" w:bidi="en_US"/>
+        </w:rPr>
+      </w:r>
+      <w:r>
+        <w:rPr>
+          <w:b/>
+          <w:lang w:val="en_US" w:bidi="en_US"/>
+        </w:rPr>
         <w:t>"of the tribe of Benjamin"</w:t>
       </w:r>
     </w:p>
@@ -26347,6 +30207,21 @@
           <w:b/>
           <w:lang w:val="en_US" w:bidi="en_US"/>
         </w:rPr>
+        <w:t>κατὰ νόμον Φαρισαῖος</w:t>
+      </w:r>
+    </w:p>
+    <w:p>
+      <w:pPr/>
+      <w:r>
+        <w:rPr>
+          <w:lang w:val="en_US" w:bidi="en_US"/>
+        </w:rPr>
+      </w:r>
+      <w:r>
+        <w:rPr>
+          <w:b/>
+          <w:lang w:val="en_US" w:bidi="en_US"/>
+        </w:rPr>
         <w:t>"according to the law, a Pharisee"</w:t>
       </w:r>
     </w:p>
@@ -26423,6 +30298,21 @@
           <w:b/>
           <w:lang w:val="en_US" w:bidi="en_US"/>
         </w:rPr>
+        <w:t>κατὰ ζῆλος διώκων τὴν ἐκκλησίαν, κατὰ δικαιοσύνην τὴν ἐν νόμῳ γενόμενος ἄμεμπτος</w:t>
+      </w:r>
+    </w:p>
+    <w:p>
+      <w:pPr/>
+      <w:r>
+        <w:rPr>
+          <w:lang w:val="en_US" w:bidi="en_US"/>
+        </w:rPr>
+      </w:r>
+      <w:r>
+        <w:rPr>
+          <w:b/>
+          <w:lang w:val="en_US" w:bidi="en_US"/>
+        </w:rPr>
         <w:t>"according to zeal, persecuting the church; according to righteousness {that is} in the law, having become blameless"</w:t>
       </w:r>
     </w:p>
@@ -26486,6 +30376,21 @@
           <w:b/>
           <w:lang w:val="en_US" w:bidi="en_US"/>
         </w:rPr>
+        <w:t>κατὰ ζῆλος διώκων τὴν ἐκκλησίαν</w:t>
+      </w:r>
+    </w:p>
+    <w:p>
+      <w:pPr/>
+      <w:r>
+        <w:rPr>
+          <w:lang w:val="en_US" w:bidi="en_US"/>
+        </w:rPr>
+      </w:r>
+      <w:r>
+        <w:rPr>
+          <w:b/>
+          <w:lang w:val="en_US" w:bidi="en_US"/>
+        </w:rPr>
         <w:t>"according to zeal, persecuting the church"</w:t>
       </w:r>
     </w:p>
@@ -26621,6 +30526,21 @@
           <w:b/>
           <w:lang w:val="en_US" w:bidi="en_US"/>
         </w:rPr>
+        <w:t>τὴν ἐκκλησίαν</w:t>
+      </w:r>
+    </w:p>
+    <w:p>
+      <w:pPr/>
+      <w:r>
+        <w:rPr>
+          <w:lang w:val="en_US" w:bidi="en_US"/>
+        </w:rPr>
+      </w:r>
+      <w:r>
+        <w:rPr>
+          <w:b/>
+          <w:lang w:val="en_US" w:bidi="en_US"/>
+        </w:rPr>
         <w:t>"the church"</w:t>
       </w:r>
     </w:p>
@@ -26743,6 +30663,21 @@
           <w:b/>
           <w:lang w:val="en_US" w:bidi="en_US"/>
         </w:rPr>
+        <w:t>κατὰ δικαιοσύνην τὴν ἐν νόμῳ γενόμενος ἄμεμπτος</w:t>
+      </w:r>
+    </w:p>
+    <w:p>
+      <w:pPr/>
+      <w:r>
+        <w:rPr>
+          <w:lang w:val="en_US" w:bidi="en_US"/>
+        </w:rPr>
+      </w:r>
+      <w:r>
+        <w:rPr>
+          <w:b/>
+          <w:lang w:val="en_US" w:bidi="en_US"/>
+        </w:rPr>
         <w:t>"according to righteousness {that is} in the law, having become blameless"</w:t>
       </w:r>
     </w:p>
@@ -26839,6 +30774,21 @@
           <w:b/>
           <w:lang w:val="en_US" w:bidi="en_US"/>
         </w:rPr>
+        <w:t>ἅτινα ἦν μοι κέρδη, ταῦτα ἥγημαι διὰ τὸν Χριστὸν ζημίαν</w:t>
+      </w:r>
+    </w:p>
+    <w:p>
+      <w:pPr/>
+      <w:r>
+        <w:rPr>
+          <w:lang w:val="en_US" w:bidi="en_US"/>
+        </w:rPr>
+      </w:r>
+      <w:r>
+        <w:rPr>
+          <w:b/>
+          <w:lang w:val="en_US" w:bidi="en_US"/>
+        </w:rPr>
         <w:t>"Whatever things were gains for me, I consider these things loss for the sake of Christ"</w:t>
       </w:r>
     </w:p>
@@ -26855,7 +30805,7 @@
         </w:rPr>
         <w:t xml:space="preserve">This entire verse is Paul’s response to the seven things he listed in </w:t>
       </w:r>
-      <w:hyperlink r:id="rId37">
+      <w:hyperlink r:id="rId39">
         <w:r>
           <w:rPr>
             <w:lang w:val="en_US" w:bidi="en_US"/>
@@ -26940,6 +30890,21 @@
           <w:b/>
           <w:lang w:val="en_US" w:bidi="en_US"/>
         </w:rPr>
+        <w:t>ἅτινα ἦν μοι κέρδη, ταῦτα ἥγημαι διὰ τὸν Χριστὸν ζημίαν</w:t>
+      </w:r>
+    </w:p>
+    <w:p>
+      <w:pPr/>
+      <w:r>
+        <w:rPr>
+          <w:lang w:val="en_US" w:bidi="en_US"/>
+        </w:rPr>
+      </w:r>
+      <w:r>
+        <w:rPr>
+          <w:b/>
+          <w:lang w:val="en_US" w:bidi="en_US"/>
+        </w:rPr>
         <w:t>"Whatever things were gains for me, I consider these things loss for the sake of Christ"</w:t>
       </w:r>
     </w:p>
@@ -27049,6 +31014,21 @@
           <w:b/>
           <w:lang w:val="en_US" w:bidi="en_US"/>
         </w:rPr>
+        <w:t>ἅτινα ἦν μοι κέρδη</w:t>
+      </w:r>
+    </w:p>
+    <w:p>
+      <w:pPr/>
+      <w:r>
+        <w:rPr>
+          <w:lang w:val="en_US" w:bidi="en_US"/>
+        </w:rPr>
+      </w:r>
+      <w:r>
+        <w:rPr>
+          <w:b/>
+          <w:lang w:val="en_US" w:bidi="en_US"/>
+        </w:rPr>
         <w:t>"Whatever things were gains for me"</w:t>
       </w:r>
     </w:p>
@@ -27078,7 +31058,7 @@
         </w:rPr>
         <w:t xml:space="preserve"> refers specifically to the list of seven things that Paul has just listed in </w:t>
       </w:r>
-      <w:hyperlink r:id="rId37">
+      <w:hyperlink r:id="rId39">
         <w:r>
           <w:rPr>
             <w:lang w:val="en_US" w:bidi="en_US"/>
@@ -27163,6 +31143,21 @@
           <w:b/>
           <w:lang w:val="en_US" w:bidi="en_US"/>
         </w:rPr>
+        <w:t>ἅτινα ἦν μοι κέρδη</w:t>
+      </w:r>
+    </w:p>
+    <w:p>
+      <w:pPr/>
+      <w:r>
+        <w:rPr>
+          <w:lang w:val="en_US" w:bidi="en_US"/>
+        </w:rPr>
+      </w:r>
+      <w:r>
+        <w:rPr>
+          <w:b/>
+          <w:lang w:val="en_US" w:bidi="en_US"/>
+        </w:rPr>
         <w:t>"Whatever things were gains for me"</w:t>
       </w:r>
     </w:p>
@@ -27285,6 +31280,21 @@
           <w:b/>
           <w:lang w:val="en_US" w:bidi="en_US"/>
         </w:rPr>
+        <w:t>ταῦτα ἥγημαι διὰ τὸν Χριστὸν ζημίαν</w:t>
+      </w:r>
+    </w:p>
+    <w:p>
+      <w:pPr/>
+      <w:r>
+        <w:rPr>
+          <w:lang w:val="en_US" w:bidi="en_US"/>
+        </w:rPr>
+      </w:r>
+      <w:r>
+        <w:rPr>
+          <w:b/>
+          <w:lang w:val="en_US" w:bidi="en_US"/>
+        </w:rPr>
         <w:t>"I consider these things loss for the sake of Christ"</w:t>
       </w:r>
     </w:p>
@@ -27410,7 +31420,7 @@
         </w:rPr>
         <w:t xml:space="preserve">In this verse Paul continues the business metaphor which he began in </w:t>
       </w:r>
-      <w:hyperlink r:id="rId38">
+      <w:hyperlink r:id="rId40">
         <w:r>
           <w:rPr>
             <w:lang w:val="en_US" w:bidi="en_US"/>
@@ -27524,7 +31534,7 @@
         </w:rPr>
         <w:t xml:space="preserve"> in </w:t>
       </w:r>
-      <w:hyperlink r:id="rId38">
+      <w:hyperlink r:id="rId40">
         <w:r>
           <w:rPr>
             <w:lang w:val="en_US" w:bidi="en_US"/>
@@ -27589,6 +31599,21 @@
           <w:b/>
           <w:lang w:val="en_US" w:bidi="en_US"/>
         </w:rPr>
+        <w:t>ζημίαν</w:t>
+      </w:r>
+    </w:p>
+    <w:p>
+      <w:pPr/>
+      <w:r>
+        <w:rPr>
+          <w:lang w:val="en_US" w:bidi="en_US"/>
+        </w:rPr>
+      </w:r>
+      <w:r>
+        <w:rPr>
+          <w:b/>
+          <w:lang w:val="en_US" w:bidi="en_US"/>
+        </w:rPr>
         <w:t>"loss"</w:t>
       </w:r>
     </w:p>
@@ -27618,7 +31643,7 @@
         </w:rPr>
         <w:t xml:space="preserve"> in </w:t>
       </w:r>
-      <w:hyperlink r:id="rId38">
+      <w:hyperlink r:id="rId40">
         <w:r>
           <w:rPr>
             <w:lang w:val="en_US" w:bidi="en_US"/>
@@ -27703,6 +31728,21 @@
           <w:b/>
           <w:lang w:val="en_US" w:bidi="en_US"/>
         </w:rPr>
+        <w:t>καὶ ἡγοῦμαι πάντα ζημίαν εἶναι, διὰ τὸ ὑπερέχον τῆς γνώσεως Χριστοῦ Ἰησοῦ τοῦ Κυρίου μου</w:t>
+      </w:r>
+    </w:p>
+    <w:p>
+      <w:pPr/>
+      <w:r>
+        <w:rPr>
+          <w:lang w:val="en_US" w:bidi="en_US"/>
+        </w:rPr>
+      </w:r>
+      <w:r>
+        <w:rPr>
+          <w:b/>
+          <w:lang w:val="en_US" w:bidi="en_US"/>
+        </w:rPr>
         <w:t>"I consider even all things to be loss because of the surpassing value of the knowledge of Christ Jesus my Lord"</w:t>
       </w:r>
     </w:p>
@@ -27812,6 +31852,21 @@
           <w:b/>
           <w:lang w:val="en_US" w:bidi="en_US"/>
         </w:rPr>
+        <w:t>διὰ τὸ ὑπερέχον τῆς γνώσεως Χριστοῦ Ἰησοῦ τοῦ Κυρίου μου</w:t>
+      </w:r>
+    </w:p>
+    <w:p>
+      <w:pPr/>
+      <w:r>
+        <w:rPr>
+          <w:lang w:val="en_US" w:bidi="en_US"/>
+        </w:rPr>
+      </w:r>
+      <w:r>
+        <w:rPr>
+          <w:b/>
+          <w:lang w:val="en_US" w:bidi="en_US"/>
+        </w:rPr>
         <w:t>"because of the surpassing value of the knowledge of Christ Jesus my Lord"</w:t>
       </w:r>
     </w:p>
@@ -27921,6 +31976,21 @@
           <w:b/>
           <w:lang w:val="en_US" w:bidi="en_US"/>
         </w:rPr>
+        <w:t>διὰ τὸ ὑπερέχον τῆς γνώσεως Χριστοῦ Ἰησοῦ τοῦ Κυρίου μου</w:t>
+      </w:r>
+    </w:p>
+    <w:p>
+      <w:pPr/>
+      <w:r>
+        <w:rPr>
+          <w:lang w:val="en_US" w:bidi="en_US"/>
+        </w:rPr>
+      </w:r>
+      <w:r>
+        <w:rPr>
+          <w:b/>
+          <w:lang w:val="en_US" w:bidi="en_US"/>
+        </w:rPr>
         <w:t>"because of the surpassing value of the knowledge of Christ Jesus my Lord"</w:t>
       </w:r>
     </w:p>
@@ -27984,6 +32054,21 @@
           <w:b/>
           <w:lang w:val="en_US" w:bidi="en_US"/>
         </w:rPr>
+        <w:t>τῆς γνώσεως Χριστοῦ Ἰησοῦ τοῦ Κυρίου μου</w:t>
+      </w:r>
+    </w:p>
+    <w:p>
+      <w:pPr/>
+      <w:r>
+        <w:rPr>
+          <w:lang w:val="en_US" w:bidi="en_US"/>
+        </w:rPr>
+      </w:r>
+      <w:r>
+        <w:rPr>
+          <w:b/>
+          <w:lang w:val="en_US" w:bidi="en_US"/>
+        </w:rPr>
         <w:t>"of the knowledge of Christ Jesus my Lord"</w:t>
       </w:r>
     </w:p>
@@ -28080,6 +32165,21 @@
           <w:b/>
           <w:lang w:val="en_US" w:bidi="en_US"/>
         </w:rPr>
+        <w:t>δι’ ὃν τὰ πάντα ἐζημιώθην</w:t>
+      </w:r>
+    </w:p>
+    <w:p>
+      <w:pPr/>
+      <w:r>
+        <w:rPr>
+          <w:lang w:val="en_US" w:bidi="en_US"/>
+        </w:rPr>
+      </w:r>
+      <w:r>
+        <w:rPr>
+          <w:b/>
+          <w:lang w:val="en_US" w:bidi="en_US"/>
+        </w:rPr>
         <w:t>"because of whom I have suffered the loss of all things"</w:t>
       </w:r>
     </w:p>
@@ -28109,7 +32209,7 @@
         </w:rPr>
         <w:t xml:space="preserve"> earlier in this verse and in </w:t>
       </w:r>
-      <w:hyperlink r:id="rId38">
+      <w:hyperlink r:id="rId40">
         <w:r>
           <w:rPr>
             <w:lang w:val="en_US" w:bidi="en_US"/>
@@ -28223,7 +32323,7 @@
         </w:rPr>
         <w:t xml:space="preserve"> earlier in this verse and in </w:t>
       </w:r>
-      <w:hyperlink r:id="rId38">
+      <w:hyperlink r:id="rId40">
         <w:r>
           <w:rPr>
             <w:lang w:val="en_US" w:bidi="en_US"/>
@@ -28288,6 +32388,21 @@
           <w:b/>
           <w:lang w:val="en_US" w:bidi="en_US"/>
         </w:rPr>
+        <w:t>σκύβαλα</w:t>
+      </w:r>
+    </w:p>
+    <w:p>
+      <w:pPr/>
+      <w:r>
+        <w:rPr>
+          <w:lang w:val="en_US" w:bidi="en_US"/>
+        </w:rPr>
+      </w:r>
+      <w:r>
+        <w:rPr>
+          <w:b/>
+          <w:lang w:val="en_US" w:bidi="en_US"/>
+        </w:rPr>
         <w:t>"dung"</w:t>
       </w:r>
     </w:p>
@@ -28426,7 +32541,7 @@
         </w:rPr>
         <w:t xml:space="preserve"> in </w:t>
       </w:r>
-      <w:hyperlink r:id="rId38">
+      <w:hyperlink r:id="rId40">
         <w:r>
           <w:rPr>
             <w:lang w:val="en_US" w:bidi="en_US"/>
@@ -28491,6 +32606,21 @@
           <w:b/>
           <w:lang w:val="en_US" w:bidi="en_US"/>
         </w:rPr>
+        <w:t>ἵνα Χριστὸν κερδήσω</w:t>
+      </w:r>
+    </w:p>
+    <w:p>
+      <w:pPr/>
+      <w:r>
+        <w:rPr>
+          <w:lang w:val="en_US" w:bidi="en_US"/>
+        </w:rPr>
+      </w:r>
+      <w:r>
+        <w:rPr>
+          <w:b/>
+          <w:lang w:val="en_US" w:bidi="en_US"/>
+        </w:rPr>
         <w:t>"so that I might gain Christ"</w:t>
       </w:r>
     </w:p>
@@ -28587,6 +32717,21 @@
           <w:b/>
           <w:lang w:val="en_US" w:bidi="en_US"/>
         </w:rPr>
+        <w:t>καὶ εὑρεθῶ ἐν αὐτῷ</w:t>
+      </w:r>
+    </w:p>
+    <w:p>
+      <w:pPr/>
+      <w:r>
+        <w:rPr>
+          <w:lang w:val="en_US" w:bidi="en_US"/>
+        </w:rPr>
+      </w:r>
+      <w:r>
+        <w:rPr>
+          <w:b/>
+          <w:lang w:val="en_US" w:bidi="en_US"/>
+        </w:rPr>
         <w:t>"and be found in him"</w:t>
       </w:r>
     </w:p>
@@ -28683,6 +32828,21 @@
           <w:b/>
           <w:lang w:val="en_US" w:bidi="en_US"/>
         </w:rPr>
+        <w:t>μὴ ἔχων ἐμὴν δικαιοσύνην, τὴν ἐκ νόμου</w:t>
+      </w:r>
+    </w:p>
+    <w:p>
+      <w:pPr/>
+      <w:r>
+        <w:rPr>
+          <w:lang w:val="en_US" w:bidi="en_US"/>
+        </w:rPr>
+      </w:r>
+      <w:r>
+        <w:rPr>
+          <w:b/>
+          <w:lang w:val="en_US" w:bidi="en_US"/>
+        </w:rPr>
         <w:t>"not having my own righteousness {that is} from law"</w:t>
       </w:r>
     </w:p>
@@ -28792,6 +32952,21 @@
           <w:b/>
           <w:lang w:val="en_US" w:bidi="en_US"/>
         </w:rPr>
+        <w:t>ἀλλὰ τὴν διὰ πίστεως Χριστοῦ</w:t>
+      </w:r>
+    </w:p>
+    <w:p>
+      <w:pPr/>
+      <w:r>
+        <w:rPr>
+          <w:lang w:val="en_US" w:bidi="en_US"/>
+        </w:rPr>
+      </w:r>
+      <w:r>
+        <w:rPr>
+          <w:b/>
+          <w:lang w:val="en_US" w:bidi="en_US"/>
+        </w:rPr>
         <w:t>"but {that which is} through faith in Christ"</w:t>
       </w:r>
     </w:p>
@@ -28901,6 +33076,21 @@
           <w:b/>
           <w:lang w:val="en_US" w:bidi="en_US"/>
         </w:rPr>
+        <w:t>ἀλλὰ τὴν διὰ πίστεως Χριστοῦ</w:t>
+      </w:r>
+    </w:p>
+    <w:p>
+      <w:pPr/>
+      <w:r>
+        <w:rPr>
+          <w:lang w:val="en_US" w:bidi="en_US"/>
+        </w:rPr>
+      </w:r>
+      <w:r>
+        <w:rPr>
+          <w:b/>
+          <w:lang w:val="en_US" w:bidi="en_US"/>
+        </w:rPr>
         <w:t>"but {that which is} through faith in Christ"</w:t>
       </w:r>
     </w:p>
@@ -28997,6 +33187,21 @@
           <w:b/>
           <w:lang w:val="en_US" w:bidi="en_US"/>
         </w:rPr>
+        <w:t>τὴν ἐκ Θεοῦ δικαιοσύνην ἐπὶ τῇ πίστει</w:t>
+      </w:r>
+    </w:p>
+    <w:p>
+      <w:pPr/>
+      <w:r>
+        <w:rPr>
+          <w:lang w:val="en_US" w:bidi="en_US"/>
+        </w:rPr>
+      </w:r>
+      <w:r>
+        <w:rPr>
+          <w:b/>
+          <w:lang w:val="en_US" w:bidi="en_US"/>
+        </w:rPr>
         <w:t>""</w:t>
       </w:r>
     </w:p>
@@ -29119,6 +33324,21 @@
           <w:b/>
           <w:lang w:val="en_US" w:bidi="en_US"/>
         </w:rPr>
+        <w:t>τὴν ἐκ Θεοῦ δικαιοσύνην ἐπὶ τῇ πίστει</w:t>
+      </w:r>
+    </w:p>
+    <w:p>
+      <w:pPr/>
+      <w:r>
+        <w:rPr>
+          <w:lang w:val="en_US" w:bidi="en_US"/>
+        </w:rPr>
+      </w:r>
+      <w:r>
+        <w:rPr>
+          <w:b/>
+          <w:lang w:val="en_US" w:bidi="en_US"/>
+        </w:rPr>
         <w:t>""</w:t>
       </w:r>
     </w:p>
@@ -29241,6 +33461,21 @@
           <w:b/>
           <w:lang w:val="en_US" w:bidi="en_US"/>
         </w:rPr>
+        <w:t>ἐπὶ τῇ πίστει</w:t>
+      </w:r>
+    </w:p>
+    <w:p>
+      <w:pPr/>
+      <w:r>
+        <w:rPr>
+          <w:lang w:val="en_US" w:bidi="en_US"/>
+        </w:rPr>
+      </w:r>
+      <w:r>
+        <w:rPr>
+          <w:b/>
+          <w:lang w:val="en_US" w:bidi="en_US"/>
+        </w:rPr>
         <w:t>"by faith"</w:t>
       </w:r>
     </w:p>
@@ -29337,6 +33572,21 @@
           <w:b/>
           <w:lang w:val="en_US" w:bidi="en_US"/>
         </w:rPr>
+        <w:t>τοῦ γνῶναι αὐτὸν, καὶ τὴν δύναμιν τῆς ἀναστάσεως αὐτοῦ, καὶ κοινωνίαν παθημάτων αὐτοῦ, συμμορφιζόμενος τῷ θανάτῳ αὐτοῦ</w:t>
+      </w:r>
+    </w:p>
+    <w:p>
+      <w:pPr/>
+      <w:r>
+        <w:rPr>
+          <w:lang w:val="en_US" w:bidi="en_US"/>
+        </w:rPr>
+      </w:r>
+      <w:r>
+        <w:rPr>
+          <w:b/>
+          <w:lang w:val="en_US" w:bidi="en_US"/>
+        </w:rPr>
         <w:t>"to know him and the power of his resurrection and the fellowship of his sufferings, being conformed to his death"</w:t>
       </w:r>
     </w:p>
@@ -29446,6 +33696,21 @@
           <w:b/>
           <w:lang w:val="en_US" w:bidi="en_US"/>
         </w:rPr>
+        <w:t>καὶ</w:t>
+      </w:r>
+    </w:p>
+    <w:p>
+      <w:pPr/>
+      <w:r>
+        <w:rPr>
+          <w:lang w:val="en_US" w:bidi="en_US"/>
+        </w:rPr>
+      </w:r>
+      <w:r>
+        <w:rPr>
+          <w:b/>
+          <w:lang w:val="en_US" w:bidi="en_US"/>
+        </w:rPr>
         <w:t>"and"</w:t>
       </w:r>
     </w:p>
@@ -29542,6 +33807,21 @@
           <w:b/>
           <w:lang w:val="en_US" w:bidi="en_US"/>
         </w:rPr>
+        <w:t>τοῦ γνῶναι αὐτὸν, καὶ τὴν δύναμιν τῆς ἀναστάσεως αὐτοῦ, καὶ κοινωνίαν παθημάτων αὐτοῦ</w:t>
+      </w:r>
+    </w:p>
+    <w:p>
+      <w:pPr/>
+      <w:r>
+        <w:rPr>
+          <w:lang w:val="en_US" w:bidi="en_US"/>
+        </w:rPr>
+      </w:r>
+      <w:r>
+        <w:rPr>
+          <w:b/>
+          <w:lang w:val="en_US" w:bidi="en_US"/>
+        </w:rPr>
         <w:t>"to know him and the power of his resurrection and the fellowship of his sufferings"</w:t>
       </w:r>
     </w:p>
@@ -29647,7 +33927,7 @@
         </w:rPr>
         <w:t xml:space="preserve">See how you translated the word “knowledge” in </w:t>
       </w:r>
-      <w:hyperlink r:id="rId39">
+      <w:hyperlink r:id="rId41">
         <w:r>
           <w:rPr>
             <w:lang w:val="en_US" w:bidi="en_US"/>
@@ -29725,6 +34005,21 @@
           <w:b/>
           <w:lang w:val="en_US" w:bidi="en_US"/>
         </w:rPr>
+        <w:t>δύναμιν</w:t>
+      </w:r>
+    </w:p>
+    <w:p>
+      <w:pPr/>
+      <w:r>
+        <w:rPr>
+          <w:lang w:val="en_US" w:bidi="en_US"/>
+        </w:rPr>
+      </w:r>
+      <w:r>
+        <w:rPr>
+          <w:b/>
+          <w:lang w:val="en_US" w:bidi="en_US"/>
+        </w:rPr>
         <w:t>"power"</w:t>
       </w:r>
     </w:p>
@@ -29834,6 +34129,21 @@
           <w:b/>
           <w:lang w:val="en_US" w:bidi="en_US"/>
         </w:rPr>
+        <w:t>καὶ κοινωνίαν παθημάτων αὐτοῦ</w:t>
+      </w:r>
+    </w:p>
+    <w:p>
+      <w:pPr/>
+      <w:r>
+        <w:rPr>
+          <w:lang w:val="en_US" w:bidi="en_US"/>
+        </w:rPr>
+      </w:r>
+      <w:r>
+        <w:rPr>
+          <w:b/>
+          <w:lang w:val="en_US" w:bidi="en_US"/>
+        </w:rPr>
         <w:t>"and the fellowship of his sufferings"</w:t>
       </w:r>
     </w:p>
@@ -29930,6 +34240,21 @@
           <w:b/>
           <w:lang w:val="en_US" w:bidi="en_US"/>
         </w:rPr>
+        <w:t>καὶ κοινωνίαν παθημάτων αὐτοῦ</w:t>
+      </w:r>
+    </w:p>
+    <w:p>
+      <w:pPr/>
+      <w:r>
+        <w:rPr>
+          <w:lang w:val="en_US" w:bidi="en_US"/>
+        </w:rPr>
+      </w:r>
+      <w:r>
+        <w:rPr>
+          <w:b/>
+          <w:lang w:val="en_US" w:bidi="en_US"/>
+        </w:rPr>
         <w:t>"and the fellowship of his sufferings"</w:t>
       </w:r>
     </w:p>
@@ -30026,6 +34351,21 @@
           <w:b/>
           <w:lang w:val="en_US" w:bidi="en_US"/>
         </w:rPr>
+        <w:t>καὶ</w:t>
+      </w:r>
+    </w:p>
+    <w:p>
+      <w:pPr/>
+      <w:r>
+        <w:rPr>
+          <w:lang w:val="en_US" w:bidi="en_US"/>
+        </w:rPr>
+      </w:r>
+      <w:r>
+        <w:rPr>
+          <w:b/>
+          <w:lang w:val="en_US" w:bidi="en_US"/>
+        </w:rPr>
         <w:t>"and"</w:t>
       </w:r>
     </w:p>
@@ -30122,6 +34462,21 @@
           <w:b/>
           <w:lang w:val="en_US" w:bidi="en_US"/>
         </w:rPr>
+        <w:t>συμμορφιζόμενος τῷ θανάτῳ αὐτοῦ</w:t>
+      </w:r>
+    </w:p>
+    <w:p>
+      <w:pPr/>
+      <w:r>
+        <w:rPr>
+          <w:lang w:val="en_US" w:bidi="en_US"/>
+        </w:rPr>
+      </w:r>
+      <w:r>
+        <w:rPr>
+          <w:b/>
+          <w:lang w:val="en_US" w:bidi="en_US"/>
+        </w:rPr>
         <w:t>"being conformed to his death"</w:t>
       </w:r>
     </w:p>
@@ -30218,6 +34573,21 @@
           <w:b/>
           <w:lang w:val="en_US" w:bidi="en_US"/>
         </w:rPr>
+        <w:t>συμμορφιζόμενος τῷ θανάτῳ αὐτοῦ</w:t>
+      </w:r>
+    </w:p>
+    <w:p>
+      <w:pPr/>
+      <w:r>
+        <w:rPr>
+          <w:lang w:val="en_US" w:bidi="en_US"/>
+        </w:rPr>
+      </w:r>
+      <w:r>
+        <w:rPr>
+          <w:b/>
+          <w:lang w:val="en_US" w:bidi="en_US"/>
+        </w:rPr>
         <w:t>"being conformed to his death"</w:t>
       </w:r>
     </w:p>
@@ -30314,6 +34684,21 @@
           <w:b/>
           <w:lang w:val="en_US" w:bidi="en_US"/>
         </w:rPr>
+        <w:t>τὴν ἐξανάστασιν τὴν ἐκ νεκρῶν</w:t>
+      </w:r>
+    </w:p>
+    <w:p>
+      <w:pPr/>
+      <w:r>
+        <w:rPr>
+          <w:lang w:val="en_US" w:bidi="en_US"/>
+        </w:rPr>
+      </w:r>
+      <w:r>
+        <w:rPr>
+          <w:b/>
+          <w:lang w:val="en_US" w:bidi="en_US"/>
+        </w:rPr>
         <w:t>"the resurrection {that is} from the dead"</w:t>
       </w:r>
     </w:p>
@@ -30377,6 +34762,21 @@
           <w:b/>
           <w:lang w:val="en_US" w:bidi="en_US"/>
         </w:rPr>
+        <w:t>οὐχ ὅτι ἤδη ἔλαβον</w:t>
+      </w:r>
+    </w:p>
+    <w:p>
+      <w:pPr/>
+      <w:r>
+        <w:rPr>
+          <w:lang w:val="en_US" w:bidi="en_US"/>
+        </w:rPr>
+      </w:r>
+      <w:r>
+        <w:rPr>
+          <w:b/>
+          <w:lang w:val="en_US" w:bidi="en_US"/>
+        </w:rPr>
         <w:t>"Not that I already received {it"</w:t>
       </w:r>
     </w:p>
@@ -30486,6 +34886,21 @@
           <w:b/>
           <w:lang w:val="en_US" w:bidi="en_US"/>
         </w:rPr>
+        <w:t>ἢ ἤδη τετελείωμαι</w:t>
+      </w:r>
+    </w:p>
+    <w:p>
+      <w:pPr/>
+      <w:r>
+        <w:rPr>
+          <w:lang w:val="en_US" w:bidi="en_US"/>
+        </w:rPr>
+      </w:r>
+      <w:r>
+        <w:rPr>
+          <w:b/>
+          <w:lang w:val="en_US" w:bidi="en_US"/>
+        </w:rPr>
         <w:t>"or have already been made perfect"</w:t>
       </w:r>
     </w:p>
@@ -30582,6 +34997,21 @@
           <w:b/>
           <w:lang w:val="en_US" w:bidi="en_US"/>
         </w:rPr>
+        <w:t>ἤδη τετελείωμαι</w:t>
+      </w:r>
+    </w:p>
+    <w:p>
+      <w:pPr/>
+      <w:r>
+        <w:rPr>
+          <w:lang w:val="en_US" w:bidi="en_US"/>
+        </w:rPr>
+      </w:r>
+      <w:r>
+        <w:rPr>
+          <w:b/>
+          <w:lang w:val="en_US" w:bidi="en_US"/>
+        </w:rPr>
         <w:t>"have already been made perfect"</w:t>
       </w:r>
     </w:p>
@@ -30678,6 +35108,21 @@
           <w:b/>
           <w:lang w:val="en_US" w:bidi="en_US"/>
         </w:rPr>
+        <w:t>ἤδη τετελείωμαι</w:t>
+      </w:r>
+    </w:p>
+    <w:p>
+      <w:pPr/>
+      <w:r>
+        <w:rPr>
+          <w:lang w:val="en_US" w:bidi="en_US"/>
+        </w:rPr>
+      </w:r>
+      <w:r>
+        <w:rPr>
+          <w:b/>
+          <w:lang w:val="en_US" w:bidi="en_US"/>
+        </w:rPr>
         <w:t>"have already been made perfect"</w:t>
       </w:r>
     </w:p>
@@ -30774,6 +35219,21 @@
           <w:b/>
           <w:lang w:val="en_US" w:bidi="en_US"/>
         </w:rPr>
+        <w:t>καταλάβω, ἐφ’ ᾧ καὶ κατελήμφθην ὑπὸ Χριστοῦ Ἰησοῦ</w:t>
+      </w:r>
+    </w:p>
+    <w:p>
+      <w:pPr/>
+      <w:r>
+        <w:rPr>
+          <w:lang w:val="en_US" w:bidi="en_US"/>
+        </w:rPr>
+      </w:r>
+      <w:r>
+        <w:rPr>
+          <w:b/>
+          <w:lang w:val="en_US" w:bidi="en_US"/>
+        </w:rPr>
         <w:t>"I might"</w:t>
       </w:r>
       <w:r>
@@ -30912,7 +35372,7 @@
         </w:rPr>
         <w:t xml:space="preserve"> in </w:t>
       </w:r>
-      <w:hyperlink r:id="rId18">
+      <w:hyperlink r:id="rId20">
         <w:r>
           <w:rPr>
             <w:lang w:val="en_US" w:bidi="en_US"/>
@@ -30930,7 +35390,7 @@
         </w:rPr>
         <w:t xml:space="preserve"> and </w:t>
       </w:r>
-      <w:hyperlink r:id="rId40">
+      <w:hyperlink r:id="rId42">
         <w:r>
           <w:rPr>
             <w:lang w:val="en_US" w:bidi="en_US"/>
@@ -30995,6 +35455,21 @@
           <w:b/>
           <w:lang w:val="en_US" w:bidi="en_US"/>
         </w:rPr>
+        <w:t>ἐγὼ ἐμαυτὸν οὐ λογίζομαι κατειληφέναι</w:t>
+      </w:r>
+    </w:p>
+    <w:p>
+      <w:pPr/>
+      <w:r>
+        <w:rPr>
+          <w:lang w:val="en_US" w:bidi="en_US"/>
+        </w:rPr>
+      </w:r>
+      <w:r>
+        <w:rPr>
+          <w:b/>
+          <w:lang w:val="en_US" w:bidi="en_US"/>
+        </w:rPr>
         <w:t>"I do not consider myself to have grasped {it"</w:t>
       </w:r>
     </w:p>
@@ -31104,6 +35579,21 @@
           <w:b/>
           <w:lang w:val="en_US" w:bidi="en_US"/>
         </w:rPr>
+        <w:t>ἓν δέ</w:t>
+      </w:r>
+    </w:p>
+    <w:p>
+      <w:pPr/>
+      <w:r>
+        <w:rPr>
+          <w:lang w:val="en_US" w:bidi="en_US"/>
+        </w:rPr>
+      </w:r>
+      <w:r>
+        <w:rPr>
+          <w:b/>
+          <w:lang w:val="en_US" w:bidi="en_US"/>
+        </w:rPr>
         <w:t>"But one thing"</w:t>
       </w:r>
     </w:p>
@@ -31200,6 +35690,21 @@
           <w:b/>
           <w:lang w:val="en_US" w:bidi="en_US"/>
         </w:rPr>
+        <w:t>τὰ μὲν ὀπίσω ἐπιλανθανόμενος, τοῖς δὲ ἔμπροσθεν ἐπεκτεινόμενος</w:t>
+      </w:r>
+    </w:p>
+    <w:p>
+      <w:pPr/>
+      <w:r>
+        <w:rPr>
+          <w:lang w:val="en_US" w:bidi="en_US"/>
+        </w:rPr>
+      </w:r>
+      <w:r>
+        <w:rPr>
+          <w:b/>
+          <w:lang w:val="en_US" w:bidi="en_US"/>
+        </w:rPr>
         <w:t>"forgetting {what is} behind and straining for {what is} ahead"</w:t>
       </w:r>
     </w:p>
@@ -31229,7 +35734,7 @@
         </w:rPr>
         <w:t xml:space="preserve">, Paul is using the imagery of a person who is in a race to win a prize. Paul portrays himself as a runner in this metaphor, and he continues using this metaphor until the end of </w:t>
       </w:r>
-      <w:hyperlink r:id="rId41">
+      <w:hyperlink r:id="rId43">
         <w:r>
           <w:rPr>
             <w:lang w:val="en_US" w:bidi="en_US"/>
@@ -31314,6 +35819,21 @@
           <w:b/>
           <w:lang w:val="en_US" w:bidi="en_US"/>
         </w:rPr>
+        <w:t>κατὰ σκοπὸν διώκω εἰς τὸ βραβεῖον</w:t>
+      </w:r>
+    </w:p>
+    <w:p>
+      <w:pPr/>
+      <w:r>
+        <w:rPr>
+          <w:lang w:val="en_US" w:bidi="en_US"/>
+        </w:rPr>
+      </w:r>
+      <w:r>
+        <w:rPr>
+          <w:b/>
+          <w:lang w:val="en_US" w:bidi="en_US"/>
+        </w:rPr>
         <w:t>"I press on toward the goal for the prize"</w:t>
       </w:r>
     </w:p>
@@ -31423,6 +35943,21 @@
           <w:b/>
           <w:lang w:val="en_US" w:bidi="en_US"/>
         </w:rPr>
+        <w:t>σκοπὸν &amp; εἰς τὸ βραβεῖον τῆς ἄνω κλήσεως τοῦ Θεοῦ</w:t>
+      </w:r>
+    </w:p>
+    <w:p>
+      <w:pPr/>
+      <w:r>
+        <w:rPr>
+          <w:lang w:val="en_US" w:bidi="en_US"/>
+        </w:rPr>
+      </w:r>
+      <w:r>
+        <w:rPr>
+          <w:b/>
+          <w:lang w:val="en_US" w:bidi="en_US"/>
+        </w:rPr>
         <w:t>"the goal for the prize of the upward calling of God"</w:t>
       </w:r>
     </w:p>
@@ -31538,6 +36073,21 @@
           <w:b/>
           <w:lang w:val="en_US" w:bidi="en_US"/>
         </w:rPr>
+        <w:t>τὸ βραβεῖον τῆς ἄνω κλήσεως τοῦ Θεοῦ</w:t>
+      </w:r>
+    </w:p>
+    <w:p>
+      <w:pPr/>
+      <w:r>
+        <w:rPr>
+          <w:lang w:val="en_US" w:bidi="en_US"/>
+        </w:rPr>
+      </w:r>
+      <w:r>
+        <w:rPr>
+          <w:b/>
+          <w:lang w:val="en_US" w:bidi="en_US"/>
+        </w:rPr>
         <w:t>"the prize of the upward calling of God"</w:t>
       </w:r>
     </w:p>
@@ -31686,6 +36236,21 @@
           <w:b/>
           <w:lang w:val="en_US" w:bidi="en_US"/>
         </w:rPr>
+        <w:t>τῆς ἄνω κλήσεως τοῦ Θεοῦ</w:t>
+      </w:r>
+    </w:p>
+    <w:p>
+      <w:pPr/>
+      <w:r>
+        <w:rPr>
+          <w:lang w:val="en_US" w:bidi="en_US"/>
+        </w:rPr>
+      </w:r>
+      <w:r>
+        <w:rPr>
+          <w:b/>
+          <w:lang w:val="en_US" w:bidi="en_US"/>
+        </w:rPr>
         <w:t>"of the upward calling of God"</w:t>
       </w:r>
     </w:p>
@@ -31808,6 +36373,21 @@
           <w:b/>
           <w:lang w:val="en_US" w:bidi="en_US"/>
         </w:rPr>
+        <w:t>κατὰ σκοπὸν διώκω εἰς τὸ βραβεῖον τῆς ἄνω κλήσεως τοῦ Θεοῦ ἐν Χριστῷ Ἰησοῦ</w:t>
+      </w:r>
+    </w:p>
+    <w:p>
+      <w:pPr/>
+      <w:r>
+        <w:rPr>
+          <w:lang w:val="en_US" w:bidi="en_US"/>
+        </w:rPr>
+      </w:r>
+      <w:r>
+        <w:rPr>
+          <w:b/>
+          <w:lang w:val="en_US" w:bidi="en_US"/>
+        </w:rPr>
         <w:t>"I press on toward the goal for the prize of the upward calling of God in Christ Jesus"</w:t>
       </w:r>
     </w:p>
@@ -31930,6 +36510,21 @@
           <w:b/>
           <w:lang w:val="en_US" w:bidi="en_US"/>
         </w:rPr>
+        <w:t>κατὰ σκοπὸν διώκω εἰς τὸ βραβεῖον τῆς ἄνω κλήσεως τοῦ Θεοῦ ἐν Χριστῷ Ἰησοῦ</w:t>
+      </w:r>
+    </w:p>
+    <w:p>
+      <w:pPr/>
+      <w:r>
+        <w:rPr>
+          <w:lang w:val="en_US" w:bidi="en_US"/>
+        </w:rPr>
+      </w:r>
+      <w:r>
+        <w:rPr>
+          <w:b/>
+          <w:lang w:val="en_US" w:bidi="en_US"/>
+        </w:rPr>
         <w:t>"I press on toward the goal for the prize of the upward calling of God in Christ Jesus"</w:t>
       </w:r>
     </w:p>
@@ -32039,6 +36634,21 @@
           <w:b/>
           <w:lang w:val="en_US" w:bidi="en_US"/>
         </w:rPr>
+        <w:t>οὖν</w:t>
+      </w:r>
+    </w:p>
+    <w:p>
+      <w:pPr/>
+      <w:r>
+        <w:rPr>
+          <w:lang w:val="en_US" w:bidi="en_US"/>
+        </w:rPr>
+      </w:r>
+      <w:r>
+        <w:rPr>
+          <w:b/>
+          <w:lang w:val="en_US" w:bidi="en_US"/>
+        </w:rPr>
         <w:t>"Therefore"</w:t>
       </w:r>
     </w:p>
@@ -32068,7 +36678,7 @@
         </w:rPr>
         <w:t xml:space="preserve"> indicates that Paul is transitioning from teaching the Philippians by using his personal experience (</w:t>
       </w:r>
-      <w:hyperlink r:id="rId42">
+      <w:hyperlink r:id="rId44">
         <w:r>
           <w:rPr>
             <w:lang w:val="en_US" w:bidi="en_US"/>
@@ -32086,7 +36696,7 @@
         </w:rPr>
         <w:t>) to exhorting them (</w:t>
       </w:r>
-      <w:hyperlink r:id="rId43">
+      <w:hyperlink r:id="rId45">
         <w:r>
           <w:rPr>
             <w:lang w:val="en_US" w:bidi="en_US"/>
@@ -32171,6 +36781,21 @@
           <w:b/>
           <w:lang w:val="en_US" w:bidi="en_US"/>
         </w:rPr>
+        <w:t>ὅσοι</w:t>
+      </w:r>
+    </w:p>
+    <w:p>
+      <w:pPr/>
+      <w:r>
+        <w:rPr>
+          <w:lang w:val="en_US" w:bidi="en_US"/>
+        </w:rPr>
+      </w:r>
+      <w:r>
+        <w:rPr>
+          <w:b/>
+          <w:lang w:val="en_US" w:bidi="en_US"/>
+        </w:rPr>
         <w:t>"as many as"</w:t>
       </w:r>
     </w:p>
@@ -32343,6 +36968,21 @@
           <w:b/>
           <w:lang w:val="en_US" w:bidi="en_US"/>
         </w:rPr>
+        <w:t>καὶ τοῦτο ὁ Θεὸς ὑμῖν ἀποκαλύψει</w:t>
+      </w:r>
+    </w:p>
+    <w:p>
+      <w:pPr/>
+      <w:r>
+        <w:rPr>
+          <w:lang w:val="en_US" w:bidi="en_US"/>
+        </w:rPr>
+      </w:r>
+      <w:r>
+        <w:rPr>
+          <w:b/>
+          <w:lang w:val="en_US" w:bidi="en_US"/>
+        </w:rPr>
         <w:t>"God will also reveal that to you"</w:t>
       </w:r>
     </w:p>
@@ -32406,6 +37046,21 @@
           <w:b/>
           <w:lang w:val="en_US" w:bidi="en_US"/>
         </w:rPr>
+        <w:t>εἰς ὃ ἐφθάσαμεν, τῷ αὐτῷ στοιχεῖν</w:t>
+      </w:r>
+    </w:p>
+    <w:p>
+      <w:pPr/>
+      <w:r>
+        <w:rPr>
+          <w:lang w:val="en_US" w:bidi="en_US"/>
+        </w:rPr>
+      </w:r>
+      <w:r>
+        <w:rPr>
+          <w:b/>
+          <w:lang w:val="en_US" w:bidi="en_US"/>
+        </w:rPr>
         <w:t>"in what we have attained, we should live in it"</w:t>
       </w:r>
     </w:p>
@@ -32528,6 +37183,21 @@
           <w:b/>
           <w:lang w:val="en_US" w:bidi="en_US"/>
         </w:rPr>
+        <w:t>εἰς ὃ ἐφθάσαμεν, τῷ αὐτῷ στοιχεῖν</w:t>
+      </w:r>
+    </w:p>
+    <w:p>
+      <w:pPr/>
+      <w:r>
+        <w:rPr>
+          <w:lang w:val="en_US" w:bidi="en_US"/>
+        </w:rPr>
+      </w:r>
+      <w:r>
+        <w:rPr>
+          <w:b/>
+          <w:lang w:val="en_US" w:bidi="en_US"/>
+        </w:rPr>
         <w:t>"in what we have attained, we should live in it"</w:t>
       </w:r>
     </w:p>
@@ -32591,6 +37261,21 @@
           <w:b/>
           <w:lang w:val="en_US" w:bidi="en_US"/>
         </w:rPr>
+        <w:t>συνμιμηταί μου γίνεσθε</w:t>
+      </w:r>
+    </w:p>
+    <w:p>
+      <w:pPr/>
+      <w:r>
+        <w:rPr>
+          <w:lang w:val="en_US" w:bidi="en_US"/>
+        </w:rPr>
+      </w:r>
+      <w:r>
+        <w:rPr>
+          <w:b/>
+          <w:lang w:val="en_US" w:bidi="en_US"/>
+        </w:rPr>
         <w:t>"Become imitators of me"</w:t>
       </w:r>
     </w:p>
@@ -32654,6 +37339,21 @@
           <w:b/>
           <w:lang w:val="en_US" w:bidi="en_US"/>
         </w:rPr>
+        <w:t>γίνεσθε</w:t>
+      </w:r>
+    </w:p>
+    <w:p>
+      <w:pPr/>
+      <w:r>
+        <w:rPr>
+          <w:lang w:val="en_US" w:bidi="en_US"/>
+        </w:rPr>
+      </w:r>
+      <w:r>
+        <w:rPr>
+          <w:b/>
+          <w:lang w:val="en_US" w:bidi="en_US"/>
+        </w:rPr>
         <w:t>"Become"</w:t>
       </w:r>
     </w:p>
@@ -32779,7 +37479,7 @@
         </w:rPr>
         <w:t xml:space="preserve"> in </w:t>
       </w:r>
-      <w:hyperlink r:id="rId18">
+      <w:hyperlink r:id="rId20">
         <w:r>
           <w:rPr>
             <w:lang w:val="en_US" w:bidi="en_US"/>
@@ -32844,6 +37544,21 @@
           <w:b/>
           <w:lang w:val="en_US" w:bidi="en_US"/>
         </w:rPr>
+        <w:t>σκοπεῖτε</w:t>
+      </w:r>
+    </w:p>
+    <w:p>
+      <w:pPr/>
+      <w:r>
+        <w:rPr>
+          <w:lang w:val="en_US" w:bidi="en_US"/>
+        </w:rPr>
+      </w:r>
+      <w:r>
+        <w:rPr>
+          <w:b/>
+          <w:lang w:val="en_US" w:bidi="en_US"/>
+        </w:rPr>
         <w:t>"watch closely"</w:t>
       </w:r>
     </w:p>
@@ -32940,6 +37655,21 @@
           <w:b/>
           <w:lang w:val="en_US" w:bidi="en_US"/>
         </w:rPr>
+        <w:t>τοὺς οὕτω περιπατοῦντας, καθὼς ἔχετε τύπον ἡμᾶς</w:t>
+      </w:r>
+    </w:p>
+    <w:p>
+      <w:pPr/>
+      <w:r>
+        <w:rPr>
+          <w:lang w:val="en_US" w:bidi="en_US"/>
+        </w:rPr>
+      </w:r>
+      <w:r>
+        <w:rPr>
+          <w:b/>
+          <w:lang w:val="en_US" w:bidi="en_US"/>
+        </w:rPr>
         <w:t>"the ones walking in this manner, just as you have us {as} an example"</w:t>
       </w:r>
     </w:p>
@@ -33003,6 +37733,21 @@
           <w:b/>
           <w:lang w:val="en_US" w:bidi="en_US"/>
         </w:rPr>
+        <w:t>πολλοὶ γὰρ περιπατοῦσιν</w:t>
+      </w:r>
+    </w:p>
+    <w:p>
+      <w:pPr/>
+      <w:r>
+        <w:rPr>
+          <w:lang w:val="en_US" w:bidi="en_US"/>
+        </w:rPr>
+      </w:r>
+      <w:r>
+        <w:rPr>
+          <w:b/>
+          <w:lang w:val="en_US" w:bidi="en_US"/>
+        </w:rPr>
         <w:t>"For many walk"</w:t>
       </w:r>
     </w:p>
@@ -33099,6 +37844,21 @@
           <w:b/>
           <w:lang w:val="en_US" w:bidi="en_US"/>
         </w:rPr>
+        <w:t>πολλοὶ γὰρ</w:t>
+      </w:r>
+    </w:p>
+    <w:p>
+      <w:pPr/>
+      <w:r>
+        <w:rPr>
+          <w:lang w:val="en_US" w:bidi="en_US"/>
+        </w:rPr>
+      </w:r>
+      <w:r>
+        <w:rPr>
+          <w:b/>
+          <w:lang w:val="en_US" w:bidi="en_US"/>
+        </w:rPr>
         <w:t>"For many"</w:t>
       </w:r>
     </w:p>
@@ -33195,6 +37955,21 @@
           <w:b/>
           <w:lang w:val="en_US" w:bidi="en_US"/>
         </w:rPr>
+        <w:t>νῦν δὲ καὶ κλαίων</w:t>
+      </w:r>
+    </w:p>
+    <w:p>
+      <w:pPr/>
+      <w:r>
+        <w:rPr>
+          <w:lang w:val="en_US" w:bidi="en_US"/>
+        </w:rPr>
+      </w:r>
+      <w:r>
+        <w:rPr>
+          <w:b/>
+          <w:lang w:val="en_US" w:bidi="en_US"/>
+        </w:rPr>
         <w:t>"but now even weeping"</w:t>
       </w:r>
     </w:p>
@@ -33258,6 +38033,21 @@
           <w:b/>
           <w:lang w:val="en_US" w:bidi="en_US"/>
         </w:rPr>
+        <w:t>τοὺς ἐχθροὺς τοῦ σταυροῦ τοῦ Χριστοῦ</w:t>
+      </w:r>
+    </w:p>
+    <w:p>
+      <w:pPr/>
+      <w:r>
+        <w:rPr>
+          <w:lang w:val="en_US" w:bidi="en_US"/>
+        </w:rPr>
+      </w:r>
+      <w:r>
+        <w:rPr>
+          <w:b/>
+          <w:lang w:val="en_US" w:bidi="en_US"/>
+        </w:rPr>
         <w:t>"as} the enemies of the cross of Christ"</w:t>
       </w:r>
     </w:p>
@@ -33380,6 +38170,21 @@
           <w:b/>
           <w:lang w:val="en_US" w:bidi="en_US"/>
         </w:rPr>
+        <w:t>ὧν τὸ τέλος ἀπώλεια</w:t>
+      </w:r>
+    </w:p>
+    <w:p>
+      <w:pPr/>
+      <w:r>
+        <w:rPr>
+          <w:lang w:val="en_US" w:bidi="en_US"/>
+        </w:rPr>
+      </w:r>
+      <w:r>
+        <w:rPr>
+          <w:b/>
+          <w:lang w:val="en_US" w:bidi="en_US"/>
+        </w:rPr>
         <w:t>"whose end {is} destruction"</w:t>
       </w:r>
     </w:p>
@@ -33489,6 +38294,21 @@
           <w:b/>
           <w:lang w:val="en_US" w:bidi="en_US"/>
         </w:rPr>
+        <w:t>ὧν τὸ τέλος ἀπώλεια</w:t>
+      </w:r>
+    </w:p>
+    <w:p>
+      <w:pPr/>
+      <w:r>
+        <w:rPr>
+          <w:lang w:val="en_US" w:bidi="en_US"/>
+        </w:rPr>
+      </w:r>
+      <w:r>
+        <w:rPr>
+          <w:b/>
+          <w:lang w:val="en_US" w:bidi="en_US"/>
+        </w:rPr>
         <w:t>"whose end {is} destruction"</w:t>
       </w:r>
     </w:p>
@@ -33598,6 +38418,21 @@
           <w:b/>
           <w:lang w:val="en_US" w:bidi="en_US"/>
         </w:rPr>
+        <w:t>ὧν ὁ Θεὸς ἡ κοιλία</w:t>
+      </w:r>
+    </w:p>
+    <w:p>
+      <w:pPr/>
+      <w:r>
+        <w:rPr>
+          <w:lang w:val="en_US" w:bidi="en_US"/>
+        </w:rPr>
+      </w:r>
+      <w:r>
+        <w:rPr>
+          <w:b/>
+          <w:lang w:val="en_US" w:bidi="en_US"/>
+        </w:rPr>
         <w:t>"whose god {is their} belly"</w:t>
       </w:r>
     </w:p>
@@ -33720,6 +38555,21 @@
           <w:b/>
           <w:lang w:val="en_US" w:bidi="en_US"/>
         </w:rPr>
+        <w:t>ἡ δόξα ἐν τῇ αἰσχύνῃ αὐτῶν</w:t>
+      </w:r>
+    </w:p>
+    <w:p>
+      <w:pPr/>
+      <w:r>
+        <w:rPr>
+          <w:lang w:val="en_US" w:bidi="en_US"/>
+        </w:rPr>
+      </w:r>
+      <w:r>
+        <w:rPr>
+          <w:b/>
+          <w:lang w:val="en_US" w:bidi="en_US"/>
+        </w:rPr>
         <w:t>"whose} glory {is} in their shame"</w:t>
       </w:r>
     </w:p>
@@ -33816,6 +38666,21 @@
           <w:b/>
           <w:lang w:val="en_US" w:bidi="en_US"/>
         </w:rPr>
+        <w:t>ἡ δόξα ἐν τῇ αἰσχύνῃ αὐτῶν</w:t>
+      </w:r>
+    </w:p>
+    <w:p>
+      <w:pPr/>
+      <w:r>
+        <w:rPr>
+          <w:lang w:val="en_US" w:bidi="en_US"/>
+        </w:rPr>
+      </w:r>
+      <w:r>
+        <w:rPr>
+          <w:b/>
+          <w:lang w:val="en_US" w:bidi="en_US"/>
+        </w:rPr>
         <w:t>"whose} glory {is} in their shame"</w:t>
       </w:r>
     </w:p>
@@ -33925,6 +38790,21 @@
           <w:b/>
           <w:lang w:val="en_US" w:bidi="en_US"/>
         </w:rPr>
+        <w:t>ἡ δόξα ἐν τῇ αἰσχύνῃ αὐτῶν</w:t>
+      </w:r>
+    </w:p>
+    <w:p>
+      <w:pPr/>
+      <w:r>
+        <w:rPr>
+          <w:lang w:val="en_US" w:bidi="en_US"/>
+        </w:rPr>
+      </w:r>
+      <w:r>
+        <w:rPr>
+          <w:b/>
+          <w:lang w:val="en_US" w:bidi="en_US"/>
+        </w:rPr>
         <w:t>"whose} glory {is} in their shame"</w:t>
       </w:r>
     </w:p>
@@ -34034,6 +38914,21 @@
           <w:b/>
           <w:lang w:val="en_US" w:bidi="en_US"/>
         </w:rPr>
+        <w:t>οἱ τὰ ἐπίγεια φρονοῦντες</w:t>
+      </w:r>
+    </w:p>
+    <w:p>
+      <w:pPr/>
+      <w:r>
+        <w:rPr>
+          <w:lang w:val="en_US" w:bidi="en_US"/>
+        </w:rPr>
+      </w:r>
+      <w:r>
+        <w:rPr>
+          <w:b/>
+          <w:lang w:val="en_US" w:bidi="en_US"/>
+        </w:rPr>
         <w:t>"the ones thinking about earthly things"</w:t>
       </w:r>
     </w:p>
@@ -34213,6 +39108,21 @@
           <w:b/>
           <w:lang w:val="en_US" w:bidi="en_US"/>
         </w:rPr>
+        <w:t>ἡμῶν &amp; ἀπεκδεχόμεθα</w:t>
+      </w:r>
+    </w:p>
+    <w:p>
+      <w:pPr/>
+      <w:r>
+        <w:rPr>
+          <w:lang w:val="en_US" w:bidi="en_US"/>
+        </w:rPr>
+      </w:r>
+      <w:r>
+        <w:rPr>
+          <w:b/>
+          <w:lang w:val="en_US" w:bidi="en_US"/>
+        </w:rPr>
         <w:t>"our"</w:t>
       </w:r>
       <w:r>
@@ -34374,6 +39284,21 @@
           <w:b/>
           <w:lang w:val="en_US" w:bidi="en_US"/>
         </w:rPr>
+        <w:t>πολίτευμα</w:t>
+      </w:r>
+    </w:p>
+    <w:p>
+      <w:pPr/>
+      <w:r>
+        <w:rPr>
+          <w:lang w:val="en_US" w:bidi="en_US"/>
+        </w:rPr>
+      </w:r>
+      <w:r>
+        <w:rPr>
+          <w:b/>
+          <w:lang w:val="en_US" w:bidi="en_US"/>
+        </w:rPr>
         <w:t>"citizenship"</w:t>
       </w:r>
     </w:p>
@@ -34483,6 +39408,21 @@
           <w:b/>
           <w:lang w:val="en_US" w:bidi="en_US"/>
         </w:rPr>
+        <w:t>σώματι τῆς δόξης αὐτοῦ</w:t>
+      </w:r>
+    </w:p>
+    <w:p>
+      <w:pPr/>
+      <w:r>
+        <w:rPr>
+          <w:lang w:val="en_US" w:bidi="en_US"/>
+        </w:rPr>
+      </w:r>
+      <w:r>
+        <w:rPr>
+          <w:b/>
+          <w:lang w:val="en_US" w:bidi="en_US"/>
+        </w:rPr>
         <w:t>"to his glorious body"</w:t>
       </w:r>
     </w:p>
@@ -34579,6 +39519,21 @@
           <w:b/>
           <w:lang w:val="en_US" w:bidi="en_US"/>
         </w:rPr>
+        <w:t>τοῦ δύνασθαι αὐτὸν</w:t>
+      </w:r>
+    </w:p>
+    <w:p>
+      <w:pPr/>
+      <w:r>
+        <w:rPr>
+          <w:lang w:val="en_US" w:bidi="en_US"/>
+        </w:rPr>
+      </w:r>
+      <w:r>
+        <w:rPr>
+          <w:b/>
+          <w:lang w:val="en_US" w:bidi="en_US"/>
+        </w:rPr>
         <w:t>"of his power"</w:t>
       </w:r>
     </w:p>
@@ -34688,6 +39643,21 @@
           <w:b/>
           <w:lang w:val="en_US" w:bidi="en_US"/>
         </w:rPr>
+        <w:t>ὥστε</w:t>
+      </w:r>
+    </w:p>
+    <w:p>
+      <w:pPr/>
+      <w:r>
+        <w:rPr>
+          <w:lang w:val="en_US" w:bidi="en_US"/>
+        </w:rPr>
+      </w:r>
+      <w:r>
+        <w:rPr>
+          <w:b/>
+          <w:lang w:val="en_US" w:bidi="en_US"/>
+        </w:rPr>
         <w:t>"Therefore"</w:t>
       </w:r>
     </w:p>
@@ -34813,7 +39783,7 @@
         </w:rPr>
         <w:t xml:space="preserve"> in </w:t>
       </w:r>
-      <w:hyperlink r:id="rId18">
+      <w:hyperlink r:id="rId20">
         <w:r>
           <w:rPr>
             <w:lang w:val="en_US" w:bidi="en_US"/>
@@ -34898,6 +39868,21 @@
           <w:b/>
           <w:lang w:val="en_US" w:bidi="en_US"/>
         </w:rPr>
+        <w:t>ἀγαπητοὶ καὶ ἐπιπόθητοι</w:t>
+      </w:r>
+    </w:p>
+    <w:p>
+      <w:pPr/>
+      <w:r>
+        <w:rPr>
+          <w:lang w:val="en_US" w:bidi="en_US"/>
+        </w:rPr>
+      </w:r>
+      <w:r>
+        <w:rPr>
+          <w:b/>
+          <w:lang w:val="en_US" w:bidi="en_US"/>
+        </w:rPr>
         <w:t>"beloved and longed for"</w:t>
       </w:r>
     </w:p>
@@ -34961,6 +39946,21 @@
           <w:b/>
           <w:lang w:val="en_US" w:bidi="en_US"/>
         </w:rPr>
+        <w:t>χαρὰ καὶ στέφανός μου</w:t>
+      </w:r>
+    </w:p>
+    <w:p>
+      <w:pPr/>
+      <w:r>
+        <w:rPr>
+          <w:lang w:val="en_US" w:bidi="en_US"/>
+        </w:rPr>
+      </w:r>
+      <w:r>
+        <w:rPr>
+          <w:b/>
+          <w:lang w:val="en_US" w:bidi="en_US"/>
+        </w:rPr>
         <w:t>"my joy and crown"</w:t>
       </w:r>
     </w:p>
@@ -35070,6 +40070,21 @@
           <w:b/>
           <w:lang w:val="en_US" w:bidi="en_US"/>
         </w:rPr>
+        <w:t>χαρὰ καὶ στέφανός μου</w:t>
+      </w:r>
+    </w:p>
+    <w:p>
+      <w:pPr/>
+      <w:r>
+        <w:rPr>
+          <w:lang w:val="en_US" w:bidi="en_US"/>
+        </w:rPr>
+      </w:r>
+      <w:r>
+        <w:rPr>
+          <w:b/>
+          <w:lang w:val="en_US" w:bidi="en_US"/>
+        </w:rPr>
         <w:t>"my joy and crown"</w:t>
       </w:r>
     </w:p>
@@ -35166,6 +40181,21 @@
           <w:b/>
           <w:lang w:val="en_US" w:bidi="en_US"/>
         </w:rPr>
+        <w:t>στέφανός</w:t>
+      </w:r>
+    </w:p>
+    <w:p>
+      <w:pPr/>
+      <w:r>
+        <w:rPr>
+          <w:lang w:val="en_US" w:bidi="en_US"/>
+        </w:rPr>
+      </w:r>
+      <w:r>
+        <w:rPr>
+          <w:b/>
+          <w:lang w:val="en_US" w:bidi="en_US"/>
+        </w:rPr>
         <w:t>"crown"</w:t>
       </w:r>
     </w:p>
@@ -35288,6 +40318,21 @@
           <w:b/>
           <w:lang w:val="en_US" w:bidi="en_US"/>
         </w:rPr>
+        <w:t>οὕτως στήκετε ἐν Κυρίῳ, ἀγαπητοί</w:t>
+      </w:r>
+    </w:p>
+    <w:p>
+      <w:pPr/>
+      <w:r>
+        <w:rPr>
+          <w:lang w:val="en_US" w:bidi="en_US"/>
+        </w:rPr>
+      </w:r>
+      <w:r>
+        <w:rPr>
+          <w:b/>
+          <w:lang w:val="en_US" w:bidi="en_US"/>
+        </w:rPr>
         <w:t>"in this way stand firm in the Lord, beloved"</w:t>
       </w:r>
     </w:p>
@@ -35351,6 +40396,21 @@
           <w:b/>
           <w:lang w:val="en_US" w:bidi="en_US"/>
         </w:rPr>
+        <w:t>οὕτως στήκετε ἐν Κυρίῳ, ἀγαπητοί</w:t>
+      </w:r>
+    </w:p>
+    <w:p>
+      <w:pPr/>
+      <w:r>
+        <w:rPr>
+          <w:lang w:val="en_US" w:bidi="en_US"/>
+        </w:rPr>
+      </w:r>
+      <w:r>
+        <w:rPr>
+          <w:b/>
+          <w:lang w:val="en_US" w:bidi="en_US"/>
+        </w:rPr>
         <w:t>"in this way stand firm in the Lord, beloved"</w:t>
       </w:r>
     </w:p>
@@ -35380,7 +40440,7 @@
         </w:rPr>
         <w:t xml:space="preserve"> could refer to: (1) what comes before it, in which case this phrase would mean, “in the way that I have just explained to you” Alternate translation: “stand firm in the Lord in the way that I have just explained to you, beloved” (2) what Paul commands the Philippian Christians to do in </w:t>
       </w:r>
-      <w:hyperlink r:id="rId44">
+      <w:hyperlink r:id="rId46">
         <w:r>
           <w:rPr>
             <w:lang w:val="en_US" w:bidi="en_US"/>
@@ -35445,6 +40505,21 @@
           <w:b/>
           <w:lang w:val="en_US" w:bidi="en_US"/>
         </w:rPr>
+        <w:t>στήκετε</w:t>
+      </w:r>
+    </w:p>
+    <w:p>
+      <w:pPr/>
+      <w:r>
+        <w:rPr>
+          <w:lang w:val="en_US" w:bidi="en_US"/>
+        </w:rPr>
+      </w:r>
+      <w:r>
+        <w:rPr>
+          <w:b/>
+          <w:lang w:val="en_US" w:bidi="en_US"/>
+        </w:rPr>
         <w:t>"stand firm"</w:t>
       </w:r>
     </w:p>
@@ -35541,6 +40616,21 @@
           <w:b/>
           <w:lang w:val="en_US" w:bidi="en_US"/>
         </w:rPr>
+        <w:t>στήκετε</w:t>
+      </w:r>
+    </w:p>
+    <w:p>
+      <w:pPr/>
+      <w:r>
+        <w:rPr>
+          <w:lang w:val="en_US" w:bidi="en_US"/>
+        </w:rPr>
+      </w:r>
+      <w:r>
+        <w:rPr>
+          <w:b/>
+          <w:lang w:val="en_US" w:bidi="en_US"/>
+        </w:rPr>
         <w:t>"stand firm"</w:t>
       </w:r>
     </w:p>
@@ -35637,6 +40727,21 @@
           <w:b/>
           <w:lang w:val="en_US" w:bidi="en_US"/>
         </w:rPr>
+        <w:t>οὕτως στήκετε ἐν Κυρίῳ</w:t>
+      </w:r>
+    </w:p>
+    <w:p>
+      <w:pPr/>
+      <w:r>
+        <w:rPr>
+          <w:lang w:val="en_US" w:bidi="en_US"/>
+        </w:rPr>
+      </w:r>
+      <w:r>
+        <w:rPr>
+          <w:b/>
+          <w:lang w:val="en_US" w:bidi="en_US"/>
+        </w:rPr>
         <w:t>"in this way stand firm in the Lord"</w:t>
       </w:r>
     </w:p>
@@ -35700,6 +40805,21 @@
           <w:b/>
           <w:lang w:val="en_US" w:bidi="en_US"/>
         </w:rPr>
+        <w:t>Εὐοδίαν &amp; Συντύχην</w:t>
+      </w:r>
+    </w:p>
+    <w:p>
+      <w:pPr/>
+      <w:r>
+        <w:rPr>
+          <w:lang w:val="en_US" w:bidi="en_US"/>
+        </w:rPr>
+      </w:r>
+      <w:r>
+        <w:rPr>
+          <w:b/>
+          <w:lang w:val="en_US" w:bidi="en_US"/>
+        </w:rPr>
         <w:t>"Euodia"</w:t>
       </w:r>
       <w:r>
@@ -35816,6 +40936,21 @@
           <w:b/>
           <w:lang w:val="en_US" w:bidi="en_US"/>
         </w:rPr>
+        <w:t>σέ</w:t>
+      </w:r>
+    </w:p>
+    <w:p>
+      <w:pPr/>
+      <w:r>
+        <w:rPr>
+          <w:lang w:val="en_US" w:bidi="en_US"/>
+        </w:rPr>
+      </w:r>
+      <w:r>
+        <w:rPr>
+          <w:b/>
+          <w:lang w:val="en_US" w:bidi="en_US"/>
+        </w:rPr>
         <w:t>"you"</w:t>
       </w:r>
     </w:p>
@@ -35938,6 +41073,21 @@
           <w:b/>
           <w:lang w:val="en_US" w:bidi="en_US"/>
         </w:rPr>
+        <w:t>γνήσιε σύνζυγε</w:t>
+      </w:r>
+    </w:p>
+    <w:p>
+      <w:pPr/>
+      <w:r>
+        <w:rPr>
+          <w:lang w:val="en_US" w:bidi="en_US"/>
+        </w:rPr>
+      </w:r>
+      <w:r>
+        <w:rPr>
+          <w:b/>
+          <w:lang w:val="en_US" w:bidi="en_US"/>
+        </w:rPr>
         <w:t>"true companion"</w:t>
       </w:r>
     </w:p>
@@ -36014,6 +41164,21 @@
           <w:b/>
           <w:lang w:val="en_US" w:bidi="en_US"/>
         </w:rPr>
+        <w:t>αἵτινες ἐν τῷ εὐαγγελίῳ συνήθλησάν μοι</w:t>
+      </w:r>
+    </w:p>
+    <w:p>
+      <w:pPr/>
+      <w:r>
+        <w:rPr>
+          <w:lang w:val="en_US" w:bidi="en_US"/>
+        </w:rPr>
+      </w:r>
+      <w:r>
+        <w:rPr>
+          <w:b/>
+          <w:lang w:val="en_US" w:bidi="en_US"/>
+        </w:rPr>
         <w:t>"who labored with me in the gospel"</w:t>
       </w:r>
     </w:p>
@@ -36110,6 +41275,21 @@
           <w:b/>
           <w:lang w:val="en_US" w:bidi="en_US"/>
         </w:rPr>
+        <w:t>τῷ εὐαγγελίῳ</w:t>
+      </w:r>
+    </w:p>
+    <w:p>
+      <w:pPr/>
+      <w:r>
+        <w:rPr>
+          <w:lang w:val="en_US" w:bidi="en_US"/>
+        </w:rPr>
+      </w:r>
+      <w:r>
+        <w:rPr>
+          <w:b/>
+          <w:lang w:val="en_US" w:bidi="en_US"/>
+        </w:rPr>
         <w:t>"the gospel"</w:t>
       </w:r>
     </w:p>
@@ -36235,7 +41415,7 @@
         </w:rPr>
         <w:t xml:space="preserve"> in </w:t>
       </w:r>
-      <w:hyperlink r:id="rId16">
+      <w:hyperlink r:id="rId18">
         <w:r>
           <w:rPr>
             <w:lang w:val="en_US" w:bidi="en_US"/>
@@ -36300,6 +41480,21 @@
           <w:b/>
           <w:lang w:val="en_US" w:bidi="en_US"/>
         </w:rPr>
+        <w:t>Κλήμεντος</w:t>
+      </w:r>
+    </w:p>
+    <w:p>
+      <w:pPr/>
+      <w:r>
+        <w:rPr>
+          <w:lang w:val="en_US" w:bidi="en_US"/>
+        </w:rPr>
+      </w:r>
+      <w:r>
+        <w:rPr>
+          <w:b/>
+          <w:lang w:val="en_US" w:bidi="en_US"/>
+        </w:rPr>
         <w:t>"Clement"</w:t>
       </w:r>
     </w:p>
@@ -36390,6 +41585,21 @@
           <w:b/>
           <w:lang w:val="en_US" w:bidi="en_US"/>
         </w:rPr>
+        <w:t>ὧν τὰ ὀνόματα ἐν βίβλῳ ζωῆς</w:t>
+      </w:r>
+    </w:p>
+    <w:p>
+      <w:pPr/>
+      <w:r>
+        <w:rPr>
+          <w:lang w:val="en_US" w:bidi="en_US"/>
+        </w:rPr>
+      </w:r>
+      <w:r>
+        <w:rPr>
+          <w:b/>
+          <w:lang w:val="en_US" w:bidi="en_US"/>
+        </w:rPr>
         <w:t>"whose names {are} in the Book of Life"</w:t>
       </w:r>
     </w:p>
@@ -36482,7 +41692,7 @@
         </w:rPr>
         <w:t xml:space="preserve"> in </w:t>
       </w:r>
-      <w:hyperlink r:id="rId40">
+      <w:hyperlink r:id="rId42">
         <w:r>
           <w:rPr>
             <w:lang w:val="en_US" w:bidi="en_US"/>
@@ -36547,6 +41757,21 @@
           <w:b/>
           <w:lang w:val="en_US" w:bidi="en_US"/>
         </w:rPr>
+        <w:t>χαίρετε ἐν Κυρίῳ πάντοτε, πάλιν ἐρῶ, χαίρετε!</w:t>
+      </w:r>
+    </w:p>
+    <w:p>
+      <w:pPr/>
+      <w:r>
+        <w:rPr>
+          <w:lang w:val="en_US" w:bidi="en_US"/>
+        </w:rPr>
+      </w:r>
+      <w:r>
+        <w:rPr>
+          <w:b/>
+          <w:lang w:val="en_US" w:bidi="en_US"/>
+        </w:rPr>
         <w:t>"Rejoice in the Lord always. Again I will say, rejoice"</w:t>
       </w:r>
     </w:p>
@@ -36643,6 +41868,21 @@
           <w:b/>
           <w:lang w:val="en_US" w:bidi="en_US"/>
         </w:rPr>
+        <w:t>τὸ ἐπιεικὲς ὑμῶν γνωσθήτω</w:t>
+      </w:r>
+    </w:p>
+    <w:p>
+      <w:pPr/>
+      <w:r>
+        <w:rPr>
+          <w:lang w:val="en_US" w:bidi="en_US"/>
+        </w:rPr>
+      </w:r>
+      <w:r>
+        <w:rPr>
+          <w:b/>
+          <w:lang w:val="en_US" w:bidi="en_US"/>
+        </w:rPr>
         <w:t>"Let your gentleness be known"</w:t>
       </w:r>
     </w:p>
@@ -36739,6 +41979,21 @@
           <w:b/>
           <w:lang w:val="en_US" w:bidi="en_US"/>
         </w:rPr>
+        <w:t>πᾶσιν ἀνθρώποις</w:t>
+      </w:r>
+    </w:p>
+    <w:p>
+      <w:pPr/>
+      <w:r>
+        <w:rPr>
+          <w:lang w:val="en_US" w:bidi="en_US"/>
+        </w:rPr>
+      </w:r>
+      <w:r>
+        <w:rPr>
+          <w:b/>
+          <w:lang w:val="en_US" w:bidi="en_US"/>
+        </w:rPr>
         <w:t>"to all men"</w:t>
       </w:r>
     </w:p>
@@ -36835,6 +42090,21 @@
           <w:b/>
           <w:lang w:val="en_US" w:bidi="en_US"/>
         </w:rPr>
+        <w:t>ὁ Κύριος ἐγγύς</w:t>
+      </w:r>
+    </w:p>
+    <w:p>
+      <w:pPr/>
+      <w:r>
+        <w:rPr>
+          <w:lang w:val="en_US" w:bidi="en_US"/>
+        </w:rPr>
+      </w:r>
+      <w:r>
+        <w:rPr>
+          <w:b/>
+          <w:lang w:val="en_US" w:bidi="en_US"/>
+        </w:rPr>
         <w:t>"The Lord {is} near"</w:t>
       </w:r>
     </w:p>
@@ -36911,6 +42181,21 @@
           <w:b/>
           <w:lang w:val="en_US" w:bidi="en_US"/>
         </w:rPr>
+        <w:t>μηδὲν μεριμνᾶτε</w:t>
+      </w:r>
+    </w:p>
+    <w:p>
+      <w:pPr/>
+      <w:r>
+        <w:rPr>
+          <w:lang w:val="en_US" w:bidi="en_US"/>
+        </w:rPr>
+      </w:r>
+      <w:r>
+        <w:rPr>
+          <w:b/>
+          <w:lang w:val="en_US" w:bidi="en_US"/>
+        </w:rPr>
         <w:t>"Be anxious about nothing"</w:t>
       </w:r>
     </w:p>
@@ -37001,6 +42286,21 @@
           <w:b/>
           <w:lang w:val="en_US" w:bidi="en_US"/>
         </w:rPr>
+        <w:t>ἀλλ’</w:t>
+      </w:r>
+    </w:p>
+    <w:p>
+      <w:pPr/>
+      <w:r>
+        <w:rPr>
+          <w:lang w:val="en_US" w:bidi="en_US"/>
+        </w:rPr>
+      </w:r>
+      <w:r>
+        <w:rPr>
+          <w:b/>
+          <w:lang w:val="en_US" w:bidi="en_US"/>
+        </w:rPr>
         <w:t>"but"</w:t>
       </w:r>
     </w:p>
@@ -37123,6 +42423,21 @@
           <w:b/>
           <w:lang w:val="en_US" w:bidi="en_US"/>
         </w:rPr>
+        <w:t>ἐν παντὶ</w:t>
+      </w:r>
+    </w:p>
+    <w:p>
+      <w:pPr/>
+      <w:r>
+        <w:rPr>
+          <w:lang w:val="en_US" w:bidi="en_US"/>
+        </w:rPr>
+      </w:r>
+      <w:r>
+        <w:rPr>
+          <w:b/>
+          <w:lang w:val="en_US" w:bidi="en_US"/>
+        </w:rPr>
         <w:t>"in everything"</w:t>
       </w:r>
     </w:p>
@@ -37219,6 +42534,21 @@
           <w:b/>
           <w:lang w:val="en_US" w:bidi="en_US"/>
         </w:rPr>
+        <w:t>τῇ προσευχῇ καὶ τῇ δεήσει</w:t>
+      </w:r>
+    </w:p>
+    <w:p>
+      <w:pPr/>
+      <w:r>
+        <w:rPr>
+          <w:lang w:val="en_US" w:bidi="en_US"/>
+        </w:rPr>
+      </w:r>
+      <w:r>
+        <w:rPr>
+          <w:b/>
+          <w:lang w:val="en_US" w:bidi="en_US"/>
+        </w:rPr>
         <w:t>"by prayer and petition"</w:t>
       </w:r>
     </w:p>
@@ -37328,6 +42658,21 @@
           <w:b/>
           <w:lang w:val="en_US" w:bidi="en_US"/>
         </w:rPr>
+        <w:t>τῇ προσευχῇ καὶ τῇ δεήσει</w:t>
+      </w:r>
+    </w:p>
+    <w:p>
+      <w:pPr/>
+      <w:r>
+        <w:rPr>
+          <w:lang w:val="en_US" w:bidi="en_US"/>
+        </w:rPr>
+      </w:r>
+      <w:r>
+        <w:rPr>
+          <w:b/>
+          <w:lang w:val="en_US" w:bidi="en_US"/>
+        </w:rPr>
         <w:t>"by prayer and petition"</w:t>
       </w:r>
     </w:p>
@@ -37437,6 +42782,21 @@
           <w:b/>
           <w:lang w:val="en_US" w:bidi="en_US"/>
         </w:rPr>
+        <w:t>τῇ προσευχῇ καὶ τῇ δεήσει</w:t>
+      </w:r>
+    </w:p>
+    <w:p>
+      <w:pPr/>
+      <w:r>
+        <w:rPr>
+          <w:lang w:val="en_US" w:bidi="en_US"/>
+        </w:rPr>
+      </w:r>
+      <w:r>
+        <w:rPr>
+          <w:b/>
+          <w:lang w:val="en_US" w:bidi="en_US"/>
+        </w:rPr>
         <w:t>"by prayer and petition"</w:t>
       </w:r>
     </w:p>
@@ -37546,6 +42906,21 @@
           <w:b/>
           <w:lang w:val="en_US" w:bidi="en_US"/>
         </w:rPr>
+        <w:t>μετὰ εὐχαριστίας</w:t>
+      </w:r>
+    </w:p>
+    <w:p>
+      <w:pPr/>
+      <w:r>
+        <w:rPr>
+          <w:lang w:val="en_US" w:bidi="en_US"/>
+        </w:rPr>
+      </w:r>
+      <w:r>
+        <w:rPr>
+          <w:b/>
+          <w:lang w:val="en_US" w:bidi="en_US"/>
+        </w:rPr>
         <w:t>"with thanksgiving"</w:t>
       </w:r>
     </w:p>
@@ -37655,6 +43030,21 @@
           <w:b/>
           <w:lang w:val="en_US" w:bidi="en_US"/>
         </w:rPr>
+        <w:t>τὰ αἰτήματα ὑμῶν γνωριζέσθω</w:t>
+      </w:r>
+    </w:p>
+    <w:p>
+      <w:pPr/>
+      <w:r>
+        <w:rPr>
+          <w:lang w:val="en_US" w:bidi="en_US"/>
+        </w:rPr>
+      </w:r>
+      <w:r>
+        <w:rPr>
+          <w:b/>
+          <w:lang w:val="en_US" w:bidi="en_US"/>
+        </w:rPr>
         <w:t>"let your requests be known"</w:t>
       </w:r>
     </w:p>
@@ -37751,6 +43141,21 @@
           <w:b/>
           <w:lang w:val="en_US" w:bidi="en_US"/>
         </w:rPr>
+        <w:t>τὰ αἰτήματα ὑμῶν γνωριζέσθω πρὸς τὸν Θεόν</w:t>
+      </w:r>
+    </w:p>
+    <w:p>
+      <w:pPr/>
+      <w:r>
+        <w:rPr>
+          <w:lang w:val="en_US" w:bidi="en_US"/>
+        </w:rPr>
+      </w:r>
+      <w:r>
+        <w:rPr>
+          <w:b/>
+          <w:lang w:val="en_US" w:bidi="en_US"/>
+        </w:rPr>
         <w:t>""</w:t>
       </w:r>
     </w:p>
@@ -37860,6 +43265,21 @@
           <w:b/>
           <w:lang w:val="en_US" w:bidi="en_US"/>
         </w:rPr>
+        <w:t>καὶ</w:t>
+      </w:r>
+    </w:p>
+    <w:p>
+      <w:pPr/>
+      <w:r>
+        <w:rPr>
+          <w:lang w:val="en_US" w:bidi="en_US"/>
+        </w:rPr>
+      </w:r>
+      <w:r>
+        <w:rPr>
+          <w:b/>
+          <w:lang w:val="en_US" w:bidi="en_US"/>
+        </w:rPr>
         <w:t>"and"</w:t>
       </w:r>
     </w:p>
@@ -38065,6 +43485,21 @@
           <w:b/>
           <w:lang w:val="en_US" w:bidi="en_US"/>
         </w:rPr>
+        <w:t>Θεοῦ ἡ ὑπερέχουσα πάντα νοῦν</w:t>
+      </w:r>
+    </w:p>
+    <w:p>
+      <w:pPr/>
+      <w:r>
+        <w:rPr>
+          <w:lang w:val="en_US" w:bidi="en_US"/>
+        </w:rPr>
+      </w:r>
+      <w:r>
+        <w:rPr>
+          <w:b/>
+          <w:lang w:val="en_US" w:bidi="en_US"/>
+        </w:rPr>
         <w:t>"of God, which surpasses all understanding"</w:t>
       </w:r>
     </w:p>
@@ -38161,6 +43596,21 @@
           <w:b/>
           <w:lang w:val="en_US" w:bidi="en_US"/>
         </w:rPr>
+        <w:t>ἡ ὑπερέχουσα πάντα νοῦν</w:t>
+      </w:r>
+    </w:p>
+    <w:p>
+      <w:pPr/>
+      <w:r>
+        <w:rPr>
+          <w:lang w:val="en_US" w:bidi="en_US"/>
+        </w:rPr>
+      </w:r>
+      <w:r>
+        <w:rPr>
+          <w:b/>
+          <w:lang w:val="en_US" w:bidi="en_US"/>
+        </w:rPr>
         <w:t>"which surpasses all understanding"</w:t>
       </w:r>
     </w:p>
@@ -38237,6 +43687,21 @@
           <w:b/>
           <w:lang w:val="en_US" w:bidi="en_US"/>
         </w:rPr>
+        <w:t>ἡ ὑπερέχουσα πάντα νοῦν</w:t>
+      </w:r>
+    </w:p>
+    <w:p>
+      <w:pPr/>
+      <w:r>
+        <w:rPr>
+          <w:lang w:val="en_US" w:bidi="en_US"/>
+        </w:rPr>
+      </w:r>
+      <w:r>
+        <w:rPr>
+          <w:b/>
+          <w:lang w:val="en_US" w:bidi="en_US"/>
+        </w:rPr>
         <w:t>"which surpasses all understanding"</w:t>
       </w:r>
     </w:p>
@@ -38346,6 +43811,21 @@
           <w:b/>
           <w:lang w:val="en_US" w:bidi="en_US"/>
         </w:rPr>
+        <w:t>φρουρήσει τὰς καρδίας ὑμῶν καὶ τὰ νοήματα ὑμῶν</w:t>
+      </w:r>
+    </w:p>
+    <w:p>
+      <w:pPr/>
+      <w:r>
+        <w:rPr>
+          <w:lang w:val="en_US" w:bidi="en_US"/>
+        </w:rPr>
+      </w:r>
+      <w:r>
+        <w:rPr>
+          <w:b/>
+          <w:lang w:val="en_US" w:bidi="en_US"/>
+        </w:rPr>
         <w:t>"will guard your hearts and your minds"</w:t>
       </w:r>
     </w:p>
@@ -38497,7 +43977,7 @@
         </w:rPr>
         <w:t xml:space="preserve"> in </w:t>
       </w:r>
-      <w:hyperlink r:id="rId45">
+      <w:hyperlink r:id="rId47">
         <w:r>
           <w:rPr>
             <w:lang w:val="en_US" w:bidi="en_US"/>
@@ -38562,6 +44042,21 @@
           <w:b/>
           <w:lang w:val="en_US" w:bidi="en_US"/>
         </w:rPr>
+        <w:t>τὸ λοιπόν</w:t>
+      </w:r>
+    </w:p>
+    <w:p>
+      <w:pPr/>
+      <w:r>
+        <w:rPr>
+          <w:lang w:val="en_US" w:bidi="en_US"/>
+        </w:rPr>
+      </w:r>
+      <w:r>
+        <w:rPr>
+          <w:b/>
+          <w:lang w:val="en_US" w:bidi="en_US"/>
+        </w:rPr>
         <w:t>"As to} the rest"</w:t>
       </w:r>
     </w:p>
@@ -38654,7 +44149,7 @@
         </w:rPr>
         <w:t xml:space="preserve"> in </w:t>
       </w:r>
-      <w:hyperlink r:id="rId18">
+      <w:hyperlink r:id="rId20">
         <w:r>
           <w:rPr>
             <w:lang w:val="en_US" w:bidi="en_US"/>
@@ -38739,6 +44234,21 @@
           <w:b/>
           <w:lang w:val="en_US" w:bidi="en_US"/>
         </w:rPr>
+        <w:t>ὅσα ἐστὶν ἀληθῆ, ὅσα σεμνά, ὅσα δίκαια, ὅσα ἁγνά, ὅσα προσφιλῆ, ὅσα εὔφημα</w:t>
+      </w:r>
+    </w:p>
+    <w:p>
+      <w:pPr/>
+      <w:r>
+        <w:rPr>
+          <w:lang w:val="en_US" w:bidi="en_US"/>
+        </w:rPr>
+      </w:r>
+      <w:r>
+        <w:rPr>
+          <w:b/>
+          <w:lang w:val="en_US" w:bidi="en_US"/>
+        </w:rPr>
         <w:t>"as many as are true, as many as honorable, as many as just, as many as pure, as many as lovely, as many as reputable"</w:t>
       </w:r>
     </w:p>
@@ -38822,6 +44332,21 @@
           <w:b/>
           <w:lang w:val="en_US" w:bidi="en_US"/>
         </w:rPr>
+        <w:t>ὅσα προσφιλῆ</w:t>
+      </w:r>
+    </w:p>
+    <w:p>
+      <w:pPr/>
+      <w:r>
+        <w:rPr>
+          <w:lang w:val="en_US" w:bidi="en_US"/>
+        </w:rPr>
+      </w:r>
+      <w:r>
+        <w:rPr>
+          <w:b/>
+          <w:lang w:val="en_US" w:bidi="en_US"/>
+        </w:rPr>
         <w:t>"as many as lovely"</w:t>
       </w:r>
     </w:p>
@@ -38885,6 +44410,21 @@
           <w:b/>
           <w:lang w:val="en_US" w:bidi="en_US"/>
         </w:rPr>
+        <w:t>ὅσα εὔφημα</w:t>
+      </w:r>
+    </w:p>
+    <w:p>
+      <w:pPr/>
+      <w:r>
+        <w:rPr>
+          <w:lang w:val="en_US" w:bidi="en_US"/>
+        </w:rPr>
+      </w:r>
+      <w:r>
+        <w:rPr>
+          <w:b/>
+          <w:lang w:val="en_US" w:bidi="en_US"/>
+        </w:rPr>
         <w:t>"as many as reputable"</w:t>
       </w:r>
     </w:p>
@@ -38948,6 +44488,21 @@
           <w:b/>
           <w:lang w:val="en_US" w:bidi="en_US"/>
         </w:rPr>
+        <w:t>εἴ τις ἀρετὴ</w:t>
+      </w:r>
+    </w:p>
+    <w:p>
+      <w:pPr/>
+      <w:r>
+        <w:rPr>
+          <w:lang w:val="en_US" w:bidi="en_US"/>
+        </w:rPr>
+      </w:r>
+      <w:r>
+        <w:rPr>
+          <w:b/>
+          <w:lang w:val="en_US" w:bidi="en_US"/>
+        </w:rPr>
         <w:t>"if anything {is} virtuous"</w:t>
       </w:r>
     </w:p>
@@ -39011,6 +44566,21 @@
           <w:b/>
           <w:lang w:val="en_US" w:bidi="en_US"/>
         </w:rPr>
+        <w:t>εἴ τις ἔπαινος</w:t>
+      </w:r>
+    </w:p>
+    <w:p>
+      <w:pPr/>
+      <w:r>
+        <w:rPr>
+          <w:lang w:val="en_US" w:bidi="en_US"/>
+        </w:rPr>
+      </w:r>
+      <w:r>
+        <w:rPr>
+          <w:b/>
+          <w:lang w:val="en_US" w:bidi="en_US"/>
+        </w:rPr>
         <w:t>"if anything {is} praiseworthy"</w:t>
       </w:r>
     </w:p>
@@ -39074,6 +44644,21 @@
           <w:b/>
           <w:lang w:val="en_US" w:bidi="en_US"/>
         </w:rPr>
+        <w:t>λογίζεσθε</w:t>
+      </w:r>
+    </w:p>
+    <w:p>
+      <w:pPr/>
+      <w:r>
+        <w:rPr>
+          <w:lang w:val="en_US" w:bidi="en_US"/>
+        </w:rPr>
+      </w:r>
+      <w:r>
+        <w:rPr>
+          <w:b/>
+          <w:lang w:val="en_US" w:bidi="en_US"/>
+        </w:rPr>
         <w:t>"think about"</w:t>
       </w:r>
     </w:p>
@@ -39170,6 +44755,21 @@
           <w:b/>
           <w:lang w:val="en_US" w:bidi="en_US"/>
         </w:rPr>
+        <w:t>ἃ καὶ ἐμάθετε καὶ παρελάβετε, καὶ ἠκούσατε καὶ εἴδετε, ἐν ἐμοί</w:t>
+      </w:r>
+    </w:p>
+    <w:p>
+      <w:pPr/>
+      <w:r>
+        <w:rPr>
+          <w:lang w:val="en_US" w:bidi="en_US"/>
+        </w:rPr>
+      </w:r>
+      <w:r>
+        <w:rPr>
+          <w:b/>
+          <w:lang w:val="en_US" w:bidi="en_US"/>
+        </w:rPr>
         <w:t>"And what you learned and received and heard and saw in me"</w:t>
       </w:r>
     </w:p>
@@ -39233,6 +44833,21 @@
           <w:b/>
           <w:lang w:val="en_US" w:bidi="en_US"/>
         </w:rPr>
+        <w:t>ἃ καὶ ἐμάθετε καὶ παρελάβετε</w:t>
+      </w:r>
+    </w:p>
+    <w:p>
+      <w:pPr/>
+      <w:r>
+        <w:rPr>
+          <w:lang w:val="en_US" w:bidi="en_US"/>
+        </w:rPr>
+      </w:r>
+      <w:r>
+        <w:rPr>
+          <w:b/>
+          <w:lang w:val="en_US" w:bidi="en_US"/>
+        </w:rPr>
         <w:t>"And what you learned and received"</w:t>
       </w:r>
     </w:p>
@@ -39342,6 +44957,21 @@
           <w:b/>
           <w:lang w:val="en_US" w:bidi="en_US"/>
         </w:rPr>
+        <w:t>ταῦτα πράσσετε</w:t>
+      </w:r>
+    </w:p>
+    <w:p>
+      <w:pPr/>
+      <w:r>
+        <w:rPr>
+          <w:lang w:val="en_US" w:bidi="en_US"/>
+        </w:rPr>
+      </w:r>
+      <w:r>
+        <w:rPr>
+          <w:b/>
+          <w:lang w:val="en_US" w:bidi="en_US"/>
+        </w:rPr>
         <w:t>"do these things"</w:t>
       </w:r>
     </w:p>
@@ -39405,6 +45035,21 @@
           <w:b/>
           <w:lang w:val="en_US" w:bidi="en_US"/>
         </w:rPr>
+        <w:t>πράσσετε</w:t>
+      </w:r>
+    </w:p>
+    <w:p>
+      <w:pPr/>
+      <w:r>
+        <w:rPr>
+          <w:lang w:val="en_US" w:bidi="en_US"/>
+        </w:rPr>
+      </w:r>
+      <w:r>
+        <w:rPr>
+          <w:b/>
+          <w:lang w:val="en_US" w:bidi="en_US"/>
+        </w:rPr>
         <w:t>"do"</w:t>
       </w:r>
     </w:p>
@@ -39501,6 +45146,21 @@
           <w:b/>
           <w:lang w:val="en_US" w:bidi="en_US"/>
         </w:rPr>
+        <w:t>καὶ</w:t>
+      </w:r>
+    </w:p>
+    <w:p>
+      <w:pPr/>
+      <w:r>
+        <w:rPr>
+          <w:lang w:val="en_US" w:bidi="en_US"/>
+        </w:rPr>
+      </w:r>
+      <w:r>
+        <w:rPr>
+          <w:b/>
+          <w:lang w:val="en_US" w:bidi="en_US"/>
+        </w:rPr>
         <w:t>"and"</w:t>
       </w:r>
     </w:p>
@@ -39597,6 +45257,21 @@
           <w:b/>
           <w:lang w:val="en_US" w:bidi="en_US"/>
         </w:rPr>
+        <w:t>ὁ Θεὸς τῆς εἰρήνης</w:t>
+      </w:r>
+    </w:p>
+    <w:p>
+      <w:pPr/>
+      <w:r>
+        <w:rPr>
+          <w:lang w:val="en_US" w:bidi="en_US"/>
+        </w:rPr>
+      </w:r>
+      <w:r>
+        <w:rPr>
+          <w:b/>
+          <w:lang w:val="en_US" w:bidi="en_US"/>
+        </w:rPr>
         <w:t>"the God of peace"</w:t>
       </w:r>
     </w:p>
@@ -39673,6 +45348,21 @@
           <w:b/>
           <w:lang w:val="en_US" w:bidi="en_US"/>
         </w:rPr>
+        <w:t>καὶ ὁ Θεὸς τῆς εἰρήνης ἔσται μεθ’ ὑμῶν</w:t>
+      </w:r>
+    </w:p>
+    <w:p>
+      <w:pPr/>
+      <w:r>
+        <w:rPr>
+          <w:lang w:val="en_US" w:bidi="en_US"/>
+        </w:rPr>
+      </w:r>
+      <w:r>
+        <w:rPr>
+          <w:b/>
+          <w:lang w:val="en_US" w:bidi="en_US"/>
+        </w:rPr>
         <w:t>"and the God of peace will be with you"</w:t>
       </w:r>
     </w:p>
@@ -39798,7 +45488,7 @@
         </w:rPr>
         <w:t xml:space="preserve"> in </w:t>
       </w:r>
-      <w:hyperlink r:id="rId46">
+      <w:hyperlink r:id="rId48">
         <w:r>
           <w:rPr>
             <w:lang w:val="en_US" w:bidi="en_US"/>
@@ -39863,6 +45553,21 @@
           <w:b/>
           <w:lang w:val="en_US" w:bidi="en_US"/>
         </w:rPr>
+        <w:t>ὅτι ἤδη ποτὲ ἀνεθάλετε τὸ ὑπὲρ ἐμοῦ φρονεῖν</w:t>
+      </w:r>
+    </w:p>
+    <w:p>
+      <w:pPr/>
+      <w:r>
+        <w:rPr>
+          <w:lang w:val="en_US" w:bidi="en_US"/>
+        </w:rPr>
+      </w:r>
+      <w:r>
+        <w:rPr>
+          <w:b/>
+          <w:lang w:val="en_US" w:bidi="en_US"/>
+        </w:rPr>
         <w:t>"because now at last you renewed your concern on my behalf"</w:t>
       </w:r>
     </w:p>
@@ -39926,6 +45631,21 @@
           <w:b/>
           <w:lang w:val="en_US" w:bidi="en_US"/>
         </w:rPr>
+        <w:t>ἐφ’ ᾧ καὶ ἐφρονεῖτε</w:t>
+      </w:r>
+    </w:p>
+    <w:p>
+      <w:pPr/>
+      <w:r>
+        <w:rPr>
+          <w:lang w:val="en_US" w:bidi="en_US"/>
+        </w:rPr>
+      </w:r>
+      <w:r>
+        <w:rPr>
+          <w:b/>
+          <w:lang w:val="en_US" w:bidi="en_US"/>
+        </w:rPr>
         <w:t>"for which indeed you were concerned"</w:t>
       </w:r>
     </w:p>
@@ -39989,6 +45709,21 @@
           <w:b/>
           <w:lang w:val="en_US" w:bidi="en_US"/>
         </w:rPr>
+        <w:t>ἠκαιρεῖσθε δέ</w:t>
+      </w:r>
+    </w:p>
+    <w:p>
+      <w:pPr/>
+      <w:r>
+        <w:rPr>
+          <w:lang w:val="en_US" w:bidi="en_US"/>
+        </w:rPr>
+      </w:r>
+      <w:r>
+        <w:rPr>
+          <w:b/>
+          <w:lang w:val="en_US" w:bidi="en_US"/>
+        </w:rPr>
         <w:t>"but were lacking opportunity"</w:t>
       </w:r>
     </w:p>
@@ -40072,6 +45807,21 @@
           <w:b/>
           <w:lang w:val="en_US" w:bidi="en_US"/>
         </w:rPr>
+        <w:t>οὐχ ὅτι καθ’ ὑστέρησιν λέγω</w:t>
+      </w:r>
+    </w:p>
+    <w:p>
+      <w:pPr/>
+      <w:r>
+        <w:rPr>
+          <w:lang w:val="en_US" w:bidi="en_US"/>
+        </w:rPr>
+      </w:r>
+      <w:r>
+        <w:rPr>
+          <w:b/>
+          <w:lang w:val="en_US" w:bidi="en_US"/>
+        </w:rPr>
         <w:t>"Not that I speak according to need"</w:t>
       </w:r>
     </w:p>
@@ -40135,6 +45885,21 @@
           <w:b/>
           <w:lang w:val="en_US" w:bidi="en_US"/>
         </w:rPr>
+        <w:t>αὐτάρκης εἶναι</w:t>
+      </w:r>
+    </w:p>
+    <w:p>
+      <w:pPr/>
+      <w:r>
+        <w:rPr>
+          <w:lang w:val="en_US" w:bidi="en_US"/>
+        </w:rPr>
+      </w:r>
+      <w:r>
+        <w:rPr>
+          <w:b/>
+          <w:lang w:val="en_US" w:bidi="en_US"/>
+        </w:rPr>
         <w:t>"to be content"</w:t>
       </w:r>
     </w:p>
@@ -40198,6 +45963,21 @@
           <w:b/>
           <w:lang w:val="en_US" w:bidi="en_US"/>
         </w:rPr>
+        <w:t>ἐν οἷς εἰμι</w:t>
+      </w:r>
+    </w:p>
+    <w:p>
+      <w:pPr/>
+      <w:r>
+        <w:rPr>
+          <w:lang w:val="en_US" w:bidi="en_US"/>
+        </w:rPr>
+      </w:r>
+      <w:r>
+        <w:rPr>
+          <w:b/>
+          <w:lang w:val="en_US" w:bidi="en_US"/>
+        </w:rPr>
         <w:t>"in whatever I am"</w:t>
       </w:r>
     </w:p>
@@ -40281,6 +46061,21 @@
           <w:b/>
           <w:lang w:val="en_US" w:bidi="en_US"/>
         </w:rPr>
+        <w:t>οἶδα καὶ</w:t>
+      </w:r>
+    </w:p>
+    <w:p>
+      <w:pPr/>
+      <w:r>
+        <w:rPr>
+          <w:lang w:val="en_US" w:bidi="en_US"/>
+        </w:rPr>
+      </w:r>
+      <w:r>
+        <w:rPr>
+          <w:b/>
+          <w:lang w:val="en_US" w:bidi="en_US"/>
+        </w:rPr>
         <w:t>"I know both {how"</w:t>
       </w:r>
     </w:p>
@@ -40377,6 +46172,21 @@
           <w:b/>
           <w:lang w:val="en_US" w:bidi="en_US"/>
         </w:rPr>
+        <w:t>οἶδα καὶ ταπεινοῦσθαι, οἶδα καὶ περισσεύειν &amp; καὶ περισσεύειν καὶ ὑστερεῖσθαι</w:t>
+      </w:r>
+    </w:p>
+    <w:p>
+      <w:pPr/>
+      <w:r>
+        <w:rPr>
+          <w:lang w:val="en_US" w:bidi="en_US"/>
+        </w:rPr>
+      </w:r>
+      <w:r>
+        <w:rPr>
+          <w:b/>
+          <w:lang w:val="en_US" w:bidi="en_US"/>
+        </w:rPr>
         <w:t>"I know both {how} to be brought low, and I know {how} to abound."</w:t>
       </w:r>
       <w:r>
@@ -40479,6 +46289,21 @@
           <w:b/>
           <w:lang w:val="en_US" w:bidi="en_US"/>
         </w:rPr>
+        <w:t>οἶδα καὶ ταπεινοῦσθαι, οἶδα καὶ περισσεύειν</w:t>
+      </w:r>
+    </w:p>
+    <w:p>
+      <w:pPr/>
+      <w:r>
+        <w:rPr>
+          <w:lang w:val="en_US" w:bidi="en_US"/>
+        </w:rPr>
+      </w:r>
+      <w:r>
+        <w:rPr>
+          <w:b/>
+          <w:lang w:val="en_US" w:bidi="en_US"/>
+        </w:rPr>
         <w:t>"I know both {how} to be brought low, and I know {how} to abound"</w:t>
       </w:r>
     </w:p>
@@ -40588,6 +46413,21 @@
           <w:b/>
           <w:lang w:val="en_US" w:bidi="en_US"/>
         </w:rPr>
+        <w:t>ταπεινοῦσθαι</w:t>
+      </w:r>
+    </w:p>
+    <w:p>
+      <w:pPr/>
+      <w:r>
+        <w:rPr>
+          <w:lang w:val="en_US" w:bidi="en_US"/>
+        </w:rPr>
+      </w:r>
+      <w:r>
+        <w:rPr>
+          <w:b/>
+          <w:lang w:val="en_US" w:bidi="en_US"/>
+        </w:rPr>
         <w:t>"to be brought low"</w:t>
       </w:r>
     </w:p>
@@ -40684,6 +46524,21 @@
           <w:b/>
           <w:lang w:val="en_US" w:bidi="en_US"/>
         </w:rPr>
+        <w:t>ταπεινοῦσθαι</w:t>
+      </w:r>
+    </w:p>
+    <w:p>
+      <w:pPr/>
+      <w:r>
+        <w:rPr>
+          <w:lang w:val="en_US" w:bidi="en_US"/>
+        </w:rPr>
+      </w:r>
+      <w:r>
+        <w:rPr>
+          <w:b/>
+          <w:lang w:val="en_US" w:bidi="en_US"/>
+        </w:rPr>
         <w:t>"to be brought low"</w:t>
       </w:r>
     </w:p>
@@ -40780,6 +46635,21 @@
           <w:b/>
           <w:lang w:val="en_US" w:bidi="en_US"/>
         </w:rPr>
+        <w:t>χορτάζεσθαι καὶ πεινᾶν</w:t>
+      </w:r>
+    </w:p>
+    <w:p>
+      <w:pPr/>
+      <w:r>
+        <w:rPr>
+          <w:lang w:val="en_US" w:bidi="en_US"/>
+        </w:rPr>
+      </w:r>
+      <w:r>
+        <w:rPr>
+          <w:b/>
+          <w:lang w:val="en_US" w:bidi="en_US"/>
+        </w:rPr>
         <w:t>"to be filled and to be hungry"</w:t>
       </w:r>
     </w:p>
@@ -40863,6 +46733,21 @@
           <w:b/>
           <w:lang w:val="en_US" w:bidi="en_US"/>
         </w:rPr>
+        <w:t>χορτάζεσθαι καὶ πεινᾶν</w:t>
+      </w:r>
+    </w:p>
+    <w:p>
+      <w:pPr/>
+      <w:r>
+        <w:rPr>
+          <w:lang w:val="en_US" w:bidi="en_US"/>
+        </w:rPr>
+      </w:r>
+      <w:r>
+        <w:rPr>
+          <w:b/>
+          <w:lang w:val="en_US" w:bidi="en_US"/>
+        </w:rPr>
         <w:t>"to be filled and to be hungry"</w:t>
       </w:r>
     </w:p>
@@ -40972,6 +46857,21 @@
           <w:b/>
           <w:lang w:val="en_US" w:bidi="en_US"/>
         </w:rPr>
+        <w:t>περισσεύειν καὶ ὑστερεῖσθαι</w:t>
+      </w:r>
+    </w:p>
+    <w:p>
+      <w:pPr/>
+      <w:r>
+        <w:rPr>
+          <w:lang w:val="en_US" w:bidi="en_US"/>
+        </w:rPr>
+      </w:r>
+      <w:r>
+        <w:rPr>
+          <w:b/>
+          <w:lang w:val="en_US" w:bidi="en_US"/>
+        </w:rPr>
         <w:t>"to abound and to be in need"</w:t>
       </w:r>
     </w:p>
@@ -41055,6 +46955,21 @@
           <w:b/>
           <w:lang w:val="en_US" w:bidi="en_US"/>
         </w:rPr>
+        <w:t>περισσεύειν καὶ ὑστερεῖσθαι</w:t>
+      </w:r>
+    </w:p>
+    <w:p>
+      <w:pPr/>
+      <w:r>
+        <w:rPr>
+          <w:lang w:val="en_US" w:bidi="en_US"/>
+        </w:rPr>
+      </w:r>
+      <w:r>
+        <w:rPr>
+          <w:b/>
+          <w:lang w:val="en_US" w:bidi="en_US"/>
+        </w:rPr>
         <w:t>"to abound and to be in need"</w:t>
       </w:r>
     </w:p>
@@ -41164,6 +47079,21 @@
           <w:b/>
           <w:lang w:val="en_US" w:bidi="en_US"/>
         </w:rPr>
+        <w:t>πάντα ἰσχύω ἐν τῷ ἐνδυναμοῦντί με</w:t>
+      </w:r>
+    </w:p>
+    <w:p>
+      <w:pPr/>
+      <w:r>
+        <w:rPr>
+          <w:lang w:val="en_US" w:bidi="en_US"/>
+        </w:rPr>
+      </w:r>
+      <w:r>
+        <w:rPr>
+          <w:b/>
+          <w:lang w:val="en_US" w:bidi="en_US"/>
+        </w:rPr>
         <w:t>"I can do all things in the one strengthening me"</w:t>
       </w:r>
     </w:p>
@@ -41260,6 +47190,21 @@
           <w:b/>
           <w:lang w:val="en_US" w:bidi="en_US"/>
         </w:rPr>
+        <w:t>πάντα ἰσχύω ἐν τῷ ἐνδυναμοῦντί με</w:t>
+      </w:r>
+    </w:p>
+    <w:p>
+      <w:pPr/>
+      <w:r>
+        <w:rPr>
+          <w:lang w:val="en_US" w:bidi="en_US"/>
+        </w:rPr>
+      </w:r>
+      <w:r>
+        <w:rPr>
+          <w:b/>
+          <w:lang w:val="en_US" w:bidi="en_US"/>
+        </w:rPr>
         <w:t>"I can do all things in the one strengthening me"</w:t>
       </w:r>
     </w:p>
@@ -41369,6 +47314,21 @@
           <w:b/>
           <w:lang w:val="en_US" w:bidi="en_US"/>
         </w:rPr>
+        <w:t>συνκοινωνήσαντές μου τῇ θλίψει</w:t>
+      </w:r>
+    </w:p>
+    <w:p>
+      <w:pPr/>
+      <w:r>
+        <w:rPr>
+          <w:lang w:val="en_US" w:bidi="en_US"/>
+        </w:rPr>
+      </w:r>
+      <w:r>
+        <w:rPr>
+          <w:b/>
+          <w:lang w:val="en_US" w:bidi="en_US"/>
+        </w:rPr>
         <w:t>"having shared together in my affliction"</w:t>
       </w:r>
     </w:p>
@@ -41465,6 +47425,21 @@
           <w:b/>
           <w:lang w:val="en_US" w:bidi="en_US"/>
         </w:rPr>
+        <w:t>μου τῇ θλίψει</w:t>
+      </w:r>
+    </w:p>
+    <w:p>
+      <w:pPr/>
+      <w:r>
+        <w:rPr>
+          <w:lang w:val="en_US" w:bidi="en_US"/>
+        </w:rPr>
+      </w:r>
+      <w:r>
+        <w:rPr>
+          <w:b/>
+          <w:lang w:val="en_US" w:bidi="en_US"/>
+        </w:rPr>
         <w:t>"in my affliction"</w:t>
       </w:r>
     </w:p>
@@ -41587,6 +47562,21 @@
           <w:b/>
           <w:lang w:val="en_US" w:bidi="en_US"/>
         </w:rPr>
+        <w:t>μου τῇ θλίψει</w:t>
+      </w:r>
+    </w:p>
+    <w:p>
+      <w:pPr/>
+      <w:r>
+        <w:rPr>
+          <w:lang w:val="en_US" w:bidi="en_US"/>
+        </w:rPr>
+      </w:r>
+      <w:r>
+        <w:rPr>
+          <w:b/>
+          <w:lang w:val="en_US" w:bidi="en_US"/>
+        </w:rPr>
         <w:t>"in my affliction"</w:t>
       </w:r>
     </w:p>
@@ -41650,6 +47640,21 @@
           <w:b/>
           <w:lang w:val="en_US" w:bidi="en_US"/>
         </w:rPr>
+        <w:t>ἐν ἀρχῇ τοῦ εὐαγγελίου</w:t>
+      </w:r>
+    </w:p>
+    <w:p>
+      <w:pPr/>
+      <w:r>
+        <w:rPr>
+          <w:lang w:val="en_US" w:bidi="en_US"/>
+        </w:rPr>
+      </w:r>
+      <w:r>
+        <w:rPr>
+          <w:b/>
+          <w:lang w:val="en_US" w:bidi="en_US"/>
+        </w:rPr>
         <w:t>"in the beginning of the gospel"</w:t>
       </w:r>
     </w:p>
@@ -41775,7 +47780,7 @@
         </w:rPr>
         <w:t xml:space="preserve"> in </w:t>
       </w:r>
-      <w:hyperlink r:id="rId16">
+      <w:hyperlink r:id="rId18">
         <w:r>
           <w:rPr>
             <w:lang w:val="en_US" w:bidi="en_US"/>
@@ -41793,7 +47798,7 @@
         </w:rPr>
         <w:t xml:space="preserve"> and </w:t>
       </w:r>
-      <w:hyperlink r:id="rId13">
+      <w:hyperlink r:id="rId15">
         <w:r>
           <w:rPr>
             <w:lang w:val="en_US" w:bidi="en_US"/>
@@ -41858,6 +47863,21 @@
           <w:b/>
           <w:lang w:val="en_US" w:bidi="en_US"/>
         </w:rPr>
+        <w:t>οὐδεμία μοι ἐκκλησία ἐκοινώνησεν εἰς λόγον δόσεως καὶ λήμψεως, εἰ μὴ ὑμεῖς μόνοι</w:t>
+      </w:r>
+    </w:p>
+    <w:p>
+      <w:pPr/>
+      <w:r>
+        <w:rPr>
+          <w:lang w:val="en_US" w:bidi="en_US"/>
+        </w:rPr>
+      </w:r>
+      <w:r>
+        <w:rPr>
+          <w:b/>
+          <w:lang w:val="en_US" w:bidi="en_US"/>
+        </w:rPr>
         <w:t>"no church shared with me in the matter of giving and receiving except you alone"</w:t>
       </w:r>
     </w:p>
@@ -41954,6 +47974,21 @@
           <w:b/>
           <w:lang w:val="en_US" w:bidi="en_US"/>
         </w:rPr>
+        <w:t>μοι &amp; ἐκοινώνησεν</w:t>
+      </w:r>
+    </w:p>
+    <w:p>
+      <w:pPr/>
+      <w:r>
+        <w:rPr>
+          <w:lang w:val="en_US" w:bidi="en_US"/>
+        </w:rPr>
+      </w:r>
+      <w:r>
+        <w:rPr>
+          <w:b/>
+          <w:lang w:val="en_US" w:bidi="en_US"/>
+        </w:rPr>
         <w:t>"shared with me"</w:t>
       </w:r>
     </w:p>
@@ -42050,6 +48085,21 @@
           <w:b/>
           <w:lang w:val="en_US" w:bidi="en_US"/>
         </w:rPr>
+        <w:t>εἰς λόγον δόσεως καὶ λήμψεως</w:t>
+      </w:r>
+    </w:p>
+    <w:p>
+      <w:pPr/>
+      <w:r>
+        <w:rPr>
+          <w:lang w:val="en_US" w:bidi="en_US"/>
+        </w:rPr>
+      </w:r>
+      <w:r>
+        <w:rPr>
+          <w:b/>
+          <w:lang w:val="en_US" w:bidi="en_US"/>
+        </w:rPr>
         <w:t>"in the matter of giving and receiving"</w:t>
       </w:r>
     </w:p>
@@ -42139,6 +48189,21 @@
           <w:b/>
           <w:lang w:val="en_US" w:bidi="en_US"/>
         </w:rPr>
+        <w:t>ὅτι καὶ ἐν Θεσσαλονίκῃ</w:t>
+      </w:r>
+    </w:p>
+    <w:p>
+      <w:pPr/>
+      <w:r>
+        <w:rPr>
+          <w:lang w:val="en_US" w:bidi="en_US"/>
+        </w:rPr>
+      </w:r>
+      <w:r>
+        <w:rPr>
+          <w:b/>
+          <w:lang w:val="en_US" w:bidi="en_US"/>
+        </w:rPr>
         <w:t>"for even in Thessalonica"</w:t>
       </w:r>
     </w:p>
@@ -42202,6 +48267,21 @@
           <w:b/>
           <w:lang w:val="en_US" w:bidi="en_US"/>
         </w:rPr>
+        <w:t>καὶ ἅπαξ καὶ δὶς</w:t>
+      </w:r>
+    </w:p>
+    <w:p>
+      <w:pPr/>
+      <w:r>
+        <w:rPr>
+          <w:lang w:val="en_US" w:bidi="en_US"/>
+        </w:rPr>
+      </w:r>
+      <w:r>
+        <w:rPr>
+          <w:b/>
+          <w:lang w:val="en_US" w:bidi="en_US"/>
+        </w:rPr>
         <w:t>"both once and twice"</w:t>
       </w:r>
     </w:p>
@@ -42298,6 +48378,21 @@
           <w:b/>
           <w:lang w:val="en_US" w:bidi="en_US"/>
         </w:rPr>
+        <w:t>εἰς τὴν χρείαν μοι ἐπέμψατε</w:t>
+      </w:r>
+    </w:p>
+    <w:p>
+      <w:pPr/>
+      <w:r>
+        <w:rPr>
+          <w:lang w:val="en_US" w:bidi="en_US"/>
+        </w:rPr>
+      </w:r>
+      <w:r>
+        <w:rPr>
+          <w:b/>
+          <w:lang w:val="en_US" w:bidi="en_US"/>
+        </w:rPr>
         <w:t>"you sent for my needs"</w:t>
       </w:r>
     </w:p>
@@ -42381,6 +48476,21 @@
           <w:b/>
           <w:lang w:val="en_US" w:bidi="en_US"/>
         </w:rPr>
+        <w:t>ἐπιζητῶ τὸν καρπὸν τὸν πλεονάζοντα εἰς λόγον ὑμῶν</w:t>
+      </w:r>
+    </w:p>
+    <w:p>
+      <w:pPr/>
+      <w:r>
+        <w:rPr>
+          <w:lang w:val="en_US" w:bidi="en_US"/>
+        </w:rPr>
+      </w:r>
+      <w:r>
+        <w:rPr>
+          <w:b/>
+          <w:lang w:val="en_US" w:bidi="en_US"/>
+        </w:rPr>
         <w:t>"I seek the fruit that is increasing to your account"</w:t>
       </w:r>
     </w:p>
@@ -42490,6 +48600,21 @@
           <w:b/>
           <w:lang w:val="en_US" w:bidi="en_US"/>
         </w:rPr>
+        <w:t>ἀπέχω &amp; πάντα</w:t>
+      </w:r>
+    </w:p>
+    <w:p>
+      <w:pPr/>
+      <w:r>
+        <w:rPr>
+          <w:lang w:val="en_US" w:bidi="en_US"/>
+        </w:rPr>
+      </w:r>
+      <w:r>
+        <w:rPr>
+          <w:b/>
+          <w:lang w:val="en_US" w:bidi="en_US"/>
+        </w:rPr>
         <w:t>"I have all things in full"</w:t>
       </w:r>
     </w:p>
@@ -42532,7 +48657,7 @@
         </w:rPr>
         <w:t xml:space="preserve"> that he needs from the Philippian believers and is therefore sufficiently supplied. Alternate translation: “I have everything I need and am content” (2) that Paul is continuing the business metaphor from </w:t>
       </w:r>
-      <w:hyperlink r:id="rId47">
+      <w:hyperlink r:id="rId49">
         <w:r>
           <w:rPr>
             <w:lang w:val="en_US" w:bidi="en_US"/>
@@ -42597,6 +48722,21 @@
           <w:b/>
           <w:lang w:val="en_US" w:bidi="en_US"/>
         </w:rPr>
+        <w:t>περισσεύω</w:t>
+      </w:r>
+    </w:p>
+    <w:p>
+      <w:pPr/>
+      <w:r>
+        <w:rPr>
+          <w:lang w:val="en_US" w:bidi="en_US"/>
+        </w:rPr>
+      </w:r>
+      <w:r>
+        <w:rPr>
+          <w:b/>
+          <w:lang w:val="en_US" w:bidi="en_US"/>
+        </w:rPr>
         <w:t>"I abound"</w:t>
       </w:r>
     </w:p>
@@ -42693,6 +48833,21 @@
           <w:b/>
           <w:lang w:val="en_US" w:bidi="en_US"/>
         </w:rPr>
+        <w:t>πεπλήρωμαι, δεξάμενος παρὰ Ἐπαφροδίτου τὰ παρ’ ὑμῶν</w:t>
+      </w:r>
+    </w:p>
+    <w:p>
+      <w:pPr/>
+      <w:r>
+        <w:rPr>
+          <w:lang w:val="en_US" w:bidi="en_US"/>
+        </w:rPr>
+      </w:r>
+      <w:r>
+        <w:rPr>
+          <w:b/>
+          <w:lang w:val="en_US" w:bidi="en_US"/>
+        </w:rPr>
         <w:t>"I have been filled, having received from Epaphroditus the things from you"</w:t>
       </w:r>
     </w:p>
@@ -42789,6 +48944,21 @@
           <w:b/>
           <w:lang w:val="en_US" w:bidi="en_US"/>
         </w:rPr>
+        <w:t>Ἐπαφροδίτου</w:t>
+      </w:r>
+    </w:p>
+    <w:p>
+      <w:pPr/>
+      <w:r>
+        <w:rPr>
+          <w:lang w:val="en_US" w:bidi="en_US"/>
+        </w:rPr>
+      </w:r>
+      <w:r>
+        <w:rPr>
+          <w:b/>
+          <w:lang w:val="en_US" w:bidi="en_US"/>
+        </w:rPr>
         <w:t>"Epaphroditus"</w:t>
       </w:r>
     </w:p>
@@ -42812,7 +48982,7 @@
         </w:rPr>
         <w:t xml:space="preserve"> is the name of a man. See how you translated his name in </w:t>
       </w:r>
-      <w:hyperlink r:id="rId48">
+      <w:hyperlink r:id="rId50">
         <w:r>
           <w:rPr>
             <w:lang w:val="en_US" w:bidi="en_US"/>
@@ -42897,6 +49067,21 @@
           <w:b/>
           <w:lang w:val="en_US" w:bidi="en_US"/>
         </w:rPr>
+        <w:t>ὀσμὴν εὐωδίας, θυσίαν δεκτήν, εὐάρεστον τῷ Θεῷ</w:t>
+      </w:r>
+    </w:p>
+    <w:p>
+      <w:pPr/>
+      <w:r>
+        <w:rPr>
+          <w:lang w:val="en_US" w:bidi="en_US"/>
+        </w:rPr>
+      </w:r>
+      <w:r>
+        <w:rPr>
+          <w:b/>
+          <w:lang w:val="en_US" w:bidi="en_US"/>
+        </w:rPr>
         <w:t>"an aroma, a sweet smell, an acceptable, pleasing sacrifice to God"</w:t>
       </w:r>
     </w:p>
@@ -43006,6 +49191,21 @@
           <w:b/>
           <w:lang w:val="en_US" w:bidi="en_US"/>
         </w:rPr>
+        <w:t>πληρώσει πᾶσαν χρείαν ὑμῶν</w:t>
+      </w:r>
+    </w:p>
+    <w:p>
+      <w:pPr/>
+      <w:r>
+        <w:rPr>
+          <w:lang w:val="en_US" w:bidi="en_US"/>
+        </w:rPr>
+      </w:r>
+      <w:r>
+        <w:rPr>
+          <w:b/>
+          <w:lang w:val="en_US" w:bidi="en_US"/>
+        </w:rPr>
         <w:t>"will fulfill all your need"</w:t>
       </w:r>
     </w:p>
@@ -43102,6 +49302,21 @@
           <w:b/>
           <w:lang w:val="en_US" w:bidi="en_US"/>
         </w:rPr>
+        <w:t>κατὰ τὸ πλοῦτος αὐτοῦ ἐν δόξῃ ἐν Χριστῷ Ἰησοῦ</w:t>
+      </w:r>
+    </w:p>
+    <w:p>
+      <w:pPr/>
+      <w:r>
+        <w:rPr>
+          <w:lang w:val="en_US" w:bidi="en_US"/>
+        </w:rPr>
+      </w:r>
+      <w:r>
+        <w:rPr>
+          <w:b/>
+          <w:lang w:val="en_US" w:bidi="en_US"/>
+        </w:rPr>
         <w:t>"according to his riches in glory in Christ Jesus"</w:t>
       </w:r>
     </w:p>
@@ -43165,6 +49380,21 @@
           <w:b/>
           <w:lang w:val="en_US" w:bidi="en_US"/>
         </w:rPr>
+        <w:t>ἡμῶν</w:t>
+      </w:r>
+    </w:p>
+    <w:p>
+      <w:pPr/>
+      <w:r>
+        <w:rPr>
+          <w:lang w:val="en_US" w:bidi="en_US"/>
+        </w:rPr>
+      </w:r>
+      <w:r>
+        <w:rPr>
+          <w:b/>
+          <w:lang w:val="en_US" w:bidi="en_US"/>
+        </w:rPr>
         <w:t>"our"</w:t>
       </w:r>
     </w:p>
@@ -43274,6 +49504,21 @@
           <w:b/>
           <w:lang w:val="en_US" w:bidi="en_US"/>
         </w:rPr>
+        <w:t>ἀσπάσασθε</w:t>
+      </w:r>
+    </w:p>
+    <w:p>
+      <w:pPr/>
+      <w:r>
+        <w:rPr>
+          <w:lang w:val="en_US" w:bidi="en_US"/>
+        </w:rPr>
+      </w:r>
+      <w:r>
+        <w:rPr>
+          <w:b/>
+          <w:lang w:val="en_US" w:bidi="en_US"/>
+        </w:rPr>
         <w:t>"Greet"</w:t>
       </w:r>
     </w:p>
@@ -43364,6 +49609,21 @@
           <w:b/>
           <w:lang w:val="en_US" w:bidi="en_US"/>
         </w:rPr>
+        <w:t>οἱ σὺν ἐμοὶ ἀδελφοί</w:t>
+      </w:r>
+    </w:p>
+    <w:p>
+      <w:pPr/>
+      <w:r>
+        <w:rPr>
+          <w:lang w:val="en_US" w:bidi="en_US"/>
+        </w:rPr>
+      </w:r>
+      <w:r>
+        <w:rPr>
+          <w:b/>
+          <w:lang w:val="en_US" w:bidi="en_US"/>
+        </w:rPr>
         <w:t>"The brothers with me"</w:t>
       </w:r>
     </w:p>
@@ -43393,7 +49653,7 @@
         </w:rPr>
         <w:t xml:space="preserve"> in </w:t>
       </w:r>
-      <w:hyperlink r:id="rId18">
+      <w:hyperlink r:id="rId20">
         <w:r>
           <w:rPr>
             <w:lang w:val="en_US" w:bidi="en_US"/>
@@ -43491,6 +49751,21 @@
           <w:b/>
           <w:lang w:val="en_US" w:bidi="en_US"/>
         </w:rPr>
+        <w:t>οἱ σὺν ἐμοὶ ἀδελφοί</w:t>
+      </w:r>
+    </w:p>
+    <w:p>
+      <w:pPr/>
+      <w:r>
+        <w:rPr>
+          <w:lang w:val="en_US" w:bidi="en_US"/>
+        </w:rPr>
+      </w:r>
+      <w:r>
+        <w:rPr>
+          <w:b/>
+          <w:lang w:val="en_US" w:bidi="en_US"/>
+        </w:rPr>
         <w:t>"The brothers with me"</w:t>
       </w:r>
     </w:p>
@@ -43520,7 +49795,7 @@
         </w:rPr>
         <w:t xml:space="preserve"> in </w:t>
       </w:r>
-      <w:hyperlink r:id="rId18">
+      <w:hyperlink r:id="rId20">
         <w:r>
           <w:rPr>
             <w:lang w:val="en_US" w:bidi="en_US"/>
@@ -43618,6 +49893,21 @@
           <w:b/>
           <w:lang w:val="en_US" w:bidi="en_US"/>
         </w:rPr>
+        <w:t>τῆς Καίσαρος οἰκίας</w:t>
+      </w:r>
+    </w:p>
+    <w:p>
+      <w:pPr/>
+      <w:r>
+        <w:rPr>
+          <w:lang w:val="en_US" w:bidi="en_US"/>
+        </w:rPr>
+      </w:r>
+      <w:r>
+        <w:rPr>
+          <w:b/>
+          <w:lang w:val="en_US" w:bidi="en_US"/>
+        </w:rPr>
         <w:t>"the household of Caesar"</w:t>
       </w:r>
     </w:p>
@@ -43714,6 +50004,21 @@
           <w:b/>
           <w:lang w:val="en_US" w:bidi="en_US"/>
         </w:rPr>
+        <w:t>μετὰ τοῦ πνεύματος ὑμῶν</w:t>
+      </w:r>
+    </w:p>
+    <w:p>
+      <w:pPr/>
+      <w:r>
+        <w:rPr>
+          <w:lang w:val="en_US" w:bidi="en_US"/>
+        </w:rPr>
+      </w:r>
+      <w:r>
+        <w:rPr>
+          <w:b/>
+          <w:lang w:val="en_US" w:bidi="en_US"/>
+        </w:rPr>
         <w:t>"be} with your spirit"</w:t>
       </w:r>
     </w:p>
@@ -43796,6 +50101,21 @@
         <w:rPr>
           <w:lang w:val="en_US" w:bidi="en_US"/>
         </w:rPr>
+      </w:r>
+    </w:p>
+    <w:p>
+      <w:pPr/>
+      <w:r>
+        <w:rPr>
+          <w:lang w:val="en_US" w:bidi="en_US"/>
+        </w:rPr>
+      </w:r>
+      <w:r>
+        <w:rPr>
+          <w:b/>
+          <w:lang w:val="en_US" w:bidi="en_US"/>
+        </w:rPr>
+        <w:t>ἡ χάρις τοῦ Κυρίου Ἰησοῦ Χριστοῦ μετὰ τοῦ πνεύματος ὑμῶν</w:t>
       </w:r>
     </w:p>
     <w:p>

--- a/eng/docx/50.content.docx
+++ b/eng/docx/50.content.docx
@@ -293,6 +293,21 @@
           <w:b/>
           <w:lang w:val="en_US" w:bidi="en_US"/>
         </w:rPr>
+        <w:t>χάρις ὑμῖν καὶ εἰρήνη</w:t>
+      </w:r>
+    </w:p>
+    <w:p>
+      <w:pPr/>
+      <w:r>
+        <w:rPr>
+          <w:lang w:val="en_US" w:bidi="en_US"/>
+        </w:rPr>
+      </w:r>
+      <w:r>
+        <w:rPr>
+          <w:b/>
+          <w:lang w:val="en_US" w:bidi="en_US"/>
+        </w:rPr>
         <w:t>"Grace to you and peace"</w:t>
       </w:r>
     </w:p>
@@ -362,6 +377,21 @@
         <w:rPr>
           <w:lang w:val="en_US" w:bidi="en_US"/>
         </w:rPr>
+      </w:r>
+    </w:p>
+    <w:p>
+      <w:pPr/>
+      <w:r>
+        <w:rPr>
+          <w:lang w:val="en_US" w:bidi="en_US"/>
+        </w:rPr>
+      </w:r>
+      <w:r>
+        <w:rPr>
+          <w:b/>
+          <w:lang w:val="en_US" w:bidi="en_US"/>
+        </w:rPr>
+        <w:t>ὑμῖν</w:t>
       </w:r>
     </w:p>
     <w:p>
@@ -508,6 +538,21 @@
           <w:b/>
           <w:lang w:val="en_US" w:bidi="en_US"/>
         </w:rPr>
+        <w:t>Πατρὸς ἡμῶν</w:t>
+      </w:r>
+    </w:p>
+    <w:p>
+      <w:pPr/>
+      <w:r>
+        <w:rPr>
+          <w:lang w:val="en_US" w:bidi="en_US"/>
+        </w:rPr>
+      </w:r>
+      <w:r>
+        <w:rPr>
+          <w:b/>
+          <w:lang w:val="en_US" w:bidi="en_US"/>
+        </w:rPr>
         <w:t>"our Father"</w:t>
       </w:r>
     </w:p>
@@ -604,6 +649,21 @@
           <w:b/>
           <w:lang w:val="en_US" w:bidi="en_US"/>
         </w:rPr>
+        <w:t>ἐπὶ πάσῃ τῇ μνείᾳ ὑμῶν</w:t>
+      </w:r>
+    </w:p>
+    <w:p>
+      <w:pPr/>
+      <w:r>
+        <w:rPr>
+          <w:lang w:val="en_US" w:bidi="en_US"/>
+        </w:rPr>
+      </w:r>
+      <w:r>
+        <w:rPr>
+          <w:b/>
+          <w:lang w:val="en_US" w:bidi="en_US"/>
+        </w:rPr>
         <w:t>"in all my remembrance of you"</w:t>
       </w:r>
     </w:p>
@@ -680,6 +740,21 @@
           <w:b/>
           <w:lang w:val="en_US" w:bidi="en_US"/>
         </w:rPr>
+        <w:t>τῷ Θεῷ μου</w:t>
+      </w:r>
+    </w:p>
+    <w:p>
+      <w:pPr/>
+      <w:r>
+        <w:rPr>
+          <w:lang w:val="en_US" w:bidi="en_US"/>
+        </w:rPr>
+      </w:r>
+      <w:r>
+        <w:rPr>
+          <w:b/>
+          <w:lang w:val="en_US" w:bidi="en_US"/>
+        </w:rPr>
         <w:t>"my God"</w:t>
       </w:r>
     </w:p>
@@ -762,6 +837,21 @@
         <w:rPr>
           <w:lang w:val="en_US" w:bidi="en_US"/>
         </w:rPr>
+      </w:r>
+    </w:p>
+    <w:p>
+      <w:pPr/>
+      <w:r>
+        <w:rPr>
+          <w:lang w:val="en_US" w:bidi="en_US"/>
+        </w:rPr>
+      </w:r>
+      <w:r>
+        <w:rPr>
+          <w:b/>
+          <w:lang w:val="en_US" w:bidi="en_US"/>
+        </w:rPr>
+        <w:t>ὑμῶν</w:t>
       </w:r>
     </w:p>
     <w:p>
@@ -934,6 +1024,21 @@
           <w:b/>
           <w:lang w:val="en_US" w:bidi="en_US"/>
         </w:rPr>
+        <w:t>ἐπὶ τῇ κοινωνίᾳ ὑμῶν εἰς τὸ εὐαγγέλιον, ἀπὸ τῆς πρώτης ἡμέρας ἄχρι τοῦ νῦν</w:t>
+      </w:r>
+    </w:p>
+    <w:p>
+      <w:pPr/>
+      <w:r>
+        <w:rPr>
+          <w:lang w:val="en_US" w:bidi="en_US"/>
+        </w:rPr>
+      </w:r>
+      <w:r>
+        <w:rPr>
+          <w:b/>
+          <w:lang w:val="en_US" w:bidi="en_US"/>
+        </w:rPr>
         <w:t>"because of your fellowship in the gospel from the first day until now"</w:t>
       </w:r>
     </w:p>
@@ -996,6 +1101,21 @@
         <w:rPr>
           <w:lang w:val="en_US" w:bidi="en_US"/>
         </w:rPr>
+      </w:r>
+    </w:p>
+    <w:p>
+      <w:pPr/>
+      <w:r>
+        <w:rPr>
+          <w:lang w:val="en_US" w:bidi="en_US"/>
+        </w:rPr>
+      </w:r>
+      <w:r>
+        <w:rPr>
+          <w:b/>
+          <w:lang w:val="en_US" w:bidi="en_US"/>
+        </w:rPr>
+        <w:t>ὑμῶν</w:t>
       </w:r>
     </w:p>
     <w:p>
@@ -1142,6 +1262,21 @@
           <w:b/>
           <w:lang w:val="en_US" w:bidi="en_US"/>
         </w:rPr>
+        <w:t>τῇ κοινωνίᾳ ὑμῶν εἰς τὸ εὐαγγέλιον</w:t>
+      </w:r>
+    </w:p>
+    <w:p>
+      <w:pPr/>
+      <w:r>
+        <w:rPr>
+          <w:lang w:val="en_US" w:bidi="en_US"/>
+        </w:rPr>
+      </w:r>
+      <w:r>
+        <w:rPr>
+          <w:b/>
+          <w:lang w:val="en_US" w:bidi="en_US"/>
+        </w:rPr>
         <w:t>"your fellowship in the gospel"</w:t>
       </w:r>
     </w:p>
@@ -1256,6 +1391,21 @@
           <w:b/>
           <w:lang w:val="en_US" w:bidi="en_US"/>
         </w:rPr>
+        <w:t>ἀπὸ τῆς πρώτης ἡμέρας</w:t>
+      </w:r>
+    </w:p>
+    <w:p>
+      <w:pPr/>
+      <w:r>
+        <w:rPr>
+          <w:lang w:val="en_US" w:bidi="en_US"/>
+        </w:rPr>
+      </w:r>
+      <w:r>
+        <w:rPr>
+          <w:b/>
+          <w:lang w:val="en_US" w:bidi="en_US"/>
+        </w:rPr>
         <w:t>"from the first day"</w:t>
       </w:r>
     </w:p>
@@ -1352,6 +1502,21 @@
           <w:b/>
           <w:lang w:val="en_US" w:bidi="en_US"/>
         </w:rPr>
+        <w:t>ἄχρι τοῦ νῦν</w:t>
+      </w:r>
+    </w:p>
+    <w:p>
+      <w:pPr/>
+      <w:r>
+        <w:rPr>
+          <w:lang w:val="en_US" w:bidi="en_US"/>
+        </w:rPr>
+      </w:r>
+      <w:r>
+        <w:rPr>
+          <w:b/>
+          <w:lang w:val="en_US" w:bidi="en_US"/>
+        </w:rPr>
         <w:t>"until now"</w:t>
       </w:r>
     </w:p>
@@ -1448,6 +1613,21 @@
           <w:b/>
           <w:lang w:val="en_US" w:bidi="en_US"/>
         </w:rPr>
+        <w:t>πεποιθὼς αὐτὸ τοῦτο</w:t>
+      </w:r>
+    </w:p>
+    <w:p>
+      <w:pPr/>
+      <w:r>
+        <w:rPr>
+          <w:lang w:val="en_US" w:bidi="en_US"/>
+        </w:rPr>
+      </w:r>
+      <w:r>
+        <w:rPr>
+          <w:b/>
+          <w:lang w:val="en_US" w:bidi="en_US"/>
+        </w:rPr>
         <w:t>"having become confident about this very thing"</w:t>
       </w:r>
     </w:p>
@@ -1544,6 +1724,21 @@
           <w:b/>
           <w:lang w:val="en_US" w:bidi="en_US"/>
         </w:rPr>
+        <w:t>ὁ ἐναρξάμενος ἐν ὑμῖν ἔργον ἀγαθὸν, ἐπιτελέσει</w:t>
+      </w:r>
+    </w:p>
+    <w:p>
+      <w:pPr/>
+      <w:r>
+        <w:rPr>
+          <w:lang w:val="en_US" w:bidi="en_US"/>
+        </w:rPr>
+      </w:r>
+      <w:r>
+        <w:rPr>
+          <w:b/>
+          <w:lang w:val="en_US" w:bidi="en_US"/>
+        </w:rPr>
         <w:t>"the one having begun a good work in you will perfect {it"</w:t>
       </w:r>
     </w:p>
@@ -1626,6 +1821,21 @@
         <w:rPr>
           <w:lang w:val="en_US" w:bidi="en_US"/>
         </w:rPr>
+      </w:r>
+    </w:p>
+    <w:p>
+      <w:pPr/>
+      <w:r>
+        <w:rPr>
+          <w:lang w:val="en_US" w:bidi="en_US"/>
+        </w:rPr>
+      </w:r>
+      <w:r>
+        <w:rPr>
+          <w:b/>
+          <w:lang w:val="en_US" w:bidi="en_US"/>
+        </w:rPr>
+        <w:t>ὅτι ὁ ἐναρξάμενος ἐν ὑμῖν ἔργον ἀγαθὸν</w:t>
       </w:r>
     </w:p>
     <w:p>
@@ -1830,6 +2040,21 @@
           <w:b/>
           <w:lang w:val="en_US" w:bidi="en_US"/>
         </w:rPr>
+        <w:t>ἐπιτελέσει</w:t>
+      </w:r>
+    </w:p>
+    <w:p>
+      <w:pPr/>
+      <w:r>
+        <w:rPr>
+          <w:lang w:val="en_US" w:bidi="en_US"/>
+        </w:rPr>
+      </w:r>
+      <w:r>
+        <w:rPr>
+          <w:b/>
+          <w:lang w:val="en_US" w:bidi="en_US"/>
+        </w:rPr>
         <w:t>"will perfect {it"</w:t>
       </w:r>
     </w:p>
@@ -1926,6 +2151,21 @@
           <w:b/>
           <w:lang w:val="en_US" w:bidi="en_US"/>
         </w:rPr>
+        <w:t>ἡμέρας Χριστοῦ Ἰησοῦ</w:t>
+      </w:r>
+    </w:p>
+    <w:p>
+      <w:pPr/>
+      <w:r>
+        <w:rPr>
+          <w:lang w:val="en_US" w:bidi="en_US"/>
+        </w:rPr>
+      </w:r>
+      <w:r>
+        <w:rPr>
+          <w:b/>
+          <w:lang w:val="en_US" w:bidi="en_US"/>
+        </w:rPr>
         <w:t>"the day of Jesus Christ"</w:t>
       </w:r>
     </w:p>
@@ -2022,6 +2262,21 @@
           <w:b/>
           <w:lang w:val="en_US" w:bidi="en_US"/>
         </w:rPr>
+        <w:t>τὸ ἔχειν με ἐν τῇ καρδίᾳ ὑμᾶς</w:t>
+      </w:r>
+    </w:p>
+    <w:p>
+      <w:pPr/>
+      <w:r>
+        <w:rPr>
+          <w:lang w:val="en_US" w:bidi="en_US"/>
+        </w:rPr>
+      </w:r>
+      <w:r>
+        <w:rPr>
+          <w:b/>
+          <w:lang w:val="en_US" w:bidi="en_US"/>
+        </w:rPr>
         <w:t>"I have you in my heart"</w:t>
       </w:r>
     </w:p>
@@ -2118,6 +2373,21 @@
           <w:b/>
           <w:lang w:val="en_US" w:bidi="en_US"/>
         </w:rPr>
+        <w:t>συνκοινωνούς μου τῆς χάριτος &amp; ὄντας</w:t>
+      </w:r>
+    </w:p>
+    <w:p>
+      <w:pPr/>
+      <w:r>
+        <w:rPr>
+          <w:lang w:val="en_US" w:bidi="en_US"/>
+        </w:rPr>
+      </w:r>
+      <w:r>
+        <w:rPr>
+          <w:b/>
+          <w:lang w:val="en_US" w:bidi="en_US"/>
+        </w:rPr>
         <w:t>"being partakers with me of grace"</w:t>
       </w:r>
     </w:p>
@@ -2181,6 +2451,21 @@
           <w:b/>
           <w:lang w:val="en_US" w:bidi="en_US"/>
         </w:rPr>
+        <w:t>χάριτος</w:t>
+      </w:r>
+    </w:p>
+    <w:p>
+      <w:pPr/>
+      <w:r>
+        <w:rPr>
+          <w:lang w:val="en_US" w:bidi="en_US"/>
+        </w:rPr>
+      </w:r>
+      <w:r>
+        <w:rPr>
+          <w:b/>
+          <w:lang w:val="en_US" w:bidi="en_US"/>
+        </w:rPr>
         <w:t>"of grace"</w:t>
       </w:r>
     </w:p>
@@ -2290,6 +2575,21 @@
           <w:b/>
           <w:lang w:val="en_US" w:bidi="en_US"/>
         </w:rPr>
+        <w:t>δεσμοῖς μου</w:t>
+      </w:r>
+    </w:p>
+    <w:p>
+      <w:pPr/>
+      <w:r>
+        <w:rPr>
+          <w:lang w:val="en_US" w:bidi="en_US"/>
+        </w:rPr>
+      </w:r>
+      <w:r>
+        <w:rPr>
+          <w:b/>
+          <w:lang w:val="en_US" w:bidi="en_US"/>
+        </w:rPr>
         <w:t>"my chains"</w:t>
       </w:r>
     </w:p>
@@ -2412,6 +2712,21 @@
           <w:b/>
           <w:lang w:val="en_US" w:bidi="en_US"/>
         </w:rPr>
+        <w:t>καὶ ἐν τῇ ἀπολογίᾳ καὶ βεβαιώσει τοῦ εὐαγγελίου</w:t>
+      </w:r>
+    </w:p>
+    <w:p>
+      <w:pPr/>
+      <w:r>
+        <w:rPr>
+          <w:lang w:val="en_US" w:bidi="en_US"/>
+        </w:rPr>
+      </w:r>
+      <w:r>
+        <w:rPr>
+          <w:b/>
+          <w:lang w:val="en_US" w:bidi="en_US"/>
+        </w:rPr>
         <w:t>"and in my defense and confirmation of the gospel"</w:t>
       </w:r>
     </w:p>
@@ -2521,6 +2836,21 @@
           <w:b/>
           <w:lang w:val="en_US" w:bidi="en_US"/>
         </w:rPr>
+        <w:t>ἐν σπλάγχνοις Χριστοῦ Ἰησοῦ</w:t>
+      </w:r>
+    </w:p>
+    <w:p>
+      <w:pPr/>
+      <w:r>
+        <w:rPr>
+          <w:lang w:val="en_US" w:bidi="en_US"/>
+        </w:rPr>
+      </w:r>
+      <w:r>
+        <w:rPr>
+          <w:b/>
+          <w:lang w:val="en_US" w:bidi="en_US"/>
+        </w:rPr>
         <w:t>"with the inner parts of Christ Jesus"</w:t>
       </w:r>
     </w:p>
@@ -2630,6 +2960,21 @@
           <w:b/>
           <w:lang w:val="en_US" w:bidi="en_US"/>
         </w:rPr>
+        <w:t>ἐν σπλάγχνοις Χριστοῦ Ἰησοῦ</w:t>
+      </w:r>
+    </w:p>
+    <w:p>
+      <w:pPr/>
+      <w:r>
+        <w:rPr>
+          <w:lang w:val="en_US" w:bidi="en_US"/>
+        </w:rPr>
+      </w:r>
+      <w:r>
+        <w:rPr>
+          <w:b/>
+          <w:lang w:val="en_US" w:bidi="en_US"/>
+        </w:rPr>
         <w:t>"with the inner parts of Christ Jesus"</w:t>
       </w:r>
     </w:p>
@@ -2692,6 +3037,21 @@
         <w:rPr>
           <w:lang w:val="en_US" w:bidi="en_US"/>
         </w:rPr>
+      </w:r>
+    </w:p>
+    <w:p>
+      <w:pPr/>
+      <w:r>
+        <w:rPr>
+          <w:lang w:val="en_US" w:bidi="en_US"/>
+        </w:rPr>
+      </w:r>
+      <w:r>
+        <w:rPr>
+          <w:b/>
+          <w:lang w:val="en_US" w:bidi="en_US"/>
+        </w:rPr>
+        <w:t>ἵνα ἡ ἀγάπη ὑμῶν ἔτι μᾶλλον καὶ μᾶλλον περισσεύῃ</w:t>
       </w:r>
     </w:p>
     <w:p>
@@ -2896,6 +3256,21 @@
           <w:b/>
           <w:lang w:val="en_US" w:bidi="en_US"/>
         </w:rPr>
+        <w:t>ἐν ἐπιγνώσει καὶ πάσῃ αἰσθήσει</w:t>
+      </w:r>
+    </w:p>
+    <w:p>
+      <w:pPr/>
+      <w:r>
+        <w:rPr>
+          <w:lang w:val="en_US" w:bidi="en_US"/>
+        </w:rPr>
+      </w:r>
+      <w:r>
+        <w:rPr>
+          <w:b/>
+          <w:lang w:val="en_US" w:bidi="en_US"/>
+        </w:rPr>
         <w:t>"in knowledge and all understanding"</w:t>
       </w:r>
     </w:p>
@@ -3005,6 +3380,21 @@
           <w:b/>
           <w:lang w:val="en_US" w:bidi="en_US"/>
         </w:rPr>
+        <w:t>εἰς τὸ δοκιμάζειν ὑμᾶς τὰ διαφέροντα</w:t>
+      </w:r>
+    </w:p>
+    <w:p>
+      <w:pPr/>
+      <w:r>
+        <w:rPr>
+          <w:lang w:val="en_US" w:bidi="en_US"/>
+        </w:rPr>
+      </w:r>
+      <w:r>
+        <w:rPr>
+          <w:b/>
+          <w:lang w:val="en_US" w:bidi="en_US"/>
+        </w:rPr>
         <w:t>"so that you may approve {what} excels"</w:t>
       </w:r>
     </w:p>
@@ -3114,6 +3504,21 @@
           <w:b/>
           <w:lang w:val="en_US" w:bidi="en_US"/>
         </w:rPr>
+        <w:t>εἰς</w:t>
+      </w:r>
+    </w:p>
+    <w:p>
+      <w:pPr/>
+      <w:r>
+        <w:rPr>
+          <w:lang w:val="en_US" w:bidi="en_US"/>
+        </w:rPr>
+      </w:r>
+      <w:r>
+        <w:rPr>
+          <w:b/>
+          <w:lang w:val="en_US" w:bidi="en_US"/>
+        </w:rPr>
         <w:t>"so that"</w:t>
       </w:r>
     </w:p>
@@ -3210,6 +3615,21 @@
           <w:b/>
           <w:lang w:val="en_US" w:bidi="en_US"/>
         </w:rPr>
+        <w:t>εἰλικρινεῖς καὶ ἀπρόσκοποι</w:t>
+      </w:r>
+    </w:p>
+    <w:p>
+      <w:pPr/>
+      <w:r>
+        <w:rPr>
+          <w:lang w:val="en_US" w:bidi="en_US"/>
+        </w:rPr>
+      </w:r>
+      <w:r>
+        <w:rPr>
+          <w:b/>
+          <w:lang w:val="en_US" w:bidi="en_US"/>
+        </w:rPr>
         <w:t>"pure and blameless"</w:t>
       </w:r>
     </w:p>
@@ -3319,6 +3739,21 @@
           <w:b/>
           <w:lang w:val="en_US" w:bidi="en_US"/>
         </w:rPr>
+        <w:t>πεπληρωμένοι καρπὸν δικαιοσύνης τὸν</w:t>
+      </w:r>
+    </w:p>
+    <w:p>
+      <w:pPr/>
+      <w:r>
+        <w:rPr>
+          <w:lang w:val="en_US" w:bidi="en_US"/>
+        </w:rPr>
+      </w:r>
+      <w:r>
+        <w:rPr>
+          <w:b/>
+          <w:lang w:val="en_US" w:bidi="en_US"/>
+        </w:rPr>
         <w:t>"being filled with the fruit of righteousness {that is"</w:t>
       </w:r>
     </w:p>
@@ -3428,6 +3863,21 @@
           <w:b/>
           <w:lang w:val="en_US" w:bidi="en_US"/>
         </w:rPr>
+        <w:t>πεπληρωμένοι</w:t>
+      </w:r>
+    </w:p>
+    <w:p>
+      <w:pPr/>
+      <w:r>
+        <w:rPr>
+          <w:lang w:val="en_US" w:bidi="en_US"/>
+        </w:rPr>
+      </w:r>
+      <w:r>
+        <w:rPr>
+          <w:b/>
+          <w:lang w:val="en_US" w:bidi="en_US"/>
+        </w:rPr>
         <w:t>"being filled with"</w:t>
       </w:r>
     </w:p>
@@ -3524,6 +3974,21 @@
           <w:b/>
           <w:lang w:val="en_US" w:bidi="en_US"/>
         </w:rPr>
+        <w:t>τὸν διὰ Ἰησοῦ Χριστοῦ</w:t>
+      </w:r>
+    </w:p>
+    <w:p>
+      <w:pPr/>
+      <w:r>
+        <w:rPr>
+          <w:lang w:val="en_US" w:bidi="en_US"/>
+        </w:rPr>
+      </w:r>
+      <w:r>
+        <w:rPr>
+          <w:b/>
+          <w:lang w:val="en_US" w:bidi="en_US"/>
+        </w:rPr>
         <w:t>"that is} through Jesus Christ"</w:t>
       </w:r>
     </w:p>
@@ -3620,6 +4085,21 @@
           <w:b/>
           <w:lang w:val="en_US" w:bidi="en_US"/>
         </w:rPr>
+        <w:t>εἰς δόξαν καὶ ἔπαινον Θεοῦ</w:t>
+      </w:r>
+    </w:p>
+    <w:p>
+      <w:pPr/>
+      <w:r>
+        <w:rPr>
+          <w:lang w:val="en_US" w:bidi="en_US"/>
+        </w:rPr>
+      </w:r>
+      <w:r>
+        <w:rPr>
+          <w:b/>
+          <w:lang w:val="en_US" w:bidi="en_US"/>
+        </w:rPr>
         <w:t>"to the glory and praise of God"</w:t>
       </w:r>
     </w:p>
@@ -3729,6 +4209,21 @@
           <w:b/>
           <w:lang w:val="en_US" w:bidi="en_US"/>
         </w:rPr>
+        <w:t>εἰς δόξαν καὶ ἔπαινον Θεοῦ</w:t>
+      </w:r>
+    </w:p>
+    <w:p>
+      <w:pPr/>
+      <w:r>
+        <w:rPr>
+          <w:lang w:val="en_US" w:bidi="en_US"/>
+        </w:rPr>
+      </w:r>
+      <w:r>
+        <w:rPr>
+          <w:b/>
+          <w:lang w:val="en_US" w:bidi="en_US"/>
+        </w:rPr>
         <w:t>"to the glory and praise of God"</w:t>
       </w:r>
     </w:p>
@@ -3838,6 +4333,21 @@
           <w:b/>
           <w:lang w:val="en_US" w:bidi="en_US"/>
         </w:rPr>
+        <w:t>ἀδελφοί</w:t>
+      </w:r>
+    </w:p>
+    <w:p>
+      <w:pPr/>
+      <w:r>
+        <w:rPr>
+          <w:lang w:val="en_US" w:bidi="en_US"/>
+        </w:rPr>
+      </w:r>
+      <w:r>
+        <w:rPr>
+          <w:b/>
+          <w:lang w:val="en_US" w:bidi="en_US"/>
+        </w:rPr>
         <w:t>"brothers"</w:t>
       </w:r>
     </w:p>
@@ -3934,6 +4444,21 @@
           <w:b/>
           <w:lang w:val="en_US" w:bidi="en_US"/>
         </w:rPr>
+        <w:t>ἀδελφοί</w:t>
+      </w:r>
+    </w:p>
+    <w:p>
+      <w:pPr/>
+      <w:r>
+        <w:rPr>
+          <w:lang w:val="en_US" w:bidi="en_US"/>
+        </w:rPr>
+      </w:r>
+      <w:r>
+        <w:rPr>
+          <w:b/>
+          <w:lang w:val="en_US" w:bidi="en_US"/>
+        </w:rPr>
         <w:t>"brothers"</w:t>
       </w:r>
     </w:p>
@@ -4030,6 +4555,21 @@
           <w:b/>
           <w:lang w:val="en_US" w:bidi="en_US"/>
         </w:rPr>
+        <w:t>τὰ κατ’ ἐμὲ</w:t>
+      </w:r>
+    </w:p>
+    <w:p>
+      <w:pPr/>
+      <w:r>
+        <w:rPr>
+          <w:lang w:val="en_US" w:bidi="en_US"/>
+        </w:rPr>
+      </w:r>
+      <w:r>
+        <w:rPr>
+          <w:b/>
+          <w:lang w:val="en_US" w:bidi="en_US"/>
+        </w:rPr>
         <w:t>"the things concerning me"</w:t>
       </w:r>
     </w:p>
@@ -4126,6 +4666,21 @@
           <w:b/>
           <w:lang w:val="en_US" w:bidi="en_US"/>
         </w:rPr>
+        <w:t>μᾶλλον εἰς προκοπὴν τοῦ εὐαγγελίου ἐλήλυθεν</w:t>
+      </w:r>
+    </w:p>
+    <w:p>
+      <w:pPr/>
+      <w:r>
+        <w:rPr>
+          <w:lang w:val="en_US" w:bidi="en_US"/>
+        </w:rPr>
+      </w:r>
+      <w:r>
+        <w:rPr>
+          <w:b/>
+          <w:lang w:val="en_US" w:bidi="en_US"/>
+        </w:rPr>
         <w:t>"have really happened for the advancement of the gospel"</w:t>
       </w:r>
     </w:p>
@@ -4222,6 +4777,21 @@
           <w:b/>
           <w:lang w:val="en_US" w:bidi="en_US"/>
         </w:rPr>
+        <w:t>ὥστε</w:t>
+      </w:r>
+    </w:p>
+    <w:p>
+      <w:pPr/>
+      <w:r>
+        <w:rPr>
+          <w:lang w:val="en_US" w:bidi="en_US"/>
+        </w:rPr>
+      </w:r>
+      <w:r>
+        <w:rPr>
+          <w:b/>
+          <w:lang w:val="en_US" w:bidi="en_US"/>
+        </w:rPr>
         <w:t>"As a result"</w:t>
       </w:r>
     </w:p>
@@ -4304,6 +4874,21 @@
         <w:rPr>
           <w:lang w:val="en_US" w:bidi="en_US"/>
         </w:rPr>
+      </w:r>
+    </w:p>
+    <w:p>
+      <w:pPr/>
+      <w:r>
+        <w:rPr>
+          <w:lang w:val="en_US" w:bidi="en_US"/>
+        </w:rPr>
+      </w:r>
+      <w:r>
+        <w:rPr>
+          <w:b/>
+          <w:lang w:val="en_US" w:bidi="en_US"/>
+        </w:rPr>
+        <w:t>δεσμούς μου</w:t>
       </w:r>
     </w:p>
     <w:p>
@@ -4432,6 +5017,21 @@
           <w:b/>
           <w:lang w:val="en_US" w:bidi="en_US"/>
         </w:rPr>
+        <w:t>τοὺς δεσμούς μου &amp; ἐν Χριστῷ</w:t>
+      </w:r>
+    </w:p>
+    <w:p>
+      <w:pPr/>
+      <w:r>
+        <w:rPr>
+          <w:lang w:val="en_US" w:bidi="en_US"/>
+        </w:rPr>
+      </w:r>
+      <w:r>
+        <w:rPr>
+          <w:b/>
+          <w:lang w:val="en_US" w:bidi="en_US"/>
+        </w:rPr>
         <w:t>"my chains in Christ"</w:t>
       </w:r>
     </w:p>
@@ -4622,6 +5222,21 @@
           <w:b/>
           <w:lang w:val="en_US" w:bidi="en_US"/>
         </w:rPr>
+        <w:t>τῶν ἀδελφῶν</w:t>
+      </w:r>
+    </w:p>
+    <w:p>
+      <w:pPr/>
+      <w:r>
+        <w:rPr>
+          <w:lang w:val="en_US" w:bidi="en_US"/>
+        </w:rPr>
+      </w:r>
+      <w:r>
+        <w:rPr>
+          <w:b/>
+          <w:lang w:val="en_US" w:bidi="en_US"/>
+        </w:rPr>
         <w:t>"of the brothers"</w:t>
       </w:r>
     </w:p>
@@ -4718,6 +5333,21 @@
           <w:b/>
           <w:lang w:val="en_US" w:bidi="en_US"/>
         </w:rPr>
+        <w:t>ἐν Κυρίῳ πεποιθότας τοῖς δεσμοῖς μου</w:t>
+      </w:r>
+    </w:p>
+    <w:p>
+      <w:pPr/>
+      <w:r>
+        <w:rPr>
+          <w:lang w:val="en_US" w:bidi="en_US"/>
+        </w:rPr>
+      </w:r>
+      <w:r>
+        <w:rPr>
+          <w:b/>
+          <w:lang w:val="en_US" w:bidi="en_US"/>
+        </w:rPr>
         <w:t>"have become confident in the Lord by my chains"</w:t>
       </w:r>
     </w:p>
@@ -4814,6 +5444,21 @@
           <w:b/>
           <w:lang w:val="en_US" w:bidi="en_US"/>
         </w:rPr>
+        <w:t>καὶ τοὺς πλείονας τῶν ἀδελφῶν ἐν Κυρίῳ πεποιθότας τοῖς δεσμοῖς μου</w:t>
+      </w:r>
+    </w:p>
+    <w:p>
+      <w:pPr/>
+      <w:r>
+        <w:rPr>
+          <w:lang w:val="en_US" w:bidi="en_US"/>
+        </w:rPr>
+      </w:r>
+      <w:r>
+        <w:rPr>
+          <w:b/>
+          <w:lang w:val="en_US" w:bidi="en_US"/>
+        </w:rPr>
         <w:t>"And most of the brothers have become confident in the Lord by my chains"</w:t>
       </w:r>
     </w:p>
@@ -4883,6 +5528,21 @@
         <w:rPr>
           <w:lang w:val="en_US" w:bidi="en_US"/>
         </w:rPr>
+      </w:r>
+    </w:p>
+    <w:p>
+      <w:pPr/>
+      <w:r>
+        <w:rPr>
+          <w:lang w:val="en_US" w:bidi="en_US"/>
+        </w:rPr>
+      </w:r>
+      <w:r>
+        <w:rPr>
+          <w:b/>
+          <w:lang w:val="en_US" w:bidi="en_US"/>
+        </w:rPr>
+        <w:t>δεσμοῖς μου</w:t>
       </w:r>
     </w:p>
     <w:p>
@@ -5029,6 +5689,21 @@
           <w:b/>
           <w:lang w:val="en_US" w:bidi="en_US"/>
         </w:rPr>
+        <w:t>τὸν λόγον</w:t>
+      </w:r>
+    </w:p>
+    <w:p>
+      <w:pPr/>
+      <w:r>
+        <w:rPr>
+          <w:lang w:val="en_US" w:bidi="en_US"/>
+        </w:rPr>
+      </w:r>
+      <w:r>
+        <w:rPr>
+          <w:b/>
+          <w:lang w:val="en_US" w:bidi="en_US"/>
+        </w:rPr>
         <w:t>"the word"</w:t>
       </w:r>
     </w:p>
@@ -5224,6 +5899,21 @@
           <w:b/>
           <w:lang w:val="en_US" w:bidi="en_US"/>
         </w:rPr>
+        <w:t>τινὲς μὲν καὶ &amp; τὸν Χριστὸν κηρύσσουσιν</w:t>
+      </w:r>
+    </w:p>
+    <w:p>
+      <w:pPr/>
+      <w:r>
+        <w:rPr>
+          <w:lang w:val="en_US" w:bidi="en_US"/>
+        </w:rPr>
+      </w:r>
+      <w:r>
+        <w:rPr>
+          <w:b/>
+          <w:lang w:val="en_US" w:bidi="en_US"/>
+        </w:rPr>
         <w:t>"Some indeed even proclaim Christ"</w:t>
       </w:r>
     </w:p>
@@ -5287,6 +5977,21 @@
           <w:b/>
           <w:lang w:val="en_US" w:bidi="en_US"/>
         </w:rPr>
+        <w:t>διὰ φθόνον καὶ ἔριν</w:t>
+      </w:r>
+    </w:p>
+    <w:p>
+      <w:pPr/>
+      <w:r>
+        <w:rPr>
+          <w:lang w:val="en_US" w:bidi="en_US"/>
+        </w:rPr>
+      </w:r>
+      <w:r>
+        <w:rPr>
+          <w:b/>
+          <w:lang w:val="en_US" w:bidi="en_US"/>
+        </w:rPr>
         <w:t>"because of envy and strife"</w:t>
       </w:r>
     </w:p>
@@ -5396,6 +6101,21 @@
           <w:b/>
           <w:lang w:val="en_US" w:bidi="en_US"/>
         </w:rPr>
+        <w:t>εὐδοκίαν</w:t>
+      </w:r>
+    </w:p>
+    <w:p>
+      <w:pPr/>
+      <w:r>
+        <w:rPr>
+          <w:lang w:val="en_US" w:bidi="en_US"/>
+        </w:rPr>
+      </w:r>
+      <w:r>
+        <w:rPr>
+          <w:b/>
+          <w:lang w:val="en_US" w:bidi="en_US"/>
+        </w:rPr>
         <w:t>"goodwill"</w:t>
       </w:r>
     </w:p>
@@ -5492,6 +6212,21 @@
           <w:b/>
           <w:lang w:val="en_US" w:bidi="en_US"/>
         </w:rPr>
+        <w:t>ἐξ ἀγάπης</w:t>
+      </w:r>
+    </w:p>
+    <w:p>
+      <w:pPr/>
+      <w:r>
+        <w:rPr>
+          <w:lang w:val="en_US" w:bidi="en_US"/>
+        </w:rPr>
+      </w:r>
+      <w:r>
+        <w:rPr>
+          <w:b/>
+          <w:lang w:val="en_US" w:bidi="en_US"/>
+        </w:rPr>
         <w:t>"from love"</w:t>
       </w:r>
     </w:p>
@@ -5627,6 +6362,21 @@
           <w:b/>
           <w:lang w:val="en_US" w:bidi="en_US"/>
         </w:rPr>
+        <w:t>κεῖμαι</w:t>
+      </w:r>
+    </w:p>
+    <w:p>
+      <w:pPr/>
+      <w:r>
+        <w:rPr>
+          <w:lang w:val="en_US" w:bidi="en_US"/>
+        </w:rPr>
+      </w:r>
+      <w:r>
+        <w:rPr>
+          <w:b/>
+          <w:lang w:val="en_US" w:bidi="en_US"/>
+        </w:rPr>
         <w:t>"I am appointed"</w:t>
       </w:r>
     </w:p>
@@ -5709,6 +6459,21 @@
         <w:rPr>
           <w:lang w:val="en_US" w:bidi="en_US"/>
         </w:rPr>
+      </w:r>
+    </w:p>
+    <w:p>
+      <w:pPr/>
+      <w:r>
+        <w:rPr>
+          <w:lang w:val="en_US" w:bidi="en_US"/>
+        </w:rPr>
+      </w:r>
+      <w:r>
+        <w:rPr>
+          <w:b/>
+          <w:lang w:val="en_US" w:bidi="en_US"/>
+        </w:rPr>
+        <w:t>εἰς ἀπολογίαν τοῦ εὐαγγελίου</w:t>
       </w:r>
     </w:p>
     <w:p>
@@ -5824,6 +6589,21 @@
           <w:b/>
           <w:lang w:val="en_US" w:bidi="en_US"/>
         </w:rPr>
+        <w:t>εἰς ἀπολογίαν τοῦ εὐαγγελίου κεῖμαι</w:t>
+      </w:r>
+    </w:p>
+    <w:p>
+      <w:pPr/>
+      <w:r>
+        <w:rPr>
+          <w:lang w:val="en_US" w:bidi="en_US"/>
+        </w:rPr>
+      </w:r>
+      <w:r>
+        <w:rPr>
+          <w:b/>
+          <w:lang w:val="en_US" w:bidi="en_US"/>
+        </w:rPr>
         <w:t>"I am appointed for the defense of the gospel"</w:t>
       </w:r>
     </w:p>
@@ -6001,6 +6781,21 @@
           <w:b/>
           <w:lang w:val="en_US" w:bidi="en_US"/>
         </w:rPr>
+        <w:t>οἱ δὲ ἐξ ἐριθείας τὸν Χριστὸν καταγγέλλουσιν</w:t>
+      </w:r>
+    </w:p>
+    <w:p>
+      <w:pPr/>
+      <w:r>
+        <w:rPr>
+          <w:lang w:val="en_US" w:bidi="en_US"/>
+        </w:rPr>
+      </w:r>
+      <w:r>
+        <w:rPr>
+          <w:b/>
+          <w:lang w:val="en_US" w:bidi="en_US"/>
+        </w:rPr>
         <w:t>"but the ones from selfish ambition proclaim Christ"</w:t>
       </w:r>
     </w:p>
@@ -6097,6 +6892,21 @@
           <w:b/>
           <w:lang w:val="en_US" w:bidi="en_US"/>
         </w:rPr>
+        <w:t>οὐχ ἁγνῶς</w:t>
+      </w:r>
+    </w:p>
+    <w:p>
+      <w:pPr/>
+      <w:r>
+        <w:rPr>
+          <w:lang w:val="en_US" w:bidi="en_US"/>
+        </w:rPr>
+      </w:r>
+      <w:r>
+        <w:rPr>
+          <w:b/>
+          <w:lang w:val="en_US" w:bidi="en_US"/>
+        </w:rPr>
         <w:t>"not sincerely"</w:t>
       </w:r>
     </w:p>
@@ -6146,6 +6956,21 @@
         <w:rPr>
           <w:lang w:val="en_US" w:bidi="en_US"/>
         </w:rPr>
+      </w:r>
+    </w:p>
+    <w:p>
+      <w:pPr/>
+      <w:r>
+        <w:rPr>
+          <w:lang w:val="en_US" w:bidi="en_US"/>
+        </w:rPr>
+      </w:r>
+      <w:r>
+        <w:rPr>
+          <w:b/>
+          <w:lang w:val="en_US" w:bidi="en_US"/>
+        </w:rPr>
+        <w:t>τοῖς δεσμοῖς μου</w:t>
       </w:r>
     </w:p>
     <w:p>
@@ -6292,6 +7117,21 @@
           <w:b/>
           <w:lang w:val="en_US" w:bidi="en_US"/>
         </w:rPr>
+        <w:t>οἰόμενοι θλῖψιν ἐγείρειν τοῖς δεσμοῖς μου</w:t>
+      </w:r>
+    </w:p>
+    <w:p>
+      <w:pPr/>
+      <w:r>
+        <w:rPr>
+          <w:lang w:val="en_US" w:bidi="en_US"/>
+        </w:rPr>
+      </w:r>
+      <w:r>
+        <w:rPr>
+          <w:b/>
+          <w:lang w:val="en_US" w:bidi="en_US"/>
+        </w:rPr>
         <w:t>"supposing to raise up trouble in my chains"</w:t>
       </w:r>
     </w:p>
@@ -6375,6 +7215,21 @@
           <w:b/>
           <w:lang w:val="en_US" w:bidi="en_US"/>
         </w:rPr>
+        <w:t>τί γάρ</w:t>
+      </w:r>
+    </w:p>
+    <w:p>
+      <w:pPr/>
+      <w:r>
+        <w:rPr>
+          <w:lang w:val="en_US" w:bidi="en_US"/>
+        </w:rPr>
+      </w:r>
+      <w:r>
+        <w:rPr>
+          <w:b/>
+          <w:lang w:val="en_US" w:bidi="en_US"/>
+        </w:rPr>
         <w:t>"What then"</w:t>
       </w:r>
     </w:p>
@@ -6471,6 +7326,21 @@
           <w:b/>
           <w:lang w:val="en_US" w:bidi="en_US"/>
         </w:rPr>
+        <w:t>τί γάρ</w:t>
+      </w:r>
+    </w:p>
+    <w:p>
+      <w:pPr/>
+      <w:r>
+        <w:rPr>
+          <w:lang w:val="en_US" w:bidi="en_US"/>
+        </w:rPr>
+      </w:r>
+      <w:r>
+        <w:rPr>
+          <w:b/>
+          <w:lang w:val="en_US" w:bidi="en_US"/>
+        </w:rPr>
         <w:t>"What then"</w:t>
       </w:r>
     </w:p>
@@ -6567,6 +7437,21 @@
           <w:b/>
           <w:lang w:val="en_US" w:bidi="en_US"/>
         </w:rPr>
+        <w:t>Χριστὸς καταγγέλλεται</w:t>
+      </w:r>
+    </w:p>
+    <w:p>
+      <w:pPr/>
+      <w:r>
+        <w:rPr>
+          <w:lang w:val="en_US" w:bidi="en_US"/>
+        </w:rPr>
+      </w:r>
+      <w:r>
+        <w:rPr>
+          <w:b/>
+          <w:lang w:val="en_US" w:bidi="en_US"/>
+        </w:rPr>
         <w:t>"Christ is proclaimed"</w:t>
       </w:r>
     </w:p>
@@ -6663,6 +7548,21 @@
           <w:b/>
           <w:lang w:val="en_US" w:bidi="en_US"/>
         </w:rPr>
+        <w:t>τοῦτό</w:t>
+      </w:r>
+    </w:p>
+    <w:p>
+      <w:pPr/>
+      <w:r>
+        <w:rPr>
+          <w:lang w:val="en_US" w:bidi="en_US"/>
+        </w:rPr>
+      </w:r>
+      <w:r>
+        <w:rPr>
+          <w:b/>
+          <w:lang w:val="en_US" w:bidi="en_US"/>
+        </w:rPr>
         <w:t>"this"</w:t>
       </w:r>
     </w:p>
@@ -6759,6 +7659,21 @@
           <w:b/>
           <w:lang w:val="en_US" w:bidi="en_US"/>
         </w:rPr>
+        <w:t>οἶδα γὰρ ὅτι τοῦτό μοι ἀποβήσεται εἰς σωτηρίαν</w:t>
+      </w:r>
+    </w:p>
+    <w:p>
+      <w:pPr/>
+      <w:r>
+        <w:rPr>
+          <w:lang w:val="en_US" w:bidi="en_US"/>
+        </w:rPr>
+      </w:r>
+      <w:r>
+        <w:rPr>
+          <w:b/>
+          <w:lang w:val="en_US" w:bidi="en_US"/>
+        </w:rPr>
         <w:t>"for I know that this will result to me in deliverance"</w:t>
       </w:r>
     </w:p>
@@ -6855,6 +7770,21 @@
           <w:b/>
           <w:lang w:val="en_US" w:bidi="en_US"/>
         </w:rPr>
+        <w:t>ἐπιχορηγίας τοῦ Πνεύματος Ἰησοῦ Χριστοῦ</w:t>
+      </w:r>
+    </w:p>
+    <w:p>
+      <w:pPr/>
+      <w:r>
+        <w:rPr>
+          <w:lang w:val="en_US" w:bidi="en_US"/>
+        </w:rPr>
+      </w:r>
+      <w:r>
+        <w:rPr>
+          <w:b/>
+          <w:lang w:val="en_US" w:bidi="en_US"/>
+        </w:rPr>
         <w:t>"the provision of the Spirit of Jesus Christ"</w:t>
       </w:r>
     </w:p>
@@ -6951,6 +7881,21 @@
           <w:b/>
           <w:lang w:val="en_US" w:bidi="en_US"/>
         </w:rPr>
+        <w:t>ἀποκαραδοκίαν καὶ ἐλπίδα</w:t>
+      </w:r>
+    </w:p>
+    <w:p>
+      <w:pPr/>
+      <w:r>
+        <w:rPr>
+          <w:lang w:val="en_US" w:bidi="en_US"/>
+        </w:rPr>
+      </w:r>
+      <w:r>
+        <w:rPr>
+          <w:b/>
+          <w:lang w:val="en_US" w:bidi="en_US"/>
+        </w:rPr>
         <w:t>"eager expectation and hope"</w:t>
       </w:r>
     </w:p>
@@ -7060,6 +8005,21 @@
           <w:b/>
           <w:lang w:val="en_US" w:bidi="en_US"/>
         </w:rPr>
+        <w:t>κατὰ τὴν ἀποκαραδοκίαν καὶ ἐλπίδα μου</w:t>
+      </w:r>
+    </w:p>
+    <w:p>
+      <w:pPr/>
+      <w:r>
+        <w:rPr>
+          <w:lang w:val="en_US" w:bidi="en_US"/>
+        </w:rPr>
+      </w:r>
+      <w:r>
+        <w:rPr>
+          <w:b/>
+          <w:lang w:val="en_US" w:bidi="en_US"/>
+        </w:rPr>
         <w:t>"according to my eager expectation and hope"</w:t>
       </w:r>
     </w:p>
@@ -7155,6 +8115,21 @@
         <w:rPr>
           <w:lang w:val="en_US" w:bidi="en_US"/>
         </w:rPr>
+      </w:r>
+    </w:p>
+    <w:p>
+      <w:pPr/>
+      <w:r>
+        <w:rPr>
+          <w:lang w:val="en_US" w:bidi="en_US"/>
+        </w:rPr>
+      </w:r>
+      <w:r>
+        <w:rPr>
+          <w:b/>
+          <w:lang w:val="en_US" w:bidi="en_US"/>
+        </w:rPr>
+        <w:t>ἐν τῷ σώματί μου</w:t>
       </w:r>
     </w:p>
     <w:p>
@@ -7296,6 +8271,21 @@
           <w:b/>
           <w:lang w:val="en_US" w:bidi="en_US"/>
         </w:rPr>
+        <w:t>ἐν οὐδενὶ αἰσχυνθήσομαι, ἀλλ’</w:t>
+      </w:r>
+    </w:p>
+    <w:p>
+      <w:pPr/>
+      <w:r>
+        <w:rPr>
+          <w:lang w:val="en_US" w:bidi="en_US"/>
+        </w:rPr>
+      </w:r>
+      <w:r>
+        <w:rPr>
+          <w:b/>
+          <w:lang w:val="en_US" w:bidi="en_US"/>
+        </w:rPr>
         <w:t>"I will in nothing be ashamed, but"</w:t>
       </w:r>
     </w:p>
@@ -7392,6 +8382,21 @@
           <w:b/>
           <w:lang w:val="en_US" w:bidi="en_US"/>
         </w:rPr>
+        <w:t>ἐν πάσῃ παρρησίᾳ</w:t>
+      </w:r>
+    </w:p>
+    <w:p>
+      <w:pPr/>
+      <w:r>
+        <w:rPr>
+          <w:lang w:val="en_US" w:bidi="en_US"/>
+        </w:rPr>
+      </w:r>
+      <w:r>
+        <w:rPr>
+          <w:b/>
+          <w:lang w:val="en_US" w:bidi="en_US"/>
+        </w:rPr>
         <w:t>"in everything have boldness"</w:t>
       </w:r>
     </w:p>
@@ -7488,6 +8493,21 @@
           <w:b/>
           <w:lang w:val="en_US" w:bidi="en_US"/>
         </w:rPr>
+        <w:t>εἴτε διὰ ζωῆς εἴτε διὰ θανάτου</w:t>
+      </w:r>
+    </w:p>
+    <w:p>
+      <w:pPr/>
+      <w:r>
+        <w:rPr>
+          <w:lang w:val="en_US" w:bidi="en_US"/>
+        </w:rPr>
+      </w:r>
+      <w:r>
+        <w:rPr>
+          <w:b/>
+          <w:lang w:val="en_US" w:bidi="en_US"/>
+        </w:rPr>
         <w:t>"whether through life or through death"</w:t>
       </w:r>
     </w:p>
@@ -7597,6 +8617,21 @@
           <w:b/>
           <w:lang w:val="en_US" w:bidi="en_US"/>
         </w:rPr>
+        <w:t>κέρδος</w:t>
+      </w:r>
+    </w:p>
+    <w:p>
+      <w:pPr/>
+      <w:r>
+        <w:rPr>
+          <w:lang w:val="en_US" w:bidi="en_US"/>
+        </w:rPr>
+      </w:r>
+      <w:r>
+        <w:rPr>
+          <w:b/>
+          <w:lang w:val="en_US" w:bidi="en_US"/>
+        </w:rPr>
         <w:t>"is} gain"</w:t>
       </w:r>
     </w:p>
@@ -7693,6 +8728,21 @@
           <w:b/>
           <w:lang w:val="en_US" w:bidi="en_US"/>
         </w:rPr>
+        <w:t>ἐν σαρκί</w:t>
+      </w:r>
+    </w:p>
+    <w:p>
+      <w:pPr/>
+      <w:r>
+        <w:rPr>
+          <w:lang w:val="en_US" w:bidi="en_US"/>
+        </w:rPr>
+      </w:r>
+      <w:r>
+        <w:rPr>
+          <w:b/>
+          <w:lang w:val="en_US" w:bidi="en_US"/>
+        </w:rPr>
         <w:t>"in the flesh"</w:t>
       </w:r>
     </w:p>
@@ -7802,6 +8852,21 @@
           <w:b/>
           <w:lang w:val="en_US" w:bidi="en_US"/>
         </w:rPr>
+        <w:t>τοῦτό μοι καρπὸς ἔργου</w:t>
+      </w:r>
+    </w:p>
+    <w:p>
+      <w:pPr/>
+      <w:r>
+        <w:rPr>
+          <w:lang w:val="en_US" w:bidi="en_US"/>
+        </w:rPr>
+      </w:r>
+      <w:r>
+        <w:rPr>
+          <w:b/>
+          <w:lang w:val="en_US" w:bidi="en_US"/>
+        </w:rPr>
         <w:t>"this {is} fruitful labor for me"</w:t>
       </w:r>
     </w:p>
@@ -7898,6 +8963,21 @@
           <w:b/>
           <w:lang w:val="en_US" w:bidi="en_US"/>
         </w:rPr>
+        <w:t>τοῦτό μοι καρπὸς ἔργου</w:t>
+      </w:r>
+    </w:p>
+    <w:p>
+      <w:pPr/>
+      <w:r>
+        <w:rPr>
+          <w:lang w:val="en_US" w:bidi="en_US"/>
+        </w:rPr>
+      </w:r>
+      <w:r>
+        <w:rPr>
+          <w:b/>
+          <w:lang w:val="en_US" w:bidi="en_US"/>
+        </w:rPr>
         <w:t>"this {is} fruitful labor for me"</w:t>
       </w:r>
     </w:p>
@@ -7994,6 +9074,21 @@
           <w:b/>
           <w:lang w:val="en_US" w:bidi="en_US"/>
         </w:rPr>
+        <w:t>συνέχομαι δὲ ἐκ τῶν δύο</w:t>
+      </w:r>
+    </w:p>
+    <w:p>
+      <w:pPr/>
+      <w:r>
+        <w:rPr>
+          <w:lang w:val="en_US" w:bidi="en_US"/>
+        </w:rPr>
+      </w:r>
+      <w:r>
+        <w:rPr>
+          <w:b/>
+          <w:lang w:val="en_US" w:bidi="en_US"/>
+        </w:rPr>
         <w:t>"But I am hard pressed between the two"</w:t>
       </w:r>
     </w:p>
@@ -8090,6 +9185,21 @@
           <w:b/>
           <w:lang w:val="en_US" w:bidi="en_US"/>
         </w:rPr>
+        <w:t>συνέχομαι</w:t>
+      </w:r>
+    </w:p>
+    <w:p>
+      <w:pPr/>
+      <w:r>
+        <w:rPr>
+          <w:lang w:val="en_US" w:bidi="en_US"/>
+        </w:rPr>
+      </w:r>
+      <w:r>
+        <w:rPr>
+          <w:b/>
+          <w:lang w:val="en_US" w:bidi="en_US"/>
+        </w:rPr>
         <w:t>"I am hard pressed"</w:t>
       </w:r>
     </w:p>
@@ -8186,6 +9296,21 @@
           <w:b/>
           <w:lang w:val="en_US" w:bidi="en_US"/>
         </w:rPr>
+        <w:t>τῶν δύο</w:t>
+      </w:r>
+    </w:p>
+    <w:p>
+      <w:pPr/>
+      <w:r>
+        <w:rPr>
+          <w:lang w:val="en_US" w:bidi="en_US"/>
+        </w:rPr>
+      </w:r>
+      <w:r>
+        <w:rPr>
+          <w:b/>
+          <w:lang w:val="en_US" w:bidi="en_US"/>
+        </w:rPr>
         <w:t>"the two"</w:t>
       </w:r>
     </w:p>
@@ -8295,6 +9420,21 @@
           <w:b/>
           <w:lang w:val="en_US" w:bidi="en_US"/>
         </w:rPr>
+        <w:t>τὴν ἐπιθυμίαν ἔχων</w:t>
+      </w:r>
+    </w:p>
+    <w:p>
+      <w:pPr/>
+      <w:r>
+        <w:rPr>
+          <w:lang w:val="en_US" w:bidi="en_US"/>
+        </w:rPr>
+      </w:r>
+      <w:r>
+        <w:rPr>
+          <w:b/>
+          <w:lang w:val="en_US" w:bidi="en_US"/>
+        </w:rPr>
         <w:t>"having the desire"</w:t>
       </w:r>
     </w:p>
@@ -8391,6 +9531,21 @@
           <w:b/>
           <w:lang w:val="en_US" w:bidi="en_US"/>
         </w:rPr>
+        <w:t>ἀναλῦσαι</w:t>
+      </w:r>
+    </w:p>
+    <w:p>
+      <w:pPr/>
+      <w:r>
+        <w:rPr>
+          <w:lang w:val="en_US" w:bidi="en_US"/>
+        </w:rPr>
+      </w:r>
+      <w:r>
+        <w:rPr>
+          <w:b/>
+          <w:lang w:val="en_US" w:bidi="en_US"/>
+        </w:rPr>
         <w:t>"to depart"</w:t>
       </w:r>
     </w:p>
@@ -8486,6 +9641,21 @@
         <w:rPr>
           <w:lang w:val="en_US" w:bidi="en_US"/>
         </w:rPr>
+      </w:r>
+    </w:p>
+    <w:p>
+      <w:pPr/>
+      <w:r>
+        <w:rPr>
+          <w:lang w:val="en_US" w:bidi="en_US"/>
+        </w:rPr>
+      </w:r>
+      <w:r>
+        <w:rPr>
+          <w:b/>
+          <w:lang w:val="en_US" w:bidi="en_US"/>
+        </w:rPr>
+        <w:t>τὸ δὲ ἐπιμένειν ἐν τῇ σαρκὶ</w:t>
       </w:r>
     </w:p>
     <w:p>
@@ -8627,6 +9797,21 @@
           <w:b/>
           <w:lang w:val="en_US" w:bidi="en_US"/>
         </w:rPr>
+        <w:t>ἀναγκαιότερον</w:t>
+      </w:r>
+    </w:p>
+    <w:p>
+      <w:pPr/>
+      <w:r>
+        <w:rPr>
+          <w:lang w:val="en_US" w:bidi="en_US"/>
+        </w:rPr>
+      </w:r>
+      <w:r>
+        <w:rPr>
+          <w:b/>
+          <w:lang w:val="en_US" w:bidi="en_US"/>
+        </w:rPr>
         <w:t>"is} more necessary"</w:t>
       </w:r>
     </w:p>
@@ -8817,6 +10002,21 @@
           <w:b/>
           <w:lang w:val="en_US" w:bidi="en_US"/>
         </w:rPr>
+        <w:t>καὶ τοῦτο πεποιθὼς</w:t>
+      </w:r>
+    </w:p>
+    <w:p>
+      <w:pPr/>
+      <w:r>
+        <w:rPr>
+          <w:lang w:val="en_US" w:bidi="en_US"/>
+        </w:rPr>
+      </w:r>
+      <w:r>
+        <w:rPr>
+          <w:b/>
+          <w:lang w:val="en_US" w:bidi="en_US"/>
+        </w:rPr>
         <w:t>"And having become confident of this"</w:t>
       </w:r>
     </w:p>
@@ -8944,6 +10144,21 @@
           <w:b/>
           <w:lang w:val="en_US" w:bidi="en_US"/>
         </w:rPr>
+        <w:t>τοῦτο πεποιθὼς</w:t>
+      </w:r>
+    </w:p>
+    <w:p>
+      <w:pPr/>
+      <w:r>
+        <w:rPr>
+          <w:lang w:val="en_US" w:bidi="en_US"/>
+        </w:rPr>
+      </w:r>
+      <w:r>
+        <w:rPr>
+          <w:b/>
+          <w:lang w:val="en_US" w:bidi="en_US"/>
+        </w:rPr>
         <w:t>"having become confident of this"</w:t>
       </w:r>
     </w:p>
@@ -9013,6 +10228,21 @@
         <w:rPr>
           <w:lang w:val="en_US" w:bidi="en_US"/>
         </w:rPr>
+      </w:r>
+    </w:p>
+    <w:p>
+      <w:pPr/>
+      <w:r>
+        <w:rPr>
+          <w:lang w:val="en_US" w:bidi="en_US"/>
+        </w:rPr>
+      </w:r>
+      <w:r>
+        <w:rPr>
+          <w:b/>
+          <w:lang w:val="en_US" w:bidi="en_US"/>
+        </w:rPr>
+        <w:t>μενῶ</w:t>
       </w:r>
     </w:p>
     <w:p>
@@ -9154,6 +10384,21 @@
           <w:b/>
           <w:lang w:val="en_US" w:bidi="en_US"/>
         </w:rPr>
+        <w:t>μενῶ καὶ παραμενῶ</w:t>
+      </w:r>
+    </w:p>
+    <w:p>
+      <w:pPr/>
+      <w:r>
+        <w:rPr>
+          <w:lang w:val="en_US" w:bidi="en_US"/>
+        </w:rPr>
+      </w:r>
+      <w:r>
+        <w:rPr>
+          <w:b/>
+          <w:lang w:val="en_US" w:bidi="en_US"/>
+        </w:rPr>
         <w:t>"I will remain and will continue with"</w:t>
       </w:r>
     </w:p>
@@ -9351,6 +10596,21 @@
           <w:b/>
           <w:lang w:val="en_US" w:bidi="en_US"/>
         </w:rPr>
+        <w:t>εἰς τὴν ὑμῶν προκοπὴν καὶ χαρὰν</w:t>
+      </w:r>
+    </w:p>
+    <w:p>
+      <w:pPr/>
+      <w:r>
+        <w:rPr>
+          <w:lang w:val="en_US" w:bidi="en_US"/>
+        </w:rPr>
+      </w:r>
+      <w:r>
+        <w:rPr>
+          <w:b/>
+          <w:lang w:val="en_US" w:bidi="en_US"/>
+        </w:rPr>
         <w:t>"for your progress and joy"</w:t>
       </w:r>
     </w:p>
@@ -9446,6 +10706,21 @@
         <w:rPr>
           <w:lang w:val="en_US" w:bidi="en_US"/>
         </w:rPr>
+      </w:r>
+    </w:p>
+    <w:p>
+      <w:pPr/>
+      <w:r>
+        <w:rPr>
+          <w:lang w:val="en_US" w:bidi="en_US"/>
+        </w:rPr>
+      </w:r>
+      <w:r>
+        <w:rPr>
+          <w:b/>
+          <w:lang w:val="en_US" w:bidi="en_US"/>
+        </w:rPr>
+        <w:t>εἰς τὴν ὑμῶν προκοπὴν καὶ χαρὰν</w:t>
       </w:r>
     </w:p>
     <w:p>
@@ -9676,6 +10951,21 @@
           <w:b/>
           <w:lang w:val="en_US" w:bidi="en_US"/>
         </w:rPr>
+        <w:t>τῆς πίστεως</w:t>
+      </w:r>
+    </w:p>
+    <w:p>
+      <w:pPr/>
+      <w:r>
+        <w:rPr>
+          <w:lang w:val="en_US" w:bidi="en_US"/>
+        </w:rPr>
+      </w:r>
+      <w:r>
+        <w:rPr>
+          <w:b/>
+          <w:lang w:val="en_US" w:bidi="en_US"/>
+        </w:rPr>
         <w:t>"in the faith"</w:t>
       </w:r>
     </w:p>
@@ -9758,6 +11048,21 @@
         <w:rPr>
           <w:lang w:val="en_US" w:bidi="en_US"/>
         </w:rPr>
+      </w:r>
+    </w:p>
+    <w:p>
+      <w:pPr/>
+      <w:r>
+        <w:rPr>
+          <w:lang w:val="en_US" w:bidi="en_US"/>
+        </w:rPr>
+      </w:r>
+      <w:r>
+        <w:rPr>
+          <w:b/>
+          <w:lang w:val="en_US" w:bidi="en_US"/>
+        </w:rPr>
+        <w:t>ἵνα</w:t>
       </w:r>
     </w:p>
     <w:p>
@@ -9886,6 +11191,21 @@
           <w:b/>
           <w:lang w:val="en_US" w:bidi="en_US"/>
         </w:rPr>
+        <w:t>καύχημα &amp; ἐν</w:t>
+      </w:r>
+    </w:p>
+    <w:p>
+      <w:pPr/>
+      <w:r>
+        <w:rPr>
+          <w:lang w:val="en_US" w:bidi="en_US"/>
+        </w:rPr>
+      </w:r>
+      <w:r>
+        <w:rPr>
+          <w:b/>
+          <w:lang w:val="en_US" w:bidi="en_US"/>
+        </w:rPr>
         <w:t>"boasting in"</w:t>
       </w:r>
     </w:p>
@@ -9968,6 +11288,21 @@
         <w:rPr>
           <w:lang w:val="en_US" w:bidi="en_US"/>
         </w:rPr>
+      </w:r>
+    </w:p>
+    <w:p>
+      <w:pPr/>
+      <w:r>
+        <w:rPr>
+          <w:lang w:val="en_US" w:bidi="en_US"/>
+        </w:rPr>
+      </w:r>
+      <w:r>
+        <w:rPr>
+          <w:b/>
+          <w:lang w:val="en_US" w:bidi="en_US"/>
+        </w:rPr>
+        <w:t>παρουσίας</w:t>
       </w:r>
     </w:p>
     <w:p>
@@ -10096,6 +11431,21 @@
           <w:b/>
           <w:lang w:val="en_US" w:bidi="en_US"/>
         </w:rPr>
+        <w:t>διὰ τῆς ἐμῆς παρουσίας</w:t>
+      </w:r>
+    </w:p>
+    <w:p>
+      <w:pPr/>
+      <w:r>
+        <w:rPr>
+          <w:lang w:val="en_US" w:bidi="en_US"/>
+        </w:rPr>
+      </w:r>
+      <w:r>
+        <w:rPr>
+          <w:b/>
+          <w:lang w:val="en_US" w:bidi="en_US"/>
+        </w:rPr>
         <w:t>"through my coming"</w:t>
       </w:r>
     </w:p>
@@ -10204,6 +11554,21 @@
         <w:rPr>
           <w:lang w:val="en_US" w:bidi="en_US"/>
         </w:rPr>
+      </w:r>
+    </w:p>
+    <w:p>
+      <w:pPr/>
+      <w:r>
+        <w:rPr>
+          <w:lang w:val="en_US" w:bidi="en_US"/>
+        </w:rPr>
+      </w:r>
+      <w:r>
+        <w:rPr>
+          <w:b/>
+          <w:lang w:val="en_US" w:bidi="en_US"/>
+        </w:rPr>
+        <w:t>ἐλθὼν</w:t>
       </w:r>
     </w:p>
     <w:p>
@@ -10345,6 +11710,21 @@
           <w:b/>
           <w:lang w:val="en_US" w:bidi="en_US"/>
         </w:rPr>
+        <w:t>ἀξίως τοῦ εὐαγγελίου τοῦ Χριστοῦ πολιτεύεσθε</w:t>
+      </w:r>
+    </w:p>
+    <w:p>
+      <w:pPr/>
+      <w:r>
+        <w:rPr>
+          <w:lang w:val="en_US" w:bidi="en_US"/>
+        </w:rPr>
+      </w:r>
+      <w:r>
+        <w:rPr>
+          <w:b/>
+          <w:lang w:val="en_US" w:bidi="en_US"/>
+        </w:rPr>
         <w:t>"conduct yourselves in a manner worthy of the gospel of Christ"</w:t>
       </w:r>
     </w:p>
@@ -10428,6 +11808,21 @@
           <w:b/>
           <w:lang w:val="en_US" w:bidi="en_US"/>
         </w:rPr>
+        <w:t>στήκετε</w:t>
+      </w:r>
+    </w:p>
+    <w:p>
+      <w:pPr/>
+      <w:r>
+        <w:rPr>
+          <w:lang w:val="en_US" w:bidi="en_US"/>
+        </w:rPr>
+      </w:r>
+      <w:r>
+        <w:rPr>
+          <w:b/>
+          <w:lang w:val="en_US" w:bidi="en_US"/>
+        </w:rPr>
         <w:t>"you stand firm"</w:t>
       </w:r>
     </w:p>
@@ -10524,6 +11919,21 @@
           <w:b/>
           <w:lang w:val="en_US" w:bidi="en_US"/>
         </w:rPr>
+        <w:t>ἐν ἑνὶ πνεύματι, μιᾷ ψυχῇ</w:t>
+      </w:r>
+    </w:p>
+    <w:p>
+      <w:pPr/>
+      <w:r>
+        <w:rPr>
+          <w:lang w:val="en_US" w:bidi="en_US"/>
+        </w:rPr>
+      </w:r>
+      <w:r>
+        <w:rPr>
+          <w:b/>
+          <w:lang w:val="en_US" w:bidi="en_US"/>
+        </w:rPr>
         <w:t>"in one spirit, with one soul"</w:t>
       </w:r>
     </w:p>
@@ -10633,6 +12043,21 @@
           <w:b/>
           <w:lang w:val="en_US" w:bidi="en_US"/>
         </w:rPr>
+        <w:t>ἐν ἑνὶ πνεύματι, μιᾷ ψυχῇ</w:t>
+      </w:r>
+    </w:p>
+    <w:p>
+      <w:pPr/>
+      <w:r>
+        <w:rPr>
+          <w:lang w:val="en_US" w:bidi="en_US"/>
+        </w:rPr>
+      </w:r>
+      <w:r>
+        <w:rPr>
+          <w:b/>
+          <w:lang w:val="en_US" w:bidi="en_US"/>
+        </w:rPr>
         <w:t>"in one spirit, with one soul"</w:t>
       </w:r>
     </w:p>
@@ -10742,6 +12167,21 @@
           <w:b/>
           <w:lang w:val="en_US" w:bidi="en_US"/>
         </w:rPr>
+        <w:t>συναθλοῦντες</w:t>
+      </w:r>
+    </w:p>
+    <w:p>
+      <w:pPr/>
+      <w:r>
+        <w:rPr>
+          <w:lang w:val="en_US" w:bidi="en_US"/>
+        </w:rPr>
+      </w:r>
+      <w:r>
+        <w:rPr>
+          <w:b/>
+          <w:lang w:val="en_US" w:bidi="en_US"/>
+        </w:rPr>
         <w:t>"striving together"</w:t>
       </w:r>
     </w:p>
@@ -10805,6 +12245,21 @@
           <w:b/>
           <w:lang w:val="en_US" w:bidi="en_US"/>
         </w:rPr>
+        <w:t>τῇ πίστει τοῦ εὐαγγελίου</w:t>
+      </w:r>
+    </w:p>
+    <w:p>
+      <w:pPr/>
+      <w:r>
+        <w:rPr>
+          <w:lang w:val="en_US" w:bidi="en_US"/>
+        </w:rPr>
+      </w:r>
+      <w:r>
+        <w:rPr>
+          <w:b/>
+          <w:lang w:val="en_US" w:bidi="en_US"/>
+        </w:rPr>
         <w:t>"for the faith of the gospel"</w:t>
       </w:r>
     </w:p>
@@ -10914,6 +12369,21 @@
           <w:b/>
           <w:lang w:val="en_US" w:bidi="en_US"/>
         </w:rPr>
+        <w:t>τῶν ἀντικειμένων</w:t>
+      </w:r>
+    </w:p>
+    <w:p>
+      <w:pPr/>
+      <w:r>
+        <w:rPr>
+          <w:lang w:val="en_US" w:bidi="en_US"/>
+        </w:rPr>
+      </w:r>
+      <w:r>
+        <w:rPr>
+          <w:b/>
+          <w:lang w:val="en_US" w:bidi="en_US"/>
+        </w:rPr>
         <w:t>"the ones opposing {you"</w:t>
       </w:r>
     </w:p>
@@ -11010,6 +12480,21 @@
           <w:b/>
           <w:lang w:val="en_US" w:bidi="en_US"/>
         </w:rPr>
+        <w:t>ἥτις ἐστὶν αὐτοῖς ἔνδειξις</w:t>
+      </w:r>
+    </w:p>
+    <w:p>
+      <w:pPr/>
+      <w:r>
+        <w:rPr>
+          <w:lang w:val="en_US" w:bidi="en_US"/>
+        </w:rPr>
+      </w:r>
+      <w:r>
+        <w:rPr>
+          <w:b/>
+          <w:lang w:val="en_US" w:bidi="en_US"/>
+        </w:rPr>
         <w:t>"This is a sign to them"</w:t>
       </w:r>
     </w:p>
@@ -11119,6 +12604,21 @@
           <w:b/>
           <w:lang w:val="en_US" w:bidi="en_US"/>
         </w:rPr>
+        <w:t>ἀπωλείας</w:t>
+      </w:r>
+    </w:p>
+    <w:p>
+      <w:pPr/>
+      <w:r>
+        <w:rPr>
+          <w:lang w:val="en_US" w:bidi="en_US"/>
+        </w:rPr>
+      </w:r>
+      <w:r>
+        <w:rPr>
+          <w:b/>
+          <w:lang w:val="en_US" w:bidi="en_US"/>
+        </w:rPr>
         <w:t>"of their destruction"</w:t>
       </w:r>
     </w:p>
@@ -11215,6 +12715,21 @@
           <w:b/>
           <w:lang w:val="en_US" w:bidi="en_US"/>
         </w:rPr>
+        <w:t>ὑμῶν δὲ σωτηρίας</w:t>
+      </w:r>
+    </w:p>
+    <w:p>
+      <w:pPr/>
+      <w:r>
+        <w:rPr>
+          <w:lang w:val="en_US" w:bidi="en_US"/>
+        </w:rPr>
+      </w:r>
+      <w:r>
+        <w:rPr>
+          <w:b/>
+          <w:lang w:val="en_US" w:bidi="en_US"/>
+        </w:rPr>
         <w:t>"of"</w:t>
       </w:r>
       <w:r>
@@ -11324,6 +12839,21 @@
           <w:b/>
           <w:lang w:val="en_US" w:bidi="en_US"/>
         </w:rPr>
+        <w:t>τοῦτο ἀπὸ Θεοῦ</w:t>
+      </w:r>
+    </w:p>
+    <w:p>
+      <w:pPr/>
+      <w:r>
+        <w:rPr>
+          <w:lang w:val="en_US" w:bidi="en_US"/>
+        </w:rPr>
+      </w:r>
+      <w:r>
+        <w:rPr>
+          <w:b/>
+          <w:lang w:val="en_US" w:bidi="en_US"/>
+        </w:rPr>
         <w:t>"this from God"</w:t>
       </w:r>
     </w:p>
@@ -11433,6 +12963,21 @@
           <w:b/>
           <w:lang w:val="en_US" w:bidi="en_US"/>
         </w:rPr>
+        <w:t>ὑμῖν ἐχαρίσθη τὸ</w:t>
+      </w:r>
+    </w:p>
+    <w:p>
+      <w:pPr/>
+      <w:r>
+        <w:rPr>
+          <w:lang w:val="en_US" w:bidi="en_US"/>
+        </w:rPr>
+      </w:r>
+      <w:r>
+        <w:rPr>
+          <w:b/>
+          <w:lang w:val="en_US" w:bidi="en_US"/>
+        </w:rPr>
         <w:t>"it has been freely given to you"</w:t>
       </w:r>
     </w:p>
@@ -11516,6 +13061,21 @@
           <w:b/>
           <w:lang w:val="en_US" w:bidi="en_US"/>
         </w:rPr>
+        <w:t>τὸν αὐτὸν ἀγῶνα ἔχοντες</w:t>
+      </w:r>
+    </w:p>
+    <w:p>
+      <w:pPr/>
+      <w:r>
+        <w:rPr>
+          <w:lang w:val="en_US" w:bidi="en_US"/>
+        </w:rPr>
+      </w:r>
+      <w:r>
+        <w:rPr>
+          <w:b/>
+          <w:lang w:val="en_US" w:bidi="en_US"/>
+        </w:rPr>
         <w:t>"having the same struggle"</w:t>
       </w:r>
     </w:p>
@@ -11612,6 +13172,21 @@
           <w:b/>
           <w:lang w:val="en_US" w:bidi="en_US"/>
         </w:rPr>
+        <w:t>τὸν αὐτὸν ἀγῶνα ἔχοντες, οἷον εἴδετε ἐν ἐμοὶ</w:t>
+      </w:r>
+    </w:p>
+    <w:p>
+      <w:pPr/>
+      <w:r>
+        <w:rPr>
+          <w:lang w:val="en_US" w:bidi="en_US"/>
+        </w:rPr>
+      </w:r>
+      <w:r>
+        <w:rPr>
+          <w:b/>
+          <w:lang w:val="en_US" w:bidi="en_US"/>
+        </w:rPr>
         <w:t>"having the same struggle which you saw in me"</w:t>
       </w:r>
     </w:p>
@@ -11708,6 +13283,21 @@
           <w:b/>
           <w:lang w:val="en_US" w:bidi="en_US"/>
         </w:rPr>
+        <w:t>εἴδετε ἐν ἐμοὶ, καὶ νῦν ἀκούετε ἐν ἐμοί</w:t>
+      </w:r>
+    </w:p>
+    <w:p>
+      <w:pPr/>
+      <w:r>
+        <w:rPr>
+          <w:lang w:val="en_US" w:bidi="en_US"/>
+        </w:rPr>
+      </w:r>
+      <w:r>
+        <w:rPr>
+          <w:b/>
+          <w:lang w:val="en_US" w:bidi="en_US"/>
+        </w:rPr>
         <w:t>"you saw in me, and now you hear in me"</w:t>
       </w:r>
     </w:p>
@@ -11804,6 +13394,21 @@
           <w:b/>
           <w:lang w:val="en_US" w:bidi="en_US"/>
         </w:rPr>
+        <w:t>οὖν</w:t>
+      </w:r>
+    </w:p>
+    <w:p>
+      <w:pPr/>
+      <w:r>
+        <w:rPr>
+          <w:lang w:val="en_US" w:bidi="en_US"/>
+        </w:rPr>
+      </w:r>
+      <w:r>
+        <w:rPr>
+          <w:b/>
+          <w:lang w:val="en_US" w:bidi="en_US"/>
+        </w:rPr>
         <w:t>"Therefore"</w:t>
       </w:r>
     </w:p>
@@ -11900,6 +13505,21 @@
           <w:b/>
           <w:lang w:val="en_US" w:bidi="en_US"/>
         </w:rPr>
+        <w:t>εἴ τις &amp; παράκλησις ἐν Χριστῷ, εἴ τι παραμύθιον ἀγάπης, εἴ τις κοινωνία Πνεύματος, εἴ τις σπλάγχνα καὶ οἰκτιρμοί</w:t>
+      </w:r>
+    </w:p>
+    <w:p>
+      <w:pPr/>
+      <w:r>
+        <w:rPr>
+          <w:lang w:val="en_US" w:bidi="en_US"/>
+        </w:rPr>
+      </w:r>
+      <w:r>
+        <w:rPr>
+          <w:b/>
+          <w:lang w:val="en_US" w:bidi="en_US"/>
+        </w:rPr>
         <w:t>"if {there is} any encouragement in Christ, if any comfort of love, if any fellowship of the Spirit, if any affections and compassions"</w:t>
       </w:r>
     </w:p>
@@ -12009,6 +13629,21 @@
           <w:b/>
           <w:lang w:val="en_US" w:bidi="en_US"/>
         </w:rPr>
+        <w:t>εἴ τι παραμύθιον ἀγάπης, εἴ τις κοινωνία Πνεύματος, εἴ τις σπλάγχνα καὶ οἰκτιρμοί</w:t>
+      </w:r>
+    </w:p>
+    <w:p>
+      <w:pPr/>
+      <w:r>
+        <w:rPr>
+          <w:lang w:val="en_US" w:bidi="en_US"/>
+        </w:rPr>
+      </w:r>
+      <w:r>
+        <w:rPr>
+          <w:b/>
+          <w:lang w:val="en_US" w:bidi="en_US"/>
+        </w:rPr>
         <w:t>"if any comfort of love, if any fellowship of the Spirit, if any affections and compassions"</w:t>
       </w:r>
     </w:p>
@@ -12105,6 +13740,21 @@
           <w:b/>
           <w:lang w:val="en_US" w:bidi="en_US"/>
         </w:rPr>
+        <w:t>εἴ τις &amp; παράκλησις ἐν Χριστῷ</w:t>
+      </w:r>
+    </w:p>
+    <w:p>
+      <w:pPr/>
+      <w:r>
+        <w:rPr>
+          <w:lang w:val="en_US" w:bidi="en_US"/>
+        </w:rPr>
+      </w:r>
+      <w:r>
+        <w:rPr>
+          <w:b/>
+          <w:lang w:val="en_US" w:bidi="en_US"/>
+        </w:rPr>
         <w:t>"if {there is} any encouragement in Christ"</w:t>
       </w:r>
     </w:p>
@@ -12201,6 +13851,21 @@
           <w:b/>
           <w:lang w:val="en_US" w:bidi="en_US"/>
         </w:rPr>
+        <w:t>εἴ τις &amp; παράκλησις ἐν Χριστῷ</w:t>
+      </w:r>
+    </w:p>
+    <w:p>
+      <w:pPr/>
+      <w:r>
+        <w:rPr>
+          <w:lang w:val="en_US" w:bidi="en_US"/>
+        </w:rPr>
+      </w:r>
+      <w:r>
+        <w:rPr>
+          <w:b/>
+          <w:lang w:val="en_US" w:bidi="en_US"/>
+        </w:rPr>
         <w:t>"if {there is} any encouragement in Christ"</w:t>
       </w:r>
     </w:p>
@@ -12277,6 +13942,21 @@
           <w:b/>
           <w:lang w:val="en_US" w:bidi="en_US"/>
         </w:rPr>
+        <w:t>εἴ τις &amp; παράκλησις ἐν Χριστῷ</w:t>
+      </w:r>
+    </w:p>
+    <w:p>
+      <w:pPr/>
+      <w:r>
+        <w:rPr>
+          <w:lang w:val="en_US" w:bidi="en_US"/>
+        </w:rPr>
+      </w:r>
+      <w:r>
+        <w:rPr>
+          <w:b/>
+          <w:lang w:val="en_US" w:bidi="en_US"/>
+        </w:rPr>
         <w:t>"if {there is} any encouragement in Christ"</w:t>
       </w:r>
     </w:p>
@@ -12373,6 +14053,21 @@
           <w:b/>
           <w:lang w:val="en_US" w:bidi="en_US"/>
         </w:rPr>
+        <w:t>εἴ τι παραμύθιον ἀγάπης</w:t>
+      </w:r>
+    </w:p>
+    <w:p>
+      <w:pPr/>
+      <w:r>
+        <w:rPr>
+          <w:lang w:val="en_US" w:bidi="en_US"/>
+        </w:rPr>
+      </w:r>
+      <w:r>
+        <w:rPr>
+          <w:b/>
+          <w:lang w:val="en_US" w:bidi="en_US"/>
+        </w:rPr>
         <w:t>"if any comfort of love"</w:t>
       </w:r>
     </w:p>
@@ -12469,6 +14164,21 @@
           <w:b/>
           <w:lang w:val="en_US" w:bidi="en_US"/>
         </w:rPr>
+        <w:t>εἴ τι παραμύθιον ἀγάπης</w:t>
+      </w:r>
+    </w:p>
+    <w:p>
+      <w:pPr/>
+      <w:r>
+        <w:rPr>
+          <w:lang w:val="en_US" w:bidi="en_US"/>
+        </w:rPr>
+      </w:r>
+      <w:r>
+        <w:rPr>
+          <w:b/>
+          <w:lang w:val="en_US" w:bidi="en_US"/>
+        </w:rPr>
         <w:t>"if any comfort of love"</w:t>
       </w:r>
     </w:p>
@@ -12578,6 +14288,21 @@
           <w:b/>
           <w:lang w:val="en_US" w:bidi="en_US"/>
         </w:rPr>
+        <w:t>εἴ τι παραμύθιον ἀγάπης</w:t>
+      </w:r>
+    </w:p>
+    <w:p>
+      <w:pPr/>
+      <w:r>
+        <w:rPr>
+          <w:lang w:val="en_US" w:bidi="en_US"/>
+        </w:rPr>
+      </w:r>
+      <w:r>
+        <w:rPr>
+          <w:b/>
+          <w:lang w:val="en_US" w:bidi="en_US"/>
+        </w:rPr>
         <w:t>"if any comfort of love"</w:t>
       </w:r>
     </w:p>
@@ -12674,6 +14399,21 @@
           <w:b/>
           <w:lang w:val="en_US" w:bidi="en_US"/>
         </w:rPr>
+        <w:t>εἴ τις κοινωνία Πνεύματος</w:t>
+      </w:r>
+    </w:p>
+    <w:p>
+      <w:pPr/>
+      <w:r>
+        <w:rPr>
+          <w:lang w:val="en_US" w:bidi="en_US"/>
+        </w:rPr>
+      </w:r>
+      <w:r>
+        <w:rPr>
+          <w:b/>
+          <w:lang w:val="en_US" w:bidi="en_US"/>
+        </w:rPr>
         <w:t>"if any fellowship of the Spirit"</w:t>
       </w:r>
     </w:p>
@@ -12750,6 +14490,21 @@
           <w:b/>
           <w:lang w:val="en_US" w:bidi="en_US"/>
         </w:rPr>
+        <w:t>εἴ τις κοινωνία Πνεύματος</w:t>
+      </w:r>
+    </w:p>
+    <w:p>
+      <w:pPr/>
+      <w:r>
+        <w:rPr>
+          <w:lang w:val="en_US" w:bidi="en_US"/>
+        </w:rPr>
+      </w:r>
+      <w:r>
+        <w:rPr>
+          <w:b/>
+          <w:lang w:val="en_US" w:bidi="en_US"/>
+        </w:rPr>
         <w:t>"if any fellowship of the Spirit"</w:t>
       </w:r>
     </w:p>
@@ -12846,6 +14601,21 @@
           <w:b/>
           <w:lang w:val="en_US" w:bidi="en_US"/>
         </w:rPr>
+        <w:t>εἴ τις σπλάγχνα καὶ οἰκτιρμοί</w:t>
+      </w:r>
+    </w:p>
+    <w:p>
+      <w:pPr/>
+      <w:r>
+        <w:rPr>
+          <w:lang w:val="en_US" w:bidi="en_US"/>
+        </w:rPr>
+      </w:r>
+      <w:r>
+        <w:rPr>
+          <w:b/>
+          <w:lang w:val="en_US" w:bidi="en_US"/>
+        </w:rPr>
         <w:t>"if any affections and compassions"</w:t>
       </w:r>
     </w:p>
@@ -12955,6 +14725,21 @@
           <w:b/>
           <w:lang w:val="en_US" w:bidi="en_US"/>
         </w:rPr>
+        <w:t>εἴ τις σπλάγχνα καὶ οἰκτιρμοί</w:t>
+      </w:r>
+    </w:p>
+    <w:p>
+      <w:pPr/>
+      <w:r>
+        <w:rPr>
+          <w:lang w:val="en_US" w:bidi="en_US"/>
+        </w:rPr>
+      </w:r>
+      <w:r>
+        <w:rPr>
+          <w:b/>
+          <w:lang w:val="en_US" w:bidi="en_US"/>
+        </w:rPr>
         <w:t>"if any affections and compassions"</w:t>
       </w:r>
     </w:p>
@@ -13051,6 +14836,21 @@
           <w:b/>
           <w:lang w:val="en_US" w:bidi="en_US"/>
         </w:rPr>
+        <w:t>πληρώσατέ μου τὴν χαρὰν</w:t>
+      </w:r>
+    </w:p>
+    <w:p>
+      <w:pPr/>
+      <w:r>
+        <w:rPr>
+          <w:lang w:val="en_US" w:bidi="en_US"/>
+        </w:rPr>
+      </w:r>
+      <w:r>
+        <w:rPr>
+          <w:b/>
+          <w:lang w:val="en_US" w:bidi="en_US"/>
+        </w:rPr>
         <w:t>"fulfill my joy"</w:t>
       </w:r>
     </w:p>
@@ -13160,6 +14960,21 @@
           <w:b/>
           <w:lang w:val="en_US" w:bidi="en_US"/>
         </w:rPr>
+        <w:t>τὸ αὐτὸ φρονῆτε</w:t>
+      </w:r>
+    </w:p>
+    <w:p>
+      <w:pPr/>
+      <w:r>
+        <w:rPr>
+          <w:lang w:val="en_US" w:bidi="en_US"/>
+        </w:rPr>
+      </w:r>
+      <w:r>
+        <w:rPr>
+          <w:b/>
+          <w:lang w:val="en_US" w:bidi="en_US"/>
+        </w:rPr>
         <w:t>"you might think the same"</w:t>
       </w:r>
     </w:p>
@@ -13223,6 +15038,21 @@
           <w:b/>
           <w:lang w:val="en_US" w:bidi="en_US"/>
         </w:rPr>
+        <w:t>τὴν αὐτὴν ἀγάπην ἔχοντες</w:t>
+      </w:r>
+    </w:p>
+    <w:p>
+      <w:pPr/>
+      <w:r>
+        <w:rPr>
+          <w:lang w:val="en_US" w:bidi="en_US"/>
+        </w:rPr>
+      </w:r>
+      <w:r>
+        <w:rPr>
+          <w:b/>
+          <w:lang w:val="en_US" w:bidi="en_US"/>
+        </w:rPr>
         <w:t>"having the same love"</w:t>
       </w:r>
     </w:p>
@@ -13332,6 +15162,21 @@
           <w:b/>
           <w:lang w:val="en_US" w:bidi="en_US"/>
         </w:rPr>
+        <w:t>σύνψυχοι</w:t>
+      </w:r>
+    </w:p>
+    <w:p>
+      <w:pPr/>
+      <w:r>
+        <w:rPr>
+          <w:lang w:val="en_US" w:bidi="en_US"/>
+        </w:rPr>
+      </w:r>
+      <w:r>
+        <w:rPr>
+          <w:b/>
+          <w:lang w:val="en_US" w:bidi="en_US"/>
+        </w:rPr>
         <w:t>"united in soul"</w:t>
       </w:r>
     </w:p>
@@ -13428,6 +15273,21 @@
           <w:b/>
           <w:lang w:val="en_US" w:bidi="en_US"/>
         </w:rPr>
+        <w:t>τὸ ἓν φρονοῦντες</w:t>
+      </w:r>
+    </w:p>
+    <w:p>
+      <w:pPr/>
+      <w:r>
+        <w:rPr>
+          <w:lang w:val="en_US" w:bidi="en_US"/>
+        </w:rPr>
+      </w:r>
+      <w:r>
+        <w:rPr>
+          <w:b/>
+          <w:lang w:val="en_US" w:bidi="en_US"/>
+        </w:rPr>
         <w:t>"thinking the one thing"</w:t>
       </w:r>
     </w:p>
@@ -13491,6 +15351,21 @@
           <w:b/>
           <w:lang w:val="en_US" w:bidi="en_US"/>
         </w:rPr>
+        <w:t>μηδὲν κατ’ ἐριθείαν</w:t>
+      </w:r>
+    </w:p>
+    <w:p>
+      <w:pPr/>
+      <w:r>
+        <w:rPr>
+          <w:lang w:val="en_US" w:bidi="en_US"/>
+        </w:rPr>
+      </w:r>
+      <w:r>
+        <w:rPr>
+          <w:b/>
+          <w:lang w:val="en_US" w:bidi="en_US"/>
+        </w:rPr>
         <w:t>"Do} nothing according to selfish ambition"</w:t>
       </w:r>
     </w:p>
@@ -13554,6 +15429,21 @@
           <w:b/>
           <w:lang w:val="en_US" w:bidi="en_US"/>
         </w:rPr>
+        <w:t>μηδὲ κατὰ κενοδοξίαν</w:t>
+      </w:r>
+    </w:p>
+    <w:p>
+      <w:pPr/>
+      <w:r>
+        <w:rPr>
+          <w:lang w:val="en_US" w:bidi="en_US"/>
+        </w:rPr>
+      </w:r>
+      <w:r>
+        <w:rPr>
+          <w:b/>
+          <w:lang w:val="en_US" w:bidi="en_US"/>
+        </w:rPr>
         <w:t>"or according to empty conceit"</w:t>
       </w:r>
     </w:p>
@@ -13617,6 +15507,21 @@
           <w:b/>
           <w:lang w:val="en_US" w:bidi="en_US"/>
         </w:rPr>
+        <w:t>μηδὲ κατὰ κενοδοξίαν</w:t>
+      </w:r>
+    </w:p>
+    <w:p>
+      <w:pPr/>
+      <w:r>
+        <w:rPr>
+          <w:lang w:val="en_US" w:bidi="en_US"/>
+        </w:rPr>
+      </w:r>
+      <w:r>
+        <w:rPr>
+          <w:b/>
+          <w:lang w:val="en_US" w:bidi="en_US"/>
+        </w:rPr>
         <w:t>"or according to empty conceit"</w:t>
       </w:r>
     </w:p>
@@ -13713,6 +15618,21 @@
           <w:b/>
           <w:lang w:val="en_US" w:bidi="en_US"/>
         </w:rPr>
+        <w:t>ἀλλὰ τῇ ταπεινοφροσύνῃ ἀλλήλους ἡγούμενοι ὑπερέχοντας ἑαυτῶν</w:t>
+      </w:r>
+    </w:p>
+    <w:p>
+      <w:pPr/>
+      <w:r>
+        <w:rPr>
+          <w:lang w:val="en_US" w:bidi="en_US"/>
+        </w:rPr>
+      </w:r>
+      <w:r>
+        <w:rPr>
+          <w:b/>
+          <w:lang w:val="en_US" w:bidi="en_US"/>
+        </w:rPr>
         <w:t>"but with humility considering others better than yourselves"</w:t>
       </w:r>
     </w:p>
@@ -13809,6 +15729,21 @@
           <w:b/>
           <w:lang w:val="en_US" w:bidi="en_US"/>
         </w:rPr>
+        <w:t>μὴ τὰ ἑαυτῶν ἕκαστος σκοποῦντες, ἀλλὰ καὶ τὰ ἑτέρων ἕκαστοι</w:t>
+      </w:r>
+    </w:p>
+    <w:p>
+      <w:pPr/>
+      <w:r>
+        <w:rPr>
+          <w:lang w:val="en_US" w:bidi="en_US"/>
+        </w:rPr>
+      </w:r>
+      <w:r>
+        <w:rPr>
+          <w:b/>
+          <w:lang w:val="en_US" w:bidi="en_US"/>
+        </w:rPr>
         <w:t>"each one not considering the things of themselves, but also the things of each other"</w:t>
       </w:r>
     </w:p>
@@ -13872,6 +15807,21 @@
           <w:b/>
           <w:lang w:val="en_US" w:bidi="en_US"/>
         </w:rPr>
+        <w:t>ἕκαστος</w:t>
+      </w:r>
+    </w:p>
+    <w:p>
+      <w:pPr/>
+      <w:r>
+        <w:rPr>
+          <w:lang w:val="en_US" w:bidi="en_US"/>
+        </w:rPr>
+      </w:r>
+      <w:r>
+        <w:rPr>
+          <w:b/>
+          <w:lang w:val="en_US" w:bidi="en_US"/>
+        </w:rPr>
         <w:t>"each one"</w:t>
       </w:r>
     </w:p>
@@ -13968,6 +15918,21 @@
           <w:b/>
           <w:lang w:val="en_US" w:bidi="en_US"/>
         </w:rPr>
+        <w:t>μὴ &amp; σκοποῦντες</w:t>
+      </w:r>
+    </w:p>
+    <w:p>
+      <w:pPr/>
+      <w:r>
+        <w:rPr>
+          <w:lang w:val="en_US" w:bidi="en_US"/>
+        </w:rPr>
+      </w:r>
+      <w:r>
+        <w:rPr>
+          <w:b/>
+          <w:lang w:val="en_US" w:bidi="en_US"/>
+        </w:rPr>
         <w:t>"not considering"</w:t>
       </w:r>
     </w:p>
@@ -14031,6 +15996,21 @@
           <w:b/>
           <w:lang w:val="en_US" w:bidi="en_US"/>
         </w:rPr>
+        <w:t>ἑαυτῶν</w:t>
+      </w:r>
+    </w:p>
+    <w:p>
+      <w:pPr/>
+      <w:r>
+        <w:rPr>
+          <w:lang w:val="en_US" w:bidi="en_US"/>
+        </w:rPr>
+      </w:r>
+      <w:r>
+        <w:rPr>
+          <w:b/>
+          <w:lang w:val="en_US" w:bidi="en_US"/>
+        </w:rPr>
         <w:t>"of themselves"</w:t>
       </w:r>
     </w:p>
@@ -14127,6 +16107,21 @@
           <w:b/>
           <w:lang w:val="en_US" w:bidi="en_US"/>
         </w:rPr>
+        <w:t>ἑαυτῶν</w:t>
+      </w:r>
+    </w:p>
+    <w:p>
+      <w:pPr/>
+      <w:r>
+        <w:rPr>
+          <w:lang w:val="en_US" w:bidi="en_US"/>
+        </w:rPr>
+      </w:r>
+      <w:r>
+        <w:rPr>
+          <w:b/>
+          <w:lang w:val="en_US" w:bidi="en_US"/>
+        </w:rPr>
         <w:t>"of themselves"</w:t>
       </w:r>
     </w:p>
@@ -14236,6 +16231,21 @@
           <w:b/>
           <w:lang w:val="en_US" w:bidi="en_US"/>
         </w:rPr>
+        <w:t>τοῦτο φρονεῖτε ἐν ὑμῖν, ὃ καὶ ἐν Χριστῷ Ἰησοῦ</w:t>
+      </w:r>
+    </w:p>
+    <w:p>
+      <w:pPr/>
+      <w:r>
+        <w:rPr>
+          <w:lang w:val="en_US" w:bidi="en_US"/>
+        </w:rPr>
+      </w:r>
+      <w:r>
+        <w:rPr>
+          <w:b/>
+          <w:lang w:val="en_US" w:bidi="en_US"/>
+        </w:rPr>
         <w:t>"Have this attitude in you which also {was} in Christ Jesus"</w:t>
       </w:r>
     </w:p>
@@ -14299,6 +16309,21 @@
           <w:b/>
           <w:lang w:val="en_US" w:bidi="en_US"/>
         </w:rPr>
+        <w:t>τοῦτο φρονεῖτε ἐν ὑμῖν, ὃ καὶ ἐν Χριστῷ Ἰησοῦ</w:t>
+      </w:r>
+    </w:p>
+    <w:p>
+      <w:pPr/>
+      <w:r>
+        <w:rPr>
+          <w:lang w:val="en_US" w:bidi="en_US"/>
+        </w:rPr>
+      </w:r>
+      <w:r>
+        <w:rPr>
+          <w:b/>
+          <w:lang w:val="en_US" w:bidi="en_US"/>
+        </w:rPr>
         <w:t>"Have this attitude in you which also {was} in Christ Jesus"</w:t>
       </w:r>
     </w:p>
@@ -14408,6 +16433,21 @@
           <w:b/>
           <w:lang w:val="en_US" w:bidi="en_US"/>
         </w:rPr>
+        <w:t>τοῦτο φρονεῖτε</w:t>
+      </w:r>
+    </w:p>
+    <w:p>
+      <w:pPr/>
+      <w:r>
+        <w:rPr>
+          <w:lang w:val="en_US" w:bidi="en_US"/>
+        </w:rPr>
+      </w:r>
+      <w:r>
+        <w:rPr>
+          <w:b/>
+          <w:lang w:val="en_US" w:bidi="en_US"/>
+        </w:rPr>
         <w:t>"Have this attitude"</w:t>
       </w:r>
     </w:p>
@@ -14491,6 +16531,21 @@
           <w:b/>
           <w:lang w:val="en_US" w:bidi="en_US"/>
         </w:rPr>
+        <w:t>τοῦτο φρονεῖτε ἐν ὑμῖν, ὃ καὶ ἐν Χριστῷ Ἰησοῦ</w:t>
+      </w:r>
+    </w:p>
+    <w:p>
+      <w:pPr/>
+      <w:r>
+        <w:rPr>
+          <w:lang w:val="en_US" w:bidi="en_US"/>
+        </w:rPr>
+      </w:r>
+      <w:r>
+        <w:rPr>
+          <w:b/>
+          <w:lang w:val="en_US" w:bidi="en_US"/>
+        </w:rPr>
         <w:t>"Have this attitude in you which also {was} in Christ Jesus"</w:t>
       </w:r>
     </w:p>
@@ -14587,6 +16642,21 @@
           <w:b/>
           <w:lang w:val="en_US" w:bidi="en_US"/>
         </w:rPr>
+        <w:t>ἐν μορφῇ Θεοῦ ὑπάρχων</w:t>
+      </w:r>
+    </w:p>
+    <w:p>
+      <w:pPr/>
+      <w:r>
+        <w:rPr>
+          <w:lang w:val="en_US" w:bidi="en_US"/>
+        </w:rPr>
+      </w:r>
+      <w:r>
+        <w:rPr>
+          <w:b/>
+          <w:lang w:val="en_US" w:bidi="en_US"/>
+        </w:rPr>
         <w:t>"existing in the form of God"</w:t>
       </w:r>
     </w:p>
@@ -14663,6 +16733,21 @@
           <w:b/>
           <w:lang w:val="en_US" w:bidi="en_US"/>
         </w:rPr>
+        <w:t>οὐχ &amp; ἡγήσατο</w:t>
+      </w:r>
+    </w:p>
+    <w:p>
+      <w:pPr/>
+      <w:r>
+        <w:rPr>
+          <w:lang w:val="en_US" w:bidi="en_US"/>
+        </w:rPr>
+      </w:r>
+      <w:r>
+        <w:rPr>
+          <w:b/>
+          <w:lang w:val="en_US" w:bidi="en_US"/>
+        </w:rPr>
         <w:t>"did not consider"</w:t>
       </w:r>
     </w:p>
@@ -14726,6 +16811,21 @@
           <w:b/>
           <w:lang w:val="en_US" w:bidi="en_US"/>
         </w:rPr>
+        <w:t>ἁρπαγμὸν</w:t>
+      </w:r>
+    </w:p>
+    <w:p>
+      <w:pPr/>
+      <w:r>
+        <w:rPr>
+          <w:lang w:val="en_US" w:bidi="en_US"/>
+        </w:rPr>
+      </w:r>
+      <w:r>
+        <w:rPr>
+          <w:b/>
+          <w:lang w:val="en_US" w:bidi="en_US"/>
+        </w:rPr>
         <w:t>"something to be grasped"</w:t>
       </w:r>
     </w:p>
@@ -14775,6 +16875,21 @@
         <w:rPr>
           <w:lang w:val="en_US" w:bidi="en_US"/>
         </w:rPr>
+      </w:r>
+    </w:p>
+    <w:p>
+      <w:pPr/>
+      <w:r>
+        <w:rPr>
+          <w:lang w:val="en_US" w:bidi="en_US"/>
+        </w:rPr>
+      </w:r>
+      <w:r>
+        <w:rPr>
+          <w:b/>
+          <w:lang w:val="en_US" w:bidi="en_US"/>
+        </w:rPr>
+        <w:t>ἀλλὰ</w:t>
       </w:r>
     </w:p>
     <w:p>
@@ -14916,6 +17031,21 @@
           <w:b/>
           <w:lang w:val="en_US" w:bidi="en_US"/>
         </w:rPr>
+        <w:t>ἀλλὰ ἑαυτὸν ἐκένωσεν</w:t>
+      </w:r>
+    </w:p>
+    <w:p>
+      <w:pPr/>
+      <w:r>
+        <w:rPr>
+          <w:lang w:val="en_US" w:bidi="en_US"/>
+        </w:rPr>
+      </w:r>
+      <w:r>
+        <w:rPr>
+          <w:b/>
+          <w:lang w:val="en_US" w:bidi="en_US"/>
+        </w:rPr>
         <w:t>"Instead, he emptied himself"</w:t>
       </w:r>
     </w:p>
@@ -15025,6 +17155,21 @@
           <w:b/>
           <w:lang w:val="en_US" w:bidi="en_US"/>
         </w:rPr>
+        <w:t>ἑαυτὸν ἐκένωσεν</w:t>
+      </w:r>
+    </w:p>
+    <w:p>
+      <w:pPr/>
+      <w:r>
+        <w:rPr>
+          <w:lang w:val="en_US" w:bidi="en_US"/>
+        </w:rPr>
+      </w:r>
+      <w:r>
+        <w:rPr>
+          <w:b/>
+          <w:lang w:val="en_US" w:bidi="en_US"/>
+        </w:rPr>
         <w:t>"he emptied himself"</w:t>
       </w:r>
     </w:p>
@@ -15121,6 +17266,21 @@
           <w:b/>
           <w:lang w:val="en_US" w:bidi="en_US"/>
         </w:rPr>
+        <w:t>ἑαυτὸν ἐκένωσεν</w:t>
+      </w:r>
+    </w:p>
+    <w:p>
+      <w:pPr/>
+      <w:r>
+        <w:rPr>
+          <w:lang w:val="en_US" w:bidi="en_US"/>
+        </w:rPr>
+      </w:r>
+      <w:r>
+        <w:rPr>
+          <w:b/>
+          <w:lang w:val="en_US" w:bidi="en_US"/>
+        </w:rPr>
         <w:t>"he emptied himself"</w:t>
       </w:r>
     </w:p>
@@ -15230,6 +17390,21 @@
           <w:b/>
           <w:lang w:val="en_US" w:bidi="en_US"/>
         </w:rPr>
+        <w:t>μορφὴν δούλου λαβών</w:t>
+      </w:r>
+    </w:p>
+    <w:p>
+      <w:pPr/>
+      <w:r>
+        <w:rPr>
+          <w:lang w:val="en_US" w:bidi="en_US"/>
+        </w:rPr>
+      </w:r>
+      <w:r>
+        <w:rPr>
+          <w:b/>
+          <w:lang w:val="en_US" w:bidi="en_US"/>
+        </w:rPr>
         <w:t>"having taken the form of a servant"</w:t>
       </w:r>
     </w:p>
@@ -15306,6 +17481,21 @@
           <w:b/>
           <w:lang w:val="en_US" w:bidi="en_US"/>
         </w:rPr>
+        <w:t>ἐν ὁμοιώματι ἀνθρώπων γενόμενος</w:t>
+      </w:r>
+    </w:p>
+    <w:p>
+      <w:pPr/>
+      <w:r>
+        <w:rPr>
+          <w:lang w:val="en_US" w:bidi="en_US"/>
+        </w:rPr>
+      </w:r>
+      <w:r>
+        <w:rPr>
+          <w:b/>
+          <w:lang w:val="en_US" w:bidi="en_US"/>
+        </w:rPr>
         <w:t>"having been born in the likeness of men"</w:t>
       </w:r>
     </w:p>
@@ -15382,6 +17572,21 @@
           <w:b/>
           <w:lang w:val="en_US" w:bidi="en_US"/>
         </w:rPr>
+        <w:t>ἐν ὁμοιώματι ἀνθρώπων</w:t>
+      </w:r>
+    </w:p>
+    <w:p>
+      <w:pPr/>
+      <w:r>
+        <w:rPr>
+          <w:lang w:val="en_US" w:bidi="en_US"/>
+        </w:rPr>
+      </w:r>
+      <w:r>
+        <w:rPr>
+          <w:b/>
+          <w:lang w:val="en_US" w:bidi="en_US"/>
+        </w:rPr>
         <w:t>"in the likeness of men"</w:t>
       </w:r>
     </w:p>
@@ -15491,6 +17696,21 @@
           <w:b/>
           <w:lang w:val="en_US" w:bidi="en_US"/>
         </w:rPr>
+        <w:t>καὶ σχήματι εὑρεθεὶς ὡς ἄνθρωπος</w:t>
+      </w:r>
+    </w:p>
+    <w:p>
+      <w:pPr/>
+      <w:r>
+        <w:rPr>
+          <w:lang w:val="en_US" w:bidi="en_US"/>
+        </w:rPr>
+      </w:r>
+      <w:r>
+        <w:rPr>
+          <w:b/>
+          <w:lang w:val="en_US" w:bidi="en_US"/>
+        </w:rPr>
         <w:t>"and having been found in appearance as a man"</w:t>
       </w:r>
     </w:p>
@@ -15593,6 +17813,21 @@
           <w:b/>
           <w:lang w:val="en_US" w:bidi="en_US"/>
         </w:rPr>
+        <w:t>ἄνθρωπος</w:t>
+      </w:r>
+    </w:p>
+    <w:p>
+      <w:pPr/>
+      <w:r>
+        <w:rPr>
+          <w:lang w:val="en_US" w:bidi="en_US"/>
+        </w:rPr>
+      </w:r>
+      <w:r>
+        <w:rPr>
+          <w:b/>
+          <w:lang w:val="en_US" w:bidi="en_US"/>
+        </w:rPr>
         <w:t>"a man"</w:t>
       </w:r>
     </w:p>
@@ -15702,6 +17937,21 @@
           <w:b/>
           <w:lang w:val="en_US" w:bidi="en_US"/>
         </w:rPr>
+        <w:t>ἐταπείνωσεν ἑαυτὸν, γενόμενος ὑπήκοος μέχρι θανάτου</w:t>
+      </w:r>
+    </w:p>
+    <w:p>
+      <w:pPr/>
+      <w:r>
+        <w:rPr>
+          <w:lang w:val="en_US" w:bidi="en_US"/>
+        </w:rPr>
+      </w:r>
+      <w:r>
+        <w:rPr>
+          <w:b/>
+          <w:lang w:val="en_US" w:bidi="en_US"/>
+        </w:rPr>
         <w:t>"he humbled himself, having become obedient to the point of death"</w:t>
       </w:r>
     </w:p>
@@ -15791,6 +18041,21 @@
           <w:b/>
           <w:lang w:val="en_US" w:bidi="en_US"/>
         </w:rPr>
+        <w:t>ἑαυτὸν</w:t>
+      </w:r>
+    </w:p>
+    <w:p>
+      <w:pPr/>
+      <w:r>
+        <w:rPr>
+          <w:lang w:val="en_US" w:bidi="en_US"/>
+        </w:rPr>
+      </w:r>
+      <w:r>
+        <w:rPr>
+          <w:b/>
+          <w:lang w:val="en_US" w:bidi="en_US"/>
+        </w:rPr>
         <w:t>"himself"</w:t>
       </w:r>
     </w:p>
@@ -15887,6 +18152,21 @@
           <w:b/>
           <w:lang w:val="en_US" w:bidi="en_US"/>
         </w:rPr>
+        <w:t>γενόμενος ὑπήκοος μέχρι θανάτου, θανάτου δὲ σταυροῦ</w:t>
+      </w:r>
+    </w:p>
+    <w:p>
+      <w:pPr/>
+      <w:r>
+        <w:rPr>
+          <w:lang w:val="en_US" w:bidi="en_US"/>
+        </w:rPr>
+      </w:r>
+      <w:r>
+        <w:rPr>
+          <w:b/>
+          <w:lang w:val="en_US" w:bidi="en_US"/>
+        </w:rPr>
         <w:t>""having become obedient to the point of death,"</w:t>
       </w:r>
     </w:p>
@@ -15983,6 +18263,21 @@
           <w:b/>
           <w:lang w:val="en_US" w:bidi="en_US"/>
         </w:rPr>
+        <w:t>γενόμενος ὑπήκοος μέχρι θανάτου</w:t>
+      </w:r>
+    </w:p>
+    <w:p>
+      <w:pPr/>
+      <w:r>
+        <w:rPr>
+          <w:lang w:val="en_US" w:bidi="en_US"/>
+        </w:rPr>
+      </w:r>
+      <w:r>
+        <w:rPr>
+          <w:b/>
+          <w:lang w:val="en_US" w:bidi="en_US"/>
+        </w:rPr>
         <w:t>"having become obedient to the point of death"</w:t>
       </w:r>
     </w:p>
@@ -16092,6 +18387,21 @@
           <w:b/>
           <w:lang w:val="en_US" w:bidi="en_US"/>
         </w:rPr>
+        <w:t>θανάτου δὲ σταυροῦ</w:t>
+      </w:r>
+    </w:p>
+    <w:p>
+      <w:pPr/>
+      <w:r>
+        <w:rPr>
+          <w:lang w:val="en_US" w:bidi="en_US"/>
+        </w:rPr>
+      </w:r>
+      <w:r>
+        <w:rPr>
+          <w:b/>
+          <w:lang w:val="en_US" w:bidi="en_US"/>
+        </w:rPr>
         <w:t>"even death on a cross"</w:t>
       </w:r>
     </w:p>
@@ -16193,6 +18503,21 @@
         <w:rPr>
           <w:lang w:val="en_US" w:bidi="en_US"/>
         </w:rPr>
+      </w:r>
+    </w:p>
+    <w:p>
+      <w:pPr/>
+      <w:r>
+        <w:rPr>
+          <w:lang w:val="en_US" w:bidi="en_US"/>
+        </w:rPr>
+      </w:r>
+      <w:r>
+        <w:rPr>
+          <w:b/>
+          <w:lang w:val="en_US" w:bidi="en_US"/>
+        </w:rPr>
+        <w:t>διὸ</w:t>
       </w:r>
     </w:p>
     <w:p>
@@ -16347,6 +18672,21 @@
           <w:b/>
           <w:lang w:val="en_US" w:bidi="en_US"/>
         </w:rPr>
+        <w:t>αὐτὸν ὑπερύψωσεν</w:t>
+      </w:r>
+    </w:p>
+    <w:p>
+      <w:pPr/>
+      <w:r>
+        <w:rPr>
+          <w:lang w:val="en_US" w:bidi="en_US"/>
+        </w:rPr>
+      </w:r>
+      <w:r>
+        <w:rPr>
+          <w:b/>
+          <w:lang w:val="en_US" w:bidi="en_US"/>
+        </w:rPr>
         <w:t>"highly exalted him"</w:t>
       </w:r>
     </w:p>
@@ -16410,6 +18750,21 @@
           <w:b/>
           <w:lang w:val="en_US" w:bidi="en_US"/>
         </w:rPr>
+        <w:t>τὸ ὄνομα τὸ ὑπὲρ πᾶν ὄνομα</w:t>
+      </w:r>
+    </w:p>
+    <w:p>
+      <w:pPr/>
+      <w:r>
+        <w:rPr>
+          <w:lang w:val="en_US" w:bidi="en_US"/>
+        </w:rPr>
+      </w:r>
+      <w:r>
+        <w:rPr>
+          <w:b/>
+          <w:lang w:val="en_US" w:bidi="en_US"/>
+        </w:rPr>
         <w:t>"the name {that is} above every name"</w:t>
       </w:r>
     </w:p>
@@ -16492,6 +18847,21 @@
         <w:rPr>
           <w:lang w:val="en_US" w:bidi="en_US"/>
         </w:rPr>
+      </w:r>
+    </w:p>
+    <w:p>
+      <w:pPr/>
+      <w:r>
+        <w:rPr>
+          <w:lang w:val="en_US" w:bidi="en_US"/>
+        </w:rPr>
+      </w:r>
+      <w:r>
+        <w:rPr>
+          <w:b/>
+          <w:lang w:val="en_US" w:bidi="en_US"/>
+        </w:rPr>
+        <w:t>ἵνα</w:t>
       </w:r>
     </w:p>
     <w:p>
@@ -16638,6 +19008,21 @@
           <w:b/>
           <w:lang w:val="en_US" w:bidi="en_US"/>
         </w:rPr>
+        <w:t>ἐν τῷ ὀνόματι Ἰησοῦ, πᾶν γόνυ κάμψῃ</w:t>
+      </w:r>
+    </w:p>
+    <w:p>
+      <w:pPr/>
+      <w:r>
+        <w:rPr>
+          <w:lang w:val="en_US" w:bidi="en_US"/>
+        </w:rPr>
+      </w:r>
+      <w:r>
+        <w:rPr>
+          <w:b/>
+          <w:lang w:val="en_US" w:bidi="en_US"/>
+        </w:rPr>
         <w:t>"at the name of Jesus every knee would bend"</w:t>
       </w:r>
     </w:p>
@@ -16734,6 +19119,21 @@
           <w:b/>
           <w:lang w:val="en_US" w:bidi="en_US"/>
         </w:rPr>
+        <w:t>ἐν τῷ ὀνόματι Ἰησοῦ, πᾶν γόνυ κάμψῃ</w:t>
+      </w:r>
+    </w:p>
+    <w:p>
+      <w:pPr/>
+      <w:r>
+        <w:rPr>
+          <w:lang w:val="en_US" w:bidi="en_US"/>
+        </w:rPr>
+      </w:r>
+      <w:r>
+        <w:rPr>
+          <w:b/>
+          <w:lang w:val="en_US" w:bidi="en_US"/>
+        </w:rPr>
         <w:t>"at the name of Jesus every knee would bend"</w:t>
       </w:r>
     </w:p>
@@ -16830,6 +19230,21 @@
           <w:b/>
           <w:lang w:val="en_US" w:bidi="en_US"/>
         </w:rPr>
+        <w:t>ἐπουρανίων καὶ ἐπιγείων καὶ καταχθονίων</w:t>
+      </w:r>
+    </w:p>
+    <w:p>
+      <w:pPr/>
+      <w:r>
+        <w:rPr>
+          <w:lang w:val="en_US" w:bidi="en_US"/>
+        </w:rPr>
+      </w:r>
+      <w:r>
+        <w:rPr>
+          <w:b/>
+          <w:lang w:val="en_US" w:bidi="en_US"/>
+        </w:rPr>
         <w:t>"in heaven and on earth and under the earth"</w:t>
       </w:r>
     </w:p>
@@ -16906,6 +19321,21 @@
           <w:b/>
           <w:lang w:val="en_US" w:bidi="en_US"/>
         </w:rPr>
+        <w:t>πᾶσα γλῶσσα ἐξομολογήσηται</w:t>
+      </w:r>
+    </w:p>
+    <w:p>
+      <w:pPr/>
+      <w:r>
+        <w:rPr>
+          <w:lang w:val="en_US" w:bidi="en_US"/>
+        </w:rPr>
+      </w:r>
+      <w:r>
+        <w:rPr>
+          <w:b/>
+          <w:lang w:val="en_US" w:bidi="en_US"/>
+        </w:rPr>
         <w:t>"every tongue would confess"</w:t>
       </w:r>
     </w:p>
@@ -17002,6 +19432,21 @@
           <w:b/>
           <w:lang w:val="en_US" w:bidi="en_US"/>
         </w:rPr>
+        <w:t>εἰς δόξαν Θεοῦ Πατρὸς</w:t>
+      </w:r>
+    </w:p>
+    <w:p>
+      <w:pPr/>
+      <w:r>
+        <w:rPr>
+          <w:lang w:val="en_US" w:bidi="en_US"/>
+        </w:rPr>
+      </w:r>
+      <w:r>
+        <w:rPr>
+          <w:b/>
+          <w:lang w:val="en_US" w:bidi="en_US"/>
+        </w:rPr>
         <w:t>"to the glory of God the Father"</w:t>
       </w:r>
     </w:p>
@@ -17098,6 +19543,21 @@
           <w:b/>
           <w:lang w:val="en_US" w:bidi="en_US"/>
         </w:rPr>
+        <w:t>εἰς δόξαν Θεοῦ Πατρὸς</w:t>
+      </w:r>
+    </w:p>
+    <w:p>
+      <w:pPr/>
+      <w:r>
+        <w:rPr>
+          <w:lang w:val="en_US" w:bidi="en_US"/>
+        </w:rPr>
+      </w:r>
+      <w:r>
+        <w:rPr>
+          <w:b/>
+          <w:lang w:val="en_US" w:bidi="en_US"/>
+        </w:rPr>
         <w:t>"to the glory of God the Father"</w:t>
       </w:r>
     </w:p>
@@ -17193,6 +19653,21 @@
         <w:rPr>
           <w:lang w:val="en_US" w:bidi="en_US"/>
         </w:rPr>
+      </w:r>
+    </w:p>
+    <w:p>
+      <w:pPr/>
+      <w:r>
+        <w:rPr>
+          <w:lang w:val="en_US" w:bidi="en_US"/>
+        </w:rPr>
+      </w:r>
+      <w:r>
+        <w:rPr>
+          <w:b/>
+          <w:lang w:val="en_US" w:bidi="en_US"/>
+        </w:rPr>
+        <w:t>ὥστε</w:t>
       </w:r>
     </w:p>
     <w:p>
@@ -17321,6 +19796,21 @@
           <w:b/>
           <w:lang w:val="en_US" w:bidi="en_US"/>
         </w:rPr>
+        <w:t>ἀγαπητοί μου</w:t>
+      </w:r>
+    </w:p>
+    <w:p>
+      <w:pPr/>
+      <w:r>
+        <w:rPr>
+          <w:lang w:val="en_US" w:bidi="en_US"/>
+        </w:rPr>
+      </w:r>
+      <w:r>
+        <w:rPr>
+          <w:b/>
+          <w:lang w:val="en_US" w:bidi="en_US"/>
+        </w:rPr>
         <w:t>"my beloved"</w:t>
       </w:r>
     </w:p>
@@ -17397,6 +19887,21 @@
           <w:b/>
           <w:lang w:val="en_US" w:bidi="en_US"/>
         </w:rPr>
+        <w:t>ὡς ἐν τῇ παρουσίᾳ μου</w:t>
+      </w:r>
+    </w:p>
+    <w:p>
+      <w:pPr/>
+      <w:r>
+        <w:rPr>
+          <w:lang w:val="en_US" w:bidi="en_US"/>
+        </w:rPr>
+      </w:r>
+      <w:r>
+        <w:rPr>
+          <w:b/>
+          <w:lang w:val="en_US" w:bidi="en_US"/>
+        </w:rPr>
         <w:t>"as in my presence"</w:t>
       </w:r>
     </w:p>
@@ -17460,6 +19965,21 @@
           <w:b/>
           <w:lang w:val="en_US" w:bidi="en_US"/>
         </w:rPr>
+        <w:t>ἐν τῇ ἀπουσίᾳ μου</w:t>
+      </w:r>
+    </w:p>
+    <w:p>
+      <w:pPr/>
+      <w:r>
+        <w:rPr>
+          <w:lang w:val="en_US" w:bidi="en_US"/>
+        </w:rPr>
+      </w:r>
+      <w:r>
+        <w:rPr>
+          <w:b/>
+          <w:lang w:val="en_US" w:bidi="en_US"/>
+        </w:rPr>
         <w:t>"in my absence"</w:t>
       </w:r>
     </w:p>
@@ -17523,6 +20043,21 @@
           <w:b/>
           <w:lang w:val="en_US" w:bidi="en_US"/>
         </w:rPr>
+        <w:t>μετὰ φόβου καὶ τρόμου τὴν ἑαυτῶν σωτηρίαν κατεργάζεσθε</w:t>
+      </w:r>
+    </w:p>
+    <w:p>
+      <w:pPr/>
+      <w:r>
+        <w:rPr>
+          <w:lang w:val="en_US" w:bidi="en_US"/>
+        </w:rPr>
+      </w:r>
+      <w:r>
+        <w:rPr>
+          <w:b/>
+          <w:lang w:val="en_US" w:bidi="en_US"/>
+        </w:rPr>
         <w:t>"work out your own salvation with fear and trembling"</w:t>
       </w:r>
     </w:p>
@@ -17632,6 +20167,21 @@
           <w:b/>
           <w:lang w:val="en_US" w:bidi="en_US"/>
         </w:rPr>
+        <w:t>μετὰ φόβου καὶ τρόμου</w:t>
+      </w:r>
+    </w:p>
+    <w:p>
+      <w:pPr/>
+      <w:r>
+        <w:rPr>
+          <w:lang w:val="en_US" w:bidi="en_US"/>
+        </w:rPr>
+      </w:r>
+      <w:r>
+        <w:rPr>
+          <w:b/>
+          <w:lang w:val="en_US" w:bidi="en_US"/>
+        </w:rPr>
         <w:t>"with fear and trembling"</w:t>
       </w:r>
     </w:p>
@@ -17741,6 +20291,21 @@
           <w:b/>
           <w:lang w:val="en_US" w:bidi="en_US"/>
         </w:rPr>
+        <w:t>ἐνεργῶν</w:t>
+      </w:r>
+    </w:p>
+    <w:p>
+      <w:pPr/>
+      <w:r>
+        <w:rPr>
+          <w:lang w:val="en_US" w:bidi="en_US"/>
+        </w:rPr>
+      </w:r>
+      <w:r>
+        <w:rPr>
+          <w:b/>
+          <w:lang w:val="en_US" w:bidi="en_US"/>
+        </w:rPr>
         <w:t>"working"</w:t>
       </w:r>
     </w:p>
@@ -17817,6 +20382,21 @@
           <w:b/>
           <w:lang w:val="en_US" w:bidi="en_US"/>
         </w:rPr>
+        <w:t>ἐν ὑμῖν</w:t>
+      </w:r>
+    </w:p>
+    <w:p>
+      <w:pPr/>
+      <w:r>
+        <w:rPr>
+          <w:lang w:val="en_US" w:bidi="en_US"/>
+        </w:rPr>
+      </w:r>
+      <w:r>
+        <w:rPr>
+          <w:b/>
+          <w:lang w:val="en_US" w:bidi="en_US"/>
+        </w:rPr>
         <w:t>"in you"</w:t>
       </w:r>
     </w:p>
@@ -17913,6 +20493,21 @@
           <w:b/>
           <w:lang w:val="en_US" w:bidi="en_US"/>
         </w:rPr>
+        <w:t>καὶ τὸ θέλειν, καὶ τὸ ἐνεργεῖν, ὑπὲρ τῆς εὐδοκίας</w:t>
+      </w:r>
+    </w:p>
+    <w:p>
+      <w:pPr/>
+      <w:r>
+        <w:rPr>
+          <w:lang w:val="en_US" w:bidi="en_US"/>
+        </w:rPr>
+      </w:r>
+      <w:r>
+        <w:rPr>
+          <w:b/>
+          <w:lang w:val="en_US" w:bidi="en_US"/>
+        </w:rPr>
         <w:t>"both to will and to work for his good pleasure"</w:t>
       </w:r>
     </w:p>
@@ -17976,6 +20571,21 @@
           <w:b/>
           <w:lang w:val="en_US" w:bidi="en_US"/>
         </w:rPr>
+        <w:t>πάντα ποιεῖτε χωρὶς γογγυσμῶν καὶ διαλογισμῶν</w:t>
+      </w:r>
+    </w:p>
+    <w:p>
+      <w:pPr/>
+      <w:r>
+        <w:rPr>
+          <w:lang w:val="en_US" w:bidi="en_US"/>
+        </w:rPr>
+      </w:r>
+      <w:r>
+        <w:rPr>
+          <w:b/>
+          <w:lang w:val="en_US" w:bidi="en_US"/>
+        </w:rPr>
         <w:t>"Do all things without complaining or arguing"</w:t>
       </w:r>
     </w:p>
@@ -18072,6 +20682,21 @@
           <w:b/>
           <w:lang w:val="en_US" w:bidi="en_US"/>
         </w:rPr>
+        <w:t>ἄμεμπτοι καὶ ἀκέραιοι</w:t>
+      </w:r>
+    </w:p>
+    <w:p>
+      <w:pPr/>
+      <w:r>
+        <w:rPr>
+          <w:lang w:val="en_US" w:bidi="en_US"/>
+        </w:rPr>
+      </w:r>
+      <w:r>
+        <w:rPr>
+          <w:b/>
+          <w:lang w:val="en_US" w:bidi="en_US"/>
+        </w:rPr>
         <w:t>"blameless and pure"</w:t>
       </w:r>
     </w:p>
@@ -18181,6 +20806,21 @@
           <w:b/>
           <w:lang w:val="en_US" w:bidi="en_US"/>
         </w:rPr>
+        <w:t>τέκνα Θεοῦ</w:t>
+      </w:r>
+    </w:p>
+    <w:p>
+      <w:pPr/>
+      <w:r>
+        <w:rPr>
+          <w:lang w:val="en_US" w:bidi="en_US"/>
+        </w:rPr>
+      </w:r>
+      <w:r>
+        <w:rPr>
+          <w:b/>
+          <w:lang w:val="en_US" w:bidi="en_US"/>
+        </w:rPr>
         <w:t>"children of God"</w:t>
       </w:r>
     </w:p>
@@ -18303,6 +20943,21 @@
           <w:b/>
           <w:lang w:val="en_US" w:bidi="en_US"/>
         </w:rPr>
+        <w:t>ἄμωμα</w:t>
+      </w:r>
+    </w:p>
+    <w:p>
+      <w:pPr/>
+      <w:r>
+        <w:rPr>
+          <w:lang w:val="en_US" w:bidi="en_US"/>
+        </w:rPr>
+      </w:r>
+      <w:r>
+        <w:rPr>
+          <w:b/>
+          <w:lang w:val="en_US" w:bidi="en_US"/>
+        </w:rPr>
         <w:t>"without blemish"</w:t>
       </w:r>
     </w:p>
@@ -18412,6 +21067,21 @@
           <w:b/>
           <w:lang w:val="en_US" w:bidi="en_US"/>
         </w:rPr>
+        <w:t>ἐν οἷς φαίνεσθε ὡς φωστῆρες ἐν κόσμῳ</w:t>
+      </w:r>
+    </w:p>
+    <w:p>
+      <w:pPr/>
+      <w:r>
+        <w:rPr>
+          <w:lang w:val="en_US" w:bidi="en_US"/>
+        </w:rPr>
+      </w:r>
+      <w:r>
+        <w:rPr>
+          <w:b/>
+          <w:lang w:val="en_US" w:bidi="en_US"/>
+        </w:rPr>
         <w:t>"among whom you shine as lights in the world"</w:t>
       </w:r>
     </w:p>
@@ -18495,6 +21165,21 @@
           <w:b/>
           <w:lang w:val="en_US" w:bidi="en_US"/>
         </w:rPr>
+        <w:t>φαίνεσθε ὡς φωστῆρες ἐν κόσμῳ</w:t>
+      </w:r>
+    </w:p>
+    <w:p>
+      <w:pPr/>
+      <w:r>
+        <w:rPr>
+          <w:lang w:val="en_US" w:bidi="en_US"/>
+        </w:rPr>
+      </w:r>
+      <w:r>
+        <w:rPr>
+          <w:b/>
+          <w:lang w:val="en_US" w:bidi="en_US"/>
+        </w:rPr>
         <w:t>"you shine as lights in the world"</w:t>
       </w:r>
     </w:p>
@@ -18604,6 +21289,21 @@
           <w:b/>
           <w:lang w:val="en_US" w:bidi="en_US"/>
         </w:rPr>
+        <w:t>μέσον γενεᾶς σκολιᾶς καὶ διεστραμμένης</w:t>
+      </w:r>
+    </w:p>
+    <w:p>
+      <w:pPr/>
+      <w:r>
+        <w:rPr>
+          <w:lang w:val="en_US" w:bidi="en_US"/>
+        </w:rPr>
+      </w:r>
+      <w:r>
+        <w:rPr>
+          <w:b/>
+          <w:lang w:val="en_US" w:bidi="en_US"/>
+        </w:rPr>
         <w:t>"in the midst of a crooked and perverted generation"</w:t>
       </w:r>
     </w:p>
@@ -18713,6 +21413,21 @@
           <w:b/>
           <w:lang w:val="en_US" w:bidi="en_US"/>
         </w:rPr>
+        <w:t>λόγον ζωῆς ἐπέχοντες</w:t>
+      </w:r>
+    </w:p>
+    <w:p>
+      <w:pPr/>
+      <w:r>
+        <w:rPr>
+          <w:lang w:val="en_US" w:bidi="en_US"/>
+        </w:rPr>
+      </w:r>
+      <w:r>
+        <w:rPr>
+          <w:b/>
+          <w:lang w:val="en_US" w:bidi="en_US"/>
+        </w:rPr>
         <w:t>"holding forth the word of life"</w:t>
       </w:r>
     </w:p>
@@ -18789,6 +21504,21 @@
           <w:b/>
           <w:lang w:val="en_US" w:bidi="en_US"/>
         </w:rPr>
+        <w:t>λόγον ζωῆς ἐπέχοντες</w:t>
+      </w:r>
+    </w:p>
+    <w:p>
+      <w:pPr/>
+      <w:r>
+        <w:rPr>
+          <w:lang w:val="en_US" w:bidi="en_US"/>
+        </w:rPr>
+      </w:r>
+      <w:r>
+        <w:rPr>
+          <w:b/>
+          <w:lang w:val="en_US" w:bidi="en_US"/>
+        </w:rPr>
         <w:t>"holding forth the word of life"</w:t>
       </w:r>
     </w:p>
@@ -18865,6 +21595,21 @@
           <w:b/>
           <w:lang w:val="en_US" w:bidi="en_US"/>
         </w:rPr>
+        <w:t>λόγον ζωῆς</w:t>
+      </w:r>
+    </w:p>
+    <w:p>
+      <w:pPr/>
+      <w:r>
+        <w:rPr>
+          <w:lang w:val="en_US" w:bidi="en_US"/>
+        </w:rPr>
+      </w:r>
+      <w:r>
+        <w:rPr>
+          <w:b/>
+          <w:lang w:val="en_US" w:bidi="en_US"/>
+        </w:rPr>
         <w:t>"the word of life"</w:t>
       </w:r>
     </w:p>
@@ -18961,6 +21706,21 @@
           <w:b/>
           <w:lang w:val="en_US" w:bidi="en_US"/>
         </w:rPr>
+        <w:t>λόγον</w:t>
+      </w:r>
+    </w:p>
+    <w:p>
+      <w:pPr/>
+      <w:r>
+        <w:rPr>
+          <w:lang w:val="en_US" w:bidi="en_US"/>
+        </w:rPr>
+      </w:r>
+      <w:r>
+        <w:rPr>
+          <w:b/>
+          <w:lang w:val="en_US" w:bidi="en_US"/>
+        </w:rPr>
         <w:t>"the word"</w:t>
       </w:r>
     </w:p>
@@ -19070,6 +21830,21 @@
           <w:b/>
           <w:lang w:val="en_US" w:bidi="en_US"/>
         </w:rPr>
+        <w:t>λόγον ζωῆς</w:t>
+      </w:r>
+    </w:p>
+    <w:p>
+      <w:pPr/>
+      <w:r>
+        <w:rPr>
+          <w:lang w:val="en_US" w:bidi="en_US"/>
+        </w:rPr>
+      </w:r>
+      <w:r>
+        <w:rPr>
+          <w:b/>
+          <w:lang w:val="en_US" w:bidi="en_US"/>
+        </w:rPr>
         <w:t>"the word of life"</w:t>
       </w:r>
     </w:p>
@@ -19205,6 +21980,21 @@
           <w:b/>
           <w:lang w:val="en_US" w:bidi="en_US"/>
         </w:rPr>
+        <w:t>λόγον ζωῆς</w:t>
+      </w:r>
+    </w:p>
+    <w:p>
+      <w:pPr/>
+      <w:r>
+        <w:rPr>
+          <w:lang w:val="en_US" w:bidi="en_US"/>
+        </w:rPr>
+      </w:r>
+      <w:r>
+        <w:rPr>
+          <w:b/>
+          <w:lang w:val="en_US" w:bidi="en_US"/>
+        </w:rPr>
         <w:t>"the word of life"</w:t>
       </w:r>
     </w:p>
@@ -19287,6 +22077,21 @@
         <w:rPr>
           <w:lang w:val="en_US" w:bidi="en_US"/>
         </w:rPr>
+      </w:r>
+    </w:p>
+    <w:p>
+      <w:pPr/>
+      <w:r>
+        <w:rPr>
+          <w:lang w:val="en_US" w:bidi="en_US"/>
+        </w:rPr>
+      </w:r>
+      <w:r>
+        <w:rPr>
+          <w:b/>
+          <w:lang w:val="en_US" w:bidi="en_US"/>
+        </w:rPr>
+        <w:t>εἰς καύχημα ἐμοὶ εἰς ἡμέραν Χριστοῦ, ὅτι οὐκ εἰς κενὸν ἔδραμον, οὐδὲ εἰς κενὸν ἐκοπίασα</w:t>
       </w:r>
     </w:p>
     <w:p>
@@ -19415,6 +22220,21 @@
           <w:b/>
           <w:lang w:val="en_US" w:bidi="en_US"/>
         </w:rPr>
+        <w:t>εἰς καύχημα ἐμοὶ</w:t>
+      </w:r>
+    </w:p>
+    <w:p>
+      <w:pPr/>
+      <w:r>
+        <w:rPr>
+          <w:lang w:val="en_US" w:bidi="en_US"/>
+        </w:rPr>
+      </w:r>
+      <w:r>
+        <w:rPr>
+          <w:b/>
+          <w:lang w:val="en_US" w:bidi="en_US"/>
+        </w:rPr>
         <w:t>"for my boasting"</w:t>
       </w:r>
     </w:p>
@@ -19511,6 +22331,21 @@
           <w:b/>
           <w:lang w:val="en_US" w:bidi="en_US"/>
         </w:rPr>
+        <w:t>εἰς καύχημα ἐμοὶ</w:t>
+      </w:r>
+    </w:p>
+    <w:p>
+      <w:pPr/>
+      <w:r>
+        <w:rPr>
+          <w:lang w:val="en_US" w:bidi="en_US"/>
+        </w:rPr>
+      </w:r>
+      <w:r>
+        <w:rPr>
+          <w:b/>
+          <w:lang w:val="en_US" w:bidi="en_US"/>
+        </w:rPr>
         <w:t>"for my boasting"</w:t>
       </w:r>
     </w:p>
@@ -19574,6 +22409,21 @@
           <w:b/>
           <w:lang w:val="en_US" w:bidi="en_US"/>
         </w:rPr>
+        <w:t>εἰς ἡμέραν Χριστοῦ,</w:t>
+      </w:r>
+    </w:p>
+    <w:p>
+      <w:pPr/>
+      <w:r>
+        <w:rPr>
+          <w:lang w:val="en_US" w:bidi="en_US"/>
+        </w:rPr>
+      </w:r>
+      <w:r>
+        <w:rPr>
+          <w:b/>
+          <w:lang w:val="en_US" w:bidi="en_US"/>
+        </w:rPr>
         <w:t>"on the day of Christ"</w:t>
       </w:r>
     </w:p>
@@ -19670,6 +22520,21 @@
           <w:b/>
           <w:lang w:val="en_US" w:bidi="en_US"/>
         </w:rPr>
+        <w:t>οὐκ εἰς κενὸν ἔδραμον, οὐδὲ εἰς κενὸν ἐκοπίασα</w:t>
+      </w:r>
+    </w:p>
+    <w:p>
+      <w:pPr/>
+      <w:r>
+        <w:rPr>
+          <w:lang w:val="en_US" w:bidi="en_US"/>
+        </w:rPr>
+      </w:r>
+      <w:r>
+        <w:rPr>
+          <w:b/>
+          <w:lang w:val="en_US" w:bidi="en_US"/>
+        </w:rPr>
         <w:t>"I did not run in vain nor labor in vain"</w:t>
       </w:r>
     </w:p>
@@ -19779,6 +22644,21 @@
           <w:b/>
           <w:lang w:val="en_US" w:bidi="en_US"/>
         </w:rPr>
+        <w:t>οὐκ εἰς κενὸν ἔδραμον</w:t>
+      </w:r>
+    </w:p>
+    <w:p>
+      <w:pPr/>
+      <w:r>
+        <w:rPr>
+          <w:lang w:val="en_US" w:bidi="en_US"/>
+        </w:rPr>
+      </w:r>
+      <w:r>
+        <w:rPr>
+          <w:b/>
+          <w:lang w:val="en_US" w:bidi="en_US"/>
+        </w:rPr>
         <w:t>"I did not run in vain"</w:t>
       </w:r>
     </w:p>
@@ -19888,6 +22768,21 @@
           <w:b/>
           <w:lang w:val="en_US" w:bidi="en_US"/>
         </w:rPr>
+        <w:t>εἰς κενὸν</w:t>
+      </w:r>
+    </w:p>
+    <w:p>
+      <w:pPr/>
+      <w:r>
+        <w:rPr>
+          <w:lang w:val="en_US" w:bidi="en_US"/>
+        </w:rPr>
+      </w:r>
+      <w:r>
+        <w:rPr>
+          <w:b/>
+          <w:lang w:val="en_US" w:bidi="en_US"/>
+        </w:rPr>
         <w:t>"in vain"</w:t>
       </w:r>
       <w:r>
@@ -19964,6 +22859,21 @@
           <w:b/>
           <w:lang w:val="en_US" w:bidi="en_US"/>
         </w:rPr>
+        <w:t>οὐδὲ εἰς κενὸν ἐκοπίασα</w:t>
+      </w:r>
+    </w:p>
+    <w:p>
+      <w:pPr/>
+      <w:r>
+        <w:rPr>
+          <w:lang w:val="en_US" w:bidi="en_US"/>
+        </w:rPr>
+      </w:r>
+      <w:r>
+        <w:rPr>
+          <w:b/>
+          <w:lang w:val="en_US" w:bidi="en_US"/>
+        </w:rPr>
         <w:t>"nor labor in vain"</w:t>
       </w:r>
     </w:p>
@@ -20046,6 +22956,21 @@
         <w:rPr>
           <w:lang w:val="en_US" w:bidi="en_US"/>
         </w:rPr>
+      </w:r>
+    </w:p>
+    <w:p>
+      <w:pPr/>
+      <w:r>
+        <w:rPr>
+          <w:lang w:val="en_US" w:bidi="en_US"/>
+        </w:rPr>
+      </w:r>
+      <w:r>
+        <w:rPr>
+          <w:b/>
+          <w:lang w:val="en_US" w:bidi="en_US"/>
+        </w:rPr>
+        <w:t>ἀλλ’ εἰ καὶ</w:t>
       </w:r>
     </w:p>
     <w:p>
@@ -20168,6 +23093,21 @@
           <w:b/>
           <w:lang w:val="en_US" w:bidi="en_US"/>
         </w:rPr>
+        <w:t>σπένδομαι ἐπὶ τῇ θυσίᾳ καὶ λειτουργίᾳ τῆς πίστεως ὑμῶν</w:t>
+      </w:r>
+    </w:p>
+    <w:p>
+      <w:pPr/>
+      <w:r>
+        <w:rPr>
+          <w:lang w:val="en_US" w:bidi="en_US"/>
+        </w:rPr>
+      </w:r>
+      <w:r>
+        <w:rPr>
+          <w:b/>
+          <w:lang w:val="en_US" w:bidi="en_US"/>
+        </w:rPr>
         <w:t>"I am being poured out as an offering on the sacrifice and service of your faith"</w:t>
       </w:r>
     </w:p>
@@ -20282,6 +23222,21 @@
           <w:b/>
           <w:lang w:val="en_US" w:bidi="en_US"/>
         </w:rPr>
+        <w:t>σπένδομαι</w:t>
+      </w:r>
+    </w:p>
+    <w:p>
+      <w:pPr/>
+      <w:r>
+        <w:rPr>
+          <w:lang w:val="en_US" w:bidi="en_US"/>
+        </w:rPr>
+      </w:r>
+      <w:r>
+        <w:rPr>
+          <w:b/>
+          <w:lang w:val="en_US" w:bidi="en_US"/>
+        </w:rPr>
         <w:t>"I am being poured out as an offering"</w:t>
       </w:r>
     </w:p>
@@ -20378,6 +23333,21 @@
           <w:b/>
           <w:lang w:val="en_US" w:bidi="en_US"/>
         </w:rPr>
+        <w:t>σπένδομαι</w:t>
+      </w:r>
+    </w:p>
+    <w:p>
+      <w:pPr/>
+      <w:r>
+        <w:rPr>
+          <w:lang w:val="en_US" w:bidi="en_US"/>
+        </w:rPr>
+      </w:r>
+      <w:r>
+        <w:rPr>
+          <w:b/>
+          <w:lang w:val="en_US" w:bidi="en_US"/>
+        </w:rPr>
         <w:t>"I am being poured out as an offering"</w:t>
       </w:r>
     </w:p>
@@ -20474,6 +23444,21 @@
           <w:b/>
           <w:lang w:val="en_US" w:bidi="en_US"/>
         </w:rPr>
+        <w:t>ἐπὶ τῇ θυσίᾳ καὶ λειτουργίᾳ τῆς πίστεως ὑμῶν</w:t>
+      </w:r>
+    </w:p>
+    <w:p>
+      <w:pPr/>
+      <w:r>
+        <w:rPr>
+          <w:lang w:val="en_US" w:bidi="en_US"/>
+        </w:rPr>
+      </w:r>
+      <w:r>
+        <w:rPr>
+          <w:b/>
+          <w:lang w:val="en_US" w:bidi="en_US"/>
+        </w:rPr>
         <w:t>"on the sacrifice and service of your faith"</w:t>
       </w:r>
     </w:p>
@@ -20543,6 +23528,21 @@
         <w:rPr>
           <w:lang w:val="en_US" w:bidi="en_US"/>
         </w:rPr>
+      </w:r>
+    </w:p>
+    <w:p>
+      <w:pPr/>
+      <w:r>
+        <w:rPr>
+          <w:lang w:val="en_US" w:bidi="en_US"/>
+        </w:rPr>
+      </w:r>
+      <w:r>
+        <w:rPr>
+          <w:b/>
+          <w:lang w:val="en_US" w:bidi="en_US"/>
+        </w:rPr>
+        <w:t>ἐπὶ τῇ θυσίᾳ καὶ λειτουργίᾳ τῆς πίστεως ὑμῶν</w:t>
       </w:r>
     </w:p>
     <w:p>
@@ -20773,6 +23773,21 @@
           <w:b/>
           <w:lang w:val="en_US" w:bidi="en_US"/>
         </w:rPr>
+        <w:t>τὸ &amp; αὐτὸ</w:t>
+      </w:r>
+    </w:p>
+    <w:p>
+      <w:pPr/>
+      <w:r>
+        <w:rPr>
+          <w:lang w:val="en_US" w:bidi="en_US"/>
+        </w:rPr>
+      </w:r>
+      <w:r>
+        <w:rPr>
+          <w:b/>
+          <w:lang w:val="en_US" w:bidi="en_US"/>
+        </w:rPr>
         <w:t>"in the same manner"</w:t>
       </w:r>
     </w:p>
@@ -20887,6 +23902,21 @@
           <w:b/>
           <w:lang w:val="en_US" w:bidi="en_US"/>
         </w:rPr>
+        <w:t>καὶ ὑμεῖς χαίρετε καὶ συνχαίρετέ μοι</w:t>
+      </w:r>
+    </w:p>
+    <w:p>
+      <w:pPr/>
+      <w:r>
+        <w:rPr>
+          <w:lang w:val="en_US" w:bidi="en_US"/>
+        </w:rPr>
+      </w:r>
+      <w:r>
+        <w:rPr>
+          <w:b/>
+          <w:lang w:val="en_US" w:bidi="en_US"/>
+        </w:rPr>
         <w:t>"you also rejoice and rejoice with me"</w:t>
       </w:r>
     </w:p>
@@ -20996,6 +24026,21 @@
           <w:b/>
           <w:lang w:val="en_US" w:bidi="en_US"/>
         </w:rPr>
+        <w:t>ἐλπίζω δὲ ἐν Κυρίῳ Ἰησοῦ</w:t>
+      </w:r>
+    </w:p>
+    <w:p>
+      <w:pPr/>
+      <w:r>
+        <w:rPr>
+          <w:lang w:val="en_US" w:bidi="en_US"/>
+        </w:rPr>
+      </w:r>
+      <w:r>
+        <w:rPr>
+          <w:b/>
+          <w:lang w:val="en_US" w:bidi="en_US"/>
+        </w:rPr>
         <w:t>"Now I hope in the Lord Jesus"</w:t>
       </w:r>
     </w:p>
@@ -21105,6 +24150,21 @@
           <w:b/>
           <w:lang w:val="en_US" w:bidi="en_US"/>
         </w:rPr>
+        <w:t>οὐδένα γὰρ ἔχω ἰσόψυχον</w:t>
+      </w:r>
+    </w:p>
+    <w:p>
+      <w:pPr/>
+      <w:r>
+        <w:rPr>
+          <w:lang w:val="en_US" w:bidi="en_US"/>
+        </w:rPr>
+      </w:r>
+      <w:r>
+        <w:rPr>
+          <w:b/>
+          <w:lang w:val="en_US" w:bidi="en_US"/>
+        </w:rPr>
         <w:t>"For I have no one like-minded"</w:t>
       </w:r>
     </w:p>
@@ -21168,6 +24228,21 @@
           <w:b/>
           <w:lang w:val="en_US" w:bidi="en_US"/>
         </w:rPr>
+        <w:t>οἱ πάντες γὰρ τὰ ἑαυτῶν ζητοῦσιν, οὐ τὰ Ἰησοῦ Χριστοῦ</w:t>
+      </w:r>
+    </w:p>
+    <w:p>
+      <w:pPr/>
+      <w:r>
+        <w:rPr>
+          <w:lang w:val="en_US" w:bidi="en_US"/>
+        </w:rPr>
+      </w:r>
+      <w:r>
+        <w:rPr>
+          <w:b/>
+          <w:lang w:val="en_US" w:bidi="en_US"/>
+        </w:rPr>
         <w:t>"for they all seek their own things, not the things of Jesus Christ"</w:t>
       </w:r>
     </w:p>
@@ -21277,6 +24352,21 @@
           <w:b/>
           <w:lang w:val="en_US" w:bidi="en_US"/>
         </w:rPr>
+        <w:t>ὡς πατρὶ τέκνον, σὺν ἐμοὶ ἐδούλευσεν εἰς τὸ εὐαγγέλιον</w:t>
+      </w:r>
+    </w:p>
+    <w:p>
+      <w:pPr/>
+      <w:r>
+        <w:rPr>
+          <w:lang w:val="en_US" w:bidi="en_US"/>
+        </w:rPr>
+      </w:r>
+      <w:r>
+        <w:rPr>
+          <w:b/>
+          <w:lang w:val="en_US" w:bidi="en_US"/>
+        </w:rPr>
         <w:t>"as a child with his father, he served with me in the gospel"</w:t>
       </w:r>
     </w:p>
@@ -21360,6 +24450,21 @@
           <w:b/>
           <w:lang w:val="en_US" w:bidi="en_US"/>
         </w:rPr>
+        <w:t>τὴν δὲ δοκιμὴν αὐτοῦ γινώσκετε</w:t>
+      </w:r>
+    </w:p>
+    <w:p>
+      <w:pPr/>
+      <w:r>
+        <w:rPr>
+          <w:lang w:val="en_US" w:bidi="en_US"/>
+        </w:rPr>
+      </w:r>
+      <w:r>
+        <w:rPr>
+          <w:b/>
+          <w:lang w:val="en_US" w:bidi="en_US"/>
+        </w:rPr>
         <w:t>"But you know his proven worth"</w:t>
       </w:r>
     </w:p>
@@ -21456,6 +24561,21 @@
           <w:b/>
           <w:lang w:val="en_US" w:bidi="en_US"/>
         </w:rPr>
+        <w:t>εἰς τὸ εὐαγγέλιον</w:t>
+      </w:r>
+    </w:p>
+    <w:p>
+      <w:pPr/>
+      <w:r>
+        <w:rPr>
+          <w:lang w:val="en_US" w:bidi="en_US"/>
+        </w:rPr>
+      </w:r>
+      <w:r>
+        <w:rPr>
+          <w:b/>
+          <w:lang w:val="en_US" w:bidi="en_US"/>
+        </w:rPr>
         <w:t>"in the gospel"</w:t>
       </w:r>
     </w:p>
@@ -21552,6 +24672,21 @@
           <w:b/>
           <w:lang w:val="en_US" w:bidi="en_US"/>
         </w:rPr>
+        <w:t>πέποιθα &amp; ἐν Κυρίῳ, ὅτι καὶ αὐτὸς ταχέως ἐλεύσομαι</w:t>
+      </w:r>
+    </w:p>
+    <w:p>
+      <w:pPr/>
+      <w:r>
+        <w:rPr>
+          <w:lang w:val="en_US" w:bidi="en_US"/>
+        </w:rPr>
+      </w:r>
+      <w:r>
+        <w:rPr>
+          <w:b/>
+          <w:lang w:val="en_US" w:bidi="en_US"/>
+        </w:rPr>
         <w:t>"I am confident in the Lord that I myself will also come soon"</w:t>
       </w:r>
     </w:p>
@@ -21615,6 +24750,21 @@
           <w:b/>
           <w:lang w:val="en_US" w:bidi="en_US"/>
         </w:rPr>
+        <w:t>ὅτι καὶ αὐτὸς ταχέως ἐλεύσομαι.</w:t>
+      </w:r>
+    </w:p>
+    <w:p>
+      <w:pPr/>
+      <w:r>
+        <w:rPr>
+          <w:lang w:val="en_US" w:bidi="en_US"/>
+        </w:rPr>
+      </w:r>
+      <w:r>
+        <w:rPr>
+          <w:b/>
+          <w:lang w:val="en_US" w:bidi="en_US"/>
+        </w:rPr>
         <w:t>"that I myself will also come soon"</w:t>
       </w:r>
     </w:p>
@@ -21711,6 +24861,21 @@
           <w:b/>
           <w:lang w:val="en_US" w:bidi="en_US"/>
         </w:rPr>
+        <w:t>ὅτι καὶ αὐτὸς ταχέως ἐλεύσομαι</w:t>
+      </w:r>
+    </w:p>
+    <w:p>
+      <w:pPr/>
+      <w:r>
+        <w:rPr>
+          <w:lang w:val="en_US" w:bidi="en_US"/>
+        </w:rPr>
+      </w:r>
+      <w:r>
+        <w:rPr>
+          <w:b/>
+          <w:lang w:val="en_US" w:bidi="en_US"/>
+        </w:rPr>
         <w:t>"that I myself will also come soon"</w:t>
       </w:r>
     </w:p>
@@ -21807,6 +24972,21 @@
           <w:b/>
           <w:lang w:val="en_US" w:bidi="en_US"/>
         </w:rPr>
+        <w:t>Ἐπαφρόδιτον</w:t>
+      </w:r>
+    </w:p>
+    <w:p>
+      <w:pPr/>
+      <w:r>
+        <w:rPr>
+          <w:lang w:val="en_US" w:bidi="en_US"/>
+        </w:rPr>
+      </w:r>
+      <w:r>
+        <w:rPr>
+          <w:b/>
+          <w:lang w:val="en_US" w:bidi="en_US"/>
+        </w:rPr>
         <w:t>"Epaphroditus"</w:t>
       </w:r>
     </w:p>
@@ -21897,6 +25077,21 @@
           <w:b/>
           <w:lang w:val="en_US" w:bidi="en_US"/>
         </w:rPr>
+        <w:t>ἀδελφὸν &amp; μου</w:t>
+      </w:r>
+    </w:p>
+    <w:p>
+      <w:pPr/>
+      <w:r>
+        <w:rPr>
+          <w:lang w:val="en_US" w:bidi="en_US"/>
+        </w:rPr>
+      </w:r>
+      <w:r>
+        <w:rPr>
+          <w:b/>
+          <w:lang w:val="en_US" w:bidi="en_US"/>
+        </w:rPr>
         <w:t>"my brother"</w:t>
       </w:r>
     </w:p>
@@ -22006,6 +25201,21 @@
           <w:b/>
           <w:lang w:val="en_US" w:bidi="en_US"/>
         </w:rPr>
+        <w:t>συνστρατιώτην</w:t>
+      </w:r>
+    </w:p>
+    <w:p>
+      <w:pPr/>
+      <w:r>
+        <w:rPr>
+          <w:lang w:val="en_US" w:bidi="en_US"/>
+        </w:rPr>
+      </w:r>
+      <w:r>
+        <w:rPr>
+          <w:b/>
+          <w:lang w:val="en_US" w:bidi="en_US"/>
+        </w:rPr>
         <w:t>"fellow soldier"</w:t>
       </w:r>
     </w:p>
@@ -22128,6 +25338,21 @@
           <w:b/>
           <w:lang w:val="en_US" w:bidi="en_US"/>
         </w:rPr>
+        <w:t>ὑμῶν &amp; ἀπόστολον καὶ λειτουργὸν τῆς χρείας μου</w:t>
+      </w:r>
+    </w:p>
+    <w:p>
+      <w:pPr/>
+      <w:r>
+        <w:rPr>
+          <w:lang w:val="en_US" w:bidi="en_US"/>
+        </w:rPr>
+      </w:r>
+      <w:r>
+        <w:rPr>
+          <w:b/>
+          <w:lang w:val="en_US" w:bidi="en_US"/>
+        </w:rPr>
         <w:t>"your messenger and minister for my needs"</w:t>
       </w:r>
     </w:p>
@@ -22191,6 +25416,21 @@
           <w:b/>
           <w:lang w:val="en_US" w:bidi="en_US"/>
         </w:rPr>
+        <w:t>ἐπιποθῶν ἦν πάντας ὑμᾶς, καὶ ἀδημονῶν</w:t>
+      </w:r>
+    </w:p>
+    <w:p>
+      <w:pPr/>
+      <w:r>
+        <w:rPr>
+          <w:lang w:val="en_US" w:bidi="en_US"/>
+        </w:rPr>
+      </w:r>
+      <w:r>
+        <w:rPr>
+          <w:b/>
+          <w:lang w:val="en_US" w:bidi="en_US"/>
+        </w:rPr>
         <w:t>"he has been longing to be with you all, and he is distressed"</w:t>
       </w:r>
     </w:p>
@@ -22254,6 +25494,21 @@
           <w:b/>
           <w:lang w:val="en_US" w:bidi="en_US"/>
         </w:rPr>
+        <w:t>ἐπειδὴ ἐπιποθῶν ἦν πάντας ὑμᾶς, καὶ ἀδημονῶν διότι ἠκούσατε ὅτι ἠσθένησεν</w:t>
+      </w:r>
+    </w:p>
+    <w:p>
+      <w:pPr/>
+      <w:r>
+        <w:rPr>
+          <w:lang w:val="en_US" w:bidi="en_US"/>
+        </w:rPr>
+      </w:r>
+      <w:r>
+        <w:rPr>
+          <w:b/>
+          <w:lang w:val="en_US" w:bidi="en_US"/>
+        </w:rPr>
         <w:t>"seeing that he has been longing to be with you all, and he is distressed because you heard that he was sick"</w:t>
       </w:r>
     </w:p>
@@ -22350,6 +25605,21 @@
           <w:b/>
           <w:lang w:val="en_US" w:bidi="en_US"/>
         </w:rPr>
+        <w:t>καὶ γὰρ ἠσθένησεν παραπλήσιον θανάτῳ, ἀλλὰ ὁ Θεὸς ἠλέησεν αὐτόν, οὐκ αὐτὸν δὲ μόνον, ἀλλὰ καὶ ἐμέ, ἵνα μὴ λύπην ἐπὶ λύπην σχῶ</w:t>
+      </w:r>
+    </w:p>
+    <w:p>
+      <w:pPr/>
+      <w:r>
+        <w:rPr>
+          <w:lang w:val="en_US" w:bidi="en_US"/>
+        </w:rPr>
+      </w:r>
+      <w:r>
+        <w:rPr>
+          <w:b/>
+          <w:lang w:val="en_US" w:bidi="en_US"/>
+        </w:rPr>
         <w:t>"For indeed he was sick nearly to death, but God had mercy on him, and not on him only, but also on me, so that I might not have sorrow upon sorrow"</w:t>
       </w:r>
     </w:p>
@@ -22459,6 +25729,21 @@
           <w:b/>
           <w:lang w:val="en_US" w:bidi="en_US"/>
         </w:rPr>
+        <w:t>ἠσθένησεν παραπλήσιον θανάτῳ</w:t>
+      </w:r>
+    </w:p>
+    <w:p>
+      <w:pPr/>
+      <w:r>
+        <w:rPr>
+          <w:lang w:val="en_US" w:bidi="en_US"/>
+        </w:rPr>
+      </w:r>
+      <w:r>
+        <w:rPr>
+          <w:b/>
+          <w:lang w:val="en_US" w:bidi="en_US"/>
+        </w:rPr>
         <w:t>"he was sick nearly to death"</w:t>
       </w:r>
     </w:p>
@@ -22568,6 +25853,21 @@
           <w:b/>
           <w:lang w:val="en_US" w:bidi="en_US"/>
         </w:rPr>
+        <w:t>ἀλλὰ ὁ Θεὸς ἠλέησεν αὐτόν</w:t>
+      </w:r>
+    </w:p>
+    <w:p>
+      <w:pPr/>
+      <w:r>
+        <w:rPr>
+          <w:lang w:val="en_US" w:bidi="en_US"/>
+        </w:rPr>
+      </w:r>
+      <w:r>
+        <w:rPr>
+          <w:b/>
+          <w:lang w:val="en_US" w:bidi="en_US"/>
+        </w:rPr>
         <w:t>"but God had mercy on him"</w:t>
       </w:r>
     </w:p>
@@ -22773,6 +26073,21 @@
           <w:b/>
           <w:lang w:val="en_US" w:bidi="en_US"/>
         </w:rPr>
+        <w:t>λύπην ἐπὶ λύπην</w:t>
+      </w:r>
+    </w:p>
+    <w:p>
+      <w:pPr/>
+      <w:r>
+        <w:rPr>
+          <w:lang w:val="en_US" w:bidi="en_US"/>
+        </w:rPr>
+      </w:r>
+      <w:r>
+        <w:rPr>
+          <w:b/>
+          <w:lang w:val="en_US" w:bidi="en_US"/>
+        </w:rPr>
         <w:t>"sorrow upon sorrow"</w:t>
       </w:r>
     </w:p>
@@ -22849,6 +26164,21 @@
           <w:b/>
           <w:lang w:val="en_US" w:bidi="en_US"/>
         </w:rPr>
+        <w:t>σπουδαιοτέρως οὖν ἔπεμψα αὐτὸν, ἵνα ἰδόντες αὐτὸν πάλιν, χαρῆτε κἀγὼ ἀλυπότερος ὦ</w:t>
+      </w:r>
+    </w:p>
+    <w:p>
+      <w:pPr/>
+      <w:r>
+        <w:rPr>
+          <w:lang w:val="en_US" w:bidi="en_US"/>
+        </w:rPr>
+      </w:r>
+      <w:r>
+        <w:rPr>
+          <w:b/>
+          <w:lang w:val="en_US" w:bidi="en_US"/>
+        </w:rPr>
         <w:t>"Therefore, I sent him all the more eagerly, so that, having seen him again, you might rejoice, and I might be free from pain"</w:t>
       </w:r>
     </w:p>
@@ -22958,6 +26288,21 @@
           <w:b/>
           <w:lang w:val="en_US" w:bidi="en_US"/>
         </w:rPr>
+        <w:t>κἀγὼ ἀλυπότερος ὦ</w:t>
+      </w:r>
+    </w:p>
+    <w:p>
+      <w:pPr/>
+      <w:r>
+        <w:rPr>
+          <w:lang w:val="en_US" w:bidi="en_US"/>
+        </w:rPr>
+      </w:r>
+      <w:r>
+        <w:rPr>
+          <w:b/>
+          <w:lang w:val="en_US" w:bidi="en_US"/>
+        </w:rPr>
         <w:t>"and I might be free from pain"</w:t>
       </w:r>
     </w:p>
@@ -23080,6 +26425,21 @@
           <w:b/>
           <w:lang w:val="en_US" w:bidi="en_US"/>
         </w:rPr>
+        <w:t>προσδέχεσθε &amp; αὐτὸν</w:t>
+      </w:r>
+    </w:p>
+    <w:p>
+      <w:pPr/>
+      <w:r>
+        <w:rPr>
+          <w:lang w:val="en_US" w:bidi="en_US"/>
+        </w:rPr>
+      </w:r>
+      <w:r>
+        <w:rPr>
+          <w:b/>
+          <w:lang w:val="en_US" w:bidi="en_US"/>
+        </w:rPr>
         <w:t>"welcome him"</w:t>
       </w:r>
     </w:p>
@@ -23176,6 +26536,21 @@
           <w:b/>
           <w:lang w:val="en_US" w:bidi="en_US"/>
         </w:rPr>
+        <w:t>ἐν Κυρίῳ μετὰ πάσης χαρᾶς</w:t>
+      </w:r>
+    </w:p>
+    <w:p>
+      <w:pPr/>
+      <w:r>
+        <w:rPr>
+          <w:lang w:val="en_US" w:bidi="en_US"/>
+        </w:rPr>
+      </w:r>
+      <w:r>
+        <w:rPr>
+          <w:b/>
+          <w:lang w:val="en_US" w:bidi="en_US"/>
+        </w:rPr>
         <w:t>"in the Lord with all joy"</w:t>
       </w:r>
     </w:p>
@@ -23285,6 +26660,21 @@
           <w:b/>
           <w:lang w:val="en_US" w:bidi="en_US"/>
         </w:rPr>
+        <w:t>ἐντίμους ἔχετε</w:t>
+      </w:r>
+    </w:p>
+    <w:p>
+      <w:pPr/>
+      <w:r>
+        <w:rPr>
+          <w:lang w:val="en_US" w:bidi="en_US"/>
+        </w:rPr>
+      </w:r>
+      <w:r>
+        <w:rPr>
+          <w:b/>
+          <w:lang w:val="en_US" w:bidi="en_US"/>
+        </w:rPr>
         <w:t>"hold in honor"</w:t>
       </w:r>
     </w:p>
@@ -23381,6 +26771,21 @@
           <w:b/>
           <w:lang w:val="en_US" w:bidi="en_US"/>
         </w:rPr>
+        <w:t>ἐντίμους ἔχετε</w:t>
+      </w:r>
+    </w:p>
+    <w:p>
+      <w:pPr/>
+      <w:r>
+        <w:rPr>
+          <w:lang w:val="en_US" w:bidi="en_US"/>
+        </w:rPr>
+      </w:r>
+      <w:r>
+        <w:rPr>
+          <w:b/>
+          <w:lang w:val="en_US" w:bidi="en_US"/>
+        </w:rPr>
         <w:t>"hold in honor"</w:t>
       </w:r>
     </w:p>
@@ -23503,6 +26908,21 @@
           <w:b/>
           <w:lang w:val="en_US" w:bidi="en_US"/>
         </w:rPr>
+        <w:t>ὅτι διὰ τὸ ἔργον Χριστοῦ μέχρι θανάτου ἤγγισεν, παραβολευσάμενος τῇ ψυχῇ, ἵνα ἀναπληρώσῃ τὸ ὑμῶν ὑστέρημα, τῆς πρός με λειτουργίας</w:t>
+      </w:r>
+    </w:p>
+    <w:p>
+      <w:pPr/>
+      <w:r>
+        <w:rPr>
+          <w:lang w:val="en_US" w:bidi="en_US"/>
+        </w:rPr>
+      </w:r>
+      <w:r>
+        <w:rPr>
+          <w:b/>
+          <w:lang w:val="en_US" w:bidi="en_US"/>
+        </w:rPr>
         <w:t>"since for the sake of the work of Christ, he came near even to death, risking his life so that he might make up your lack of service to me"</w:t>
       </w:r>
     </w:p>
@@ -23612,6 +27032,21 @@
           <w:b/>
           <w:lang w:val="en_US" w:bidi="en_US"/>
         </w:rPr>
+        <w:t>διὰ τὸ ἔργον Χριστοῦ</w:t>
+      </w:r>
+    </w:p>
+    <w:p>
+      <w:pPr/>
+      <w:r>
+        <w:rPr>
+          <w:lang w:val="en_US" w:bidi="en_US"/>
+        </w:rPr>
+      </w:r>
+      <w:r>
+        <w:rPr>
+          <w:b/>
+          <w:lang w:val="en_US" w:bidi="en_US"/>
+        </w:rPr>
         <w:t>"for the sake of the work of Christ"</w:t>
       </w:r>
     </w:p>
@@ -23708,6 +27143,21 @@
           <w:b/>
           <w:lang w:val="en_US" w:bidi="en_US"/>
         </w:rPr>
+        <w:t>διὰ τὸ ἔργον Χριστοῦ</w:t>
+      </w:r>
+    </w:p>
+    <w:p>
+      <w:pPr/>
+      <w:r>
+        <w:rPr>
+          <w:lang w:val="en_US" w:bidi="en_US"/>
+        </w:rPr>
+      </w:r>
+      <w:r>
+        <w:rPr>
+          <w:b/>
+          <w:lang w:val="en_US" w:bidi="en_US"/>
+        </w:rPr>
         <w:t>"for the sake of the work of Christ"</w:t>
       </w:r>
     </w:p>
@@ -23817,6 +27267,21 @@
           <w:b/>
           <w:lang w:val="en_US" w:bidi="en_US"/>
         </w:rPr>
+        <w:t>μέχρι θανάτου ἤγγισεν</w:t>
+      </w:r>
+    </w:p>
+    <w:p>
+      <w:pPr/>
+      <w:r>
+        <w:rPr>
+          <w:lang w:val="en_US" w:bidi="en_US"/>
+        </w:rPr>
+      </w:r>
+      <w:r>
+        <w:rPr>
+          <w:b/>
+          <w:lang w:val="en_US" w:bidi="en_US"/>
+        </w:rPr>
         <w:t>"he came near even to death"</w:t>
       </w:r>
     </w:p>
@@ -23939,6 +27404,21 @@
           <w:b/>
           <w:lang w:val="en_US" w:bidi="en_US"/>
         </w:rPr>
+        <w:t>παραβολευσάμενος τῇ ψυχῇ</w:t>
+      </w:r>
+    </w:p>
+    <w:p>
+      <w:pPr/>
+      <w:r>
+        <w:rPr>
+          <w:lang w:val="en_US" w:bidi="en_US"/>
+        </w:rPr>
+      </w:r>
+      <w:r>
+        <w:rPr>
+          <w:b/>
+          <w:lang w:val="en_US" w:bidi="en_US"/>
+        </w:rPr>
         <w:t>"risking his life"</w:t>
       </w:r>
     </w:p>
@@ -24048,6 +27528,21 @@
           <w:b/>
           <w:lang w:val="en_US" w:bidi="en_US"/>
         </w:rPr>
+        <w:t>ἵνα ἀναπληρώσῃ τὸ ὑμῶν ὑστέρημα, τῆς πρός με λειτουργίας</w:t>
+      </w:r>
+    </w:p>
+    <w:p>
+      <w:pPr/>
+      <w:r>
+        <w:rPr>
+          <w:lang w:val="en_US" w:bidi="en_US"/>
+        </w:rPr>
+      </w:r>
+      <w:r>
+        <w:rPr>
+          <w:b/>
+          <w:lang w:val="en_US" w:bidi="en_US"/>
+        </w:rPr>
         <w:t>"so that he might make up your lack of service to me"</w:t>
       </w:r>
     </w:p>
@@ -24157,6 +27652,21 @@
           <w:b/>
           <w:lang w:val="en_US" w:bidi="en_US"/>
         </w:rPr>
+        <w:t>ἵνα ἀναπληρώσῃ τὸ ὑμῶν ὑστέρημα, τῆς πρός με λειτουργίας</w:t>
+      </w:r>
+    </w:p>
+    <w:p>
+      <w:pPr/>
+      <w:r>
+        <w:rPr>
+          <w:lang w:val="en_US" w:bidi="en_US"/>
+        </w:rPr>
+      </w:r>
+      <w:r>
+        <w:rPr>
+          <w:b/>
+          <w:lang w:val="en_US" w:bidi="en_US"/>
+        </w:rPr>
         <w:t>"so that he might make up your lack of service to me"</w:t>
       </w:r>
     </w:p>
@@ -24239,6 +27749,21 @@
         <w:rPr>
           <w:lang w:val="en_US" w:bidi="en_US"/>
         </w:rPr>
+      </w:r>
+    </w:p>
+    <w:p>
+      <w:pPr/>
+      <w:r>
+        <w:rPr>
+          <w:lang w:val="en_US" w:bidi="en_US"/>
+        </w:rPr>
+      </w:r>
+      <w:r>
+        <w:rPr>
+          <w:b/>
+          <w:lang w:val="en_US" w:bidi="en_US"/>
+        </w:rPr>
+        <w:t>ἀδελφοί</w:t>
       </w:r>
     </w:p>
     <w:p>
@@ -24367,6 +27892,21 @@
           <w:b/>
           <w:lang w:val="en_US" w:bidi="en_US"/>
         </w:rPr>
+        <w:t>χαίρετε ἐν Κυρίῳ</w:t>
+      </w:r>
+    </w:p>
+    <w:p>
+      <w:pPr/>
+      <w:r>
+        <w:rPr>
+          <w:lang w:val="en_US" w:bidi="en_US"/>
+        </w:rPr>
+      </w:r>
+      <w:r>
+        <w:rPr>
+          <w:b/>
+          <w:lang w:val="en_US" w:bidi="en_US"/>
+        </w:rPr>
         <w:t>"rejoice in the Lord"</w:t>
       </w:r>
     </w:p>
@@ -24463,6 +28003,21 @@
           <w:b/>
           <w:lang w:val="en_US" w:bidi="en_US"/>
         </w:rPr>
+        <w:t>ἐν Κυρίῳ</w:t>
+      </w:r>
+    </w:p>
+    <w:p>
+      <w:pPr/>
+      <w:r>
+        <w:rPr>
+          <w:lang w:val="en_US" w:bidi="en_US"/>
+        </w:rPr>
+      </w:r>
+      <w:r>
+        <w:rPr>
+          <w:b/>
+          <w:lang w:val="en_US" w:bidi="en_US"/>
+        </w:rPr>
         <w:t>"in the Lord"</w:t>
       </w:r>
     </w:p>
@@ -24526,6 +28081,21 @@
           <w:b/>
           <w:lang w:val="en_US" w:bidi="en_US"/>
         </w:rPr>
+        <w:t>ὑμῖν δὲ ἀσφαλές</w:t>
+      </w:r>
+    </w:p>
+    <w:p>
+      <w:pPr/>
+      <w:r>
+        <w:rPr>
+          <w:lang w:val="en_US" w:bidi="en_US"/>
+        </w:rPr>
+      </w:r>
+      <w:r>
+        <w:rPr>
+          <w:b/>
+          <w:lang w:val="en_US" w:bidi="en_US"/>
+        </w:rPr>
         <w:t>"and {is} a safeguard for you"</w:t>
       </w:r>
     </w:p>
@@ -24622,6 +28192,21 @@
           <w:b/>
           <w:lang w:val="en_US" w:bidi="en_US"/>
         </w:rPr>
+        <w:t>βλέπετε</w:t>
+      </w:r>
+    </w:p>
+    <w:p>
+      <w:pPr/>
+      <w:r>
+        <w:rPr>
+          <w:lang w:val="en_US" w:bidi="en_US"/>
+        </w:rPr>
+      </w:r>
+      <w:r>
+        <w:rPr>
+          <w:b/>
+          <w:lang w:val="en_US" w:bidi="en_US"/>
+        </w:rPr>
         <w:t>"Beware of"</w:t>
       </w:r>
       <w:r>
@@ -24744,6 +28329,21 @@
           <w:b/>
           <w:lang w:val="en_US" w:bidi="en_US"/>
         </w:rPr>
+        <w:t>βλέπετε</w:t>
+      </w:r>
+    </w:p>
+    <w:p>
+      <w:pPr/>
+      <w:r>
+        <w:rPr>
+          <w:lang w:val="en_US" w:bidi="en_US"/>
+        </w:rPr>
+      </w:r>
+      <w:r>
+        <w:rPr>
+          <w:b/>
+          <w:lang w:val="en_US" w:bidi="en_US"/>
+        </w:rPr>
         <w:t>"Beware of"</w:t>
       </w:r>
       <w:r>
@@ -24833,6 +28433,21 @@
           <w:b/>
           <w:lang w:val="en_US" w:bidi="en_US"/>
         </w:rPr>
+        <w:t>τοὺς κύνας &amp; τοὺς κακοὺς ἐργάτας &amp; τὴν κατατομήν</w:t>
+      </w:r>
+    </w:p>
+    <w:p>
+      <w:pPr/>
+      <w:r>
+        <w:rPr>
+          <w:lang w:val="en_US" w:bidi="en_US"/>
+        </w:rPr>
+      </w:r>
+      <w:r>
+        <w:rPr>
+          <w:b/>
+          <w:lang w:val="en_US" w:bidi="en_US"/>
+        </w:rPr>
         <w:t>"the dogs,"</w:t>
       </w:r>
       <w:r>
@@ -24961,6 +28576,21 @@
           <w:b/>
           <w:lang w:val="en_US" w:bidi="en_US"/>
         </w:rPr>
+        <w:t>τοὺς κύνας</w:t>
+      </w:r>
+    </w:p>
+    <w:p>
+      <w:pPr/>
+      <w:r>
+        <w:rPr>
+          <w:lang w:val="en_US" w:bidi="en_US"/>
+        </w:rPr>
+      </w:r>
+      <w:r>
+        <w:rPr>
+          <w:b/>
+          <w:lang w:val="en_US" w:bidi="en_US"/>
+        </w:rPr>
         <w:t>"the dogs"</w:t>
       </w:r>
     </w:p>
@@ -25070,6 +28700,21 @@
           <w:b/>
           <w:lang w:val="en_US" w:bidi="en_US"/>
         </w:rPr>
+        <w:t>κακοὺς ἐργάτας</w:t>
+      </w:r>
+    </w:p>
+    <w:p>
+      <w:pPr/>
+      <w:r>
+        <w:rPr>
+          <w:lang w:val="en_US" w:bidi="en_US"/>
+        </w:rPr>
+      </w:r>
+      <w:r>
+        <w:rPr>
+          <w:b/>
+          <w:lang w:val="en_US" w:bidi="en_US"/>
+        </w:rPr>
         <w:t>"evil workers"</w:t>
       </w:r>
     </w:p>
@@ -25166,6 +28811,21 @@
           <w:b/>
           <w:lang w:val="en_US" w:bidi="en_US"/>
         </w:rPr>
+        <w:t>τὴν κατατομήν</w:t>
+      </w:r>
+    </w:p>
+    <w:p>
+      <w:pPr/>
+      <w:r>
+        <w:rPr>
+          <w:lang w:val="en_US" w:bidi="en_US"/>
+        </w:rPr>
+      </w:r>
+      <w:r>
+        <w:rPr>
+          <w:b/>
+          <w:lang w:val="en_US" w:bidi="en_US"/>
+        </w:rPr>
         <w:t>"the mutilation"</w:t>
       </w:r>
     </w:p>
@@ -25288,6 +28948,21 @@
           <w:b/>
           <w:lang w:val="en_US" w:bidi="en_US"/>
         </w:rPr>
+        <w:t>τὴν κατατομήν</w:t>
+      </w:r>
+    </w:p>
+    <w:p>
+      <w:pPr/>
+      <w:r>
+        <w:rPr>
+          <w:lang w:val="en_US" w:bidi="en_US"/>
+        </w:rPr>
+      </w:r>
+      <w:r>
+        <w:rPr>
+          <w:b/>
+          <w:lang w:val="en_US" w:bidi="en_US"/>
+        </w:rPr>
         <w:t>"the mutilation"</w:t>
       </w:r>
     </w:p>
@@ -25384,6 +29059,21 @@
           <w:b/>
           <w:lang w:val="en_US" w:bidi="en_US"/>
         </w:rPr>
+        <w:t>ἡμεῖς γάρ ἐσμεν</w:t>
+      </w:r>
+    </w:p>
+    <w:p>
+      <w:pPr/>
+      <w:r>
+        <w:rPr>
+          <w:lang w:val="en_US" w:bidi="en_US"/>
+        </w:rPr>
+      </w:r>
+      <w:r>
+        <w:rPr>
+          <w:b/>
+          <w:lang w:val="en_US" w:bidi="en_US"/>
+        </w:rPr>
         <w:t>"For we are"</w:t>
       </w:r>
     </w:p>
@@ -25493,6 +29183,21 @@
           <w:b/>
           <w:lang w:val="en_US" w:bidi="en_US"/>
         </w:rPr>
+        <w:t>ἡ περιτομή</w:t>
+      </w:r>
+    </w:p>
+    <w:p>
+      <w:pPr/>
+      <w:r>
+        <w:rPr>
+          <w:lang w:val="en_US" w:bidi="en_US"/>
+        </w:rPr>
+      </w:r>
+      <w:r>
+        <w:rPr>
+          <w:b/>
+          <w:lang w:val="en_US" w:bidi="en_US"/>
+        </w:rPr>
         <w:t>"the circumcision"</w:t>
       </w:r>
     </w:p>
@@ -25615,6 +29320,21 @@
           <w:b/>
           <w:lang w:val="en_US" w:bidi="en_US"/>
         </w:rPr>
+        <w:t>οἱ Πνεύματι Θεοῦ λατρεύοντες</w:t>
+      </w:r>
+    </w:p>
+    <w:p>
+      <w:pPr/>
+      <w:r>
+        <w:rPr>
+          <w:lang w:val="en_US" w:bidi="en_US"/>
+        </w:rPr>
+      </w:r>
+      <w:r>
+        <w:rPr>
+          <w:b/>
+          <w:lang w:val="en_US" w:bidi="en_US"/>
+        </w:rPr>
         <w:t>"the ones worshiping by the Spirit of God"</w:t>
       </w:r>
     </w:p>
@@ -25678,6 +29398,21 @@
           <w:b/>
           <w:lang w:val="en_US" w:bidi="en_US"/>
         </w:rPr>
+        <w:t>οὐκ ἐν σαρκὶ πεποιθότες</w:t>
+      </w:r>
+    </w:p>
+    <w:p>
+      <w:pPr/>
+      <w:r>
+        <w:rPr>
+          <w:lang w:val="en_US" w:bidi="en_US"/>
+        </w:rPr>
+      </w:r>
+      <w:r>
+        <w:rPr>
+          <w:b/>
+          <w:lang w:val="en_US" w:bidi="en_US"/>
+        </w:rPr>
         <w:t>"not being confident in the flesh"</w:t>
       </w:r>
     </w:p>
@@ -25787,6 +29522,21 @@
           <w:b/>
           <w:lang w:val="en_US" w:bidi="en_US"/>
         </w:rPr>
+        <w:t>καυχώμενοι ἐν Χριστῷ Ἰησοῦ, καὶ οὐκ ἐν σαρκὶ πεποιθότες</w:t>
+      </w:r>
+    </w:p>
+    <w:p>
+      <w:pPr/>
+      <w:r>
+        <w:rPr>
+          <w:lang w:val="en_US" w:bidi="en_US"/>
+        </w:rPr>
+      </w:r>
+      <w:r>
+        <w:rPr>
+          <w:b/>
+          <w:lang w:val="en_US" w:bidi="en_US"/>
+        </w:rPr>
         <w:t>"boasting in Christ Jesus and not being confident in the flesh"</w:t>
       </w:r>
     </w:p>
@@ -25876,6 +29626,21 @@
           <w:b/>
           <w:lang w:val="en_US" w:bidi="en_US"/>
         </w:rPr>
+        <w:t>καὶ οὐκ ἐν σαρκὶ πεποιθότες</w:t>
+      </w:r>
+    </w:p>
+    <w:p>
+      <w:pPr/>
+      <w:r>
+        <w:rPr>
+          <w:lang w:val="en_US" w:bidi="en_US"/>
+        </w:rPr>
+      </w:r>
+      <w:r>
+        <w:rPr>
+          <w:b/>
+          <w:lang w:val="en_US" w:bidi="en_US"/>
+        </w:rPr>
         <w:t>"and not being confident in the flesh"</w:t>
       </w:r>
     </w:p>
@@ -25997,6 +29762,21 @@
         <w:rPr>
           <w:lang w:val="en_US" w:bidi="en_US"/>
         </w:rPr>
+      </w:r>
+    </w:p>
+    <w:p>
+      <w:pPr/>
+      <w:r>
+        <w:rPr>
+          <w:lang w:val="en_US" w:bidi="en_US"/>
+        </w:rPr>
+      </w:r>
+      <w:r>
+        <w:rPr>
+          <w:b/>
+          <w:lang w:val="en_US" w:bidi="en_US"/>
+        </w:rPr>
+        <w:t>ἐγὼ ἔχων πεποίθησιν καὶ ἐν σαρκί εἴ τις δοκεῖ ἄλλος πεποιθέναι ἐν σαρκί, ἐγὼ μᾶλλον</w:t>
       </w:r>
     </w:p>
     <w:p>
@@ -26175,6 +29955,21 @@
           <w:b/>
           <w:lang w:val="en_US" w:bidi="en_US"/>
         </w:rPr>
+        <w:t>φυλῆς Βενιαμείν</w:t>
+      </w:r>
+    </w:p>
+    <w:p>
+      <w:pPr/>
+      <w:r>
+        <w:rPr>
+          <w:lang w:val="en_US" w:bidi="en_US"/>
+        </w:rPr>
+      </w:r>
+      <w:r>
+        <w:rPr>
+          <w:b/>
+          <w:lang w:val="en_US" w:bidi="en_US"/>
+        </w:rPr>
         <w:t>"of the tribe of Benjamin"</w:t>
       </w:r>
     </w:p>
@@ -26347,6 +30142,21 @@
           <w:b/>
           <w:lang w:val="en_US" w:bidi="en_US"/>
         </w:rPr>
+        <w:t>κατὰ νόμον Φαρισαῖος</w:t>
+      </w:r>
+    </w:p>
+    <w:p>
+      <w:pPr/>
+      <w:r>
+        <w:rPr>
+          <w:lang w:val="en_US" w:bidi="en_US"/>
+        </w:rPr>
+      </w:r>
+      <w:r>
+        <w:rPr>
+          <w:b/>
+          <w:lang w:val="en_US" w:bidi="en_US"/>
+        </w:rPr>
         <w:t>"according to the law, a Pharisee"</w:t>
       </w:r>
     </w:p>
@@ -26423,6 +30233,21 @@
           <w:b/>
           <w:lang w:val="en_US" w:bidi="en_US"/>
         </w:rPr>
+        <w:t>κατὰ ζῆλος διώκων τὴν ἐκκλησίαν, κατὰ δικαιοσύνην τὴν ἐν νόμῳ γενόμενος ἄμεμπτος</w:t>
+      </w:r>
+    </w:p>
+    <w:p>
+      <w:pPr/>
+      <w:r>
+        <w:rPr>
+          <w:lang w:val="en_US" w:bidi="en_US"/>
+        </w:rPr>
+      </w:r>
+      <w:r>
+        <w:rPr>
+          <w:b/>
+          <w:lang w:val="en_US" w:bidi="en_US"/>
+        </w:rPr>
         <w:t>"according to zeal, persecuting the church; according to righteousness {that is} in the law, having become blameless"</w:t>
       </w:r>
     </w:p>
@@ -26486,6 +30311,21 @@
           <w:b/>
           <w:lang w:val="en_US" w:bidi="en_US"/>
         </w:rPr>
+        <w:t>κατὰ ζῆλος διώκων τὴν ἐκκλησίαν</w:t>
+      </w:r>
+    </w:p>
+    <w:p>
+      <w:pPr/>
+      <w:r>
+        <w:rPr>
+          <w:lang w:val="en_US" w:bidi="en_US"/>
+        </w:rPr>
+      </w:r>
+      <w:r>
+        <w:rPr>
+          <w:b/>
+          <w:lang w:val="en_US" w:bidi="en_US"/>
+        </w:rPr>
         <w:t>"according to zeal, persecuting the church"</w:t>
       </w:r>
     </w:p>
@@ -26621,6 +30461,21 @@
           <w:b/>
           <w:lang w:val="en_US" w:bidi="en_US"/>
         </w:rPr>
+        <w:t>τὴν ἐκκλησίαν</w:t>
+      </w:r>
+    </w:p>
+    <w:p>
+      <w:pPr/>
+      <w:r>
+        <w:rPr>
+          <w:lang w:val="en_US" w:bidi="en_US"/>
+        </w:rPr>
+      </w:r>
+      <w:r>
+        <w:rPr>
+          <w:b/>
+          <w:lang w:val="en_US" w:bidi="en_US"/>
+        </w:rPr>
         <w:t>"the church"</w:t>
       </w:r>
     </w:p>
@@ -26743,6 +30598,21 @@
           <w:b/>
           <w:lang w:val="en_US" w:bidi="en_US"/>
         </w:rPr>
+        <w:t>κατὰ δικαιοσύνην τὴν ἐν νόμῳ γενόμενος ἄμεμπτος</w:t>
+      </w:r>
+    </w:p>
+    <w:p>
+      <w:pPr/>
+      <w:r>
+        <w:rPr>
+          <w:lang w:val="en_US" w:bidi="en_US"/>
+        </w:rPr>
+      </w:r>
+      <w:r>
+        <w:rPr>
+          <w:b/>
+          <w:lang w:val="en_US" w:bidi="en_US"/>
+        </w:rPr>
         <w:t>"according to righteousness {that is} in the law, having become blameless"</w:t>
       </w:r>
     </w:p>
@@ -26825,6 +30695,21 @@
         <w:rPr>
           <w:lang w:val="en_US" w:bidi="en_US"/>
         </w:rPr>
+      </w:r>
+    </w:p>
+    <w:p>
+      <w:pPr/>
+      <w:r>
+        <w:rPr>
+          <w:lang w:val="en_US" w:bidi="en_US"/>
+        </w:rPr>
+      </w:r>
+      <w:r>
+        <w:rPr>
+          <w:b/>
+          <w:lang w:val="en_US" w:bidi="en_US"/>
+        </w:rPr>
+        <w:t>ἅτινα ἦν μοι κέρδη, ταῦτα ἥγημαι διὰ τὸν Χριστὸν ζημίαν</w:t>
       </w:r>
     </w:p>
     <w:p>
@@ -26940,6 +30825,21 @@
           <w:b/>
           <w:lang w:val="en_US" w:bidi="en_US"/>
         </w:rPr>
+        <w:t>ἅτινα ἦν μοι κέρδη, ταῦτα ἥγημαι διὰ τὸν Χριστὸν ζημίαν</w:t>
+      </w:r>
+    </w:p>
+    <w:p>
+      <w:pPr/>
+      <w:r>
+        <w:rPr>
+          <w:lang w:val="en_US" w:bidi="en_US"/>
+        </w:rPr>
+      </w:r>
+      <w:r>
+        <w:rPr>
+          <w:b/>
+          <w:lang w:val="en_US" w:bidi="en_US"/>
+        </w:rPr>
         <w:t>"Whatever things were gains for me, I consider these things loss for the sake of Christ"</w:t>
       </w:r>
     </w:p>
@@ -27035,6 +30935,21 @@
         <w:rPr>
           <w:lang w:val="en_US" w:bidi="en_US"/>
         </w:rPr>
+      </w:r>
+    </w:p>
+    <w:p>
+      <w:pPr/>
+      <w:r>
+        <w:rPr>
+          <w:lang w:val="en_US" w:bidi="en_US"/>
+        </w:rPr>
+      </w:r>
+      <w:r>
+        <w:rPr>
+          <w:b/>
+          <w:lang w:val="en_US" w:bidi="en_US"/>
+        </w:rPr>
+        <w:t>ἅτινα ἦν μοι κέρδη</w:t>
       </w:r>
     </w:p>
     <w:p>
@@ -27163,6 +31078,21 @@
           <w:b/>
           <w:lang w:val="en_US" w:bidi="en_US"/>
         </w:rPr>
+        <w:t>ἅτινα ἦν μοι κέρδη</w:t>
+      </w:r>
+    </w:p>
+    <w:p>
+      <w:pPr/>
+      <w:r>
+        <w:rPr>
+          <w:lang w:val="en_US" w:bidi="en_US"/>
+        </w:rPr>
+      </w:r>
+      <w:r>
+        <w:rPr>
+          <w:b/>
+          <w:lang w:val="en_US" w:bidi="en_US"/>
+        </w:rPr>
         <w:t>"Whatever things were gains for me"</w:t>
       </w:r>
     </w:p>
@@ -27271,6 +31201,21 @@
         <w:rPr>
           <w:lang w:val="en_US" w:bidi="en_US"/>
         </w:rPr>
+      </w:r>
+    </w:p>
+    <w:p>
+      <w:pPr/>
+      <w:r>
+        <w:rPr>
+          <w:lang w:val="en_US" w:bidi="en_US"/>
+        </w:rPr>
+      </w:r>
+      <w:r>
+        <w:rPr>
+          <w:b/>
+          <w:lang w:val="en_US" w:bidi="en_US"/>
+        </w:rPr>
+        <w:t>ταῦτα ἥγημαι διὰ τὸν Χριστὸν ζημίαν</w:t>
       </w:r>
     </w:p>
     <w:p>
@@ -27589,6 +31534,21 @@
           <w:b/>
           <w:lang w:val="en_US" w:bidi="en_US"/>
         </w:rPr>
+        <w:t>ζημίαν</w:t>
+      </w:r>
+    </w:p>
+    <w:p>
+      <w:pPr/>
+      <w:r>
+        <w:rPr>
+          <w:lang w:val="en_US" w:bidi="en_US"/>
+        </w:rPr>
+      </w:r>
+      <w:r>
+        <w:rPr>
+          <w:b/>
+          <w:lang w:val="en_US" w:bidi="en_US"/>
+        </w:rPr>
         <w:t>"loss"</w:t>
       </w:r>
     </w:p>
@@ -27703,6 +31663,21 @@
           <w:b/>
           <w:lang w:val="en_US" w:bidi="en_US"/>
         </w:rPr>
+        <w:t>καὶ ἡγοῦμαι πάντα ζημίαν εἶναι, διὰ τὸ ὑπερέχον τῆς γνώσεως Χριστοῦ Ἰησοῦ τοῦ Κυρίου μου</w:t>
+      </w:r>
+    </w:p>
+    <w:p>
+      <w:pPr/>
+      <w:r>
+        <w:rPr>
+          <w:lang w:val="en_US" w:bidi="en_US"/>
+        </w:rPr>
+      </w:r>
+      <w:r>
+        <w:rPr>
+          <w:b/>
+          <w:lang w:val="en_US" w:bidi="en_US"/>
+        </w:rPr>
         <w:t>"I consider even all things to be loss because of the surpassing value of the knowledge of Christ Jesus my Lord"</w:t>
       </w:r>
     </w:p>
@@ -27812,6 +31787,21 @@
           <w:b/>
           <w:lang w:val="en_US" w:bidi="en_US"/>
         </w:rPr>
+        <w:t>διὰ τὸ ὑπερέχον τῆς γνώσεως Χριστοῦ Ἰησοῦ τοῦ Κυρίου μου</w:t>
+      </w:r>
+    </w:p>
+    <w:p>
+      <w:pPr/>
+      <w:r>
+        <w:rPr>
+          <w:lang w:val="en_US" w:bidi="en_US"/>
+        </w:rPr>
+      </w:r>
+      <w:r>
+        <w:rPr>
+          <w:b/>
+          <w:lang w:val="en_US" w:bidi="en_US"/>
+        </w:rPr>
         <w:t>"because of the surpassing value of the knowledge of Christ Jesus my Lord"</w:t>
       </w:r>
     </w:p>
@@ -27921,6 +31911,21 @@
           <w:b/>
           <w:lang w:val="en_US" w:bidi="en_US"/>
         </w:rPr>
+        <w:t>διὰ τὸ ὑπερέχον τῆς γνώσεως Χριστοῦ Ἰησοῦ τοῦ Κυρίου μου</w:t>
+      </w:r>
+    </w:p>
+    <w:p>
+      <w:pPr/>
+      <w:r>
+        <w:rPr>
+          <w:lang w:val="en_US" w:bidi="en_US"/>
+        </w:rPr>
+      </w:r>
+      <w:r>
+        <w:rPr>
+          <w:b/>
+          <w:lang w:val="en_US" w:bidi="en_US"/>
+        </w:rPr>
         <w:t>"because of the surpassing value of the knowledge of Christ Jesus my Lord"</w:t>
       </w:r>
     </w:p>
@@ -27984,6 +31989,21 @@
           <w:b/>
           <w:lang w:val="en_US" w:bidi="en_US"/>
         </w:rPr>
+        <w:t>τῆς γνώσεως Χριστοῦ Ἰησοῦ τοῦ Κυρίου μου</w:t>
+      </w:r>
+    </w:p>
+    <w:p>
+      <w:pPr/>
+      <w:r>
+        <w:rPr>
+          <w:lang w:val="en_US" w:bidi="en_US"/>
+        </w:rPr>
+      </w:r>
+      <w:r>
+        <w:rPr>
+          <w:b/>
+          <w:lang w:val="en_US" w:bidi="en_US"/>
+        </w:rPr>
         <w:t>"of the knowledge of Christ Jesus my Lord"</w:t>
       </w:r>
     </w:p>
@@ -28066,6 +32086,21 @@
         <w:rPr>
           <w:lang w:val="en_US" w:bidi="en_US"/>
         </w:rPr>
+      </w:r>
+    </w:p>
+    <w:p>
+      <w:pPr/>
+      <w:r>
+        <w:rPr>
+          <w:lang w:val="en_US" w:bidi="en_US"/>
+        </w:rPr>
+      </w:r>
+      <w:r>
+        <w:rPr>
+          <w:b/>
+          <w:lang w:val="en_US" w:bidi="en_US"/>
+        </w:rPr>
+        <w:t>δι’ ὃν τὰ πάντα ἐζημιώθην</w:t>
       </w:r>
     </w:p>
     <w:p>
@@ -28288,6 +32323,21 @@
           <w:b/>
           <w:lang w:val="en_US" w:bidi="en_US"/>
         </w:rPr>
+        <w:t>σκύβαλα</w:t>
+      </w:r>
+    </w:p>
+    <w:p>
+      <w:pPr/>
+      <w:r>
+        <w:rPr>
+          <w:lang w:val="en_US" w:bidi="en_US"/>
+        </w:rPr>
+      </w:r>
+      <w:r>
+        <w:rPr>
+          <w:b/>
+          <w:lang w:val="en_US" w:bidi="en_US"/>
+        </w:rPr>
         <w:t>"dung"</w:t>
       </w:r>
     </w:p>
@@ -28491,6 +32541,21 @@
           <w:b/>
           <w:lang w:val="en_US" w:bidi="en_US"/>
         </w:rPr>
+        <w:t>ἵνα Χριστὸν κερδήσω</w:t>
+      </w:r>
+    </w:p>
+    <w:p>
+      <w:pPr/>
+      <w:r>
+        <w:rPr>
+          <w:lang w:val="en_US" w:bidi="en_US"/>
+        </w:rPr>
+      </w:r>
+      <w:r>
+        <w:rPr>
+          <w:b/>
+          <w:lang w:val="en_US" w:bidi="en_US"/>
+        </w:rPr>
         <w:t>"so that I might gain Christ"</w:t>
       </w:r>
     </w:p>
@@ -28587,6 +32652,21 @@
           <w:b/>
           <w:lang w:val="en_US" w:bidi="en_US"/>
         </w:rPr>
+        <w:t>καὶ εὑρεθῶ ἐν αὐτῷ</w:t>
+      </w:r>
+    </w:p>
+    <w:p>
+      <w:pPr/>
+      <w:r>
+        <w:rPr>
+          <w:lang w:val="en_US" w:bidi="en_US"/>
+        </w:rPr>
+      </w:r>
+      <w:r>
+        <w:rPr>
+          <w:b/>
+          <w:lang w:val="en_US" w:bidi="en_US"/>
+        </w:rPr>
         <w:t>"and be found in him"</w:t>
       </w:r>
     </w:p>
@@ -28683,6 +32763,21 @@
           <w:b/>
           <w:lang w:val="en_US" w:bidi="en_US"/>
         </w:rPr>
+        <w:t>μὴ ἔχων ἐμὴν δικαιοσύνην, τὴν ἐκ νόμου</w:t>
+      </w:r>
+    </w:p>
+    <w:p>
+      <w:pPr/>
+      <w:r>
+        <w:rPr>
+          <w:lang w:val="en_US" w:bidi="en_US"/>
+        </w:rPr>
+      </w:r>
+      <w:r>
+        <w:rPr>
+          <w:b/>
+          <w:lang w:val="en_US" w:bidi="en_US"/>
+        </w:rPr>
         <w:t>"not having my own righteousness {that is} from law"</w:t>
       </w:r>
     </w:p>
@@ -28792,6 +32887,21 @@
           <w:b/>
           <w:lang w:val="en_US" w:bidi="en_US"/>
         </w:rPr>
+        <w:t>ἀλλὰ τὴν διὰ πίστεως Χριστοῦ</w:t>
+      </w:r>
+    </w:p>
+    <w:p>
+      <w:pPr/>
+      <w:r>
+        <w:rPr>
+          <w:lang w:val="en_US" w:bidi="en_US"/>
+        </w:rPr>
+      </w:r>
+      <w:r>
+        <w:rPr>
+          <w:b/>
+          <w:lang w:val="en_US" w:bidi="en_US"/>
+        </w:rPr>
         <w:t>"but {that which is} through faith in Christ"</w:t>
       </w:r>
     </w:p>
@@ -28901,6 +33011,21 @@
           <w:b/>
           <w:lang w:val="en_US" w:bidi="en_US"/>
         </w:rPr>
+        <w:t>ἀλλὰ τὴν διὰ πίστεως Χριστοῦ</w:t>
+      </w:r>
+    </w:p>
+    <w:p>
+      <w:pPr/>
+      <w:r>
+        <w:rPr>
+          <w:lang w:val="en_US" w:bidi="en_US"/>
+        </w:rPr>
+      </w:r>
+      <w:r>
+        <w:rPr>
+          <w:b/>
+          <w:lang w:val="en_US" w:bidi="en_US"/>
+        </w:rPr>
         <w:t>"but {that which is} through faith in Christ"</w:t>
       </w:r>
     </w:p>
@@ -28997,6 +33122,21 @@
           <w:b/>
           <w:lang w:val="en_US" w:bidi="en_US"/>
         </w:rPr>
+        <w:t>τὴν ἐκ Θεοῦ δικαιοσύνην ἐπὶ τῇ πίστει</w:t>
+      </w:r>
+    </w:p>
+    <w:p>
+      <w:pPr/>
+      <w:r>
+        <w:rPr>
+          <w:lang w:val="en_US" w:bidi="en_US"/>
+        </w:rPr>
+      </w:r>
+      <w:r>
+        <w:rPr>
+          <w:b/>
+          <w:lang w:val="en_US" w:bidi="en_US"/>
+        </w:rPr>
         <w:t>""</w:t>
       </w:r>
     </w:p>
@@ -29119,6 +33259,21 @@
           <w:b/>
           <w:lang w:val="en_US" w:bidi="en_US"/>
         </w:rPr>
+        <w:t>τὴν ἐκ Θεοῦ δικαιοσύνην ἐπὶ τῇ πίστει</w:t>
+      </w:r>
+    </w:p>
+    <w:p>
+      <w:pPr/>
+      <w:r>
+        <w:rPr>
+          <w:lang w:val="en_US" w:bidi="en_US"/>
+        </w:rPr>
+      </w:r>
+      <w:r>
+        <w:rPr>
+          <w:b/>
+          <w:lang w:val="en_US" w:bidi="en_US"/>
+        </w:rPr>
         <w:t>""</w:t>
       </w:r>
     </w:p>
@@ -29241,6 +33396,21 @@
           <w:b/>
           <w:lang w:val="en_US" w:bidi="en_US"/>
         </w:rPr>
+        <w:t>ἐπὶ τῇ πίστει</w:t>
+      </w:r>
+    </w:p>
+    <w:p>
+      <w:pPr/>
+      <w:r>
+        <w:rPr>
+          <w:lang w:val="en_US" w:bidi="en_US"/>
+        </w:rPr>
+      </w:r>
+      <w:r>
+        <w:rPr>
+          <w:b/>
+          <w:lang w:val="en_US" w:bidi="en_US"/>
+        </w:rPr>
         <w:t>"by faith"</w:t>
       </w:r>
     </w:p>
@@ -29337,6 +33507,21 @@
           <w:b/>
           <w:lang w:val="en_US" w:bidi="en_US"/>
         </w:rPr>
+        <w:t>τοῦ γνῶναι αὐτὸν, καὶ τὴν δύναμιν τῆς ἀναστάσεως αὐτοῦ, καὶ κοινωνίαν παθημάτων αὐτοῦ, συμμορφιζόμενος τῷ θανάτῳ αὐτοῦ</w:t>
+      </w:r>
+    </w:p>
+    <w:p>
+      <w:pPr/>
+      <w:r>
+        <w:rPr>
+          <w:lang w:val="en_US" w:bidi="en_US"/>
+        </w:rPr>
+      </w:r>
+      <w:r>
+        <w:rPr>
+          <w:b/>
+          <w:lang w:val="en_US" w:bidi="en_US"/>
+        </w:rPr>
         <w:t>"to know him and the power of his resurrection and the fellowship of his sufferings, being conformed to his death"</w:t>
       </w:r>
     </w:p>
@@ -29446,6 +33631,21 @@
           <w:b/>
           <w:lang w:val="en_US" w:bidi="en_US"/>
         </w:rPr>
+        <w:t>καὶ</w:t>
+      </w:r>
+    </w:p>
+    <w:p>
+      <w:pPr/>
+      <w:r>
+        <w:rPr>
+          <w:lang w:val="en_US" w:bidi="en_US"/>
+        </w:rPr>
+      </w:r>
+      <w:r>
+        <w:rPr>
+          <w:b/>
+          <w:lang w:val="en_US" w:bidi="en_US"/>
+        </w:rPr>
         <w:t>"and"</w:t>
       </w:r>
     </w:p>
@@ -29528,6 +33728,21 @@
         <w:rPr>
           <w:lang w:val="en_US" w:bidi="en_US"/>
         </w:rPr>
+      </w:r>
+    </w:p>
+    <w:p>
+      <w:pPr/>
+      <w:r>
+        <w:rPr>
+          <w:lang w:val="en_US" w:bidi="en_US"/>
+        </w:rPr>
+      </w:r>
+      <w:r>
+        <w:rPr>
+          <w:b/>
+          <w:lang w:val="en_US" w:bidi="en_US"/>
+        </w:rPr>
+        <w:t>τοῦ γνῶναι αὐτὸν, καὶ τὴν δύναμιν τῆς ἀναστάσεως αὐτοῦ, καὶ κοινωνίαν παθημάτων αὐτοῦ</w:t>
       </w:r>
     </w:p>
     <w:p>
@@ -29725,6 +33940,21 @@
           <w:b/>
           <w:lang w:val="en_US" w:bidi="en_US"/>
         </w:rPr>
+        <w:t>δύναμιν</w:t>
+      </w:r>
+    </w:p>
+    <w:p>
+      <w:pPr/>
+      <w:r>
+        <w:rPr>
+          <w:lang w:val="en_US" w:bidi="en_US"/>
+        </w:rPr>
+      </w:r>
+      <w:r>
+        <w:rPr>
+          <w:b/>
+          <w:lang w:val="en_US" w:bidi="en_US"/>
+        </w:rPr>
         <w:t>"power"</w:t>
       </w:r>
     </w:p>
@@ -29834,6 +34064,21 @@
           <w:b/>
           <w:lang w:val="en_US" w:bidi="en_US"/>
         </w:rPr>
+        <w:t>καὶ κοινωνίαν παθημάτων αὐτοῦ</w:t>
+      </w:r>
+    </w:p>
+    <w:p>
+      <w:pPr/>
+      <w:r>
+        <w:rPr>
+          <w:lang w:val="en_US" w:bidi="en_US"/>
+        </w:rPr>
+      </w:r>
+      <w:r>
+        <w:rPr>
+          <w:b/>
+          <w:lang w:val="en_US" w:bidi="en_US"/>
+        </w:rPr>
         <w:t>"and the fellowship of his sufferings"</w:t>
       </w:r>
     </w:p>
@@ -29930,6 +34175,21 @@
           <w:b/>
           <w:lang w:val="en_US" w:bidi="en_US"/>
         </w:rPr>
+        <w:t>καὶ κοινωνίαν παθημάτων αὐτοῦ</w:t>
+      </w:r>
+    </w:p>
+    <w:p>
+      <w:pPr/>
+      <w:r>
+        <w:rPr>
+          <w:lang w:val="en_US" w:bidi="en_US"/>
+        </w:rPr>
+      </w:r>
+      <w:r>
+        <w:rPr>
+          <w:b/>
+          <w:lang w:val="en_US" w:bidi="en_US"/>
+        </w:rPr>
         <w:t>"and the fellowship of his sufferings"</w:t>
       </w:r>
     </w:p>
@@ -30026,6 +34286,21 @@
           <w:b/>
           <w:lang w:val="en_US" w:bidi="en_US"/>
         </w:rPr>
+        <w:t>καὶ</w:t>
+      </w:r>
+    </w:p>
+    <w:p>
+      <w:pPr/>
+      <w:r>
+        <w:rPr>
+          <w:lang w:val="en_US" w:bidi="en_US"/>
+        </w:rPr>
+      </w:r>
+      <w:r>
+        <w:rPr>
+          <w:b/>
+          <w:lang w:val="en_US" w:bidi="en_US"/>
+        </w:rPr>
         <w:t>"and"</w:t>
       </w:r>
     </w:p>
@@ -30122,6 +34397,21 @@
           <w:b/>
           <w:lang w:val="en_US" w:bidi="en_US"/>
         </w:rPr>
+        <w:t>συμμορφιζόμενος τῷ θανάτῳ αὐτοῦ</w:t>
+      </w:r>
+    </w:p>
+    <w:p>
+      <w:pPr/>
+      <w:r>
+        <w:rPr>
+          <w:lang w:val="en_US" w:bidi="en_US"/>
+        </w:rPr>
+      </w:r>
+      <w:r>
+        <w:rPr>
+          <w:b/>
+          <w:lang w:val="en_US" w:bidi="en_US"/>
+        </w:rPr>
         <w:t>"being conformed to his death"</w:t>
       </w:r>
     </w:p>
@@ -30218,6 +34508,21 @@
           <w:b/>
           <w:lang w:val="en_US" w:bidi="en_US"/>
         </w:rPr>
+        <w:t>συμμορφιζόμενος τῷ θανάτῳ αὐτοῦ</w:t>
+      </w:r>
+    </w:p>
+    <w:p>
+      <w:pPr/>
+      <w:r>
+        <w:rPr>
+          <w:lang w:val="en_US" w:bidi="en_US"/>
+        </w:rPr>
+      </w:r>
+      <w:r>
+        <w:rPr>
+          <w:b/>
+          <w:lang w:val="en_US" w:bidi="en_US"/>
+        </w:rPr>
         <w:t>"being conformed to his death"</w:t>
       </w:r>
     </w:p>
@@ -30314,6 +34619,21 @@
           <w:b/>
           <w:lang w:val="en_US" w:bidi="en_US"/>
         </w:rPr>
+        <w:t>τὴν ἐξανάστασιν τὴν ἐκ νεκρῶν</w:t>
+      </w:r>
+    </w:p>
+    <w:p>
+      <w:pPr/>
+      <w:r>
+        <w:rPr>
+          <w:lang w:val="en_US" w:bidi="en_US"/>
+        </w:rPr>
+      </w:r>
+      <w:r>
+        <w:rPr>
+          <w:b/>
+          <w:lang w:val="en_US" w:bidi="en_US"/>
+        </w:rPr>
         <w:t>"the resurrection {that is} from the dead"</w:t>
       </w:r>
     </w:p>
@@ -30377,6 +34697,21 @@
           <w:b/>
           <w:lang w:val="en_US" w:bidi="en_US"/>
         </w:rPr>
+        <w:t>οὐχ ὅτι ἤδη ἔλαβον</w:t>
+      </w:r>
+    </w:p>
+    <w:p>
+      <w:pPr/>
+      <w:r>
+        <w:rPr>
+          <w:lang w:val="en_US" w:bidi="en_US"/>
+        </w:rPr>
+      </w:r>
+      <w:r>
+        <w:rPr>
+          <w:b/>
+          <w:lang w:val="en_US" w:bidi="en_US"/>
+        </w:rPr>
         <w:t>"Not that I already received {it"</w:t>
       </w:r>
     </w:p>
@@ -30486,6 +34821,21 @@
           <w:b/>
           <w:lang w:val="en_US" w:bidi="en_US"/>
         </w:rPr>
+        <w:t>ἢ ἤδη τετελείωμαι</w:t>
+      </w:r>
+    </w:p>
+    <w:p>
+      <w:pPr/>
+      <w:r>
+        <w:rPr>
+          <w:lang w:val="en_US" w:bidi="en_US"/>
+        </w:rPr>
+      </w:r>
+      <w:r>
+        <w:rPr>
+          <w:b/>
+          <w:lang w:val="en_US" w:bidi="en_US"/>
+        </w:rPr>
         <w:t>"or have already been made perfect"</w:t>
       </w:r>
     </w:p>
@@ -30582,6 +34932,21 @@
           <w:b/>
           <w:lang w:val="en_US" w:bidi="en_US"/>
         </w:rPr>
+        <w:t>ἤδη τετελείωμαι</w:t>
+      </w:r>
+    </w:p>
+    <w:p>
+      <w:pPr/>
+      <w:r>
+        <w:rPr>
+          <w:lang w:val="en_US" w:bidi="en_US"/>
+        </w:rPr>
+      </w:r>
+      <w:r>
+        <w:rPr>
+          <w:b/>
+          <w:lang w:val="en_US" w:bidi="en_US"/>
+        </w:rPr>
         <w:t>"have already been made perfect"</w:t>
       </w:r>
     </w:p>
@@ -30678,6 +35043,21 @@
           <w:b/>
           <w:lang w:val="en_US" w:bidi="en_US"/>
         </w:rPr>
+        <w:t>ἤδη τετελείωμαι</w:t>
+      </w:r>
+    </w:p>
+    <w:p>
+      <w:pPr/>
+      <w:r>
+        <w:rPr>
+          <w:lang w:val="en_US" w:bidi="en_US"/>
+        </w:rPr>
+      </w:r>
+      <w:r>
+        <w:rPr>
+          <w:b/>
+          <w:lang w:val="en_US" w:bidi="en_US"/>
+        </w:rPr>
         <w:t>"have already been made perfect"</w:t>
       </w:r>
     </w:p>
@@ -30760,6 +35140,21 @@
         <w:rPr>
           <w:lang w:val="en_US" w:bidi="en_US"/>
         </w:rPr>
+      </w:r>
+    </w:p>
+    <w:p>
+      <w:pPr/>
+      <w:r>
+        <w:rPr>
+          <w:lang w:val="en_US" w:bidi="en_US"/>
+        </w:rPr>
+      </w:r>
+      <w:r>
+        <w:rPr>
+          <w:b/>
+          <w:lang w:val="en_US" w:bidi="en_US"/>
+        </w:rPr>
+        <w:t>καταλάβω, ἐφ’ ᾧ καὶ κατελήμφθην ὑπὸ Χριστοῦ Ἰησοῦ</w:t>
       </w:r>
     </w:p>
     <w:p>
@@ -30995,6 +35390,21 @@
           <w:b/>
           <w:lang w:val="en_US" w:bidi="en_US"/>
         </w:rPr>
+        <w:t>ἐγὼ ἐμαυτὸν οὐ λογίζομαι κατειληφέναι</w:t>
+      </w:r>
+    </w:p>
+    <w:p>
+      <w:pPr/>
+      <w:r>
+        <w:rPr>
+          <w:lang w:val="en_US" w:bidi="en_US"/>
+        </w:rPr>
+      </w:r>
+      <w:r>
+        <w:rPr>
+          <w:b/>
+          <w:lang w:val="en_US" w:bidi="en_US"/>
+        </w:rPr>
         <w:t>"I do not consider myself to have grasped {it"</w:t>
       </w:r>
     </w:p>
@@ -31104,6 +35514,21 @@
           <w:b/>
           <w:lang w:val="en_US" w:bidi="en_US"/>
         </w:rPr>
+        <w:t>ἓν δέ</w:t>
+      </w:r>
+    </w:p>
+    <w:p>
+      <w:pPr/>
+      <w:r>
+        <w:rPr>
+          <w:lang w:val="en_US" w:bidi="en_US"/>
+        </w:rPr>
+      </w:r>
+      <w:r>
+        <w:rPr>
+          <w:b/>
+          <w:lang w:val="en_US" w:bidi="en_US"/>
+        </w:rPr>
         <w:t>"But one thing"</w:t>
       </w:r>
     </w:p>
@@ -31186,6 +35611,21 @@
         <w:rPr>
           <w:lang w:val="en_US" w:bidi="en_US"/>
         </w:rPr>
+      </w:r>
+    </w:p>
+    <w:p>
+      <w:pPr/>
+      <w:r>
+        <w:rPr>
+          <w:lang w:val="en_US" w:bidi="en_US"/>
+        </w:rPr>
+      </w:r>
+      <w:r>
+        <w:rPr>
+          <w:b/>
+          <w:lang w:val="en_US" w:bidi="en_US"/>
+        </w:rPr>
+        <w:t>τὰ μὲν ὀπίσω ἐπιλανθανόμενος, τοῖς δὲ ἔμπροσθεν ἐπεκτεινόμενος</w:t>
       </w:r>
     </w:p>
     <w:p>
@@ -31314,6 +35754,21 @@
           <w:b/>
           <w:lang w:val="en_US" w:bidi="en_US"/>
         </w:rPr>
+        <w:t>κατὰ σκοπὸν διώκω εἰς τὸ βραβεῖον</w:t>
+      </w:r>
+    </w:p>
+    <w:p>
+      <w:pPr/>
+      <w:r>
+        <w:rPr>
+          <w:lang w:val="en_US" w:bidi="en_US"/>
+        </w:rPr>
+      </w:r>
+      <w:r>
+        <w:rPr>
+          <w:b/>
+          <w:lang w:val="en_US" w:bidi="en_US"/>
+        </w:rPr>
         <w:t>"I press on toward the goal for the prize"</w:t>
       </w:r>
     </w:p>
@@ -31423,6 +35878,21 @@
           <w:b/>
           <w:lang w:val="en_US" w:bidi="en_US"/>
         </w:rPr>
+        <w:t>σκοπὸν &amp; εἰς τὸ βραβεῖον τῆς ἄνω κλήσεως τοῦ Θεοῦ</w:t>
+      </w:r>
+    </w:p>
+    <w:p>
+      <w:pPr/>
+      <w:r>
+        <w:rPr>
+          <w:lang w:val="en_US" w:bidi="en_US"/>
+        </w:rPr>
+      </w:r>
+      <w:r>
+        <w:rPr>
+          <w:b/>
+          <w:lang w:val="en_US" w:bidi="en_US"/>
+        </w:rPr>
         <w:t>"the goal for the prize of the upward calling of God"</w:t>
       </w:r>
     </w:p>
@@ -31538,6 +36008,21 @@
           <w:b/>
           <w:lang w:val="en_US" w:bidi="en_US"/>
         </w:rPr>
+        <w:t>τὸ βραβεῖον τῆς ἄνω κλήσεως τοῦ Θεοῦ</w:t>
+      </w:r>
+    </w:p>
+    <w:p>
+      <w:pPr/>
+      <w:r>
+        <w:rPr>
+          <w:lang w:val="en_US" w:bidi="en_US"/>
+        </w:rPr>
+      </w:r>
+      <w:r>
+        <w:rPr>
+          <w:b/>
+          <w:lang w:val="en_US" w:bidi="en_US"/>
+        </w:rPr>
         <w:t>"the prize of the upward calling of God"</w:t>
       </w:r>
     </w:p>
@@ -31686,6 +36171,21 @@
           <w:b/>
           <w:lang w:val="en_US" w:bidi="en_US"/>
         </w:rPr>
+        <w:t>τῆς ἄνω κλήσεως τοῦ Θεοῦ</w:t>
+      </w:r>
+    </w:p>
+    <w:p>
+      <w:pPr/>
+      <w:r>
+        <w:rPr>
+          <w:lang w:val="en_US" w:bidi="en_US"/>
+        </w:rPr>
+      </w:r>
+      <w:r>
+        <w:rPr>
+          <w:b/>
+          <w:lang w:val="en_US" w:bidi="en_US"/>
+        </w:rPr>
         <w:t>"of the upward calling of God"</w:t>
       </w:r>
     </w:p>
@@ -31808,6 +36308,21 @@
           <w:b/>
           <w:lang w:val="en_US" w:bidi="en_US"/>
         </w:rPr>
+        <w:t>κατὰ σκοπὸν διώκω εἰς τὸ βραβεῖον τῆς ἄνω κλήσεως τοῦ Θεοῦ ἐν Χριστῷ Ἰησοῦ</w:t>
+      </w:r>
+    </w:p>
+    <w:p>
+      <w:pPr/>
+      <w:r>
+        <w:rPr>
+          <w:lang w:val="en_US" w:bidi="en_US"/>
+        </w:rPr>
+      </w:r>
+      <w:r>
+        <w:rPr>
+          <w:b/>
+          <w:lang w:val="en_US" w:bidi="en_US"/>
+        </w:rPr>
         <w:t>"I press on toward the goal for the prize of the upward calling of God in Christ Jesus"</w:t>
       </w:r>
     </w:p>
@@ -31930,6 +36445,21 @@
           <w:b/>
           <w:lang w:val="en_US" w:bidi="en_US"/>
         </w:rPr>
+        <w:t>κατὰ σκοπὸν διώκω εἰς τὸ βραβεῖον τῆς ἄνω κλήσεως τοῦ Θεοῦ ἐν Χριστῷ Ἰησοῦ</w:t>
+      </w:r>
+    </w:p>
+    <w:p>
+      <w:pPr/>
+      <w:r>
+        <w:rPr>
+          <w:lang w:val="en_US" w:bidi="en_US"/>
+        </w:rPr>
+      </w:r>
+      <w:r>
+        <w:rPr>
+          <w:b/>
+          <w:lang w:val="en_US" w:bidi="en_US"/>
+        </w:rPr>
         <w:t>"I press on toward the goal for the prize of the upward calling of God in Christ Jesus"</w:t>
       </w:r>
     </w:p>
@@ -32025,6 +36555,21 @@
         <w:rPr>
           <w:lang w:val="en_US" w:bidi="en_US"/>
         </w:rPr>
+      </w:r>
+    </w:p>
+    <w:p>
+      <w:pPr/>
+      <w:r>
+        <w:rPr>
+          <w:lang w:val="en_US" w:bidi="en_US"/>
+        </w:rPr>
+      </w:r>
+      <w:r>
+        <w:rPr>
+          <w:b/>
+          <w:lang w:val="en_US" w:bidi="en_US"/>
+        </w:rPr>
+        <w:t>οὖν</w:t>
       </w:r>
     </w:p>
     <w:p>
@@ -32171,6 +36716,21 @@
           <w:b/>
           <w:lang w:val="en_US" w:bidi="en_US"/>
         </w:rPr>
+        <w:t>ὅσοι</w:t>
+      </w:r>
+    </w:p>
+    <w:p>
+      <w:pPr/>
+      <w:r>
+        <w:rPr>
+          <w:lang w:val="en_US" w:bidi="en_US"/>
+        </w:rPr>
+      </w:r>
+      <w:r>
+        <w:rPr>
+          <w:b/>
+          <w:lang w:val="en_US" w:bidi="en_US"/>
+        </w:rPr>
         <w:t>"as many as"</w:t>
       </w:r>
     </w:p>
@@ -32343,6 +36903,21 @@
           <w:b/>
           <w:lang w:val="en_US" w:bidi="en_US"/>
         </w:rPr>
+        <w:t>καὶ τοῦτο ὁ Θεὸς ὑμῖν ἀποκαλύψει</w:t>
+      </w:r>
+    </w:p>
+    <w:p>
+      <w:pPr/>
+      <w:r>
+        <w:rPr>
+          <w:lang w:val="en_US" w:bidi="en_US"/>
+        </w:rPr>
+      </w:r>
+      <w:r>
+        <w:rPr>
+          <w:b/>
+          <w:lang w:val="en_US" w:bidi="en_US"/>
+        </w:rPr>
         <w:t>"God will also reveal that to you"</w:t>
       </w:r>
     </w:p>
@@ -32406,6 +36981,21 @@
           <w:b/>
           <w:lang w:val="en_US" w:bidi="en_US"/>
         </w:rPr>
+        <w:t>εἰς ὃ ἐφθάσαμεν, τῷ αὐτῷ στοιχεῖν</w:t>
+      </w:r>
+    </w:p>
+    <w:p>
+      <w:pPr/>
+      <w:r>
+        <w:rPr>
+          <w:lang w:val="en_US" w:bidi="en_US"/>
+        </w:rPr>
+      </w:r>
+      <w:r>
+        <w:rPr>
+          <w:b/>
+          <w:lang w:val="en_US" w:bidi="en_US"/>
+        </w:rPr>
         <w:t>"in what we have attained, we should live in it"</w:t>
       </w:r>
     </w:p>
@@ -32528,6 +37118,21 @@
           <w:b/>
           <w:lang w:val="en_US" w:bidi="en_US"/>
         </w:rPr>
+        <w:t>εἰς ὃ ἐφθάσαμεν, τῷ αὐτῷ στοιχεῖν</w:t>
+      </w:r>
+    </w:p>
+    <w:p>
+      <w:pPr/>
+      <w:r>
+        <w:rPr>
+          <w:lang w:val="en_US" w:bidi="en_US"/>
+        </w:rPr>
+      </w:r>
+      <w:r>
+        <w:rPr>
+          <w:b/>
+          <w:lang w:val="en_US" w:bidi="en_US"/>
+        </w:rPr>
         <w:t>"in what we have attained, we should live in it"</w:t>
       </w:r>
     </w:p>
@@ -32591,6 +37196,21 @@
           <w:b/>
           <w:lang w:val="en_US" w:bidi="en_US"/>
         </w:rPr>
+        <w:t>συνμιμηταί μου γίνεσθε</w:t>
+      </w:r>
+    </w:p>
+    <w:p>
+      <w:pPr/>
+      <w:r>
+        <w:rPr>
+          <w:lang w:val="en_US" w:bidi="en_US"/>
+        </w:rPr>
+      </w:r>
+      <w:r>
+        <w:rPr>
+          <w:b/>
+          <w:lang w:val="en_US" w:bidi="en_US"/>
+        </w:rPr>
         <w:t>"Become imitators of me"</w:t>
       </w:r>
     </w:p>
@@ -32640,6 +37260,21 @@
         <w:rPr>
           <w:lang w:val="en_US" w:bidi="en_US"/>
         </w:rPr>
+      </w:r>
+    </w:p>
+    <w:p>
+      <w:pPr/>
+      <w:r>
+        <w:rPr>
+          <w:lang w:val="en_US" w:bidi="en_US"/>
+        </w:rPr>
+      </w:r>
+      <w:r>
+        <w:rPr>
+          <w:b/>
+          <w:lang w:val="en_US" w:bidi="en_US"/>
+        </w:rPr>
+        <w:t>γίνεσθε</w:t>
       </w:r>
     </w:p>
     <w:p>
@@ -32844,6 +37479,21 @@
           <w:b/>
           <w:lang w:val="en_US" w:bidi="en_US"/>
         </w:rPr>
+        <w:t>σκοπεῖτε</w:t>
+      </w:r>
+    </w:p>
+    <w:p>
+      <w:pPr/>
+      <w:r>
+        <w:rPr>
+          <w:lang w:val="en_US" w:bidi="en_US"/>
+        </w:rPr>
+      </w:r>
+      <w:r>
+        <w:rPr>
+          <w:b/>
+          <w:lang w:val="en_US" w:bidi="en_US"/>
+        </w:rPr>
         <w:t>"watch closely"</w:t>
       </w:r>
     </w:p>
@@ -32940,6 +37590,21 @@
           <w:b/>
           <w:lang w:val="en_US" w:bidi="en_US"/>
         </w:rPr>
+        <w:t>τοὺς οὕτω περιπατοῦντας, καθὼς ἔχετε τύπον ἡμᾶς</w:t>
+      </w:r>
+    </w:p>
+    <w:p>
+      <w:pPr/>
+      <w:r>
+        <w:rPr>
+          <w:lang w:val="en_US" w:bidi="en_US"/>
+        </w:rPr>
+      </w:r>
+      <w:r>
+        <w:rPr>
+          <w:b/>
+          <w:lang w:val="en_US" w:bidi="en_US"/>
+        </w:rPr>
         <w:t>"the ones walking in this manner, just as you have us {as} an example"</w:t>
       </w:r>
     </w:p>
@@ -33003,6 +37668,21 @@
           <w:b/>
           <w:lang w:val="en_US" w:bidi="en_US"/>
         </w:rPr>
+        <w:t>πολλοὶ γὰρ περιπατοῦσιν</w:t>
+      </w:r>
+    </w:p>
+    <w:p>
+      <w:pPr/>
+      <w:r>
+        <w:rPr>
+          <w:lang w:val="en_US" w:bidi="en_US"/>
+        </w:rPr>
+      </w:r>
+      <w:r>
+        <w:rPr>
+          <w:b/>
+          <w:lang w:val="en_US" w:bidi="en_US"/>
+        </w:rPr>
         <w:t>"For many walk"</w:t>
       </w:r>
     </w:p>
@@ -33099,6 +37779,21 @@
           <w:b/>
           <w:lang w:val="en_US" w:bidi="en_US"/>
         </w:rPr>
+        <w:t>πολλοὶ γὰρ</w:t>
+      </w:r>
+    </w:p>
+    <w:p>
+      <w:pPr/>
+      <w:r>
+        <w:rPr>
+          <w:lang w:val="en_US" w:bidi="en_US"/>
+        </w:rPr>
+      </w:r>
+      <w:r>
+        <w:rPr>
+          <w:b/>
+          <w:lang w:val="en_US" w:bidi="en_US"/>
+        </w:rPr>
         <w:t>"For many"</w:t>
       </w:r>
     </w:p>
@@ -33195,6 +37890,21 @@
           <w:b/>
           <w:lang w:val="en_US" w:bidi="en_US"/>
         </w:rPr>
+        <w:t>νῦν δὲ καὶ κλαίων</w:t>
+      </w:r>
+    </w:p>
+    <w:p>
+      <w:pPr/>
+      <w:r>
+        <w:rPr>
+          <w:lang w:val="en_US" w:bidi="en_US"/>
+        </w:rPr>
+      </w:r>
+      <w:r>
+        <w:rPr>
+          <w:b/>
+          <w:lang w:val="en_US" w:bidi="en_US"/>
+        </w:rPr>
         <w:t>"but now even weeping"</w:t>
       </w:r>
     </w:p>
@@ -33258,6 +37968,21 @@
           <w:b/>
           <w:lang w:val="en_US" w:bidi="en_US"/>
         </w:rPr>
+        <w:t>τοὺς ἐχθροὺς τοῦ σταυροῦ τοῦ Χριστοῦ</w:t>
+      </w:r>
+    </w:p>
+    <w:p>
+      <w:pPr/>
+      <w:r>
+        <w:rPr>
+          <w:lang w:val="en_US" w:bidi="en_US"/>
+        </w:rPr>
+      </w:r>
+      <w:r>
+        <w:rPr>
+          <w:b/>
+          <w:lang w:val="en_US" w:bidi="en_US"/>
+        </w:rPr>
         <w:t>"as} the enemies of the cross of Christ"</w:t>
       </w:r>
     </w:p>
@@ -33380,6 +38105,21 @@
           <w:b/>
           <w:lang w:val="en_US" w:bidi="en_US"/>
         </w:rPr>
+        <w:t>ὧν τὸ τέλος ἀπώλεια</w:t>
+      </w:r>
+    </w:p>
+    <w:p>
+      <w:pPr/>
+      <w:r>
+        <w:rPr>
+          <w:lang w:val="en_US" w:bidi="en_US"/>
+        </w:rPr>
+      </w:r>
+      <w:r>
+        <w:rPr>
+          <w:b/>
+          <w:lang w:val="en_US" w:bidi="en_US"/>
+        </w:rPr>
         <w:t>"whose end {is} destruction"</w:t>
       </w:r>
     </w:p>
@@ -33489,6 +38229,21 @@
           <w:b/>
           <w:lang w:val="en_US" w:bidi="en_US"/>
         </w:rPr>
+        <w:t>ὧν τὸ τέλος ἀπώλεια</w:t>
+      </w:r>
+    </w:p>
+    <w:p>
+      <w:pPr/>
+      <w:r>
+        <w:rPr>
+          <w:lang w:val="en_US" w:bidi="en_US"/>
+        </w:rPr>
+      </w:r>
+      <w:r>
+        <w:rPr>
+          <w:b/>
+          <w:lang w:val="en_US" w:bidi="en_US"/>
+        </w:rPr>
         <w:t>"whose end {is} destruction"</w:t>
       </w:r>
     </w:p>
@@ -33598,6 +38353,21 @@
           <w:b/>
           <w:lang w:val="en_US" w:bidi="en_US"/>
         </w:rPr>
+        <w:t>ὧν ὁ Θεὸς ἡ κοιλία</w:t>
+      </w:r>
+    </w:p>
+    <w:p>
+      <w:pPr/>
+      <w:r>
+        <w:rPr>
+          <w:lang w:val="en_US" w:bidi="en_US"/>
+        </w:rPr>
+      </w:r>
+      <w:r>
+        <w:rPr>
+          <w:b/>
+          <w:lang w:val="en_US" w:bidi="en_US"/>
+        </w:rPr>
         <w:t>"whose god {is their} belly"</w:t>
       </w:r>
     </w:p>
@@ -33720,6 +38490,21 @@
           <w:b/>
           <w:lang w:val="en_US" w:bidi="en_US"/>
         </w:rPr>
+        <w:t>ἡ δόξα ἐν τῇ αἰσχύνῃ αὐτῶν</w:t>
+      </w:r>
+    </w:p>
+    <w:p>
+      <w:pPr/>
+      <w:r>
+        <w:rPr>
+          <w:lang w:val="en_US" w:bidi="en_US"/>
+        </w:rPr>
+      </w:r>
+      <w:r>
+        <w:rPr>
+          <w:b/>
+          <w:lang w:val="en_US" w:bidi="en_US"/>
+        </w:rPr>
         <w:t>"whose} glory {is} in their shame"</w:t>
       </w:r>
     </w:p>
@@ -33816,6 +38601,21 @@
           <w:b/>
           <w:lang w:val="en_US" w:bidi="en_US"/>
         </w:rPr>
+        <w:t>ἡ δόξα ἐν τῇ αἰσχύνῃ αὐτῶν</w:t>
+      </w:r>
+    </w:p>
+    <w:p>
+      <w:pPr/>
+      <w:r>
+        <w:rPr>
+          <w:lang w:val="en_US" w:bidi="en_US"/>
+        </w:rPr>
+      </w:r>
+      <w:r>
+        <w:rPr>
+          <w:b/>
+          <w:lang w:val="en_US" w:bidi="en_US"/>
+        </w:rPr>
         <w:t>"whose} glory {is} in their shame"</w:t>
       </w:r>
     </w:p>
@@ -33925,6 +38725,21 @@
           <w:b/>
           <w:lang w:val="en_US" w:bidi="en_US"/>
         </w:rPr>
+        <w:t>ἡ δόξα ἐν τῇ αἰσχύνῃ αὐτῶν</w:t>
+      </w:r>
+    </w:p>
+    <w:p>
+      <w:pPr/>
+      <w:r>
+        <w:rPr>
+          <w:lang w:val="en_US" w:bidi="en_US"/>
+        </w:rPr>
+      </w:r>
+      <w:r>
+        <w:rPr>
+          <w:b/>
+          <w:lang w:val="en_US" w:bidi="en_US"/>
+        </w:rPr>
         <w:t>"whose} glory {is} in their shame"</w:t>
       </w:r>
     </w:p>
@@ -34034,6 +38849,21 @@
           <w:b/>
           <w:lang w:val="en_US" w:bidi="en_US"/>
         </w:rPr>
+        <w:t>οἱ τὰ ἐπίγεια φρονοῦντες</w:t>
+      </w:r>
+    </w:p>
+    <w:p>
+      <w:pPr/>
+      <w:r>
+        <w:rPr>
+          <w:lang w:val="en_US" w:bidi="en_US"/>
+        </w:rPr>
+      </w:r>
+      <w:r>
+        <w:rPr>
+          <w:b/>
+          <w:lang w:val="en_US" w:bidi="en_US"/>
+        </w:rPr>
         <w:t>"the ones thinking about earthly things"</w:t>
       </w:r>
     </w:p>
@@ -34213,6 +39043,21 @@
           <w:b/>
           <w:lang w:val="en_US" w:bidi="en_US"/>
         </w:rPr>
+        <w:t>ἡμῶν &amp; ἀπεκδεχόμεθα</w:t>
+      </w:r>
+    </w:p>
+    <w:p>
+      <w:pPr/>
+      <w:r>
+        <w:rPr>
+          <w:lang w:val="en_US" w:bidi="en_US"/>
+        </w:rPr>
+      </w:r>
+      <w:r>
+        <w:rPr>
+          <w:b/>
+          <w:lang w:val="en_US" w:bidi="en_US"/>
+        </w:rPr>
         <w:t>"our"</w:t>
       </w:r>
       <w:r>
@@ -34374,6 +39219,21 @@
           <w:b/>
           <w:lang w:val="en_US" w:bidi="en_US"/>
         </w:rPr>
+        <w:t>πολίτευμα</w:t>
+      </w:r>
+    </w:p>
+    <w:p>
+      <w:pPr/>
+      <w:r>
+        <w:rPr>
+          <w:lang w:val="en_US" w:bidi="en_US"/>
+        </w:rPr>
+      </w:r>
+      <w:r>
+        <w:rPr>
+          <w:b/>
+          <w:lang w:val="en_US" w:bidi="en_US"/>
+        </w:rPr>
         <w:t>"citizenship"</w:t>
       </w:r>
     </w:p>
@@ -34483,6 +39343,21 @@
           <w:b/>
           <w:lang w:val="en_US" w:bidi="en_US"/>
         </w:rPr>
+        <w:t>σώματι τῆς δόξης αὐτοῦ</w:t>
+      </w:r>
+    </w:p>
+    <w:p>
+      <w:pPr/>
+      <w:r>
+        <w:rPr>
+          <w:lang w:val="en_US" w:bidi="en_US"/>
+        </w:rPr>
+      </w:r>
+      <w:r>
+        <w:rPr>
+          <w:b/>
+          <w:lang w:val="en_US" w:bidi="en_US"/>
+        </w:rPr>
         <w:t>"to his glorious body"</w:t>
       </w:r>
     </w:p>
@@ -34579,6 +39454,21 @@
           <w:b/>
           <w:lang w:val="en_US" w:bidi="en_US"/>
         </w:rPr>
+        <w:t>τοῦ δύνασθαι αὐτὸν</w:t>
+      </w:r>
+    </w:p>
+    <w:p>
+      <w:pPr/>
+      <w:r>
+        <w:rPr>
+          <w:lang w:val="en_US" w:bidi="en_US"/>
+        </w:rPr>
+      </w:r>
+      <w:r>
+        <w:rPr>
+          <w:b/>
+          <w:lang w:val="en_US" w:bidi="en_US"/>
+        </w:rPr>
         <w:t>"of his power"</w:t>
       </w:r>
     </w:p>
@@ -34674,6 +39564,21 @@
         <w:rPr>
           <w:lang w:val="en_US" w:bidi="en_US"/>
         </w:rPr>
+      </w:r>
+    </w:p>
+    <w:p>
+      <w:pPr/>
+      <w:r>
+        <w:rPr>
+          <w:lang w:val="en_US" w:bidi="en_US"/>
+        </w:rPr>
+      </w:r>
+      <w:r>
+        <w:rPr>
+          <w:b/>
+          <w:lang w:val="en_US" w:bidi="en_US"/>
+        </w:rPr>
+        <w:t>ὥστε</w:t>
       </w:r>
     </w:p>
     <w:p>
@@ -34898,6 +39803,21 @@
           <w:b/>
           <w:lang w:val="en_US" w:bidi="en_US"/>
         </w:rPr>
+        <w:t>ἀγαπητοὶ καὶ ἐπιπόθητοι</w:t>
+      </w:r>
+    </w:p>
+    <w:p>
+      <w:pPr/>
+      <w:r>
+        <w:rPr>
+          <w:lang w:val="en_US" w:bidi="en_US"/>
+        </w:rPr>
+      </w:r>
+      <w:r>
+        <w:rPr>
+          <w:b/>
+          <w:lang w:val="en_US" w:bidi="en_US"/>
+        </w:rPr>
         <w:t>"beloved and longed for"</w:t>
       </w:r>
     </w:p>
@@ -34961,6 +39881,21 @@
           <w:b/>
           <w:lang w:val="en_US" w:bidi="en_US"/>
         </w:rPr>
+        <w:t>χαρὰ καὶ στέφανός μου</w:t>
+      </w:r>
+    </w:p>
+    <w:p>
+      <w:pPr/>
+      <w:r>
+        <w:rPr>
+          <w:lang w:val="en_US" w:bidi="en_US"/>
+        </w:rPr>
+      </w:r>
+      <w:r>
+        <w:rPr>
+          <w:b/>
+          <w:lang w:val="en_US" w:bidi="en_US"/>
+        </w:rPr>
         <w:t>"my joy and crown"</w:t>
       </w:r>
     </w:p>
@@ -35070,6 +40005,21 @@
           <w:b/>
           <w:lang w:val="en_US" w:bidi="en_US"/>
         </w:rPr>
+        <w:t>χαρὰ καὶ στέφανός μου</w:t>
+      </w:r>
+    </w:p>
+    <w:p>
+      <w:pPr/>
+      <w:r>
+        <w:rPr>
+          <w:lang w:val="en_US" w:bidi="en_US"/>
+        </w:rPr>
+      </w:r>
+      <w:r>
+        <w:rPr>
+          <w:b/>
+          <w:lang w:val="en_US" w:bidi="en_US"/>
+        </w:rPr>
         <w:t>"my joy and crown"</w:t>
       </w:r>
     </w:p>
@@ -35166,6 +40116,21 @@
           <w:b/>
           <w:lang w:val="en_US" w:bidi="en_US"/>
         </w:rPr>
+        <w:t>στέφανός</w:t>
+      </w:r>
+    </w:p>
+    <w:p>
+      <w:pPr/>
+      <w:r>
+        <w:rPr>
+          <w:lang w:val="en_US" w:bidi="en_US"/>
+        </w:rPr>
+      </w:r>
+      <w:r>
+        <w:rPr>
+          <w:b/>
+          <w:lang w:val="en_US" w:bidi="en_US"/>
+        </w:rPr>
         <w:t>"crown"</w:t>
       </w:r>
     </w:p>
@@ -35288,6 +40253,21 @@
           <w:b/>
           <w:lang w:val="en_US" w:bidi="en_US"/>
         </w:rPr>
+        <w:t>οὕτως στήκετε ἐν Κυρίῳ, ἀγαπητοί</w:t>
+      </w:r>
+    </w:p>
+    <w:p>
+      <w:pPr/>
+      <w:r>
+        <w:rPr>
+          <w:lang w:val="en_US" w:bidi="en_US"/>
+        </w:rPr>
+      </w:r>
+      <w:r>
+        <w:rPr>
+          <w:b/>
+          <w:lang w:val="en_US" w:bidi="en_US"/>
+        </w:rPr>
         <w:t>"in this way stand firm in the Lord, beloved"</w:t>
       </w:r>
     </w:p>
@@ -35337,6 +40317,21 @@
         <w:rPr>
           <w:lang w:val="en_US" w:bidi="en_US"/>
         </w:rPr>
+      </w:r>
+    </w:p>
+    <w:p>
+      <w:pPr/>
+      <w:r>
+        <w:rPr>
+          <w:lang w:val="en_US" w:bidi="en_US"/>
+        </w:rPr>
+      </w:r>
+      <w:r>
+        <w:rPr>
+          <w:b/>
+          <w:lang w:val="en_US" w:bidi="en_US"/>
+        </w:rPr>
+        <w:t>οὕτως στήκετε ἐν Κυρίῳ, ἀγαπητοί</w:t>
       </w:r>
     </w:p>
     <w:p>
@@ -35445,6 +40440,21 @@
           <w:b/>
           <w:lang w:val="en_US" w:bidi="en_US"/>
         </w:rPr>
+        <w:t>στήκετε</w:t>
+      </w:r>
+    </w:p>
+    <w:p>
+      <w:pPr/>
+      <w:r>
+        <w:rPr>
+          <w:lang w:val="en_US" w:bidi="en_US"/>
+        </w:rPr>
+      </w:r>
+      <w:r>
+        <w:rPr>
+          <w:b/>
+          <w:lang w:val="en_US" w:bidi="en_US"/>
+        </w:rPr>
         <w:t>"stand firm"</w:t>
       </w:r>
     </w:p>
@@ -35541,6 +40551,21 @@
           <w:b/>
           <w:lang w:val="en_US" w:bidi="en_US"/>
         </w:rPr>
+        <w:t>στήκετε</w:t>
+      </w:r>
+    </w:p>
+    <w:p>
+      <w:pPr/>
+      <w:r>
+        <w:rPr>
+          <w:lang w:val="en_US" w:bidi="en_US"/>
+        </w:rPr>
+      </w:r>
+      <w:r>
+        <w:rPr>
+          <w:b/>
+          <w:lang w:val="en_US" w:bidi="en_US"/>
+        </w:rPr>
         <w:t>"stand firm"</w:t>
       </w:r>
     </w:p>
@@ -35637,6 +40662,21 @@
           <w:b/>
           <w:lang w:val="en_US" w:bidi="en_US"/>
         </w:rPr>
+        <w:t>οὕτως στήκετε ἐν Κυρίῳ</w:t>
+      </w:r>
+    </w:p>
+    <w:p>
+      <w:pPr/>
+      <w:r>
+        <w:rPr>
+          <w:lang w:val="en_US" w:bidi="en_US"/>
+        </w:rPr>
+      </w:r>
+      <w:r>
+        <w:rPr>
+          <w:b/>
+          <w:lang w:val="en_US" w:bidi="en_US"/>
+        </w:rPr>
         <w:t>"in this way stand firm in the Lord"</w:t>
       </w:r>
     </w:p>
@@ -35700,6 +40740,21 @@
           <w:b/>
           <w:lang w:val="en_US" w:bidi="en_US"/>
         </w:rPr>
+        <w:t>Εὐοδίαν &amp; Συντύχην</w:t>
+      </w:r>
+    </w:p>
+    <w:p>
+      <w:pPr/>
+      <w:r>
+        <w:rPr>
+          <w:lang w:val="en_US" w:bidi="en_US"/>
+        </w:rPr>
+      </w:r>
+      <w:r>
+        <w:rPr>
+          <w:b/>
+          <w:lang w:val="en_US" w:bidi="en_US"/>
+        </w:rPr>
         <w:t>"Euodia"</w:t>
       </w:r>
       <w:r>
@@ -35816,6 +40871,21 @@
           <w:b/>
           <w:lang w:val="en_US" w:bidi="en_US"/>
         </w:rPr>
+        <w:t>σέ</w:t>
+      </w:r>
+    </w:p>
+    <w:p>
+      <w:pPr/>
+      <w:r>
+        <w:rPr>
+          <w:lang w:val="en_US" w:bidi="en_US"/>
+        </w:rPr>
+      </w:r>
+      <w:r>
+        <w:rPr>
+          <w:b/>
+          <w:lang w:val="en_US" w:bidi="en_US"/>
+        </w:rPr>
         <w:t>"you"</w:t>
       </w:r>
     </w:p>
@@ -35938,6 +41008,21 @@
           <w:b/>
           <w:lang w:val="en_US" w:bidi="en_US"/>
         </w:rPr>
+        <w:t>γνήσιε σύνζυγε</w:t>
+      </w:r>
+    </w:p>
+    <w:p>
+      <w:pPr/>
+      <w:r>
+        <w:rPr>
+          <w:lang w:val="en_US" w:bidi="en_US"/>
+        </w:rPr>
+      </w:r>
+      <w:r>
+        <w:rPr>
+          <w:b/>
+          <w:lang w:val="en_US" w:bidi="en_US"/>
+        </w:rPr>
         <w:t>"true companion"</w:t>
       </w:r>
     </w:p>
@@ -36014,6 +41099,21 @@
           <w:b/>
           <w:lang w:val="en_US" w:bidi="en_US"/>
         </w:rPr>
+        <w:t>αἵτινες ἐν τῷ εὐαγγελίῳ συνήθλησάν μοι</w:t>
+      </w:r>
+    </w:p>
+    <w:p>
+      <w:pPr/>
+      <w:r>
+        <w:rPr>
+          <w:lang w:val="en_US" w:bidi="en_US"/>
+        </w:rPr>
+      </w:r>
+      <w:r>
+        <w:rPr>
+          <w:b/>
+          <w:lang w:val="en_US" w:bidi="en_US"/>
+        </w:rPr>
         <w:t>"who labored with me in the gospel"</w:t>
       </w:r>
     </w:p>
@@ -36096,6 +41196,21 @@
         <w:rPr>
           <w:lang w:val="en_US" w:bidi="en_US"/>
         </w:rPr>
+      </w:r>
+    </w:p>
+    <w:p>
+      <w:pPr/>
+      <w:r>
+        <w:rPr>
+          <w:lang w:val="en_US" w:bidi="en_US"/>
+        </w:rPr>
+      </w:r>
+      <w:r>
+        <w:rPr>
+          <w:b/>
+          <w:lang w:val="en_US" w:bidi="en_US"/>
+        </w:rPr>
+        <w:t>τῷ εὐαγγελίῳ</w:t>
       </w:r>
     </w:p>
     <w:p>
@@ -36300,6 +41415,21 @@
           <w:b/>
           <w:lang w:val="en_US" w:bidi="en_US"/>
         </w:rPr>
+        <w:t>Κλήμεντος</w:t>
+      </w:r>
+    </w:p>
+    <w:p>
+      <w:pPr/>
+      <w:r>
+        <w:rPr>
+          <w:lang w:val="en_US" w:bidi="en_US"/>
+        </w:rPr>
+      </w:r>
+      <w:r>
+        <w:rPr>
+          <w:b/>
+          <w:lang w:val="en_US" w:bidi="en_US"/>
+        </w:rPr>
         <w:t>"Clement"</w:t>
       </w:r>
     </w:p>
@@ -36376,6 +41506,21 @@
         <w:rPr>
           <w:lang w:val="en_US" w:bidi="en_US"/>
         </w:rPr>
+      </w:r>
+    </w:p>
+    <w:p>
+      <w:pPr/>
+      <w:r>
+        <w:rPr>
+          <w:lang w:val="en_US" w:bidi="en_US"/>
+        </w:rPr>
+      </w:r>
+      <w:r>
+        <w:rPr>
+          <w:b/>
+          <w:lang w:val="en_US" w:bidi="en_US"/>
+        </w:rPr>
+        <w:t>ὧν τὰ ὀνόματα ἐν βίβλῳ ζωῆς</w:t>
       </w:r>
     </w:p>
     <w:p>
@@ -36547,6 +41692,21 @@
           <w:b/>
           <w:lang w:val="en_US" w:bidi="en_US"/>
         </w:rPr>
+        <w:t>χαίρετε ἐν Κυρίῳ πάντοτε, πάλιν ἐρῶ, χαίρετε!</w:t>
+      </w:r>
+    </w:p>
+    <w:p>
+      <w:pPr/>
+      <w:r>
+        <w:rPr>
+          <w:lang w:val="en_US" w:bidi="en_US"/>
+        </w:rPr>
+      </w:r>
+      <w:r>
+        <w:rPr>
+          <w:b/>
+          <w:lang w:val="en_US" w:bidi="en_US"/>
+        </w:rPr>
         <w:t>"Rejoice in the Lord always. Again I will say, rejoice"</w:t>
       </w:r>
     </w:p>
@@ -36643,6 +41803,21 @@
           <w:b/>
           <w:lang w:val="en_US" w:bidi="en_US"/>
         </w:rPr>
+        <w:t>τὸ ἐπιεικὲς ὑμῶν γνωσθήτω</w:t>
+      </w:r>
+    </w:p>
+    <w:p>
+      <w:pPr/>
+      <w:r>
+        <w:rPr>
+          <w:lang w:val="en_US" w:bidi="en_US"/>
+        </w:rPr>
+      </w:r>
+      <w:r>
+        <w:rPr>
+          <w:b/>
+          <w:lang w:val="en_US" w:bidi="en_US"/>
+        </w:rPr>
         <w:t>"Let your gentleness be known"</w:t>
       </w:r>
     </w:p>
@@ -36739,6 +41914,21 @@
           <w:b/>
           <w:lang w:val="en_US" w:bidi="en_US"/>
         </w:rPr>
+        <w:t>πᾶσιν ἀνθρώποις</w:t>
+      </w:r>
+    </w:p>
+    <w:p>
+      <w:pPr/>
+      <w:r>
+        <w:rPr>
+          <w:lang w:val="en_US" w:bidi="en_US"/>
+        </w:rPr>
+      </w:r>
+      <w:r>
+        <w:rPr>
+          <w:b/>
+          <w:lang w:val="en_US" w:bidi="en_US"/>
+        </w:rPr>
         <w:t>"to all men"</w:t>
       </w:r>
     </w:p>
@@ -36835,6 +42025,21 @@
           <w:b/>
           <w:lang w:val="en_US" w:bidi="en_US"/>
         </w:rPr>
+        <w:t>ὁ Κύριος ἐγγύς</w:t>
+      </w:r>
+    </w:p>
+    <w:p>
+      <w:pPr/>
+      <w:r>
+        <w:rPr>
+          <w:lang w:val="en_US" w:bidi="en_US"/>
+        </w:rPr>
+      </w:r>
+      <w:r>
+        <w:rPr>
+          <w:b/>
+          <w:lang w:val="en_US" w:bidi="en_US"/>
+        </w:rPr>
         <w:t>"The Lord {is} near"</w:t>
       </w:r>
     </w:p>
@@ -36911,6 +42116,21 @@
           <w:b/>
           <w:lang w:val="en_US" w:bidi="en_US"/>
         </w:rPr>
+        <w:t>μηδὲν μεριμνᾶτε</w:t>
+      </w:r>
+    </w:p>
+    <w:p>
+      <w:pPr/>
+      <w:r>
+        <w:rPr>
+          <w:lang w:val="en_US" w:bidi="en_US"/>
+        </w:rPr>
+      </w:r>
+      <w:r>
+        <w:rPr>
+          <w:b/>
+          <w:lang w:val="en_US" w:bidi="en_US"/>
+        </w:rPr>
         <w:t>"Be anxious about nothing"</w:t>
       </w:r>
     </w:p>
@@ -37001,6 +42221,21 @@
           <w:b/>
           <w:lang w:val="en_US" w:bidi="en_US"/>
         </w:rPr>
+        <w:t>ἀλλ’</w:t>
+      </w:r>
+    </w:p>
+    <w:p>
+      <w:pPr/>
+      <w:r>
+        <w:rPr>
+          <w:lang w:val="en_US" w:bidi="en_US"/>
+        </w:rPr>
+      </w:r>
+      <w:r>
+        <w:rPr>
+          <w:b/>
+          <w:lang w:val="en_US" w:bidi="en_US"/>
+        </w:rPr>
         <w:t>"but"</w:t>
       </w:r>
     </w:p>
@@ -37123,6 +42358,21 @@
           <w:b/>
           <w:lang w:val="en_US" w:bidi="en_US"/>
         </w:rPr>
+        <w:t>ἐν παντὶ</w:t>
+      </w:r>
+    </w:p>
+    <w:p>
+      <w:pPr/>
+      <w:r>
+        <w:rPr>
+          <w:lang w:val="en_US" w:bidi="en_US"/>
+        </w:rPr>
+      </w:r>
+      <w:r>
+        <w:rPr>
+          <w:b/>
+          <w:lang w:val="en_US" w:bidi="en_US"/>
+        </w:rPr>
         <w:t>"in everything"</w:t>
       </w:r>
     </w:p>
@@ -37219,6 +42469,21 @@
           <w:b/>
           <w:lang w:val="en_US" w:bidi="en_US"/>
         </w:rPr>
+        <w:t>τῇ προσευχῇ καὶ τῇ δεήσει</w:t>
+      </w:r>
+    </w:p>
+    <w:p>
+      <w:pPr/>
+      <w:r>
+        <w:rPr>
+          <w:lang w:val="en_US" w:bidi="en_US"/>
+        </w:rPr>
+      </w:r>
+      <w:r>
+        <w:rPr>
+          <w:b/>
+          <w:lang w:val="en_US" w:bidi="en_US"/>
+        </w:rPr>
         <w:t>"by prayer and petition"</w:t>
       </w:r>
     </w:p>
@@ -37328,6 +42593,21 @@
           <w:b/>
           <w:lang w:val="en_US" w:bidi="en_US"/>
         </w:rPr>
+        <w:t>τῇ προσευχῇ καὶ τῇ δεήσει</w:t>
+      </w:r>
+    </w:p>
+    <w:p>
+      <w:pPr/>
+      <w:r>
+        <w:rPr>
+          <w:lang w:val="en_US" w:bidi="en_US"/>
+        </w:rPr>
+      </w:r>
+      <w:r>
+        <w:rPr>
+          <w:b/>
+          <w:lang w:val="en_US" w:bidi="en_US"/>
+        </w:rPr>
         <w:t>"by prayer and petition"</w:t>
       </w:r>
     </w:p>
@@ -37437,6 +42717,21 @@
           <w:b/>
           <w:lang w:val="en_US" w:bidi="en_US"/>
         </w:rPr>
+        <w:t>τῇ προσευχῇ καὶ τῇ δεήσει</w:t>
+      </w:r>
+    </w:p>
+    <w:p>
+      <w:pPr/>
+      <w:r>
+        <w:rPr>
+          <w:lang w:val="en_US" w:bidi="en_US"/>
+        </w:rPr>
+      </w:r>
+      <w:r>
+        <w:rPr>
+          <w:b/>
+          <w:lang w:val="en_US" w:bidi="en_US"/>
+        </w:rPr>
         <w:t>"by prayer and petition"</w:t>
       </w:r>
     </w:p>
@@ -37546,6 +42841,21 @@
           <w:b/>
           <w:lang w:val="en_US" w:bidi="en_US"/>
         </w:rPr>
+        <w:t>μετὰ εὐχαριστίας</w:t>
+      </w:r>
+    </w:p>
+    <w:p>
+      <w:pPr/>
+      <w:r>
+        <w:rPr>
+          <w:lang w:val="en_US" w:bidi="en_US"/>
+        </w:rPr>
+      </w:r>
+      <w:r>
+        <w:rPr>
+          <w:b/>
+          <w:lang w:val="en_US" w:bidi="en_US"/>
+        </w:rPr>
         <w:t>"with thanksgiving"</w:t>
       </w:r>
     </w:p>
@@ -37655,6 +42965,21 @@
           <w:b/>
           <w:lang w:val="en_US" w:bidi="en_US"/>
         </w:rPr>
+        <w:t>τὰ αἰτήματα ὑμῶν γνωριζέσθω</w:t>
+      </w:r>
+    </w:p>
+    <w:p>
+      <w:pPr/>
+      <w:r>
+        <w:rPr>
+          <w:lang w:val="en_US" w:bidi="en_US"/>
+        </w:rPr>
+      </w:r>
+      <w:r>
+        <w:rPr>
+          <w:b/>
+          <w:lang w:val="en_US" w:bidi="en_US"/>
+        </w:rPr>
         <w:t>"let your requests be known"</w:t>
       </w:r>
     </w:p>
@@ -37751,6 +43076,21 @@
           <w:b/>
           <w:lang w:val="en_US" w:bidi="en_US"/>
         </w:rPr>
+        <w:t>τὰ αἰτήματα ὑμῶν γνωριζέσθω πρὸς τὸν Θεόν</w:t>
+      </w:r>
+    </w:p>
+    <w:p>
+      <w:pPr/>
+      <w:r>
+        <w:rPr>
+          <w:lang w:val="en_US" w:bidi="en_US"/>
+        </w:rPr>
+      </w:r>
+      <w:r>
+        <w:rPr>
+          <w:b/>
+          <w:lang w:val="en_US" w:bidi="en_US"/>
+        </w:rPr>
         <w:t>""</w:t>
       </w:r>
     </w:p>
@@ -37860,6 +43200,21 @@
           <w:b/>
           <w:lang w:val="en_US" w:bidi="en_US"/>
         </w:rPr>
+        <w:t>καὶ</w:t>
+      </w:r>
+    </w:p>
+    <w:p>
+      <w:pPr/>
+      <w:r>
+        <w:rPr>
+          <w:lang w:val="en_US" w:bidi="en_US"/>
+        </w:rPr>
+      </w:r>
+      <w:r>
+        <w:rPr>
+          <w:b/>
+          <w:lang w:val="en_US" w:bidi="en_US"/>
+        </w:rPr>
         <w:t>"and"</w:t>
       </w:r>
     </w:p>
@@ -38065,6 +43420,21 @@
           <w:b/>
           <w:lang w:val="en_US" w:bidi="en_US"/>
         </w:rPr>
+        <w:t>Θεοῦ ἡ ὑπερέχουσα πάντα νοῦν</w:t>
+      </w:r>
+    </w:p>
+    <w:p>
+      <w:pPr/>
+      <w:r>
+        <w:rPr>
+          <w:lang w:val="en_US" w:bidi="en_US"/>
+        </w:rPr>
+      </w:r>
+      <w:r>
+        <w:rPr>
+          <w:b/>
+          <w:lang w:val="en_US" w:bidi="en_US"/>
+        </w:rPr>
         <w:t>"of God, which surpasses all understanding"</w:t>
       </w:r>
     </w:p>
@@ -38161,6 +43531,21 @@
           <w:b/>
           <w:lang w:val="en_US" w:bidi="en_US"/>
         </w:rPr>
+        <w:t>ἡ ὑπερέχουσα πάντα νοῦν</w:t>
+      </w:r>
+    </w:p>
+    <w:p>
+      <w:pPr/>
+      <w:r>
+        <w:rPr>
+          <w:lang w:val="en_US" w:bidi="en_US"/>
+        </w:rPr>
+      </w:r>
+      <w:r>
+        <w:rPr>
+          <w:b/>
+          <w:lang w:val="en_US" w:bidi="en_US"/>
+        </w:rPr>
         <w:t>"which surpasses all understanding"</w:t>
       </w:r>
     </w:p>
@@ -38237,6 +43622,21 @@
           <w:b/>
           <w:lang w:val="en_US" w:bidi="en_US"/>
         </w:rPr>
+        <w:t>ἡ ὑπερέχουσα πάντα νοῦν</w:t>
+      </w:r>
+    </w:p>
+    <w:p>
+      <w:pPr/>
+      <w:r>
+        <w:rPr>
+          <w:lang w:val="en_US" w:bidi="en_US"/>
+        </w:rPr>
+      </w:r>
+      <w:r>
+        <w:rPr>
+          <w:b/>
+          <w:lang w:val="en_US" w:bidi="en_US"/>
+        </w:rPr>
         <w:t>"which surpasses all understanding"</w:t>
       </w:r>
     </w:p>
@@ -38332,6 +43732,21 @@
         <w:rPr>
           <w:lang w:val="en_US" w:bidi="en_US"/>
         </w:rPr>
+      </w:r>
+    </w:p>
+    <w:p>
+      <w:pPr/>
+      <w:r>
+        <w:rPr>
+          <w:lang w:val="en_US" w:bidi="en_US"/>
+        </w:rPr>
+      </w:r>
+      <w:r>
+        <w:rPr>
+          <w:b/>
+          <w:lang w:val="en_US" w:bidi="en_US"/>
+        </w:rPr>
+        <w:t>φρουρήσει τὰς καρδίας ὑμῶν καὶ τὰ νοήματα ὑμῶν</w:t>
       </w:r>
     </w:p>
     <w:p>
@@ -38562,6 +43977,21 @@
           <w:b/>
           <w:lang w:val="en_US" w:bidi="en_US"/>
         </w:rPr>
+        <w:t>τὸ λοιπόν</w:t>
+      </w:r>
+    </w:p>
+    <w:p>
+      <w:pPr/>
+      <w:r>
+        <w:rPr>
+          <w:lang w:val="en_US" w:bidi="en_US"/>
+        </w:rPr>
+      </w:r>
+      <w:r>
+        <w:rPr>
+          <w:b/>
+          <w:lang w:val="en_US" w:bidi="en_US"/>
+        </w:rPr>
         <w:t>"As to} the rest"</w:t>
       </w:r>
     </w:p>
@@ -38739,6 +44169,21 @@
           <w:b/>
           <w:lang w:val="en_US" w:bidi="en_US"/>
         </w:rPr>
+        <w:t>ὅσα ἐστὶν ἀληθῆ, ὅσα σεμνά, ὅσα δίκαια, ὅσα ἁγνά, ὅσα προσφιλῆ, ὅσα εὔφημα</w:t>
+      </w:r>
+    </w:p>
+    <w:p>
+      <w:pPr/>
+      <w:r>
+        <w:rPr>
+          <w:lang w:val="en_US" w:bidi="en_US"/>
+        </w:rPr>
+      </w:r>
+      <w:r>
+        <w:rPr>
+          <w:b/>
+          <w:lang w:val="en_US" w:bidi="en_US"/>
+        </w:rPr>
         <w:t>"as many as are true, as many as honorable, as many as just, as many as pure, as many as lovely, as many as reputable"</w:t>
       </w:r>
     </w:p>
@@ -38822,6 +44267,21 @@
           <w:b/>
           <w:lang w:val="en_US" w:bidi="en_US"/>
         </w:rPr>
+        <w:t>ὅσα προσφιλῆ</w:t>
+      </w:r>
+    </w:p>
+    <w:p>
+      <w:pPr/>
+      <w:r>
+        <w:rPr>
+          <w:lang w:val="en_US" w:bidi="en_US"/>
+        </w:rPr>
+      </w:r>
+      <w:r>
+        <w:rPr>
+          <w:b/>
+          <w:lang w:val="en_US" w:bidi="en_US"/>
+        </w:rPr>
         <w:t>"as many as lovely"</w:t>
       </w:r>
     </w:p>
@@ -38885,6 +44345,21 @@
           <w:b/>
           <w:lang w:val="en_US" w:bidi="en_US"/>
         </w:rPr>
+        <w:t>ὅσα εὔφημα</w:t>
+      </w:r>
+    </w:p>
+    <w:p>
+      <w:pPr/>
+      <w:r>
+        <w:rPr>
+          <w:lang w:val="en_US" w:bidi="en_US"/>
+        </w:rPr>
+      </w:r>
+      <w:r>
+        <w:rPr>
+          <w:b/>
+          <w:lang w:val="en_US" w:bidi="en_US"/>
+        </w:rPr>
         <w:t>"as many as reputable"</w:t>
       </w:r>
     </w:p>
@@ -38948,6 +44423,21 @@
           <w:b/>
           <w:lang w:val="en_US" w:bidi="en_US"/>
         </w:rPr>
+        <w:t>εἴ τις ἀρετὴ</w:t>
+      </w:r>
+    </w:p>
+    <w:p>
+      <w:pPr/>
+      <w:r>
+        <w:rPr>
+          <w:lang w:val="en_US" w:bidi="en_US"/>
+        </w:rPr>
+      </w:r>
+      <w:r>
+        <w:rPr>
+          <w:b/>
+          <w:lang w:val="en_US" w:bidi="en_US"/>
+        </w:rPr>
         <w:t>"if anything {is} virtuous"</w:t>
       </w:r>
     </w:p>
@@ -39011,6 +44501,21 @@
           <w:b/>
           <w:lang w:val="en_US" w:bidi="en_US"/>
         </w:rPr>
+        <w:t>εἴ τις ἔπαινος</w:t>
+      </w:r>
+    </w:p>
+    <w:p>
+      <w:pPr/>
+      <w:r>
+        <w:rPr>
+          <w:lang w:val="en_US" w:bidi="en_US"/>
+        </w:rPr>
+      </w:r>
+      <w:r>
+        <w:rPr>
+          <w:b/>
+          <w:lang w:val="en_US" w:bidi="en_US"/>
+        </w:rPr>
         <w:t>"if anything {is} praiseworthy"</w:t>
       </w:r>
     </w:p>
@@ -39074,6 +44579,21 @@
           <w:b/>
           <w:lang w:val="en_US" w:bidi="en_US"/>
         </w:rPr>
+        <w:t>λογίζεσθε</w:t>
+      </w:r>
+    </w:p>
+    <w:p>
+      <w:pPr/>
+      <w:r>
+        <w:rPr>
+          <w:lang w:val="en_US" w:bidi="en_US"/>
+        </w:rPr>
+      </w:r>
+      <w:r>
+        <w:rPr>
+          <w:b/>
+          <w:lang w:val="en_US" w:bidi="en_US"/>
+        </w:rPr>
         <w:t>"think about"</w:t>
       </w:r>
     </w:p>
@@ -39170,6 +44690,21 @@
           <w:b/>
           <w:lang w:val="en_US" w:bidi="en_US"/>
         </w:rPr>
+        <w:t>ἃ καὶ ἐμάθετε καὶ παρελάβετε, καὶ ἠκούσατε καὶ εἴδετε, ἐν ἐμοί</w:t>
+      </w:r>
+    </w:p>
+    <w:p>
+      <w:pPr/>
+      <w:r>
+        <w:rPr>
+          <w:lang w:val="en_US" w:bidi="en_US"/>
+        </w:rPr>
+      </w:r>
+      <w:r>
+        <w:rPr>
+          <w:b/>
+          <w:lang w:val="en_US" w:bidi="en_US"/>
+        </w:rPr>
         <w:t>"And what you learned and received and heard and saw in me"</w:t>
       </w:r>
     </w:p>
@@ -39233,6 +44768,21 @@
           <w:b/>
           <w:lang w:val="en_US" w:bidi="en_US"/>
         </w:rPr>
+        <w:t>ἃ καὶ ἐμάθετε καὶ παρελάβετε</w:t>
+      </w:r>
+    </w:p>
+    <w:p>
+      <w:pPr/>
+      <w:r>
+        <w:rPr>
+          <w:lang w:val="en_US" w:bidi="en_US"/>
+        </w:rPr>
+      </w:r>
+      <w:r>
+        <w:rPr>
+          <w:b/>
+          <w:lang w:val="en_US" w:bidi="en_US"/>
+        </w:rPr>
         <w:t>"And what you learned and received"</w:t>
       </w:r>
     </w:p>
@@ -39342,6 +44892,21 @@
           <w:b/>
           <w:lang w:val="en_US" w:bidi="en_US"/>
         </w:rPr>
+        <w:t>ταῦτα πράσσετε</w:t>
+      </w:r>
+    </w:p>
+    <w:p>
+      <w:pPr/>
+      <w:r>
+        <w:rPr>
+          <w:lang w:val="en_US" w:bidi="en_US"/>
+        </w:rPr>
+      </w:r>
+      <w:r>
+        <w:rPr>
+          <w:b/>
+          <w:lang w:val="en_US" w:bidi="en_US"/>
+        </w:rPr>
         <w:t>"do these things"</w:t>
       </w:r>
     </w:p>
@@ -39405,6 +44970,21 @@
           <w:b/>
           <w:lang w:val="en_US" w:bidi="en_US"/>
         </w:rPr>
+        <w:t>πράσσετε</w:t>
+      </w:r>
+    </w:p>
+    <w:p>
+      <w:pPr/>
+      <w:r>
+        <w:rPr>
+          <w:lang w:val="en_US" w:bidi="en_US"/>
+        </w:rPr>
+      </w:r>
+      <w:r>
+        <w:rPr>
+          <w:b/>
+          <w:lang w:val="en_US" w:bidi="en_US"/>
+        </w:rPr>
         <w:t>"do"</w:t>
       </w:r>
     </w:p>
@@ -39501,6 +45081,21 @@
           <w:b/>
           <w:lang w:val="en_US" w:bidi="en_US"/>
         </w:rPr>
+        <w:t>καὶ</w:t>
+      </w:r>
+    </w:p>
+    <w:p>
+      <w:pPr/>
+      <w:r>
+        <w:rPr>
+          <w:lang w:val="en_US" w:bidi="en_US"/>
+        </w:rPr>
+      </w:r>
+      <w:r>
+        <w:rPr>
+          <w:b/>
+          <w:lang w:val="en_US" w:bidi="en_US"/>
+        </w:rPr>
         <w:t>"and"</w:t>
       </w:r>
     </w:p>
@@ -39597,6 +45192,21 @@
           <w:b/>
           <w:lang w:val="en_US" w:bidi="en_US"/>
         </w:rPr>
+        <w:t>ὁ Θεὸς τῆς εἰρήνης</w:t>
+      </w:r>
+    </w:p>
+    <w:p>
+      <w:pPr/>
+      <w:r>
+        <w:rPr>
+          <w:lang w:val="en_US" w:bidi="en_US"/>
+        </w:rPr>
+      </w:r>
+      <w:r>
+        <w:rPr>
+          <w:b/>
+          <w:lang w:val="en_US" w:bidi="en_US"/>
+        </w:rPr>
         <w:t>"the God of peace"</w:t>
       </w:r>
     </w:p>
@@ -39659,6 +45269,21 @@
         <w:rPr>
           <w:lang w:val="en_US" w:bidi="en_US"/>
         </w:rPr>
+      </w:r>
+    </w:p>
+    <w:p>
+      <w:pPr/>
+      <w:r>
+        <w:rPr>
+          <w:lang w:val="en_US" w:bidi="en_US"/>
+        </w:rPr>
+      </w:r>
+      <w:r>
+        <w:rPr>
+          <w:b/>
+          <w:lang w:val="en_US" w:bidi="en_US"/>
+        </w:rPr>
+        <w:t>καὶ ὁ Θεὸς τῆς εἰρήνης ἔσται μεθ’ ὑμῶν</w:t>
       </w:r>
     </w:p>
     <w:p>
@@ -39863,6 +45488,21 @@
           <w:b/>
           <w:lang w:val="en_US" w:bidi="en_US"/>
         </w:rPr>
+        <w:t>ὅτι ἤδη ποτὲ ἀνεθάλετε τὸ ὑπὲρ ἐμοῦ φρονεῖν</w:t>
+      </w:r>
+    </w:p>
+    <w:p>
+      <w:pPr/>
+      <w:r>
+        <w:rPr>
+          <w:lang w:val="en_US" w:bidi="en_US"/>
+        </w:rPr>
+      </w:r>
+      <w:r>
+        <w:rPr>
+          <w:b/>
+          <w:lang w:val="en_US" w:bidi="en_US"/>
+        </w:rPr>
         <w:t>"because now at last you renewed your concern on my behalf"</w:t>
       </w:r>
     </w:p>
@@ -39926,6 +45566,21 @@
           <w:b/>
           <w:lang w:val="en_US" w:bidi="en_US"/>
         </w:rPr>
+        <w:t>ἐφ’ ᾧ καὶ ἐφρονεῖτε</w:t>
+      </w:r>
+    </w:p>
+    <w:p>
+      <w:pPr/>
+      <w:r>
+        <w:rPr>
+          <w:lang w:val="en_US" w:bidi="en_US"/>
+        </w:rPr>
+      </w:r>
+      <w:r>
+        <w:rPr>
+          <w:b/>
+          <w:lang w:val="en_US" w:bidi="en_US"/>
+        </w:rPr>
         <w:t>"for which indeed you were concerned"</w:t>
       </w:r>
     </w:p>
@@ -39989,6 +45644,21 @@
           <w:b/>
           <w:lang w:val="en_US" w:bidi="en_US"/>
         </w:rPr>
+        <w:t>ἠκαιρεῖσθε δέ</w:t>
+      </w:r>
+    </w:p>
+    <w:p>
+      <w:pPr/>
+      <w:r>
+        <w:rPr>
+          <w:lang w:val="en_US" w:bidi="en_US"/>
+        </w:rPr>
+      </w:r>
+      <w:r>
+        <w:rPr>
+          <w:b/>
+          <w:lang w:val="en_US" w:bidi="en_US"/>
+        </w:rPr>
         <w:t>"but were lacking opportunity"</w:t>
       </w:r>
     </w:p>
@@ -40072,6 +45742,21 @@
           <w:b/>
           <w:lang w:val="en_US" w:bidi="en_US"/>
         </w:rPr>
+        <w:t>οὐχ ὅτι καθ’ ὑστέρησιν λέγω</w:t>
+      </w:r>
+    </w:p>
+    <w:p>
+      <w:pPr/>
+      <w:r>
+        <w:rPr>
+          <w:lang w:val="en_US" w:bidi="en_US"/>
+        </w:rPr>
+      </w:r>
+      <w:r>
+        <w:rPr>
+          <w:b/>
+          <w:lang w:val="en_US" w:bidi="en_US"/>
+        </w:rPr>
         <w:t>"Not that I speak according to need"</w:t>
       </w:r>
     </w:p>
@@ -40135,6 +45820,21 @@
           <w:b/>
           <w:lang w:val="en_US" w:bidi="en_US"/>
         </w:rPr>
+        <w:t>αὐτάρκης εἶναι</w:t>
+      </w:r>
+    </w:p>
+    <w:p>
+      <w:pPr/>
+      <w:r>
+        <w:rPr>
+          <w:lang w:val="en_US" w:bidi="en_US"/>
+        </w:rPr>
+      </w:r>
+      <w:r>
+        <w:rPr>
+          <w:b/>
+          <w:lang w:val="en_US" w:bidi="en_US"/>
+        </w:rPr>
         <w:t>"to be content"</w:t>
       </w:r>
     </w:p>
@@ -40198,6 +45898,21 @@
           <w:b/>
           <w:lang w:val="en_US" w:bidi="en_US"/>
         </w:rPr>
+        <w:t>ἐν οἷς εἰμι</w:t>
+      </w:r>
+    </w:p>
+    <w:p>
+      <w:pPr/>
+      <w:r>
+        <w:rPr>
+          <w:lang w:val="en_US" w:bidi="en_US"/>
+        </w:rPr>
+      </w:r>
+      <w:r>
+        <w:rPr>
+          <w:b/>
+          <w:lang w:val="en_US" w:bidi="en_US"/>
+        </w:rPr>
         <w:t>"in whatever I am"</w:t>
       </w:r>
     </w:p>
@@ -40281,6 +45996,21 @@
           <w:b/>
           <w:lang w:val="en_US" w:bidi="en_US"/>
         </w:rPr>
+        <w:t>οἶδα καὶ</w:t>
+      </w:r>
+    </w:p>
+    <w:p>
+      <w:pPr/>
+      <w:r>
+        <w:rPr>
+          <w:lang w:val="en_US" w:bidi="en_US"/>
+        </w:rPr>
+      </w:r>
+      <w:r>
+        <w:rPr>
+          <w:b/>
+          <w:lang w:val="en_US" w:bidi="en_US"/>
+        </w:rPr>
         <w:t>"I know both {how"</w:t>
       </w:r>
     </w:p>
@@ -40377,6 +46107,21 @@
           <w:b/>
           <w:lang w:val="en_US" w:bidi="en_US"/>
         </w:rPr>
+        <w:t>οἶδα καὶ ταπεινοῦσθαι, οἶδα καὶ περισσεύειν &amp; καὶ περισσεύειν καὶ ὑστερεῖσθαι</w:t>
+      </w:r>
+    </w:p>
+    <w:p>
+      <w:pPr/>
+      <w:r>
+        <w:rPr>
+          <w:lang w:val="en_US" w:bidi="en_US"/>
+        </w:rPr>
+      </w:r>
+      <w:r>
+        <w:rPr>
+          <w:b/>
+          <w:lang w:val="en_US" w:bidi="en_US"/>
+        </w:rPr>
         <w:t>"I know both {how} to be brought low, and I know {how} to abound."</w:t>
       </w:r>
       <w:r>
@@ -40479,6 +46224,21 @@
           <w:b/>
           <w:lang w:val="en_US" w:bidi="en_US"/>
         </w:rPr>
+        <w:t>οἶδα καὶ ταπεινοῦσθαι, οἶδα καὶ περισσεύειν</w:t>
+      </w:r>
+    </w:p>
+    <w:p>
+      <w:pPr/>
+      <w:r>
+        <w:rPr>
+          <w:lang w:val="en_US" w:bidi="en_US"/>
+        </w:rPr>
+      </w:r>
+      <w:r>
+        <w:rPr>
+          <w:b/>
+          <w:lang w:val="en_US" w:bidi="en_US"/>
+        </w:rPr>
         <w:t>"I know both {how} to be brought low, and I know {how} to abound"</w:t>
       </w:r>
     </w:p>
@@ -40588,6 +46348,21 @@
           <w:b/>
           <w:lang w:val="en_US" w:bidi="en_US"/>
         </w:rPr>
+        <w:t>ταπεινοῦσθαι</w:t>
+      </w:r>
+    </w:p>
+    <w:p>
+      <w:pPr/>
+      <w:r>
+        <w:rPr>
+          <w:lang w:val="en_US" w:bidi="en_US"/>
+        </w:rPr>
+      </w:r>
+      <w:r>
+        <w:rPr>
+          <w:b/>
+          <w:lang w:val="en_US" w:bidi="en_US"/>
+        </w:rPr>
         <w:t>"to be brought low"</w:t>
       </w:r>
     </w:p>
@@ -40684,6 +46459,21 @@
           <w:b/>
           <w:lang w:val="en_US" w:bidi="en_US"/>
         </w:rPr>
+        <w:t>ταπεινοῦσθαι</w:t>
+      </w:r>
+    </w:p>
+    <w:p>
+      <w:pPr/>
+      <w:r>
+        <w:rPr>
+          <w:lang w:val="en_US" w:bidi="en_US"/>
+        </w:rPr>
+      </w:r>
+      <w:r>
+        <w:rPr>
+          <w:b/>
+          <w:lang w:val="en_US" w:bidi="en_US"/>
+        </w:rPr>
         <w:t>"to be brought low"</w:t>
       </w:r>
     </w:p>
@@ -40780,6 +46570,21 @@
           <w:b/>
           <w:lang w:val="en_US" w:bidi="en_US"/>
         </w:rPr>
+        <w:t>χορτάζεσθαι καὶ πεινᾶν</w:t>
+      </w:r>
+    </w:p>
+    <w:p>
+      <w:pPr/>
+      <w:r>
+        <w:rPr>
+          <w:lang w:val="en_US" w:bidi="en_US"/>
+        </w:rPr>
+      </w:r>
+      <w:r>
+        <w:rPr>
+          <w:b/>
+          <w:lang w:val="en_US" w:bidi="en_US"/>
+        </w:rPr>
         <w:t>"to be filled and to be hungry"</w:t>
       </w:r>
     </w:p>
@@ -40863,6 +46668,21 @@
           <w:b/>
           <w:lang w:val="en_US" w:bidi="en_US"/>
         </w:rPr>
+        <w:t>χορτάζεσθαι καὶ πεινᾶν</w:t>
+      </w:r>
+    </w:p>
+    <w:p>
+      <w:pPr/>
+      <w:r>
+        <w:rPr>
+          <w:lang w:val="en_US" w:bidi="en_US"/>
+        </w:rPr>
+      </w:r>
+      <w:r>
+        <w:rPr>
+          <w:b/>
+          <w:lang w:val="en_US" w:bidi="en_US"/>
+        </w:rPr>
         <w:t>"to be filled and to be hungry"</w:t>
       </w:r>
     </w:p>
@@ -40972,6 +46792,21 @@
           <w:b/>
           <w:lang w:val="en_US" w:bidi="en_US"/>
         </w:rPr>
+        <w:t>περισσεύειν καὶ ὑστερεῖσθαι</w:t>
+      </w:r>
+    </w:p>
+    <w:p>
+      <w:pPr/>
+      <w:r>
+        <w:rPr>
+          <w:lang w:val="en_US" w:bidi="en_US"/>
+        </w:rPr>
+      </w:r>
+      <w:r>
+        <w:rPr>
+          <w:b/>
+          <w:lang w:val="en_US" w:bidi="en_US"/>
+        </w:rPr>
         <w:t>"to abound and to be in need"</w:t>
       </w:r>
     </w:p>
@@ -41055,6 +46890,21 @@
           <w:b/>
           <w:lang w:val="en_US" w:bidi="en_US"/>
         </w:rPr>
+        <w:t>περισσεύειν καὶ ὑστερεῖσθαι</w:t>
+      </w:r>
+    </w:p>
+    <w:p>
+      <w:pPr/>
+      <w:r>
+        <w:rPr>
+          <w:lang w:val="en_US" w:bidi="en_US"/>
+        </w:rPr>
+      </w:r>
+      <w:r>
+        <w:rPr>
+          <w:b/>
+          <w:lang w:val="en_US" w:bidi="en_US"/>
+        </w:rPr>
         <w:t>"to abound and to be in need"</w:t>
       </w:r>
     </w:p>
@@ -41164,6 +47014,21 @@
           <w:b/>
           <w:lang w:val="en_US" w:bidi="en_US"/>
         </w:rPr>
+        <w:t>πάντα ἰσχύω ἐν τῷ ἐνδυναμοῦντί με</w:t>
+      </w:r>
+    </w:p>
+    <w:p>
+      <w:pPr/>
+      <w:r>
+        <w:rPr>
+          <w:lang w:val="en_US" w:bidi="en_US"/>
+        </w:rPr>
+      </w:r>
+      <w:r>
+        <w:rPr>
+          <w:b/>
+          <w:lang w:val="en_US" w:bidi="en_US"/>
+        </w:rPr>
         <w:t>"I can do all things in the one strengthening me"</w:t>
       </w:r>
     </w:p>
@@ -41260,6 +47125,21 @@
           <w:b/>
           <w:lang w:val="en_US" w:bidi="en_US"/>
         </w:rPr>
+        <w:t>πάντα ἰσχύω ἐν τῷ ἐνδυναμοῦντί με</w:t>
+      </w:r>
+    </w:p>
+    <w:p>
+      <w:pPr/>
+      <w:r>
+        <w:rPr>
+          <w:lang w:val="en_US" w:bidi="en_US"/>
+        </w:rPr>
+      </w:r>
+      <w:r>
+        <w:rPr>
+          <w:b/>
+          <w:lang w:val="en_US" w:bidi="en_US"/>
+        </w:rPr>
         <w:t>"I can do all things in the one strengthening me"</w:t>
       </w:r>
     </w:p>
@@ -41369,6 +47249,21 @@
           <w:b/>
           <w:lang w:val="en_US" w:bidi="en_US"/>
         </w:rPr>
+        <w:t>συνκοινωνήσαντές μου τῇ θλίψει</w:t>
+      </w:r>
+    </w:p>
+    <w:p>
+      <w:pPr/>
+      <w:r>
+        <w:rPr>
+          <w:lang w:val="en_US" w:bidi="en_US"/>
+        </w:rPr>
+      </w:r>
+      <w:r>
+        <w:rPr>
+          <w:b/>
+          <w:lang w:val="en_US" w:bidi="en_US"/>
+        </w:rPr>
         <w:t>"having shared together in my affliction"</w:t>
       </w:r>
     </w:p>
@@ -41465,6 +47360,21 @@
           <w:b/>
           <w:lang w:val="en_US" w:bidi="en_US"/>
         </w:rPr>
+        <w:t>μου τῇ θλίψει</w:t>
+      </w:r>
+    </w:p>
+    <w:p>
+      <w:pPr/>
+      <w:r>
+        <w:rPr>
+          <w:lang w:val="en_US" w:bidi="en_US"/>
+        </w:rPr>
+      </w:r>
+      <w:r>
+        <w:rPr>
+          <w:b/>
+          <w:lang w:val="en_US" w:bidi="en_US"/>
+        </w:rPr>
         <w:t>"in my affliction"</w:t>
       </w:r>
     </w:p>
@@ -41587,6 +47497,21 @@
           <w:b/>
           <w:lang w:val="en_US" w:bidi="en_US"/>
         </w:rPr>
+        <w:t>μου τῇ θλίψει</w:t>
+      </w:r>
+    </w:p>
+    <w:p>
+      <w:pPr/>
+      <w:r>
+        <w:rPr>
+          <w:lang w:val="en_US" w:bidi="en_US"/>
+        </w:rPr>
+      </w:r>
+      <w:r>
+        <w:rPr>
+          <w:b/>
+          <w:lang w:val="en_US" w:bidi="en_US"/>
+        </w:rPr>
         <w:t>"in my affliction"</w:t>
       </w:r>
     </w:p>
@@ -41636,6 +47561,21 @@
         <w:rPr>
           <w:lang w:val="en_US" w:bidi="en_US"/>
         </w:rPr>
+      </w:r>
+    </w:p>
+    <w:p>
+      <w:pPr/>
+      <w:r>
+        <w:rPr>
+          <w:lang w:val="en_US" w:bidi="en_US"/>
+        </w:rPr>
+      </w:r>
+      <w:r>
+        <w:rPr>
+          <w:b/>
+          <w:lang w:val="en_US" w:bidi="en_US"/>
+        </w:rPr>
+        <w:t>ἐν ἀρχῇ τοῦ εὐαγγελίου</w:t>
       </w:r>
     </w:p>
     <w:p>
@@ -41858,6 +47798,21 @@
           <w:b/>
           <w:lang w:val="en_US" w:bidi="en_US"/>
         </w:rPr>
+        <w:t>οὐδεμία μοι ἐκκλησία ἐκοινώνησεν εἰς λόγον δόσεως καὶ λήμψεως, εἰ μὴ ὑμεῖς μόνοι</w:t>
+      </w:r>
+    </w:p>
+    <w:p>
+      <w:pPr/>
+      <w:r>
+        <w:rPr>
+          <w:lang w:val="en_US" w:bidi="en_US"/>
+        </w:rPr>
+      </w:r>
+      <w:r>
+        <w:rPr>
+          <w:b/>
+          <w:lang w:val="en_US" w:bidi="en_US"/>
+        </w:rPr>
         <w:t>"no church shared with me in the matter of giving and receiving except you alone"</w:t>
       </w:r>
     </w:p>
@@ -41954,6 +47909,21 @@
           <w:b/>
           <w:lang w:val="en_US" w:bidi="en_US"/>
         </w:rPr>
+        <w:t>μοι &amp; ἐκοινώνησεν</w:t>
+      </w:r>
+    </w:p>
+    <w:p>
+      <w:pPr/>
+      <w:r>
+        <w:rPr>
+          <w:lang w:val="en_US" w:bidi="en_US"/>
+        </w:rPr>
+      </w:r>
+      <w:r>
+        <w:rPr>
+          <w:b/>
+          <w:lang w:val="en_US" w:bidi="en_US"/>
+        </w:rPr>
         <w:t>"shared with me"</w:t>
       </w:r>
     </w:p>
@@ -42050,6 +48020,21 @@
           <w:b/>
           <w:lang w:val="en_US" w:bidi="en_US"/>
         </w:rPr>
+        <w:t>εἰς λόγον δόσεως καὶ λήμψεως</w:t>
+      </w:r>
+    </w:p>
+    <w:p>
+      <w:pPr/>
+      <w:r>
+        <w:rPr>
+          <w:lang w:val="en_US" w:bidi="en_US"/>
+        </w:rPr>
+      </w:r>
+      <w:r>
+        <w:rPr>
+          <w:b/>
+          <w:lang w:val="en_US" w:bidi="en_US"/>
+        </w:rPr>
         <w:t>"in the matter of giving and receiving"</w:t>
       </w:r>
     </w:p>
@@ -42139,6 +48124,21 @@
           <w:b/>
           <w:lang w:val="en_US" w:bidi="en_US"/>
         </w:rPr>
+        <w:t>ὅτι καὶ ἐν Θεσσαλονίκῃ</w:t>
+      </w:r>
+    </w:p>
+    <w:p>
+      <w:pPr/>
+      <w:r>
+        <w:rPr>
+          <w:lang w:val="en_US" w:bidi="en_US"/>
+        </w:rPr>
+      </w:r>
+      <w:r>
+        <w:rPr>
+          <w:b/>
+          <w:lang w:val="en_US" w:bidi="en_US"/>
+        </w:rPr>
         <w:t>"for even in Thessalonica"</w:t>
       </w:r>
     </w:p>
@@ -42202,6 +48202,21 @@
           <w:b/>
           <w:lang w:val="en_US" w:bidi="en_US"/>
         </w:rPr>
+        <w:t>καὶ ἅπαξ καὶ δὶς</w:t>
+      </w:r>
+    </w:p>
+    <w:p>
+      <w:pPr/>
+      <w:r>
+        <w:rPr>
+          <w:lang w:val="en_US" w:bidi="en_US"/>
+        </w:rPr>
+      </w:r>
+      <w:r>
+        <w:rPr>
+          <w:b/>
+          <w:lang w:val="en_US" w:bidi="en_US"/>
+        </w:rPr>
         <w:t>"both once and twice"</w:t>
       </w:r>
     </w:p>
@@ -42298,6 +48313,21 @@
           <w:b/>
           <w:lang w:val="en_US" w:bidi="en_US"/>
         </w:rPr>
+        <w:t>εἰς τὴν χρείαν μοι ἐπέμψατε</w:t>
+      </w:r>
+    </w:p>
+    <w:p>
+      <w:pPr/>
+      <w:r>
+        <w:rPr>
+          <w:lang w:val="en_US" w:bidi="en_US"/>
+        </w:rPr>
+      </w:r>
+      <w:r>
+        <w:rPr>
+          <w:b/>
+          <w:lang w:val="en_US" w:bidi="en_US"/>
+        </w:rPr>
         <w:t>"you sent for my needs"</w:t>
       </w:r>
     </w:p>
@@ -42381,6 +48411,21 @@
           <w:b/>
           <w:lang w:val="en_US" w:bidi="en_US"/>
         </w:rPr>
+        <w:t>ἐπιζητῶ τὸν καρπὸν τὸν πλεονάζοντα εἰς λόγον ὑμῶν</w:t>
+      </w:r>
+    </w:p>
+    <w:p>
+      <w:pPr/>
+      <w:r>
+        <w:rPr>
+          <w:lang w:val="en_US" w:bidi="en_US"/>
+        </w:rPr>
+      </w:r>
+      <w:r>
+        <w:rPr>
+          <w:b/>
+          <w:lang w:val="en_US" w:bidi="en_US"/>
+        </w:rPr>
         <w:t>"I seek the fruit that is increasing to your account"</w:t>
       </w:r>
     </w:p>
@@ -42476,6 +48521,21 @@
         <w:rPr>
           <w:lang w:val="en_US" w:bidi="en_US"/>
         </w:rPr>
+      </w:r>
+    </w:p>
+    <w:p>
+      <w:pPr/>
+      <w:r>
+        <w:rPr>
+          <w:lang w:val="en_US" w:bidi="en_US"/>
+        </w:rPr>
+      </w:r>
+      <w:r>
+        <w:rPr>
+          <w:b/>
+          <w:lang w:val="en_US" w:bidi="en_US"/>
+        </w:rPr>
+        <w:t>ἀπέχω &amp; πάντα</w:t>
       </w:r>
     </w:p>
     <w:p>
@@ -42597,6 +48657,21 @@
           <w:b/>
           <w:lang w:val="en_US" w:bidi="en_US"/>
         </w:rPr>
+        <w:t>περισσεύω</w:t>
+      </w:r>
+    </w:p>
+    <w:p>
+      <w:pPr/>
+      <w:r>
+        <w:rPr>
+          <w:lang w:val="en_US" w:bidi="en_US"/>
+        </w:rPr>
+      </w:r>
+      <w:r>
+        <w:rPr>
+          <w:b/>
+          <w:lang w:val="en_US" w:bidi="en_US"/>
+        </w:rPr>
         <w:t>"I abound"</w:t>
       </w:r>
     </w:p>
@@ -42693,6 +48768,21 @@
           <w:b/>
           <w:lang w:val="en_US" w:bidi="en_US"/>
         </w:rPr>
+        <w:t>πεπλήρωμαι, δεξάμενος παρὰ Ἐπαφροδίτου τὰ παρ’ ὑμῶν</w:t>
+      </w:r>
+    </w:p>
+    <w:p>
+      <w:pPr/>
+      <w:r>
+        <w:rPr>
+          <w:lang w:val="en_US" w:bidi="en_US"/>
+        </w:rPr>
+      </w:r>
+      <w:r>
+        <w:rPr>
+          <w:b/>
+          <w:lang w:val="en_US" w:bidi="en_US"/>
+        </w:rPr>
         <w:t>"I have been filled, having received from Epaphroditus the things from you"</w:t>
       </w:r>
     </w:p>
@@ -42775,6 +48865,21 @@
         <w:rPr>
           <w:lang w:val="en_US" w:bidi="en_US"/>
         </w:rPr>
+      </w:r>
+    </w:p>
+    <w:p>
+      <w:pPr/>
+      <w:r>
+        <w:rPr>
+          <w:lang w:val="en_US" w:bidi="en_US"/>
+        </w:rPr>
+      </w:r>
+      <w:r>
+        <w:rPr>
+          <w:b/>
+          <w:lang w:val="en_US" w:bidi="en_US"/>
+        </w:rPr>
+        <w:t>Ἐπαφροδίτου</w:t>
       </w:r>
     </w:p>
     <w:p>
@@ -42897,6 +49002,21 @@
           <w:b/>
           <w:lang w:val="en_US" w:bidi="en_US"/>
         </w:rPr>
+        <w:t>ὀσμὴν εὐωδίας, θυσίαν δεκτήν, εὐάρεστον τῷ Θεῷ</w:t>
+      </w:r>
+    </w:p>
+    <w:p>
+      <w:pPr/>
+      <w:r>
+        <w:rPr>
+          <w:lang w:val="en_US" w:bidi="en_US"/>
+        </w:rPr>
+      </w:r>
+      <w:r>
+        <w:rPr>
+          <w:b/>
+          <w:lang w:val="en_US" w:bidi="en_US"/>
+        </w:rPr>
         <w:t>"an aroma, a sweet smell, an acceptable, pleasing sacrifice to God"</w:t>
       </w:r>
     </w:p>
@@ -43006,6 +49126,21 @@
           <w:b/>
           <w:lang w:val="en_US" w:bidi="en_US"/>
         </w:rPr>
+        <w:t>πληρώσει πᾶσαν χρείαν ὑμῶν</w:t>
+      </w:r>
+    </w:p>
+    <w:p>
+      <w:pPr/>
+      <w:r>
+        <w:rPr>
+          <w:lang w:val="en_US" w:bidi="en_US"/>
+        </w:rPr>
+      </w:r>
+      <w:r>
+        <w:rPr>
+          <w:b/>
+          <w:lang w:val="en_US" w:bidi="en_US"/>
+        </w:rPr>
         <w:t>"will fulfill all your need"</w:t>
       </w:r>
     </w:p>
@@ -43102,6 +49237,21 @@
           <w:b/>
           <w:lang w:val="en_US" w:bidi="en_US"/>
         </w:rPr>
+        <w:t>κατὰ τὸ πλοῦτος αὐτοῦ ἐν δόξῃ ἐν Χριστῷ Ἰησοῦ</w:t>
+      </w:r>
+    </w:p>
+    <w:p>
+      <w:pPr/>
+      <w:r>
+        <w:rPr>
+          <w:lang w:val="en_US" w:bidi="en_US"/>
+        </w:rPr>
+      </w:r>
+      <w:r>
+        <w:rPr>
+          <w:b/>
+          <w:lang w:val="en_US" w:bidi="en_US"/>
+        </w:rPr>
         <w:t>"according to his riches in glory in Christ Jesus"</w:t>
       </w:r>
     </w:p>
@@ -43165,6 +49315,21 @@
           <w:b/>
           <w:lang w:val="en_US" w:bidi="en_US"/>
         </w:rPr>
+        <w:t>ἡμῶν</w:t>
+      </w:r>
+    </w:p>
+    <w:p>
+      <w:pPr/>
+      <w:r>
+        <w:rPr>
+          <w:lang w:val="en_US" w:bidi="en_US"/>
+        </w:rPr>
+      </w:r>
+      <w:r>
+        <w:rPr>
+          <w:b/>
+          <w:lang w:val="en_US" w:bidi="en_US"/>
+        </w:rPr>
         <w:t>"our"</w:t>
       </w:r>
     </w:p>
@@ -43274,6 +49439,21 @@
           <w:b/>
           <w:lang w:val="en_US" w:bidi="en_US"/>
         </w:rPr>
+        <w:t>ἀσπάσασθε</w:t>
+      </w:r>
+    </w:p>
+    <w:p>
+      <w:pPr/>
+      <w:r>
+        <w:rPr>
+          <w:lang w:val="en_US" w:bidi="en_US"/>
+        </w:rPr>
+      </w:r>
+      <w:r>
+        <w:rPr>
+          <w:b/>
+          <w:lang w:val="en_US" w:bidi="en_US"/>
+        </w:rPr>
         <w:t>"Greet"</w:t>
       </w:r>
     </w:p>
@@ -43350,6 +49530,21 @@
         <w:rPr>
           <w:lang w:val="en_US" w:bidi="en_US"/>
         </w:rPr>
+      </w:r>
+    </w:p>
+    <w:p>
+      <w:pPr/>
+      <w:r>
+        <w:rPr>
+          <w:lang w:val="en_US" w:bidi="en_US"/>
+        </w:rPr>
+      </w:r>
+      <w:r>
+        <w:rPr>
+          <w:b/>
+          <w:lang w:val="en_US" w:bidi="en_US"/>
+        </w:rPr>
+        <w:t>οἱ σὺν ἐμοὶ ἀδελφοί</w:t>
       </w:r>
     </w:p>
     <w:p>
@@ -43491,6 +49686,21 @@
           <w:b/>
           <w:lang w:val="en_US" w:bidi="en_US"/>
         </w:rPr>
+        <w:t>οἱ σὺν ἐμοὶ ἀδελφοί</w:t>
+      </w:r>
+    </w:p>
+    <w:p>
+      <w:pPr/>
+      <w:r>
+        <w:rPr>
+          <w:lang w:val="en_US" w:bidi="en_US"/>
+        </w:rPr>
+      </w:r>
+      <w:r>
+        <w:rPr>
+          <w:b/>
+          <w:lang w:val="en_US" w:bidi="en_US"/>
+        </w:rPr>
         <w:t>"The brothers with me"</w:t>
       </w:r>
     </w:p>
@@ -43618,6 +49828,21 @@
           <w:b/>
           <w:lang w:val="en_US" w:bidi="en_US"/>
         </w:rPr>
+        <w:t>τῆς Καίσαρος οἰκίας</w:t>
+      </w:r>
+    </w:p>
+    <w:p>
+      <w:pPr/>
+      <w:r>
+        <w:rPr>
+          <w:lang w:val="en_US" w:bidi="en_US"/>
+        </w:rPr>
+      </w:r>
+      <w:r>
+        <w:rPr>
+          <w:b/>
+          <w:lang w:val="en_US" w:bidi="en_US"/>
+        </w:rPr>
         <w:t>"the household of Caesar"</w:t>
       </w:r>
     </w:p>
@@ -43714,6 +49939,21 @@
           <w:b/>
           <w:lang w:val="en_US" w:bidi="en_US"/>
         </w:rPr>
+        <w:t>μετὰ τοῦ πνεύματος ὑμῶν</w:t>
+      </w:r>
+    </w:p>
+    <w:p>
+      <w:pPr/>
+      <w:r>
+        <w:rPr>
+          <w:lang w:val="en_US" w:bidi="en_US"/>
+        </w:rPr>
+      </w:r>
+      <w:r>
+        <w:rPr>
+          <w:b/>
+          <w:lang w:val="en_US" w:bidi="en_US"/>
+        </w:rPr>
         <w:t>"be} with your spirit"</w:t>
       </w:r>
     </w:p>
@@ -43796,6 +50036,21 @@
         <w:rPr>
           <w:lang w:val="en_US" w:bidi="en_US"/>
         </w:rPr>
+      </w:r>
+    </w:p>
+    <w:p>
+      <w:pPr/>
+      <w:r>
+        <w:rPr>
+          <w:lang w:val="en_US" w:bidi="en_US"/>
+        </w:rPr>
+      </w:r>
+      <w:r>
+        <w:rPr>
+          <w:b/>
+          <w:lang w:val="en_US" w:bidi="en_US"/>
+        </w:rPr>
+        <w:t>ἡ χάρις τοῦ Κυρίου Ἰησοῦ Χριστοῦ μετὰ τοῦ πνεύματος ὑμῶν</w:t>
       </w:r>
     </w:p>
     <w:p>

--- a/eng/docx/50.content.docx
+++ b/eng/docx/50.content.docx
@@ -28,49 +28,15 @@
       </w:r>
     </w:p>
     <w:p>
-      <w:pPr>
-        <w:pStyle w:val="Heading2"/>
-      </w:pPr>
-      <w:r>
-        <w:rPr>
-          <w:lang w:val="en_US" w:bidi="en_US"/>
-        </w:rPr>
-        <w:t>License Information</w:t>
-      </w:r>
-      <w:r>
-        <w:rPr>
-          <w:lang w:val="en_US" w:bidi="en_US"/>
-        </w:rPr>
-      </w:r>
-    </w:p>
-    <w:p>
-      <w:pPr/>
-      <w:r>
-        <w:rPr>
-          <w:lang w:val="en_US" w:bidi="en_US"/>
-        </w:rPr>
-      </w:r>
-      <w:r>
-        <w:rPr>
-          <w:b/>
-          <w:lang w:val="en_US" w:bidi="en_US"/>
-        </w:rPr>
-        <w:t>Translation Notes (unfoldingWord)</w:t>
-      </w:r>
-      <w:r>
-        <w:rPr>
-          <w:lang w:val="en_US" w:bidi="en_US"/>
-        </w:rPr>
-        <w:t xml:space="preserve"> is based on</w:t>
-      </w:r>
-      <w:r>
-        <w:rPr>
-          <w:lang w:val="en_US" w:bidi="en_US"/>
-        </w:rPr>
-        <w:t xml:space="preserve">: </w:t>
-      </w:r>
-      <w:r>
-        <w:rPr>
+      <w:pPr/>
+      <w:r>
+        <w:rPr>
+          <w:lang w:val="en_US" w:bidi="en_US"/>
+        </w:rPr>
+      </w:r>
+      <w:r>
+        <w:rPr>
+          <w:b/>
           <w:lang w:val="en_US" w:bidi="en_US"/>
         </w:rPr>
         <w:t>unfoldingWord® Translation Notes</w:t>
@@ -79,62 +45,31 @@
         <w:rPr>
           <w:lang w:val="en_US" w:bidi="en_US"/>
         </w:rPr>
-        <w:t xml:space="preserve">, </w:t>
-      </w:r>
-      <w:hyperlink r:id="rId13">
-        <w:r>
-          <w:rPr>
-            <w:lang w:val="en_US" w:bidi="en_US"/>
-          </w:rPr>
-          <w:rPr>
-            <w:color w:val="0000EE"/>
-            <w:u w:val="single"/>
-          </w:rPr>
-          <w:t>unfoldingWord</w:t>
-        </w:r>
-      </w:hyperlink>
-      <w:r>
-        <w:rPr>
-          <w:lang w:val="en_US" w:bidi="en_US"/>
-        </w:rPr>
-        <w:t xml:space="preserve">, 2022, which is licensed under a </w:t>
-      </w:r>
-      <w:hyperlink r:id="rId14">
-        <w:r>
-          <w:rPr>
-            <w:lang w:val="en_US" w:bidi="en_US"/>
-          </w:rPr>
-          <w:rPr>
-            <w:color w:val="0000EE"/>
-            <w:u w:val="single"/>
-          </w:rPr>
-          <w:t>CC BY-SA 4.0 license</w:t>
-        </w:r>
-      </w:hyperlink>
-      <w:r>
-        <w:rPr>
-          <w:lang w:val="en_US" w:bidi="en_US"/>
-        </w:rPr>
-        <w:t>.</w:t>
-      </w:r>
-      <w:r>
-        <w:rPr>
-          <w:lang w:val="en_US" w:bidi="en_US"/>
-        </w:rPr>
-      </w:r>
-    </w:p>
-    <w:p>
-      <w:pPr/>
-      <w:r>
-        <w:rPr>
-          <w:lang w:val="en_US" w:bidi="en_US"/>
-        </w:rPr>
-      </w:r>
-      <w:r>
-        <w:rPr>
-          <w:lang w:val="en_US" w:bidi="en_US"/>
-        </w:rPr>
-        <w:t>This PDF version is provided under the same license.</w:t>
+        <w:t xml:space="preserve"> © 2022 unfoldingWord. Released under CC BY-SA 4.0 license. </w:t>
+      </w:r>
+      <w:r>
+        <w:rPr>
+          <w:lang w:val="en_US" w:bidi="en_US"/>
+        </w:rPr>
+        <w:t>unfoldingWord® Translation Notes</w:t>
+      </w:r>
+      <w:r>
+        <w:rPr>
+          <w:lang w:val="en_US" w:bidi="en_US"/>
+        </w:rPr>
+        <w:t xml:space="preserve"> has been adapted in the following languages: Tok Pisin, Arabic (عربي), French (Français), Hindi (हिंदी), Indonesian (Bahasa Indonesia), Portuguese (Português), Russian (Русский), Spanish (Español), Swahili (Kiswahili), and Simplified Chinese (简体中文) from </w:t>
+      </w:r>
+      <w:r>
+        <w:rPr>
+          <w:lang w:val="en_US" w:bidi="en_US"/>
+        </w:rPr>
+        <w:t>unfoldingWord® Translation Notes</w:t>
+      </w:r>
+      <w:r>
+        <w:rPr>
+          <w:lang w:val="en_US" w:bidi="en_US"/>
+        </w:rPr>
+        <w:t xml:space="preserve"> © 2022 unfoldingWord. Released under CC BY-SA 4.0 license by Mission Mutual</w:t>
       </w:r>
       <w:r>
         <w:rPr>
@@ -500,7 +435,7 @@
         </w:rPr>
         <w:t xml:space="preserve"> refers to the Philippian Christians and is plural in form in the original language in which Paul wrote. Throughout this letter, with one exception, the words “you” and “your” are plural and refer to the Philippian Christians. If your language uses different forms to show when “you” and “your” refer to one person and when they refer to more than one person, use the plural form that would be appropriate in your language in this occurrence and all other occurrences of “you” and “your” in this letter, except for in </w:t>
       </w:r>
-      <w:hyperlink r:id="rId15">
+      <w:hyperlink r:id="rId13">
         <w:r>
           <w:rPr>
             <w:lang w:val="en_US" w:bidi="en_US"/>
@@ -518,7 +453,7 @@
         </w:rPr>
         <w:t xml:space="preserve">. A note will discuss the one exception in </w:t>
       </w:r>
-      <w:hyperlink r:id="rId15">
+      <w:hyperlink r:id="rId13">
         <w:r>
           <w:rPr>
             <w:lang w:val="en_US" w:bidi="en_US"/>
@@ -960,7 +895,7 @@
         </w:rPr>
         <w:t xml:space="preserve"> in </w:t>
       </w:r>
-      <w:hyperlink r:id="rId16">
+      <w:hyperlink r:id="rId14">
         <w:r>
           <w:rPr>
             <w:lang w:val="en_US" w:bidi="en_US"/>
@@ -1004,7 +939,7 @@
         </w:rPr>
         <w:t xml:space="preserve"> is plural and refers to the Philippian believers, except for one use in </w:t>
       </w:r>
-      <w:hyperlink r:id="rId15">
+      <w:hyperlink r:id="rId13">
         <w:r>
           <w:rPr>
             <w:lang w:val="en_US" w:bidi="en_US"/>
@@ -1224,7 +1159,7 @@
         </w:rPr>
         <w:t xml:space="preserve"> is plural and refers to the Philippian Christians. In this letter, with one exception, the words “you” and “your” are always plural and always refer to the Philippian Christians. If your language uses different forms to show when “you” and “your” refer to one person and when they refer to more than one person, use the plural form that would be appropriate in your language in this occurrence and all other occurrences of “you” and “your” in this letter, except for in </w:t>
       </w:r>
-      <w:hyperlink r:id="rId15">
+      <w:hyperlink r:id="rId13">
         <w:r>
           <w:rPr>
             <w:lang w:val="en_US" w:bidi="en_US"/>
@@ -1242,7 +1177,7 @@
         </w:rPr>
         <w:t xml:space="preserve">. A note will discuss the one exception in </w:t>
       </w:r>
-      <w:hyperlink r:id="rId15">
+      <w:hyperlink r:id="rId13">
         <w:r>
           <w:rPr>
             <w:lang w:val="en_US" w:bidi="en_US"/>
@@ -1371,7 +1306,7 @@
         </w:rPr>
         <w:t xml:space="preserve"> refers to the Philippians’ partnering with Paul in the various things involved in spreading the gospel. This includes gifts of money that they sent to Paul (See: </w:t>
       </w:r>
-      <w:hyperlink r:id="rId17">
+      <w:hyperlink r:id="rId15">
         <w:r>
           <w:rPr>
             <w:lang w:val="en_US" w:bidi="en_US"/>
@@ -2040,7 +1975,7 @@
         </w:rPr>
         <w:t xml:space="preserve"> in </w:t>
       </w:r>
-      <w:hyperlink r:id="rId16">
+      <w:hyperlink r:id="rId14">
         <w:r>
           <w:rPr>
             <w:lang w:val="en_US" w:bidi="en_US"/>
@@ -3256,7 +3191,7 @@
         </w:rPr>
         <w:t xml:space="preserve"> in </w:t>
       </w:r>
-      <w:hyperlink r:id="rId18">
+      <w:hyperlink r:id="rId16">
         <w:r>
           <w:rPr>
             <w:lang w:val="en_US" w:bidi="en_US"/>
@@ -4997,7 +4932,7 @@
         </w:rPr>
         <w:t xml:space="preserve">. See how you translated this phrase in </w:t>
       </w:r>
-      <w:hyperlink r:id="rId19">
+      <w:hyperlink r:id="rId17">
         <w:r>
           <w:rPr>
             <w:lang w:val="en_US" w:bidi="en_US"/>
@@ -5222,7 +5157,7 @@
         </w:rPr>
         <w:t xml:space="preserve"> in the previous verse </w:t>
       </w:r>
-      <w:hyperlink r:id="rId20">
+      <w:hyperlink r:id="rId18">
         <w:r>
           <w:rPr>
             <w:lang w:val="en_US" w:bidi="en_US"/>
@@ -5651,7 +5586,7 @@
         </w:rPr>
         <w:t xml:space="preserve"> in </w:t>
       </w:r>
-      <w:hyperlink r:id="rId19">
+      <w:hyperlink r:id="rId17">
         <w:r>
           <w:rPr>
             <w:lang w:val="en_US" w:bidi="en_US"/>
@@ -5669,7 +5604,7 @@
         </w:rPr>
         <w:t xml:space="preserve"> and </w:t>
       </w:r>
-      <w:hyperlink r:id="rId21">
+      <w:hyperlink r:id="rId19">
         <w:r>
           <w:rPr>
             <w:lang w:val="en_US" w:bidi="en_US"/>
@@ -5881,7 +5816,7 @@
         </w:rPr>
         <w:t xml:space="preserve">Beginning in this verse, and extending to the end of </w:t>
       </w:r>
-      <w:hyperlink r:id="rId22">
+      <w:hyperlink r:id="rId20">
         <w:r>
           <w:rPr>
             <w:lang w:val="en_US" w:bidi="en_US"/>
@@ -5899,7 +5834,7 @@
         </w:rPr>
         <w:t xml:space="preserve">, Paul uses a poetic device called chiasm that could be confusing in some languages. You may need to reorder certain things in </w:t>
       </w:r>
-      <w:hyperlink r:id="rId23">
+      <w:hyperlink r:id="rId21">
         <w:r>
           <w:rPr>
             <w:lang w:val="en_US" w:bidi="en_US"/>
@@ -6569,7 +6504,7 @@
         </w:rPr>
         <w:t xml:space="preserve">Paul is speaking of the gospel as though it were a place or person that could be attacked. If this is confusing in your language, you can use plain language. See how you translated “defense and confirmation of the gospel” in </w:t>
       </w:r>
-      <w:hyperlink r:id="rId19">
+      <w:hyperlink r:id="rId17">
         <w:r>
           <w:rPr>
             <w:lang w:val="en_US" w:bidi="en_US"/>
@@ -6781,7 +6716,7 @@
         </w:rPr>
         <w:t xml:space="preserve">See how you translated the phrase “defense and confirmation of the gospel” in </w:t>
       </w:r>
-      <w:hyperlink r:id="rId19">
+      <w:hyperlink r:id="rId17">
         <w:r>
           <w:rPr>
             <w:lang w:val="en_US" w:bidi="en_US"/>
@@ -7079,7 +7014,7 @@
         </w:rPr>
         <w:t xml:space="preserve"> in </w:t>
       </w:r>
-      <w:hyperlink r:id="rId19">
+      <w:hyperlink r:id="rId17">
         <w:r>
           <w:rPr>
             <w:lang w:val="en_US" w:bidi="en_US"/>
@@ -7097,7 +7032,7 @@
         </w:rPr>
         <w:t xml:space="preserve"> and </w:t>
       </w:r>
-      <w:hyperlink r:id="rId21">
+      <w:hyperlink r:id="rId19">
         <w:r>
           <w:rPr>
             <w:lang w:val="en_US" w:bidi="en_US"/>
@@ -8251,7 +8186,7 @@
         </w:rPr>
         <w:t xml:space="preserve"> because it was with his earthly body that he would serve God on earth until he died, as he explains in more detail in </w:t>
       </w:r>
-      <w:hyperlink r:id="rId24">
+      <w:hyperlink r:id="rId22">
         <w:r>
           <w:rPr>
             <w:lang w:val="en_US" w:bidi="en_US"/>
@@ -9777,7 +9712,7 @@
         </w:rPr>
         <w:t xml:space="preserve"> in </w:t>
       </w:r>
-      <w:hyperlink r:id="rId25">
+      <w:hyperlink r:id="rId23">
         <w:r>
           <w:rPr>
             <w:lang w:val="en_US" w:bidi="en_US"/>
@@ -10002,7 +9937,7 @@
         </w:rPr>
         <w:t xml:space="preserve"> in </w:t>
       </w:r>
-      <w:hyperlink r:id="rId18">
+      <w:hyperlink r:id="rId16">
         <w:r>
           <w:rPr>
             <w:lang w:val="en_US" w:bidi="en_US"/>
@@ -10111,7 +10046,7 @@
         </w:rPr>
         <w:t xml:space="preserve"> refers back to </w:t>
       </w:r>
-      <w:hyperlink r:id="rId26">
+      <w:hyperlink r:id="rId24">
         <w:r>
           <w:rPr>
             <w:lang w:val="en_US" w:bidi="en_US"/>
@@ -10364,7 +10299,7 @@
         </w:rPr>
         <w:t xml:space="preserve"> in </w:t>
       </w:r>
-      <w:hyperlink r:id="rId26">
+      <w:hyperlink r:id="rId24">
         <w:r>
           <w:rPr>
             <w:lang w:val="en_US" w:bidi="en_US"/>
@@ -10576,7 +10511,7 @@
         </w:rPr>
         <w:t xml:space="preserve"> in </w:t>
       </w:r>
-      <w:hyperlink r:id="rId16">
+      <w:hyperlink r:id="rId14">
         <w:r>
           <w:rPr>
             <w:lang w:val="en_US" w:bidi="en_US"/>
@@ -10951,7 +10886,7 @@
         </w:rPr>
         <w:t xml:space="preserve"> in </w:t>
       </w:r>
-      <w:hyperlink r:id="rId18">
+      <w:hyperlink r:id="rId16">
         <w:r>
           <w:rPr>
             <w:lang w:val="en_US" w:bidi="en_US"/>
@@ -11171,7 +11106,7 @@
         </w:rPr>
         <w:t xml:space="preserve"> indicates that what follows is the purpose of what came before it. The purpose of Paul remaining alive, (</w:t>
       </w:r>
-      <w:hyperlink r:id="rId27">
+      <w:hyperlink r:id="rId25">
         <w:r>
           <w:rPr>
             <w:lang w:val="en_US" w:bidi="en_US"/>
@@ -11411,7 +11346,7 @@
         </w:rPr>
         <w:t xml:space="preserve"> describes Paul’s travel from the perspective of the Philippians. In your language, it may be more natural to describe his travel from Paul’s perspective and use a word such as “going.” Here and in verse </w:t>
       </w:r>
-      <w:hyperlink r:id="rId28">
+      <w:hyperlink r:id="rId26">
         <w:r>
           <w:rPr>
             <w:lang w:val="en_US" w:bidi="en_US"/>
@@ -11690,7 +11625,7 @@
         </w:rPr>
         <w:t xml:space="preserve"> refers to Paul traveling to where the Philippians live and visiting them. See how you translated the form of this word in the previous verse, </w:t>
       </w:r>
-      <w:hyperlink r:id="rId29">
+      <w:hyperlink r:id="rId27">
         <w:r>
           <w:rPr>
             <w:lang w:val="en_US" w:bidi="en_US"/>
@@ -16998,7 +16933,7 @@
         </w:rPr>
         <w:t xml:space="preserve"> introduces a contrast between the preceding clause in </w:t>
       </w:r>
-      <w:hyperlink r:id="rId30">
+      <w:hyperlink r:id="rId28">
         <w:r>
           <w:rPr>
             <w:lang w:val="en_US" w:bidi="en_US"/>
@@ -18639,7 +18574,7 @@
         </w:rPr>
         <w:t xml:space="preserve"> introduces the result of Jesus humbling himself, as was described in </w:t>
       </w:r>
-      <w:hyperlink r:id="rId31">
+      <w:hyperlink r:id="rId29">
         <w:r>
           <w:rPr>
             <w:lang w:val="en_US" w:bidi="en_US"/>
@@ -18970,7 +18905,7 @@
         </w:rPr>
         <w:t xml:space="preserve"> connects this verse with the preceding verse, </w:t>
       </w:r>
-      <w:hyperlink r:id="rId32">
+      <w:hyperlink r:id="rId30">
         <w:r>
           <w:rPr>
             <w:lang w:val="en_US" w:bidi="en_US"/>
@@ -18988,7 +18923,7 @@
         </w:rPr>
         <w:t xml:space="preserve"> and shows that this verse and the next verse are the result of </w:t>
       </w:r>
-      <w:hyperlink r:id="rId32">
+      <w:hyperlink r:id="rId30">
         <w:r>
           <w:rPr>
             <w:lang w:val="en_US" w:bidi="en_US"/>
@@ -19776,7 +19711,7 @@
         </w:rPr>
         <w:t xml:space="preserve"> shows that what follows it is the desired result of what preceded it in </w:t>
       </w:r>
-      <w:hyperlink r:id="rId33">
+      <w:hyperlink r:id="rId31">
         <w:r>
           <w:rPr>
             <w:lang w:val="en_US" w:bidi="en_US"/>
@@ -22200,7 +22135,7 @@
         </w:rPr>
         <w:t xml:space="preserve">, Paul introduces a reason that the Philippian believers should try to live out the things he has just told them to do in </w:t>
       </w:r>
-      <w:hyperlink r:id="rId34">
+      <w:hyperlink r:id="rId32">
         <w:r>
           <w:rPr>
             <w:lang w:val="en_US" w:bidi="en_US"/>
@@ -23073,7 +23008,7 @@
         </w:rPr>
         <w:t xml:space="preserve"> connects the idea of running and laboring for the advance of the gospel, which Paul discussed in </w:t>
       </w:r>
-      <w:hyperlink r:id="rId35">
+      <w:hyperlink r:id="rId33">
         <w:r>
           <w:rPr>
             <w:lang w:val="en_US" w:bidi="en_US"/>
@@ -23202,7 +23137,7 @@
         </w:rPr>
         <w:t xml:space="preserve"> uses imagery from the Old Testament Jewish sacrificial system. A priest would sacrifice an animal on the altar as a burnt offering to God and then pour out wine as a drink offering to God, in order to make the sacrifice complete. See </w:t>
       </w:r>
-      <w:hyperlink r:id="rId36">
+      <w:hyperlink r:id="rId34">
         <w:r>
           <w:rPr>
             <w:lang w:val="en_US" w:bidi="en_US"/>
@@ -23773,7 +23708,7 @@
         </w:rPr>
         <w:t xml:space="preserve"> is Paul’s summary of his attitude toward his hard work and suffering on behalf of the Philippians, which he described in </w:t>
       </w:r>
-      <w:hyperlink r:id="rId35">
+      <w:hyperlink r:id="rId33">
         <w:r>
           <w:rPr>
             <w:lang w:val="en_US" w:bidi="en_US"/>
@@ -23882,7 +23817,7 @@
         </w:rPr>
         <w:t xml:space="preserve"> refers to the Philippian Christians rejoicing in the same manner that Paul said he would rejoice in previous verse </w:t>
       </w:r>
-      <w:hyperlink r:id="rId37">
+      <w:hyperlink r:id="rId35">
         <w:r>
           <w:rPr>
             <w:lang w:val="en_US" w:bidi="en_US"/>
@@ -27872,7 +27807,7 @@
         </w:rPr>
         <w:t xml:space="preserve"> here to refer to anyone who is a fellow believer in Jesus. If this is not clear in your language, you could express this plainly. See how you translated this word in </w:t>
       </w:r>
-      <w:hyperlink r:id="rId20">
+      <w:hyperlink r:id="rId18">
         <w:r>
           <w:rPr>
             <w:lang w:val="en_US" w:bidi="en_US"/>
@@ -29872,7 +29807,7 @@
         </w:rPr>
         <w:t xml:space="preserve">Using a type of hypothetical situation, Paul recites his own credentials to illustrate that if observing the law could earn God’s favor, then he had more reason to boast than anyone else. His purpose is to teach the Philippian believers that they should only trust in Christ and not trust in other things to earn God’s favor. Paul explains in </w:t>
       </w:r>
-      <w:hyperlink r:id="rId38">
+      <w:hyperlink r:id="rId36">
         <w:r>
           <w:rPr>
             <w:lang w:val="en_US" w:bidi="en_US"/>
@@ -30805,7 +30740,7 @@
         </w:rPr>
         <w:t xml:space="preserve">This entire verse is Paul’s response to the seven things he listed in </w:t>
       </w:r>
-      <w:hyperlink r:id="rId39">
+      <w:hyperlink r:id="rId37">
         <w:r>
           <w:rPr>
             <w:lang w:val="en_US" w:bidi="en_US"/>
@@ -31058,7 +30993,7 @@
         </w:rPr>
         <w:t xml:space="preserve"> refers specifically to the list of seven things that Paul has just listed in </w:t>
       </w:r>
-      <w:hyperlink r:id="rId39">
+      <w:hyperlink r:id="rId37">
         <w:r>
           <w:rPr>
             <w:lang w:val="en_US" w:bidi="en_US"/>
@@ -31420,7 +31355,7 @@
         </w:rPr>
         <w:t xml:space="preserve">In this verse Paul continues the business metaphor which he began in </w:t>
       </w:r>
-      <w:hyperlink r:id="rId40">
+      <w:hyperlink r:id="rId38">
         <w:r>
           <w:rPr>
             <w:lang w:val="en_US" w:bidi="en_US"/>
@@ -31534,7 +31469,7 @@
         </w:rPr>
         <w:t xml:space="preserve"> in </w:t>
       </w:r>
-      <w:hyperlink r:id="rId40">
+      <w:hyperlink r:id="rId38">
         <w:r>
           <w:rPr>
             <w:lang w:val="en_US" w:bidi="en_US"/>
@@ -31643,7 +31578,7 @@
         </w:rPr>
         <w:t xml:space="preserve"> in </w:t>
       </w:r>
-      <w:hyperlink r:id="rId40">
+      <w:hyperlink r:id="rId38">
         <w:r>
           <w:rPr>
             <w:lang w:val="en_US" w:bidi="en_US"/>
@@ -32209,7 +32144,7 @@
         </w:rPr>
         <w:t xml:space="preserve"> earlier in this verse and in </w:t>
       </w:r>
-      <w:hyperlink r:id="rId40">
+      <w:hyperlink r:id="rId38">
         <w:r>
           <w:rPr>
             <w:lang w:val="en_US" w:bidi="en_US"/>
@@ -32323,7 +32258,7 @@
         </w:rPr>
         <w:t xml:space="preserve"> earlier in this verse and in </w:t>
       </w:r>
-      <w:hyperlink r:id="rId40">
+      <w:hyperlink r:id="rId38">
         <w:r>
           <w:rPr>
             <w:lang w:val="en_US" w:bidi="en_US"/>
@@ -32541,7 +32476,7 @@
         </w:rPr>
         <w:t xml:space="preserve"> in </w:t>
       </w:r>
-      <w:hyperlink r:id="rId40">
+      <w:hyperlink r:id="rId38">
         <w:r>
           <w:rPr>
             <w:lang w:val="en_US" w:bidi="en_US"/>
@@ -33927,7 +33862,7 @@
         </w:rPr>
         <w:t xml:space="preserve">See how you translated the word “knowledge” in </w:t>
       </w:r>
-      <w:hyperlink r:id="rId41">
+      <w:hyperlink r:id="rId39">
         <w:r>
           <w:rPr>
             <w:lang w:val="en_US" w:bidi="en_US"/>
@@ -35372,7 +35307,7 @@
         </w:rPr>
         <w:t xml:space="preserve"> in </w:t>
       </w:r>
-      <w:hyperlink r:id="rId20">
+      <w:hyperlink r:id="rId18">
         <w:r>
           <w:rPr>
             <w:lang w:val="en_US" w:bidi="en_US"/>
@@ -35390,7 +35325,7 @@
         </w:rPr>
         <w:t xml:space="preserve"> and </w:t>
       </w:r>
-      <w:hyperlink r:id="rId42">
+      <w:hyperlink r:id="rId40">
         <w:r>
           <w:rPr>
             <w:lang w:val="en_US" w:bidi="en_US"/>
@@ -35734,7 +35669,7 @@
         </w:rPr>
         <w:t xml:space="preserve">, Paul is using the imagery of a person who is in a race to win a prize. Paul portrays himself as a runner in this metaphor, and he continues using this metaphor until the end of </w:t>
       </w:r>
-      <w:hyperlink r:id="rId43">
+      <w:hyperlink r:id="rId41">
         <w:r>
           <w:rPr>
             <w:lang w:val="en_US" w:bidi="en_US"/>
@@ -36678,7 +36613,7 @@
         </w:rPr>
         <w:t xml:space="preserve"> indicates that Paul is transitioning from teaching the Philippians by using his personal experience (</w:t>
       </w:r>
-      <w:hyperlink r:id="rId44">
+      <w:hyperlink r:id="rId42">
         <w:r>
           <w:rPr>
             <w:lang w:val="en_US" w:bidi="en_US"/>
@@ -36696,7 +36631,7 @@
         </w:rPr>
         <w:t>) to exhorting them (</w:t>
       </w:r>
-      <w:hyperlink r:id="rId45">
+      <w:hyperlink r:id="rId43">
         <w:r>
           <w:rPr>
             <w:lang w:val="en_US" w:bidi="en_US"/>
@@ -37479,7 +37414,7 @@
         </w:rPr>
         <w:t xml:space="preserve"> in </w:t>
       </w:r>
-      <w:hyperlink r:id="rId20">
+      <w:hyperlink r:id="rId18">
         <w:r>
           <w:rPr>
             <w:lang w:val="en_US" w:bidi="en_US"/>
@@ -39783,7 +39718,7 @@
         </w:rPr>
         <w:t xml:space="preserve"> in </w:t>
       </w:r>
-      <w:hyperlink r:id="rId20">
+      <w:hyperlink r:id="rId18">
         <w:r>
           <w:rPr>
             <w:lang w:val="en_US" w:bidi="en_US"/>
@@ -40440,7 +40375,7 @@
         </w:rPr>
         <w:t xml:space="preserve"> could refer to: (1) what comes before it, in which case this phrase would mean, “in the way that I have just explained to you” Alternate translation: “stand firm in the Lord in the way that I have just explained to you, beloved” (2) what Paul commands the Philippian Christians to do in </w:t>
       </w:r>
-      <w:hyperlink r:id="rId46">
+      <w:hyperlink r:id="rId44">
         <w:r>
           <w:rPr>
             <w:lang w:val="en_US" w:bidi="en_US"/>
@@ -41415,7 +41350,7 @@
         </w:rPr>
         <w:t xml:space="preserve"> in </w:t>
       </w:r>
-      <w:hyperlink r:id="rId18">
+      <w:hyperlink r:id="rId16">
         <w:r>
           <w:rPr>
             <w:lang w:val="en_US" w:bidi="en_US"/>
@@ -41692,7 +41627,7 @@
         </w:rPr>
         <w:t xml:space="preserve"> in </w:t>
       </w:r>
-      <w:hyperlink r:id="rId42">
+      <w:hyperlink r:id="rId40">
         <w:r>
           <w:rPr>
             <w:lang w:val="en_US" w:bidi="en_US"/>
@@ -43977,7 +43912,7 @@
         </w:rPr>
         <w:t xml:space="preserve"> in </w:t>
       </w:r>
-      <w:hyperlink r:id="rId47">
+      <w:hyperlink r:id="rId45">
         <w:r>
           <w:rPr>
             <w:lang w:val="en_US" w:bidi="en_US"/>
@@ -44149,7 +44084,7 @@
         </w:rPr>
         <w:t xml:space="preserve"> in </w:t>
       </w:r>
-      <w:hyperlink r:id="rId20">
+      <w:hyperlink r:id="rId18">
         <w:r>
           <w:rPr>
             <w:lang w:val="en_US" w:bidi="en_US"/>
@@ -45488,7 +45423,7 @@
         </w:rPr>
         <w:t xml:space="preserve"> in </w:t>
       </w:r>
-      <w:hyperlink r:id="rId48">
+      <w:hyperlink r:id="rId46">
         <w:r>
           <w:rPr>
             <w:lang w:val="en_US" w:bidi="en_US"/>
@@ -47780,7 +47715,7 @@
         </w:rPr>
         <w:t xml:space="preserve"> in </w:t>
       </w:r>
-      <w:hyperlink r:id="rId18">
+      <w:hyperlink r:id="rId16">
         <w:r>
           <w:rPr>
             <w:lang w:val="en_US" w:bidi="en_US"/>
@@ -47798,7 +47733,7 @@
         </w:rPr>
         <w:t xml:space="preserve"> and </w:t>
       </w:r>
-      <w:hyperlink r:id="rId15">
+      <w:hyperlink r:id="rId13">
         <w:r>
           <w:rPr>
             <w:lang w:val="en_US" w:bidi="en_US"/>
@@ -48657,7 +48592,7 @@
         </w:rPr>
         <w:t xml:space="preserve"> that he needs from the Philippian believers and is therefore sufficiently supplied. Alternate translation: “I have everything I need and am content” (2) that Paul is continuing the business metaphor from </w:t>
       </w:r>
-      <w:hyperlink r:id="rId49">
+      <w:hyperlink r:id="rId47">
         <w:r>
           <w:rPr>
             <w:lang w:val="en_US" w:bidi="en_US"/>
@@ -48982,7 +48917,7 @@
         </w:rPr>
         <w:t xml:space="preserve"> is the name of a man. See how you translated his name in </w:t>
       </w:r>
-      <w:hyperlink r:id="rId50">
+      <w:hyperlink r:id="rId48">
         <w:r>
           <w:rPr>
             <w:lang w:val="en_US" w:bidi="en_US"/>
@@ -49653,7 +49588,7 @@
         </w:rPr>
         <w:t xml:space="preserve"> in </w:t>
       </w:r>
-      <w:hyperlink r:id="rId20">
+      <w:hyperlink r:id="rId18">
         <w:r>
           <w:rPr>
             <w:lang w:val="en_US" w:bidi="en_US"/>
@@ -49795,7 +49730,7 @@
         </w:rPr>
         <w:t xml:space="preserve"> in </w:t>
       </w:r>
-      <w:hyperlink r:id="rId20">
+      <w:hyperlink r:id="rId18">
         <w:r>
           <w:rPr>
             <w:lang w:val="en_US" w:bidi="en_US"/>

--- a/eng/docx/50.content.docx
+++ b/eng/docx/50.content.docx
@@ -141,13 +141,6 @@
         <w:rPr>
           <w:lang w:val="en_US" w:bidi="en_US"/>
         </w:rPr>
-      </w:r>
-      <w:r>
-        <w:rPr>
-          <w:i/>
-          <w:lang w:val="en_US" w:bidi="en_US"/>
-        </w:rPr>
-        <w:t>Philippians 1:1 (#1), Philippians 1:2 (#1), Philippians 1:2 (#2), Philippians 1:2 (#3), Philippians 1:3 (#1), Philippians 1:3 (#2), Philippians 1:3 (#3), Philippians 1:5 (#1), Philippians 1:5 (#2), Philippians 1:5 (#3), Philippians 1:5 (#4), Philippians 1:5 (#5), Philippians 1:6 (#1), Philippians 1:6 (#2), Philippians 1:6 (#3), Philippians 1:6 (#4), Philippians 1:6 (#5), Philippians 1:6 (#6), Philippians 1:7 (#1), Philippians 1:7 (#2), Philippians 1:7 (#3), Philippians 1:7 (#4), Philippians 1:7 (#5), Philippians 1:8 (#1), Philippians 1:8 (#2), Philippians 1:9 (#1), Philippians 1:9 (#2), Philippians 1:9 (#3), Philippians 1:10 (#1), Philippians 1:10 (#2), Philippians 1:10 (#3), Philippians 1:11 (#1), Philippians 1:11 (#2), Philippians 1:11 (#3), Philippians 1:11 (#4), Philippians 1:11 (#5), Philippians 1:12 (#1), Philippians 1:12 (#2), Philippians 1:12 (#3), Philippians 1:12 (#4), Philippians 1:13 (#1), Philippians 1:13 (#2), Philippians 1:13 (#3), Philippians 1:14 (#1), Philippians 1:14 (#2), Philippians 1:14 (#3), Philippians 1:14 (#4), Philippians 1:14 (#5), Philippians 1:14 (#6), Philippians 1:15 (#1), Philippians 1:15 (#2), Philippians 1:15 (#3), Philippians 1:15 (#4), Philippians 1:16 (#1), Philippians 1:16 (#2), Philippians 1:16 (#3), Philippians 1:16 (#4), Philippians 1:16 (#5), Philippians 1:17 (#1), Philippians 1:17 (#2), Philippians 1:17 (#3), Philippians 1:17 (#4), Philippians 1:18 (#1), Philippians 1:18 (#2), Philippians 1:18 (#3), Philippians 1:19 (#1), Philippians 1:19 (#2), Philippians 1:19 (#3), Philippians 1:20 (#1), Philippians 1:20 (#2), Philippians 1:20 (#3), Philippians 1:20 (#4), Philippians 1:20 (#5), Philippians 1:20 (#6), Philippians 1:21 (#1), Philippians 1:22 (#1), Philippians 1:22 (#2), Philippians 1:22 (#3), Philippians 1:23 (#1), Philippians 1:23 (#2), Philippians 1:23 (#3), Philippians 1:23 (#4), Philippians 1:23 (#5), Philippians 1:24 (#1), Philippians 1:24 (#2), Philippians 1:24 (#3), Philippians 1:25 (#1), Philippians 1:25 (#2), Philippians 1:25 (#3), Philippians 1:25 (#4), Philippians 1:25 (#5), Philippians 1:25 (#6), Philippians 1:25 (#7), Philippians 1:25 (#8), Philippians 1:25 (#9), Philippians 1:26 (#1), Philippians 1:26 (#2), Philippians 1:26 (#3), Philippians 1:26 (#4), Philippians 1:27 (#1), Philippians 1:27 (#2), Philippians 1:27 (#3), Philippians 1:27 (#4), Philippians 1:27 (#5), Philippians 1:27 (#6), Philippians 1:27 (#7), Philippians 1:28 (#1), Philippians 1:28 (#2), Philippians 1:28 (#3), Philippians 1:28 (#4), Philippians 1:28 (#5), Philippians 1:29 (#1), Philippians 1:30 (#1), Philippians 1:30 (#2), Philippians 1:30 (#3), Philippians 2:1 (#1), Philippians 2:1 (#2), Philippians 2:1 (#3), Philippians 2:1 (#4), Philippians 2:1 (#5), Philippians 2:1 (#6), Philippians 2:1 (#7), Philippians 2:1 (#8), Philippians 2:1 (#9), Philippians 2:1 (#10), Philippians 2:1 (#11), Philippians 2:1 (#12), Philippians 2:1 (#13), Philippians 2:2 (#1), Philippians 2:2 (#2), Philippians 2:2 (#3), Philippians 2:2 (#4), Philippians 2:2 (#5), Philippians 2:3 (#1), Philippians 2:3 (#2), Philippians 2:3 (#3), Philippians 2:3 (#4), Philippians 2:4 (#1), Philippians 2:4 (#2), Philippians 2:4 (#3), Philippians 2:4 (#4), Philippians 2:4 (#5), Philippians 2:5 (#1), Philippians 2:5 (#2), Philippians 2:5 (#3), Philippians 2:5 (#4), Philippians 2:6 (#1), Philippians 2:6 (#2), Philippians 2:6 (#3), Philippians 2:7 (#1), Philippians 2:7 (#2), Philippians 2:7 (#3), Philippians 2:7 (#4), Philippians 2:7 (#5), Philippians 2:7 (#6), Philippians 2:7 (#7), Philippians 2:7 (#8), Philippians 2:7 (#9), Philippians 2:8 (#1), Philippians 2:8 (#2), Philippians 2:8 (#3), Philippians 2:8 (#4), Philippians 2:8 (#5), Philippians 2:9 (#1), Philippians 2:9 (#2), Philippians 2:9 (#3), Philippians 2:10 (#1), Philippians 2:10 (#2), Philippians 2:10 (#3), Philippians 2:10 (#4), Philippians 2:11 (#1), Philippians 2:11 (#2), Philippians 2:11 (#3), Philippians 2:12 (#1), Philippians 2:12 (#2), Philippians 2:12 (#3), Philippians 2:12 (#4), Philippians 2:12 (#5), Philippians 2:12 (#6), Philippians 2:13 (#1), Philippians 2:13 (#2), Philippians 2:13 (#3), Philippians 2:14 (#1), Philippians 2:15 (#1), Philippians 2:15 (#2), Philippians 2:15 (#3), Philippians 2:15 (#4), Philippians 2:15 (#5), Philippians 2:15 (#6), Philippians 2:16 (#1), Philippians 2:16 (#2), Philippians 2:16 (#3), Philippians 2:16 (#4), Philippians 2:16 (#5), Philippians 2:16 (#6), Philippians 2:16 (#7), Philippians 2:16 (#8), Philippians 2:16 (#9), Philippians 2:16 (#10), Philippians 2:16 (#11), Philippians 2:16 (#12), Philippians 2:16 (#13), Philippians 2:16 (#14), Philippians 2:17 (#1), Philippians 2:17 (#2), Philippians 2:17 (#3), Philippians 2:17 (#4), Philippians 2:17 (#5), Philippians 2:17 (#6), Philippians 2:17 (#7), Philippians 2:18 (#1), Philippians 2:18 (#2), Philippians 2:19 (#1), Philippians 2:20 (#1), Philippians 2:21 (#1), Philippians 2:22 (#1), Philippians 2:22 (#2), Philippians 2:22 (#3), Philippians 2:24 (#1), Philippians 2:24 (#2), Philippians 2:24 (#3), Philippians 2:25 (#1), Philippians 2:25 (#2), Philippians 2:25 (#3), Philippians 2:25 (#4), Philippians 2:26 (#1), Philippians 2:26 (#2), Philippians 2:27 (#1), Philippians 2:27 (#2), Philippians 2:27 (#3), Philippians 2:27 (#4), Philippians 2:27 (#5), Philippians 2:28 (#1), Philippians 2:28 (#2), Philippians 2:29 (#1), Philippians 2:29 (#2), Philippians 2:29 (#3), Philippians 2:29 (#4), Philippians 2:30 (#1), Philippians 2:30 (#2), Philippians 2:30 (#3), Philippians 2:30 (#4), Philippians 2:30 (#5), Philippians 2:30 (#6), Philippians 2:30 (#7), Philippians 3:1 (#1), Philippians 3:1 (#2), Philippians 3:1 (#3), Philippians 3:1 (#4), Philippians 3:2 (#1), Philippians 3:2 (#2), Philippians 3:2 (#3), Philippians 3:2 (#4), Philippians 3:2 (#5), Philippians 3:2 (#6), Philippians 3:2 (#7), Philippians 3:3 (#1), Philippians 3:3 (#2), Philippians 3:3 (#3), Philippians 3:3 (#4), Philippians 3:3 (#5), Philippians 3:3 (#6), Philippians 3:4 (#1), Philippians 3:5 (#1), Philippians 3:5 (#2), Philippians 3:5 (#3), Philippians 3:5 (#4), Philippians 3:6 (#1), Philippians 3:6 (#2), Philippians 3:6 (#3), Philippians 3:6 (#4), Philippians 3:7 (#1), Philippians 3:7 (#2), Philippians 3:7 (#3), Philippians 3:7 (#4), Philippians 3:7 (#5), Philippians 3:8 (#1), Philippians 3:8 (#2), Philippians 3:8 (#3), Philippians 3:8 (#4), Philippians 3:8 (#5), Philippians 3:8 (#6), Philippians 3:8 (#7), Philippians 3:8 (#8), Philippians 3:8 (#9), Philippians 3:8 (#10), Philippians 3:8 (#11), Philippians 3:8 (#12), Philippians 3:9 (#1), Philippians 3:9 (#2), Philippians 3:9 (#3), Philippians 3:9 (#4), Philippians 3:9 (#5), Philippians 3:9 (#6), Philippians 3:9 (#7), Philippians 3:10 (#1), Philippians 3:10 (#2), Philippians 3:10 (#3), Philippians 3:10 (#4), Philippians 3:10 (#5), Philippians 3:10 (#6), Philippians 3:10 (#7), Philippians 3:10 (#8), Philippians 3:10 (#9), Philippians 3:10 (#10), Philippians 3:11 (#1), Philippians 3:12 (#1), Philippians 3:12 (#2), Philippians 3:12 (#3), Philippians 3:12 (#4), Philippians 3:12 (#5), Philippians 3:13 (#1), Philippians 3:13 (#2), Philippians 3:13 (#3), Philippians 3:13 (#4), Philippians 3:14 (#1), Philippians 3:14 (#2), Philippians 3:14 (#3), Philippians 3:14 (#4), Philippians 3:14 (#5), Philippians 3:14 (#6), Philippians 3:15 (#1), Philippians 3:15 (#2), Philippians 3:15 (#3), Philippians 3:15 (#4), Philippians 3:16 (#1), Philippians 3:16 (#2), Philippians 3:17 (#1), Philippians 3:17 (#2), Philippians 3:17 (#3), Philippians 3:17 (#4), Philippians 3:17 (#5), Philippians 3:18 (#1), Philippians 3:18 (#2), Philippians 3:18 (#3), Philippians 3:18 (#4), Philippians 3:19 (#1), Philippians 3:19 (#2), Philippians 3:19 (#3), Philippians 3:19 (#4), Philippians 3:19 (#5), Philippians 3:19 (#6), Philippians 3:19 (#7), Philippians 3:19 (#8), Philippians 3:20 (#1), Philippians 3:20 (#2), Philippians 3:21 (#1), Philippians 3:21 (#2), Philippians 4:1 (#1), Philippians 4:1 (#2), Philippians 4:1 (#3), Philippians 4:1 (#4), Philippians 4:1 (#5), Philippians 4:1 (#6), Philippians 4:1 (#7), Philippians 4:1 (#8), Philippians 4:1 (#9), Philippians 4:1 (#10), Philippians 4:1 (#11), Philippians 4:2 (#1), Philippians 4:3 (#1), Philippians 4:3 (#2), Philippians 4:3 (#3), Philippians 4:3 (#4), Philippians 4:3 (#5), Philippians 4:3 (#6), Philippians 4:3 (#7), Philippians 4:4 (#1), Philippians 4:4 (#2), Philippians 4:5 (#1), Philippians 4:5 (#2), Philippians 4:5 (#3), Philippians 4:6 (#1), Philippians 4:6 (#2), Philippians 4:6 (#3), Philippians 4:6 (#4), Philippians 4:6 (#5), Philippians 4:6 (#6), Philippians 4:6 (#7), Philippians 4:6 (#8), Philippians 4:6 (#9), Philippians 4:7 (#1), Philippians 4:7 (#2), Philippians 4:7 (#3), Philippians 4:7 (#4), Philippians 4:7 (#5), Philippians 4:7 (#6), Philippians 4:7 (#7), Philippians 4:8 (#1), Philippians 4:8 (#2), Philippians 4:8 (#3), Philippians 4:8 (#4), Philippians 4:8 (#5), Philippians 4:8 (#6), Philippians 4:8 (#7), Philippians 4:8 (#8), Philippians 4:9 (#1), Philippians 4:9 (#2), Philippians 4:9 (#3), Philippians 4:9 (#4), Philippians 4:9 (#5), Philippians 4:9 (#6), Philippians 4:9 (#7), Philippians 4:10 (#1), Philippians 4:10 (#2), Philippians 4:10 (#3), Philippians 4:10 (#4), Philippians 4:11 (#1), Philippians 4:11 (#2), Philippians 4:11 (#3), Philippians 4:12 (#1), Philippians 4:12 (#2), Philippians 4:12 (#3), Philippians 4:12 (#4), Philippians 4:12 (#5), Philippians 4:12 (#6), Philippians 4:12 (#7), Philippians 4:12 (#8), Philippians 4:12 (#9), Philippians 4:13 (#1), Philippians 4:13 (#2), Philippians 4:14 (#1), Philippians 4:14 (#2), Philippians 4:14 (#3), Philippians 4:15 (#1), Philippians 4:15 (#2), Philippians 4:15 (#3), Philippians 4:15 (#4), Philippians 4:15 (#5), Philippians 4:16 (#1), Philippians 4:16 (#2), Philippians 4:16 (#3), Philippians 4:17 (#1), Philippians 4:18 (#1), Philippians 4:18 (#2), Philippians 4:18 (#3), Philippians 4:18 (#4), Philippians 4:18 (#5), Philippians 4:19 (#1), Philippians 4:19 (#2), Philippians 4:20 (#1), Philippians 4:21 (#1), Philippians 4:21 (#2), Philippians 4:21 (#3), Philippians 4:22 (#1), Philippians 4:23 (#1), Philippians 4:23 (#2)</w:t>
       </w:r>
       <w:r>
         <w:rPr>

--- a/eng/docx/50.content.docx
+++ b/eng/docx/50.content.docx
@@ -128,19 +128,6 @@
           <w:lang w:val="en_US" w:bidi="en_US"/>
         </w:rPr>
         <w:t>PHP</w:t>
-      </w:r>
-      <w:r>
-        <w:rPr>
-          <w:lang w:val="en_US" w:bidi="en_US"/>
-        </w:rPr>
-      </w:r>
-    </w:p>
-    <w:p>
-      <w:pPr/>
-      <w:r>
-        <w:rPr>
-          <w:lang w:val="en_US" w:bidi="en_US"/>
-        </w:rPr>
       </w:r>
       <w:r>
         <w:rPr>

--- a/eng/docx/50.content.docx
+++ b/eng/docx/50.content.docx
@@ -19,7 +19,7 @@
         <w:rPr>
           <w:lang w:val="en_US" w:bidi="en_US"/>
         </w:rPr>
-        <w:t>Resource: Translation Notes (unfoldingWord)</w:t>
+        <w:t>Resource: unfoldingWord® Translation Notes</w:t>
       </w:r>
       <w:r>
         <w:rPr>
@@ -90,7 +90,7 @@
         <w:rPr>
           <w:lang w:val="en_US" w:bidi="en_US"/>
         </w:rPr>
-        <w:t>Translation Notes (unfoldingWord)</w:t>
+        <w:t>unfoldingWord® Translation Notes</w:t>
       </w:r>
     </w:p>
     <w:p>

--- a/eng/docx/50.content.docx
+++ b/eng/docx/50.content.docx
@@ -2431,7 +2431,7 @@
           <w:b/>
           <w:lang w:val="en_US" w:bidi="en_US"/>
         </w:rPr>
-        <w:t>χάριτος</w:t>
+        <w:t>τῆς χάριτος</w:t>
       </w:r>
     </w:p>
     <w:p>
@@ -2555,7 +2555,7 @@
           <w:b/>
           <w:lang w:val="en_US" w:bidi="en_US"/>
         </w:rPr>
-        <w:t>δεσμοῖς μου</w:t>
+        <w:t>τοῖς δεσμοῖς μου</w:t>
       </w:r>
     </w:p>
     <w:p>
@@ -4868,7 +4868,7 @@
           <w:b/>
           <w:lang w:val="en_US" w:bidi="en_US"/>
         </w:rPr>
-        <w:t>δεσμούς μου</w:t>
+        <w:t>τοὺς δεσμούς μου</w:t>
       </w:r>
     </w:p>
     <w:p>
@@ -5522,7 +5522,7 @@
           <w:b/>
           <w:lang w:val="en_US" w:bidi="en_US"/>
         </w:rPr>
-        <w:t>δεσμοῖς μου</w:t>
+        <w:t>τοῖς δεσμοῖς μου</w:t>
       </w:r>
     </w:p>
     <w:p>
@@ -7861,7 +7861,7 @@
           <w:b/>
           <w:lang w:val="en_US" w:bidi="en_US"/>
         </w:rPr>
-        <w:t>ἀποκαραδοκίαν καὶ ἐλπίδα</w:t>
+        <w:t>τὴν ἀποκαραδοκίαν καὶ ἐλπίδα</w:t>
       </w:r>
     </w:p>
     <w:p>
@@ -9511,7 +9511,7 @@
           <w:b/>
           <w:lang w:val="en_US" w:bidi="en_US"/>
         </w:rPr>
-        <w:t>ἀναλῦσαι</w:t>
+        <w:t>εἰς τὸ ἀναλῦσαι</w:t>
       </w:r>
     </w:p>
     <w:p>
@@ -11171,7 +11171,7 @@
           <w:b/>
           <w:lang w:val="en_US" w:bidi="en_US"/>
         </w:rPr>
-        <w:t>καύχημα &amp; ἐν</w:t>
+        <w:t>τὸ καύχημα &amp; ἐν</w:t>
       </w:r>
     </w:p>
     <w:p>
@@ -11282,7 +11282,7 @@
           <w:b/>
           <w:lang w:val="en_US" w:bidi="en_US"/>
         </w:rPr>
-        <w:t>παρουσίας</w:t>
+        <w:t>τῆς &amp; παρουσίας</w:t>
       </w:r>
     </w:p>
     <w:p>
@@ -12943,7 +12943,7 @@
           <w:b/>
           <w:lang w:val="en_US" w:bidi="en_US"/>
         </w:rPr>
-        <w:t>ὑμῖν ἐχαρίσθη τὸ</w:t>
+        <w:t>ὑμῖν ἐχαρίσθη</w:t>
       </w:r>
     </w:p>
     <w:p>
@@ -22389,7 +22389,7 @@
           <w:b/>
           <w:lang w:val="en_US" w:bidi="en_US"/>
         </w:rPr>
-        <w:t>εἰς ἡμέραν Χριστοῦ,</w:t>
+        <w:t>εἰς ἡμέραν Χριστοῦ</w:t>
       </w:r>
     </w:p>
     <w:p>
@@ -24730,7 +24730,7 @@
           <w:b/>
           <w:lang w:val="en_US" w:bidi="en_US"/>
         </w:rPr>
-        <w:t>ὅτι καὶ αὐτὸς ταχέως ἐλεύσομαι.</w:t>
+        <w:t>ὅτι καὶ αὐτὸς ταχέως ἐλεύσομαι</w:t>
       </w:r>
     </w:p>
     <w:p>
@@ -25057,7 +25057,7 @@
           <w:b/>
           <w:lang w:val="en_US" w:bidi="en_US"/>
         </w:rPr>
-        <w:t>ἀδελφὸν &amp; μου</w:t>
+        <w:t>τὸν ἀδελφὸν &amp; μου</w:t>
       </w:r>
     </w:p>
     <w:p>
@@ -29756,7 +29756,7 @@
           <w:b/>
           <w:lang w:val="en_US" w:bidi="en_US"/>
         </w:rPr>
-        <w:t>ἐγὼ ἔχων πεποίθησιν καὶ ἐν σαρκί εἴ τις δοκεῖ ἄλλος πεποιθέναι ἐν σαρκί, ἐγὼ μᾶλλον</w:t>
+        <w:t>ἐγὼ ἔχων πεποίθησιν καὶ ἐν σαρκί. εἴ τις δοκεῖ ἄλλος πεποιθέναι ἐν σαρκί, ἐγὼ μᾶλλον</w:t>
       </w:r>
     </w:p>
     <w:p>
@@ -35605,7 +35605,7 @@
           <w:b/>
           <w:lang w:val="en_US" w:bidi="en_US"/>
         </w:rPr>
-        <w:t>τὰ μὲν ὀπίσω ἐπιλανθανόμενος, τοῖς δὲ ἔμπροσθεν ἐπεκτεινόμενος</w:t>
+        <w:t>τὰ &amp; ὀπίσω ἐπιλανθανόμενος, τοῖς δὲ ἔμπροσθεν ἐπεκτεινόμενος</w:t>
       </w:r>
     </w:p>
     <w:p>
@@ -39199,7 +39199,7 @@
           <w:b/>
           <w:lang w:val="en_US" w:bidi="en_US"/>
         </w:rPr>
-        <w:t>πολίτευμα</w:t>
+        <w:t>τὸ πολίτευμα</w:t>
       </w:r>
     </w:p>
     <w:p>
@@ -39323,7 +39323,7 @@
           <w:b/>
           <w:lang w:val="en_US" w:bidi="en_US"/>
         </w:rPr>
-        <w:t>σώματι τῆς δόξης αὐτοῦ</w:t>
+        <w:t>τῷ σώματι τῆς δόξης αὐτοῦ</w:t>
       </w:r>
     </w:p>
     <w:p>
@@ -41672,7 +41672,7 @@
           <w:b/>
           <w:lang w:val="en_US" w:bidi="en_US"/>
         </w:rPr>
-        <w:t>χαίρετε ἐν Κυρίῳ πάντοτε, πάλιν ἐρῶ, χαίρετε!</w:t>
+        <w:t>χαίρετε ἐν Κυρίῳ πάντοτε, πάλιν ἐρῶ, χαίρετε</w:t>
       </w:r>
     </w:p>
     <w:p>
@@ -43400,7 +43400,7 @@
           <w:b/>
           <w:lang w:val="en_US" w:bidi="en_US"/>
         </w:rPr>
-        <w:t>Θεοῦ ἡ ὑπερέχουσα πάντα νοῦν</w:t>
+        <w:t>τοῦ Θεοῦ ἡ ὑπερέχουσα πάντα νοῦν</w:t>
       </w:r>
     </w:p>
     <w:p>
@@ -45468,21 +45468,6 @@
           <w:b/>
           <w:lang w:val="en_US" w:bidi="en_US"/>
         </w:rPr>
-        <w:t>ὅτι ἤδη ποτὲ ἀνεθάλετε τὸ ὑπὲρ ἐμοῦ φρονεῖν</w:t>
-      </w:r>
-    </w:p>
-    <w:p>
-      <w:pPr/>
-      <w:r>
-        <w:rPr>
-          <w:lang w:val="en_US" w:bidi="en_US"/>
-        </w:rPr>
-      </w:r>
-      <w:r>
-        <w:rPr>
-          <w:b/>
-          <w:lang w:val="en_US" w:bidi="en_US"/>
-        </w:rPr>
         <w:t>"because now at last you renewed your concern on my behalf"</w:t>
       </w:r>
     </w:p>
@@ -45532,21 +45517,6 @@
         <w:rPr>
           <w:lang w:val="en_US" w:bidi="en_US"/>
         </w:rPr>
-      </w:r>
-    </w:p>
-    <w:p>
-      <w:pPr/>
-      <w:r>
-        <w:rPr>
-          <w:lang w:val="en_US" w:bidi="en_US"/>
-        </w:rPr>
-      </w:r>
-      <w:r>
-        <w:rPr>
-          <w:b/>
-          <w:lang w:val="en_US" w:bidi="en_US"/>
-        </w:rPr>
-        <w:t>ἐφ’ ᾧ καὶ ἐφρονεῖτε</w:t>
       </w:r>
     </w:p>
     <w:p>
